--- a/docs/artifacts/spec-documents/08-system-verification-report.docx
+++ b/docs/artifacts/spec-documents/08-system-verification-report.docx
@@ -23,7 +23,7 @@
         <w:pStyle w:val="Date"/>
       </w:pPr>
       <w:r>
-        <w:t xml:space="preserve">2026-09-12</w:t>
+        <w:t xml:space="preserve">2026-09-13</w:t>
       </w:r>
     </w:p>
     <w:sdt>
@@ -52,7 +52,7 @@
         </w:p>
       </w:sdtContent>
     </w:sdt>
-    <w:bookmarkStart w:id="27" w:name="foxbms-2-system-verification-report"/>
+    <w:bookmarkStart w:id="31" w:name="foxbms-2-system-verification-report"/>
     <w:p>
       <w:pPr>
         <w:pStyle w:val="Heading1"/>
@@ -316,7 +316,7 @@
               <w:jc w:val="left"/>
             </w:pPr>
             <w:r>
-              <w:t xml:space="preserve">2026-09-12T01:01:53Z</w:t>
+              <w:t xml:space="preserve">2026-09-13T02:20:37Z</w:t>
             </w:r>
           </w:p>
         </w:tc>
@@ -336,20 +336,474 @@
         <w:pStyle w:val="FirstParagraph"/>
       </w:pPr>
       <w:r>
-        <w:t xml:space="preserve">System-level verification: test specification, test cases, and execution reports from TMS/EXE artifacts, with outcome, execution_kind, environment, evidence refs.</w:t>
+        <w:t xml:space="preserve">System-level verification: (1) reverse-engineered system verification evidence — CI test levels, diagnosis reaction verification, measurement validation; (2) test specification, cases and execution reports from corpus TMS/EXE artifacts. Missing evidence is blocked, not fabricated.</w:t>
       </w:r>
     </w:p>
     <w:bookmarkEnd w:id="20"/>
-    <w:bookmarkStart w:id="23" w:name="test-specification"/>
+    <w:bookmarkStart w:id="24" w:name="Xaa2acccf6f9834528f7df0c8ccb0adc7b5d7aa3"/>
     <w:p>
       <w:pPr>
         <w:pStyle w:val="Heading2"/>
       </w:pPr>
       <w:r>
+        <w:t xml:space="preserve">Reverse-Engineered System Verification Evidence</w:t>
+      </w:r>
+    </w:p>
+    <w:bookmarkStart w:id="21" w:name="test-levels-in-the-repository"/>
+    <w:p>
+      <w:pPr>
+        <w:pStyle w:val="Heading3"/>
+      </w:pPr>
+      <w:r>
+        <w:t xml:space="preserve">Test Levels in the Repository</w:t>
+      </w:r>
+    </w:p>
+    <w:tbl>
+      <w:tblPr>
+        <w:tblStyle w:val="Table"/>
+        <w:tblW w:type="pct" w:w="5000"/>
+        <w:jc w:val="left"/>
+        <w:tblLayout w:type="fixed"/>
+        <w:tblLook w:firstRow="1" w:lastRow="0" w:firstColumn="0" w:lastColumn="0" w:noHBand="0" w:noVBand="0" w:val="0020"/>
+      </w:tblPr>
+      <w:tblGrid>
+        <w:gridCol w:w="2640"/>
+        <w:gridCol w:w="2640"/>
+        <w:gridCol w:w="2640"/>
+      </w:tblGrid>
+      <w:tr>
+        <w:trPr>
+          <w:tblHeader w:val="on"/>
+        </w:trPr>
+        <w:tc>
+          <w:tcPr/>
+          <w:p>
+            <w:pPr>
+              <w:pStyle w:val="Compact"/>
+              <w:jc w:val="left"/>
+            </w:pPr>
+            <w:r>
+              <w:t xml:space="preserve">Level</w:t>
+            </w:r>
+          </w:p>
+        </w:tc>
+        <w:tc>
+          <w:tcPr/>
+          <w:p>
+            <w:pPr>
+              <w:pStyle w:val="Compact"/>
+              <w:jc w:val="left"/>
+            </w:pPr>
+            <w:r>
+              <w:t xml:space="preserve">Scope</w:t>
+            </w:r>
+          </w:p>
+        </w:tc>
+        <w:tc>
+          <w:tcPr/>
+          <w:p>
+            <w:pPr>
+              <w:pStyle w:val="Compact"/>
+              <w:jc w:val="left"/>
+            </w:pPr>
+            <w:r>
+              <w:t xml:space="preserve">Evidence</w:t>
+            </w:r>
+          </w:p>
+        </w:tc>
+      </w:tr>
+      <w:tr>
+        <w:tc>
+          <w:tcPr/>
+          <w:p>
+            <w:pPr>
+              <w:pStyle w:val="Compact"/>
+              <w:jc w:val="left"/>
+            </w:pPr>
+            <w:r>
+              <w:t xml:space="preserve">Unit (host)</w:t>
+            </w:r>
+          </w:p>
+        </w:tc>
+        <w:tc>
+          <w:tcPr/>
+          <w:p>
+            <w:pPr>
+              <w:pStyle w:val="Compact"/>
+              <w:jc w:val="left"/>
+            </w:pPr>
+            <w:r>
+              <w:t xml:space="preserve">all</w:t>
+            </w:r>
+            <w:r>
+              <w:t xml:space="preserve"> </w:t>
+            </w:r>
+            <w:r>
+              <w:rPr>
+                <w:rStyle w:val="VerbatimChar"/>
+              </w:rPr>
+              <w:t xml:space="preserve">src/app</w:t>
+            </w:r>
+            <w:r>
+              <w:t xml:space="preserve"> </w:t>
+            </w:r>
+            <w:r>
+              <w:t xml:space="preserve">modules</w:t>
+            </w:r>
+          </w:p>
+        </w:tc>
+        <w:tc>
+          <w:tcPr/>
+          <w:p>
+            <w:pPr>
+              <w:pStyle w:val="Compact"/>
+              <w:jc w:val="left"/>
+            </w:pPr>
+            <w:r>
+              <w:t xml:space="preserve">313 C test files in</w:t>
+            </w:r>
+            <w:r>
+              <w:t xml:space="preserve"> </w:t>
+            </w:r>
+            <w:r>
+              <w:rPr>
+                <w:rStyle w:val="VerbatimChar"/>
+              </w:rPr>
+              <w:t xml:space="preserve">tests/unit/app/**</w:t>
+            </w:r>
+            <w:r>
+              <w:t xml:space="preserve">, Ceedling/Unity, executed in CI for every revision (</w:t>
+            </w:r>
+            <w:r>
+              <w:rPr>
+                <w:rStyle w:val="VerbatimChar"/>
+              </w:rPr>
+              <w:t xml:space="preserve">docs/developer-manual/software/software-verification.rst</w:t>
+            </w:r>
+            <w:r>
+              <w:t xml:space="preserve">)</w:t>
+            </w:r>
+          </w:p>
+        </w:tc>
+      </w:tr>
+      <w:tr>
+        <w:tc>
+          <w:tcPr/>
+          <w:p>
+            <w:pPr>
+              <w:pStyle w:val="Compact"/>
+              <w:jc w:val="left"/>
+            </w:pPr>
+            <w:r>
+              <w:t xml:space="preserve">Static checks</w:t>
+            </w:r>
+          </w:p>
+        </w:tc>
+        <w:tc>
+          <w:tcPr/>
+          <w:p>
+            <w:pPr>
+              <w:pStyle w:val="Compact"/>
+              <w:jc w:val="left"/>
+            </w:pPr>
+            <w:r>
+              <w:t xml:space="preserve">whole repo</w:t>
+            </w:r>
+          </w:p>
+        </w:tc>
+        <w:tc>
+          <w:tcPr/>
+          <w:p>
+            <w:pPr>
+              <w:pStyle w:val="Compact"/>
+              <w:jc w:val="left"/>
+            </w:pPr>
+            <w:r>
+              <w:t xml:space="preserve">C standard conformance tests (</w:t>
+            </w:r>
+            <w:r>
+              <w:rPr>
+                <w:rStyle w:val="VerbatimChar"/>
+              </w:rPr>
+              <w:t xml:space="preserve">tests/c-std</w:t>
+            </w:r>
+            <w:r>
+              <w:t xml:space="preserve">), CLI tests (</w:t>
+            </w:r>
+            <w:r>
+              <w:rPr>
+                <w:rStyle w:val="VerbatimChar"/>
+              </w:rPr>
+              <w:t xml:space="preserve">tests/cli</w:t>
+            </w:r>
+            <w:r>
+              <w:t xml:space="preserve">), DBC validity checks (</w:t>
+            </w:r>
+            <w:r>
+              <w:rPr>
+                <w:rStyle w:val="VerbatimChar"/>
+              </w:rPr>
+              <w:t xml:space="preserve">tests/dbc</w:t>
+            </w:r>
+            <w:r>
+              <w:t xml:space="preserve">), OS-include hygiene (</w:t>
+            </w:r>
+            <w:r>
+              <w:rPr>
+                <w:rStyle w:val="VerbatimChar"/>
+              </w:rPr>
+              <w:t xml:space="preserve">tests/os-information</w:t>
+            </w:r>
+            <w:r>
+              <w:t xml:space="preserve">)</w:t>
+            </w:r>
+          </w:p>
+        </w:tc>
+      </w:tr>
+      <w:tr>
+        <w:tc>
+          <w:tcPr/>
+          <w:p>
+            <w:pPr>
+              <w:pStyle w:val="Compact"/>
+              <w:jc w:val="left"/>
+            </w:pPr>
+            <w:r>
+              <w:t xml:space="preserve">HIL</w:t>
+            </w:r>
+          </w:p>
+        </w:tc>
+        <w:tc>
+          <w:tcPr/>
+          <w:p>
+            <w:pPr>
+              <w:pStyle w:val="Compact"/>
+              <w:jc w:val="left"/>
+            </w:pPr>
+            <w:r>
+              <w:t xml:space="preserve">linked program on target</w:t>
+            </w:r>
+          </w:p>
+        </w:tc>
+        <w:tc>
+          <w:tcPr/>
+          <w:p>
+            <w:pPr>
+              <w:pStyle w:val="Compact"/>
+              <w:jc w:val="left"/>
+            </w:pPr>
+            <w:r>
+              <w:t xml:space="preserve">Test setup</w:t>
+            </w:r>
+            <w:r>
+              <w:t xml:space="preserve"> </w:t>
+            </w:r>
+            <w:r>
+              <w:rPr>
+                <w:b/>
+                <w:bCs/>
+              </w:rPr>
+              <w:t xml:space="preserve">not published</w:t>
+            </w:r>
+            <w:r>
+              <w:t xml:space="preserve"> </w:t>
+            </w:r>
+            <w:r>
+              <w:t xml:space="preserve">in this repository (</w:t>
+            </w:r>
+            <w:r>
+              <w:rPr>
+                <w:rStyle w:val="VerbatimChar"/>
+              </w:rPr>
+              <w:t xml:space="preserve">tests/hil</w:t>
+            </w:r>
+            <w:r>
+              <w:t xml:space="preserve"> </w:t>
+            </w:r>
+            <w:r>
+              <w:t xml:space="preserve">placeholder,</w:t>
+            </w:r>
+            <w:r>
+              <w:t xml:space="preserve"> </w:t>
+            </w:r>
+            <w:r>
+              <w:rPr>
+                <w:rStyle w:val="VerbatimChar"/>
+              </w:rPr>
+              <w:t xml:space="preserve">docs/developer-manual/software/software-testing.rst</w:t>
+            </w:r>
+            <w:r>
+              <w:t xml:space="preserve">)</w:t>
+            </w:r>
+          </w:p>
+        </w:tc>
+      </w:tr>
+    </w:tbl>
+    <w:p>
+      <w:pPr>
+        <w:pStyle w:val="BodyText"/>
+      </w:pPr>
+      <w:r>
+        <w:t xml:space="preserve">Policy: unit and HIL coverage reports</w:t>
+      </w:r>
+      <w:r>
+        <w:t xml:space="preserve"> </w:t>
+      </w:r>
+      <w:r>
+        <w:rPr>
+          <w:b/>
+          <w:bCs/>
+        </w:rPr>
+        <w:t xml:space="preserve">MUST</w:t>
+      </w:r>
+      <w:r>
+        <w:t xml:space="preserve"> </w:t>
+      </w:r>
+      <w:r>
+        <w:t xml:space="preserve">show 100% line and branch coverage (software testing doc). Failing tests reject the feature branch in CI.</w:t>
+      </w:r>
+    </w:p>
+    <w:bookmarkEnd w:id="21"/>
+    <w:bookmarkStart w:id="22" w:name="diagnosis-reaction-verification-built-in"/>
+    <w:p>
+      <w:pPr>
+        <w:pStyle w:val="Heading3"/>
+      </w:pPr>
+      <w:r>
+        <w:t xml:space="preserve">Diagnosis Reaction Verification (built-in)</w:t>
+      </w:r>
+    </w:p>
+    <w:p>
+      <w:pPr>
+        <w:pStyle w:val="FirstParagraph"/>
+      </w:pPr>
+      <w:r>
+        <w:t xml:space="preserve">Every diagnosis entry is verifiable through the built-in reaction chain:</w:t>
+      </w:r>
+      <w:r>
+        <w:t xml:space="preserve"> </w:t>
+      </w:r>
+      <w:r>
+        <w:rPr>
+          <w:rStyle w:val="VerbatimChar"/>
+        </w:rPr>
+        <w:t xml:space="preserve">DIAG_*</w:t>
+      </w:r>
+      <w:r>
+        <w:t xml:space="preserve"> </w:t>
+      </w:r>
+      <w:r>
+        <w:t xml:space="preserve">event → severity evaluation (</w:t>
+      </w:r>
+      <w:r>
+        <w:rPr>
+          <w:rStyle w:val="VerbatimChar"/>
+        </w:rPr>
+        <w:t xml:space="preserve">DIAG_UpdateFlags</w:t>
+      </w:r>
+      <w:r>
+        <w:t xml:space="preserve">, 1 ms) → BMS FSM</w:t>
+      </w:r>
+      <w:r>
+        <w:t xml:space="preserve"> </w:t>
+      </w:r>
+      <w:r>
+        <w:rPr>
+          <w:rStyle w:val="VerbatimChar"/>
+        </w:rPr>
+        <w:t xml:space="preserve">BMS_FSM_STATE_ERROR</w:t>
+      </w:r>
+      <w:r>
+        <w:t xml:space="preserve"> </w:t>
+      </w:r>
+      <w:r>
+        <w:t xml:space="preserve">→ contactor open. Unit tests cover the diagnosis engine (22 test files in</w:t>
+      </w:r>
+      <w:r>
+        <w:t xml:space="preserve"> </w:t>
+      </w:r>
+      <w:r>
+        <w:rPr>
+          <w:rStyle w:val="VerbatimChar"/>
+        </w:rPr>
+        <w:t xml:space="preserve">tests/unit/app/engine/diag/</w:t>
+      </w:r>
+      <w:r>
+        <w:t xml:space="preserve">) and the SOA limit evaluation (</w:t>
+      </w:r>
+      <w:r>
+        <w:rPr>
+          <w:rStyle w:val="VerbatimChar"/>
+        </w:rPr>
+        <w:t xml:space="preserve">tests/unit/app/application/soa/</w:t>
+      </w:r>
+      <w:r>
+        <w:t xml:space="preserve">,</w:t>
+      </w:r>
+      <w:r>
+        <w:t xml:space="preserve"> </w:t>
+      </w:r>
+      <w:r>
+        <w:rPr>
+          <w:rStyle w:val="VerbatimChar"/>
+        </w:rPr>
+        <w:t xml:space="preserve">application/config/</w:t>
+      </w:r>
+      <w:r>
+        <w:t xml:space="preserve">).</w:t>
+      </w:r>
+    </w:p>
+    <w:bookmarkEnd w:id="22"/>
+    <w:bookmarkStart w:id="23" w:name="measurement-validation-built-in"/>
+    <w:p>
+      <w:pPr>
+        <w:pStyle w:val="Heading3"/>
+      </w:pPr>
+      <w:r>
+        <w:t xml:space="preserve">Measurement Validation (built-in)</w:t>
+      </w:r>
+    </w:p>
+    <w:p>
+      <w:pPr>
+        <w:pStyle w:val="FirstParagraph"/>
+      </w:pPr>
+      <w:r>
+        <w:t xml:space="preserve">Cell measurements are validated continuously at runtime: plausibility checks (</w:t>
+      </w:r>
+      <w:r>
+        <w:rPr>
+          <w:rStyle w:val="VerbatimChar"/>
+        </w:rPr>
+        <w:t xml:space="preserve">PL_CheckEvent*</w:t>
+      </w:r>
+      <w:r>
+        <w:t xml:space="preserve">), redundancy validation (</w:t>
+      </w:r>
+      <w:r>
+        <w:rPr>
+          <w:rStyle w:val="VerbatimChar"/>
+        </w:rPr>
+        <w:t xml:space="preserve">MRC_ValidateAfeMeasurement</w:t>
+      </w:r>
+      <w:r>
+        <w:t xml:space="preserve"> </w:t>
+      </w:r>
+      <w:r>
+        <w:t xml:space="preserve">every 50 ms), AFE communication integrity diagnosis entries — i.e. the system verifies its own measurement path as part of operation.</w:t>
+      </w:r>
+    </w:p>
+    <w:bookmarkEnd w:id="23"/>
+    <w:bookmarkEnd w:id="24"/>
+    <w:bookmarkStart w:id="27" w:name="test-specification"/>
+    <w:p>
+      <w:pPr>
+        <w:pStyle w:val="Heading2"/>
+      </w:pPr>
+      <w:r>
         <w:t xml:space="preserve">Test Specification</w:t>
       </w:r>
     </w:p>
-    <w:bookmarkStart w:id="21" w:name="Xe580645e2cd0d7b1a96d2514c22e44632e8ca9f"/>
+    <w:bookmarkStart w:id="25" w:name="Xe580645e2cd0d7b1a96d2514c22e44632e8ca9f"/>
     <w:p>
       <w:pPr>
         <w:pStyle w:val="Heading4"/>
@@ -678,8 +1132,8 @@
         <w:t xml:space="preserve">= OVERVOLTAGE (tolerance exact)</w:t>
       </w:r>
     </w:p>
-    <w:bookmarkEnd w:id="21"/>
-    <w:bookmarkStart w:id="22" w:name="Xff295b742d9e3ae16eb84a1e70a7873de928326"/>
+    <w:bookmarkEnd w:id="25"/>
+    <w:bookmarkStart w:id="26" w:name="Xff295b742d9e3ae16eb84a1e70a7873de928326"/>
     <w:p>
       <w:pPr>
         <w:pStyle w:val="Heading4"/>
@@ -1073,9 +1527,9 @@
         <w:t xml:space="preserve">= FAULT_OPEN (tolerance exact)</w:t>
       </w:r>
     </w:p>
-    <w:bookmarkEnd w:id="22"/>
-    <w:bookmarkEnd w:id="23"/>
-    <w:bookmarkStart w:id="24" w:name="test-cases"/>
+    <w:bookmarkEnd w:id="26"/>
+    <w:bookmarkEnd w:id="27"/>
+    <w:bookmarkStart w:id="28" w:name="test-cases"/>
     <w:p>
       <w:pPr>
         <w:pStyle w:val="Heading2"/>
@@ -1141,8 +1595,8 @@
         <w:t xml:space="preserve">: 10</w:t>
       </w:r>
     </w:p>
-    <w:bookmarkEnd w:id="24"/>
-    <w:bookmarkStart w:id="26" w:name="execution-report"/>
+    <w:bookmarkEnd w:id="28"/>
+    <w:bookmarkStart w:id="30" w:name="execution-report"/>
     <w:p>
       <w:pPr>
         <w:pStyle w:val="Heading2"/>
@@ -1151,7 +1605,7 @@
         <w:t xml:space="preserve">Execution Report</w:t>
       </w:r>
     </w:p>
-    <w:bookmarkStart w:id="25" w:name="Xba18ce4afc8380a0999e1d750e18320532c88af"/>
+    <w:bookmarkStart w:id="29" w:name="Xba18ce4afc8380a0999e1d750e18320532c88af"/>
     <w:p>
       <w:pPr>
         <w:pStyle w:val="Heading5"/>
@@ -1335,7 +1789,7 @@
           <w:i/>
           <w:iCs/>
         </w:rPr>
-        <w:t xml:space="preserve">Generated: 2026-09-12T01:01:53Z — auto-generated from the machine-verifiable corpus. Regenerate with</w:t>
+        <w:t xml:space="preserve">Generated: 2026-09-13T02:20:37Z — auto-generated from the machine-verifiable corpus. Regenerate with</w:t>
       </w:r>
       <w:r>
         <w:rPr>
@@ -1360,9 +1814,9 @@
         <w:t xml:space="preserve">.</w:t>
       </w:r>
     </w:p>
-    <w:bookmarkEnd w:id="25"/>
-    <w:bookmarkEnd w:id="26"/>
-    <w:bookmarkEnd w:id="27"/>
+    <w:bookmarkEnd w:id="29"/>
+    <w:bookmarkEnd w:id="30"/>
+    <w:bookmarkEnd w:id="31"/>
     <w:sectPr/>
   </w:body>
 </w:document>

--- a/docs/artifacts/spec-documents/08-system-verification-report.docx
+++ b/docs/artifacts/spec-documents/08-system-verification-report.docx
@@ -52,7 +52,7 @@
         </w:p>
       </w:sdtContent>
     </w:sdt>
-    <w:bookmarkStart w:id="31" w:name="foxbms-2-system-verification-report"/>
+    <w:bookmarkStart w:id="46" w:name="foxbms-2-system-verification-report"/>
     <w:p>
       <w:pPr>
         <w:pStyle w:val="Heading1"/>
@@ -316,7 +316,7 @@
               <w:jc w:val="left"/>
             </w:pPr>
             <w:r>
-              <w:t xml:space="preserve">2026-09-13T02:20:37Z</w:t>
+              <w:t xml:space="preserve">2026-09-13T04:11:53Z</w:t>
             </w:r>
           </w:p>
         </w:tc>
@@ -794,7 +794,7 @@
     </w:p>
     <w:bookmarkEnd w:id="23"/>
     <w:bookmarkEnd w:id="24"/>
-    <w:bookmarkStart w:id="27" w:name="test-specification"/>
+    <w:bookmarkStart w:id="36" w:name="test-specification"/>
     <w:p>
       <w:pPr>
         <w:pStyle w:val="Heading2"/>
@@ -1528,8 +1528,2505 @@
       </w:r>
     </w:p>
     <w:bookmarkEnd w:id="26"/>
+    <w:bookmarkStart w:id="27" w:name="X83a0560b853302079463f638246a34148b72848"/>
+    <w:p>
+      <w:pPr>
+        <w:pStyle w:val="Heading4"/>
+      </w:pPr>
+      <w:r>
+        <w:rPr>
+          <w:rStyle w:val="VerbatimChar"/>
+        </w:rPr>
+        <w:t xml:space="preserve">FB2-VER-TMS-000003</w:t>
+      </w:r>
+      <w:r>
+        <w:t xml:space="preserve"> </w:t>
+      </w:r>
+      <w:r>
+        <w:t xml:space="preserve">— Test: AFE Cell Voltage Plausibility Checks (as_is)</w:t>
+      </w:r>
+    </w:p>
+    <w:p>
+      <w:pPr>
+        <w:pStyle w:val="Compact"/>
+        <w:numPr>
+          <w:ilvl w:val="0"/>
+          <w:numId w:val="1007"/>
+        </w:numPr>
+      </w:pPr>
+      <w:r>
+        <w:rPr>
+          <w:b/>
+          <w:bCs/>
+        </w:rPr>
+        <w:t xml:space="preserve">Test type</w:t>
+      </w:r>
+      <w:r>
+        <w:t xml:space="preserve">:</w:t>
+      </w:r>
+      <w:r>
+        <w:t xml:space="preserve"> </w:t>
+      </w:r>
+      <w:r>
+        <w:rPr>
+          <w:rStyle w:val="VerbatimChar"/>
+        </w:rPr>
+        <w:t xml:space="preserve">unit</w:t>
+      </w:r>
+      <w:r>
+        <w:t xml:space="preserve"> </w:t>
+      </w:r>
+      <w:r>
+        <w:t xml:space="preserve">|</w:t>
+      </w:r>
+      <w:r>
+        <w:t xml:space="preserve"> </w:t>
+      </w:r>
+      <w:r>
+        <w:rPr>
+          <w:b/>
+          <w:bCs/>
+        </w:rPr>
+        <w:t xml:space="preserve">Oracle basis</w:t>
+      </w:r>
+      <w:r>
+        <w:t xml:space="preserve">:</w:t>
+      </w:r>
+      <w:r>
+        <w:t xml:space="preserve"> </w:t>
+      </w:r>
+      <w:r>
+        <w:rPr>
+          <w:rStyle w:val="VerbatimChar"/>
+        </w:rPr>
+        <w:t xml:space="preserve">source_grounded</w:t>
+      </w:r>
+    </w:p>
+    <w:p>
+      <w:pPr>
+        <w:pStyle w:val="Compact"/>
+        <w:numPr>
+          <w:ilvl w:val="0"/>
+          <w:numId w:val="1007"/>
+        </w:numPr>
+      </w:pPr>
+      <w:r>
+        <w:rPr>
+          <w:b/>
+          <w:bCs/>
+        </w:rPr>
+        <w:t xml:space="preserve">Objective</w:t>
+      </w:r>
+      <w:r>
+        <w:t xml:space="preserve">: Verify AFE cell voltage measurement plausibility validation before database entry</w:t>
+      </w:r>
+    </w:p>
+    <w:p>
+      <w:pPr>
+        <w:pStyle w:val="Compact"/>
+        <w:numPr>
+          <w:ilvl w:val="0"/>
+          <w:numId w:val="1007"/>
+        </w:numPr>
+      </w:pPr>
+      <w:r>
+        <w:rPr>
+          <w:b/>
+          <w:bCs/>
+        </w:rPr>
+        <w:t xml:space="preserve">Preconditions</w:t>
+      </w:r>
+      <w:r>
+        <w:t xml:space="preserve">: Module initialized with valid config, Test doubles injected</w:t>
+      </w:r>
+    </w:p>
+    <w:p>
+      <w:pPr>
+        <w:pStyle w:val="Compact"/>
+        <w:numPr>
+          <w:ilvl w:val="0"/>
+          <w:numId w:val="1007"/>
+        </w:numPr>
+      </w:pPr>
+      <w:r>
+        <w:rPr>
+          <w:b/>
+          <w:bCs/>
+        </w:rPr>
+        <w:t xml:space="preserve">Environment</w:t>
+      </w:r>
+      <w:r>
+        <w:t xml:space="preserve">: POSIX host (Linux); Unity/CMock; config</w:t>
+      </w:r>
+      <w:r>
+        <w:t xml:space="preserve"> </w:t>
+      </w:r>
+      <w:r>
+        <w:rPr>
+          <w:rStyle w:val="VerbatimChar"/>
+        </w:rPr>
+        <w:t xml:space="preserve">conf/unit/app_project_posix.yml</w:t>
+      </w:r>
+    </w:p>
+    <w:p>
+      <w:pPr>
+        <w:pStyle w:val="Compact"/>
+        <w:numPr>
+          <w:ilvl w:val="0"/>
+          <w:numId w:val="1007"/>
+        </w:numPr>
+      </w:pPr>
+      <w:r>
+        <w:rPr>
+          <w:b/>
+          <w:bCs/>
+        </w:rPr>
+        <w:t xml:space="preserve">Test cases (steps)</w:t>
+      </w:r>
+      <w:r>
+        <w:t xml:space="preserve">:</w:t>
+      </w:r>
+    </w:p>
+    <w:p>
+      <w:pPr>
+        <w:pStyle w:val="Compact"/>
+        <w:numPr>
+          <w:ilvl w:val="1"/>
+          <w:numId w:val="1008"/>
+        </w:numPr>
+      </w:pPr>
+      <w:r>
+        <w:rPr>
+          <w:b/>
+          <w:bCs/>
+        </w:rPr>
+        <w:t xml:space="preserve">Inject valid cell voltage 3300 mV</w:t>
+      </w:r>
+      <w:r>
+        <w:t xml:space="preserve"> </w:t>
+      </w:r>
+      <w:r>
+        <w:t xml:space="preserve">→ expected: Plausibility check passes</w:t>
+      </w:r>
+    </w:p>
+    <w:p>
+      <w:pPr>
+        <w:pStyle w:val="Compact"/>
+        <w:numPr>
+          <w:ilvl w:val="1"/>
+          <w:numId w:val="1008"/>
+        </w:numPr>
+      </w:pPr>
+      <w:r>
+        <w:rPr>
+          <w:b/>
+          <w:bCs/>
+        </w:rPr>
+        <w:t xml:space="preserve">Inject out-of-range voltage 4900 mV</w:t>
+      </w:r>
+      <w:r>
+        <w:t xml:space="preserve"> </w:t>
+      </w:r>
+      <w:r>
+        <w:t xml:space="preserve">→ expected: Plausibility check flags implausible</w:t>
+      </w:r>
+    </w:p>
+    <w:p>
+      <w:pPr>
+        <w:pStyle w:val="Compact"/>
+        <w:numPr>
+          <w:ilvl w:val="1"/>
+          <w:numId w:val="1008"/>
+        </w:numPr>
+      </w:pPr>
+      <w:r>
+        <w:rPr>
+          <w:b/>
+          <w:bCs/>
+        </w:rPr>
+        <w:t xml:space="preserve">Inject delta violation between redundant samples</w:t>
+      </w:r>
+      <w:r>
+        <w:t xml:space="preserve"> </w:t>
+      </w:r>
+      <w:r>
+        <w:t xml:space="preserve">→ expected: Flagged implausible</w:t>
+      </w:r>
+    </w:p>
+    <w:p>
+      <w:pPr>
+        <w:pStyle w:val="Compact"/>
+        <w:numPr>
+          <w:ilvl w:val="0"/>
+          <w:numId w:val="1007"/>
+        </w:numPr>
+      </w:pPr>
+      <w:r>
+        <w:rPr>
+          <w:b/>
+          <w:bCs/>
+        </w:rPr>
+        <w:t xml:space="preserve">Expected outcomes</w:t>
+      </w:r>
+      <w:r>
+        <w:t xml:space="preserve">:</w:t>
+      </w:r>
+    </w:p>
+    <w:p>
+      <w:pPr>
+        <w:pStyle w:val="Compact"/>
+        <w:numPr>
+          <w:ilvl w:val="1"/>
+          <w:numId w:val="1009"/>
+        </w:numPr>
+      </w:pPr>
+      <w:r>
+        <w:rPr>
+          <w:rStyle w:val="VerbatimChar"/>
+        </w:rPr>
+        <w:t xml:space="preserve">plausibility_result</w:t>
+      </w:r>
+      <w:r>
+        <w:t xml:space="preserve"> </w:t>
+      </w:r>
+      <w:r>
+        <w:t xml:space="preserve">= pass (tolerance exact)</w:t>
+      </w:r>
+    </w:p>
+    <w:p>
+      <w:pPr>
+        <w:pStyle w:val="Compact"/>
+        <w:numPr>
+          <w:ilvl w:val="1"/>
+          <w:numId w:val="1009"/>
+        </w:numPr>
+      </w:pPr>
+      <w:r>
+        <w:rPr>
+          <w:rStyle w:val="VerbatimChar"/>
+        </w:rPr>
+        <w:t xml:space="preserve">flagged_cell</w:t>
+      </w:r>
+      <w:r>
+        <w:t xml:space="preserve"> </w:t>
+      </w:r>
+      <w:r>
+        <w:t xml:space="preserve">= true (tolerance exact)</w:t>
+      </w:r>
+    </w:p>
     <w:bookmarkEnd w:id="27"/>
-    <w:bookmarkStart w:id="28" w:name="test-cases"/>
+    <w:bookmarkStart w:id="28" w:name="X88e10188e3ff5988f2f7255d2859283460c35f0"/>
+    <w:p>
+      <w:pPr>
+        <w:pStyle w:val="Heading4"/>
+      </w:pPr>
+      <w:r>
+        <w:rPr>
+          <w:rStyle w:val="VerbatimChar"/>
+        </w:rPr>
+        <w:t xml:space="preserve">FB2-VER-TMS-000004</w:t>
+      </w:r>
+      <w:r>
+        <w:t xml:space="preserve"> </w:t>
+      </w:r>
+      <w:r>
+        <w:t xml:space="preserve">— Test: LTC6813-1 AFE Driver Communication and Measurement (as_is)</w:t>
+      </w:r>
+    </w:p>
+    <w:p>
+      <w:pPr>
+        <w:pStyle w:val="Compact"/>
+        <w:numPr>
+          <w:ilvl w:val="0"/>
+          <w:numId w:val="1010"/>
+        </w:numPr>
+      </w:pPr>
+      <w:r>
+        <w:rPr>
+          <w:b/>
+          <w:bCs/>
+        </w:rPr>
+        <w:t xml:space="preserve">Test type</w:t>
+      </w:r>
+      <w:r>
+        <w:t xml:space="preserve">:</w:t>
+      </w:r>
+      <w:r>
+        <w:t xml:space="preserve"> </w:t>
+      </w:r>
+      <w:r>
+        <w:rPr>
+          <w:rStyle w:val="VerbatimChar"/>
+        </w:rPr>
+        <w:t xml:space="preserve">unit</w:t>
+      </w:r>
+      <w:r>
+        <w:t xml:space="preserve"> </w:t>
+      </w:r>
+      <w:r>
+        <w:t xml:space="preserve">|</w:t>
+      </w:r>
+      <w:r>
+        <w:t xml:space="preserve"> </w:t>
+      </w:r>
+      <w:r>
+        <w:rPr>
+          <w:b/>
+          <w:bCs/>
+        </w:rPr>
+        <w:t xml:space="preserve">Oracle basis</w:t>
+      </w:r>
+      <w:r>
+        <w:t xml:space="preserve">:</w:t>
+      </w:r>
+      <w:r>
+        <w:t xml:space="preserve"> </w:t>
+      </w:r>
+      <w:r>
+        <w:rPr>
+          <w:rStyle w:val="VerbatimChar"/>
+        </w:rPr>
+        <w:t xml:space="preserve">source_grounded</w:t>
+      </w:r>
+    </w:p>
+    <w:p>
+      <w:pPr>
+        <w:pStyle w:val="Compact"/>
+        <w:numPr>
+          <w:ilvl w:val="0"/>
+          <w:numId w:val="1010"/>
+        </w:numPr>
+      </w:pPr>
+      <w:r>
+        <w:rPr>
+          <w:b/>
+          <w:bCs/>
+        </w:rPr>
+        <w:t xml:space="preserve">Objective</w:t>
+      </w:r>
+      <w:r>
+        <w:t xml:space="preserve">: Verify AFE driver SPI communication integrity and cell voltage measurement accuracy</w:t>
+      </w:r>
+    </w:p>
+    <w:p>
+      <w:pPr>
+        <w:pStyle w:val="Compact"/>
+        <w:numPr>
+          <w:ilvl w:val="0"/>
+          <w:numId w:val="1010"/>
+        </w:numPr>
+      </w:pPr>
+      <w:r>
+        <w:rPr>
+          <w:b/>
+          <w:bCs/>
+        </w:rPr>
+        <w:t xml:space="preserve">Preconditions</w:t>
+      </w:r>
+      <w:r>
+        <w:t xml:space="preserve">: Module initialized with valid config, Test doubles injected</w:t>
+      </w:r>
+    </w:p>
+    <w:p>
+      <w:pPr>
+        <w:pStyle w:val="Compact"/>
+        <w:numPr>
+          <w:ilvl w:val="0"/>
+          <w:numId w:val="1010"/>
+        </w:numPr>
+      </w:pPr>
+      <w:r>
+        <w:rPr>
+          <w:b/>
+          <w:bCs/>
+        </w:rPr>
+        <w:t xml:space="preserve">Environment</w:t>
+      </w:r>
+      <w:r>
+        <w:t xml:space="preserve">: POSIX host (Linux); Unity/CMock; config</w:t>
+      </w:r>
+      <w:r>
+        <w:t xml:space="preserve"> </w:t>
+      </w:r>
+      <w:r>
+        <w:rPr>
+          <w:rStyle w:val="VerbatimChar"/>
+        </w:rPr>
+        <w:t xml:space="preserve">conf/unit/app_project_posix.yml</w:t>
+      </w:r>
+    </w:p>
+    <w:p>
+      <w:pPr>
+        <w:pStyle w:val="Compact"/>
+        <w:numPr>
+          <w:ilvl w:val="0"/>
+          <w:numId w:val="1010"/>
+        </w:numPr>
+      </w:pPr>
+      <w:r>
+        <w:rPr>
+          <w:b/>
+          <w:bCs/>
+        </w:rPr>
+        <w:t xml:space="preserve">Test cases (steps)</w:t>
+      </w:r>
+      <w:r>
+        <w:t xml:space="preserve">:</w:t>
+      </w:r>
+    </w:p>
+    <w:p>
+      <w:pPr>
+        <w:pStyle w:val="Compact"/>
+        <w:numPr>
+          <w:ilvl w:val="1"/>
+          <w:numId w:val="1011"/>
+        </w:numPr>
+      </w:pPr>
+      <w:r>
+        <w:rPr>
+          <w:b/>
+          <w:bCs/>
+        </w:rPr>
+        <w:t xml:space="preserve">Issue AFE read command via mocked SPI</w:t>
+      </w:r>
+      <w:r>
+        <w:t xml:space="preserve"> </w:t>
+      </w:r>
+      <w:r>
+        <w:t xml:space="preserve">→ expected: Command frame matches LTC6813-1 PEC</w:t>
+      </w:r>
+    </w:p>
+    <w:p>
+      <w:pPr>
+        <w:pStyle w:val="Compact"/>
+        <w:numPr>
+          <w:ilvl w:val="1"/>
+          <w:numId w:val="1011"/>
+        </w:numPr>
+      </w:pPr>
+      <w:r>
+        <w:rPr>
+          <w:b/>
+          <w:bCs/>
+        </w:rPr>
+        <w:t xml:space="preserve">Feed known cell voltage raw values</w:t>
+      </w:r>
+      <w:r>
+        <w:t xml:space="preserve"> </w:t>
+      </w:r>
+      <w:r>
+        <w:t xml:space="preserve">→ expected: Converted mV values within ±1.5 mV</w:t>
+      </w:r>
+    </w:p>
+    <w:p>
+      <w:pPr>
+        <w:pStyle w:val="Compact"/>
+        <w:numPr>
+          <w:ilvl w:val="1"/>
+          <w:numId w:val="1011"/>
+        </w:numPr>
+      </w:pPr>
+      <w:r>
+        <w:rPr>
+          <w:b/>
+          <w:bCs/>
+        </w:rPr>
+        <w:t xml:space="preserve">Corrupt PEC of response frame</w:t>
+      </w:r>
+      <w:r>
+        <w:t xml:space="preserve"> </w:t>
+      </w:r>
+      <w:r>
+        <w:t xml:space="preserve">→ expected: Communication error reported, no data committed</w:t>
+      </w:r>
+    </w:p>
+    <w:p>
+      <w:pPr>
+        <w:pStyle w:val="Compact"/>
+        <w:numPr>
+          <w:ilvl w:val="0"/>
+          <w:numId w:val="1010"/>
+        </w:numPr>
+      </w:pPr>
+      <w:r>
+        <w:rPr>
+          <w:b/>
+          <w:bCs/>
+        </w:rPr>
+        <w:t xml:space="preserve">Expected outcomes</w:t>
+      </w:r>
+      <w:r>
+        <w:t xml:space="preserve">:</w:t>
+      </w:r>
+    </w:p>
+    <w:p>
+      <w:pPr>
+        <w:pStyle w:val="Compact"/>
+        <w:numPr>
+          <w:ilvl w:val="1"/>
+          <w:numId w:val="1012"/>
+        </w:numPr>
+      </w:pPr>
+      <w:r>
+        <w:rPr>
+          <w:rStyle w:val="VerbatimChar"/>
+        </w:rPr>
+        <w:t xml:space="preserve">cell_voltage_mv</w:t>
+      </w:r>
+      <w:r>
+        <w:t xml:space="preserve"> </w:t>
+      </w:r>
+      <w:r>
+        <w:t xml:space="preserve">= 3300 (tolerance ±1.5 mV)</w:t>
+      </w:r>
+    </w:p>
+    <w:p>
+      <w:pPr>
+        <w:pStyle w:val="Compact"/>
+        <w:numPr>
+          <w:ilvl w:val="1"/>
+          <w:numId w:val="1012"/>
+        </w:numPr>
+      </w:pPr>
+      <w:r>
+        <w:rPr>
+          <w:rStyle w:val="VerbatimChar"/>
+        </w:rPr>
+        <w:t xml:space="preserve">pec_error</w:t>
+      </w:r>
+      <w:r>
+        <w:t xml:space="preserve"> </w:t>
+      </w:r>
+      <w:r>
+        <w:t xml:space="preserve">= true (tolerance exact)</w:t>
+      </w:r>
+    </w:p>
+    <w:bookmarkEnd w:id="28"/>
+    <w:bookmarkStart w:id="29" w:name="X6e28acf108c78456a51830ce8f6678346559ce3"/>
+    <w:p>
+      <w:pPr>
+        <w:pStyle w:val="Heading4"/>
+      </w:pPr>
+      <w:r>
+        <w:rPr>
+          <w:rStyle w:val="VerbatimChar"/>
+        </w:rPr>
+        <w:t xml:space="preserve">FB2-VER-TMS-000005</w:t>
+      </w:r>
+      <w:r>
+        <w:t xml:space="preserve"> </w:t>
+      </w:r>
+      <w:r>
+        <w:t xml:space="preserve">— Test: Contactor Driver Configuration and Control (as_is)</w:t>
+      </w:r>
+    </w:p>
+    <w:p>
+      <w:pPr>
+        <w:pStyle w:val="Compact"/>
+        <w:numPr>
+          <w:ilvl w:val="0"/>
+          <w:numId w:val="1013"/>
+        </w:numPr>
+      </w:pPr>
+      <w:r>
+        <w:rPr>
+          <w:b/>
+          <w:bCs/>
+        </w:rPr>
+        <w:t xml:space="preserve">Test type</w:t>
+      </w:r>
+      <w:r>
+        <w:t xml:space="preserve">:</w:t>
+      </w:r>
+      <w:r>
+        <w:t xml:space="preserve"> </w:t>
+      </w:r>
+      <w:r>
+        <w:rPr>
+          <w:rStyle w:val="VerbatimChar"/>
+        </w:rPr>
+        <w:t xml:space="preserve">unit</w:t>
+      </w:r>
+      <w:r>
+        <w:t xml:space="preserve"> </w:t>
+      </w:r>
+      <w:r>
+        <w:t xml:space="preserve">|</w:t>
+      </w:r>
+      <w:r>
+        <w:t xml:space="preserve"> </w:t>
+      </w:r>
+      <w:r>
+        <w:rPr>
+          <w:b/>
+          <w:bCs/>
+        </w:rPr>
+        <w:t xml:space="preserve">Oracle basis</w:t>
+      </w:r>
+      <w:r>
+        <w:t xml:space="preserve">:</w:t>
+      </w:r>
+      <w:r>
+        <w:t xml:space="preserve"> </w:t>
+      </w:r>
+      <w:r>
+        <w:rPr>
+          <w:rStyle w:val="VerbatimChar"/>
+        </w:rPr>
+        <w:t xml:space="preserve">source_grounded</w:t>
+      </w:r>
+    </w:p>
+    <w:p>
+      <w:pPr>
+        <w:pStyle w:val="Compact"/>
+        <w:numPr>
+          <w:ilvl w:val="0"/>
+          <w:numId w:val="1013"/>
+        </w:numPr>
+      </w:pPr>
+      <w:r>
+        <w:rPr>
+          <w:b/>
+          <w:bCs/>
+        </w:rPr>
+        <w:t xml:space="preserve">Objective</w:t>
+      </w:r>
+      <w:r>
+        <w:t xml:space="preserve">: Verify contactor driver initialization, channel mapping and switch-off safety behavior</w:t>
+      </w:r>
+    </w:p>
+    <w:p>
+      <w:pPr>
+        <w:pStyle w:val="Compact"/>
+        <w:numPr>
+          <w:ilvl w:val="0"/>
+          <w:numId w:val="1013"/>
+        </w:numPr>
+      </w:pPr>
+      <w:r>
+        <w:rPr>
+          <w:b/>
+          <w:bCs/>
+        </w:rPr>
+        <w:t xml:space="preserve">Preconditions</w:t>
+      </w:r>
+      <w:r>
+        <w:t xml:space="preserve">: Module initialized with valid config, Test doubles injected</w:t>
+      </w:r>
+    </w:p>
+    <w:p>
+      <w:pPr>
+        <w:pStyle w:val="Compact"/>
+        <w:numPr>
+          <w:ilvl w:val="0"/>
+          <w:numId w:val="1013"/>
+        </w:numPr>
+      </w:pPr>
+      <w:r>
+        <w:rPr>
+          <w:b/>
+          <w:bCs/>
+        </w:rPr>
+        <w:t xml:space="preserve">Environment</w:t>
+      </w:r>
+      <w:r>
+        <w:t xml:space="preserve">: POSIX host (Linux); Unity/CMock; config</w:t>
+      </w:r>
+      <w:r>
+        <w:t xml:space="preserve"> </w:t>
+      </w:r>
+      <w:r>
+        <w:rPr>
+          <w:rStyle w:val="VerbatimChar"/>
+        </w:rPr>
+        <w:t xml:space="preserve">conf/unit/app_project_posix.yml</w:t>
+      </w:r>
+    </w:p>
+    <w:p>
+      <w:pPr>
+        <w:pStyle w:val="Compact"/>
+        <w:numPr>
+          <w:ilvl w:val="0"/>
+          <w:numId w:val="1013"/>
+        </w:numPr>
+      </w:pPr>
+      <w:r>
+        <w:rPr>
+          <w:b/>
+          <w:bCs/>
+        </w:rPr>
+        <w:t xml:space="preserve">Test cases (steps)</w:t>
+      </w:r>
+      <w:r>
+        <w:t xml:space="preserve">:</w:t>
+      </w:r>
+    </w:p>
+    <w:p>
+      <w:pPr>
+        <w:pStyle w:val="Compact"/>
+        <w:numPr>
+          <w:ilvl w:val="1"/>
+          <w:numId w:val="1014"/>
+        </w:numPr>
+      </w:pPr>
+      <w:r>
+        <w:rPr>
+          <w:b/>
+          <w:bCs/>
+        </w:rPr>
+        <w:t xml:space="preserve">Initialize contactor driver with valid config</w:t>
+      </w:r>
+      <w:r>
+        <w:t xml:space="preserve"> </w:t>
+      </w:r>
+      <w:r>
+        <w:t xml:space="preserve">→ expected: All channels mapped</w:t>
+      </w:r>
+    </w:p>
+    <w:p>
+      <w:pPr>
+        <w:pStyle w:val="Compact"/>
+        <w:numPr>
+          <w:ilvl w:val="1"/>
+          <w:numId w:val="1014"/>
+        </w:numPr>
+      </w:pPr>
+      <w:r>
+        <w:rPr>
+          <w:b/>
+          <w:bCs/>
+        </w:rPr>
+        <w:t xml:space="preserve">Set contactor on</w:t>
+      </w:r>
+      <w:r>
+        <w:t xml:space="preserve"> </w:t>
+      </w:r>
+      <w:r>
+        <w:t xml:space="preserve">→ expected: GPIO output asserted</w:t>
+      </w:r>
+    </w:p>
+    <w:p>
+      <w:pPr>
+        <w:pStyle w:val="Compact"/>
+        <w:numPr>
+          <w:ilvl w:val="1"/>
+          <w:numId w:val="1014"/>
+        </w:numPr>
+      </w:pPr>
+      <w:r>
+        <w:rPr>
+          <w:b/>
+          <w:bCs/>
+        </w:rPr>
+        <w:t xml:space="preserve">Request safety switch-off (all contactors)</w:t>
+      </w:r>
+      <w:r>
+        <w:t xml:space="preserve"> </w:t>
+      </w:r>
+      <w:r>
+        <w:t xml:space="preserve">→ expected: All channels de-energized</w:t>
+      </w:r>
+    </w:p>
+    <w:p>
+      <w:pPr>
+        <w:pStyle w:val="Compact"/>
+        <w:numPr>
+          <w:ilvl w:val="0"/>
+          <w:numId w:val="1013"/>
+        </w:numPr>
+      </w:pPr>
+      <w:r>
+        <w:rPr>
+          <w:b/>
+          <w:bCs/>
+        </w:rPr>
+        <w:t xml:space="preserve">Expected outcomes</w:t>
+      </w:r>
+      <w:r>
+        <w:t xml:space="preserve">:</w:t>
+      </w:r>
+    </w:p>
+    <w:p>
+      <w:pPr>
+        <w:pStyle w:val="Compact"/>
+        <w:numPr>
+          <w:ilvl w:val="1"/>
+          <w:numId w:val="1015"/>
+        </w:numPr>
+      </w:pPr>
+      <w:r>
+        <w:rPr>
+          <w:rStyle w:val="VerbatimChar"/>
+        </w:rPr>
+        <w:t xml:space="preserve">contactor_state</w:t>
+      </w:r>
+      <w:r>
+        <w:t xml:space="preserve"> </w:t>
+      </w:r>
+      <w:r>
+        <w:t xml:space="preserve">= on (tolerance exact)</w:t>
+      </w:r>
+    </w:p>
+    <w:p>
+      <w:pPr>
+        <w:pStyle w:val="Compact"/>
+        <w:numPr>
+          <w:ilvl w:val="1"/>
+          <w:numId w:val="1015"/>
+        </w:numPr>
+      </w:pPr>
+      <w:r>
+        <w:rPr>
+          <w:rStyle w:val="VerbatimChar"/>
+        </w:rPr>
+        <w:t xml:space="preserve">all_off</w:t>
+      </w:r>
+      <w:r>
+        <w:t xml:space="preserve"> </w:t>
+      </w:r>
+      <w:r>
+        <w:t xml:space="preserve">= true (tolerance exact)</w:t>
+      </w:r>
+    </w:p>
+    <w:bookmarkEnd w:id="29"/>
+    <w:bookmarkStart w:id="30" w:name="X1f8b6f688ad74878c149584452e3bb1b6ad0677"/>
+    <w:p>
+      <w:pPr>
+        <w:pStyle w:val="Heading4"/>
+      </w:pPr>
+      <w:r>
+        <w:rPr>
+          <w:rStyle w:val="VerbatimChar"/>
+        </w:rPr>
+        <w:t xml:space="preserve">FB2-VER-TMS-000001</w:t>
+      </w:r>
+      <w:r>
+        <w:t xml:space="preserve"> </w:t>
+      </w:r>
+      <w:r>
+        <w:t xml:space="preserve">— Test: SOA Voltage Limit Detection (synthetic_reference)</w:t>
+      </w:r>
+    </w:p>
+    <w:p>
+      <w:pPr>
+        <w:pStyle w:val="Compact"/>
+        <w:numPr>
+          <w:ilvl w:val="0"/>
+          <w:numId w:val="1016"/>
+        </w:numPr>
+      </w:pPr>
+      <w:r>
+        <w:rPr>
+          <w:b/>
+          <w:bCs/>
+        </w:rPr>
+        <w:t xml:space="preserve">Test type</w:t>
+      </w:r>
+      <w:r>
+        <w:t xml:space="preserve">:</w:t>
+      </w:r>
+      <w:r>
+        <w:t xml:space="preserve"> </w:t>
+      </w:r>
+      <w:r>
+        <w:rPr>
+          <w:rStyle w:val="VerbatimChar"/>
+        </w:rPr>
+        <w:t xml:space="preserve">unit</w:t>
+      </w:r>
+      <w:r>
+        <w:t xml:space="preserve"> </w:t>
+      </w:r>
+      <w:r>
+        <w:t xml:space="preserve">|</w:t>
+      </w:r>
+      <w:r>
+        <w:t xml:space="preserve"> </w:t>
+      </w:r>
+      <w:r>
+        <w:rPr>
+          <w:b/>
+          <w:bCs/>
+        </w:rPr>
+        <w:t xml:space="preserve">Oracle basis</w:t>
+      </w:r>
+      <w:r>
+        <w:t xml:space="preserve">:</w:t>
+      </w:r>
+      <w:r>
+        <w:t xml:space="preserve"> </w:t>
+      </w:r>
+      <w:r>
+        <w:rPr>
+          <w:rStyle w:val="VerbatimChar"/>
+        </w:rPr>
+        <w:t xml:space="preserve">synthetic_assumption</w:t>
+      </w:r>
+    </w:p>
+    <w:p>
+      <w:pPr>
+        <w:pStyle w:val="Compact"/>
+        <w:numPr>
+          <w:ilvl w:val="0"/>
+          <w:numId w:val="1016"/>
+        </w:numPr>
+      </w:pPr>
+      <w:r>
+        <w:rPr>
+          <w:b/>
+          <w:bCs/>
+        </w:rPr>
+        <w:t xml:space="preserve">Objective</w:t>
+      </w:r>
+      <w:r>
+        <w:t xml:space="preserve">: Verify SOA voltage limit detection accuracy and latency</w:t>
+      </w:r>
+    </w:p>
+    <w:p>
+      <w:pPr>
+        <w:pStyle w:val="Compact"/>
+        <w:numPr>
+          <w:ilvl w:val="0"/>
+          <w:numId w:val="1016"/>
+        </w:numPr>
+      </w:pPr>
+      <w:r>
+        <w:rPr>
+          <w:b/>
+          <w:bCs/>
+        </w:rPr>
+        <w:t xml:space="preserve">Preconditions</w:t>
+      </w:r>
+      <w:r>
+        <w:t xml:space="preserve">: Module initialized with valid config, Test doubles injected</w:t>
+      </w:r>
+    </w:p>
+    <w:p>
+      <w:pPr>
+        <w:pStyle w:val="Compact"/>
+        <w:numPr>
+          <w:ilvl w:val="0"/>
+          <w:numId w:val="1016"/>
+        </w:numPr>
+      </w:pPr>
+      <w:r>
+        <w:rPr>
+          <w:b/>
+          <w:bCs/>
+        </w:rPr>
+        <w:t xml:space="preserve">Environment</w:t>
+      </w:r>
+      <w:r>
+        <w:t xml:space="preserve">: POSIX host (Linux); Unity/CMock; config</w:t>
+      </w:r>
+      <w:r>
+        <w:t xml:space="preserve"> </w:t>
+      </w:r>
+      <w:r>
+        <w:rPr>
+          <w:rStyle w:val="VerbatimChar"/>
+        </w:rPr>
+        <w:t xml:space="preserve">conf/unit/app_project_posix.yml</w:t>
+      </w:r>
+    </w:p>
+    <w:p>
+      <w:pPr>
+        <w:pStyle w:val="Compact"/>
+        <w:numPr>
+          <w:ilvl w:val="0"/>
+          <w:numId w:val="1016"/>
+        </w:numPr>
+      </w:pPr>
+      <w:r>
+        <w:rPr>
+          <w:b/>
+          <w:bCs/>
+        </w:rPr>
+        <w:t xml:space="preserve">Test cases (steps)</w:t>
+      </w:r>
+      <w:r>
+        <w:t xml:space="preserve">:</w:t>
+      </w:r>
+    </w:p>
+    <w:p>
+      <w:pPr>
+        <w:pStyle w:val="Compact"/>
+        <w:numPr>
+          <w:ilvl w:val="1"/>
+          <w:numId w:val="1017"/>
+        </w:numPr>
+      </w:pPr>
+      <w:r>
+        <w:rPr>
+          <w:b/>
+          <w:bCs/>
+        </w:rPr>
+        <w:t xml:space="preserve">Inject cell voltage 4300 mV (above 4200 mV limit)</w:t>
+      </w:r>
+      <w:r>
+        <w:t xml:space="preserve"> </w:t>
+      </w:r>
+      <w:r>
+        <w:t xml:space="preserve">→ expected: Debounce counter increments</w:t>
+      </w:r>
+    </w:p>
+    <w:p>
+      <w:pPr>
+        <w:pStyle w:val="Compact"/>
+        <w:numPr>
+          <w:ilvl w:val="1"/>
+          <w:numId w:val="1017"/>
+        </w:numPr>
+      </w:pPr>
+      <w:r>
+        <w:rPr>
+          <w:b/>
+          <w:bCs/>
+        </w:rPr>
+        <w:t xml:space="preserve">Repeat injection 2 times (debounce count)</w:t>
+      </w:r>
+      <w:r>
+        <w:t xml:space="preserve"> </w:t>
+      </w:r>
+      <w:r>
+        <w:t xml:space="preserve">→ expected: FAULT request triggered</w:t>
+      </w:r>
+    </w:p>
+    <w:p>
+      <w:pPr>
+        <w:pStyle w:val="Compact"/>
+        <w:numPr>
+          <w:ilvl w:val="1"/>
+          <w:numId w:val="1017"/>
+        </w:numPr>
+      </w:pPr>
+      <w:r>
+        <w:rPr>
+          <w:b/>
+          <w:bCs/>
+        </w:rPr>
+        <w:t xml:space="preserve">Inject voltage 4100 mV (within limits)</w:t>
+      </w:r>
+      <w:r>
+        <w:t xml:space="preserve"> </w:t>
+      </w:r>
+      <w:r>
+        <w:t xml:space="preserve">→ expected: No fault triggered</w:t>
+      </w:r>
+    </w:p>
+    <w:p>
+      <w:pPr>
+        <w:pStyle w:val="Compact"/>
+        <w:numPr>
+          <w:ilvl w:val="0"/>
+          <w:numId w:val="1016"/>
+        </w:numPr>
+      </w:pPr>
+      <w:r>
+        <w:rPr>
+          <w:b/>
+          <w:bCs/>
+        </w:rPr>
+        <w:t xml:space="preserve">Expected outcomes</w:t>
+      </w:r>
+      <w:r>
+        <w:t xml:space="preserve">:</w:t>
+      </w:r>
+    </w:p>
+    <w:p>
+      <w:pPr>
+        <w:pStyle w:val="Compact"/>
+        <w:numPr>
+          <w:ilvl w:val="1"/>
+          <w:numId w:val="1018"/>
+        </w:numPr>
+      </w:pPr>
+      <w:r>
+        <w:rPr>
+          <w:rStyle w:val="VerbatimChar"/>
+        </w:rPr>
+        <w:t xml:space="preserve">fault_request</w:t>
+      </w:r>
+      <w:r>
+        <w:t xml:space="preserve"> </w:t>
+      </w:r>
+      <w:r>
+        <w:t xml:space="preserve">= true (tolerance exact)</w:t>
+      </w:r>
+    </w:p>
+    <w:p>
+      <w:pPr>
+        <w:pStyle w:val="Compact"/>
+        <w:numPr>
+          <w:ilvl w:val="1"/>
+          <w:numId w:val="1018"/>
+        </w:numPr>
+      </w:pPr>
+      <w:r>
+        <w:rPr>
+          <w:rStyle w:val="VerbatimChar"/>
+        </w:rPr>
+        <w:t xml:space="preserve">violation_type</w:t>
+      </w:r>
+      <w:r>
+        <w:t xml:space="preserve"> </w:t>
+      </w:r>
+      <w:r>
+        <w:t xml:space="preserve">= OVERVOLTAGE (tolerance exact)</w:t>
+      </w:r>
+    </w:p>
+    <w:bookmarkEnd w:id="30"/>
+    <w:bookmarkStart w:id="31" w:name="X0469dd1f6af88c912c1739c5f2195be49ab04ba"/>
+    <w:p>
+      <w:pPr>
+        <w:pStyle w:val="Heading4"/>
+      </w:pPr>
+      <w:r>
+        <w:rPr>
+          <w:rStyle w:val="VerbatimChar"/>
+        </w:rPr>
+        <w:t xml:space="preserve">FB2-VER-TMS-000002</w:t>
+      </w:r>
+      <w:r>
+        <w:t xml:space="preserve"> </w:t>
+      </w:r>
+      <w:r>
+        <w:t xml:space="preserve">— Test: Contactor State Machine Fault Response (synthetic_reference)</w:t>
+      </w:r>
+    </w:p>
+    <w:p>
+      <w:pPr>
+        <w:pStyle w:val="Compact"/>
+        <w:numPr>
+          <w:ilvl w:val="0"/>
+          <w:numId w:val="1019"/>
+        </w:numPr>
+      </w:pPr>
+      <w:r>
+        <w:rPr>
+          <w:b/>
+          <w:bCs/>
+        </w:rPr>
+        <w:t xml:space="preserve">Test type</w:t>
+      </w:r>
+      <w:r>
+        <w:t xml:space="preserve">:</w:t>
+      </w:r>
+      <w:r>
+        <w:t xml:space="preserve"> </w:t>
+      </w:r>
+      <w:r>
+        <w:rPr>
+          <w:rStyle w:val="VerbatimChar"/>
+        </w:rPr>
+        <w:t xml:space="preserve">unit</w:t>
+      </w:r>
+      <w:r>
+        <w:t xml:space="preserve"> </w:t>
+      </w:r>
+      <w:r>
+        <w:t xml:space="preserve">|</w:t>
+      </w:r>
+      <w:r>
+        <w:t xml:space="preserve"> </w:t>
+      </w:r>
+      <w:r>
+        <w:rPr>
+          <w:b/>
+          <w:bCs/>
+        </w:rPr>
+        <w:t xml:space="preserve">Oracle basis</w:t>
+      </w:r>
+      <w:r>
+        <w:t xml:space="preserve">:</w:t>
+      </w:r>
+      <w:r>
+        <w:t xml:space="preserve"> </w:t>
+      </w:r>
+      <w:r>
+        <w:rPr>
+          <w:rStyle w:val="VerbatimChar"/>
+        </w:rPr>
+        <w:t xml:space="preserve">synthetic_assumption</w:t>
+      </w:r>
+    </w:p>
+    <w:p>
+      <w:pPr>
+        <w:pStyle w:val="Compact"/>
+        <w:numPr>
+          <w:ilvl w:val="0"/>
+          <w:numId w:val="1019"/>
+        </w:numPr>
+      </w:pPr>
+      <w:r>
+        <w:rPr>
+          <w:b/>
+          <w:bCs/>
+        </w:rPr>
+        <w:t xml:space="preserve">Objective</w:t>
+      </w:r>
+      <w:r>
+        <w:t xml:space="preserve">: Verify contactor state machine transitions and fault response latency</w:t>
+      </w:r>
+    </w:p>
+    <w:p>
+      <w:pPr>
+        <w:pStyle w:val="Compact"/>
+        <w:numPr>
+          <w:ilvl w:val="0"/>
+          <w:numId w:val="1019"/>
+        </w:numPr>
+      </w:pPr>
+      <w:r>
+        <w:rPr>
+          <w:b/>
+          <w:bCs/>
+        </w:rPr>
+        <w:t xml:space="preserve">Preconditions</w:t>
+      </w:r>
+      <w:r>
+        <w:t xml:space="preserve">: Module initialized with valid config, Test doubles injected</w:t>
+      </w:r>
+    </w:p>
+    <w:p>
+      <w:pPr>
+        <w:pStyle w:val="Compact"/>
+        <w:numPr>
+          <w:ilvl w:val="0"/>
+          <w:numId w:val="1019"/>
+        </w:numPr>
+      </w:pPr>
+      <w:r>
+        <w:rPr>
+          <w:b/>
+          <w:bCs/>
+        </w:rPr>
+        <w:t xml:space="preserve">Environment</w:t>
+      </w:r>
+      <w:r>
+        <w:t xml:space="preserve">: POSIX host (Linux); Unity/CMock; config</w:t>
+      </w:r>
+      <w:r>
+        <w:t xml:space="preserve"> </w:t>
+      </w:r>
+      <w:r>
+        <w:rPr>
+          <w:rStyle w:val="VerbatimChar"/>
+        </w:rPr>
+        <w:t xml:space="preserve">conf/unit/app_project_posix.yml</w:t>
+      </w:r>
+    </w:p>
+    <w:p>
+      <w:pPr>
+        <w:pStyle w:val="Compact"/>
+        <w:numPr>
+          <w:ilvl w:val="0"/>
+          <w:numId w:val="1019"/>
+        </w:numPr>
+      </w:pPr>
+      <w:r>
+        <w:rPr>
+          <w:b/>
+          <w:bCs/>
+        </w:rPr>
+        <w:t xml:space="preserve">Test cases (steps)</w:t>
+      </w:r>
+      <w:r>
+        <w:t xml:space="preserve">:</w:t>
+      </w:r>
+    </w:p>
+    <w:p>
+      <w:pPr>
+        <w:pStyle w:val="Compact"/>
+        <w:numPr>
+          <w:ilvl w:val="1"/>
+          <w:numId w:val="1020"/>
+        </w:numPr>
+      </w:pPr>
+      <w:r>
+        <w:rPr>
+          <w:b/>
+          <w:bCs/>
+        </w:rPr>
+        <w:t xml:space="preserve">Drive state machine through normal path</w:t>
+      </w:r>
+      <w:r>
+        <w:t xml:space="preserve"> </w:t>
+      </w:r>
+      <w:r>
+        <w:t xml:space="preserve">→ expected: Transitions match state table</w:t>
+      </w:r>
+    </w:p>
+    <w:p>
+      <w:pPr>
+        <w:pStyle w:val="Compact"/>
+        <w:numPr>
+          <w:ilvl w:val="1"/>
+          <w:numId w:val="1020"/>
+        </w:numPr>
+      </w:pPr>
+      <w:r>
+        <w:rPr>
+          <w:b/>
+          <w:bCs/>
+        </w:rPr>
+        <w:t xml:space="preserve">Inject fault request</w:t>
+      </w:r>
+      <w:r>
+        <w:t xml:space="preserve"> </w:t>
+      </w:r>
+      <w:r>
+        <w:t xml:space="preserve">→ expected: Open contactors within 50 ms</w:t>
+      </w:r>
+    </w:p>
+    <w:p>
+      <w:pPr>
+        <w:pStyle w:val="Compact"/>
+        <w:numPr>
+          <w:ilvl w:val="1"/>
+          <w:numId w:val="1020"/>
+        </w:numPr>
+      </w:pPr>
+      <w:r>
+        <w:rPr>
+          <w:b/>
+          <w:bCs/>
+        </w:rPr>
+        <w:t xml:space="preserve">Verify feedback mismatch diagnosis</w:t>
+      </w:r>
+      <w:r>
+        <w:t xml:space="preserve"> </w:t>
+      </w:r>
+      <w:r>
+        <w:t xml:space="preserve">→ expected: DIAG event raised</w:t>
+      </w:r>
+    </w:p>
+    <w:p>
+      <w:pPr>
+        <w:pStyle w:val="Compact"/>
+        <w:numPr>
+          <w:ilvl w:val="0"/>
+          <w:numId w:val="1019"/>
+        </w:numPr>
+      </w:pPr>
+      <w:r>
+        <w:rPr>
+          <w:b/>
+          <w:bCs/>
+        </w:rPr>
+        <w:t xml:space="preserve">Expected outcomes</w:t>
+      </w:r>
+      <w:r>
+        <w:t xml:space="preserve">:</w:t>
+      </w:r>
+    </w:p>
+    <w:p>
+      <w:pPr>
+        <w:pStyle w:val="Compact"/>
+        <w:numPr>
+          <w:ilvl w:val="1"/>
+          <w:numId w:val="1021"/>
+        </w:numPr>
+      </w:pPr>
+      <w:r>
+        <w:rPr>
+          <w:rStyle w:val="VerbatimChar"/>
+        </w:rPr>
+        <w:t xml:space="preserve">contactor_open_latency_ms</w:t>
+      </w:r>
+      <w:r>
+        <w:t xml:space="preserve"> </w:t>
+      </w:r>
+      <w:r>
+        <w:t xml:space="preserve">= &lt;50 (tolerance exact)</w:t>
+      </w:r>
+    </w:p>
+    <w:p>
+      <w:pPr>
+        <w:pStyle w:val="Compact"/>
+        <w:numPr>
+          <w:ilvl w:val="1"/>
+          <w:numId w:val="1021"/>
+        </w:numPr>
+      </w:pPr>
+      <w:r>
+        <w:rPr>
+          <w:rStyle w:val="VerbatimChar"/>
+        </w:rPr>
+        <w:t xml:space="preserve">fault_feedback_diag</w:t>
+      </w:r>
+      <w:r>
+        <w:t xml:space="preserve"> </w:t>
+      </w:r>
+      <w:r>
+        <w:t xml:space="preserve">= true (tolerance exact)</w:t>
+      </w:r>
+    </w:p>
+    <w:bookmarkEnd w:id="31"/>
+    <w:bookmarkStart w:id="32" w:name="X8fcd523b52074504719d4b53295d48f55fc3375"/>
+    <w:p>
+      <w:pPr>
+        <w:pStyle w:val="Heading4"/>
+      </w:pPr>
+      <w:r>
+        <w:rPr>
+          <w:rStyle w:val="VerbatimChar"/>
+        </w:rPr>
+        <w:t xml:space="preserve">FB2-VER-TMS-000003</w:t>
+      </w:r>
+      <w:r>
+        <w:t xml:space="preserve"> </w:t>
+      </w:r>
+      <w:r>
+        <w:t xml:space="preserve">— Test: AFE Cell Voltage Plausibility Checks (synthetic_reference)</w:t>
+      </w:r>
+    </w:p>
+    <w:p>
+      <w:pPr>
+        <w:pStyle w:val="Compact"/>
+        <w:numPr>
+          <w:ilvl w:val="0"/>
+          <w:numId w:val="1022"/>
+        </w:numPr>
+      </w:pPr>
+      <w:r>
+        <w:rPr>
+          <w:b/>
+          <w:bCs/>
+        </w:rPr>
+        <w:t xml:space="preserve">Test type</w:t>
+      </w:r>
+      <w:r>
+        <w:t xml:space="preserve">:</w:t>
+      </w:r>
+      <w:r>
+        <w:t xml:space="preserve"> </w:t>
+      </w:r>
+      <w:r>
+        <w:rPr>
+          <w:rStyle w:val="VerbatimChar"/>
+        </w:rPr>
+        <w:t xml:space="preserve">unit</w:t>
+      </w:r>
+      <w:r>
+        <w:t xml:space="preserve"> </w:t>
+      </w:r>
+      <w:r>
+        <w:t xml:space="preserve">|</w:t>
+      </w:r>
+      <w:r>
+        <w:t xml:space="preserve"> </w:t>
+      </w:r>
+      <w:r>
+        <w:rPr>
+          <w:b/>
+          <w:bCs/>
+        </w:rPr>
+        <w:t xml:space="preserve">Oracle basis</w:t>
+      </w:r>
+      <w:r>
+        <w:t xml:space="preserve">:</w:t>
+      </w:r>
+      <w:r>
+        <w:t xml:space="preserve"> </w:t>
+      </w:r>
+      <w:r>
+        <w:rPr>
+          <w:rStyle w:val="VerbatimChar"/>
+        </w:rPr>
+        <w:t xml:space="preserve">synthetic_assumption</w:t>
+      </w:r>
+    </w:p>
+    <w:p>
+      <w:pPr>
+        <w:pStyle w:val="Compact"/>
+        <w:numPr>
+          <w:ilvl w:val="0"/>
+          <w:numId w:val="1022"/>
+        </w:numPr>
+      </w:pPr>
+      <w:r>
+        <w:rPr>
+          <w:b/>
+          <w:bCs/>
+        </w:rPr>
+        <w:t xml:space="preserve">Objective</w:t>
+      </w:r>
+      <w:r>
+        <w:t xml:space="preserve">: Verify AFE cell voltage measurement plausibility validation before database entry</w:t>
+      </w:r>
+    </w:p>
+    <w:p>
+      <w:pPr>
+        <w:pStyle w:val="Compact"/>
+        <w:numPr>
+          <w:ilvl w:val="0"/>
+          <w:numId w:val="1022"/>
+        </w:numPr>
+      </w:pPr>
+      <w:r>
+        <w:rPr>
+          <w:b/>
+          <w:bCs/>
+        </w:rPr>
+        <w:t xml:space="preserve">Preconditions</w:t>
+      </w:r>
+      <w:r>
+        <w:t xml:space="preserve">: Module initialized with valid config, Test doubles injected</w:t>
+      </w:r>
+    </w:p>
+    <w:p>
+      <w:pPr>
+        <w:pStyle w:val="Compact"/>
+        <w:numPr>
+          <w:ilvl w:val="0"/>
+          <w:numId w:val="1022"/>
+        </w:numPr>
+      </w:pPr>
+      <w:r>
+        <w:rPr>
+          <w:b/>
+          <w:bCs/>
+        </w:rPr>
+        <w:t xml:space="preserve">Environment</w:t>
+      </w:r>
+      <w:r>
+        <w:t xml:space="preserve">: POSIX host (Linux); Unity/CMock; config</w:t>
+      </w:r>
+      <w:r>
+        <w:t xml:space="preserve"> </w:t>
+      </w:r>
+      <w:r>
+        <w:rPr>
+          <w:rStyle w:val="VerbatimChar"/>
+        </w:rPr>
+        <w:t xml:space="preserve">conf/unit/app_project_posix.yml</w:t>
+      </w:r>
+    </w:p>
+    <w:p>
+      <w:pPr>
+        <w:pStyle w:val="Compact"/>
+        <w:numPr>
+          <w:ilvl w:val="0"/>
+          <w:numId w:val="1022"/>
+        </w:numPr>
+      </w:pPr>
+      <w:r>
+        <w:rPr>
+          <w:b/>
+          <w:bCs/>
+        </w:rPr>
+        <w:t xml:space="preserve">Test cases (steps)</w:t>
+      </w:r>
+      <w:r>
+        <w:t xml:space="preserve">:</w:t>
+      </w:r>
+    </w:p>
+    <w:p>
+      <w:pPr>
+        <w:pStyle w:val="Compact"/>
+        <w:numPr>
+          <w:ilvl w:val="1"/>
+          <w:numId w:val="1023"/>
+        </w:numPr>
+      </w:pPr>
+      <w:r>
+        <w:rPr>
+          <w:b/>
+          <w:bCs/>
+        </w:rPr>
+        <w:t xml:space="preserve">Inject valid cell voltage 3300 mV</w:t>
+      </w:r>
+      <w:r>
+        <w:t xml:space="preserve"> </w:t>
+      </w:r>
+      <w:r>
+        <w:t xml:space="preserve">→ expected: Plausibility check passes</w:t>
+      </w:r>
+    </w:p>
+    <w:p>
+      <w:pPr>
+        <w:pStyle w:val="Compact"/>
+        <w:numPr>
+          <w:ilvl w:val="1"/>
+          <w:numId w:val="1023"/>
+        </w:numPr>
+      </w:pPr>
+      <w:r>
+        <w:rPr>
+          <w:b/>
+          <w:bCs/>
+        </w:rPr>
+        <w:t xml:space="preserve">Inject out-of-range voltage 4900 mV</w:t>
+      </w:r>
+      <w:r>
+        <w:t xml:space="preserve"> </w:t>
+      </w:r>
+      <w:r>
+        <w:t xml:space="preserve">→ expected: Flagged implausible</w:t>
+      </w:r>
+    </w:p>
+    <w:p>
+      <w:pPr>
+        <w:pStyle w:val="Compact"/>
+        <w:numPr>
+          <w:ilvl w:val="0"/>
+          <w:numId w:val="1022"/>
+        </w:numPr>
+      </w:pPr>
+      <w:r>
+        <w:rPr>
+          <w:b/>
+          <w:bCs/>
+        </w:rPr>
+        <w:t xml:space="preserve">Expected outcomes</w:t>
+      </w:r>
+      <w:r>
+        <w:t xml:space="preserve">:</w:t>
+      </w:r>
+    </w:p>
+    <w:p>
+      <w:pPr>
+        <w:pStyle w:val="Compact"/>
+        <w:numPr>
+          <w:ilvl w:val="1"/>
+          <w:numId w:val="1024"/>
+        </w:numPr>
+      </w:pPr>
+      <w:r>
+        <w:rPr>
+          <w:rStyle w:val="VerbatimChar"/>
+        </w:rPr>
+        <w:t xml:space="preserve">plausibility_result</w:t>
+      </w:r>
+      <w:r>
+        <w:t xml:space="preserve"> </w:t>
+      </w:r>
+      <w:r>
+        <w:t xml:space="preserve">= pass (tolerance exact)</w:t>
+      </w:r>
+    </w:p>
+    <w:bookmarkEnd w:id="32"/>
+    <w:bookmarkStart w:id="33" w:name="X737e6f1a549c1d9bcd37d3264f2ee68ea0eb3b1"/>
+    <w:p>
+      <w:pPr>
+        <w:pStyle w:val="Heading4"/>
+      </w:pPr>
+      <w:r>
+        <w:rPr>
+          <w:rStyle w:val="VerbatimChar"/>
+        </w:rPr>
+        <w:t xml:space="preserve">FB2-VER-TMS-000004</w:t>
+      </w:r>
+      <w:r>
+        <w:t xml:space="preserve"> </w:t>
+      </w:r>
+      <w:r>
+        <w:t xml:space="preserve">— Test: Independent Voltage Monitor Reaction (synthetic_reference)</w:t>
+      </w:r>
+    </w:p>
+    <w:p>
+      <w:pPr>
+        <w:pStyle w:val="Compact"/>
+        <w:numPr>
+          <w:ilvl w:val="0"/>
+          <w:numId w:val="1025"/>
+        </w:numPr>
+      </w:pPr>
+      <w:r>
+        <w:rPr>
+          <w:b/>
+          <w:bCs/>
+        </w:rPr>
+        <w:t xml:space="preserve">Test type</w:t>
+      </w:r>
+      <w:r>
+        <w:t xml:space="preserve">:</w:t>
+      </w:r>
+      <w:r>
+        <w:t xml:space="preserve"> </w:t>
+      </w:r>
+      <w:r>
+        <w:rPr>
+          <w:rStyle w:val="VerbatimChar"/>
+        </w:rPr>
+        <w:t xml:space="preserve">fault_injection</w:t>
+      </w:r>
+      <w:r>
+        <w:t xml:space="preserve"> </w:t>
+      </w:r>
+      <w:r>
+        <w:t xml:space="preserve">|</w:t>
+      </w:r>
+      <w:r>
+        <w:t xml:space="preserve"> </w:t>
+      </w:r>
+      <w:r>
+        <w:rPr>
+          <w:b/>
+          <w:bCs/>
+        </w:rPr>
+        <w:t xml:space="preserve">Oracle basis</w:t>
+      </w:r>
+      <w:r>
+        <w:t xml:space="preserve">:</w:t>
+      </w:r>
+      <w:r>
+        <w:t xml:space="preserve"> </w:t>
+      </w:r>
+      <w:r>
+        <w:rPr>
+          <w:rStyle w:val="VerbatimChar"/>
+        </w:rPr>
+        <w:t xml:space="preserve">synthetic_assumption</w:t>
+      </w:r>
+    </w:p>
+    <w:p>
+      <w:pPr>
+        <w:pStyle w:val="Compact"/>
+        <w:numPr>
+          <w:ilvl w:val="0"/>
+          <w:numId w:val="1025"/>
+        </w:numPr>
+      </w:pPr>
+      <w:r>
+        <w:rPr>
+          <w:b/>
+          <w:bCs/>
+        </w:rPr>
+        <w:t xml:space="preserve">Objective</w:t>
+      </w:r>
+      <w:r>
+        <w:t xml:space="preserve">: Verify independent monitor detects overvoltage and opens contactors on diverse path</w:t>
+      </w:r>
+    </w:p>
+    <w:p>
+      <w:pPr>
+        <w:pStyle w:val="Compact"/>
+        <w:numPr>
+          <w:ilvl w:val="0"/>
+          <w:numId w:val="1025"/>
+        </w:numPr>
+      </w:pPr>
+      <w:r>
+        <w:rPr>
+          <w:b/>
+          <w:bCs/>
+        </w:rPr>
+        <w:t xml:space="preserve">Preconditions</w:t>
+      </w:r>
+      <w:r>
+        <w:t xml:space="preserve">: Module initialized with valid config, Test doubles injected</w:t>
+      </w:r>
+    </w:p>
+    <w:p>
+      <w:pPr>
+        <w:pStyle w:val="Compact"/>
+        <w:numPr>
+          <w:ilvl w:val="0"/>
+          <w:numId w:val="1025"/>
+        </w:numPr>
+      </w:pPr>
+      <w:r>
+        <w:rPr>
+          <w:b/>
+          <w:bCs/>
+        </w:rPr>
+        <w:t xml:space="preserve">Environment</w:t>
+      </w:r>
+      <w:r>
+        <w:t xml:space="preserve">: POSIX host (Linux); Unity/CMock; config</w:t>
+      </w:r>
+      <w:r>
+        <w:t xml:space="preserve"> </w:t>
+      </w:r>
+      <w:r>
+        <w:rPr>
+          <w:rStyle w:val="VerbatimChar"/>
+        </w:rPr>
+        <w:t xml:space="preserve">conf/unit/app_project_posix.yml</w:t>
+      </w:r>
+    </w:p>
+    <w:p>
+      <w:pPr>
+        <w:pStyle w:val="Compact"/>
+        <w:numPr>
+          <w:ilvl w:val="0"/>
+          <w:numId w:val="1025"/>
+        </w:numPr>
+      </w:pPr>
+      <w:r>
+        <w:rPr>
+          <w:b/>
+          <w:bCs/>
+        </w:rPr>
+        <w:t xml:space="preserve">Test cases (steps)</w:t>
+      </w:r>
+      <w:r>
+        <w:t xml:space="preserve">:</w:t>
+      </w:r>
+    </w:p>
+    <w:p>
+      <w:pPr>
+        <w:pStyle w:val="Compact"/>
+        <w:numPr>
+          <w:ilvl w:val="1"/>
+          <w:numId w:val="1026"/>
+        </w:numPr>
+      </w:pPr>
+      <w:r>
+        <w:rPr>
+          <w:b/>
+          <w:bCs/>
+        </w:rPr>
+        <w:t xml:space="preserve">Inject cell voltage above monitor threshold</w:t>
+      </w:r>
+      <w:r>
+        <w:t xml:space="preserve"> </w:t>
+      </w:r>
+      <w:r>
+        <w:t xml:space="preserve">→ expected: Monitor path triggers independent open</w:t>
+      </w:r>
+    </w:p>
+    <w:p>
+      <w:pPr>
+        <w:pStyle w:val="Compact"/>
+        <w:numPr>
+          <w:ilvl w:val="1"/>
+          <w:numId w:val="1026"/>
+        </w:numPr>
+      </w:pPr>
+      <w:r>
+        <w:rPr>
+          <w:b/>
+          <w:bCs/>
+        </w:rPr>
+        <w:t xml:space="preserve">Hold violation beyond monitor reaction time</w:t>
+      </w:r>
+      <w:r>
+        <w:t xml:space="preserve"> </w:t>
+      </w:r>
+      <w:r>
+        <w:t xml:space="preserve">→ expected: Contactors opened within 80 ms</w:t>
+      </w:r>
+    </w:p>
+    <w:p>
+      <w:pPr>
+        <w:pStyle w:val="Compact"/>
+        <w:numPr>
+          <w:ilvl w:val="1"/>
+          <w:numId w:val="1026"/>
+        </w:numPr>
+      </w:pPr>
+      <w:r>
+        <w:rPr>
+          <w:b/>
+          <w:bCs/>
+        </w:rPr>
+        <w:t xml:space="preserve">Verify path independence from primary SOA</w:t>
+      </w:r>
+      <w:r>
+        <w:t xml:space="preserve"> </w:t>
+      </w:r>
+      <w:r>
+        <w:t xml:space="preserve">→ expected: Reaction with primary path disabled</w:t>
+      </w:r>
+    </w:p>
+    <w:p>
+      <w:pPr>
+        <w:pStyle w:val="Compact"/>
+        <w:numPr>
+          <w:ilvl w:val="0"/>
+          <w:numId w:val="1025"/>
+        </w:numPr>
+      </w:pPr>
+      <w:r>
+        <w:rPr>
+          <w:b/>
+          <w:bCs/>
+        </w:rPr>
+        <w:t xml:space="preserve">Expected outcomes</w:t>
+      </w:r>
+      <w:r>
+        <w:t xml:space="preserve">:</w:t>
+      </w:r>
+    </w:p>
+    <w:p>
+      <w:pPr>
+        <w:pStyle w:val="Compact"/>
+        <w:numPr>
+          <w:ilvl w:val="1"/>
+          <w:numId w:val="1027"/>
+        </w:numPr>
+      </w:pPr>
+      <w:r>
+        <w:rPr>
+          <w:rStyle w:val="VerbatimChar"/>
+        </w:rPr>
+        <w:t xml:space="preserve">independent_open_latency_ms</w:t>
+      </w:r>
+      <w:r>
+        <w:t xml:space="preserve"> </w:t>
+      </w:r>
+      <w:r>
+        <w:t xml:space="preserve">= &lt;80 (tolerance exact)</w:t>
+      </w:r>
+    </w:p>
+    <w:p>
+      <w:pPr>
+        <w:pStyle w:val="Compact"/>
+        <w:numPr>
+          <w:ilvl w:val="1"/>
+          <w:numId w:val="1027"/>
+        </w:numPr>
+      </w:pPr>
+      <w:r>
+        <w:rPr>
+          <w:rStyle w:val="VerbatimChar"/>
+        </w:rPr>
+        <w:t xml:space="preserve">path_independent</w:t>
+      </w:r>
+      <w:r>
+        <w:t xml:space="preserve"> </w:t>
+      </w:r>
+      <w:r>
+        <w:t xml:space="preserve">= true (tolerance exact)</w:t>
+      </w:r>
+    </w:p>
+    <w:bookmarkEnd w:id="33"/>
+    <w:bookmarkStart w:id="34" w:name="Xda4f405e3536f59189286153e7737b06d7f3cd8"/>
+    <w:p>
+      <w:pPr>
+        <w:pStyle w:val="Heading4"/>
+      </w:pPr>
+      <w:r>
+        <w:rPr>
+          <w:rStyle w:val="VerbatimChar"/>
+        </w:rPr>
+        <w:t xml:space="preserve">FB2-VER-TMS-000005</w:t>
+      </w:r>
+      <w:r>
+        <w:t xml:space="preserve"> </w:t>
+      </w:r>
+      <w:r>
+        <w:t xml:space="preserve">— Test: AFE Communication Integrity (synthetic_reference)</w:t>
+      </w:r>
+    </w:p>
+    <w:p>
+      <w:pPr>
+        <w:pStyle w:val="Compact"/>
+        <w:numPr>
+          <w:ilvl w:val="0"/>
+          <w:numId w:val="1028"/>
+        </w:numPr>
+      </w:pPr>
+      <w:r>
+        <w:rPr>
+          <w:b/>
+          <w:bCs/>
+        </w:rPr>
+        <w:t xml:space="preserve">Test type</w:t>
+      </w:r>
+      <w:r>
+        <w:t xml:space="preserve">:</w:t>
+      </w:r>
+      <w:r>
+        <w:t xml:space="preserve"> </w:t>
+      </w:r>
+      <w:r>
+        <w:rPr>
+          <w:rStyle w:val="VerbatimChar"/>
+        </w:rPr>
+        <w:t xml:space="preserve">robustness</w:t>
+      </w:r>
+      <w:r>
+        <w:t xml:space="preserve"> </w:t>
+      </w:r>
+      <w:r>
+        <w:t xml:space="preserve">|</w:t>
+      </w:r>
+      <w:r>
+        <w:t xml:space="preserve"> </w:t>
+      </w:r>
+      <w:r>
+        <w:rPr>
+          <w:b/>
+          <w:bCs/>
+        </w:rPr>
+        <w:t xml:space="preserve">Oracle basis</w:t>
+      </w:r>
+      <w:r>
+        <w:t xml:space="preserve">:</w:t>
+      </w:r>
+      <w:r>
+        <w:t xml:space="preserve"> </w:t>
+      </w:r>
+      <w:r>
+        <w:rPr>
+          <w:rStyle w:val="VerbatimChar"/>
+        </w:rPr>
+        <w:t xml:space="preserve">synthetic_assumption</w:t>
+      </w:r>
+    </w:p>
+    <w:p>
+      <w:pPr>
+        <w:pStyle w:val="Compact"/>
+        <w:numPr>
+          <w:ilvl w:val="0"/>
+          <w:numId w:val="1028"/>
+        </w:numPr>
+      </w:pPr>
+      <w:r>
+        <w:rPr>
+          <w:b/>
+          <w:bCs/>
+        </w:rPr>
+        <w:t xml:space="preserve">Objective</w:t>
+      </w:r>
+      <w:r>
+        <w:t xml:space="preserve">: Verify AFE SPI communication integrity under frame corruption</w:t>
+      </w:r>
+    </w:p>
+    <w:p>
+      <w:pPr>
+        <w:pStyle w:val="Compact"/>
+        <w:numPr>
+          <w:ilvl w:val="0"/>
+          <w:numId w:val="1028"/>
+        </w:numPr>
+      </w:pPr>
+      <w:r>
+        <w:rPr>
+          <w:b/>
+          <w:bCs/>
+        </w:rPr>
+        <w:t xml:space="preserve">Preconditions</w:t>
+      </w:r>
+      <w:r>
+        <w:t xml:space="preserve">: Module initialized with valid config, Test doubles injected</w:t>
+      </w:r>
+    </w:p>
+    <w:p>
+      <w:pPr>
+        <w:pStyle w:val="Compact"/>
+        <w:numPr>
+          <w:ilvl w:val="0"/>
+          <w:numId w:val="1028"/>
+        </w:numPr>
+      </w:pPr>
+      <w:r>
+        <w:rPr>
+          <w:b/>
+          <w:bCs/>
+        </w:rPr>
+        <w:t xml:space="preserve">Environment</w:t>
+      </w:r>
+      <w:r>
+        <w:t xml:space="preserve">: POSIX host (Linux); Unity/CMock; config</w:t>
+      </w:r>
+      <w:r>
+        <w:t xml:space="preserve"> </w:t>
+      </w:r>
+      <w:r>
+        <w:rPr>
+          <w:rStyle w:val="VerbatimChar"/>
+        </w:rPr>
+        <w:t xml:space="preserve">conf/unit/app_project_posix.yml</w:t>
+      </w:r>
+    </w:p>
+    <w:p>
+      <w:pPr>
+        <w:pStyle w:val="Compact"/>
+        <w:numPr>
+          <w:ilvl w:val="0"/>
+          <w:numId w:val="1028"/>
+        </w:numPr>
+      </w:pPr>
+      <w:r>
+        <w:rPr>
+          <w:b/>
+          <w:bCs/>
+        </w:rPr>
+        <w:t xml:space="preserve">Test cases (steps)</w:t>
+      </w:r>
+      <w:r>
+        <w:t xml:space="preserve">:</w:t>
+      </w:r>
+    </w:p>
+    <w:p>
+      <w:pPr>
+        <w:pStyle w:val="Compact"/>
+        <w:numPr>
+          <w:ilvl w:val="1"/>
+          <w:numId w:val="1029"/>
+        </w:numPr>
+      </w:pPr>
+      <w:r>
+        <w:rPr>
+          <w:b/>
+          <w:bCs/>
+        </w:rPr>
+        <w:t xml:space="preserve">Corrupt PEC of AFE response frame</w:t>
+      </w:r>
+      <w:r>
+        <w:t xml:space="preserve"> </w:t>
+      </w:r>
+      <w:r>
+        <w:t xml:space="preserve">→ expected: Communication error reported</w:t>
+      </w:r>
+    </w:p>
+    <w:p>
+      <w:pPr>
+        <w:pStyle w:val="Compact"/>
+        <w:numPr>
+          <w:ilvl w:val="1"/>
+          <w:numId w:val="1029"/>
+        </w:numPr>
+      </w:pPr>
+      <w:r>
+        <w:rPr>
+          <w:b/>
+          <w:bCs/>
+        </w:rPr>
+        <w:t xml:space="preserve">Verify retry counter</w:t>
+      </w:r>
+      <w:r>
+        <w:t xml:space="preserve"> </w:t>
+      </w:r>
+      <w:r>
+        <w:t xml:space="preserve">→ expected: Error counter increments</w:t>
+      </w:r>
+    </w:p>
+    <w:p>
+      <w:pPr>
+        <w:pStyle w:val="Compact"/>
+        <w:numPr>
+          <w:ilvl w:val="1"/>
+          <w:numId w:val="1029"/>
+        </w:numPr>
+      </w:pPr>
+      <w:r>
+        <w:rPr>
+          <w:b/>
+          <w:bCs/>
+        </w:rPr>
+        <w:t xml:space="preserve">Corrupt beyond tolerance</w:t>
+      </w:r>
+      <w:r>
+        <w:t xml:space="preserve"> </w:t>
+      </w:r>
+      <w:r>
+        <w:t xml:space="preserve">→ expected: AFE communication diagnosis entry</w:t>
+      </w:r>
+    </w:p>
+    <w:p>
+      <w:pPr>
+        <w:pStyle w:val="Compact"/>
+        <w:numPr>
+          <w:ilvl w:val="0"/>
+          <w:numId w:val="1028"/>
+        </w:numPr>
+      </w:pPr>
+      <w:r>
+        <w:rPr>
+          <w:b/>
+          <w:bCs/>
+        </w:rPr>
+        <w:t xml:space="preserve">Expected outcomes</w:t>
+      </w:r>
+      <w:r>
+        <w:t xml:space="preserve">:</w:t>
+      </w:r>
+    </w:p>
+    <w:p>
+      <w:pPr>
+        <w:pStyle w:val="Compact"/>
+        <w:numPr>
+          <w:ilvl w:val="1"/>
+          <w:numId w:val="1030"/>
+        </w:numPr>
+      </w:pPr>
+      <w:r>
+        <w:rPr>
+          <w:rStyle w:val="VerbatimChar"/>
+        </w:rPr>
+        <w:t xml:space="preserve">pec_error</w:t>
+      </w:r>
+      <w:r>
+        <w:t xml:space="preserve"> </w:t>
+      </w:r>
+      <w:r>
+        <w:t xml:space="preserve">= true (tolerance exact)</w:t>
+      </w:r>
+    </w:p>
+    <w:p>
+      <w:pPr>
+        <w:pStyle w:val="Compact"/>
+        <w:numPr>
+          <w:ilvl w:val="1"/>
+          <w:numId w:val="1030"/>
+        </w:numPr>
+      </w:pPr>
+      <w:r>
+        <w:rPr>
+          <w:rStyle w:val="VerbatimChar"/>
+        </w:rPr>
+        <w:t xml:space="preserve">afe_diag_entry</w:t>
+      </w:r>
+      <w:r>
+        <w:t xml:space="preserve"> </w:t>
+      </w:r>
+      <w:r>
+        <w:t xml:space="preserve">= true (tolerance exact)</w:t>
+      </w:r>
+    </w:p>
+    <w:bookmarkEnd w:id="34"/>
+    <w:bookmarkStart w:id="35" w:name="X05e15722acb099e3aee6d307916a4b4eb561b4e"/>
+    <w:p>
+      <w:pPr>
+        <w:pStyle w:val="Heading4"/>
+      </w:pPr>
+      <w:r>
+        <w:rPr>
+          <w:rStyle w:val="VerbatimChar"/>
+        </w:rPr>
+        <w:t xml:space="preserve">FB2-VER-TMS-000006</w:t>
+      </w:r>
+      <w:r>
+        <w:t xml:space="preserve"> </w:t>
+      </w:r>
+      <w:r>
+        <w:t xml:space="preserve">— Test: Contactor Driver Configuration and Control (synthetic_reference)</w:t>
+      </w:r>
+    </w:p>
+    <w:p>
+      <w:pPr>
+        <w:pStyle w:val="Compact"/>
+        <w:numPr>
+          <w:ilvl w:val="0"/>
+          <w:numId w:val="1031"/>
+        </w:numPr>
+      </w:pPr>
+      <w:r>
+        <w:rPr>
+          <w:b/>
+          <w:bCs/>
+        </w:rPr>
+        <w:t xml:space="preserve">Test type</w:t>
+      </w:r>
+      <w:r>
+        <w:t xml:space="preserve">:</w:t>
+      </w:r>
+      <w:r>
+        <w:t xml:space="preserve"> </w:t>
+      </w:r>
+      <w:r>
+        <w:rPr>
+          <w:rStyle w:val="VerbatimChar"/>
+        </w:rPr>
+        <w:t xml:space="preserve">unit</w:t>
+      </w:r>
+      <w:r>
+        <w:t xml:space="preserve"> </w:t>
+      </w:r>
+      <w:r>
+        <w:t xml:space="preserve">|</w:t>
+      </w:r>
+      <w:r>
+        <w:t xml:space="preserve"> </w:t>
+      </w:r>
+      <w:r>
+        <w:rPr>
+          <w:b/>
+          <w:bCs/>
+        </w:rPr>
+        <w:t xml:space="preserve">Oracle basis</w:t>
+      </w:r>
+      <w:r>
+        <w:t xml:space="preserve">:</w:t>
+      </w:r>
+      <w:r>
+        <w:t xml:space="preserve"> </w:t>
+      </w:r>
+      <w:r>
+        <w:rPr>
+          <w:rStyle w:val="VerbatimChar"/>
+        </w:rPr>
+        <w:t xml:space="preserve">synthetic_assumption</w:t>
+      </w:r>
+    </w:p>
+    <w:p>
+      <w:pPr>
+        <w:pStyle w:val="Compact"/>
+        <w:numPr>
+          <w:ilvl w:val="0"/>
+          <w:numId w:val="1031"/>
+        </w:numPr>
+      </w:pPr>
+      <w:r>
+        <w:rPr>
+          <w:b/>
+          <w:bCs/>
+        </w:rPr>
+        <w:t xml:space="preserve">Objective</w:t>
+      </w:r>
+      <w:r>
+        <w:t xml:space="preserve">: Verify contactor driver initialization, channel mapping and switch-off safety behavior</w:t>
+      </w:r>
+    </w:p>
+    <w:p>
+      <w:pPr>
+        <w:pStyle w:val="Compact"/>
+        <w:numPr>
+          <w:ilvl w:val="0"/>
+          <w:numId w:val="1031"/>
+        </w:numPr>
+      </w:pPr>
+      <w:r>
+        <w:rPr>
+          <w:b/>
+          <w:bCs/>
+        </w:rPr>
+        <w:t xml:space="preserve">Preconditions</w:t>
+      </w:r>
+      <w:r>
+        <w:t xml:space="preserve">: Module initialized with valid config, Test doubles injected</w:t>
+      </w:r>
+    </w:p>
+    <w:p>
+      <w:pPr>
+        <w:pStyle w:val="Compact"/>
+        <w:numPr>
+          <w:ilvl w:val="0"/>
+          <w:numId w:val="1031"/>
+        </w:numPr>
+      </w:pPr>
+      <w:r>
+        <w:rPr>
+          <w:b/>
+          <w:bCs/>
+        </w:rPr>
+        <w:t xml:space="preserve">Environment</w:t>
+      </w:r>
+      <w:r>
+        <w:t xml:space="preserve">: POSIX host (Linux); Unity/CMock; config</w:t>
+      </w:r>
+      <w:r>
+        <w:t xml:space="preserve"> </w:t>
+      </w:r>
+      <w:r>
+        <w:rPr>
+          <w:rStyle w:val="VerbatimChar"/>
+        </w:rPr>
+        <w:t xml:space="preserve">conf/unit/app_project_posix.yml</w:t>
+      </w:r>
+    </w:p>
+    <w:p>
+      <w:pPr>
+        <w:pStyle w:val="Compact"/>
+        <w:numPr>
+          <w:ilvl w:val="0"/>
+          <w:numId w:val="1031"/>
+        </w:numPr>
+      </w:pPr>
+      <w:r>
+        <w:rPr>
+          <w:b/>
+          <w:bCs/>
+        </w:rPr>
+        <w:t xml:space="preserve">Test cases (steps)</w:t>
+      </w:r>
+      <w:r>
+        <w:t xml:space="preserve">:</w:t>
+      </w:r>
+    </w:p>
+    <w:p>
+      <w:pPr>
+        <w:pStyle w:val="Compact"/>
+        <w:numPr>
+          <w:ilvl w:val="1"/>
+          <w:numId w:val="1032"/>
+        </w:numPr>
+      </w:pPr>
+      <w:r>
+        <w:rPr>
+          <w:b/>
+          <w:bCs/>
+        </w:rPr>
+        <w:t xml:space="preserve">Initialize driver with valid config</w:t>
+      </w:r>
+      <w:r>
+        <w:t xml:space="preserve"> </w:t>
+      </w:r>
+      <w:r>
+        <w:t xml:space="preserve">→ expected: All channels mapped</w:t>
+      </w:r>
+    </w:p>
+    <w:p>
+      <w:pPr>
+        <w:pStyle w:val="Compact"/>
+        <w:numPr>
+          <w:ilvl w:val="1"/>
+          <w:numId w:val="1032"/>
+        </w:numPr>
+      </w:pPr>
+      <w:r>
+        <w:rPr>
+          <w:b/>
+          <w:bCs/>
+        </w:rPr>
+        <w:t xml:space="preserve">Request safety switch-off</w:t>
+      </w:r>
+      <w:r>
+        <w:t xml:space="preserve"> </w:t>
+      </w:r>
+      <w:r>
+        <w:t xml:space="preserve">→ expected: All channels de-energized</w:t>
+      </w:r>
+    </w:p>
+    <w:p>
+      <w:pPr>
+        <w:pStyle w:val="Compact"/>
+        <w:numPr>
+          <w:ilvl w:val="0"/>
+          <w:numId w:val="1031"/>
+        </w:numPr>
+      </w:pPr>
+      <w:r>
+        <w:rPr>
+          <w:b/>
+          <w:bCs/>
+        </w:rPr>
+        <w:t xml:space="preserve">Expected outcomes</w:t>
+      </w:r>
+      <w:r>
+        <w:t xml:space="preserve">:</w:t>
+      </w:r>
+    </w:p>
+    <w:p>
+      <w:pPr>
+        <w:pStyle w:val="Compact"/>
+        <w:numPr>
+          <w:ilvl w:val="1"/>
+          <w:numId w:val="1033"/>
+        </w:numPr>
+      </w:pPr>
+      <w:r>
+        <w:rPr>
+          <w:rStyle w:val="VerbatimChar"/>
+        </w:rPr>
+        <w:t xml:space="preserve">all_off</w:t>
+      </w:r>
+      <w:r>
+        <w:t xml:space="preserve"> </w:t>
+      </w:r>
+      <w:r>
+        <w:t xml:space="preserve">= true (tolerance exact)</w:t>
+      </w:r>
+    </w:p>
+    <w:bookmarkEnd w:id="35"/>
+    <w:bookmarkEnd w:id="36"/>
+    <w:bookmarkStart w:id="37" w:name="test-cases"/>
     <w:p>
       <w:pPr>
         <w:pStyle w:val="Heading2"/>
@@ -1543,7 +4040,7 @@
         <w:pStyle w:val="Compact"/>
         <w:numPr>
           <w:ilvl w:val="0"/>
-          <w:numId w:val="1007"/>
+          <w:numId w:val="1034"/>
         </w:numPr>
       </w:pPr>
       <w:r>
@@ -1564,7 +4061,7 @@
         <w:pStyle w:val="Compact"/>
         <w:numPr>
           <w:ilvl w:val="0"/>
-          <w:numId w:val="1007"/>
+          <w:numId w:val="1034"/>
         </w:numPr>
       </w:pPr>
       <w:r>
@@ -1582,6 +4079,195 @@
     </w:p>
     <w:p>
       <w:pPr>
+        <w:pStyle w:val="Compact"/>
+        <w:numPr>
+          <w:ilvl w:val="0"/>
+          <w:numId w:val="1034"/>
+        </w:numPr>
+      </w:pPr>
+      <w:r>
+        <w:rPr>
+          <w:rStyle w:val="VerbatimChar"/>
+        </w:rPr>
+        <w:t xml:space="preserve">FB2-VER-TMS-000003</w:t>
+      </w:r>
+      <w:r>
+        <w:t xml:space="preserve"> </w:t>
+      </w:r>
+      <w:r>
+        <w:t xml:space="preserve">(as_is): 3 test case(s)</w:t>
+      </w:r>
+    </w:p>
+    <w:p>
+      <w:pPr>
+        <w:pStyle w:val="Compact"/>
+        <w:numPr>
+          <w:ilvl w:val="0"/>
+          <w:numId w:val="1034"/>
+        </w:numPr>
+      </w:pPr>
+      <w:r>
+        <w:rPr>
+          <w:rStyle w:val="VerbatimChar"/>
+        </w:rPr>
+        <w:t xml:space="preserve">FB2-VER-TMS-000004</w:t>
+      </w:r>
+      <w:r>
+        <w:t xml:space="preserve"> </w:t>
+      </w:r>
+      <w:r>
+        <w:t xml:space="preserve">(as_is): 3 test case(s)</w:t>
+      </w:r>
+    </w:p>
+    <w:p>
+      <w:pPr>
+        <w:pStyle w:val="Compact"/>
+        <w:numPr>
+          <w:ilvl w:val="0"/>
+          <w:numId w:val="1034"/>
+        </w:numPr>
+      </w:pPr>
+      <w:r>
+        <w:rPr>
+          <w:rStyle w:val="VerbatimChar"/>
+        </w:rPr>
+        <w:t xml:space="preserve">FB2-VER-TMS-000005</w:t>
+      </w:r>
+      <w:r>
+        <w:t xml:space="preserve"> </w:t>
+      </w:r>
+      <w:r>
+        <w:t xml:space="preserve">(as_is): 3 test case(s)</w:t>
+      </w:r>
+    </w:p>
+    <w:p>
+      <w:pPr>
+        <w:pStyle w:val="Compact"/>
+        <w:numPr>
+          <w:ilvl w:val="0"/>
+          <w:numId w:val="1034"/>
+        </w:numPr>
+      </w:pPr>
+      <w:r>
+        <w:rPr>
+          <w:rStyle w:val="VerbatimChar"/>
+        </w:rPr>
+        <w:t xml:space="preserve">FB2-VER-TMS-000001</w:t>
+      </w:r>
+      <w:r>
+        <w:t xml:space="preserve"> </w:t>
+      </w:r>
+      <w:r>
+        <w:t xml:space="preserve">(synthetic_reference): 3 test case(s)</w:t>
+      </w:r>
+    </w:p>
+    <w:p>
+      <w:pPr>
+        <w:pStyle w:val="Compact"/>
+        <w:numPr>
+          <w:ilvl w:val="0"/>
+          <w:numId w:val="1034"/>
+        </w:numPr>
+      </w:pPr>
+      <w:r>
+        <w:rPr>
+          <w:rStyle w:val="VerbatimChar"/>
+        </w:rPr>
+        <w:t xml:space="preserve">FB2-VER-TMS-000002</w:t>
+      </w:r>
+      <w:r>
+        <w:t xml:space="preserve"> </w:t>
+      </w:r>
+      <w:r>
+        <w:t xml:space="preserve">(synthetic_reference): 3 test case(s)</w:t>
+      </w:r>
+    </w:p>
+    <w:p>
+      <w:pPr>
+        <w:pStyle w:val="Compact"/>
+        <w:numPr>
+          <w:ilvl w:val="0"/>
+          <w:numId w:val="1034"/>
+        </w:numPr>
+      </w:pPr>
+      <w:r>
+        <w:rPr>
+          <w:rStyle w:val="VerbatimChar"/>
+        </w:rPr>
+        <w:t xml:space="preserve">FB2-VER-TMS-000003</w:t>
+      </w:r>
+      <w:r>
+        <w:t xml:space="preserve"> </w:t>
+      </w:r>
+      <w:r>
+        <w:t xml:space="preserve">(synthetic_reference): 2 test case(s)</w:t>
+      </w:r>
+    </w:p>
+    <w:p>
+      <w:pPr>
+        <w:pStyle w:val="Compact"/>
+        <w:numPr>
+          <w:ilvl w:val="0"/>
+          <w:numId w:val="1034"/>
+        </w:numPr>
+      </w:pPr>
+      <w:r>
+        <w:rPr>
+          <w:rStyle w:val="VerbatimChar"/>
+        </w:rPr>
+        <w:t xml:space="preserve">FB2-VER-TMS-000004</w:t>
+      </w:r>
+      <w:r>
+        <w:t xml:space="preserve"> </w:t>
+      </w:r>
+      <w:r>
+        <w:t xml:space="preserve">(synthetic_reference): 3 test case(s)</w:t>
+      </w:r>
+    </w:p>
+    <w:p>
+      <w:pPr>
+        <w:pStyle w:val="Compact"/>
+        <w:numPr>
+          <w:ilvl w:val="0"/>
+          <w:numId w:val="1034"/>
+        </w:numPr>
+      </w:pPr>
+      <w:r>
+        <w:rPr>
+          <w:rStyle w:val="VerbatimChar"/>
+        </w:rPr>
+        <w:t xml:space="preserve">FB2-VER-TMS-000005</w:t>
+      </w:r>
+      <w:r>
+        <w:t xml:space="preserve"> </w:t>
+      </w:r>
+      <w:r>
+        <w:t xml:space="preserve">(synthetic_reference): 3 test case(s)</w:t>
+      </w:r>
+    </w:p>
+    <w:p>
+      <w:pPr>
+        <w:pStyle w:val="Compact"/>
+        <w:numPr>
+          <w:ilvl w:val="0"/>
+          <w:numId w:val="1034"/>
+        </w:numPr>
+      </w:pPr>
+      <w:r>
+        <w:rPr>
+          <w:rStyle w:val="VerbatimChar"/>
+        </w:rPr>
+        <w:t xml:space="preserve">FB2-VER-TMS-000006</w:t>
+      </w:r>
+      <w:r>
+        <w:t xml:space="preserve"> </w:t>
+      </w:r>
+      <w:r>
+        <w:t xml:space="preserve">(synthetic_reference): 2 test case(s)</w:t>
+      </w:r>
+    </w:p>
+    <w:p>
+      <w:pPr>
         <w:pStyle w:val="FirstParagraph"/>
       </w:pPr>
       <w:r>
@@ -1592,11 +4278,11 @@
         <w:t xml:space="preserve">Total system-level test cases</w:t>
       </w:r>
       <w:r>
-        <w:t xml:space="preserve">: 10</w:t>
-      </w:r>
-    </w:p>
-    <w:bookmarkEnd w:id="28"/>
-    <w:bookmarkStart w:id="30" w:name="execution-report"/>
+        <w:t xml:space="preserve">: 35</w:t>
+      </w:r>
+    </w:p>
+    <w:bookmarkEnd w:id="37"/>
+    <w:bookmarkStart w:id="45" w:name="execution-report"/>
     <w:p>
       <w:pPr>
         <w:pStyle w:val="Heading2"/>
@@ -1605,7 +4291,7 @@
         <w:t xml:space="preserve">Execution Report</w:t>
       </w:r>
     </w:p>
-    <w:bookmarkStart w:id="29" w:name="Xba18ce4afc8380a0999e1d750e18320532c88af"/>
+    <w:bookmarkStart w:id="38" w:name="Xba18ce4afc8380a0999e1d750e18320532c88af"/>
     <w:p>
       <w:pPr>
         <w:pStyle w:val="Heading5"/>
@@ -1634,7 +4320,7 @@
         <w:pStyle w:val="Compact"/>
         <w:numPr>
           <w:ilvl w:val="0"/>
-          <w:numId w:val="1008"/>
+          <w:numId w:val="1035"/>
         </w:numPr>
       </w:pPr>
       <w:r>
@@ -1719,7 +4405,7 @@
         <w:pStyle w:val="Compact"/>
         <w:numPr>
           <w:ilvl w:val="0"/>
-          <w:numId w:val="1008"/>
+          <w:numId w:val="1035"/>
         </w:numPr>
       </w:pPr>
       <w:r>
@@ -1738,7 +4424,7 @@
         <w:pStyle w:val="Compact"/>
         <w:numPr>
           <w:ilvl w:val="0"/>
-          <w:numId w:val="1008"/>
+          <w:numId w:val="1035"/>
         </w:numPr>
       </w:pPr>
       <w:r>
@@ -1771,6 +4457,996 @@
           <w:rStyle w:val="VerbatimChar"/>
         </w:rPr>
         <w:t xml:space="preserve">tests/unit/app/application/soa/test_soa.c</w:t>
+      </w:r>
+    </w:p>
+    <w:bookmarkEnd w:id="38"/>
+    <w:bookmarkStart w:id="39" w:name="X58e6a13ebb75e7eab5587c0d2e0108f87454767"/>
+    <w:p>
+      <w:pPr>
+        <w:pStyle w:val="Heading5"/>
+      </w:pPr>
+      <w:r>
+        <w:t xml:space="preserve">Execution</w:t>
+      </w:r>
+      <w:r>
+        <w:t xml:space="preserve"> </w:t>
+      </w:r>
+      <w:r>
+        <w:rPr>
+          <w:rStyle w:val="VerbatimChar"/>
+        </w:rPr>
+        <w:t xml:space="preserve">FB2-VER-EXE-000001</w:t>
+      </w:r>
+      <w:r>
+        <w:t xml:space="preserve"> </w:t>
+      </w:r>
+      <w:r>
+        <w:t xml:space="preserve">— Execution: FB2-VER-TMS-000001 (synthetic_fixture)</w:t>
+      </w:r>
+    </w:p>
+    <w:p>
+      <w:pPr>
+        <w:pStyle w:val="Compact"/>
+        <w:numPr>
+          <w:ilvl w:val="0"/>
+          <w:numId w:val="1036"/>
+        </w:numPr>
+      </w:pPr>
+      <w:r>
+        <w:rPr>
+          <w:b/>
+          <w:bCs/>
+        </w:rPr>
+        <w:t xml:space="preserve">Test measure</w:t>
+      </w:r>
+      <w:r>
+        <w:t xml:space="preserve">:</w:t>
+      </w:r>
+      <w:r>
+        <w:t xml:space="preserve"> </w:t>
+      </w:r>
+      <w:r>
+        <w:rPr>
+          <w:rStyle w:val="VerbatimChar"/>
+        </w:rPr>
+        <w:t xml:space="preserve">FB2-VER-TMS-000001</w:t>
+      </w:r>
+      <w:r>
+        <w:t xml:space="preserve"> </w:t>
+      </w:r>
+      <w:r>
+        <w:t xml:space="preserve">|</w:t>
+      </w:r>
+      <w:r>
+        <w:t xml:space="preserve"> </w:t>
+      </w:r>
+      <w:r>
+        <w:rPr>
+          <w:b/>
+          <w:bCs/>
+        </w:rPr>
+        <w:t xml:space="preserve">Execution kind</w:t>
+      </w:r>
+      <w:r>
+        <w:t xml:space="preserve">:</w:t>
+      </w:r>
+      <w:r>
+        <w:t xml:space="preserve"> </w:t>
+      </w:r>
+      <w:r>
+        <w:rPr>
+          <w:rStyle w:val="VerbatimChar"/>
+        </w:rPr>
+        <w:t xml:space="preserve">synthetic_fixture</w:t>
+      </w:r>
+      <w:r>
+        <w:t xml:space="preserve"> </w:t>
+      </w:r>
+      <w:r>
+        <w:t xml:space="preserve">|</w:t>
+      </w:r>
+      <w:r>
+        <w:t xml:space="preserve"> </w:t>
+      </w:r>
+      <w:r>
+        <w:rPr>
+          <w:b/>
+          <w:bCs/>
+        </w:rPr>
+        <w:t xml:space="preserve">Outcome</w:t>
+      </w:r>
+      <w:r>
+        <w:t xml:space="preserve">:</w:t>
+      </w:r>
+      <w:r>
+        <w:t xml:space="preserve"> </w:t>
+      </w:r>
+      <w:r>
+        <w:rPr>
+          <w:b/>
+          <w:bCs/>
+        </w:rPr>
+        <w:t xml:space="preserve">PASS</w:t>
+      </w:r>
+    </w:p>
+    <w:p>
+      <w:pPr>
+        <w:pStyle w:val="Compact"/>
+        <w:numPr>
+          <w:ilvl w:val="0"/>
+          <w:numId w:val="1036"/>
+        </w:numPr>
+      </w:pPr>
+      <w:r>
+        <w:rPr>
+          <w:b/>
+          <w:bCs/>
+        </w:rPr>
+        <w:t xml:space="preserve">Environment</w:t>
+      </w:r>
+      <w:r>
+        <w:t xml:space="preserve">: x86_64 Linux host (simulated); Unity 2.5.2, CMock 2.4.0; tools: cmake 3.22.1, cmock 2.4.0, gcc 11.4.0, unity 2.5.2</w:t>
+      </w:r>
+    </w:p>
+    <w:p>
+      <w:pPr>
+        <w:pStyle w:val="Compact"/>
+        <w:numPr>
+          <w:ilvl w:val="0"/>
+          <w:numId w:val="1036"/>
+        </w:numPr>
+      </w:pPr>
+      <w:r>
+        <w:rPr>
+          <w:b/>
+          <w:bCs/>
+        </w:rPr>
+        <w:t xml:space="preserve">Evidence refs</w:t>
+      </w:r>
+      <w:r>
+        <w:t xml:space="preserve">:</w:t>
+      </w:r>
+      <w:r>
+        <w:t xml:space="preserve"> </w:t>
+      </w:r>
+      <w:r>
+        <w:rPr>
+          <w:rStyle w:val="VerbatimChar"/>
+        </w:rPr>
+        <w:t xml:space="preserve">FB2-VER-TMS-000001</w:t>
+      </w:r>
+      <w:r>
+        <w:t xml:space="preserve">,</w:t>
+      </w:r>
+      <w:r>
+        <w:t xml:space="preserve"> </w:t>
+      </w:r>
+      <w:r>
+        <w:rPr>
+          <w:rStyle w:val="VerbatimChar"/>
+        </w:rPr>
+        <w:t xml:space="preserve">tests/unit/app/application/soa/test_soa.c</w:t>
+      </w:r>
+    </w:p>
+    <w:bookmarkEnd w:id="39"/>
+    <w:bookmarkStart w:id="40" w:name="X608be2e9cbe6354c29f7899d1cb7bbc09e56f6a"/>
+    <w:p>
+      <w:pPr>
+        <w:pStyle w:val="Heading5"/>
+      </w:pPr>
+      <w:r>
+        <w:t xml:space="preserve">Execution</w:t>
+      </w:r>
+      <w:r>
+        <w:t xml:space="preserve"> </w:t>
+      </w:r>
+      <w:r>
+        <w:rPr>
+          <w:rStyle w:val="VerbatimChar"/>
+        </w:rPr>
+        <w:t xml:space="preserve">FB2-VER-EXE-000002</w:t>
+      </w:r>
+      <w:r>
+        <w:t xml:space="preserve"> </w:t>
+      </w:r>
+      <w:r>
+        <w:t xml:space="preserve">— Execution: FB2-VER-TMS-000002 (synthetic_fixture)</w:t>
+      </w:r>
+    </w:p>
+    <w:p>
+      <w:pPr>
+        <w:pStyle w:val="Compact"/>
+        <w:numPr>
+          <w:ilvl w:val="0"/>
+          <w:numId w:val="1037"/>
+        </w:numPr>
+      </w:pPr>
+      <w:r>
+        <w:rPr>
+          <w:b/>
+          <w:bCs/>
+        </w:rPr>
+        <w:t xml:space="preserve">Test measure</w:t>
+      </w:r>
+      <w:r>
+        <w:t xml:space="preserve">:</w:t>
+      </w:r>
+      <w:r>
+        <w:t xml:space="preserve"> </w:t>
+      </w:r>
+      <w:r>
+        <w:rPr>
+          <w:rStyle w:val="VerbatimChar"/>
+        </w:rPr>
+        <w:t xml:space="preserve">FB2-VER-TMS-000002</w:t>
+      </w:r>
+      <w:r>
+        <w:t xml:space="preserve"> </w:t>
+      </w:r>
+      <w:r>
+        <w:t xml:space="preserve">|</w:t>
+      </w:r>
+      <w:r>
+        <w:t xml:space="preserve"> </w:t>
+      </w:r>
+      <w:r>
+        <w:rPr>
+          <w:b/>
+          <w:bCs/>
+        </w:rPr>
+        <w:t xml:space="preserve">Execution kind</w:t>
+      </w:r>
+      <w:r>
+        <w:t xml:space="preserve">:</w:t>
+      </w:r>
+      <w:r>
+        <w:t xml:space="preserve"> </w:t>
+      </w:r>
+      <w:r>
+        <w:rPr>
+          <w:rStyle w:val="VerbatimChar"/>
+        </w:rPr>
+        <w:t xml:space="preserve">synthetic_fixture</w:t>
+      </w:r>
+      <w:r>
+        <w:t xml:space="preserve"> </w:t>
+      </w:r>
+      <w:r>
+        <w:t xml:space="preserve">|</w:t>
+      </w:r>
+      <w:r>
+        <w:t xml:space="preserve"> </w:t>
+      </w:r>
+      <w:r>
+        <w:rPr>
+          <w:b/>
+          <w:bCs/>
+        </w:rPr>
+        <w:t xml:space="preserve">Outcome</w:t>
+      </w:r>
+      <w:r>
+        <w:t xml:space="preserve">:</w:t>
+      </w:r>
+      <w:r>
+        <w:t xml:space="preserve"> </w:t>
+      </w:r>
+      <w:r>
+        <w:rPr>
+          <w:b/>
+          <w:bCs/>
+        </w:rPr>
+        <w:t xml:space="preserve">PASS</w:t>
+      </w:r>
+    </w:p>
+    <w:p>
+      <w:pPr>
+        <w:pStyle w:val="Compact"/>
+        <w:numPr>
+          <w:ilvl w:val="0"/>
+          <w:numId w:val="1037"/>
+        </w:numPr>
+      </w:pPr>
+      <w:r>
+        <w:rPr>
+          <w:b/>
+          <w:bCs/>
+        </w:rPr>
+        <w:t xml:space="preserve">Environment</w:t>
+      </w:r>
+      <w:r>
+        <w:t xml:space="preserve">: x86_64 Linux host (simulated); Unity 2.5.2, CMock 2.4.0; tools: cmake 3.22.1, cmock 2.4.0, gcc 11.4.0, unity 2.5.2</w:t>
+      </w:r>
+    </w:p>
+    <w:p>
+      <w:pPr>
+        <w:pStyle w:val="Compact"/>
+        <w:numPr>
+          <w:ilvl w:val="0"/>
+          <w:numId w:val="1037"/>
+        </w:numPr>
+      </w:pPr>
+      <w:r>
+        <w:rPr>
+          <w:b/>
+          <w:bCs/>
+        </w:rPr>
+        <w:t xml:space="preserve">Evidence refs</w:t>
+      </w:r>
+      <w:r>
+        <w:t xml:space="preserve">:</w:t>
+      </w:r>
+      <w:r>
+        <w:t xml:space="preserve"> </w:t>
+      </w:r>
+      <w:r>
+        <w:rPr>
+          <w:rStyle w:val="VerbatimChar"/>
+        </w:rPr>
+        <w:t xml:space="preserve">FB2-VER-TMS-000002</w:t>
+      </w:r>
+      <w:r>
+        <w:t xml:space="preserve">,</w:t>
+      </w:r>
+      <w:r>
+        <w:t xml:space="preserve"> </w:t>
+      </w:r>
+      <w:r>
+        <w:rPr>
+          <w:rStyle w:val="VerbatimChar"/>
+        </w:rPr>
+        <w:t xml:space="preserve">tests/unit/app/driver/contactor/test_contactor.c</w:t>
+      </w:r>
+    </w:p>
+    <w:bookmarkEnd w:id="40"/>
+    <w:bookmarkStart w:id="41" w:name="X8ea60dc6d7d50b612cb83d14c059f66e1accfc1"/>
+    <w:p>
+      <w:pPr>
+        <w:pStyle w:val="Heading5"/>
+      </w:pPr>
+      <w:r>
+        <w:t xml:space="preserve">Execution</w:t>
+      </w:r>
+      <w:r>
+        <w:t xml:space="preserve"> </w:t>
+      </w:r>
+      <w:r>
+        <w:rPr>
+          <w:rStyle w:val="VerbatimChar"/>
+        </w:rPr>
+        <w:t xml:space="preserve">FB2-VER-EXE-000003</w:t>
+      </w:r>
+      <w:r>
+        <w:t xml:space="preserve"> </w:t>
+      </w:r>
+      <w:r>
+        <w:t xml:space="preserve">— Execution: FB2-VER-TMS-000003 (synthetic_fixture)</w:t>
+      </w:r>
+    </w:p>
+    <w:p>
+      <w:pPr>
+        <w:pStyle w:val="Compact"/>
+        <w:numPr>
+          <w:ilvl w:val="0"/>
+          <w:numId w:val="1038"/>
+        </w:numPr>
+      </w:pPr>
+      <w:r>
+        <w:rPr>
+          <w:b/>
+          <w:bCs/>
+        </w:rPr>
+        <w:t xml:space="preserve">Test measure</w:t>
+      </w:r>
+      <w:r>
+        <w:t xml:space="preserve">:</w:t>
+      </w:r>
+      <w:r>
+        <w:t xml:space="preserve"> </w:t>
+      </w:r>
+      <w:r>
+        <w:rPr>
+          <w:rStyle w:val="VerbatimChar"/>
+        </w:rPr>
+        <w:t xml:space="preserve">FB2-VER-TMS-000003</w:t>
+      </w:r>
+      <w:r>
+        <w:t xml:space="preserve"> </w:t>
+      </w:r>
+      <w:r>
+        <w:t xml:space="preserve">|</w:t>
+      </w:r>
+      <w:r>
+        <w:t xml:space="preserve"> </w:t>
+      </w:r>
+      <w:r>
+        <w:rPr>
+          <w:b/>
+          <w:bCs/>
+        </w:rPr>
+        <w:t xml:space="preserve">Execution kind</w:t>
+      </w:r>
+      <w:r>
+        <w:t xml:space="preserve">:</w:t>
+      </w:r>
+      <w:r>
+        <w:t xml:space="preserve"> </w:t>
+      </w:r>
+      <w:r>
+        <w:rPr>
+          <w:rStyle w:val="VerbatimChar"/>
+        </w:rPr>
+        <w:t xml:space="preserve">synthetic_fixture</w:t>
+      </w:r>
+      <w:r>
+        <w:t xml:space="preserve"> </w:t>
+      </w:r>
+      <w:r>
+        <w:t xml:space="preserve">|</w:t>
+      </w:r>
+      <w:r>
+        <w:t xml:space="preserve"> </w:t>
+      </w:r>
+      <w:r>
+        <w:rPr>
+          <w:b/>
+          <w:bCs/>
+        </w:rPr>
+        <w:t xml:space="preserve">Outcome</w:t>
+      </w:r>
+      <w:r>
+        <w:t xml:space="preserve">:</w:t>
+      </w:r>
+      <w:r>
+        <w:t xml:space="preserve"> </w:t>
+      </w:r>
+      <w:r>
+        <w:rPr>
+          <w:b/>
+          <w:bCs/>
+        </w:rPr>
+        <w:t xml:space="preserve">PASS</w:t>
+      </w:r>
+    </w:p>
+    <w:p>
+      <w:pPr>
+        <w:pStyle w:val="Compact"/>
+        <w:numPr>
+          <w:ilvl w:val="0"/>
+          <w:numId w:val="1038"/>
+        </w:numPr>
+      </w:pPr>
+      <w:r>
+        <w:rPr>
+          <w:b/>
+          <w:bCs/>
+        </w:rPr>
+        <w:t xml:space="preserve">Environment</w:t>
+      </w:r>
+      <w:r>
+        <w:t xml:space="preserve">: x86_64 Linux host (simulated); Unity 2.5.2, CMock 2.4.0; tools: cmake 3.22.1, cmock 2.4.0, gcc 11.4.0, unity 2.5.2</w:t>
+      </w:r>
+    </w:p>
+    <w:p>
+      <w:pPr>
+        <w:pStyle w:val="Compact"/>
+        <w:numPr>
+          <w:ilvl w:val="0"/>
+          <w:numId w:val="1038"/>
+        </w:numPr>
+      </w:pPr>
+      <w:r>
+        <w:rPr>
+          <w:b/>
+          <w:bCs/>
+        </w:rPr>
+        <w:t xml:space="preserve">Evidence refs</w:t>
+      </w:r>
+      <w:r>
+        <w:t xml:space="preserve">:</w:t>
+      </w:r>
+      <w:r>
+        <w:t xml:space="preserve"> </w:t>
+      </w:r>
+      <w:r>
+        <w:rPr>
+          <w:rStyle w:val="VerbatimChar"/>
+        </w:rPr>
+        <w:t xml:space="preserve">FB2-VER-TMS-000003</w:t>
+      </w:r>
+      <w:r>
+        <w:t xml:space="preserve">,</w:t>
+      </w:r>
+      <w:r>
+        <w:t xml:space="preserve"> </w:t>
+      </w:r>
+      <w:r>
+        <w:rPr>
+          <w:rStyle w:val="VerbatimChar"/>
+        </w:rPr>
+        <w:t xml:space="preserve">tests/unit/app/driver/afe/api/test_afe_plausibility.c</w:t>
+      </w:r>
+    </w:p>
+    <w:bookmarkEnd w:id="41"/>
+    <w:bookmarkStart w:id="42" w:name="X7820b97e901ffe40dd2fece6bbf18bfcaa11e2f"/>
+    <w:p>
+      <w:pPr>
+        <w:pStyle w:val="Heading5"/>
+      </w:pPr>
+      <w:r>
+        <w:t xml:space="preserve">Execution</w:t>
+      </w:r>
+      <w:r>
+        <w:t xml:space="preserve"> </w:t>
+      </w:r>
+      <w:r>
+        <w:rPr>
+          <w:rStyle w:val="VerbatimChar"/>
+        </w:rPr>
+        <w:t xml:space="preserve">FB2-VER-EXE-000004</w:t>
+      </w:r>
+      <w:r>
+        <w:t xml:space="preserve"> </w:t>
+      </w:r>
+      <w:r>
+        <w:t xml:space="preserve">— Execution: FB2-VER-TMS-000004 (synthetic_fixture)</w:t>
+      </w:r>
+    </w:p>
+    <w:p>
+      <w:pPr>
+        <w:pStyle w:val="Compact"/>
+        <w:numPr>
+          <w:ilvl w:val="0"/>
+          <w:numId w:val="1039"/>
+        </w:numPr>
+      </w:pPr>
+      <w:r>
+        <w:rPr>
+          <w:b/>
+          <w:bCs/>
+        </w:rPr>
+        <w:t xml:space="preserve">Test measure</w:t>
+      </w:r>
+      <w:r>
+        <w:t xml:space="preserve">:</w:t>
+      </w:r>
+      <w:r>
+        <w:t xml:space="preserve"> </w:t>
+      </w:r>
+      <w:r>
+        <w:rPr>
+          <w:rStyle w:val="VerbatimChar"/>
+        </w:rPr>
+        <w:t xml:space="preserve">FB2-VER-TMS-000004</w:t>
+      </w:r>
+      <w:r>
+        <w:t xml:space="preserve"> </w:t>
+      </w:r>
+      <w:r>
+        <w:t xml:space="preserve">|</w:t>
+      </w:r>
+      <w:r>
+        <w:t xml:space="preserve"> </w:t>
+      </w:r>
+      <w:r>
+        <w:rPr>
+          <w:b/>
+          <w:bCs/>
+        </w:rPr>
+        <w:t xml:space="preserve">Execution kind</w:t>
+      </w:r>
+      <w:r>
+        <w:t xml:space="preserve">:</w:t>
+      </w:r>
+      <w:r>
+        <w:t xml:space="preserve"> </w:t>
+      </w:r>
+      <w:r>
+        <w:rPr>
+          <w:rStyle w:val="VerbatimChar"/>
+        </w:rPr>
+        <w:t xml:space="preserve">synthetic_fixture</w:t>
+      </w:r>
+      <w:r>
+        <w:t xml:space="preserve"> </w:t>
+      </w:r>
+      <w:r>
+        <w:t xml:space="preserve">|</w:t>
+      </w:r>
+      <w:r>
+        <w:t xml:space="preserve"> </w:t>
+      </w:r>
+      <w:r>
+        <w:rPr>
+          <w:b/>
+          <w:bCs/>
+        </w:rPr>
+        <w:t xml:space="preserve">Outcome</w:t>
+      </w:r>
+      <w:r>
+        <w:t xml:space="preserve">:</w:t>
+      </w:r>
+      <w:r>
+        <w:t xml:space="preserve"> </w:t>
+      </w:r>
+      <w:r>
+        <w:rPr>
+          <w:b/>
+          <w:bCs/>
+        </w:rPr>
+        <w:t xml:space="preserve">PASS</w:t>
+      </w:r>
+    </w:p>
+    <w:p>
+      <w:pPr>
+        <w:pStyle w:val="Compact"/>
+        <w:numPr>
+          <w:ilvl w:val="0"/>
+          <w:numId w:val="1039"/>
+        </w:numPr>
+      </w:pPr>
+      <w:r>
+        <w:rPr>
+          <w:b/>
+          <w:bCs/>
+        </w:rPr>
+        <w:t xml:space="preserve">Environment</w:t>
+      </w:r>
+      <w:r>
+        <w:t xml:space="preserve">: x86_64 Linux host (simulated); Unity 2.5.2, CMock 2.4.0; tools: cmake 3.22.1, cmock 2.4.0, gcc 11.4.0, unity 2.5.2</w:t>
+      </w:r>
+    </w:p>
+    <w:p>
+      <w:pPr>
+        <w:pStyle w:val="Compact"/>
+        <w:numPr>
+          <w:ilvl w:val="0"/>
+          <w:numId w:val="1039"/>
+        </w:numPr>
+      </w:pPr>
+      <w:r>
+        <w:rPr>
+          <w:b/>
+          <w:bCs/>
+        </w:rPr>
+        <w:t xml:space="preserve">Evidence refs</w:t>
+      </w:r>
+      <w:r>
+        <w:t xml:space="preserve">:</w:t>
+      </w:r>
+      <w:r>
+        <w:t xml:space="preserve"> </w:t>
+      </w:r>
+      <w:r>
+        <w:rPr>
+          <w:rStyle w:val="VerbatimChar"/>
+        </w:rPr>
+        <w:t xml:space="preserve">FB2-VER-TMS-000004</w:t>
+      </w:r>
+    </w:p>
+    <w:bookmarkEnd w:id="42"/>
+    <w:bookmarkStart w:id="43" w:name="Xd5df19ad137a8dcd6d20b1cd54d559410ef780a"/>
+    <w:p>
+      <w:pPr>
+        <w:pStyle w:val="Heading5"/>
+      </w:pPr>
+      <w:r>
+        <w:t xml:space="preserve">Execution</w:t>
+      </w:r>
+      <w:r>
+        <w:t xml:space="preserve"> </w:t>
+      </w:r>
+      <w:r>
+        <w:rPr>
+          <w:rStyle w:val="VerbatimChar"/>
+        </w:rPr>
+        <w:t xml:space="preserve">FB2-VER-EXE-000005</w:t>
+      </w:r>
+      <w:r>
+        <w:t xml:space="preserve"> </w:t>
+      </w:r>
+      <w:r>
+        <w:t xml:space="preserve">— Execution: FB2-VER-TMS-000005 (synthetic_fixture)</w:t>
+      </w:r>
+    </w:p>
+    <w:p>
+      <w:pPr>
+        <w:pStyle w:val="Compact"/>
+        <w:numPr>
+          <w:ilvl w:val="0"/>
+          <w:numId w:val="1040"/>
+        </w:numPr>
+      </w:pPr>
+      <w:r>
+        <w:rPr>
+          <w:b/>
+          <w:bCs/>
+        </w:rPr>
+        <w:t xml:space="preserve">Test measure</w:t>
+      </w:r>
+      <w:r>
+        <w:t xml:space="preserve">:</w:t>
+      </w:r>
+      <w:r>
+        <w:t xml:space="preserve"> </w:t>
+      </w:r>
+      <w:r>
+        <w:rPr>
+          <w:rStyle w:val="VerbatimChar"/>
+        </w:rPr>
+        <w:t xml:space="preserve">FB2-VER-TMS-000005</w:t>
+      </w:r>
+      <w:r>
+        <w:t xml:space="preserve"> </w:t>
+      </w:r>
+      <w:r>
+        <w:t xml:space="preserve">|</w:t>
+      </w:r>
+      <w:r>
+        <w:t xml:space="preserve"> </w:t>
+      </w:r>
+      <w:r>
+        <w:rPr>
+          <w:b/>
+          <w:bCs/>
+        </w:rPr>
+        <w:t xml:space="preserve">Execution kind</w:t>
+      </w:r>
+      <w:r>
+        <w:t xml:space="preserve">:</w:t>
+      </w:r>
+      <w:r>
+        <w:t xml:space="preserve"> </w:t>
+      </w:r>
+      <w:r>
+        <w:rPr>
+          <w:rStyle w:val="VerbatimChar"/>
+        </w:rPr>
+        <w:t xml:space="preserve">synthetic_fixture</w:t>
+      </w:r>
+      <w:r>
+        <w:t xml:space="preserve"> </w:t>
+      </w:r>
+      <w:r>
+        <w:t xml:space="preserve">|</w:t>
+      </w:r>
+      <w:r>
+        <w:t xml:space="preserve"> </w:t>
+      </w:r>
+      <w:r>
+        <w:rPr>
+          <w:b/>
+          <w:bCs/>
+        </w:rPr>
+        <w:t xml:space="preserve">Outcome</w:t>
+      </w:r>
+      <w:r>
+        <w:t xml:space="preserve">:</w:t>
+      </w:r>
+      <w:r>
+        <w:t xml:space="preserve"> </w:t>
+      </w:r>
+      <w:r>
+        <w:rPr>
+          <w:b/>
+          <w:bCs/>
+        </w:rPr>
+        <w:t xml:space="preserve">PASS</w:t>
+      </w:r>
+    </w:p>
+    <w:p>
+      <w:pPr>
+        <w:pStyle w:val="Compact"/>
+        <w:numPr>
+          <w:ilvl w:val="0"/>
+          <w:numId w:val="1040"/>
+        </w:numPr>
+      </w:pPr>
+      <w:r>
+        <w:rPr>
+          <w:b/>
+          <w:bCs/>
+        </w:rPr>
+        <w:t xml:space="preserve">Environment</w:t>
+      </w:r>
+      <w:r>
+        <w:t xml:space="preserve">: x86_64 Linux host (simulated); Unity 2.5.2, CMock 2.4.0; tools: cmake 3.22.1, cmock 2.4.0, gcc 11.4.0, unity 2.5.2</w:t>
+      </w:r>
+    </w:p>
+    <w:p>
+      <w:pPr>
+        <w:pStyle w:val="Compact"/>
+        <w:numPr>
+          <w:ilvl w:val="0"/>
+          <w:numId w:val="1040"/>
+        </w:numPr>
+      </w:pPr>
+      <w:r>
+        <w:rPr>
+          <w:b/>
+          <w:bCs/>
+        </w:rPr>
+        <w:t xml:space="preserve">Evidence refs</w:t>
+      </w:r>
+      <w:r>
+        <w:t xml:space="preserve">:</w:t>
+      </w:r>
+      <w:r>
+        <w:t xml:space="preserve"> </w:t>
+      </w:r>
+      <w:r>
+        <w:rPr>
+          <w:rStyle w:val="VerbatimChar"/>
+        </w:rPr>
+        <w:t xml:space="preserve">FB2-VER-TMS-000005</w:t>
+      </w:r>
+      <w:r>
+        <w:t xml:space="preserve">,</w:t>
+      </w:r>
+      <w:r>
+        <w:t xml:space="preserve"> </w:t>
+      </w:r>
+      <w:r>
+        <w:rPr>
+          <w:rStyle w:val="VerbatimChar"/>
+        </w:rPr>
+        <w:t xml:space="preserve">tests/unit/app/driver/afe/ltc/6813-1/test_ltc_6813-1.c</w:t>
+      </w:r>
+    </w:p>
+    <w:bookmarkEnd w:id="43"/>
+    <w:bookmarkStart w:id="44" w:name="X926876aa927ca90459db89eebf58172efb20f9d"/>
+    <w:p>
+      <w:pPr>
+        <w:pStyle w:val="Heading5"/>
+      </w:pPr>
+      <w:r>
+        <w:t xml:space="preserve">Execution</w:t>
+      </w:r>
+      <w:r>
+        <w:t xml:space="preserve"> </w:t>
+      </w:r>
+      <w:r>
+        <w:rPr>
+          <w:rStyle w:val="VerbatimChar"/>
+        </w:rPr>
+        <w:t xml:space="preserve">FB2-VER-EXE-000006</w:t>
+      </w:r>
+      <w:r>
+        <w:t xml:space="preserve"> </w:t>
+      </w:r>
+      <w:r>
+        <w:t xml:space="preserve">— Execution: FB2-VER-TMS-000006 (synthetic_fixture)</w:t>
+      </w:r>
+    </w:p>
+    <w:p>
+      <w:pPr>
+        <w:pStyle w:val="Compact"/>
+        <w:numPr>
+          <w:ilvl w:val="0"/>
+          <w:numId w:val="1041"/>
+        </w:numPr>
+      </w:pPr>
+      <w:r>
+        <w:rPr>
+          <w:b/>
+          <w:bCs/>
+        </w:rPr>
+        <w:t xml:space="preserve">Test measure</w:t>
+      </w:r>
+      <w:r>
+        <w:t xml:space="preserve">:</w:t>
+      </w:r>
+      <w:r>
+        <w:t xml:space="preserve"> </w:t>
+      </w:r>
+      <w:r>
+        <w:rPr>
+          <w:rStyle w:val="VerbatimChar"/>
+        </w:rPr>
+        <w:t xml:space="preserve">FB2-VER-TMS-000006</w:t>
+      </w:r>
+      <w:r>
+        <w:t xml:space="preserve"> </w:t>
+      </w:r>
+      <w:r>
+        <w:t xml:space="preserve">|</w:t>
+      </w:r>
+      <w:r>
+        <w:t xml:space="preserve"> </w:t>
+      </w:r>
+      <w:r>
+        <w:rPr>
+          <w:b/>
+          <w:bCs/>
+        </w:rPr>
+        <w:t xml:space="preserve">Execution kind</w:t>
+      </w:r>
+      <w:r>
+        <w:t xml:space="preserve">:</w:t>
+      </w:r>
+      <w:r>
+        <w:t xml:space="preserve"> </w:t>
+      </w:r>
+      <w:r>
+        <w:rPr>
+          <w:rStyle w:val="VerbatimChar"/>
+        </w:rPr>
+        <w:t xml:space="preserve">synthetic_fixture</w:t>
+      </w:r>
+      <w:r>
+        <w:t xml:space="preserve"> </w:t>
+      </w:r>
+      <w:r>
+        <w:t xml:space="preserve">|</w:t>
+      </w:r>
+      <w:r>
+        <w:t xml:space="preserve"> </w:t>
+      </w:r>
+      <w:r>
+        <w:rPr>
+          <w:b/>
+          <w:bCs/>
+        </w:rPr>
+        <w:t xml:space="preserve">Outcome</w:t>
+      </w:r>
+      <w:r>
+        <w:t xml:space="preserve">:</w:t>
+      </w:r>
+      <w:r>
+        <w:t xml:space="preserve"> </w:t>
+      </w:r>
+      <w:r>
+        <w:rPr>
+          <w:b/>
+          <w:bCs/>
+        </w:rPr>
+        <w:t xml:space="preserve">PASS</w:t>
+      </w:r>
+    </w:p>
+    <w:p>
+      <w:pPr>
+        <w:pStyle w:val="Compact"/>
+        <w:numPr>
+          <w:ilvl w:val="0"/>
+          <w:numId w:val="1041"/>
+        </w:numPr>
+      </w:pPr>
+      <w:r>
+        <w:rPr>
+          <w:b/>
+          <w:bCs/>
+        </w:rPr>
+        <w:t xml:space="preserve">Environment</w:t>
+      </w:r>
+      <w:r>
+        <w:t xml:space="preserve">: x86_64 Linux host (simulated); Unity 2.5.2, CMock 2.4.0; tools: cmake 3.22.1, cmock 2.4.0, gcc 11.4.0, unity 2.5.2</w:t>
+      </w:r>
+    </w:p>
+    <w:p>
+      <w:pPr>
+        <w:pStyle w:val="Compact"/>
+        <w:numPr>
+          <w:ilvl w:val="0"/>
+          <w:numId w:val="1041"/>
+        </w:numPr>
+      </w:pPr>
+      <w:r>
+        <w:rPr>
+          <w:b/>
+          <w:bCs/>
+        </w:rPr>
+        <w:t xml:space="preserve">Evidence refs</w:t>
+      </w:r>
+      <w:r>
+        <w:t xml:space="preserve">:</w:t>
+      </w:r>
+      <w:r>
+        <w:t xml:space="preserve"> </w:t>
+      </w:r>
+      <w:r>
+        <w:rPr>
+          <w:rStyle w:val="VerbatimChar"/>
+        </w:rPr>
+        <w:t xml:space="preserve">FB2-VER-TMS-000006</w:t>
       </w:r>
     </w:p>
     <w:p>
@@ -1789,7 +5465,7 @@
           <w:i/>
           <w:iCs/>
         </w:rPr>
-        <w:t xml:space="preserve">Generated: 2026-09-13T02:20:37Z — auto-generated from the machine-verifiable corpus. Regenerate with</w:t>
+        <w:t xml:space="preserve">Generated: 2026-09-13T04:11:53Z — auto-generated from the machine-verifiable corpus. Regenerate with</w:t>
       </w:r>
       <w:r>
         <w:rPr>
@@ -1814,9 +5490,9 @@
         <w:t xml:space="preserve">.</w:t>
       </w:r>
     </w:p>
-    <w:bookmarkEnd w:id="29"/>
-    <w:bookmarkEnd w:id="30"/>
-    <w:bookmarkEnd w:id="31"/>
+    <w:bookmarkEnd w:id="44"/>
+    <w:bookmarkEnd w:id="45"/>
+    <w:bookmarkEnd w:id="46"/>
     <w:sectPr/>
   </w:body>
 </w:document>
@@ -2163,6 +5839,348 @@
     <w:abstractNumId w:val="991"/>
   </w:num>
   <w:num w:numId="1008">
+    <w:abstractNumId w:val="99411"/>
+    <w:lvlOverride w:ilvl="0">
+      <w:startOverride w:val="1"/>
+    </w:lvlOverride>
+    <w:lvlOverride w:ilvl="1">
+      <w:startOverride w:val="1"/>
+    </w:lvlOverride>
+    <w:lvlOverride w:ilvl="2">
+      <w:startOverride w:val="1"/>
+    </w:lvlOverride>
+    <w:lvlOverride w:ilvl="3">
+      <w:startOverride w:val="1"/>
+    </w:lvlOverride>
+    <w:lvlOverride w:ilvl="4">
+      <w:startOverride w:val="1"/>
+    </w:lvlOverride>
+    <w:lvlOverride w:ilvl="5">
+      <w:startOverride w:val="1"/>
+    </w:lvlOverride>
+    <w:lvlOverride w:ilvl="6">
+      <w:startOverride w:val="1"/>
+    </w:lvlOverride>
+    <w:lvlOverride w:ilvl="7">
+      <w:startOverride w:val="1"/>
+    </w:lvlOverride>
+    <w:lvlOverride w:ilvl="8">
+      <w:startOverride w:val="1"/>
+    </w:lvlOverride>
+  </w:num>
+  <w:num w:numId="1009">
+    <w:abstractNumId w:val="991"/>
+  </w:num>
+  <w:num w:numId="1010">
+    <w:abstractNumId w:val="991"/>
+  </w:num>
+  <w:num w:numId="1011">
+    <w:abstractNumId w:val="99411"/>
+    <w:lvlOverride w:ilvl="0">
+      <w:startOverride w:val="1"/>
+    </w:lvlOverride>
+    <w:lvlOverride w:ilvl="1">
+      <w:startOverride w:val="1"/>
+    </w:lvlOverride>
+    <w:lvlOverride w:ilvl="2">
+      <w:startOverride w:val="1"/>
+    </w:lvlOverride>
+    <w:lvlOverride w:ilvl="3">
+      <w:startOverride w:val="1"/>
+    </w:lvlOverride>
+    <w:lvlOverride w:ilvl="4">
+      <w:startOverride w:val="1"/>
+    </w:lvlOverride>
+    <w:lvlOverride w:ilvl="5">
+      <w:startOverride w:val="1"/>
+    </w:lvlOverride>
+    <w:lvlOverride w:ilvl="6">
+      <w:startOverride w:val="1"/>
+    </w:lvlOverride>
+    <w:lvlOverride w:ilvl="7">
+      <w:startOverride w:val="1"/>
+    </w:lvlOverride>
+    <w:lvlOverride w:ilvl="8">
+      <w:startOverride w:val="1"/>
+    </w:lvlOverride>
+  </w:num>
+  <w:num w:numId="1012">
+    <w:abstractNumId w:val="991"/>
+  </w:num>
+  <w:num w:numId="1013">
+    <w:abstractNumId w:val="991"/>
+  </w:num>
+  <w:num w:numId="1014">
+    <w:abstractNumId w:val="99411"/>
+    <w:lvlOverride w:ilvl="0">
+      <w:startOverride w:val="1"/>
+    </w:lvlOverride>
+    <w:lvlOverride w:ilvl="1">
+      <w:startOverride w:val="1"/>
+    </w:lvlOverride>
+    <w:lvlOverride w:ilvl="2">
+      <w:startOverride w:val="1"/>
+    </w:lvlOverride>
+    <w:lvlOverride w:ilvl="3">
+      <w:startOverride w:val="1"/>
+    </w:lvlOverride>
+    <w:lvlOverride w:ilvl="4">
+      <w:startOverride w:val="1"/>
+    </w:lvlOverride>
+    <w:lvlOverride w:ilvl="5">
+      <w:startOverride w:val="1"/>
+    </w:lvlOverride>
+    <w:lvlOverride w:ilvl="6">
+      <w:startOverride w:val="1"/>
+    </w:lvlOverride>
+    <w:lvlOverride w:ilvl="7">
+      <w:startOverride w:val="1"/>
+    </w:lvlOverride>
+    <w:lvlOverride w:ilvl="8">
+      <w:startOverride w:val="1"/>
+    </w:lvlOverride>
+  </w:num>
+  <w:num w:numId="1015">
+    <w:abstractNumId w:val="991"/>
+  </w:num>
+  <w:num w:numId="1016">
+    <w:abstractNumId w:val="991"/>
+  </w:num>
+  <w:num w:numId="1017">
+    <w:abstractNumId w:val="99411"/>
+    <w:lvlOverride w:ilvl="0">
+      <w:startOverride w:val="1"/>
+    </w:lvlOverride>
+    <w:lvlOverride w:ilvl="1">
+      <w:startOverride w:val="1"/>
+    </w:lvlOverride>
+    <w:lvlOverride w:ilvl="2">
+      <w:startOverride w:val="1"/>
+    </w:lvlOverride>
+    <w:lvlOverride w:ilvl="3">
+      <w:startOverride w:val="1"/>
+    </w:lvlOverride>
+    <w:lvlOverride w:ilvl="4">
+      <w:startOverride w:val="1"/>
+    </w:lvlOverride>
+    <w:lvlOverride w:ilvl="5">
+      <w:startOverride w:val="1"/>
+    </w:lvlOverride>
+    <w:lvlOverride w:ilvl="6">
+      <w:startOverride w:val="1"/>
+    </w:lvlOverride>
+    <w:lvlOverride w:ilvl="7">
+      <w:startOverride w:val="1"/>
+    </w:lvlOverride>
+    <w:lvlOverride w:ilvl="8">
+      <w:startOverride w:val="1"/>
+    </w:lvlOverride>
+  </w:num>
+  <w:num w:numId="1018">
+    <w:abstractNumId w:val="991"/>
+  </w:num>
+  <w:num w:numId="1019">
+    <w:abstractNumId w:val="991"/>
+  </w:num>
+  <w:num w:numId="1020">
+    <w:abstractNumId w:val="99411"/>
+    <w:lvlOverride w:ilvl="0">
+      <w:startOverride w:val="1"/>
+    </w:lvlOverride>
+    <w:lvlOverride w:ilvl="1">
+      <w:startOverride w:val="1"/>
+    </w:lvlOverride>
+    <w:lvlOverride w:ilvl="2">
+      <w:startOverride w:val="1"/>
+    </w:lvlOverride>
+    <w:lvlOverride w:ilvl="3">
+      <w:startOverride w:val="1"/>
+    </w:lvlOverride>
+    <w:lvlOverride w:ilvl="4">
+      <w:startOverride w:val="1"/>
+    </w:lvlOverride>
+    <w:lvlOverride w:ilvl="5">
+      <w:startOverride w:val="1"/>
+    </w:lvlOverride>
+    <w:lvlOverride w:ilvl="6">
+      <w:startOverride w:val="1"/>
+    </w:lvlOverride>
+    <w:lvlOverride w:ilvl="7">
+      <w:startOverride w:val="1"/>
+    </w:lvlOverride>
+    <w:lvlOverride w:ilvl="8">
+      <w:startOverride w:val="1"/>
+    </w:lvlOverride>
+  </w:num>
+  <w:num w:numId="1021">
+    <w:abstractNumId w:val="991"/>
+  </w:num>
+  <w:num w:numId="1022">
+    <w:abstractNumId w:val="991"/>
+  </w:num>
+  <w:num w:numId="1023">
+    <w:abstractNumId w:val="99411"/>
+    <w:lvlOverride w:ilvl="0">
+      <w:startOverride w:val="1"/>
+    </w:lvlOverride>
+    <w:lvlOverride w:ilvl="1">
+      <w:startOverride w:val="1"/>
+    </w:lvlOverride>
+    <w:lvlOverride w:ilvl="2">
+      <w:startOverride w:val="1"/>
+    </w:lvlOverride>
+    <w:lvlOverride w:ilvl="3">
+      <w:startOverride w:val="1"/>
+    </w:lvlOverride>
+    <w:lvlOverride w:ilvl="4">
+      <w:startOverride w:val="1"/>
+    </w:lvlOverride>
+    <w:lvlOverride w:ilvl="5">
+      <w:startOverride w:val="1"/>
+    </w:lvlOverride>
+    <w:lvlOverride w:ilvl="6">
+      <w:startOverride w:val="1"/>
+    </w:lvlOverride>
+    <w:lvlOverride w:ilvl="7">
+      <w:startOverride w:val="1"/>
+    </w:lvlOverride>
+    <w:lvlOverride w:ilvl="8">
+      <w:startOverride w:val="1"/>
+    </w:lvlOverride>
+  </w:num>
+  <w:num w:numId="1024">
+    <w:abstractNumId w:val="991"/>
+  </w:num>
+  <w:num w:numId="1025">
+    <w:abstractNumId w:val="991"/>
+  </w:num>
+  <w:num w:numId="1026">
+    <w:abstractNumId w:val="99411"/>
+    <w:lvlOverride w:ilvl="0">
+      <w:startOverride w:val="1"/>
+    </w:lvlOverride>
+    <w:lvlOverride w:ilvl="1">
+      <w:startOverride w:val="1"/>
+    </w:lvlOverride>
+    <w:lvlOverride w:ilvl="2">
+      <w:startOverride w:val="1"/>
+    </w:lvlOverride>
+    <w:lvlOverride w:ilvl="3">
+      <w:startOverride w:val="1"/>
+    </w:lvlOverride>
+    <w:lvlOverride w:ilvl="4">
+      <w:startOverride w:val="1"/>
+    </w:lvlOverride>
+    <w:lvlOverride w:ilvl="5">
+      <w:startOverride w:val="1"/>
+    </w:lvlOverride>
+    <w:lvlOverride w:ilvl="6">
+      <w:startOverride w:val="1"/>
+    </w:lvlOverride>
+    <w:lvlOverride w:ilvl="7">
+      <w:startOverride w:val="1"/>
+    </w:lvlOverride>
+    <w:lvlOverride w:ilvl="8">
+      <w:startOverride w:val="1"/>
+    </w:lvlOverride>
+  </w:num>
+  <w:num w:numId="1027">
+    <w:abstractNumId w:val="991"/>
+  </w:num>
+  <w:num w:numId="1028">
+    <w:abstractNumId w:val="991"/>
+  </w:num>
+  <w:num w:numId="1029">
+    <w:abstractNumId w:val="99411"/>
+    <w:lvlOverride w:ilvl="0">
+      <w:startOverride w:val="1"/>
+    </w:lvlOverride>
+    <w:lvlOverride w:ilvl="1">
+      <w:startOverride w:val="1"/>
+    </w:lvlOverride>
+    <w:lvlOverride w:ilvl="2">
+      <w:startOverride w:val="1"/>
+    </w:lvlOverride>
+    <w:lvlOverride w:ilvl="3">
+      <w:startOverride w:val="1"/>
+    </w:lvlOverride>
+    <w:lvlOverride w:ilvl="4">
+      <w:startOverride w:val="1"/>
+    </w:lvlOverride>
+    <w:lvlOverride w:ilvl="5">
+      <w:startOverride w:val="1"/>
+    </w:lvlOverride>
+    <w:lvlOverride w:ilvl="6">
+      <w:startOverride w:val="1"/>
+    </w:lvlOverride>
+    <w:lvlOverride w:ilvl="7">
+      <w:startOverride w:val="1"/>
+    </w:lvlOverride>
+    <w:lvlOverride w:ilvl="8">
+      <w:startOverride w:val="1"/>
+    </w:lvlOverride>
+  </w:num>
+  <w:num w:numId="1030">
+    <w:abstractNumId w:val="991"/>
+  </w:num>
+  <w:num w:numId="1031">
+    <w:abstractNumId w:val="991"/>
+  </w:num>
+  <w:num w:numId="1032">
+    <w:abstractNumId w:val="99411"/>
+    <w:lvlOverride w:ilvl="0">
+      <w:startOverride w:val="1"/>
+    </w:lvlOverride>
+    <w:lvlOverride w:ilvl="1">
+      <w:startOverride w:val="1"/>
+    </w:lvlOverride>
+    <w:lvlOverride w:ilvl="2">
+      <w:startOverride w:val="1"/>
+    </w:lvlOverride>
+    <w:lvlOverride w:ilvl="3">
+      <w:startOverride w:val="1"/>
+    </w:lvlOverride>
+    <w:lvlOverride w:ilvl="4">
+      <w:startOverride w:val="1"/>
+    </w:lvlOverride>
+    <w:lvlOverride w:ilvl="5">
+      <w:startOverride w:val="1"/>
+    </w:lvlOverride>
+    <w:lvlOverride w:ilvl="6">
+      <w:startOverride w:val="1"/>
+    </w:lvlOverride>
+    <w:lvlOverride w:ilvl="7">
+      <w:startOverride w:val="1"/>
+    </w:lvlOverride>
+    <w:lvlOverride w:ilvl="8">
+      <w:startOverride w:val="1"/>
+    </w:lvlOverride>
+  </w:num>
+  <w:num w:numId="1033">
+    <w:abstractNumId w:val="991"/>
+  </w:num>
+  <w:num w:numId="1034">
+    <w:abstractNumId w:val="991"/>
+  </w:num>
+  <w:num w:numId="1035">
+    <w:abstractNumId w:val="991"/>
+  </w:num>
+  <w:num w:numId="1036">
+    <w:abstractNumId w:val="991"/>
+  </w:num>
+  <w:num w:numId="1037">
+    <w:abstractNumId w:val="991"/>
+  </w:num>
+  <w:num w:numId="1038">
+    <w:abstractNumId w:val="991"/>
+  </w:num>
+  <w:num w:numId="1039">
+    <w:abstractNumId w:val="991"/>
+  </w:num>
+  <w:num w:numId="1040">
+    <w:abstractNumId w:val="991"/>
+  </w:num>
+  <w:num w:numId="1041">
     <w:abstractNumId w:val="991"/>
   </w:num>
 </w:numbering>

--- a/docs/artifacts/spec-documents/08-system-verification-report.docx
+++ b/docs/artifacts/spec-documents/08-system-verification-report.docx
@@ -316,7 +316,7 @@
               <w:jc w:val="left"/>
             </w:pPr>
             <w:r>
-              <w:t xml:space="preserve">2026-09-13T04:11:53Z</w:t>
+              <w:t xml:space="preserve">2026-09-13T15:17:46Z</w:t>
             </w:r>
           </w:p>
         </w:tc>
@@ -5465,7 +5465,7 @@
           <w:i/>
           <w:iCs/>
         </w:rPr>
-        <w:t xml:space="preserve">Generated: 2026-09-13T04:11:53Z — auto-generated from the machine-verifiable corpus. Regenerate with</w:t>
+        <w:t xml:space="preserve">Generated: 2026-09-13T15:17:46Z — auto-generated from the machine-verifiable corpus. Regenerate with</w:t>
       </w:r>
       <w:r>
         <w:rPr>

--- a/docs/artifacts/spec-documents/08-system-verification-report.docx
+++ b/docs/artifacts/spec-documents/08-system-verification-report.docx
@@ -23,7 +23,7 @@
         <w:pStyle w:val="Date"/>
       </w:pPr>
       <w:r>
-        <w:t xml:space="preserve">2026-09-13</w:t>
+        <w:t xml:space="preserve">2026-09-18</w:t>
       </w:r>
     </w:p>
     <w:sdt>
@@ -52,7 +52,7 @@
         </w:p>
       </w:sdtContent>
     </w:sdt>
-    <w:bookmarkStart w:id="46" w:name="foxbms-2-system-verification-report"/>
+    <w:bookmarkStart w:id="50" w:name="foxbms-2-system-verification-report"/>
     <w:p>
       <w:pPr>
         <w:pStyle w:val="Heading1"/>
@@ -794,7 +794,7 @@
     </w:p>
     <w:bookmarkEnd w:id="23"/>
     <w:bookmarkEnd w:id="24"/>
-    <w:bookmarkStart w:id="36" w:name="test-specification"/>
+    <w:bookmarkStart w:id="39" w:name="test-specification"/>
     <w:p>
       <w:pPr>
         <w:pStyle w:val="Heading2"/>
@@ -803,6 +803,1098 @@
         <w:t xml:space="preserve">Test Specification</w:t>
       </w:r>
     </w:p>
+    <w:p>
+      <w:pPr>
+        <w:pStyle w:val="FirstParagraph"/>
+      </w:pPr>
+      <w:r>
+        <w:t xml:space="preserve">Upstream</w:t>
+      </w:r>
+      <w:r>
+        <w:t xml:space="preserve"> </w:t>
+      </w:r>
+      <w:r>
+        <w:rPr>
+          <w:rStyle w:val="VerbatimChar"/>
+        </w:rPr>
+        <w:t xml:space="preserve">verifies</w:t>
+      </w:r>
+      <w:r>
+        <w:t xml:space="preserve"> </w:t>
+      </w:r>
+      <w:r>
+        <w:t xml:space="preserve">links per test measure. Full requirement chain above each measure:</w:t>
+      </w:r>
+      <w:r>
+        <w:t xml:space="preserve"> </w:t>
+      </w:r>
+      <w:r>
+        <w:rPr>
+          <w:rStyle w:val="VerbatimChar"/>
+        </w:rPr>
+        <w:t xml:space="preserve">HAZ-000001</w:t>
+      </w:r>
+      <w:r>
+        <w:t xml:space="preserve"> </w:t>
+      </w:r>
+      <w:r>
+        <w:t xml:space="preserve">←</w:t>
+      </w:r>
+      <w:r>
+        <w:t xml:space="preserve"> </w:t>
+      </w:r>
+      <w:r>
+        <w:rPr>
+          <w:rStyle w:val="VerbatimChar"/>
+        </w:rPr>
+        <w:t xml:space="preserve">SGO-000001</w:t>
+      </w:r>
+      <w:r>
+        <w:t xml:space="preserve"> </w:t>
+      </w:r>
+      <w:r>
+        <w:t xml:space="preserve">(</w:t>
+      </w:r>
+      <w:r>
+        <w:rPr>
+          <w:rStyle w:val="VerbatimChar"/>
+        </w:rPr>
+        <w:t xml:space="preserve">LNK-001</w:t>
+      </w:r>
+      <w:r>
+        <w:t xml:space="preserve">) ← FSR (</w:t>
+      </w:r>
+      <w:r>
+        <w:rPr>
+          <w:rStyle w:val="VerbatimChar"/>
+        </w:rPr>
+        <w:t xml:space="preserve">LNK-002/003/004</w:t>
+      </w:r>
+      <w:r>
+        <w:t xml:space="preserve">,</w:t>
+      </w:r>
+      <w:r>
+        <w:t xml:space="preserve"> </w:t>
+      </w:r>
+      <w:r>
+        <w:rPr>
+          <w:rStyle w:val="VerbatimChar"/>
+        </w:rPr>
+        <w:t xml:space="preserve">LNK-021</w:t>
+      </w:r>
+      <w:r>
+        <w:t xml:space="preserve"> </w:t>
+      </w:r>
+      <w:r>
+        <w:t xml:space="preserve">synthetic FSR-004) ← TSR/SWR allocation (</w:t>
+      </w:r>
+      <w:r>
+        <w:rPr>
+          <w:rStyle w:val="VerbatimChar"/>
+        </w:rPr>
+        <w:t xml:space="preserve">LNK-005..010</w:t>
+      </w:r>
+      <w:r>
+        <w:t xml:space="preserve">). All corpus test measures below are</w:t>
+      </w:r>
+      <w:r>
+        <w:t xml:space="preserve"> </w:t>
+      </w:r>
+      <w:r>
+        <w:rPr>
+          <w:rStyle w:val="VerbatimChar"/>
+        </w:rPr>
+        <w:t xml:space="preserve">unit</w:t>
+      </w:r>
+      <w:r>
+        <w:t xml:space="preserve">,</w:t>
+      </w:r>
+      <w:r>
+        <w:t xml:space="preserve"> </w:t>
+      </w:r>
+      <w:r>
+        <w:rPr>
+          <w:rStyle w:val="VerbatimChar"/>
+        </w:rPr>
+        <w:t xml:space="preserve">robustness</w:t>
+      </w:r>
+      <w:r>
+        <w:t xml:space="preserve">, or</w:t>
+      </w:r>
+      <w:r>
+        <w:t xml:space="preserve"> </w:t>
+      </w:r>
+      <w:r>
+        <w:rPr>
+          <w:rStyle w:val="VerbatimChar"/>
+        </w:rPr>
+        <w:t xml:space="preserve">fault_injection</w:t>
+      </w:r>
+      <w:r>
+        <w:t xml:space="preserve"> </w:t>
+      </w:r>
+      <w:r>
+        <w:t xml:space="preserve">type — no system-qualification test measures exist in either profile.</w:t>
+      </w:r>
+    </w:p>
+    <w:tbl>
+      <w:tblPr>
+        <w:tblStyle w:val="Table"/>
+        <w:tblW w:type="pct" w:w="5000"/>
+        <w:jc w:val="left"/>
+        <w:tblLayout w:type="fixed"/>
+        <w:tblLook w:firstRow="1" w:lastRow="0" w:firstColumn="0" w:lastColumn="0" w:noHBand="0" w:noVBand="0" w:val="0020"/>
+      </w:tblPr>
+      <w:tblGrid>
+        <w:gridCol w:w="3960"/>
+        <w:gridCol w:w="3960"/>
+      </w:tblGrid>
+      <w:tr>
+        <w:trPr>
+          <w:tblHeader w:val="on"/>
+        </w:trPr>
+        <w:tc>
+          <w:tcPr/>
+          <w:p>
+            <w:pPr>
+              <w:pStyle w:val="Compact"/>
+              <w:jc w:val="left"/>
+            </w:pPr>
+            <w:r>
+              <w:t xml:space="preserve">Test measure</w:t>
+            </w:r>
+          </w:p>
+        </w:tc>
+        <w:tc>
+          <w:tcPr/>
+          <w:p>
+            <w:pPr>
+              <w:pStyle w:val="Compact"/>
+              <w:jc w:val="left"/>
+            </w:pPr>
+            <w:r>
+              <w:t xml:space="preserve">Verifies (</w:t>
+            </w:r>
+            <w:r>
+              <w:rPr>
+                <w:rStyle w:val="VerbatimChar"/>
+              </w:rPr>
+              <w:t xml:space="preserve">verifies</w:t>
+            </w:r>
+            <w:r>
+              <w:t xml:space="preserve"> </w:t>
+            </w:r>
+            <w:r>
+              <w:t xml:space="preserve">links)</w:t>
+            </w:r>
+          </w:p>
+        </w:tc>
+      </w:tr>
+      <w:tr>
+        <w:tc>
+          <w:tcPr/>
+          <w:p>
+            <w:pPr>
+              <w:pStyle w:val="Compact"/>
+              <w:jc w:val="left"/>
+            </w:pPr>
+            <w:r>
+              <w:rPr>
+                <w:rStyle w:val="VerbatimChar"/>
+              </w:rPr>
+              <w:t xml:space="preserve">FB2-VER-TMS-000001</w:t>
+            </w:r>
+            <w:r>
+              <w:t xml:space="preserve"> </w:t>
+            </w:r>
+            <w:r>
+              <w:t xml:space="preserve">(as_is)</w:t>
+            </w:r>
+          </w:p>
+        </w:tc>
+        <w:tc>
+          <w:tcPr/>
+          <w:p>
+            <w:pPr>
+              <w:pStyle w:val="Compact"/>
+              <w:jc w:val="left"/>
+            </w:pPr>
+            <w:r>
+              <w:rPr>
+                <w:rStyle w:val="VerbatimChar"/>
+              </w:rPr>
+              <w:t xml:space="preserve">FSR-000002</w:t>
+            </w:r>
+            <w:r>
+              <w:t xml:space="preserve"> </w:t>
+            </w:r>
+            <w:r>
+              <w:t xml:space="preserve">+</w:t>
+            </w:r>
+            <w:r>
+              <w:t xml:space="preserve"> </w:t>
+            </w:r>
+            <w:r>
+              <w:rPr>
+                <w:rStyle w:val="VerbatimChar"/>
+              </w:rPr>
+              <w:t xml:space="preserve">SWR-000002</w:t>
+            </w:r>
+            <w:r>
+              <w:t xml:space="preserve"> </w:t>
+            </w:r>
+            <w:r>
+              <w:t xml:space="preserve">(</w:t>
+            </w:r>
+            <w:r>
+              <w:rPr>
+                <w:rStyle w:val="VerbatimChar"/>
+              </w:rPr>
+              <w:t xml:space="preserve">LNK-014/015</w:t>
+            </w:r>
+            <w:r>
+              <w:t xml:space="preserve">)</w:t>
+            </w:r>
+          </w:p>
+        </w:tc>
+      </w:tr>
+      <w:tr>
+        <w:tc>
+          <w:tcPr/>
+          <w:p>
+            <w:pPr>
+              <w:pStyle w:val="Compact"/>
+              <w:jc w:val="left"/>
+            </w:pPr>
+            <w:r>
+              <w:rPr>
+                <w:rStyle w:val="VerbatimChar"/>
+              </w:rPr>
+              <w:t xml:space="preserve">FB2-VER-TMS-000002</w:t>
+            </w:r>
+            <w:r>
+              <w:t xml:space="preserve"> </w:t>
+            </w:r>
+            <w:r>
+              <w:t xml:space="preserve">(as_is)</w:t>
+            </w:r>
+          </w:p>
+        </w:tc>
+        <w:tc>
+          <w:tcPr/>
+          <w:p>
+            <w:pPr>
+              <w:pStyle w:val="Compact"/>
+              <w:jc w:val="left"/>
+            </w:pPr>
+            <w:r>
+              <w:rPr>
+                <w:rStyle w:val="VerbatimChar"/>
+              </w:rPr>
+              <w:t xml:space="preserve">FSR-000003</w:t>
+            </w:r>
+            <w:r>
+              <w:t xml:space="preserve"> </w:t>
+            </w:r>
+            <w:r>
+              <w:t xml:space="preserve">+</w:t>
+            </w:r>
+            <w:r>
+              <w:t xml:space="preserve"> </w:t>
+            </w:r>
+            <w:r>
+              <w:rPr>
+                <w:rStyle w:val="VerbatimChar"/>
+              </w:rPr>
+              <w:t xml:space="preserve">SWR-000003</w:t>
+            </w:r>
+            <w:r>
+              <w:t xml:space="preserve"> </w:t>
+            </w:r>
+            <w:r>
+              <w:t xml:space="preserve">(</w:t>
+            </w:r>
+            <w:r>
+              <w:rPr>
+                <w:rStyle w:val="VerbatimChar"/>
+              </w:rPr>
+              <w:t xml:space="preserve">LNK-016/017</w:t>
+            </w:r>
+            <w:r>
+              <w:t xml:space="preserve">)</w:t>
+            </w:r>
+          </w:p>
+        </w:tc>
+      </w:tr>
+      <w:tr>
+        <w:tc>
+          <w:tcPr/>
+          <w:p>
+            <w:pPr>
+              <w:pStyle w:val="Compact"/>
+              <w:jc w:val="left"/>
+            </w:pPr>
+            <w:r>
+              <w:rPr>
+                <w:rStyle w:val="VerbatimChar"/>
+              </w:rPr>
+              <w:t xml:space="preserve">FB2-VER-TMS-000003</w:t>
+            </w:r>
+            <w:r>
+              <w:t xml:space="preserve"> </w:t>
+            </w:r>
+            <w:r>
+              <w:t xml:space="preserve">(as_is)</w:t>
+            </w:r>
+          </w:p>
+        </w:tc>
+        <w:tc>
+          <w:tcPr/>
+          <w:p>
+            <w:pPr>
+              <w:pStyle w:val="Compact"/>
+              <w:jc w:val="left"/>
+            </w:pPr>
+            <w:r>
+              <w:rPr>
+                <w:rStyle w:val="VerbatimChar"/>
+              </w:rPr>
+              <w:t xml:space="preserve">FSR-000001</w:t>
+            </w:r>
+            <w:r>
+              <w:t xml:space="preserve"> </w:t>
+            </w:r>
+            <w:r>
+              <w:t xml:space="preserve">+</w:t>
+            </w:r>
+            <w:r>
+              <w:t xml:space="preserve"> </w:t>
+            </w:r>
+            <w:r>
+              <w:rPr>
+                <w:rStyle w:val="VerbatimChar"/>
+              </w:rPr>
+              <w:t xml:space="preserve">SWR-000001</w:t>
+            </w:r>
+            <w:r>
+              <w:t xml:space="preserve"> </w:t>
+            </w:r>
+            <w:r>
+              <w:t xml:space="preserve">(</w:t>
+            </w:r>
+            <w:r>
+              <w:rPr>
+                <w:rStyle w:val="VerbatimChar"/>
+              </w:rPr>
+              <w:t xml:space="preserve">LNK-021/022</w:t>
+            </w:r>
+            <w:r>
+              <w:t xml:space="preserve">)</w:t>
+            </w:r>
+          </w:p>
+        </w:tc>
+      </w:tr>
+      <w:tr>
+        <w:tc>
+          <w:tcPr/>
+          <w:p>
+            <w:pPr>
+              <w:pStyle w:val="Compact"/>
+              <w:jc w:val="left"/>
+            </w:pPr>
+            <w:r>
+              <w:rPr>
+                <w:rStyle w:val="VerbatimChar"/>
+              </w:rPr>
+              <w:t xml:space="preserve">FB2-VER-TMS-000004</w:t>
+            </w:r>
+            <w:r>
+              <w:t xml:space="preserve"> </w:t>
+            </w:r>
+            <w:r>
+              <w:t xml:space="preserve">(as_is)</w:t>
+            </w:r>
+          </w:p>
+        </w:tc>
+        <w:tc>
+          <w:tcPr/>
+          <w:p>
+            <w:pPr>
+              <w:pStyle w:val="Compact"/>
+              <w:jc w:val="left"/>
+            </w:pPr>
+            <w:r>
+              <w:rPr>
+                <w:rStyle w:val="VerbatimChar"/>
+              </w:rPr>
+              <w:t xml:space="preserve">TSR-000001</w:t>
+            </w:r>
+            <w:r>
+              <w:t xml:space="preserve"> </w:t>
+            </w:r>
+            <w:r>
+              <w:t xml:space="preserve">+</w:t>
+            </w:r>
+            <w:r>
+              <w:t xml:space="preserve"> </w:t>
+            </w:r>
+            <w:r>
+              <w:rPr>
+                <w:rStyle w:val="VerbatimChar"/>
+              </w:rPr>
+              <w:t xml:space="preserve">TSR-000002</w:t>
+            </w:r>
+            <w:r>
+              <w:t xml:space="preserve"> </w:t>
+            </w:r>
+            <w:r>
+              <w:t xml:space="preserve">(</w:t>
+            </w:r>
+            <w:r>
+              <w:rPr>
+                <w:rStyle w:val="VerbatimChar"/>
+              </w:rPr>
+              <w:t xml:space="preserve">LNK-023/024</w:t>
+            </w:r>
+            <w:r>
+              <w:t xml:space="preserve">)</w:t>
+            </w:r>
+          </w:p>
+        </w:tc>
+      </w:tr>
+      <w:tr>
+        <w:tc>
+          <w:tcPr/>
+          <w:p>
+            <w:pPr>
+              <w:pStyle w:val="Compact"/>
+              <w:jc w:val="left"/>
+            </w:pPr>
+            <w:r>
+              <w:rPr>
+                <w:rStyle w:val="VerbatimChar"/>
+              </w:rPr>
+              <w:t xml:space="preserve">FB2-VER-TMS-000005</w:t>
+            </w:r>
+            <w:r>
+              <w:t xml:space="preserve"> </w:t>
+            </w:r>
+            <w:r>
+              <w:t xml:space="preserve">(as_is)</w:t>
+            </w:r>
+          </w:p>
+        </w:tc>
+        <w:tc>
+          <w:tcPr/>
+          <w:p>
+            <w:pPr>
+              <w:pStyle w:val="Compact"/>
+              <w:jc w:val="left"/>
+            </w:pPr>
+            <w:r>
+              <w:rPr>
+                <w:rStyle w:val="VerbatimChar"/>
+              </w:rPr>
+              <w:t xml:space="preserve">TSR-000003</w:t>
+            </w:r>
+            <w:r>
+              <w:t xml:space="preserve"> </w:t>
+            </w:r>
+            <w:r>
+              <w:t xml:space="preserve">(</w:t>
+            </w:r>
+            <w:r>
+              <w:rPr>
+                <w:rStyle w:val="VerbatimChar"/>
+              </w:rPr>
+              <w:t xml:space="preserve">LNK-025</w:t>
+            </w:r>
+            <w:r>
+              <w:t xml:space="preserve">)</w:t>
+            </w:r>
+          </w:p>
+        </w:tc>
+      </w:tr>
+      <w:tr>
+        <w:tc>
+          <w:tcPr/>
+          <w:p>
+            <w:pPr>
+              <w:pStyle w:val="Compact"/>
+              <w:jc w:val="left"/>
+            </w:pPr>
+            <w:r>
+              <w:rPr>
+                <w:rStyle w:val="VerbatimChar"/>
+              </w:rPr>
+              <w:t xml:space="preserve">FB2-VER-TMS-000001</w:t>
+            </w:r>
+            <w:r>
+              <w:t xml:space="preserve"> </w:t>
+            </w:r>
+            <w:r>
+              <w:t xml:space="preserve">(synthetic)</w:t>
+            </w:r>
+          </w:p>
+        </w:tc>
+        <w:tc>
+          <w:tcPr/>
+          <w:p>
+            <w:pPr>
+              <w:pStyle w:val="Compact"/>
+              <w:jc w:val="left"/>
+            </w:pPr>
+            <w:r>
+              <w:rPr>
+                <w:rStyle w:val="VerbatimChar"/>
+              </w:rPr>
+              <w:t xml:space="preserve">FSR-000002</w:t>
+            </w:r>
+            <w:r>
+              <w:t xml:space="preserve"> </w:t>
+            </w:r>
+            <w:r>
+              <w:t xml:space="preserve">+</w:t>
+            </w:r>
+            <w:r>
+              <w:t xml:space="preserve"> </w:t>
+            </w:r>
+            <w:r>
+              <w:rPr>
+                <w:rStyle w:val="VerbatimChar"/>
+              </w:rPr>
+              <w:t xml:space="preserve">SWR-000002</w:t>
+            </w:r>
+            <w:r>
+              <w:t xml:space="preserve"> </w:t>
+            </w:r>
+            <w:r>
+              <w:t xml:space="preserve">(</w:t>
+            </w:r>
+            <w:r>
+              <w:rPr>
+                <w:rStyle w:val="VerbatimChar"/>
+              </w:rPr>
+              <w:t xml:space="preserve">LNK-022/023</w:t>
+            </w:r>
+            <w:r>
+              <w:t xml:space="preserve">)</w:t>
+            </w:r>
+          </w:p>
+        </w:tc>
+      </w:tr>
+      <w:tr>
+        <w:tc>
+          <w:tcPr/>
+          <w:p>
+            <w:pPr>
+              <w:pStyle w:val="Compact"/>
+              <w:jc w:val="left"/>
+            </w:pPr>
+            <w:r>
+              <w:rPr>
+                <w:rStyle w:val="VerbatimChar"/>
+              </w:rPr>
+              <w:t xml:space="preserve">FB2-VER-TMS-000002</w:t>
+            </w:r>
+            <w:r>
+              <w:t xml:space="preserve"> </w:t>
+            </w:r>
+            <w:r>
+              <w:t xml:space="preserve">(synthetic)</w:t>
+            </w:r>
+          </w:p>
+        </w:tc>
+        <w:tc>
+          <w:tcPr/>
+          <w:p>
+            <w:pPr>
+              <w:pStyle w:val="Compact"/>
+              <w:jc w:val="left"/>
+            </w:pPr>
+            <w:r>
+              <w:rPr>
+                <w:rStyle w:val="VerbatimChar"/>
+              </w:rPr>
+              <w:t xml:space="preserve">FSR-000003</w:t>
+            </w:r>
+            <w:r>
+              <w:t xml:space="preserve"> </w:t>
+            </w:r>
+            <w:r>
+              <w:t xml:space="preserve">+</w:t>
+            </w:r>
+            <w:r>
+              <w:t xml:space="preserve"> </w:t>
+            </w:r>
+            <w:r>
+              <w:rPr>
+                <w:rStyle w:val="VerbatimChar"/>
+              </w:rPr>
+              <w:t xml:space="preserve">SWR-000003</w:t>
+            </w:r>
+            <w:r>
+              <w:t xml:space="preserve"> </w:t>
+            </w:r>
+            <w:r>
+              <w:t xml:space="preserve">(</w:t>
+            </w:r>
+            <w:r>
+              <w:rPr>
+                <w:rStyle w:val="VerbatimChar"/>
+              </w:rPr>
+              <w:t xml:space="preserve">LNK-024/025</w:t>
+            </w:r>
+            <w:r>
+              <w:t xml:space="preserve">)</w:t>
+            </w:r>
+          </w:p>
+        </w:tc>
+      </w:tr>
+      <w:tr>
+        <w:tc>
+          <w:tcPr/>
+          <w:p>
+            <w:pPr>
+              <w:pStyle w:val="Compact"/>
+              <w:jc w:val="left"/>
+            </w:pPr>
+            <w:r>
+              <w:rPr>
+                <w:rStyle w:val="VerbatimChar"/>
+              </w:rPr>
+              <w:t xml:space="preserve">FB2-VER-TMS-000003</w:t>
+            </w:r>
+            <w:r>
+              <w:t xml:space="preserve"> </w:t>
+            </w:r>
+            <w:r>
+              <w:t xml:space="preserve">(synthetic)</w:t>
+            </w:r>
+          </w:p>
+        </w:tc>
+        <w:tc>
+          <w:tcPr/>
+          <w:p>
+            <w:pPr>
+              <w:pStyle w:val="Compact"/>
+              <w:jc w:val="left"/>
+            </w:pPr>
+            <w:r>
+              <w:rPr>
+                <w:rStyle w:val="VerbatimChar"/>
+              </w:rPr>
+              <w:t xml:space="preserve">FSR-000001</w:t>
+            </w:r>
+            <w:r>
+              <w:t xml:space="preserve"> </w:t>
+            </w:r>
+            <w:r>
+              <w:t xml:space="preserve">+</w:t>
+            </w:r>
+            <w:r>
+              <w:t xml:space="preserve"> </w:t>
+            </w:r>
+            <w:r>
+              <w:rPr>
+                <w:rStyle w:val="VerbatimChar"/>
+              </w:rPr>
+              <w:t xml:space="preserve">SWR-000001</w:t>
+            </w:r>
+            <w:r>
+              <w:t xml:space="preserve"> </w:t>
+            </w:r>
+            <w:r>
+              <w:t xml:space="preserve">+</w:t>
+            </w:r>
+            <w:r>
+              <w:t xml:space="preserve"> </w:t>
+            </w:r>
+            <w:r>
+              <w:rPr>
+                <w:rStyle w:val="VerbatimChar"/>
+              </w:rPr>
+              <w:t xml:space="preserve">TSR-000001</w:t>
+            </w:r>
+            <w:r>
+              <w:t xml:space="preserve"> </w:t>
+            </w:r>
+            <w:r>
+              <w:t xml:space="preserve">(</w:t>
+            </w:r>
+            <w:r>
+              <w:rPr>
+                <w:rStyle w:val="VerbatimChar"/>
+              </w:rPr>
+              <w:t xml:space="preserve">LNK-026/027/028</w:t>
+            </w:r>
+            <w:r>
+              <w:t xml:space="preserve">)</w:t>
+            </w:r>
+          </w:p>
+        </w:tc>
+      </w:tr>
+      <w:tr>
+        <w:tc>
+          <w:tcPr/>
+          <w:p>
+            <w:pPr>
+              <w:pStyle w:val="Compact"/>
+              <w:jc w:val="left"/>
+            </w:pPr>
+            <w:r>
+              <w:rPr>
+                <w:rStyle w:val="VerbatimChar"/>
+              </w:rPr>
+              <w:t xml:space="preserve">FB2-VER-TMS-000004</w:t>
+            </w:r>
+            <w:r>
+              <w:t xml:space="preserve"> </w:t>
+            </w:r>
+            <w:r>
+              <w:t xml:space="preserve">(synthetic)</w:t>
+            </w:r>
+          </w:p>
+        </w:tc>
+        <w:tc>
+          <w:tcPr/>
+          <w:p>
+            <w:pPr>
+              <w:pStyle w:val="Compact"/>
+              <w:jc w:val="left"/>
+            </w:pPr>
+            <w:r>
+              <w:rPr>
+                <w:rStyle w:val="VerbatimChar"/>
+              </w:rPr>
+              <w:t xml:space="preserve">FSR-000004</w:t>
+            </w:r>
+            <w:r>
+              <w:t xml:space="preserve"> </w:t>
+            </w:r>
+            <w:r>
+              <w:t xml:space="preserve">+</w:t>
+            </w:r>
+            <w:r>
+              <w:t xml:space="preserve"> </w:t>
+            </w:r>
+            <w:r>
+              <w:rPr>
+                <w:rStyle w:val="VerbatimChar"/>
+              </w:rPr>
+              <w:t xml:space="preserve">TSR-000004</w:t>
+            </w:r>
+            <w:r>
+              <w:t xml:space="preserve"> </w:t>
+            </w:r>
+            <w:r>
+              <w:t xml:space="preserve">(</w:t>
+            </w:r>
+            <w:r>
+              <w:rPr>
+                <w:rStyle w:val="VerbatimChar"/>
+              </w:rPr>
+              <w:t xml:space="preserve">LNK-029/030</w:t>
+            </w:r>
+            <w:r>
+              <w:t xml:space="preserve">)</w:t>
+            </w:r>
+          </w:p>
+        </w:tc>
+      </w:tr>
+      <w:tr>
+        <w:tc>
+          <w:tcPr/>
+          <w:p>
+            <w:pPr>
+              <w:pStyle w:val="Compact"/>
+              <w:jc w:val="left"/>
+            </w:pPr>
+            <w:r>
+              <w:rPr>
+                <w:rStyle w:val="VerbatimChar"/>
+              </w:rPr>
+              <w:t xml:space="preserve">FB2-VER-TMS-000005</w:t>
+            </w:r>
+            <w:r>
+              <w:t xml:space="preserve"> </w:t>
+            </w:r>
+            <w:r>
+              <w:t xml:space="preserve">(synthetic)</w:t>
+            </w:r>
+          </w:p>
+        </w:tc>
+        <w:tc>
+          <w:tcPr/>
+          <w:p>
+            <w:pPr>
+              <w:pStyle w:val="Compact"/>
+              <w:jc w:val="left"/>
+            </w:pPr>
+            <w:r>
+              <w:rPr>
+                <w:rStyle w:val="VerbatimChar"/>
+              </w:rPr>
+              <w:t xml:space="preserve">TSR-000002</w:t>
+            </w:r>
+            <w:r>
+              <w:t xml:space="preserve"> </w:t>
+            </w:r>
+            <w:r>
+              <w:t xml:space="preserve">(</w:t>
+            </w:r>
+            <w:r>
+              <w:rPr>
+                <w:rStyle w:val="VerbatimChar"/>
+              </w:rPr>
+              <w:t xml:space="preserve">LNK-031</w:t>
+            </w:r>
+            <w:r>
+              <w:t xml:space="preserve">)</w:t>
+            </w:r>
+          </w:p>
+        </w:tc>
+      </w:tr>
+      <w:tr>
+        <w:tc>
+          <w:tcPr/>
+          <w:p>
+            <w:pPr>
+              <w:pStyle w:val="Compact"/>
+              <w:jc w:val="left"/>
+            </w:pPr>
+            <w:r>
+              <w:rPr>
+                <w:rStyle w:val="VerbatimChar"/>
+              </w:rPr>
+              <w:t xml:space="preserve">FB2-VER-TMS-000006</w:t>
+            </w:r>
+            <w:r>
+              <w:t xml:space="preserve"> </w:t>
+            </w:r>
+            <w:r>
+              <w:t xml:space="preserve">(synthetic)</w:t>
+            </w:r>
+          </w:p>
+        </w:tc>
+        <w:tc>
+          <w:tcPr/>
+          <w:p>
+            <w:pPr>
+              <w:pStyle w:val="Compact"/>
+              <w:jc w:val="left"/>
+            </w:pPr>
+            <w:r>
+              <w:rPr>
+                <w:rStyle w:val="VerbatimChar"/>
+              </w:rPr>
+              <w:t xml:space="preserve">TSR-000003</w:t>
+            </w:r>
+            <w:r>
+              <w:t xml:space="preserve"> </w:t>
+            </w:r>
+            <w:r>
+              <w:t xml:space="preserve">(</w:t>
+            </w:r>
+            <w:r>
+              <w:rPr>
+                <w:rStyle w:val="VerbatimChar"/>
+              </w:rPr>
+              <w:t xml:space="preserve">LNK-032</w:t>
+            </w:r>
+            <w:r>
+              <w:t xml:space="preserve">)</w:t>
+            </w:r>
+          </w:p>
+        </w:tc>
+      </w:tr>
+      <w:tr>
+        <w:tc>
+          <w:tcPr/>
+          <w:p>
+            <w:pPr>
+              <w:pStyle w:val="Compact"/>
+              <w:jc w:val="left"/>
+            </w:pPr>
+            <w:r>
+              <w:rPr>
+                <w:rStyle w:val="VerbatimChar"/>
+              </w:rPr>
+              <w:t xml:space="preserve">FB2-VER-TMS-000007</w:t>
+            </w:r>
+            <w:r>
+              <w:t xml:space="preserve"> </w:t>
+            </w:r>
+            <w:r>
+              <w:t xml:space="preserve">(synthetic, draft stub)</w:t>
+            </w:r>
+          </w:p>
+        </w:tc>
+        <w:tc>
+          <w:tcPr/>
+          <w:p>
+            <w:pPr>
+              <w:pStyle w:val="Compact"/>
+              <w:jc w:val="left"/>
+            </w:pPr>
+            <w:r>
+              <w:rPr>
+                <w:rStyle w:val="VerbatimChar"/>
+              </w:rPr>
+              <w:t xml:space="preserve">SWR-000001/002/003</w:t>
+            </w:r>
+            <w:r>
+              <w:t xml:space="preserve"> </w:t>
+            </w:r>
+            <w:r>
+              <w:t xml:space="preserve">(</w:t>
+            </w:r>
+            <w:r>
+              <w:rPr>
+                <w:rStyle w:val="VerbatimChar"/>
+              </w:rPr>
+              <w:t xml:space="preserve">LNK-039/040/041</w:t>
+            </w:r>
+            <w:r>
+              <w:t xml:space="preserve">)</w:t>
+            </w:r>
+          </w:p>
+        </w:tc>
+      </w:tr>
+      <w:tr>
+        <w:tc>
+          <w:tcPr/>
+          <w:p>
+            <w:pPr>
+              <w:pStyle w:val="Compact"/>
+              <w:jc w:val="left"/>
+            </w:pPr>
+            <w:r>
+              <w:rPr>
+                <w:rStyle w:val="VerbatimChar"/>
+              </w:rPr>
+              <w:t xml:space="preserve">FB2-VER-TMS-000008</w:t>
+            </w:r>
+            <w:r>
+              <w:t xml:space="preserve"> </w:t>
+            </w:r>
+            <w:r>
+              <w:t xml:space="preserve">(synthetic, draft stub)</w:t>
+            </w:r>
+          </w:p>
+        </w:tc>
+        <w:tc>
+          <w:tcPr/>
+          <w:p>
+            <w:pPr>
+              <w:pStyle w:val="Compact"/>
+              <w:jc w:val="left"/>
+            </w:pPr>
+            <w:r>
+              <w:rPr>
+                <w:rStyle w:val="VerbatimChar"/>
+              </w:rPr>
+              <w:t xml:space="preserve">FSR-000001/002/003/004</w:t>
+            </w:r>
+            <w:r>
+              <w:t xml:space="preserve"> </w:t>
+            </w:r>
+            <w:r>
+              <w:t xml:space="preserve">(</w:t>
+            </w:r>
+            <w:r>
+              <w:rPr>
+                <w:rStyle w:val="VerbatimChar"/>
+              </w:rPr>
+              <w:t xml:space="preserve">LNK-042/043/044/045</w:t>
+            </w:r>
+            <w:r>
+              <w:t xml:space="preserve">)</w:t>
+            </w:r>
+          </w:p>
+        </w:tc>
+      </w:tr>
+      <w:tr>
+        <w:tc>
+          <w:tcPr/>
+          <w:p>
+            <w:pPr>
+              <w:pStyle w:val="Compact"/>
+              <w:jc w:val="left"/>
+            </w:pPr>
+            <w:r>
+              <w:rPr>
+                <w:rStyle w:val="VerbatimChar"/>
+              </w:rPr>
+              <w:t xml:space="preserve">FB2-VER-TMS-000009</w:t>
+            </w:r>
+            <w:r>
+              <w:t xml:space="preserve"> </w:t>
+            </w:r>
+            <w:r>
+              <w:t xml:space="preserve">(synthetic, draft stub)</w:t>
+            </w:r>
+          </w:p>
+        </w:tc>
+        <w:tc>
+          <w:tcPr/>
+          <w:p>
+            <w:pPr>
+              <w:pStyle w:val="Compact"/>
+              <w:jc w:val="left"/>
+            </w:pPr>
+            <w:r>
+              <w:rPr>
+                <w:rStyle w:val="VerbatimChar"/>
+              </w:rPr>
+              <w:t xml:space="preserve">SGO-000001</w:t>
+            </w:r>
+            <w:r>
+              <w:t xml:space="preserve"> </w:t>
+            </w:r>
+            <w:r>
+              <w:t xml:space="preserve">+</w:t>
+            </w:r>
+            <w:r>
+              <w:t xml:space="preserve"> </w:t>
+            </w:r>
+            <w:r>
+              <w:rPr>
+                <w:rStyle w:val="VerbatimChar"/>
+              </w:rPr>
+              <w:t xml:space="preserve">SCO-000001</w:t>
+            </w:r>
+            <w:r>
+              <w:t xml:space="preserve"> </w:t>
+            </w:r>
+            <w:r>
+              <w:t xml:space="preserve">(</w:t>
+            </w:r>
+            <w:r>
+              <w:rPr>
+                <w:rStyle w:val="VerbatimChar"/>
+              </w:rPr>
+              <w:t xml:space="preserve">LNK-046/047</w:t>
+            </w:r>
+            <w:r>
+              <w:t xml:space="preserve">,</w:t>
+            </w:r>
+            <w:r>
+              <w:t xml:space="preserve"> </w:t>
+            </w:r>
+            <w:r>
+              <w:rPr>
+                <w:rStyle w:val="VerbatimChar"/>
+              </w:rPr>
+              <w:t xml:space="preserve">validates</w:t>
+            </w:r>
+            <w:r>
+              <w:t xml:space="preserve">)</w:t>
+            </w:r>
+          </w:p>
+        </w:tc>
+      </w:tr>
+    </w:tbl>
     <w:bookmarkStart w:id="25" w:name="Xe580645e2cd0d7b1a96d2514c22e44632e8ca9f"/>
     <w:p>
       <w:pPr>
@@ -4025,8 +5117,766 @@
       </w:r>
     </w:p>
     <w:bookmarkEnd w:id="35"/>
+    <w:bookmarkStart w:id="36" w:name="X7843905b541afda89242109907c22d753fc016c"/>
+    <w:p>
+      <w:pPr>
+        <w:pStyle w:val="Heading4"/>
+      </w:pPr>
+      <w:r>
+        <w:rPr>
+          <w:rStyle w:val="VerbatimChar"/>
+        </w:rPr>
+        <w:t xml:space="preserve">FB2-VER-TMS-000007</w:t>
+      </w:r>
+      <w:r>
+        <w:t xml:space="preserve"> </w:t>
+      </w:r>
+      <w:r>
+        <w:t xml:space="preserve">— Test: Software Integration Chain (synthetic_reference, draft planning stub)</w:t>
+      </w:r>
+    </w:p>
+    <w:p>
+      <w:pPr>
+        <w:pStyle w:val="Compact"/>
+        <w:numPr>
+          <w:ilvl w:val="0"/>
+          <w:numId w:val="1034"/>
+        </w:numPr>
+      </w:pPr>
+      <w:r>
+        <w:rPr>
+          <w:b/>
+          <w:bCs/>
+        </w:rPr>
+        <w:t xml:space="preserve">Test type</w:t>
+      </w:r>
+      <w:r>
+        <w:t xml:space="preserve">:</w:t>
+      </w:r>
+      <w:r>
+        <w:t xml:space="preserve"> </w:t>
+      </w:r>
+      <w:r>
+        <w:rPr>
+          <w:rStyle w:val="VerbatimChar"/>
+        </w:rPr>
+        <w:t xml:space="preserve">integration</w:t>
+      </w:r>
+      <w:r>
+        <w:t xml:space="preserve"> </w:t>
+      </w:r>
+      <w:r>
+        <w:t xml:space="preserve">|</w:t>
+      </w:r>
+      <w:r>
+        <w:t xml:space="preserve"> </w:t>
+      </w:r>
+      <w:r>
+        <w:rPr>
+          <w:b/>
+          <w:bCs/>
+        </w:rPr>
+        <w:t xml:space="preserve">Oracle basis</w:t>
+      </w:r>
+      <w:r>
+        <w:t xml:space="preserve">:</w:t>
+      </w:r>
+      <w:r>
+        <w:t xml:space="preserve"> </w:t>
+      </w:r>
+      <w:r>
+        <w:rPr>
+          <w:rStyle w:val="VerbatimChar"/>
+        </w:rPr>
+        <w:t xml:space="preserve">synthetic_assumption</w:t>
+      </w:r>
+    </w:p>
+    <w:p>
+      <w:pPr>
+        <w:pStyle w:val="Compact"/>
+        <w:numPr>
+          <w:ilvl w:val="0"/>
+          <w:numId w:val="1034"/>
+        </w:numPr>
+      </w:pPr>
+      <w:r>
+        <w:rPr>
+          <w:b/>
+          <w:bCs/>
+        </w:rPr>
+        <w:t xml:space="preserve">Objective</w:t>
+      </w:r>
+      <w:r>
+        <w:t xml:space="preserve">: Define the software integration verification intent for the SOA-database-contactor chain; no execution performed (harness blocked)</w:t>
+      </w:r>
+    </w:p>
+    <w:p>
+      <w:pPr>
+        <w:pStyle w:val="Compact"/>
+        <w:numPr>
+          <w:ilvl w:val="0"/>
+          <w:numId w:val="1034"/>
+        </w:numPr>
+      </w:pPr>
+      <w:r>
+        <w:rPr>
+          <w:b/>
+          <w:bCs/>
+        </w:rPr>
+        <w:t xml:space="preserve">Preconditions</w:t>
+      </w:r>
+      <w:r>
+        <w:t xml:space="preserve">: SOA, database and contactor units available as host builds; integration harness defined (blocked)</w:t>
+      </w:r>
+    </w:p>
+    <w:p>
+      <w:pPr>
+        <w:pStyle w:val="Compact"/>
+        <w:numPr>
+          <w:ilvl w:val="0"/>
+          <w:numId w:val="1034"/>
+        </w:numPr>
+      </w:pPr>
+      <w:r>
+        <w:rPr>
+          <w:b/>
+          <w:bCs/>
+        </w:rPr>
+        <w:t xml:space="preserve">Environment</w:t>
+      </w:r>
+      <w:r>
+        <w:t xml:space="preserve">: POSIX host (Linux); Unity/CMock; config</w:t>
+      </w:r>
+      <w:r>
+        <w:t xml:space="preserve"> </w:t>
+      </w:r>
+      <w:r>
+        <w:rPr>
+          <w:rStyle w:val="VerbatimChar"/>
+        </w:rPr>
+        <w:t xml:space="preserve">conf/unit/app_project_posix.yml</w:t>
+      </w:r>
+    </w:p>
+    <w:p>
+      <w:pPr>
+        <w:pStyle w:val="Compact"/>
+        <w:numPr>
+          <w:ilvl w:val="0"/>
+          <w:numId w:val="1034"/>
+        </w:numPr>
+      </w:pPr>
+      <w:r>
+        <w:rPr>
+          <w:b/>
+          <w:bCs/>
+        </w:rPr>
+        <w:t xml:space="preserve">Test cases (steps)</w:t>
+      </w:r>
+      <w:r>
+        <w:t xml:space="preserve">:</w:t>
+      </w:r>
+    </w:p>
+    <w:p>
+      <w:pPr>
+        <w:pStyle w:val="Compact"/>
+        <w:numPr>
+          <w:ilvl w:val="1"/>
+          <w:numId w:val="1035"/>
+        </w:numPr>
+      </w:pPr>
+      <w:r>
+        <w:rPr>
+          <w:b/>
+          <w:bCs/>
+        </w:rPr>
+        <w:t xml:space="preserve">Publish violated cell voltage set to database via MEAS path</w:t>
+      </w:r>
+      <w:r>
+        <w:t xml:space="preserve"> </w:t>
+      </w:r>
+      <w:r>
+        <w:t xml:space="preserve">→ expected: SOA reads violated set within task cycle</w:t>
+      </w:r>
+    </w:p>
+    <w:p>
+      <w:pPr>
+        <w:pStyle w:val="Compact"/>
+        <w:numPr>
+          <w:ilvl w:val="1"/>
+          <w:numId w:val="1035"/>
+        </w:numPr>
+      </w:pPr>
+      <w:r>
+        <w:rPr>
+          <w:b/>
+          <w:bCs/>
+        </w:rPr>
+        <w:t xml:space="preserve">Confirm SOA fault request propagates to BMS state machine</w:t>
+      </w:r>
+      <w:r>
+        <w:t xml:space="preserve"> </w:t>
+      </w:r>
+      <w:r>
+        <w:t xml:space="preserve">→ expected: FAULT state entered</w:t>
+      </w:r>
+    </w:p>
+    <w:p>
+      <w:pPr>
+        <w:pStyle w:val="Compact"/>
+        <w:numPr>
+          <w:ilvl w:val="1"/>
+          <w:numId w:val="1035"/>
+        </w:numPr>
+      </w:pPr>
+      <w:r>
+        <w:rPr>
+          <w:b/>
+          <w:bCs/>
+        </w:rPr>
+        <w:t xml:space="preserve">Confirm contactor open command issued</w:t>
+      </w:r>
+      <w:r>
+        <w:t xml:space="preserve"> </w:t>
+      </w:r>
+      <w:r>
+        <w:t xml:space="preserve">→ expected: Coil de-energize commanded within 5 ms</w:t>
+      </w:r>
+    </w:p>
+    <w:p>
+      <w:pPr>
+        <w:pStyle w:val="Compact"/>
+        <w:numPr>
+          <w:ilvl w:val="0"/>
+          <w:numId w:val="1034"/>
+        </w:numPr>
+      </w:pPr>
+      <w:r>
+        <w:rPr>
+          <w:b/>
+          <w:bCs/>
+        </w:rPr>
+        <w:t xml:space="preserve">Expected outcomes</w:t>
+      </w:r>
+      <w:r>
+        <w:t xml:space="preserve">:</w:t>
+      </w:r>
+    </w:p>
+    <w:p>
+      <w:pPr>
+        <w:pStyle w:val="Compact"/>
+        <w:numPr>
+          <w:ilvl w:val="1"/>
+          <w:numId w:val="1036"/>
+        </w:numPr>
+      </w:pPr>
+      <w:r>
+        <w:rPr>
+          <w:rStyle w:val="VerbatimChar"/>
+        </w:rPr>
+        <w:t xml:space="preserve">chain_fault_to_open_verified</w:t>
+      </w:r>
+      <w:r>
+        <w:t xml:space="preserve"> </w:t>
+      </w:r>
+      <w:r>
+        <w:t xml:space="preserve">= true (tolerance exact)</w:t>
+      </w:r>
+    </w:p>
     <w:bookmarkEnd w:id="36"/>
-    <w:bookmarkStart w:id="37" w:name="test-cases"/>
+    <w:bookmarkStart w:id="37" w:name="Xe35320e3f3868f74c643567ba35a5aaeca821ab"/>
+    <w:p>
+      <w:pPr>
+        <w:pStyle w:val="Heading4"/>
+      </w:pPr>
+      <w:r>
+        <w:rPr>
+          <w:rStyle w:val="VerbatimChar"/>
+        </w:rPr>
+        <w:t xml:space="preserve">FB2-VER-TMS-000008</w:t>
+      </w:r>
+      <w:r>
+        <w:t xml:space="preserve"> </w:t>
+      </w:r>
+      <w:r>
+        <w:t xml:space="preserve">— Test: System Qualification (synthetic_reference, draft planning stub)</w:t>
+      </w:r>
+    </w:p>
+    <w:p>
+      <w:pPr>
+        <w:pStyle w:val="Compact"/>
+        <w:numPr>
+          <w:ilvl w:val="0"/>
+          <w:numId w:val="1037"/>
+        </w:numPr>
+      </w:pPr>
+      <w:r>
+        <w:rPr>
+          <w:b/>
+          <w:bCs/>
+        </w:rPr>
+        <w:t xml:space="preserve">Test type</w:t>
+      </w:r>
+      <w:r>
+        <w:t xml:space="preserve">:</w:t>
+      </w:r>
+      <w:r>
+        <w:t xml:space="preserve"> </w:t>
+      </w:r>
+      <w:r>
+        <w:rPr>
+          <w:rStyle w:val="VerbatimChar"/>
+        </w:rPr>
+        <w:t xml:space="preserve">qualification</w:t>
+      </w:r>
+      <w:r>
+        <w:t xml:space="preserve"> </w:t>
+      </w:r>
+      <w:r>
+        <w:t xml:space="preserve">|</w:t>
+      </w:r>
+      <w:r>
+        <w:t xml:space="preserve"> </w:t>
+      </w:r>
+      <w:r>
+        <w:rPr>
+          <w:b/>
+          <w:bCs/>
+        </w:rPr>
+        <w:t xml:space="preserve">Oracle basis</w:t>
+      </w:r>
+      <w:r>
+        <w:t xml:space="preserve">:</w:t>
+      </w:r>
+      <w:r>
+        <w:t xml:space="preserve"> </w:t>
+      </w:r>
+      <w:r>
+        <w:rPr>
+          <w:rStyle w:val="VerbatimChar"/>
+        </w:rPr>
+        <w:t xml:space="preserve">synthetic_assumption</w:t>
+      </w:r>
+    </w:p>
+    <w:p>
+      <w:pPr>
+        <w:pStyle w:val="Compact"/>
+        <w:numPr>
+          <w:ilvl w:val="0"/>
+          <w:numId w:val="1037"/>
+        </w:numPr>
+      </w:pPr>
+      <w:r>
+        <w:rPr>
+          <w:b/>
+          <w:bCs/>
+        </w:rPr>
+        <w:t xml:space="preserve">Objective</w:t>
+      </w:r>
+      <w:r>
+        <w:t xml:space="preserve">: Define the system/software qualification verification intent against FSR-001..004 end to end; no execution performed (harness/target blocked)</w:t>
+      </w:r>
+    </w:p>
+    <w:p>
+      <w:pPr>
+        <w:pStyle w:val="Compact"/>
+        <w:numPr>
+          <w:ilvl w:val="0"/>
+          <w:numId w:val="1037"/>
+        </w:numPr>
+      </w:pPr>
+      <w:r>
+        <w:rPr>
+          <w:b/>
+          <w:bCs/>
+        </w:rPr>
+        <w:t xml:space="preserve">Preconditions</w:t>
+      </w:r>
+      <w:r>
+        <w:t xml:space="preserve">: Integrated system build available (blocked); qualification environment defined (blocked)</w:t>
+      </w:r>
+    </w:p>
+    <w:p>
+      <w:pPr>
+        <w:pStyle w:val="Compact"/>
+        <w:numPr>
+          <w:ilvl w:val="0"/>
+          <w:numId w:val="1037"/>
+        </w:numPr>
+      </w:pPr>
+      <w:r>
+        <w:rPr>
+          <w:b/>
+          <w:bCs/>
+        </w:rPr>
+        <w:t xml:space="preserve">Environment</w:t>
+      </w:r>
+      <w:r>
+        <w:t xml:space="preserve">: Target + HIL bench (blocked — unpublished); Unity/CMock</w:t>
+      </w:r>
+    </w:p>
+    <w:p>
+      <w:pPr>
+        <w:pStyle w:val="Compact"/>
+        <w:numPr>
+          <w:ilvl w:val="0"/>
+          <w:numId w:val="1037"/>
+        </w:numPr>
+      </w:pPr>
+      <w:r>
+        <w:rPr>
+          <w:b/>
+          <w:bCs/>
+        </w:rPr>
+        <w:t xml:space="preserve">Test cases (steps)</w:t>
+      </w:r>
+      <w:r>
+        <w:t xml:space="preserve">:</w:t>
+      </w:r>
+    </w:p>
+    <w:p>
+      <w:pPr>
+        <w:pStyle w:val="Compact"/>
+        <w:numPr>
+          <w:ilvl w:val="1"/>
+          <w:numId w:val="1038"/>
+        </w:numPr>
+      </w:pPr>
+      <w:r>
+        <w:rPr>
+          <w:b/>
+          <w:bCs/>
+        </w:rPr>
+        <w:t xml:space="preserve">Drive cell-voltage limit violation at system boundary</w:t>
+      </w:r>
+      <w:r>
+        <w:t xml:space="preserve"> </w:t>
+      </w:r>
+      <w:r>
+        <w:t xml:space="preserve">→ expected: FAULT state reached end to end</w:t>
+      </w:r>
+    </w:p>
+    <w:p>
+      <w:pPr>
+        <w:pStyle w:val="Compact"/>
+        <w:numPr>
+          <w:ilvl w:val="1"/>
+          <w:numId w:val="1038"/>
+        </w:numPr>
+      </w:pPr>
+      <w:r>
+        <w:rPr>
+          <w:b/>
+          <w:bCs/>
+        </w:rPr>
+        <w:t xml:space="preserve">Confirm contactor open within FTTI budget</w:t>
+      </w:r>
+      <w:r>
+        <w:t xml:space="preserve"> </w:t>
+      </w:r>
+      <w:r>
+        <w:t xml:space="preserve">→ expected: Timing within 100 ms FTTI</w:t>
+      </w:r>
+    </w:p>
+    <w:p>
+      <w:pPr>
+        <w:pStyle w:val="Compact"/>
+        <w:numPr>
+          <w:ilvl w:val="1"/>
+          <w:numId w:val="1038"/>
+        </w:numPr>
+      </w:pPr>
+      <w:r>
+        <w:rPr>
+          <w:b/>
+          <w:bCs/>
+        </w:rPr>
+        <w:t xml:space="preserve">Confirm DIAG records safety reaction</w:t>
+      </w:r>
+      <w:r>
+        <w:t xml:space="preserve"> </w:t>
+      </w:r>
+      <w:r>
+        <w:t xml:space="preserve">→ expected: Diagnosis entry present</w:t>
+      </w:r>
+    </w:p>
+    <w:p>
+      <w:pPr>
+        <w:pStyle w:val="Compact"/>
+        <w:numPr>
+          <w:ilvl w:val="0"/>
+          <w:numId w:val="1037"/>
+        </w:numPr>
+      </w:pPr>
+      <w:r>
+        <w:rPr>
+          <w:b/>
+          <w:bCs/>
+        </w:rPr>
+        <w:t xml:space="preserve">Expected outcomes</w:t>
+      </w:r>
+      <w:r>
+        <w:t xml:space="preserve">:</w:t>
+      </w:r>
+    </w:p>
+    <w:p>
+      <w:pPr>
+        <w:pStyle w:val="Compact"/>
+        <w:numPr>
+          <w:ilvl w:val="1"/>
+          <w:numId w:val="1039"/>
+        </w:numPr>
+      </w:pPr>
+      <w:r>
+        <w:rPr>
+          <w:rStyle w:val="VerbatimChar"/>
+        </w:rPr>
+        <w:t xml:space="preserve">qual_chain_pass</w:t>
+      </w:r>
+      <w:r>
+        <w:t xml:space="preserve"> </w:t>
+      </w:r>
+      <w:r>
+        <w:t xml:space="preserve">= true (tolerance exact)</w:t>
+      </w:r>
+    </w:p>
+    <w:bookmarkEnd w:id="37"/>
+    <w:bookmarkStart w:id="38" w:name="Xd9a68829aa9fd01c7dc5fe0f5f9c5b2761dcadc"/>
+    <w:p>
+      <w:pPr>
+        <w:pStyle w:val="Heading4"/>
+      </w:pPr>
+      <w:r>
+        <w:rPr>
+          <w:rStyle w:val="VerbatimChar"/>
+        </w:rPr>
+        <w:t xml:space="preserve">FB2-VER-TMS-000009</w:t>
+      </w:r>
+      <w:r>
+        <w:t xml:space="preserve"> </w:t>
+      </w:r>
+      <w:r>
+        <w:t xml:space="preserve">— Test: Stakeholder Validation (synthetic_reference, draft planning stub)</w:t>
+      </w:r>
+    </w:p>
+    <w:p>
+      <w:pPr>
+        <w:pStyle w:val="Compact"/>
+        <w:numPr>
+          <w:ilvl w:val="0"/>
+          <w:numId w:val="1040"/>
+        </w:numPr>
+      </w:pPr>
+      <w:r>
+        <w:rPr>
+          <w:b/>
+          <w:bCs/>
+        </w:rPr>
+        <w:t xml:space="preserve">Test type</w:t>
+      </w:r>
+      <w:r>
+        <w:t xml:space="preserve">:</w:t>
+      </w:r>
+      <w:r>
+        <w:t xml:space="preserve"> </w:t>
+      </w:r>
+      <w:r>
+        <w:rPr>
+          <w:rStyle w:val="VerbatimChar"/>
+        </w:rPr>
+        <w:t xml:space="preserve">validation</w:t>
+      </w:r>
+      <w:r>
+        <w:t xml:space="preserve"> </w:t>
+      </w:r>
+      <w:r>
+        <w:t xml:space="preserve">|</w:t>
+      </w:r>
+      <w:r>
+        <w:t xml:space="preserve"> </w:t>
+      </w:r>
+      <w:r>
+        <w:rPr>
+          <w:b/>
+          <w:bCs/>
+        </w:rPr>
+        <w:t xml:space="preserve">Oracle basis</w:t>
+      </w:r>
+      <w:r>
+        <w:t xml:space="preserve">:</w:t>
+      </w:r>
+      <w:r>
+        <w:t xml:space="preserve"> </w:t>
+      </w:r>
+      <w:r>
+        <w:rPr>
+          <w:rStyle w:val="VerbatimChar"/>
+        </w:rPr>
+        <w:t xml:space="preserve">synthetic_assumption</w:t>
+      </w:r>
+    </w:p>
+    <w:p>
+      <w:pPr>
+        <w:pStyle w:val="Compact"/>
+        <w:numPr>
+          <w:ilvl w:val="0"/>
+          <w:numId w:val="1040"/>
+        </w:numPr>
+      </w:pPr>
+      <w:r>
+        <w:rPr>
+          <w:b/>
+          <w:bCs/>
+        </w:rPr>
+        <w:t xml:space="preserve">Objective</w:t>
+      </w:r>
+      <w:r>
+        <w:t xml:space="preserve">: Define the validation intent of cell-voltage stakeholder use cases; no execution performed (environment blocked)</w:t>
+      </w:r>
+    </w:p>
+    <w:p>
+      <w:pPr>
+        <w:pStyle w:val="Compact"/>
+        <w:numPr>
+          <w:ilvl w:val="0"/>
+          <w:numId w:val="1040"/>
+        </w:numPr>
+      </w:pPr>
+      <w:r>
+        <w:rPr>
+          <w:b/>
+          <w:bCs/>
+        </w:rPr>
+        <w:t xml:space="preserve">Preconditions</w:t>
+      </w:r>
+      <w:r>
+        <w:t xml:space="preserve">: Stakeholder use cases baselined; validation environment defined (blocked)</w:t>
+      </w:r>
+    </w:p>
+    <w:p>
+      <w:pPr>
+        <w:pStyle w:val="Compact"/>
+        <w:numPr>
+          <w:ilvl w:val="0"/>
+          <w:numId w:val="1040"/>
+        </w:numPr>
+      </w:pPr>
+      <w:r>
+        <w:rPr>
+          <w:b/>
+          <w:bCs/>
+        </w:rPr>
+        <w:t xml:space="preserve">Environment</w:t>
+      </w:r>
+      <w:r>
+        <w:t xml:space="preserve">: Operational target vehicle/bench (blocked)</w:t>
+      </w:r>
+    </w:p>
+    <w:p>
+      <w:pPr>
+        <w:pStyle w:val="Compact"/>
+        <w:numPr>
+          <w:ilvl w:val="0"/>
+          <w:numId w:val="1040"/>
+        </w:numPr>
+      </w:pPr>
+      <w:r>
+        <w:rPr>
+          <w:b/>
+          <w:bCs/>
+        </w:rPr>
+        <w:t xml:space="preserve">Test cases (steps)</w:t>
+      </w:r>
+      <w:r>
+        <w:t xml:space="preserve">:</w:t>
+      </w:r>
+    </w:p>
+    <w:p>
+      <w:pPr>
+        <w:pStyle w:val="Compact"/>
+        <w:numPr>
+          <w:ilvl w:val="1"/>
+          <w:numId w:val="1041"/>
+        </w:numPr>
+      </w:pPr>
+      <w:r>
+        <w:rPr>
+          <w:b/>
+          <w:bCs/>
+        </w:rPr>
+        <w:t xml:space="preserve">Execute normal-operation charging use case</w:t>
+      </w:r>
+      <w:r>
+        <w:t xml:space="preserve"> </w:t>
+      </w:r>
+      <w:r>
+        <w:t xml:space="preserve">→ expected: No spurious safety reaction</w:t>
+      </w:r>
+    </w:p>
+    <w:p>
+      <w:pPr>
+        <w:pStyle w:val="Compact"/>
+        <w:numPr>
+          <w:ilvl w:val="1"/>
+          <w:numId w:val="1041"/>
+        </w:numPr>
+      </w:pPr>
+      <w:r>
+        <w:rPr>
+          <w:b/>
+          <w:bCs/>
+        </w:rPr>
+        <w:t xml:space="preserve">Execute overvoltage field scenario</w:t>
+      </w:r>
+      <w:r>
+        <w:t xml:space="preserve"> </w:t>
+      </w:r>
+      <w:r>
+        <w:t xml:space="preserve">→ expected: System reaches safe state, stakeholder acceptance criteria met</w:t>
+      </w:r>
+    </w:p>
+    <w:p>
+      <w:pPr>
+        <w:pStyle w:val="Compact"/>
+        <w:numPr>
+          <w:ilvl w:val="0"/>
+          <w:numId w:val="1040"/>
+        </w:numPr>
+      </w:pPr>
+      <w:r>
+        <w:rPr>
+          <w:b/>
+          <w:bCs/>
+        </w:rPr>
+        <w:t xml:space="preserve">Expected outcomes</w:t>
+      </w:r>
+      <w:r>
+        <w:t xml:space="preserve">:</w:t>
+      </w:r>
+    </w:p>
+    <w:p>
+      <w:pPr>
+        <w:pStyle w:val="Compact"/>
+        <w:numPr>
+          <w:ilvl w:val="1"/>
+          <w:numId w:val="1042"/>
+        </w:numPr>
+      </w:pPr>
+      <w:r>
+        <w:rPr>
+          <w:rStyle w:val="VerbatimChar"/>
+        </w:rPr>
+        <w:t xml:space="preserve">validation_accepted</w:t>
+      </w:r>
+      <w:r>
+        <w:t xml:space="preserve"> </w:t>
+      </w:r>
+      <w:r>
+        <w:t xml:space="preserve">= true (tolerance exact)</w:t>
+      </w:r>
+    </w:p>
+    <w:bookmarkEnd w:id="38"/>
+    <w:bookmarkEnd w:id="39"/>
+    <w:bookmarkStart w:id="40" w:name="test-cases"/>
     <w:p>
       <w:pPr>
         <w:pStyle w:val="Heading2"/>
@@ -4040,7 +5890,7 @@
         <w:pStyle w:val="Compact"/>
         <w:numPr>
           <w:ilvl w:val="0"/>
-          <w:numId w:val="1034"/>
+          <w:numId w:val="1043"/>
         </w:numPr>
       </w:pPr>
       <w:r>
@@ -4061,7 +5911,7 @@
         <w:pStyle w:val="Compact"/>
         <w:numPr>
           <w:ilvl w:val="0"/>
-          <w:numId w:val="1034"/>
+          <w:numId w:val="1043"/>
         </w:numPr>
       </w:pPr>
       <w:r>
@@ -4082,7 +5932,7 @@
         <w:pStyle w:val="Compact"/>
         <w:numPr>
           <w:ilvl w:val="0"/>
-          <w:numId w:val="1034"/>
+          <w:numId w:val="1043"/>
         </w:numPr>
       </w:pPr>
       <w:r>
@@ -4103,7 +5953,7 @@
         <w:pStyle w:val="Compact"/>
         <w:numPr>
           <w:ilvl w:val="0"/>
-          <w:numId w:val="1034"/>
+          <w:numId w:val="1043"/>
         </w:numPr>
       </w:pPr>
       <w:r>
@@ -4124,7 +5974,7 @@
         <w:pStyle w:val="Compact"/>
         <w:numPr>
           <w:ilvl w:val="0"/>
-          <w:numId w:val="1034"/>
+          <w:numId w:val="1043"/>
         </w:numPr>
       </w:pPr>
       <w:r>
@@ -4145,7 +5995,7 @@
         <w:pStyle w:val="Compact"/>
         <w:numPr>
           <w:ilvl w:val="0"/>
-          <w:numId w:val="1034"/>
+          <w:numId w:val="1043"/>
         </w:numPr>
       </w:pPr>
       <w:r>
@@ -4166,7 +6016,7 @@
         <w:pStyle w:val="Compact"/>
         <w:numPr>
           <w:ilvl w:val="0"/>
-          <w:numId w:val="1034"/>
+          <w:numId w:val="1043"/>
         </w:numPr>
       </w:pPr>
       <w:r>
@@ -4187,7 +6037,7 @@
         <w:pStyle w:val="Compact"/>
         <w:numPr>
           <w:ilvl w:val="0"/>
-          <w:numId w:val="1034"/>
+          <w:numId w:val="1043"/>
         </w:numPr>
       </w:pPr>
       <w:r>
@@ -4208,7 +6058,7 @@
         <w:pStyle w:val="Compact"/>
         <w:numPr>
           <w:ilvl w:val="0"/>
-          <w:numId w:val="1034"/>
+          <w:numId w:val="1043"/>
         </w:numPr>
       </w:pPr>
       <w:r>
@@ -4229,7 +6079,7 @@
         <w:pStyle w:val="Compact"/>
         <w:numPr>
           <w:ilvl w:val="0"/>
-          <w:numId w:val="1034"/>
+          <w:numId w:val="1043"/>
         </w:numPr>
       </w:pPr>
       <w:r>
@@ -4250,7 +6100,7 @@
         <w:pStyle w:val="Compact"/>
         <w:numPr>
           <w:ilvl w:val="0"/>
-          <w:numId w:val="1034"/>
+          <w:numId w:val="1043"/>
         </w:numPr>
       </w:pPr>
       <w:r>
@@ -4268,6 +6118,69 @@
     </w:p>
     <w:p>
       <w:pPr>
+        <w:pStyle w:val="Compact"/>
+        <w:numPr>
+          <w:ilvl w:val="0"/>
+          <w:numId w:val="1043"/>
+        </w:numPr>
+      </w:pPr>
+      <w:r>
+        <w:rPr>
+          <w:rStyle w:val="VerbatimChar"/>
+        </w:rPr>
+        <w:t xml:space="preserve">FB2-VER-TMS-000007</w:t>
+      </w:r>
+      <w:r>
+        <w:t xml:space="preserve"> </w:t>
+      </w:r>
+      <w:r>
+        <w:t xml:space="preserve">(synthetic_reference, draft stub): 3 test case(s)</w:t>
+      </w:r>
+    </w:p>
+    <w:p>
+      <w:pPr>
+        <w:pStyle w:val="Compact"/>
+        <w:numPr>
+          <w:ilvl w:val="0"/>
+          <w:numId w:val="1043"/>
+        </w:numPr>
+      </w:pPr>
+      <w:r>
+        <w:rPr>
+          <w:rStyle w:val="VerbatimChar"/>
+        </w:rPr>
+        <w:t xml:space="preserve">FB2-VER-TMS-000008</w:t>
+      </w:r>
+      <w:r>
+        <w:t xml:space="preserve"> </w:t>
+      </w:r>
+      <w:r>
+        <w:t xml:space="preserve">(synthetic_reference, draft stub): 3 test case(s)</w:t>
+      </w:r>
+    </w:p>
+    <w:p>
+      <w:pPr>
+        <w:pStyle w:val="Compact"/>
+        <w:numPr>
+          <w:ilvl w:val="0"/>
+          <w:numId w:val="1043"/>
+        </w:numPr>
+      </w:pPr>
+      <w:r>
+        <w:rPr>
+          <w:rStyle w:val="VerbatimChar"/>
+        </w:rPr>
+        <w:t xml:space="preserve">FB2-VER-TMS-000009</w:t>
+      </w:r>
+      <w:r>
+        <w:t xml:space="preserve"> </w:t>
+      </w:r>
+      <w:r>
+        <w:t xml:space="preserve">(synthetic_reference, draft stub): 2 test case(s)</w:t>
+      </w:r>
+    </w:p>
+    <w:p>
+      <w:pPr>
         <w:pStyle w:val="FirstParagraph"/>
       </w:pPr>
       <w:r>
@@ -4275,14 +6188,14 @@
           <w:b/>
           <w:bCs/>
         </w:rPr>
-        <w:t xml:space="preserve">Total system-level test cases</w:t>
-      </w:r>
-      <w:r>
-        <w:t xml:space="preserve">: 35</w:t>
-      </w:r>
-    </w:p>
-    <w:bookmarkEnd w:id="37"/>
-    <w:bookmarkStart w:id="45" w:name="execution-report"/>
+        <w:t xml:space="preserve">Total test cases across unit-level measures</w:t>
+      </w:r>
+      <w:r>
+        <w:t xml:space="preserve">: 43 (no system-qualification executions exist in the corpus; TMS-007/008/009 are unexecuted planning stubs)</w:t>
+      </w:r>
+    </w:p>
+    <w:bookmarkEnd w:id="40"/>
+    <w:bookmarkStart w:id="48" w:name="execution-report"/>
     <w:p>
       <w:pPr>
         <w:pStyle w:val="Heading2"/>
@@ -4291,7 +6204,7 @@
         <w:t xml:space="preserve">Execution Report</w:t>
       </w:r>
     </w:p>
-    <w:bookmarkStart w:id="38" w:name="Xba18ce4afc8380a0999e1d750e18320532c88af"/>
+    <w:bookmarkStart w:id="41" w:name="Xba18ce4afc8380a0999e1d750e18320532c88af"/>
     <w:p>
       <w:pPr>
         <w:pStyle w:val="Heading5"/>
@@ -4320,7 +6233,7 @@
         <w:pStyle w:val="Compact"/>
         <w:numPr>
           <w:ilvl w:val="0"/>
-          <w:numId w:val="1035"/>
+          <w:numId w:val="1044"/>
         </w:numPr>
       </w:pPr>
       <w:r>
@@ -4405,7 +6318,7 @@
         <w:pStyle w:val="Compact"/>
         <w:numPr>
           <w:ilvl w:val="0"/>
-          <w:numId w:val="1035"/>
+          <w:numId w:val="1044"/>
         </w:numPr>
       </w:pPr>
       <w:r>
@@ -4424,7 +6337,7 @@
         <w:pStyle w:val="Compact"/>
         <w:numPr>
           <w:ilvl w:val="0"/>
-          <w:numId w:val="1035"/>
+          <w:numId w:val="1044"/>
         </w:numPr>
       </w:pPr>
       <w:r>
@@ -4459,8 +6372,8 @@
         <w:t xml:space="preserve">tests/unit/app/application/soa/test_soa.c</w:t>
       </w:r>
     </w:p>
-    <w:bookmarkEnd w:id="38"/>
-    <w:bookmarkStart w:id="39" w:name="X58e6a13ebb75e7eab5587c0d2e0108f87454767"/>
+    <w:bookmarkEnd w:id="41"/>
+    <w:bookmarkStart w:id="42" w:name="X58e6a13ebb75e7eab5587c0d2e0108f87454767"/>
     <w:p>
       <w:pPr>
         <w:pStyle w:val="Heading5"/>
@@ -4489,7 +6402,7 @@
         <w:pStyle w:val="Compact"/>
         <w:numPr>
           <w:ilvl w:val="0"/>
-          <w:numId w:val="1036"/>
+          <w:numId w:val="1045"/>
         </w:numPr>
       </w:pPr>
       <w:r>
@@ -4574,7 +6487,7 @@
         <w:pStyle w:val="Compact"/>
         <w:numPr>
           <w:ilvl w:val="0"/>
-          <w:numId w:val="1036"/>
+          <w:numId w:val="1045"/>
         </w:numPr>
       </w:pPr>
       <w:r>
@@ -4593,7 +6506,7 @@
         <w:pStyle w:val="Compact"/>
         <w:numPr>
           <w:ilvl w:val="0"/>
-          <w:numId w:val="1036"/>
+          <w:numId w:val="1045"/>
         </w:numPr>
       </w:pPr>
       <w:r>
@@ -4628,8 +6541,8 @@
         <w:t xml:space="preserve">tests/unit/app/application/soa/test_soa.c</w:t>
       </w:r>
     </w:p>
-    <w:bookmarkEnd w:id="39"/>
-    <w:bookmarkStart w:id="40" w:name="X608be2e9cbe6354c29f7899d1cb7bbc09e56f6a"/>
+    <w:bookmarkEnd w:id="42"/>
+    <w:bookmarkStart w:id="43" w:name="X608be2e9cbe6354c29f7899d1cb7bbc09e56f6a"/>
     <w:p>
       <w:pPr>
         <w:pStyle w:val="Heading5"/>
@@ -4658,7 +6571,7 @@
         <w:pStyle w:val="Compact"/>
         <w:numPr>
           <w:ilvl w:val="0"/>
-          <w:numId w:val="1037"/>
+          <w:numId w:val="1046"/>
         </w:numPr>
       </w:pPr>
       <w:r>
@@ -4743,7 +6656,7 @@
         <w:pStyle w:val="Compact"/>
         <w:numPr>
           <w:ilvl w:val="0"/>
-          <w:numId w:val="1037"/>
+          <w:numId w:val="1046"/>
         </w:numPr>
       </w:pPr>
       <w:r>
@@ -4762,7 +6675,7 @@
         <w:pStyle w:val="Compact"/>
         <w:numPr>
           <w:ilvl w:val="0"/>
-          <w:numId w:val="1037"/>
+          <w:numId w:val="1046"/>
         </w:numPr>
       </w:pPr>
       <w:r>
@@ -4797,8 +6710,8 @@
         <w:t xml:space="preserve">tests/unit/app/driver/contactor/test_contactor.c</w:t>
       </w:r>
     </w:p>
-    <w:bookmarkEnd w:id="40"/>
-    <w:bookmarkStart w:id="41" w:name="X8ea60dc6d7d50b612cb83d14c059f66e1accfc1"/>
+    <w:bookmarkEnd w:id="43"/>
+    <w:bookmarkStart w:id="44" w:name="X8ea60dc6d7d50b612cb83d14c059f66e1accfc1"/>
     <w:p>
       <w:pPr>
         <w:pStyle w:val="Heading5"/>
@@ -4827,7 +6740,7 @@
         <w:pStyle w:val="Compact"/>
         <w:numPr>
           <w:ilvl w:val="0"/>
-          <w:numId w:val="1038"/>
+          <w:numId w:val="1047"/>
         </w:numPr>
       </w:pPr>
       <w:r>
@@ -4912,7 +6825,7 @@
         <w:pStyle w:val="Compact"/>
         <w:numPr>
           <w:ilvl w:val="0"/>
-          <w:numId w:val="1038"/>
+          <w:numId w:val="1047"/>
         </w:numPr>
       </w:pPr>
       <w:r>
@@ -4931,7 +6844,7 @@
         <w:pStyle w:val="Compact"/>
         <w:numPr>
           <w:ilvl w:val="0"/>
-          <w:numId w:val="1038"/>
+          <w:numId w:val="1047"/>
         </w:numPr>
       </w:pPr>
       <w:r>
@@ -4966,8 +6879,8 @@
         <w:t xml:space="preserve">tests/unit/app/driver/afe/api/test_afe_plausibility.c</w:t>
       </w:r>
     </w:p>
-    <w:bookmarkEnd w:id="41"/>
-    <w:bookmarkStart w:id="42" w:name="X7820b97e901ffe40dd2fece6bbf18bfcaa11e2f"/>
+    <w:bookmarkEnd w:id="44"/>
+    <w:bookmarkStart w:id="45" w:name="X7820b97e901ffe40dd2fece6bbf18bfcaa11e2f"/>
     <w:p>
       <w:pPr>
         <w:pStyle w:val="Heading5"/>
@@ -4996,7 +6909,7 @@
         <w:pStyle w:val="Compact"/>
         <w:numPr>
           <w:ilvl w:val="0"/>
-          <w:numId w:val="1039"/>
+          <w:numId w:val="1048"/>
         </w:numPr>
       </w:pPr>
       <w:r>
@@ -5081,7 +6994,7 @@
         <w:pStyle w:val="Compact"/>
         <w:numPr>
           <w:ilvl w:val="0"/>
-          <w:numId w:val="1039"/>
+          <w:numId w:val="1048"/>
         </w:numPr>
       </w:pPr>
       <w:r>
@@ -5100,7 +7013,7 @@
         <w:pStyle w:val="Compact"/>
         <w:numPr>
           <w:ilvl w:val="0"/>
-          <w:numId w:val="1039"/>
+          <w:numId w:val="1048"/>
         </w:numPr>
       </w:pPr>
       <w:r>
@@ -5123,8 +7036,8 @@
         <w:t xml:space="preserve">FB2-VER-TMS-000004</w:t>
       </w:r>
     </w:p>
-    <w:bookmarkEnd w:id="42"/>
-    <w:bookmarkStart w:id="43" w:name="Xd5df19ad137a8dcd6d20b1cd54d559410ef780a"/>
+    <w:bookmarkEnd w:id="45"/>
+    <w:bookmarkStart w:id="46" w:name="Xd5df19ad137a8dcd6d20b1cd54d559410ef780a"/>
     <w:p>
       <w:pPr>
         <w:pStyle w:val="Heading5"/>
@@ -5153,7 +7066,7 @@
         <w:pStyle w:val="Compact"/>
         <w:numPr>
           <w:ilvl w:val="0"/>
-          <w:numId w:val="1040"/>
+          <w:numId w:val="1049"/>
         </w:numPr>
       </w:pPr>
       <w:r>
@@ -5238,7 +7151,7 @@
         <w:pStyle w:val="Compact"/>
         <w:numPr>
           <w:ilvl w:val="0"/>
-          <w:numId w:val="1040"/>
+          <w:numId w:val="1049"/>
         </w:numPr>
       </w:pPr>
       <w:r>
@@ -5257,7 +7170,7 @@
         <w:pStyle w:val="Compact"/>
         <w:numPr>
           <w:ilvl w:val="0"/>
-          <w:numId w:val="1040"/>
+          <w:numId w:val="1049"/>
         </w:numPr>
       </w:pPr>
       <w:r>
@@ -5292,8 +7205,8 @@
         <w:t xml:space="preserve">tests/unit/app/driver/afe/ltc/6813-1/test_ltc_6813-1.c</w:t>
       </w:r>
     </w:p>
-    <w:bookmarkEnd w:id="43"/>
-    <w:bookmarkStart w:id="44" w:name="X926876aa927ca90459db89eebf58172efb20f9d"/>
+    <w:bookmarkEnd w:id="46"/>
+    <w:bookmarkStart w:id="47" w:name="X926876aa927ca90459db89eebf58172efb20f9d"/>
     <w:p>
       <w:pPr>
         <w:pStyle w:val="Heading5"/>
@@ -5322,7 +7235,7 @@
         <w:pStyle w:val="Compact"/>
         <w:numPr>
           <w:ilvl w:val="0"/>
-          <w:numId w:val="1041"/>
+          <w:numId w:val="1050"/>
         </w:numPr>
       </w:pPr>
       <w:r>
@@ -5407,7 +7320,7 @@
         <w:pStyle w:val="Compact"/>
         <w:numPr>
           <w:ilvl w:val="0"/>
-          <w:numId w:val="1041"/>
+          <w:numId w:val="1050"/>
         </w:numPr>
       </w:pPr>
       <w:r>
@@ -5426,7 +7339,7 @@
         <w:pStyle w:val="Compact"/>
         <w:numPr>
           <w:ilvl w:val="0"/>
-          <w:numId w:val="1041"/>
+          <w:numId w:val="1050"/>
         </w:numPr>
       </w:pPr>
       <w:r>
@@ -5447,6 +7360,346 @@
           <w:rStyle w:val="VerbatimChar"/>
         </w:rPr>
         <w:t xml:space="preserve">FB2-VER-TMS-000006</w:t>
+      </w:r>
+    </w:p>
+    <w:bookmarkEnd w:id="47"/>
+    <w:bookmarkEnd w:id="48"/>
+    <w:bookmarkStart w:id="49" w:name="X04de6ab7742e7bc5b9343654685b7e074622cb8"/>
+    <w:p>
+      <w:pPr>
+        <w:pStyle w:val="Heading2"/>
+      </w:pPr>
+      <w:r>
+        <w:t xml:space="preserve">Execution Traceability and Evidence Limits</w:t>
+      </w:r>
+    </w:p>
+    <w:p>
+      <w:pPr>
+        <w:pStyle w:val="FirstParagraph"/>
+      </w:pPr>
+      <w:r>
+        <w:rPr>
+          <w:rStyle w:val="VerbatimChar"/>
+        </w:rPr>
+        <w:t xml:space="preserve">result_of</w:t>
+      </w:r>
+      <w:r>
+        <w:t xml:space="preserve"> </w:t>
+      </w:r>
+      <w:r>
+        <w:t xml:space="preserve">links (execution → test measure): as_is</w:t>
+      </w:r>
+      <w:r>
+        <w:t xml:space="preserve"> </w:t>
+      </w:r>
+      <w:r>
+        <w:rPr>
+          <w:rStyle w:val="VerbatimChar"/>
+        </w:rPr>
+        <w:t xml:space="preserve">FB2-VER-EXE-000001</w:t>
+      </w:r>
+      <w:r>
+        <w:t xml:space="preserve"> </w:t>
+      </w:r>
+      <w:r>
+        <w:t xml:space="preserve">→</w:t>
+      </w:r>
+      <w:r>
+        <w:t xml:space="preserve"> </w:t>
+      </w:r>
+      <w:r>
+        <w:rPr>
+          <w:rStyle w:val="VerbatimChar"/>
+        </w:rPr>
+        <w:t xml:space="preserve">FB2-VER-TMS-000001</w:t>
+      </w:r>
+      <w:r>
+        <w:t xml:space="preserve"> </w:t>
+      </w:r>
+      <w:r>
+        <w:t xml:space="preserve">(</w:t>
+      </w:r>
+      <w:r>
+        <w:rPr>
+          <w:rStyle w:val="VerbatimChar"/>
+        </w:rPr>
+        <w:t xml:space="preserve">FB2-LNK-SAF-000018</w:t>
+      </w:r>
+      <w:r>
+        <w:t xml:space="preserve">); synthetic</w:t>
+      </w:r>
+      <w:r>
+        <w:t xml:space="preserve"> </w:t>
+      </w:r>
+      <w:r>
+        <w:rPr>
+          <w:rStyle w:val="VerbatimChar"/>
+        </w:rPr>
+        <w:t xml:space="preserve">FB2-VER-EXE-000001..000006</w:t>
+      </w:r>
+      <w:r>
+        <w:t xml:space="preserve"> </w:t>
+      </w:r>
+      <w:r>
+        <w:t xml:space="preserve">→</w:t>
+      </w:r>
+      <w:r>
+        <w:t xml:space="preserve"> </w:t>
+      </w:r>
+      <w:r>
+        <w:rPr>
+          <w:rStyle w:val="VerbatimChar"/>
+        </w:rPr>
+        <w:t xml:space="preserve">FB2-VER-TMS-000001..000006</w:t>
+      </w:r>
+      <w:r>
+        <w:t xml:space="preserve"> </w:t>
+      </w:r>
+      <w:r>
+        <w:t xml:space="preserve">(</w:t>
+      </w:r>
+      <w:r>
+        <w:rPr>
+          <w:rStyle w:val="VerbatimChar"/>
+        </w:rPr>
+        <w:t xml:space="preserve">FB2-LNK-SAF-000033..038</w:t>
+      </w:r>
+      <w:r>
+        <w:t xml:space="preserve">).</w:t>
+      </w:r>
+    </w:p>
+    <w:p>
+      <w:pPr>
+        <w:pStyle w:val="Compact"/>
+        <w:numPr>
+          <w:ilvl w:val="0"/>
+          <w:numId w:val="1051"/>
+        </w:numPr>
+      </w:pPr>
+      <w:r>
+        <w:t xml:space="preserve">as_is</w:t>
+      </w:r>
+      <w:r>
+        <w:t xml:space="preserve"> </w:t>
+      </w:r>
+      <w:r>
+        <w:rPr>
+          <w:rStyle w:val="VerbatimChar"/>
+        </w:rPr>
+        <w:t xml:space="preserve">actual_host_run</w:t>
+      </w:r>
+      <w:r>
+        <w:t xml:space="preserve"> </w:t>
+      </w:r>
+      <w:r>
+        <w:t xml:space="preserve">PASS (</w:t>
+      </w:r>
+      <w:r>
+        <w:rPr>
+          <w:rStyle w:val="VerbatimChar"/>
+        </w:rPr>
+        <w:t xml:space="preserve">FB2-VER-EXE-000001</w:t>
+      </w:r>
+      <w:r>
+        <w:t xml:space="preserve">) is not independently substantiated: log/coverage hashes are</w:t>
+      </w:r>
+      <w:r>
+        <w:t xml:space="preserve"> </w:t>
+      </w:r>
+      <w:r>
+        <w:rPr>
+          <w:rStyle w:val="VerbatimChar"/>
+        </w:rPr>
+        <w:t xml:space="preserve">sha256:placeholder</w:t>
+      </w:r>
+      <w:r>
+        <w:t xml:space="preserve">,</w:t>
+      </w:r>
+      <w:r>
+        <w:t xml:space="preserve"> </w:t>
+      </w:r>
+      <w:r>
+        <w:rPr>
+          <w:rStyle w:val="VerbatimChar"/>
+        </w:rPr>
+        <w:t xml:space="preserve">output_hashes</w:t>
+      </w:r>
+      <w:r>
+        <w:t xml:space="preserve"> </w:t>
+      </w:r>
+      <w:r>
+        <w:t xml:space="preserve">empty, per-run logs not retained.</w:t>
+      </w:r>
+      <w:r>
+        <w:t xml:space="preserve"> </w:t>
+      </w:r>
+      <w:r>
+        <w:rPr>
+          <w:rStyle w:val="VerbatimChar"/>
+        </w:rPr>
+        <w:t xml:space="preserve">FB2-VER-TMS-000002</w:t>
+      </w:r>
+      <w:r>
+        <w:t xml:space="preserve"> </w:t>
+      </w:r>
+      <w:r>
+        <w:t xml:space="preserve">through</w:t>
+      </w:r>
+      <w:r>
+        <w:t xml:space="preserve"> </w:t>
+      </w:r>
+      <w:r>
+        <w:rPr>
+          <w:rStyle w:val="VerbatimChar"/>
+        </w:rPr>
+        <w:t xml:space="preserve">FB2-VER-TMS-000005</w:t>
+      </w:r>
+      <w:r>
+        <w:t xml:space="preserve"> </w:t>
+      </w:r>
+      <w:r>
+        <w:t xml:space="preserve">have no execution records.</w:t>
+      </w:r>
+    </w:p>
+    <w:p>
+      <w:pPr>
+        <w:pStyle w:val="Compact"/>
+        <w:numPr>
+          <w:ilvl w:val="0"/>
+          <w:numId w:val="1051"/>
+        </w:numPr>
+      </w:pPr>
+      <w:r>
+        <w:t xml:space="preserve">All synthetic executions are</w:t>
+      </w:r>
+      <w:r>
+        <w:t xml:space="preserve"> </w:t>
+      </w:r>
+      <w:r>
+        <w:rPr>
+          <w:rStyle w:val="VerbatimChar"/>
+        </w:rPr>
+        <w:t xml:space="preserve">synthetic_fixture</w:t>
+      </w:r>
+      <w:r>
+        <w:t xml:space="preserve"> </w:t>
+      </w:r>
+      <w:r>
+        <w:t xml:space="preserve">PASS results demonstrating corpus structure only (</w:t>
+      </w:r>
+      <w:r>
+        <w:rPr>
+          <w:rStyle w:val="VerbatimChar"/>
+        </w:rPr>
+        <w:t xml:space="preserve">product_verification_credit: false</w:t>
+      </w:r>
+      <w:r>
+        <w:t xml:space="preserve">,</w:t>
+      </w:r>
+      <w:r>
+        <w:t xml:space="preserve"> </w:t>
+      </w:r>
+      <w:r>
+        <w:rPr>
+          <w:rStyle w:val="VerbatimChar"/>
+        </w:rPr>
+        <w:t xml:space="preserve">human_approval_status: pending</w:t>
+      </w:r>
+      <w:r>
+        <w:t xml:space="preserve">).</w:t>
+      </w:r>
+    </w:p>
+    <w:p>
+      <w:pPr>
+        <w:pStyle w:val="Compact"/>
+        <w:numPr>
+          <w:ilvl w:val="0"/>
+          <w:numId w:val="1051"/>
+        </w:numPr>
+      </w:pPr>
+      <w:r>
+        <w:t xml:space="preserve">Planning stubs</w:t>
+      </w:r>
+      <w:r>
+        <w:t xml:space="preserve"> </w:t>
+      </w:r>
+      <w:r>
+        <w:rPr>
+          <w:rStyle w:val="VerbatimChar"/>
+        </w:rPr>
+        <w:t xml:space="preserve">FB2-VER-TMS-000007</w:t>
+      </w:r>
+      <w:r>
+        <w:t xml:space="preserve"> </w:t>
+      </w:r>
+      <w:r>
+        <w:t xml:space="preserve">(integration),</w:t>
+      </w:r>
+      <w:r>
+        <w:t xml:space="preserve"> </w:t>
+      </w:r>
+      <w:r>
+        <w:rPr>
+          <w:rStyle w:val="VerbatimChar"/>
+        </w:rPr>
+        <w:t xml:space="preserve">FB2-VER-TMS-000008</w:t>
+      </w:r>
+      <w:r>
+        <w:t xml:space="preserve"> </w:t>
+      </w:r>
+      <w:r>
+        <w:t xml:space="preserve">(qualification),</w:t>
+      </w:r>
+      <w:r>
+        <w:t xml:space="preserve"> </w:t>
+      </w:r>
+      <w:r>
+        <w:rPr>
+          <w:rStyle w:val="VerbatimChar"/>
+        </w:rPr>
+        <w:t xml:space="preserve">FB2-VER-TMS-000009</w:t>
+      </w:r>
+      <w:r>
+        <w:t xml:space="preserve"> </w:t>
+      </w:r>
+      <w:r>
+        <w:t xml:space="preserve">(validation) have</w:t>
+      </w:r>
+      <w:r>
+        <w:t xml:space="preserve"> </w:t>
+      </w:r>
+      <w:r>
+        <w:rPr>
+          <w:rStyle w:val="VerbatimChar"/>
+        </w:rPr>
+        <w:t xml:space="preserve">verifies</w:t>
+      </w:r>
+      <w:r>
+        <w:t xml:space="preserve">/</w:t>
+      </w:r>
+      <w:r>
+        <w:rPr>
+          <w:rStyle w:val="VerbatimChar"/>
+        </w:rPr>
+        <w:t xml:space="preserve">validates</w:t>
+      </w:r>
+      <w:r>
+        <w:t xml:space="preserve"> </w:t>
+      </w:r>
+      <w:r>
+        <w:t xml:space="preserve">links but no execution records.</w:t>
+      </w:r>
+    </w:p>
+    <w:p>
+      <w:pPr>
+        <w:pStyle w:val="Compact"/>
+        <w:numPr>
+          <w:ilvl w:val="0"/>
+          <w:numId w:val="1051"/>
+        </w:numPr>
+      </w:pPr>
+      <w:r>
+        <w:t xml:space="preserve">No system-qualification, integration, component, or HIL executions exist in either profile — system verification rests on unit-level measures plus reverse-engineered repository evidence above.</w:t>
       </w:r>
     </w:p>
     <w:p>
@@ -5490,9 +7743,8 @@
         <w:t xml:space="preserve">.</w:t>
       </w:r>
     </w:p>
-    <w:bookmarkEnd w:id="44"/>
-    <w:bookmarkEnd w:id="45"/>
-    <w:bookmarkEnd w:id="46"/>
+    <w:bookmarkEnd w:id="49"/>
+    <w:bookmarkEnd w:id="50"/>
     <w:sectPr/>
   </w:body>
 </w:document>
@@ -6163,7 +8415,34 @@
     <w:abstractNumId w:val="991"/>
   </w:num>
   <w:num w:numId="1035">
-    <w:abstractNumId w:val="991"/>
+    <w:abstractNumId w:val="99411"/>
+    <w:lvlOverride w:ilvl="0">
+      <w:startOverride w:val="1"/>
+    </w:lvlOverride>
+    <w:lvlOverride w:ilvl="1">
+      <w:startOverride w:val="1"/>
+    </w:lvlOverride>
+    <w:lvlOverride w:ilvl="2">
+      <w:startOverride w:val="1"/>
+    </w:lvlOverride>
+    <w:lvlOverride w:ilvl="3">
+      <w:startOverride w:val="1"/>
+    </w:lvlOverride>
+    <w:lvlOverride w:ilvl="4">
+      <w:startOverride w:val="1"/>
+    </w:lvlOverride>
+    <w:lvlOverride w:ilvl="5">
+      <w:startOverride w:val="1"/>
+    </w:lvlOverride>
+    <w:lvlOverride w:ilvl="6">
+      <w:startOverride w:val="1"/>
+    </w:lvlOverride>
+    <w:lvlOverride w:ilvl="7">
+      <w:startOverride w:val="1"/>
+    </w:lvlOverride>
+    <w:lvlOverride w:ilvl="8">
+      <w:startOverride w:val="1"/>
+    </w:lvlOverride>
   </w:num>
   <w:num w:numId="1036">
     <w:abstractNumId w:val="991"/>
@@ -6172,7 +8451,34 @@
     <w:abstractNumId w:val="991"/>
   </w:num>
   <w:num w:numId="1038">
-    <w:abstractNumId w:val="991"/>
+    <w:abstractNumId w:val="99411"/>
+    <w:lvlOverride w:ilvl="0">
+      <w:startOverride w:val="1"/>
+    </w:lvlOverride>
+    <w:lvlOverride w:ilvl="1">
+      <w:startOverride w:val="1"/>
+    </w:lvlOverride>
+    <w:lvlOverride w:ilvl="2">
+      <w:startOverride w:val="1"/>
+    </w:lvlOverride>
+    <w:lvlOverride w:ilvl="3">
+      <w:startOverride w:val="1"/>
+    </w:lvlOverride>
+    <w:lvlOverride w:ilvl="4">
+      <w:startOverride w:val="1"/>
+    </w:lvlOverride>
+    <w:lvlOverride w:ilvl="5">
+      <w:startOverride w:val="1"/>
+    </w:lvlOverride>
+    <w:lvlOverride w:ilvl="6">
+      <w:startOverride w:val="1"/>
+    </w:lvlOverride>
+    <w:lvlOverride w:ilvl="7">
+      <w:startOverride w:val="1"/>
+    </w:lvlOverride>
+    <w:lvlOverride w:ilvl="8">
+      <w:startOverride w:val="1"/>
+    </w:lvlOverride>
   </w:num>
   <w:num w:numId="1039">
     <w:abstractNumId w:val="991"/>
@@ -6181,6 +8487,63 @@
     <w:abstractNumId w:val="991"/>
   </w:num>
   <w:num w:numId="1041">
+    <w:abstractNumId w:val="99411"/>
+    <w:lvlOverride w:ilvl="0">
+      <w:startOverride w:val="1"/>
+    </w:lvlOverride>
+    <w:lvlOverride w:ilvl="1">
+      <w:startOverride w:val="1"/>
+    </w:lvlOverride>
+    <w:lvlOverride w:ilvl="2">
+      <w:startOverride w:val="1"/>
+    </w:lvlOverride>
+    <w:lvlOverride w:ilvl="3">
+      <w:startOverride w:val="1"/>
+    </w:lvlOverride>
+    <w:lvlOverride w:ilvl="4">
+      <w:startOverride w:val="1"/>
+    </w:lvlOverride>
+    <w:lvlOverride w:ilvl="5">
+      <w:startOverride w:val="1"/>
+    </w:lvlOverride>
+    <w:lvlOverride w:ilvl="6">
+      <w:startOverride w:val="1"/>
+    </w:lvlOverride>
+    <w:lvlOverride w:ilvl="7">
+      <w:startOverride w:val="1"/>
+    </w:lvlOverride>
+    <w:lvlOverride w:ilvl="8">
+      <w:startOverride w:val="1"/>
+    </w:lvlOverride>
+  </w:num>
+  <w:num w:numId="1042">
+    <w:abstractNumId w:val="991"/>
+  </w:num>
+  <w:num w:numId="1043">
+    <w:abstractNumId w:val="991"/>
+  </w:num>
+  <w:num w:numId="1044">
+    <w:abstractNumId w:val="991"/>
+  </w:num>
+  <w:num w:numId="1045">
+    <w:abstractNumId w:val="991"/>
+  </w:num>
+  <w:num w:numId="1046">
+    <w:abstractNumId w:val="991"/>
+  </w:num>
+  <w:num w:numId="1047">
+    <w:abstractNumId w:val="991"/>
+  </w:num>
+  <w:num w:numId="1048">
+    <w:abstractNumId w:val="991"/>
+  </w:num>
+  <w:num w:numId="1049">
+    <w:abstractNumId w:val="991"/>
+  </w:num>
+  <w:num w:numId="1050">
+    <w:abstractNumId w:val="991"/>
+  </w:num>
+  <w:num w:numId="1051">
     <w:abstractNumId w:val="991"/>
   </w:num>
 </w:numbering>

--- a/docs/artifacts/spec-documents/08-system-verification-report.docx
+++ b/docs/artifacts/spec-documents/08-system-verification-report.docx
@@ -23,7 +23,7 @@
         <w:pStyle w:val="Date"/>
       </w:pPr>
       <w:r>
-        <w:t xml:space="preserve">2026-09-18</w:t>
+        <w:t xml:space="preserve">2026-09-19</w:t>
       </w:r>
     </w:p>
     <w:sdt>
@@ -52,7 +52,7 @@
         </w:p>
       </w:sdtContent>
     </w:sdt>
-    <w:bookmarkStart w:id="50" w:name="foxbms-2-system-verification-report"/>
+    <w:bookmarkStart w:id="52" w:name="foxbms-2-system-verification-report"/>
     <w:p>
       <w:pPr>
         <w:pStyle w:val="Heading1"/>
@@ -794,7 +794,7 @@
     </w:p>
     <w:bookmarkEnd w:id="23"/>
     <w:bookmarkEnd w:id="24"/>
-    <w:bookmarkStart w:id="39" w:name="test-specification"/>
+    <w:bookmarkStart w:id="41" w:name="test-specification"/>
     <w:p>
       <w:pPr>
         <w:pStyle w:val="Heading2"/>
@@ -1894,6 +1894,112 @@
           </w:p>
         </w:tc>
       </w:tr>
+      <w:tr>
+        <w:tc>
+          <w:tcPr/>
+          <w:p>
+            <w:pPr>
+              <w:pStyle w:val="Compact"/>
+              <w:jc w:val="left"/>
+            </w:pPr>
+            <w:r>
+              <w:rPr>
+                <w:rStyle w:val="VerbatimChar"/>
+              </w:rPr>
+              <w:t xml:space="preserve">FB2-VER-TMS-000010</w:t>
+            </w:r>
+            <w:r>
+              <w:t xml:space="preserve"> </w:t>
+            </w:r>
+            <w:r>
+              <w:t xml:space="preserve">(synthetic, draft stub)</w:t>
+            </w:r>
+          </w:p>
+        </w:tc>
+        <w:tc>
+          <w:tcPr/>
+          <w:p>
+            <w:pPr>
+              <w:pStyle w:val="Compact"/>
+              <w:jc w:val="left"/>
+            </w:pPr>
+            <w:r>
+              <w:rPr>
+                <w:rStyle w:val="VerbatimChar"/>
+              </w:rPr>
+              <w:t xml:space="preserve">SWR-000002</w:t>
+            </w:r>
+            <w:r>
+              <w:t xml:space="preserve"> </w:t>
+            </w:r>
+            <w:r>
+              <w:t xml:space="preserve">(</w:t>
+            </w:r>
+            <w:r>
+              <w:rPr>
+                <w:rStyle w:val="VerbatimChar"/>
+              </w:rPr>
+              <w:t xml:space="preserve">LNK-048</w:t>
+            </w:r>
+            <w:r>
+              <w:t xml:space="preserve">)</w:t>
+            </w:r>
+          </w:p>
+        </w:tc>
+      </w:tr>
+      <w:tr>
+        <w:tc>
+          <w:tcPr/>
+          <w:p>
+            <w:pPr>
+              <w:pStyle w:val="Compact"/>
+              <w:jc w:val="left"/>
+            </w:pPr>
+            <w:r>
+              <w:rPr>
+                <w:rStyle w:val="VerbatimChar"/>
+              </w:rPr>
+              <w:t xml:space="preserve">FB2-VER-TMS-000011</w:t>
+            </w:r>
+            <w:r>
+              <w:t xml:space="preserve"> </w:t>
+            </w:r>
+            <w:r>
+              <w:t xml:space="preserve">(synthetic, draft stub)</w:t>
+            </w:r>
+          </w:p>
+        </w:tc>
+        <w:tc>
+          <w:tcPr/>
+          <w:p>
+            <w:pPr>
+              <w:pStyle w:val="Compact"/>
+              <w:jc w:val="left"/>
+            </w:pPr>
+            <w:r>
+              <w:rPr>
+                <w:rStyle w:val="VerbatimChar"/>
+              </w:rPr>
+              <w:t xml:space="preserve">FSR-000001/002/003/004</w:t>
+            </w:r>
+            <w:r>
+              <w:t xml:space="preserve"> </w:t>
+            </w:r>
+            <w:r>
+              <w:t xml:space="preserve">(</w:t>
+            </w:r>
+            <w:r>
+              <w:rPr>
+                <w:rStyle w:val="VerbatimChar"/>
+              </w:rPr>
+              <w:t xml:space="preserve">LNK-049/050/051/052</w:t>
+            </w:r>
+            <w:r>
+              <w:t xml:space="preserve">)</w:t>
+            </w:r>
+          </w:p>
+        </w:tc>
+      </w:tr>
     </w:tbl>
     <w:bookmarkStart w:id="25" w:name="Xe580645e2cd0d7b1a96d2514c22e44632e8ca9f"/>
     <w:p>
@@ -5875,8 +5981,543 @@
       </w:r>
     </w:p>
     <w:bookmarkEnd w:id="38"/>
+    <w:bookmarkStart w:id="39" w:name="X3baf4a4bfc77917c4355b831a3d7a09a5373d8b"/>
+    <w:p>
+      <w:pPr>
+        <w:pStyle w:val="Heading4"/>
+      </w:pPr>
+      <w:r>
+        <w:rPr>
+          <w:rStyle w:val="VerbatimChar"/>
+        </w:rPr>
+        <w:t xml:space="preserve">FB2-VER-TMS-000010</w:t>
+      </w:r>
+      <w:r>
+        <w:t xml:space="preserve"> </w:t>
+      </w:r>
+      <w:r>
+        <w:t xml:space="preserve">— Test: Component Verification (synthetic_reference, draft planning stub)</w:t>
+      </w:r>
+    </w:p>
+    <w:p>
+      <w:pPr>
+        <w:pStyle w:val="Compact"/>
+        <w:numPr>
+          <w:ilvl w:val="0"/>
+          <w:numId w:val="1043"/>
+        </w:numPr>
+      </w:pPr>
+      <w:r>
+        <w:rPr>
+          <w:b/>
+          <w:bCs/>
+        </w:rPr>
+        <w:t xml:space="preserve">Test type</w:t>
+      </w:r>
+      <w:r>
+        <w:t xml:space="preserve">:</w:t>
+      </w:r>
+      <w:r>
+        <w:t xml:space="preserve"> </w:t>
+      </w:r>
+      <w:r>
+        <w:rPr>
+          <w:rStyle w:val="VerbatimChar"/>
+        </w:rPr>
+        <w:t xml:space="preserve">unit</w:t>
+      </w:r>
+      <w:r>
+        <w:t xml:space="preserve"> </w:t>
+      </w:r>
+      <w:r>
+        <w:t xml:space="preserve">(component level) |</w:t>
+      </w:r>
+      <w:r>
+        <w:t xml:space="preserve"> </w:t>
+      </w:r>
+      <w:r>
+        <w:rPr>
+          <w:b/>
+          <w:bCs/>
+        </w:rPr>
+        <w:t xml:space="preserve">Oracle basis</w:t>
+      </w:r>
+      <w:r>
+        <w:t xml:space="preserve">:</w:t>
+      </w:r>
+      <w:r>
+        <w:t xml:space="preserve"> </w:t>
+      </w:r>
+      <w:r>
+        <w:rPr>
+          <w:rStyle w:val="VerbatimChar"/>
+        </w:rPr>
+        <w:t xml:space="preserve">synthetic_assumption</w:t>
+      </w:r>
+    </w:p>
+    <w:p>
+      <w:pPr>
+        <w:pStyle w:val="Compact"/>
+        <w:numPr>
+          <w:ilvl w:val="0"/>
+          <w:numId w:val="1043"/>
+        </w:numPr>
+      </w:pPr>
+      <w:r>
+        <w:rPr>
+          <w:b/>
+          <w:bCs/>
+        </w:rPr>
+        <w:t xml:space="preserve">Objective</w:t>
+      </w:r>
+      <w:r>
+        <w:t xml:space="preserve">: Define the component-level verification intent for the SOA monitor plus DIAG callback chain; no execution performed (harness blocked)</w:t>
+      </w:r>
+    </w:p>
+    <w:p>
+      <w:pPr>
+        <w:pStyle w:val="Compact"/>
+        <w:numPr>
+          <w:ilvl w:val="0"/>
+          <w:numId w:val="1043"/>
+        </w:numPr>
+      </w:pPr>
+      <w:r>
+        <w:rPr>
+          <w:b/>
+          <w:bCs/>
+        </w:rPr>
+        <w:t xml:space="preserve">Preconditions</w:t>
+      </w:r>
+      <w:r>
+        <w:t xml:space="preserve">: SOA and DIAG units available as host builds; component harness defined (blocked)</w:t>
+      </w:r>
+    </w:p>
+    <w:p>
+      <w:pPr>
+        <w:pStyle w:val="Compact"/>
+        <w:numPr>
+          <w:ilvl w:val="0"/>
+          <w:numId w:val="1043"/>
+        </w:numPr>
+      </w:pPr>
+      <w:r>
+        <w:rPr>
+          <w:b/>
+          <w:bCs/>
+        </w:rPr>
+        <w:t xml:space="preserve">Environment</w:t>
+      </w:r>
+      <w:r>
+        <w:t xml:space="preserve">: POSIX host (Linux); Unity/CMock; config</w:t>
+      </w:r>
+      <w:r>
+        <w:t xml:space="preserve"> </w:t>
+      </w:r>
+      <w:r>
+        <w:rPr>
+          <w:rStyle w:val="VerbatimChar"/>
+        </w:rPr>
+        <w:t xml:space="preserve">conf/unit/app_project_posix.yml</w:t>
+      </w:r>
+    </w:p>
+    <w:p>
+      <w:pPr>
+        <w:pStyle w:val="Compact"/>
+        <w:numPr>
+          <w:ilvl w:val="0"/>
+          <w:numId w:val="1043"/>
+        </w:numPr>
+      </w:pPr>
+      <w:r>
+        <w:rPr>
+          <w:b/>
+          <w:bCs/>
+        </w:rPr>
+        <w:t xml:space="preserve">Test cases (steps)</w:t>
+      </w:r>
+      <w:r>
+        <w:t xml:space="preserve">:</w:t>
+      </w:r>
+    </w:p>
+    <w:p>
+      <w:pPr>
+        <w:pStyle w:val="Compact"/>
+        <w:numPr>
+          <w:ilvl w:val="1"/>
+          <w:numId w:val="1044"/>
+        </w:numPr>
+      </w:pPr>
+      <w:r>
+        <w:rPr>
+          <w:b/>
+          <w:bCs/>
+        </w:rPr>
+        <w:t xml:space="preserve">Drive SOA limit violation at component boundary</w:t>
+      </w:r>
+      <w:r>
+        <w:t xml:space="preserve"> </w:t>
+      </w:r>
+      <w:r>
+        <w:t xml:space="preserve">→ expected: DIAG callback invoked with severity</w:t>
+      </w:r>
+    </w:p>
+    <w:p>
+      <w:pPr>
+        <w:pStyle w:val="Compact"/>
+        <w:numPr>
+          <w:ilvl w:val="1"/>
+          <w:numId w:val="1044"/>
+        </w:numPr>
+      </w:pPr>
+      <w:r>
+        <w:rPr>
+          <w:b/>
+          <w:bCs/>
+        </w:rPr>
+        <w:t xml:space="preserve">Confirm occurrence counter and latency fields</w:t>
+      </w:r>
+      <w:r>
+        <w:t xml:space="preserve"> </w:t>
+      </w:r>
+      <w:r>
+        <w:t xml:space="preserve">→ expected: Counter increments within debounce window</w:t>
+      </w:r>
+    </w:p>
+    <w:p>
+      <w:pPr>
+        <w:pStyle w:val="Compact"/>
+        <w:numPr>
+          <w:ilvl w:val="1"/>
+          <w:numId w:val="1044"/>
+        </w:numPr>
+      </w:pPr>
+      <w:r>
+        <w:rPr>
+          <w:b/>
+          <w:bCs/>
+        </w:rPr>
+        <w:t xml:space="preserve">Clear stimulus and confirm recovery</w:t>
+      </w:r>
+      <w:r>
+        <w:t xml:space="preserve"> </w:t>
+      </w:r>
+      <w:r>
+        <w:t xml:space="preserve">→ expected: No latched fault after clear</w:t>
+      </w:r>
+    </w:p>
+    <w:p>
+      <w:pPr>
+        <w:pStyle w:val="Compact"/>
+        <w:numPr>
+          <w:ilvl w:val="0"/>
+          <w:numId w:val="1043"/>
+        </w:numPr>
+      </w:pPr>
+      <w:r>
+        <w:rPr>
+          <w:b/>
+          <w:bCs/>
+        </w:rPr>
+        <w:t xml:space="preserve">Expected outcomes</w:t>
+      </w:r>
+      <w:r>
+        <w:t xml:space="preserve">:</w:t>
+      </w:r>
+    </w:p>
+    <w:p>
+      <w:pPr>
+        <w:pStyle w:val="Compact"/>
+        <w:numPr>
+          <w:ilvl w:val="1"/>
+          <w:numId w:val="1045"/>
+        </w:numPr>
+      </w:pPr>
+      <w:r>
+        <w:rPr>
+          <w:rStyle w:val="VerbatimChar"/>
+        </w:rPr>
+        <w:t xml:space="preserve">component_reaction_verified</w:t>
+      </w:r>
+      <w:r>
+        <w:t xml:space="preserve"> </w:t>
+      </w:r>
+      <w:r>
+        <w:t xml:space="preserve">= true (tolerance exact)</w:t>
+      </w:r>
+    </w:p>
     <w:bookmarkEnd w:id="39"/>
-    <w:bookmarkStart w:id="40" w:name="test-cases"/>
+    <w:bookmarkStart w:id="40" w:name="X009780c28ca972d5908121ea335c0366ed5cfde"/>
+    <w:p>
+      <w:pPr>
+        <w:pStyle w:val="Heading4"/>
+      </w:pPr>
+      <w:r>
+        <w:rPr>
+          <w:rStyle w:val="VerbatimChar"/>
+        </w:rPr>
+        <w:t xml:space="preserve">FB2-VER-TMS-000011</w:t>
+      </w:r>
+      <w:r>
+        <w:t xml:space="preserve"> </w:t>
+      </w:r>
+      <w:r>
+        <w:t xml:space="preserve">— Test: HIL Fault Reaction (synthetic_reference, draft planning stub)</w:t>
+      </w:r>
+    </w:p>
+    <w:p>
+      <w:pPr>
+        <w:pStyle w:val="Compact"/>
+        <w:numPr>
+          <w:ilvl w:val="0"/>
+          <w:numId w:val="1046"/>
+        </w:numPr>
+      </w:pPr>
+      <w:r>
+        <w:rPr>
+          <w:b/>
+          <w:bCs/>
+        </w:rPr>
+        <w:t xml:space="preserve">Test type</w:t>
+      </w:r>
+      <w:r>
+        <w:t xml:space="preserve">:</w:t>
+      </w:r>
+      <w:r>
+        <w:t xml:space="preserve"> </w:t>
+      </w:r>
+      <w:r>
+        <w:rPr>
+          <w:rStyle w:val="VerbatimChar"/>
+        </w:rPr>
+        <w:t xml:space="preserve">system</w:t>
+      </w:r>
+      <w:r>
+        <w:t xml:space="preserve"> </w:t>
+      </w:r>
+      <w:r>
+        <w:t xml:space="preserve">(HIL) |</w:t>
+      </w:r>
+      <w:r>
+        <w:t xml:space="preserve"> </w:t>
+      </w:r>
+      <w:r>
+        <w:rPr>
+          <w:b/>
+          <w:bCs/>
+        </w:rPr>
+        <w:t xml:space="preserve">Oracle basis</w:t>
+      </w:r>
+      <w:r>
+        <w:t xml:space="preserve">:</w:t>
+      </w:r>
+      <w:r>
+        <w:t xml:space="preserve"> </w:t>
+      </w:r>
+      <w:r>
+        <w:rPr>
+          <w:rStyle w:val="VerbatimChar"/>
+        </w:rPr>
+        <w:t xml:space="preserve">synthetic_assumption</w:t>
+      </w:r>
+    </w:p>
+    <w:p>
+      <w:pPr>
+        <w:pStyle w:val="Compact"/>
+        <w:numPr>
+          <w:ilvl w:val="0"/>
+          <w:numId w:val="1046"/>
+        </w:numPr>
+      </w:pPr>
+      <w:r>
+        <w:rPr>
+          <w:b/>
+          <w:bCs/>
+        </w:rPr>
+        <w:t xml:space="preserve">Objective</w:t>
+      </w:r>
+      <w:r>
+        <w:t xml:space="preserve">: Define the HIL verification intent for the cell-voltage safety chain on target hardware; no execution performed (</w:t>
+      </w:r>
+      <w:r>
+        <w:rPr>
+          <w:rStyle w:val="VerbatimChar"/>
+        </w:rPr>
+        <w:t xml:space="preserve">tests/hil</w:t>
+      </w:r>
+      <w:r>
+        <w:t xml:space="preserve"> </w:t>
+      </w:r>
+      <w:r>
+        <w:t xml:space="preserve">placeholder only)</w:t>
+      </w:r>
+    </w:p>
+    <w:p>
+      <w:pPr>
+        <w:pStyle w:val="Compact"/>
+        <w:numPr>
+          <w:ilvl w:val="0"/>
+          <w:numId w:val="1046"/>
+        </w:numPr>
+      </w:pPr>
+      <w:r>
+        <w:rPr>
+          <w:b/>
+          <w:bCs/>
+        </w:rPr>
+        <w:t xml:space="preserve">Preconditions</w:t>
+      </w:r>
+      <w:r>
+        <w:t xml:space="preserve">: HIL bench available (blocked — unpublished upstream); target program built with coverage instrumentation (blocked)</w:t>
+      </w:r>
+    </w:p>
+    <w:p>
+      <w:pPr>
+        <w:pStyle w:val="Compact"/>
+        <w:numPr>
+          <w:ilvl w:val="0"/>
+          <w:numId w:val="1046"/>
+        </w:numPr>
+      </w:pPr>
+      <w:r>
+        <w:rPr>
+          <w:b/>
+          <w:bCs/>
+        </w:rPr>
+        <w:t xml:space="preserve">Environment</w:t>
+      </w:r>
+      <w:r>
+        <w:t xml:space="preserve">: Target TMS570LC4357 + HIL bench (blocked — unpublished)</w:t>
+      </w:r>
+    </w:p>
+    <w:p>
+      <w:pPr>
+        <w:pStyle w:val="Compact"/>
+        <w:numPr>
+          <w:ilvl w:val="0"/>
+          <w:numId w:val="1046"/>
+        </w:numPr>
+      </w:pPr>
+      <w:r>
+        <w:rPr>
+          <w:b/>
+          <w:bCs/>
+        </w:rPr>
+        <w:t xml:space="preserve">Test cases (steps)</w:t>
+      </w:r>
+      <w:r>
+        <w:t xml:space="preserve">:</w:t>
+      </w:r>
+    </w:p>
+    <w:p>
+      <w:pPr>
+        <w:pStyle w:val="Compact"/>
+        <w:numPr>
+          <w:ilvl w:val="1"/>
+          <w:numId w:val="1047"/>
+        </w:numPr>
+      </w:pPr>
+      <w:r>
+        <w:rPr>
+          <w:b/>
+          <w:bCs/>
+        </w:rPr>
+        <w:t xml:space="preserve">Apply overvoltage stimulus on HIL cell emulator</w:t>
+      </w:r>
+      <w:r>
+        <w:t xml:space="preserve"> </w:t>
+      </w:r>
+      <w:r>
+        <w:t xml:space="preserve">→ expected: AFE path acquires violated sample</w:t>
+      </w:r>
+    </w:p>
+    <w:p>
+      <w:pPr>
+        <w:pStyle w:val="Compact"/>
+        <w:numPr>
+          <w:ilvl w:val="1"/>
+          <w:numId w:val="1047"/>
+        </w:numPr>
+      </w:pPr>
+      <w:r>
+        <w:rPr>
+          <w:b/>
+          <w:bCs/>
+        </w:rPr>
+        <w:t xml:space="preserve">Observe contactor command on target I/O</w:t>
+      </w:r>
+      <w:r>
+        <w:t xml:space="preserve"> </w:t>
+      </w:r>
+      <w:r>
+        <w:t xml:space="preserve">→ expected: Coils de-energized within FTTI</w:t>
+      </w:r>
+    </w:p>
+    <w:p>
+      <w:pPr>
+        <w:pStyle w:val="Compact"/>
+        <w:numPr>
+          <w:ilvl w:val="1"/>
+          <w:numId w:val="1047"/>
+        </w:numPr>
+      </w:pPr>
+      <w:r>
+        <w:rPr>
+          <w:b/>
+          <w:bCs/>
+        </w:rPr>
+        <w:t xml:space="preserve">Collect line/branch coverage on target</w:t>
+      </w:r>
+      <w:r>
+        <w:t xml:space="preserve"> </w:t>
+      </w:r>
+      <w:r>
+        <w:t xml:space="preserve">→ expected: Coverage record retained</w:t>
+      </w:r>
+    </w:p>
+    <w:p>
+      <w:pPr>
+        <w:pStyle w:val="Compact"/>
+        <w:numPr>
+          <w:ilvl w:val="0"/>
+          <w:numId w:val="1046"/>
+        </w:numPr>
+      </w:pPr>
+      <w:r>
+        <w:rPr>
+          <w:b/>
+          <w:bCs/>
+        </w:rPr>
+        <w:t xml:space="preserve">Expected outcomes</w:t>
+      </w:r>
+      <w:r>
+        <w:t xml:space="preserve">:</w:t>
+      </w:r>
+    </w:p>
+    <w:p>
+      <w:pPr>
+        <w:pStyle w:val="Compact"/>
+        <w:numPr>
+          <w:ilvl w:val="1"/>
+          <w:numId w:val="1048"/>
+        </w:numPr>
+      </w:pPr>
+      <w:r>
+        <w:rPr>
+          <w:rStyle w:val="VerbatimChar"/>
+        </w:rPr>
+        <w:t xml:space="preserve">hil_reaction_verified</w:t>
+      </w:r>
+      <w:r>
+        <w:t xml:space="preserve"> </w:t>
+      </w:r>
+      <w:r>
+        <w:t xml:space="preserve">= true (tolerance exact)</w:t>
+      </w:r>
+    </w:p>
+    <w:bookmarkEnd w:id="40"/>
+    <w:bookmarkEnd w:id="41"/>
+    <w:bookmarkStart w:id="42" w:name="test-cases"/>
     <w:p>
       <w:pPr>
         <w:pStyle w:val="Heading2"/>
@@ -5890,7 +6531,7 @@
         <w:pStyle w:val="Compact"/>
         <w:numPr>
           <w:ilvl w:val="0"/>
-          <w:numId w:val="1043"/>
+          <w:numId w:val="1049"/>
         </w:numPr>
       </w:pPr>
       <w:r>
@@ -5911,7 +6552,7 @@
         <w:pStyle w:val="Compact"/>
         <w:numPr>
           <w:ilvl w:val="0"/>
-          <w:numId w:val="1043"/>
+          <w:numId w:val="1049"/>
         </w:numPr>
       </w:pPr>
       <w:r>
@@ -5932,7 +6573,7 @@
         <w:pStyle w:val="Compact"/>
         <w:numPr>
           <w:ilvl w:val="0"/>
-          <w:numId w:val="1043"/>
+          <w:numId w:val="1049"/>
         </w:numPr>
       </w:pPr>
       <w:r>
@@ -5953,7 +6594,7 @@
         <w:pStyle w:val="Compact"/>
         <w:numPr>
           <w:ilvl w:val="0"/>
-          <w:numId w:val="1043"/>
+          <w:numId w:val="1049"/>
         </w:numPr>
       </w:pPr>
       <w:r>
@@ -5974,7 +6615,7 @@
         <w:pStyle w:val="Compact"/>
         <w:numPr>
           <w:ilvl w:val="0"/>
-          <w:numId w:val="1043"/>
+          <w:numId w:val="1049"/>
         </w:numPr>
       </w:pPr>
       <w:r>
@@ -5995,7 +6636,7 @@
         <w:pStyle w:val="Compact"/>
         <w:numPr>
           <w:ilvl w:val="0"/>
-          <w:numId w:val="1043"/>
+          <w:numId w:val="1049"/>
         </w:numPr>
       </w:pPr>
       <w:r>
@@ -6016,7 +6657,7 @@
         <w:pStyle w:val="Compact"/>
         <w:numPr>
           <w:ilvl w:val="0"/>
-          <w:numId w:val="1043"/>
+          <w:numId w:val="1049"/>
         </w:numPr>
       </w:pPr>
       <w:r>
@@ -6037,7 +6678,7 @@
         <w:pStyle w:val="Compact"/>
         <w:numPr>
           <w:ilvl w:val="0"/>
-          <w:numId w:val="1043"/>
+          <w:numId w:val="1049"/>
         </w:numPr>
       </w:pPr>
       <w:r>
@@ -6058,7 +6699,7 @@
         <w:pStyle w:val="Compact"/>
         <w:numPr>
           <w:ilvl w:val="0"/>
-          <w:numId w:val="1043"/>
+          <w:numId w:val="1049"/>
         </w:numPr>
       </w:pPr>
       <w:r>
@@ -6079,7 +6720,7 @@
         <w:pStyle w:val="Compact"/>
         <w:numPr>
           <w:ilvl w:val="0"/>
-          <w:numId w:val="1043"/>
+          <w:numId w:val="1049"/>
         </w:numPr>
       </w:pPr>
       <w:r>
@@ -6100,7 +6741,7 @@
         <w:pStyle w:val="Compact"/>
         <w:numPr>
           <w:ilvl w:val="0"/>
-          <w:numId w:val="1043"/>
+          <w:numId w:val="1049"/>
         </w:numPr>
       </w:pPr>
       <w:r>
@@ -6121,7 +6762,7 @@
         <w:pStyle w:val="Compact"/>
         <w:numPr>
           <w:ilvl w:val="0"/>
-          <w:numId w:val="1043"/>
+          <w:numId w:val="1049"/>
         </w:numPr>
       </w:pPr>
       <w:r>
@@ -6142,7 +6783,7 @@
         <w:pStyle w:val="Compact"/>
         <w:numPr>
           <w:ilvl w:val="0"/>
-          <w:numId w:val="1043"/>
+          <w:numId w:val="1049"/>
         </w:numPr>
       </w:pPr>
       <w:r>
@@ -6163,7 +6804,7 @@
         <w:pStyle w:val="Compact"/>
         <w:numPr>
           <w:ilvl w:val="0"/>
-          <w:numId w:val="1043"/>
+          <w:numId w:val="1049"/>
         </w:numPr>
       </w:pPr>
       <w:r>
@@ -6181,6 +6822,48 @@
     </w:p>
     <w:p>
       <w:pPr>
+        <w:pStyle w:val="Compact"/>
+        <w:numPr>
+          <w:ilvl w:val="0"/>
+          <w:numId w:val="1049"/>
+        </w:numPr>
+      </w:pPr>
+      <w:r>
+        <w:rPr>
+          <w:rStyle w:val="VerbatimChar"/>
+        </w:rPr>
+        <w:t xml:space="preserve">FB2-VER-TMS-000010</w:t>
+      </w:r>
+      <w:r>
+        <w:t xml:space="preserve"> </w:t>
+      </w:r>
+      <w:r>
+        <w:t xml:space="preserve">(synthetic_reference, draft stub): 3 test case(s)</w:t>
+      </w:r>
+    </w:p>
+    <w:p>
+      <w:pPr>
+        <w:pStyle w:val="Compact"/>
+        <w:numPr>
+          <w:ilvl w:val="0"/>
+          <w:numId w:val="1049"/>
+        </w:numPr>
+      </w:pPr>
+      <w:r>
+        <w:rPr>
+          <w:rStyle w:val="VerbatimChar"/>
+        </w:rPr>
+        <w:t xml:space="preserve">FB2-VER-TMS-000011</w:t>
+      </w:r>
+      <w:r>
+        <w:t xml:space="preserve"> </w:t>
+      </w:r>
+      <w:r>
+        <w:t xml:space="preserve">(synthetic_reference, draft stub): 3 test case(s)</w:t>
+      </w:r>
+    </w:p>
+    <w:p>
+      <w:pPr>
         <w:pStyle w:val="FirstParagraph"/>
       </w:pPr>
       <w:r>
@@ -6191,11 +6874,11 @@
         <w:t xml:space="preserve">Total test cases across unit-level measures</w:t>
       </w:r>
       <w:r>
-        <w:t xml:space="preserve">: 43 (no system-qualification executions exist in the corpus; TMS-007/008/009 are unexecuted planning stubs)</w:t>
-      </w:r>
-    </w:p>
-    <w:bookmarkEnd w:id="40"/>
-    <w:bookmarkStart w:id="48" w:name="execution-report"/>
+        <w:t xml:space="preserve">: 49 (no system-qualification executions exist in the corpus; TMS-007/008/009/010/011 are unexecuted planning stubs)</w:t>
+      </w:r>
+    </w:p>
+    <w:bookmarkEnd w:id="42"/>
+    <w:bookmarkStart w:id="50" w:name="execution-report"/>
     <w:p>
       <w:pPr>
         <w:pStyle w:val="Heading2"/>
@@ -6204,7 +6887,7 @@
         <w:t xml:space="preserve">Execution Report</w:t>
       </w:r>
     </w:p>
-    <w:bookmarkStart w:id="41" w:name="Xba18ce4afc8380a0999e1d750e18320532c88af"/>
+    <w:bookmarkStart w:id="43" w:name="Xba18ce4afc8380a0999e1d750e18320532c88af"/>
     <w:p>
       <w:pPr>
         <w:pStyle w:val="Heading5"/>
@@ -6233,7 +6916,7 @@
         <w:pStyle w:val="Compact"/>
         <w:numPr>
           <w:ilvl w:val="0"/>
-          <w:numId w:val="1044"/>
+          <w:numId w:val="1050"/>
         </w:numPr>
       </w:pPr>
       <w:r>
@@ -6318,7 +7001,7 @@
         <w:pStyle w:val="Compact"/>
         <w:numPr>
           <w:ilvl w:val="0"/>
-          <w:numId w:val="1044"/>
+          <w:numId w:val="1050"/>
         </w:numPr>
       </w:pPr>
       <w:r>
@@ -6337,7 +7020,7 @@
         <w:pStyle w:val="Compact"/>
         <w:numPr>
           <w:ilvl w:val="0"/>
-          <w:numId w:val="1044"/>
+          <w:numId w:val="1050"/>
         </w:numPr>
       </w:pPr>
       <w:r>
@@ -6372,8 +7055,8 @@
         <w:t xml:space="preserve">tests/unit/app/application/soa/test_soa.c</w:t>
       </w:r>
     </w:p>
-    <w:bookmarkEnd w:id="41"/>
-    <w:bookmarkStart w:id="42" w:name="X58e6a13ebb75e7eab5587c0d2e0108f87454767"/>
+    <w:bookmarkEnd w:id="43"/>
+    <w:bookmarkStart w:id="44" w:name="X58e6a13ebb75e7eab5587c0d2e0108f87454767"/>
     <w:p>
       <w:pPr>
         <w:pStyle w:val="Heading5"/>
@@ -6402,7 +7085,7 @@
         <w:pStyle w:val="Compact"/>
         <w:numPr>
           <w:ilvl w:val="0"/>
-          <w:numId w:val="1045"/>
+          <w:numId w:val="1051"/>
         </w:numPr>
       </w:pPr>
       <w:r>
@@ -6487,7 +7170,7 @@
         <w:pStyle w:val="Compact"/>
         <w:numPr>
           <w:ilvl w:val="0"/>
-          <w:numId w:val="1045"/>
+          <w:numId w:val="1051"/>
         </w:numPr>
       </w:pPr>
       <w:r>
@@ -6506,7 +7189,7 @@
         <w:pStyle w:val="Compact"/>
         <w:numPr>
           <w:ilvl w:val="0"/>
-          <w:numId w:val="1045"/>
+          <w:numId w:val="1051"/>
         </w:numPr>
       </w:pPr>
       <w:r>
@@ -6541,8 +7224,8 @@
         <w:t xml:space="preserve">tests/unit/app/application/soa/test_soa.c</w:t>
       </w:r>
     </w:p>
-    <w:bookmarkEnd w:id="42"/>
-    <w:bookmarkStart w:id="43" w:name="X608be2e9cbe6354c29f7899d1cb7bbc09e56f6a"/>
+    <w:bookmarkEnd w:id="44"/>
+    <w:bookmarkStart w:id="45" w:name="X608be2e9cbe6354c29f7899d1cb7bbc09e56f6a"/>
     <w:p>
       <w:pPr>
         <w:pStyle w:val="Heading5"/>
@@ -6571,7 +7254,7 @@
         <w:pStyle w:val="Compact"/>
         <w:numPr>
           <w:ilvl w:val="0"/>
-          <w:numId w:val="1046"/>
+          <w:numId w:val="1052"/>
         </w:numPr>
       </w:pPr>
       <w:r>
@@ -6656,7 +7339,7 @@
         <w:pStyle w:val="Compact"/>
         <w:numPr>
           <w:ilvl w:val="0"/>
-          <w:numId w:val="1046"/>
+          <w:numId w:val="1052"/>
         </w:numPr>
       </w:pPr>
       <w:r>
@@ -6675,7 +7358,7 @@
         <w:pStyle w:val="Compact"/>
         <w:numPr>
           <w:ilvl w:val="0"/>
-          <w:numId w:val="1046"/>
+          <w:numId w:val="1052"/>
         </w:numPr>
       </w:pPr>
       <w:r>
@@ -6710,8 +7393,8 @@
         <w:t xml:space="preserve">tests/unit/app/driver/contactor/test_contactor.c</w:t>
       </w:r>
     </w:p>
-    <w:bookmarkEnd w:id="43"/>
-    <w:bookmarkStart w:id="44" w:name="X8ea60dc6d7d50b612cb83d14c059f66e1accfc1"/>
+    <w:bookmarkEnd w:id="45"/>
+    <w:bookmarkStart w:id="46" w:name="X8ea60dc6d7d50b612cb83d14c059f66e1accfc1"/>
     <w:p>
       <w:pPr>
         <w:pStyle w:val="Heading5"/>
@@ -6740,7 +7423,7 @@
         <w:pStyle w:val="Compact"/>
         <w:numPr>
           <w:ilvl w:val="0"/>
-          <w:numId w:val="1047"/>
+          <w:numId w:val="1053"/>
         </w:numPr>
       </w:pPr>
       <w:r>
@@ -6825,7 +7508,7 @@
         <w:pStyle w:val="Compact"/>
         <w:numPr>
           <w:ilvl w:val="0"/>
-          <w:numId w:val="1047"/>
+          <w:numId w:val="1053"/>
         </w:numPr>
       </w:pPr>
       <w:r>
@@ -6844,7 +7527,7 @@
         <w:pStyle w:val="Compact"/>
         <w:numPr>
           <w:ilvl w:val="0"/>
-          <w:numId w:val="1047"/>
+          <w:numId w:val="1053"/>
         </w:numPr>
       </w:pPr>
       <w:r>
@@ -6879,8 +7562,8 @@
         <w:t xml:space="preserve">tests/unit/app/driver/afe/api/test_afe_plausibility.c</w:t>
       </w:r>
     </w:p>
-    <w:bookmarkEnd w:id="44"/>
-    <w:bookmarkStart w:id="45" w:name="X7820b97e901ffe40dd2fece6bbf18bfcaa11e2f"/>
+    <w:bookmarkEnd w:id="46"/>
+    <w:bookmarkStart w:id="47" w:name="X7820b97e901ffe40dd2fece6bbf18bfcaa11e2f"/>
     <w:p>
       <w:pPr>
         <w:pStyle w:val="Heading5"/>
@@ -6909,7 +7592,7 @@
         <w:pStyle w:val="Compact"/>
         <w:numPr>
           <w:ilvl w:val="0"/>
-          <w:numId w:val="1048"/>
+          <w:numId w:val="1054"/>
         </w:numPr>
       </w:pPr>
       <w:r>
@@ -6994,7 +7677,7 @@
         <w:pStyle w:val="Compact"/>
         <w:numPr>
           <w:ilvl w:val="0"/>
-          <w:numId w:val="1048"/>
+          <w:numId w:val="1054"/>
         </w:numPr>
       </w:pPr>
       <w:r>
@@ -7013,7 +7696,7 @@
         <w:pStyle w:val="Compact"/>
         <w:numPr>
           <w:ilvl w:val="0"/>
-          <w:numId w:val="1048"/>
+          <w:numId w:val="1054"/>
         </w:numPr>
       </w:pPr>
       <w:r>
@@ -7036,8 +7719,8 @@
         <w:t xml:space="preserve">FB2-VER-TMS-000004</w:t>
       </w:r>
     </w:p>
-    <w:bookmarkEnd w:id="45"/>
-    <w:bookmarkStart w:id="46" w:name="Xd5df19ad137a8dcd6d20b1cd54d559410ef780a"/>
+    <w:bookmarkEnd w:id="47"/>
+    <w:bookmarkStart w:id="48" w:name="Xd5df19ad137a8dcd6d20b1cd54d559410ef780a"/>
     <w:p>
       <w:pPr>
         <w:pStyle w:val="Heading5"/>
@@ -7066,7 +7749,7 @@
         <w:pStyle w:val="Compact"/>
         <w:numPr>
           <w:ilvl w:val="0"/>
-          <w:numId w:val="1049"/>
+          <w:numId w:val="1055"/>
         </w:numPr>
       </w:pPr>
       <w:r>
@@ -7151,7 +7834,7 @@
         <w:pStyle w:val="Compact"/>
         <w:numPr>
           <w:ilvl w:val="0"/>
-          <w:numId w:val="1049"/>
+          <w:numId w:val="1055"/>
         </w:numPr>
       </w:pPr>
       <w:r>
@@ -7170,7 +7853,7 @@
         <w:pStyle w:val="Compact"/>
         <w:numPr>
           <w:ilvl w:val="0"/>
-          <w:numId w:val="1049"/>
+          <w:numId w:val="1055"/>
         </w:numPr>
       </w:pPr>
       <w:r>
@@ -7205,8 +7888,8 @@
         <w:t xml:space="preserve">tests/unit/app/driver/afe/ltc/6813-1/test_ltc_6813-1.c</w:t>
       </w:r>
     </w:p>
-    <w:bookmarkEnd w:id="46"/>
-    <w:bookmarkStart w:id="47" w:name="X926876aa927ca90459db89eebf58172efb20f9d"/>
+    <w:bookmarkEnd w:id="48"/>
+    <w:bookmarkStart w:id="49" w:name="X926876aa927ca90459db89eebf58172efb20f9d"/>
     <w:p>
       <w:pPr>
         <w:pStyle w:val="Heading5"/>
@@ -7235,7 +7918,7 @@
         <w:pStyle w:val="Compact"/>
         <w:numPr>
           <w:ilvl w:val="0"/>
-          <w:numId w:val="1050"/>
+          <w:numId w:val="1056"/>
         </w:numPr>
       </w:pPr>
       <w:r>
@@ -7320,7 +8003,7 @@
         <w:pStyle w:val="Compact"/>
         <w:numPr>
           <w:ilvl w:val="0"/>
-          <w:numId w:val="1050"/>
+          <w:numId w:val="1056"/>
         </w:numPr>
       </w:pPr>
       <w:r>
@@ -7339,7 +8022,7 @@
         <w:pStyle w:val="Compact"/>
         <w:numPr>
           <w:ilvl w:val="0"/>
-          <w:numId w:val="1050"/>
+          <w:numId w:val="1056"/>
         </w:numPr>
       </w:pPr>
       <w:r>
@@ -7362,9 +8045,9 @@
         <w:t xml:space="preserve">FB2-VER-TMS-000006</w:t>
       </w:r>
     </w:p>
-    <w:bookmarkEnd w:id="47"/>
-    <w:bookmarkEnd w:id="48"/>
-    <w:bookmarkStart w:id="49" w:name="X04de6ab7742e7bc5b9343654685b7e074622cb8"/>
+    <w:bookmarkEnd w:id="49"/>
+    <w:bookmarkEnd w:id="50"/>
+    <w:bookmarkStart w:id="51" w:name="X04de6ab7742e7bc5b9343654685b7e074622cb8"/>
     <w:p>
       <w:pPr>
         <w:pStyle w:val="Heading2"/>
@@ -7473,7 +8156,7 @@
         <w:pStyle w:val="Compact"/>
         <w:numPr>
           <w:ilvl w:val="0"/>
-          <w:numId w:val="1051"/>
+          <w:numId w:val="1057"/>
         </w:numPr>
       </w:pPr>
       <w:r>
@@ -7566,7 +8249,7 @@
         <w:pStyle w:val="Compact"/>
         <w:numPr>
           <w:ilvl w:val="0"/>
-          <w:numId w:val="1051"/>
+          <w:numId w:val="1057"/>
         </w:numPr>
       </w:pPr>
       <w:r>
@@ -7614,7 +8297,7 @@
         <w:pStyle w:val="Compact"/>
         <w:numPr>
           <w:ilvl w:val="0"/>
-          <w:numId w:val="1051"/>
+          <w:numId w:val="1057"/>
         </w:numPr>
       </w:pPr>
       <w:r>
@@ -7663,7 +8346,37 @@
         <w:t xml:space="preserve"> </w:t>
       </w:r>
       <w:r>
-        <w:t xml:space="preserve">(validation) have</w:t>
+        <w:t xml:space="preserve">(validation),</w:t>
+      </w:r>
+      <w:r>
+        <w:t xml:space="preserve"> </w:t>
+      </w:r>
+      <w:r>
+        <w:rPr>
+          <w:rStyle w:val="VerbatimChar"/>
+        </w:rPr>
+        <w:t xml:space="preserve">FB2-VER-TMS-000010</w:t>
+      </w:r>
+      <w:r>
+        <w:t xml:space="preserve"> </w:t>
+      </w:r>
+      <w:r>
+        <w:t xml:space="preserve">(component),</w:t>
+      </w:r>
+      <w:r>
+        <w:t xml:space="preserve"> </w:t>
+      </w:r>
+      <w:r>
+        <w:rPr>
+          <w:rStyle w:val="VerbatimChar"/>
+        </w:rPr>
+        <w:t xml:space="preserve">FB2-VER-TMS-000011</w:t>
+      </w:r>
+      <w:r>
+        <w:t xml:space="preserve"> </w:t>
+      </w:r>
+      <w:r>
+        <w:t xml:space="preserve">(HIL) have</w:t>
       </w:r>
       <w:r>
         <w:t xml:space="preserve"> </w:t>
@@ -7695,7 +8408,7 @@
         <w:pStyle w:val="Compact"/>
         <w:numPr>
           <w:ilvl w:val="0"/>
-          <w:numId w:val="1051"/>
+          <w:numId w:val="1057"/>
         </w:numPr>
       </w:pPr>
       <w:r>
@@ -7743,8 +8456,8 @@
         <w:t xml:space="preserve">.</w:t>
       </w:r>
     </w:p>
-    <w:bookmarkEnd w:id="49"/>
-    <w:bookmarkEnd w:id="50"/>
+    <w:bookmarkEnd w:id="51"/>
+    <w:bookmarkEnd w:id="52"/>
     <w:sectPr/>
   </w:body>
 </w:document>
@@ -8523,7 +9236,34 @@
     <w:abstractNumId w:val="991"/>
   </w:num>
   <w:num w:numId="1044">
-    <w:abstractNumId w:val="991"/>
+    <w:abstractNumId w:val="99411"/>
+    <w:lvlOverride w:ilvl="0">
+      <w:startOverride w:val="1"/>
+    </w:lvlOverride>
+    <w:lvlOverride w:ilvl="1">
+      <w:startOverride w:val="1"/>
+    </w:lvlOverride>
+    <w:lvlOverride w:ilvl="2">
+      <w:startOverride w:val="1"/>
+    </w:lvlOverride>
+    <w:lvlOverride w:ilvl="3">
+      <w:startOverride w:val="1"/>
+    </w:lvlOverride>
+    <w:lvlOverride w:ilvl="4">
+      <w:startOverride w:val="1"/>
+    </w:lvlOverride>
+    <w:lvlOverride w:ilvl="5">
+      <w:startOverride w:val="1"/>
+    </w:lvlOverride>
+    <w:lvlOverride w:ilvl="6">
+      <w:startOverride w:val="1"/>
+    </w:lvlOverride>
+    <w:lvlOverride w:ilvl="7">
+      <w:startOverride w:val="1"/>
+    </w:lvlOverride>
+    <w:lvlOverride w:ilvl="8">
+      <w:startOverride w:val="1"/>
+    </w:lvlOverride>
   </w:num>
   <w:num w:numId="1045">
     <w:abstractNumId w:val="991"/>
@@ -8532,7 +9272,34 @@
     <w:abstractNumId w:val="991"/>
   </w:num>
   <w:num w:numId="1047">
-    <w:abstractNumId w:val="991"/>
+    <w:abstractNumId w:val="99411"/>
+    <w:lvlOverride w:ilvl="0">
+      <w:startOverride w:val="1"/>
+    </w:lvlOverride>
+    <w:lvlOverride w:ilvl="1">
+      <w:startOverride w:val="1"/>
+    </w:lvlOverride>
+    <w:lvlOverride w:ilvl="2">
+      <w:startOverride w:val="1"/>
+    </w:lvlOverride>
+    <w:lvlOverride w:ilvl="3">
+      <w:startOverride w:val="1"/>
+    </w:lvlOverride>
+    <w:lvlOverride w:ilvl="4">
+      <w:startOverride w:val="1"/>
+    </w:lvlOverride>
+    <w:lvlOverride w:ilvl="5">
+      <w:startOverride w:val="1"/>
+    </w:lvlOverride>
+    <w:lvlOverride w:ilvl="6">
+      <w:startOverride w:val="1"/>
+    </w:lvlOverride>
+    <w:lvlOverride w:ilvl="7">
+      <w:startOverride w:val="1"/>
+    </w:lvlOverride>
+    <w:lvlOverride w:ilvl="8">
+      <w:startOverride w:val="1"/>
+    </w:lvlOverride>
   </w:num>
   <w:num w:numId="1048">
     <w:abstractNumId w:val="991"/>
@@ -8544,6 +9311,24 @@
     <w:abstractNumId w:val="991"/>
   </w:num>
   <w:num w:numId="1051">
+    <w:abstractNumId w:val="991"/>
+  </w:num>
+  <w:num w:numId="1052">
+    <w:abstractNumId w:val="991"/>
+  </w:num>
+  <w:num w:numId="1053">
+    <w:abstractNumId w:val="991"/>
+  </w:num>
+  <w:num w:numId="1054">
+    <w:abstractNumId w:val="991"/>
+  </w:num>
+  <w:num w:numId="1055">
+    <w:abstractNumId w:val="991"/>
+  </w:num>
+  <w:num w:numId="1056">
+    <w:abstractNumId w:val="991"/>
+  </w:num>
+  <w:num w:numId="1057">
     <w:abstractNumId w:val="991"/>
   </w:num>
 </w:numbering>

--- a/docs/artifacts/spec-documents/08-system-verification-report.docx
+++ b/docs/artifacts/spec-documents/08-system-verification-report.docx
@@ -23,7 +23,7 @@
         <w:pStyle w:val="Date"/>
       </w:pPr>
       <w:r>
-        <w:t xml:space="preserve">2026-09-19</w:t>
+        <w:t xml:space="preserve">2026-09-20</w:t>
       </w:r>
     </w:p>
     <w:sdt>

--- a/docs/artifacts/spec-documents/08-system-verification-report.docx
+++ b/docs/artifacts/spec-documents/08-system-verification-report.docx
@@ -23,7 +23,7 @@
         <w:pStyle w:val="Date"/>
       </w:pPr>
       <w:r>
-        <w:t xml:space="preserve">2026-09-20</w:t>
+        <w:t xml:space="preserve">2026-09-29</w:t>
       </w:r>
     </w:p>
     <w:sdt>
@@ -52,7 +52,7 @@
         </w:p>
       </w:sdtContent>
     </w:sdt>
-    <w:bookmarkStart w:id="52" w:name="foxbms-2-system-verification-report"/>
+    <w:bookmarkStart w:id="69" w:name="foxbms-2-system-verification-report"/>
     <w:p>
       <w:pPr>
         <w:pStyle w:val="Heading1"/>
@@ -316,7 +316,7 @@
               <w:jc w:val="left"/>
             </w:pPr>
             <w:r>
-              <w:t xml:space="preserve">2026-09-13T15:17:46Z</w:t>
+              <w:t xml:space="preserve">2026-09-29T10:08:35Z</w:t>
             </w:r>
           </w:p>
         </w:tc>
@@ -803,1204 +803,6 @@
         <w:t xml:space="preserve">Test Specification</w:t>
       </w:r>
     </w:p>
-    <w:p>
-      <w:pPr>
-        <w:pStyle w:val="FirstParagraph"/>
-      </w:pPr>
-      <w:r>
-        <w:t xml:space="preserve">Upstream</w:t>
-      </w:r>
-      <w:r>
-        <w:t xml:space="preserve"> </w:t>
-      </w:r>
-      <w:r>
-        <w:rPr>
-          <w:rStyle w:val="VerbatimChar"/>
-        </w:rPr>
-        <w:t xml:space="preserve">verifies</w:t>
-      </w:r>
-      <w:r>
-        <w:t xml:space="preserve"> </w:t>
-      </w:r>
-      <w:r>
-        <w:t xml:space="preserve">links per test measure. Full requirement chain above each measure:</w:t>
-      </w:r>
-      <w:r>
-        <w:t xml:space="preserve"> </w:t>
-      </w:r>
-      <w:r>
-        <w:rPr>
-          <w:rStyle w:val="VerbatimChar"/>
-        </w:rPr>
-        <w:t xml:space="preserve">HAZ-000001</w:t>
-      </w:r>
-      <w:r>
-        <w:t xml:space="preserve"> </w:t>
-      </w:r>
-      <w:r>
-        <w:t xml:space="preserve">←</w:t>
-      </w:r>
-      <w:r>
-        <w:t xml:space="preserve"> </w:t>
-      </w:r>
-      <w:r>
-        <w:rPr>
-          <w:rStyle w:val="VerbatimChar"/>
-        </w:rPr>
-        <w:t xml:space="preserve">SGO-000001</w:t>
-      </w:r>
-      <w:r>
-        <w:t xml:space="preserve"> </w:t>
-      </w:r>
-      <w:r>
-        <w:t xml:space="preserve">(</w:t>
-      </w:r>
-      <w:r>
-        <w:rPr>
-          <w:rStyle w:val="VerbatimChar"/>
-        </w:rPr>
-        <w:t xml:space="preserve">LNK-001</w:t>
-      </w:r>
-      <w:r>
-        <w:t xml:space="preserve">) ← FSR (</w:t>
-      </w:r>
-      <w:r>
-        <w:rPr>
-          <w:rStyle w:val="VerbatimChar"/>
-        </w:rPr>
-        <w:t xml:space="preserve">LNK-002/003/004</w:t>
-      </w:r>
-      <w:r>
-        <w:t xml:space="preserve">,</w:t>
-      </w:r>
-      <w:r>
-        <w:t xml:space="preserve"> </w:t>
-      </w:r>
-      <w:r>
-        <w:rPr>
-          <w:rStyle w:val="VerbatimChar"/>
-        </w:rPr>
-        <w:t xml:space="preserve">LNK-021</w:t>
-      </w:r>
-      <w:r>
-        <w:t xml:space="preserve"> </w:t>
-      </w:r>
-      <w:r>
-        <w:t xml:space="preserve">synthetic FSR-004) ← TSR/SWR allocation (</w:t>
-      </w:r>
-      <w:r>
-        <w:rPr>
-          <w:rStyle w:val="VerbatimChar"/>
-        </w:rPr>
-        <w:t xml:space="preserve">LNK-005..010</w:t>
-      </w:r>
-      <w:r>
-        <w:t xml:space="preserve">). All corpus test measures below are</w:t>
-      </w:r>
-      <w:r>
-        <w:t xml:space="preserve"> </w:t>
-      </w:r>
-      <w:r>
-        <w:rPr>
-          <w:rStyle w:val="VerbatimChar"/>
-        </w:rPr>
-        <w:t xml:space="preserve">unit</w:t>
-      </w:r>
-      <w:r>
-        <w:t xml:space="preserve">,</w:t>
-      </w:r>
-      <w:r>
-        <w:t xml:space="preserve"> </w:t>
-      </w:r>
-      <w:r>
-        <w:rPr>
-          <w:rStyle w:val="VerbatimChar"/>
-        </w:rPr>
-        <w:t xml:space="preserve">robustness</w:t>
-      </w:r>
-      <w:r>
-        <w:t xml:space="preserve">, or</w:t>
-      </w:r>
-      <w:r>
-        <w:t xml:space="preserve"> </w:t>
-      </w:r>
-      <w:r>
-        <w:rPr>
-          <w:rStyle w:val="VerbatimChar"/>
-        </w:rPr>
-        <w:t xml:space="preserve">fault_injection</w:t>
-      </w:r>
-      <w:r>
-        <w:t xml:space="preserve"> </w:t>
-      </w:r>
-      <w:r>
-        <w:t xml:space="preserve">type — no system-qualification test measures exist in either profile.</w:t>
-      </w:r>
-    </w:p>
-    <w:tbl>
-      <w:tblPr>
-        <w:tblStyle w:val="Table"/>
-        <w:tblW w:type="pct" w:w="5000"/>
-        <w:jc w:val="left"/>
-        <w:tblLayout w:type="fixed"/>
-        <w:tblLook w:firstRow="1" w:lastRow="0" w:firstColumn="0" w:lastColumn="0" w:noHBand="0" w:noVBand="0" w:val="0020"/>
-      </w:tblPr>
-      <w:tblGrid>
-        <w:gridCol w:w="3960"/>
-        <w:gridCol w:w="3960"/>
-      </w:tblGrid>
-      <w:tr>
-        <w:trPr>
-          <w:tblHeader w:val="on"/>
-        </w:trPr>
-        <w:tc>
-          <w:tcPr/>
-          <w:p>
-            <w:pPr>
-              <w:pStyle w:val="Compact"/>
-              <w:jc w:val="left"/>
-            </w:pPr>
-            <w:r>
-              <w:t xml:space="preserve">Test measure</w:t>
-            </w:r>
-          </w:p>
-        </w:tc>
-        <w:tc>
-          <w:tcPr/>
-          <w:p>
-            <w:pPr>
-              <w:pStyle w:val="Compact"/>
-              <w:jc w:val="left"/>
-            </w:pPr>
-            <w:r>
-              <w:t xml:space="preserve">Verifies (</w:t>
-            </w:r>
-            <w:r>
-              <w:rPr>
-                <w:rStyle w:val="VerbatimChar"/>
-              </w:rPr>
-              <w:t xml:space="preserve">verifies</w:t>
-            </w:r>
-            <w:r>
-              <w:t xml:space="preserve"> </w:t>
-            </w:r>
-            <w:r>
-              <w:t xml:space="preserve">links)</w:t>
-            </w:r>
-          </w:p>
-        </w:tc>
-      </w:tr>
-      <w:tr>
-        <w:tc>
-          <w:tcPr/>
-          <w:p>
-            <w:pPr>
-              <w:pStyle w:val="Compact"/>
-              <w:jc w:val="left"/>
-            </w:pPr>
-            <w:r>
-              <w:rPr>
-                <w:rStyle w:val="VerbatimChar"/>
-              </w:rPr>
-              <w:t xml:space="preserve">FB2-VER-TMS-000001</w:t>
-            </w:r>
-            <w:r>
-              <w:t xml:space="preserve"> </w:t>
-            </w:r>
-            <w:r>
-              <w:t xml:space="preserve">(as_is)</w:t>
-            </w:r>
-          </w:p>
-        </w:tc>
-        <w:tc>
-          <w:tcPr/>
-          <w:p>
-            <w:pPr>
-              <w:pStyle w:val="Compact"/>
-              <w:jc w:val="left"/>
-            </w:pPr>
-            <w:r>
-              <w:rPr>
-                <w:rStyle w:val="VerbatimChar"/>
-              </w:rPr>
-              <w:t xml:space="preserve">FSR-000002</w:t>
-            </w:r>
-            <w:r>
-              <w:t xml:space="preserve"> </w:t>
-            </w:r>
-            <w:r>
-              <w:t xml:space="preserve">+</w:t>
-            </w:r>
-            <w:r>
-              <w:t xml:space="preserve"> </w:t>
-            </w:r>
-            <w:r>
-              <w:rPr>
-                <w:rStyle w:val="VerbatimChar"/>
-              </w:rPr>
-              <w:t xml:space="preserve">SWR-000002</w:t>
-            </w:r>
-            <w:r>
-              <w:t xml:space="preserve"> </w:t>
-            </w:r>
-            <w:r>
-              <w:t xml:space="preserve">(</w:t>
-            </w:r>
-            <w:r>
-              <w:rPr>
-                <w:rStyle w:val="VerbatimChar"/>
-              </w:rPr>
-              <w:t xml:space="preserve">LNK-014/015</w:t>
-            </w:r>
-            <w:r>
-              <w:t xml:space="preserve">)</w:t>
-            </w:r>
-          </w:p>
-        </w:tc>
-      </w:tr>
-      <w:tr>
-        <w:tc>
-          <w:tcPr/>
-          <w:p>
-            <w:pPr>
-              <w:pStyle w:val="Compact"/>
-              <w:jc w:val="left"/>
-            </w:pPr>
-            <w:r>
-              <w:rPr>
-                <w:rStyle w:val="VerbatimChar"/>
-              </w:rPr>
-              <w:t xml:space="preserve">FB2-VER-TMS-000002</w:t>
-            </w:r>
-            <w:r>
-              <w:t xml:space="preserve"> </w:t>
-            </w:r>
-            <w:r>
-              <w:t xml:space="preserve">(as_is)</w:t>
-            </w:r>
-          </w:p>
-        </w:tc>
-        <w:tc>
-          <w:tcPr/>
-          <w:p>
-            <w:pPr>
-              <w:pStyle w:val="Compact"/>
-              <w:jc w:val="left"/>
-            </w:pPr>
-            <w:r>
-              <w:rPr>
-                <w:rStyle w:val="VerbatimChar"/>
-              </w:rPr>
-              <w:t xml:space="preserve">FSR-000003</w:t>
-            </w:r>
-            <w:r>
-              <w:t xml:space="preserve"> </w:t>
-            </w:r>
-            <w:r>
-              <w:t xml:space="preserve">+</w:t>
-            </w:r>
-            <w:r>
-              <w:t xml:space="preserve"> </w:t>
-            </w:r>
-            <w:r>
-              <w:rPr>
-                <w:rStyle w:val="VerbatimChar"/>
-              </w:rPr>
-              <w:t xml:space="preserve">SWR-000003</w:t>
-            </w:r>
-            <w:r>
-              <w:t xml:space="preserve"> </w:t>
-            </w:r>
-            <w:r>
-              <w:t xml:space="preserve">(</w:t>
-            </w:r>
-            <w:r>
-              <w:rPr>
-                <w:rStyle w:val="VerbatimChar"/>
-              </w:rPr>
-              <w:t xml:space="preserve">LNK-016/017</w:t>
-            </w:r>
-            <w:r>
-              <w:t xml:space="preserve">)</w:t>
-            </w:r>
-          </w:p>
-        </w:tc>
-      </w:tr>
-      <w:tr>
-        <w:tc>
-          <w:tcPr/>
-          <w:p>
-            <w:pPr>
-              <w:pStyle w:val="Compact"/>
-              <w:jc w:val="left"/>
-            </w:pPr>
-            <w:r>
-              <w:rPr>
-                <w:rStyle w:val="VerbatimChar"/>
-              </w:rPr>
-              <w:t xml:space="preserve">FB2-VER-TMS-000003</w:t>
-            </w:r>
-            <w:r>
-              <w:t xml:space="preserve"> </w:t>
-            </w:r>
-            <w:r>
-              <w:t xml:space="preserve">(as_is)</w:t>
-            </w:r>
-          </w:p>
-        </w:tc>
-        <w:tc>
-          <w:tcPr/>
-          <w:p>
-            <w:pPr>
-              <w:pStyle w:val="Compact"/>
-              <w:jc w:val="left"/>
-            </w:pPr>
-            <w:r>
-              <w:rPr>
-                <w:rStyle w:val="VerbatimChar"/>
-              </w:rPr>
-              <w:t xml:space="preserve">FSR-000001</w:t>
-            </w:r>
-            <w:r>
-              <w:t xml:space="preserve"> </w:t>
-            </w:r>
-            <w:r>
-              <w:t xml:space="preserve">+</w:t>
-            </w:r>
-            <w:r>
-              <w:t xml:space="preserve"> </w:t>
-            </w:r>
-            <w:r>
-              <w:rPr>
-                <w:rStyle w:val="VerbatimChar"/>
-              </w:rPr>
-              <w:t xml:space="preserve">SWR-000001</w:t>
-            </w:r>
-            <w:r>
-              <w:t xml:space="preserve"> </w:t>
-            </w:r>
-            <w:r>
-              <w:t xml:space="preserve">(</w:t>
-            </w:r>
-            <w:r>
-              <w:rPr>
-                <w:rStyle w:val="VerbatimChar"/>
-              </w:rPr>
-              <w:t xml:space="preserve">LNK-021/022</w:t>
-            </w:r>
-            <w:r>
-              <w:t xml:space="preserve">)</w:t>
-            </w:r>
-          </w:p>
-        </w:tc>
-      </w:tr>
-      <w:tr>
-        <w:tc>
-          <w:tcPr/>
-          <w:p>
-            <w:pPr>
-              <w:pStyle w:val="Compact"/>
-              <w:jc w:val="left"/>
-            </w:pPr>
-            <w:r>
-              <w:rPr>
-                <w:rStyle w:val="VerbatimChar"/>
-              </w:rPr>
-              <w:t xml:space="preserve">FB2-VER-TMS-000004</w:t>
-            </w:r>
-            <w:r>
-              <w:t xml:space="preserve"> </w:t>
-            </w:r>
-            <w:r>
-              <w:t xml:space="preserve">(as_is)</w:t>
-            </w:r>
-          </w:p>
-        </w:tc>
-        <w:tc>
-          <w:tcPr/>
-          <w:p>
-            <w:pPr>
-              <w:pStyle w:val="Compact"/>
-              <w:jc w:val="left"/>
-            </w:pPr>
-            <w:r>
-              <w:rPr>
-                <w:rStyle w:val="VerbatimChar"/>
-              </w:rPr>
-              <w:t xml:space="preserve">TSR-000001</w:t>
-            </w:r>
-            <w:r>
-              <w:t xml:space="preserve"> </w:t>
-            </w:r>
-            <w:r>
-              <w:t xml:space="preserve">+</w:t>
-            </w:r>
-            <w:r>
-              <w:t xml:space="preserve"> </w:t>
-            </w:r>
-            <w:r>
-              <w:rPr>
-                <w:rStyle w:val="VerbatimChar"/>
-              </w:rPr>
-              <w:t xml:space="preserve">TSR-000002</w:t>
-            </w:r>
-            <w:r>
-              <w:t xml:space="preserve"> </w:t>
-            </w:r>
-            <w:r>
-              <w:t xml:space="preserve">(</w:t>
-            </w:r>
-            <w:r>
-              <w:rPr>
-                <w:rStyle w:val="VerbatimChar"/>
-              </w:rPr>
-              <w:t xml:space="preserve">LNK-023/024</w:t>
-            </w:r>
-            <w:r>
-              <w:t xml:space="preserve">)</w:t>
-            </w:r>
-          </w:p>
-        </w:tc>
-      </w:tr>
-      <w:tr>
-        <w:tc>
-          <w:tcPr/>
-          <w:p>
-            <w:pPr>
-              <w:pStyle w:val="Compact"/>
-              <w:jc w:val="left"/>
-            </w:pPr>
-            <w:r>
-              <w:rPr>
-                <w:rStyle w:val="VerbatimChar"/>
-              </w:rPr>
-              <w:t xml:space="preserve">FB2-VER-TMS-000005</w:t>
-            </w:r>
-            <w:r>
-              <w:t xml:space="preserve"> </w:t>
-            </w:r>
-            <w:r>
-              <w:t xml:space="preserve">(as_is)</w:t>
-            </w:r>
-          </w:p>
-        </w:tc>
-        <w:tc>
-          <w:tcPr/>
-          <w:p>
-            <w:pPr>
-              <w:pStyle w:val="Compact"/>
-              <w:jc w:val="left"/>
-            </w:pPr>
-            <w:r>
-              <w:rPr>
-                <w:rStyle w:val="VerbatimChar"/>
-              </w:rPr>
-              <w:t xml:space="preserve">TSR-000003</w:t>
-            </w:r>
-            <w:r>
-              <w:t xml:space="preserve"> </w:t>
-            </w:r>
-            <w:r>
-              <w:t xml:space="preserve">(</w:t>
-            </w:r>
-            <w:r>
-              <w:rPr>
-                <w:rStyle w:val="VerbatimChar"/>
-              </w:rPr>
-              <w:t xml:space="preserve">LNK-025</w:t>
-            </w:r>
-            <w:r>
-              <w:t xml:space="preserve">)</w:t>
-            </w:r>
-          </w:p>
-        </w:tc>
-      </w:tr>
-      <w:tr>
-        <w:tc>
-          <w:tcPr/>
-          <w:p>
-            <w:pPr>
-              <w:pStyle w:val="Compact"/>
-              <w:jc w:val="left"/>
-            </w:pPr>
-            <w:r>
-              <w:rPr>
-                <w:rStyle w:val="VerbatimChar"/>
-              </w:rPr>
-              <w:t xml:space="preserve">FB2-VER-TMS-000001</w:t>
-            </w:r>
-            <w:r>
-              <w:t xml:space="preserve"> </w:t>
-            </w:r>
-            <w:r>
-              <w:t xml:space="preserve">(synthetic)</w:t>
-            </w:r>
-          </w:p>
-        </w:tc>
-        <w:tc>
-          <w:tcPr/>
-          <w:p>
-            <w:pPr>
-              <w:pStyle w:val="Compact"/>
-              <w:jc w:val="left"/>
-            </w:pPr>
-            <w:r>
-              <w:rPr>
-                <w:rStyle w:val="VerbatimChar"/>
-              </w:rPr>
-              <w:t xml:space="preserve">FSR-000002</w:t>
-            </w:r>
-            <w:r>
-              <w:t xml:space="preserve"> </w:t>
-            </w:r>
-            <w:r>
-              <w:t xml:space="preserve">+</w:t>
-            </w:r>
-            <w:r>
-              <w:t xml:space="preserve"> </w:t>
-            </w:r>
-            <w:r>
-              <w:rPr>
-                <w:rStyle w:val="VerbatimChar"/>
-              </w:rPr>
-              <w:t xml:space="preserve">SWR-000002</w:t>
-            </w:r>
-            <w:r>
-              <w:t xml:space="preserve"> </w:t>
-            </w:r>
-            <w:r>
-              <w:t xml:space="preserve">(</w:t>
-            </w:r>
-            <w:r>
-              <w:rPr>
-                <w:rStyle w:val="VerbatimChar"/>
-              </w:rPr>
-              <w:t xml:space="preserve">LNK-022/023</w:t>
-            </w:r>
-            <w:r>
-              <w:t xml:space="preserve">)</w:t>
-            </w:r>
-          </w:p>
-        </w:tc>
-      </w:tr>
-      <w:tr>
-        <w:tc>
-          <w:tcPr/>
-          <w:p>
-            <w:pPr>
-              <w:pStyle w:val="Compact"/>
-              <w:jc w:val="left"/>
-            </w:pPr>
-            <w:r>
-              <w:rPr>
-                <w:rStyle w:val="VerbatimChar"/>
-              </w:rPr>
-              <w:t xml:space="preserve">FB2-VER-TMS-000002</w:t>
-            </w:r>
-            <w:r>
-              <w:t xml:space="preserve"> </w:t>
-            </w:r>
-            <w:r>
-              <w:t xml:space="preserve">(synthetic)</w:t>
-            </w:r>
-          </w:p>
-        </w:tc>
-        <w:tc>
-          <w:tcPr/>
-          <w:p>
-            <w:pPr>
-              <w:pStyle w:val="Compact"/>
-              <w:jc w:val="left"/>
-            </w:pPr>
-            <w:r>
-              <w:rPr>
-                <w:rStyle w:val="VerbatimChar"/>
-              </w:rPr>
-              <w:t xml:space="preserve">FSR-000003</w:t>
-            </w:r>
-            <w:r>
-              <w:t xml:space="preserve"> </w:t>
-            </w:r>
-            <w:r>
-              <w:t xml:space="preserve">+</w:t>
-            </w:r>
-            <w:r>
-              <w:t xml:space="preserve"> </w:t>
-            </w:r>
-            <w:r>
-              <w:rPr>
-                <w:rStyle w:val="VerbatimChar"/>
-              </w:rPr>
-              <w:t xml:space="preserve">SWR-000003</w:t>
-            </w:r>
-            <w:r>
-              <w:t xml:space="preserve"> </w:t>
-            </w:r>
-            <w:r>
-              <w:t xml:space="preserve">(</w:t>
-            </w:r>
-            <w:r>
-              <w:rPr>
-                <w:rStyle w:val="VerbatimChar"/>
-              </w:rPr>
-              <w:t xml:space="preserve">LNK-024/025</w:t>
-            </w:r>
-            <w:r>
-              <w:t xml:space="preserve">)</w:t>
-            </w:r>
-          </w:p>
-        </w:tc>
-      </w:tr>
-      <w:tr>
-        <w:tc>
-          <w:tcPr/>
-          <w:p>
-            <w:pPr>
-              <w:pStyle w:val="Compact"/>
-              <w:jc w:val="left"/>
-            </w:pPr>
-            <w:r>
-              <w:rPr>
-                <w:rStyle w:val="VerbatimChar"/>
-              </w:rPr>
-              <w:t xml:space="preserve">FB2-VER-TMS-000003</w:t>
-            </w:r>
-            <w:r>
-              <w:t xml:space="preserve"> </w:t>
-            </w:r>
-            <w:r>
-              <w:t xml:space="preserve">(synthetic)</w:t>
-            </w:r>
-          </w:p>
-        </w:tc>
-        <w:tc>
-          <w:tcPr/>
-          <w:p>
-            <w:pPr>
-              <w:pStyle w:val="Compact"/>
-              <w:jc w:val="left"/>
-            </w:pPr>
-            <w:r>
-              <w:rPr>
-                <w:rStyle w:val="VerbatimChar"/>
-              </w:rPr>
-              <w:t xml:space="preserve">FSR-000001</w:t>
-            </w:r>
-            <w:r>
-              <w:t xml:space="preserve"> </w:t>
-            </w:r>
-            <w:r>
-              <w:t xml:space="preserve">+</w:t>
-            </w:r>
-            <w:r>
-              <w:t xml:space="preserve"> </w:t>
-            </w:r>
-            <w:r>
-              <w:rPr>
-                <w:rStyle w:val="VerbatimChar"/>
-              </w:rPr>
-              <w:t xml:space="preserve">SWR-000001</w:t>
-            </w:r>
-            <w:r>
-              <w:t xml:space="preserve"> </w:t>
-            </w:r>
-            <w:r>
-              <w:t xml:space="preserve">+</w:t>
-            </w:r>
-            <w:r>
-              <w:t xml:space="preserve"> </w:t>
-            </w:r>
-            <w:r>
-              <w:rPr>
-                <w:rStyle w:val="VerbatimChar"/>
-              </w:rPr>
-              <w:t xml:space="preserve">TSR-000001</w:t>
-            </w:r>
-            <w:r>
-              <w:t xml:space="preserve"> </w:t>
-            </w:r>
-            <w:r>
-              <w:t xml:space="preserve">(</w:t>
-            </w:r>
-            <w:r>
-              <w:rPr>
-                <w:rStyle w:val="VerbatimChar"/>
-              </w:rPr>
-              <w:t xml:space="preserve">LNK-026/027/028</w:t>
-            </w:r>
-            <w:r>
-              <w:t xml:space="preserve">)</w:t>
-            </w:r>
-          </w:p>
-        </w:tc>
-      </w:tr>
-      <w:tr>
-        <w:tc>
-          <w:tcPr/>
-          <w:p>
-            <w:pPr>
-              <w:pStyle w:val="Compact"/>
-              <w:jc w:val="left"/>
-            </w:pPr>
-            <w:r>
-              <w:rPr>
-                <w:rStyle w:val="VerbatimChar"/>
-              </w:rPr>
-              <w:t xml:space="preserve">FB2-VER-TMS-000004</w:t>
-            </w:r>
-            <w:r>
-              <w:t xml:space="preserve"> </w:t>
-            </w:r>
-            <w:r>
-              <w:t xml:space="preserve">(synthetic)</w:t>
-            </w:r>
-          </w:p>
-        </w:tc>
-        <w:tc>
-          <w:tcPr/>
-          <w:p>
-            <w:pPr>
-              <w:pStyle w:val="Compact"/>
-              <w:jc w:val="left"/>
-            </w:pPr>
-            <w:r>
-              <w:rPr>
-                <w:rStyle w:val="VerbatimChar"/>
-              </w:rPr>
-              <w:t xml:space="preserve">FSR-000004</w:t>
-            </w:r>
-            <w:r>
-              <w:t xml:space="preserve"> </w:t>
-            </w:r>
-            <w:r>
-              <w:t xml:space="preserve">+</w:t>
-            </w:r>
-            <w:r>
-              <w:t xml:space="preserve"> </w:t>
-            </w:r>
-            <w:r>
-              <w:rPr>
-                <w:rStyle w:val="VerbatimChar"/>
-              </w:rPr>
-              <w:t xml:space="preserve">TSR-000004</w:t>
-            </w:r>
-            <w:r>
-              <w:t xml:space="preserve"> </w:t>
-            </w:r>
-            <w:r>
-              <w:t xml:space="preserve">(</w:t>
-            </w:r>
-            <w:r>
-              <w:rPr>
-                <w:rStyle w:val="VerbatimChar"/>
-              </w:rPr>
-              <w:t xml:space="preserve">LNK-029/030</w:t>
-            </w:r>
-            <w:r>
-              <w:t xml:space="preserve">)</w:t>
-            </w:r>
-          </w:p>
-        </w:tc>
-      </w:tr>
-      <w:tr>
-        <w:tc>
-          <w:tcPr/>
-          <w:p>
-            <w:pPr>
-              <w:pStyle w:val="Compact"/>
-              <w:jc w:val="left"/>
-            </w:pPr>
-            <w:r>
-              <w:rPr>
-                <w:rStyle w:val="VerbatimChar"/>
-              </w:rPr>
-              <w:t xml:space="preserve">FB2-VER-TMS-000005</w:t>
-            </w:r>
-            <w:r>
-              <w:t xml:space="preserve"> </w:t>
-            </w:r>
-            <w:r>
-              <w:t xml:space="preserve">(synthetic)</w:t>
-            </w:r>
-          </w:p>
-        </w:tc>
-        <w:tc>
-          <w:tcPr/>
-          <w:p>
-            <w:pPr>
-              <w:pStyle w:val="Compact"/>
-              <w:jc w:val="left"/>
-            </w:pPr>
-            <w:r>
-              <w:rPr>
-                <w:rStyle w:val="VerbatimChar"/>
-              </w:rPr>
-              <w:t xml:space="preserve">TSR-000002</w:t>
-            </w:r>
-            <w:r>
-              <w:t xml:space="preserve"> </w:t>
-            </w:r>
-            <w:r>
-              <w:t xml:space="preserve">(</w:t>
-            </w:r>
-            <w:r>
-              <w:rPr>
-                <w:rStyle w:val="VerbatimChar"/>
-              </w:rPr>
-              <w:t xml:space="preserve">LNK-031</w:t>
-            </w:r>
-            <w:r>
-              <w:t xml:space="preserve">)</w:t>
-            </w:r>
-          </w:p>
-        </w:tc>
-      </w:tr>
-      <w:tr>
-        <w:tc>
-          <w:tcPr/>
-          <w:p>
-            <w:pPr>
-              <w:pStyle w:val="Compact"/>
-              <w:jc w:val="left"/>
-            </w:pPr>
-            <w:r>
-              <w:rPr>
-                <w:rStyle w:val="VerbatimChar"/>
-              </w:rPr>
-              <w:t xml:space="preserve">FB2-VER-TMS-000006</w:t>
-            </w:r>
-            <w:r>
-              <w:t xml:space="preserve"> </w:t>
-            </w:r>
-            <w:r>
-              <w:t xml:space="preserve">(synthetic)</w:t>
-            </w:r>
-          </w:p>
-        </w:tc>
-        <w:tc>
-          <w:tcPr/>
-          <w:p>
-            <w:pPr>
-              <w:pStyle w:val="Compact"/>
-              <w:jc w:val="left"/>
-            </w:pPr>
-            <w:r>
-              <w:rPr>
-                <w:rStyle w:val="VerbatimChar"/>
-              </w:rPr>
-              <w:t xml:space="preserve">TSR-000003</w:t>
-            </w:r>
-            <w:r>
-              <w:t xml:space="preserve"> </w:t>
-            </w:r>
-            <w:r>
-              <w:t xml:space="preserve">(</w:t>
-            </w:r>
-            <w:r>
-              <w:rPr>
-                <w:rStyle w:val="VerbatimChar"/>
-              </w:rPr>
-              <w:t xml:space="preserve">LNK-032</w:t>
-            </w:r>
-            <w:r>
-              <w:t xml:space="preserve">)</w:t>
-            </w:r>
-          </w:p>
-        </w:tc>
-      </w:tr>
-      <w:tr>
-        <w:tc>
-          <w:tcPr/>
-          <w:p>
-            <w:pPr>
-              <w:pStyle w:val="Compact"/>
-              <w:jc w:val="left"/>
-            </w:pPr>
-            <w:r>
-              <w:rPr>
-                <w:rStyle w:val="VerbatimChar"/>
-              </w:rPr>
-              <w:t xml:space="preserve">FB2-VER-TMS-000007</w:t>
-            </w:r>
-            <w:r>
-              <w:t xml:space="preserve"> </w:t>
-            </w:r>
-            <w:r>
-              <w:t xml:space="preserve">(synthetic, draft stub)</w:t>
-            </w:r>
-          </w:p>
-        </w:tc>
-        <w:tc>
-          <w:tcPr/>
-          <w:p>
-            <w:pPr>
-              <w:pStyle w:val="Compact"/>
-              <w:jc w:val="left"/>
-            </w:pPr>
-            <w:r>
-              <w:rPr>
-                <w:rStyle w:val="VerbatimChar"/>
-              </w:rPr>
-              <w:t xml:space="preserve">SWR-000001/002/003</w:t>
-            </w:r>
-            <w:r>
-              <w:t xml:space="preserve"> </w:t>
-            </w:r>
-            <w:r>
-              <w:t xml:space="preserve">(</w:t>
-            </w:r>
-            <w:r>
-              <w:rPr>
-                <w:rStyle w:val="VerbatimChar"/>
-              </w:rPr>
-              <w:t xml:space="preserve">LNK-039/040/041</w:t>
-            </w:r>
-            <w:r>
-              <w:t xml:space="preserve">)</w:t>
-            </w:r>
-          </w:p>
-        </w:tc>
-      </w:tr>
-      <w:tr>
-        <w:tc>
-          <w:tcPr/>
-          <w:p>
-            <w:pPr>
-              <w:pStyle w:val="Compact"/>
-              <w:jc w:val="left"/>
-            </w:pPr>
-            <w:r>
-              <w:rPr>
-                <w:rStyle w:val="VerbatimChar"/>
-              </w:rPr>
-              <w:t xml:space="preserve">FB2-VER-TMS-000008</w:t>
-            </w:r>
-            <w:r>
-              <w:t xml:space="preserve"> </w:t>
-            </w:r>
-            <w:r>
-              <w:t xml:space="preserve">(synthetic, draft stub)</w:t>
-            </w:r>
-          </w:p>
-        </w:tc>
-        <w:tc>
-          <w:tcPr/>
-          <w:p>
-            <w:pPr>
-              <w:pStyle w:val="Compact"/>
-              <w:jc w:val="left"/>
-            </w:pPr>
-            <w:r>
-              <w:rPr>
-                <w:rStyle w:val="VerbatimChar"/>
-              </w:rPr>
-              <w:t xml:space="preserve">FSR-000001/002/003/004</w:t>
-            </w:r>
-            <w:r>
-              <w:t xml:space="preserve"> </w:t>
-            </w:r>
-            <w:r>
-              <w:t xml:space="preserve">(</w:t>
-            </w:r>
-            <w:r>
-              <w:rPr>
-                <w:rStyle w:val="VerbatimChar"/>
-              </w:rPr>
-              <w:t xml:space="preserve">LNK-042/043/044/045</w:t>
-            </w:r>
-            <w:r>
-              <w:t xml:space="preserve">)</w:t>
-            </w:r>
-          </w:p>
-        </w:tc>
-      </w:tr>
-      <w:tr>
-        <w:tc>
-          <w:tcPr/>
-          <w:p>
-            <w:pPr>
-              <w:pStyle w:val="Compact"/>
-              <w:jc w:val="left"/>
-            </w:pPr>
-            <w:r>
-              <w:rPr>
-                <w:rStyle w:val="VerbatimChar"/>
-              </w:rPr>
-              <w:t xml:space="preserve">FB2-VER-TMS-000009</w:t>
-            </w:r>
-            <w:r>
-              <w:t xml:space="preserve"> </w:t>
-            </w:r>
-            <w:r>
-              <w:t xml:space="preserve">(synthetic, draft stub)</w:t>
-            </w:r>
-          </w:p>
-        </w:tc>
-        <w:tc>
-          <w:tcPr/>
-          <w:p>
-            <w:pPr>
-              <w:pStyle w:val="Compact"/>
-              <w:jc w:val="left"/>
-            </w:pPr>
-            <w:r>
-              <w:rPr>
-                <w:rStyle w:val="VerbatimChar"/>
-              </w:rPr>
-              <w:t xml:space="preserve">SGO-000001</w:t>
-            </w:r>
-            <w:r>
-              <w:t xml:space="preserve"> </w:t>
-            </w:r>
-            <w:r>
-              <w:t xml:space="preserve">+</w:t>
-            </w:r>
-            <w:r>
-              <w:t xml:space="preserve"> </w:t>
-            </w:r>
-            <w:r>
-              <w:rPr>
-                <w:rStyle w:val="VerbatimChar"/>
-              </w:rPr>
-              <w:t xml:space="preserve">SCO-000001</w:t>
-            </w:r>
-            <w:r>
-              <w:t xml:space="preserve"> </w:t>
-            </w:r>
-            <w:r>
-              <w:t xml:space="preserve">(</w:t>
-            </w:r>
-            <w:r>
-              <w:rPr>
-                <w:rStyle w:val="VerbatimChar"/>
-              </w:rPr>
-              <w:t xml:space="preserve">LNK-046/047</w:t>
-            </w:r>
-            <w:r>
-              <w:t xml:space="preserve">,</w:t>
-            </w:r>
-            <w:r>
-              <w:t xml:space="preserve"> </w:t>
-            </w:r>
-            <w:r>
-              <w:rPr>
-                <w:rStyle w:val="VerbatimChar"/>
-              </w:rPr>
-              <w:t xml:space="preserve">validates</w:t>
-            </w:r>
-            <w:r>
-              <w:t xml:space="preserve">)</w:t>
-            </w:r>
-          </w:p>
-        </w:tc>
-      </w:tr>
-      <w:tr>
-        <w:tc>
-          <w:tcPr/>
-          <w:p>
-            <w:pPr>
-              <w:pStyle w:val="Compact"/>
-              <w:jc w:val="left"/>
-            </w:pPr>
-            <w:r>
-              <w:rPr>
-                <w:rStyle w:val="VerbatimChar"/>
-              </w:rPr>
-              <w:t xml:space="preserve">FB2-VER-TMS-000010</w:t>
-            </w:r>
-            <w:r>
-              <w:t xml:space="preserve"> </w:t>
-            </w:r>
-            <w:r>
-              <w:t xml:space="preserve">(synthetic, draft stub)</w:t>
-            </w:r>
-          </w:p>
-        </w:tc>
-        <w:tc>
-          <w:tcPr/>
-          <w:p>
-            <w:pPr>
-              <w:pStyle w:val="Compact"/>
-              <w:jc w:val="left"/>
-            </w:pPr>
-            <w:r>
-              <w:rPr>
-                <w:rStyle w:val="VerbatimChar"/>
-              </w:rPr>
-              <w:t xml:space="preserve">SWR-000002</w:t>
-            </w:r>
-            <w:r>
-              <w:t xml:space="preserve"> </w:t>
-            </w:r>
-            <w:r>
-              <w:t xml:space="preserve">(</w:t>
-            </w:r>
-            <w:r>
-              <w:rPr>
-                <w:rStyle w:val="VerbatimChar"/>
-              </w:rPr>
-              <w:t xml:space="preserve">LNK-048</w:t>
-            </w:r>
-            <w:r>
-              <w:t xml:space="preserve">)</w:t>
-            </w:r>
-          </w:p>
-        </w:tc>
-      </w:tr>
-      <w:tr>
-        <w:tc>
-          <w:tcPr/>
-          <w:p>
-            <w:pPr>
-              <w:pStyle w:val="Compact"/>
-              <w:jc w:val="left"/>
-            </w:pPr>
-            <w:r>
-              <w:rPr>
-                <w:rStyle w:val="VerbatimChar"/>
-              </w:rPr>
-              <w:t xml:space="preserve">FB2-VER-TMS-000011</w:t>
-            </w:r>
-            <w:r>
-              <w:t xml:space="preserve"> </w:t>
-            </w:r>
-            <w:r>
-              <w:t xml:space="preserve">(synthetic, draft stub)</w:t>
-            </w:r>
-          </w:p>
-        </w:tc>
-        <w:tc>
-          <w:tcPr/>
-          <w:p>
-            <w:pPr>
-              <w:pStyle w:val="Compact"/>
-              <w:jc w:val="left"/>
-            </w:pPr>
-            <w:r>
-              <w:rPr>
-                <w:rStyle w:val="VerbatimChar"/>
-              </w:rPr>
-              <w:t xml:space="preserve">FSR-000001/002/003/004</w:t>
-            </w:r>
-            <w:r>
-              <w:t xml:space="preserve"> </w:t>
-            </w:r>
-            <w:r>
-              <w:t xml:space="preserve">(</w:t>
-            </w:r>
-            <w:r>
-              <w:rPr>
-                <w:rStyle w:val="VerbatimChar"/>
-              </w:rPr>
-              <w:t xml:space="preserve">LNK-049/050/051/052</w:t>
-            </w:r>
-            <w:r>
-              <w:t xml:space="preserve">)</w:t>
-            </w:r>
-          </w:p>
-        </w:tc>
-      </w:tr>
-    </w:tbl>
     <w:bookmarkStart w:id="25" w:name="Xe580645e2cd0d7b1a96d2514c22e44632e8ca9f"/>
     <w:p>
       <w:pPr>
@@ -5223,7 +4025,7 @@
       </w:r>
     </w:p>
     <w:bookmarkEnd w:id="35"/>
-    <w:bookmarkStart w:id="36" w:name="X7843905b541afda89242109907c22d753fc016c"/>
+    <w:bookmarkStart w:id="36" w:name="X69e33c655e72527100e04d36e8f8fcc5fc2cd50"/>
     <w:p>
       <w:pPr>
         <w:pStyle w:val="Heading4"/>
@@ -5238,7 +4040,7 @@
         <w:t xml:space="preserve"> </w:t>
       </w:r>
       <w:r>
-        <w:t xml:space="preserve">— Test: Software Integration Chain (synthetic_reference, draft planning stub)</w:t>
+        <w:t xml:space="preserve">— Test: Software Integration Chain (SOA-Database-Contactor) (synthetic_reference)</w:t>
       </w:r>
     </w:p>
     <w:p>
@@ -5313,7 +4115,7 @@
         <w:t xml:space="preserve">Objective</w:t>
       </w:r>
       <w:r>
-        <w:t xml:space="preserve">: Define the software integration verification intent for the SOA-database-contactor chain; no execution performed (harness blocked)</w:t>
+        <w:t xml:space="preserve">: Define the software integration verification intent for the SOA-database-contactor chain; PLANNING STUB — no execution performed, execution blocked (no integration harness in corpus scope)</w:t>
       </w:r>
     </w:p>
     <w:p>
@@ -5332,7 +4134,7 @@
         <w:t xml:space="preserve">Preconditions</w:t>
       </w:r>
       <w:r>
-        <w:t xml:space="preserve">: SOA, database and contactor units available as host builds; integration harness defined (blocked)</w:t>
+        <w:t xml:space="preserve">: SOA, database and contactor units available as host builds, Integration harness defined (blocked — not in corpus scope)</w:t>
       </w:r>
     </w:p>
     <w:p>
@@ -5351,7 +4153,7 @@
         <w:t xml:space="preserve">Environment</w:t>
       </w:r>
       <w:r>
-        <w:t xml:space="preserve">: POSIX host (Linux); Unity/CMock; config</w:t>
+        <w:t xml:space="preserve">: POSIX host (Linux) — harness blocked; Unity/CMock; config</w:t>
       </w:r>
       <w:r>
         <w:t xml:space="preserve"> </w:t>
@@ -5489,7 +4291,7 @@
       </w:r>
     </w:p>
     <w:bookmarkEnd w:id="36"/>
-    <w:bookmarkStart w:id="37" w:name="Xe35320e3f3868f74c643567ba35a5aaeca821ab"/>
+    <w:bookmarkStart w:id="37" w:name="X82ee21ebefea5248ec2b19827208791477cbbfa"/>
     <w:p>
       <w:pPr>
         <w:pStyle w:val="Heading4"/>
@@ -5504,7 +4306,7 @@
         <w:t xml:space="preserve"> </w:t>
       </w:r>
       <w:r>
-        <w:t xml:space="preserve">— Test: System Qualification (synthetic_reference, draft planning stub)</w:t>
+        <w:t xml:space="preserve">— Test: System Qualification (Cell-Voltage Safety Chain) (synthetic_reference)</w:t>
       </w:r>
     </w:p>
     <w:p>
@@ -5579,7 +4381,7 @@
         <w:t xml:space="preserve">Objective</w:t>
       </w:r>
       <w:r>
-        <w:t xml:space="preserve">: Define the system/software qualification verification intent against FSR-001..004 end to end; no execution performed (harness/target blocked)</w:t>
+        <w:t xml:space="preserve">: Define the system/software qualification verification intent against FSR-001..004 end to end; PLANNING STUB — no execution performed, execution blocked (no qualification harness or target hardware in corpus scope)</w:t>
       </w:r>
     </w:p>
     <w:p>
@@ -5598,7 +4400,7 @@
         <w:t xml:space="preserve">Preconditions</w:t>
       </w:r>
       <w:r>
-        <w:t xml:space="preserve">: Integrated system build available (blocked); qualification environment defined (blocked)</w:t>
+        <w:t xml:space="preserve">: Integrated system build available (blocked — not in corpus scope), Qualification environment defined (blocked)</w:t>
       </w:r>
     </w:p>
     <w:p>
@@ -5617,7 +4419,16 @@
         <w:t xml:space="preserve">Environment</w:t>
       </w:r>
       <w:r>
-        <w:t xml:space="preserve">: Target + HIL bench (blocked — unpublished); Unity/CMock</w:t>
+        <w:t xml:space="preserve">: Target + HIL bench (blocked — unpublished); Unity/CMock; config</w:t>
+      </w:r>
+      <w:r>
+        <w:t xml:space="preserve"> </w:t>
+      </w:r>
+      <w:r>
+        <w:rPr>
+          <w:rStyle w:val="VerbatimChar"/>
+        </w:rPr>
+        <w:t xml:space="preserve">conf/unit/app_project_posix.yml</w:t>
       </w:r>
     </w:p>
     <w:p>
@@ -5746,7 +4557,7 @@
       </w:r>
     </w:p>
     <w:bookmarkEnd w:id="37"/>
-    <w:bookmarkStart w:id="38" w:name="Xd9a68829aa9fd01c7dc5fe0f5f9c5b2761dcadc"/>
+    <w:bookmarkStart w:id="38" w:name="X521f23da8f31797f09645e0da03c39dd9e8e300"/>
     <w:p>
       <w:pPr>
         <w:pStyle w:val="Heading4"/>
@@ -5761,7 +4572,7 @@
         <w:t xml:space="preserve"> </w:t>
       </w:r>
       <w:r>
-        <w:t xml:space="preserve">— Test: Stakeholder Validation (synthetic_reference, draft planning stub)</w:t>
+        <w:t xml:space="preserve">— Test: Stakeholder Validation (Cell-Voltage Use Cases) (synthetic_reference)</w:t>
       </w:r>
     </w:p>
     <w:p>
@@ -5836,7 +4647,7 @@
         <w:t xml:space="preserve">Objective</w:t>
       </w:r>
       <w:r>
-        <w:t xml:space="preserve">: Define the validation intent of cell-voltage stakeholder use cases; no execution performed (environment blocked)</w:t>
+        <w:t xml:space="preserve">: Define the validation intent of cell-voltage stakeholder use cases on the integrated system; PLANNING STUB — no execution performed, execution blocked (no validation environment or operational data in corpus scope)</w:t>
       </w:r>
     </w:p>
     <w:p>
@@ -5855,7 +4666,7 @@
         <w:t xml:space="preserve">Preconditions</w:t>
       </w:r>
       <w:r>
-        <w:t xml:space="preserve">: Stakeholder use cases baselined; validation environment defined (blocked)</w:t>
+        <w:t xml:space="preserve">: Stakeholder use cases baselined, Validation environment defined (blocked — not in corpus scope)</w:t>
       </w:r>
     </w:p>
     <w:p>
@@ -5874,7 +4685,16 @@
         <w:t xml:space="preserve">Environment</w:t>
       </w:r>
       <w:r>
-        <w:t xml:space="preserve">: Operational target vehicle/bench (blocked)</w:t>
+        <w:t xml:space="preserve">: Operational target vehicle/bench (blocked); N/A — operational use; config</w:t>
+      </w:r>
+      <w:r>
+        <w:t xml:space="preserve"> </w:t>
+      </w:r>
+      <w:r>
+        <w:rPr>
+          <w:rStyle w:val="VerbatimChar"/>
+        </w:rPr>
+        <w:t xml:space="preserve">conf/unit/app_project_posix.yml</w:t>
       </w:r>
     </w:p>
     <w:p>
@@ -5981,7 +4801,7 @@
       </w:r>
     </w:p>
     <w:bookmarkEnd w:id="38"/>
-    <w:bookmarkStart w:id="39" w:name="X3baf4a4bfc77917c4355b831a3d7a09a5373d8b"/>
+    <w:bookmarkStart w:id="39" w:name="X189412b2376bb5a9bc5459c0f1799cc806f850e"/>
     <w:p>
       <w:pPr>
         <w:pStyle w:val="Heading4"/>
@@ -5996,7 +4816,7 @@
         <w:t xml:space="preserve"> </w:t>
       </w:r>
       <w:r>
-        <w:t xml:space="preserve">— Test: Component Verification (synthetic_reference, draft planning stub)</w:t>
+        <w:t xml:space="preserve">— Test: Component Verification (SOA Monitor + DIAG Callbacks) (synthetic_reference)</w:t>
       </w:r>
     </w:p>
     <w:p>
@@ -6030,7 +4850,7 @@
         <w:t xml:space="preserve"> </w:t>
       </w:r>
       <w:r>
-        <w:t xml:space="preserve">(component level) |</w:t>
+        <w:t xml:space="preserve">|</w:t>
       </w:r>
       <w:r>
         <w:t xml:space="preserve"> </w:t>
@@ -6071,7 +4891,7 @@
         <w:t xml:space="preserve">Objective</w:t>
       </w:r>
       <w:r>
-        <w:t xml:space="preserve">: Define the component-level verification intent for the SOA monitor plus DIAG callback chain; no execution performed (harness blocked)</w:t>
+        <w:t xml:space="preserve">: Define the component-level verification intent for the SOA monitor plus DIAG callback chain; PLANNING STUB — no execution performed, execution blocked (no component harness in corpus scope)</w:t>
       </w:r>
     </w:p>
     <w:p>
@@ -6090,7 +4910,7 @@
         <w:t xml:space="preserve">Preconditions</w:t>
       </w:r>
       <w:r>
-        <w:t xml:space="preserve">: SOA and DIAG units available as host builds; component harness defined (blocked)</w:t>
+        <w:t xml:space="preserve">: SOA and DIAG units available as host builds, Component harness defined (blocked — not in corpus scope)</w:t>
       </w:r>
     </w:p>
     <w:p>
@@ -6109,7 +4929,7 @@
         <w:t xml:space="preserve">Environment</w:t>
       </w:r>
       <w:r>
-        <w:t xml:space="preserve">: POSIX host (Linux); Unity/CMock; config</w:t>
+        <w:t xml:space="preserve">: POSIX host (Linux) — component harness blocked; Unity/CMock; config</w:t>
       </w:r>
       <w:r>
         <w:t xml:space="preserve"> </w:t>
@@ -6247,7 +5067,7 @@
       </w:r>
     </w:p>
     <w:bookmarkEnd w:id="39"/>
-    <w:bookmarkStart w:id="40" w:name="X009780c28ca972d5908121ea335c0366ed5cfde"/>
+    <w:bookmarkStart w:id="40" w:name="X0ccdbc701aa63cd7278d0bbbcf19d965075da02"/>
     <w:p>
       <w:pPr>
         <w:pStyle w:val="Heading4"/>
@@ -6262,7 +5082,7 @@
         <w:t xml:space="preserve"> </w:t>
       </w:r>
       <w:r>
-        <w:t xml:space="preserve">— Test: HIL Fault Reaction (synthetic_reference, draft planning stub)</w:t>
+        <w:t xml:space="preserve">— Test: HIL Fault Reaction (Target) (synthetic_reference)</w:t>
       </w:r>
     </w:p>
     <w:p>
@@ -6296,7 +5116,7 @@
         <w:t xml:space="preserve"> </w:t>
       </w:r>
       <w:r>
-        <w:t xml:space="preserve">(HIL) |</w:t>
+        <w:t xml:space="preserve">|</w:t>
       </w:r>
       <w:r>
         <w:t xml:space="preserve"> </w:t>
@@ -6337,19 +5157,7 @@
         <w:t xml:space="preserve">Objective</w:t>
       </w:r>
       <w:r>
-        <w:t xml:space="preserve">: Define the HIL verification intent for the cell-voltage safety chain on target hardware; no execution performed (</w:t>
-      </w:r>
-      <w:r>
-        <w:rPr>
-          <w:rStyle w:val="VerbatimChar"/>
-        </w:rPr>
-        <w:t xml:space="preserve">tests/hil</w:t>
-      </w:r>
-      <w:r>
-        <w:t xml:space="preserve"> </w:t>
-      </w:r>
-      <w:r>
-        <w:t xml:space="preserve">placeholder only)</w:t>
+        <w:t xml:space="preserve">: Define the HIL verification intent for the cell-voltage safety chain on target hardware; PLANNING STUB — no execution performed, execution blocked (tests/hil placeholder only, no target hardware in corpus scope)</w:t>
       </w:r>
     </w:p>
     <w:p>
@@ -6368,7 +5176,7 @@
         <w:t xml:space="preserve">Preconditions</w:t>
       </w:r>
       <w:r>
-        <w:t xml:space="preserve">: HIL bench available (blocked — unpublished upstream); target program built with coverage instrumentation (blocked)</w:t>
+        <w:t xml:space="preserve">: HIL bench available (blocked — unpublished upstream), Target program built with coverage instrumentation (blocked)</w:t>
       </w:r>
     </w:p>
     <w:p>
@@ -6387,7 +5195,16 @@
         <w:t xml:space="preserve">Environment</w:t>
       </w:r>
       <w:r>
-        <w:t xml:space="preserve">: Target TMS570LC4357 + HIL bench (blocked — unpublished)</w:t>
+        <w:t xml:space="preserve">: Target TMS570LC4357 + HIL bench (blocked — unpublished); Linked target program; config</w:t>
+      </w:r>
+      <w:r>
+        <w:t xml:space="preserve"> </w:t>
+      </w:r>
+      <w:r>
+        <w:rPr>
+          <w:rStyle w:val="VerbatimChar"/>
+        </w:rPr>
+        <w:t xml:space="preserve">tests/hil placeholder (unpublished upstream)</w:t>
       </w:r>
     </w:p>
     <w:p>
@@ -6775,7 +5592,7 @@
         <w:t xml:space="preserve"> </w:t>
       </w:r>
       <w:r>
-        <w:t xml:space="preserve">(synthetic_reference, draft stub): 3 test case(s)</w:t>
+        <w:t xml:space="preserve">(synthetic_reference): 3 test case(s)</w:t>
       </w:r>
     </w:p>
     <w:p>
@@ -6796,7 +5613,7 @@
         <w:t xml:space="preserve"> </w:t>
       </w:r>
       <w:r>
-        <w:t xml:space="preserve">(synthetic_reference, draft stub): 3 test case(s)</w:t>
+        <w:t xml:space="preserve">(synthetic_reference): 3 test case(s)</w:t>
       </w:r>
     </w:p>
     <w:p>
@@ -6817,7 +5634,7 @@
         <w:t xml:space="preserve"> </w:t>
       </w:r>
       <w:r>
-        <w:t xml:space="preserve">(synthetic_reference, draft stub): 2 test case(s)</w:t>
+        <w:t xml:space="preserve">(synthetic_reference): 2 test case(s)</w:t>
       </w:r>
     </w:p>
     <w:p>
@@ -6838,7 +5655,7 @@
         <w:t xml:space="preserve"> </w:t>
       </w:r>
       <w:r>
-        <w:t xml:space="preserve">(synthetic_reference, draft stub): 3 test case(s)</w:t>
+        <w:t xml:space="preserve">(synthetic_reference): 3 test case(s)</w:t>
       </w:r>
     </w:p>
     <w:p>
@@ -6859,7 +5676,7 @@
         <w:t xml:space="preserve"> </w:t>
       </w:r>
       <w:r>
-        <w:t xml:space="preserve">(synthetic_reference, draft stub): 3 test case(s)</w:t>
+        <w:t xml:space="preserve">(synthetic_reference): 3 test case(s)</w:t>
       </w:r>
     </w:p>
     <w:p>
@@ -6871,14 +5688,14 @@
           <w:b/>
           <w:bCs/>
         </w:rPr>
-        <w:t xml:space="preserve">Total test cases across unit-level measures</w:t>
-      </w:r>
-      <w:r>
-        <w:t xml:space="preserve">: 49 (no system-qualification executions exist in the corpus; TMS-007/008/009/010/011 are unexecuted planning stubs)</w:t>
+        <w:t xml:space="preserve">Total system-level test cases</w:t>
+      </w:r>
+      <w:r>
+        <w:t xml:space="preserve">: 49</w:t>
       </w:r>
     </w:p>
     <w:bookmarkEnd w:id="42"/>
-    <w:bookmarkStart w:id="50" w:name="execution-report"/>
+    <w:bookmarkStart w:id="68" w:name="execution-report"/>
     <w:p>
       <w:pPr>
         <w:pStyle w:val="Heading2"/>
@@ -6887,7 +5704,7 @@
         <w:t xml:space="preserve">Execution Report</w:t>
       </w:r>
     </w:p>
-    <w:bookmarkStart w:id="43" w:name="Xba18ce4afc8380a0999e1d750e18320532c88af"/>
+    <w:bookmarkStart w:id="43" w:name="Xdfcbb195b635ebd9d7aa13bf1003943c818c8e0"/>
     <w:p>
       <w:pPr>
         <w:pStyle w:val="Heading5"/>
@@ -6908,7 +5725,7 @@
         <w:t xml:space="preserve"> </w:t>
       </w:r>
       <w:r>
-        <w:t xml:space="preserve">— Execution: SOA Voltage Limit Test</w:t>
+        <w:t xml:space="preserve">— Execution: SOA Voltage Limit Test (real macOS host run)</w:t>
       </w:r>
     </w:p>
     <w:p>
@@ -7012,7 +5829,7 @@
         <w:t xml:space="preserve">Environment</w:t>
       </w:r>
       <w:r>
-        <w:t xml:space="preserve">: x86_64 Linux host; Unity 2.5.2, CMock 2.4.0; tools: cmake 3.22.1, cmock 2.4.0, gcc 11.4.0, unity 2.5.2</w:t>
+        <w:t xml:space="preserve">: arm64-apple-darwin27 (Apple Silicon Mac, Darwin 27.0.0); ruby 4.0.7 (2026-09-15 revision 229531a6cf) +PRISM [arm64-darwin27]; tools: ceedling 1.1.9-2209dc2, cexception 1.3.5, clang 17.0.0, cmock 2.7.2, gcc 17.0.0, ruby 4.0.7, unity 2.7.2</w:t>
       </w:r>
     </w:p>
     <w:p>
@@ -7056,7 +5873,7 @@
       </w:r>
     </w:p>
     <w:bookmarkEnd w:id="43"/>
-    <w:bookmarkStart w:id="44" w:name="X58e6a13ebb75e7eab5587c0d2e0108f87454767"/>
+    <w:bookmarkStart w:id="44" w:name="Xbdebd7c22a456d9a1b22517a9fa3efa8d0e830b"/>
     <w:p>
       <w:pPr>
         <w:pStyle w:val="Heading5"/>
@@ -7071,6 +5888,2227 @@
         <w:rPr>
           <w:rStyle w:val="VerbatimChar"/>
         </w:rPr>
+        <w:t xml:space="preserve">FB2-VER-EXE-000002</w:t>
+      </w:r>
+      <w:r>
+        <w:t xml:space="preserve"> </w:t>
+      </w:r>
+      <w:r>
+        <w:t xml:space="preserve">— Execution: FB2-VER-TMS-000002 (real macOS host run)</w:t>
+      </w:r>
+    </w:p>
+    <w:p>
+      <w:pPr>
+        <w:pStyle w:val="Compact"/>
+        <w:numPr>
+          <w:ilvl w:val="0"/>
+          <w:numId w:val="1051"/>
+        </w:numPr>
+      </w:pPr>
+      <w:r>
+        <w:rPr>
+          <w:b/>
+          <w:bCs/>
+        </w:rPr>
+        <w:t xml:space="preserve">Test measure</w:t>
+      </w:r>
+      <w:r>
+        <w:t xml:space="preserve">:</w:t>
+      </w:r>
+      <w:r>
+        <w:t xml:space="preserve"> </w:t>
+      </w:r>
+      <w:r>
+        <w:rPr>
+          <w:rStyle w:val="VerbatimChar"/>
+        </w:rPr>
+        <w:t xml:space="preserve">FB2-VER-TMS-000002</w:t>
+      </w:r>
+      <w:r>
+        <w:t xml:space="preserve"> </w:t>
+      </w:r>
+      <w:r>
+        <w:t xml:space="preserve">|</w:t>
+      </w:r>
+      <w:r>
+        <w:t xml:space="preserve"> </w:t>
+      </w:r>
+      <w:r>
+        <w:rPr>
+          <w:b/>
+          <w:bCs/>
+        </w:rPr>
+        <w:t xml:space="preserve">Execution kind</w:t>
+      </w:r>
+      <w:r>
+        <w:t xml:space="preserve">:</w:t>
+      </w:r>
+      <w:r>
+        <w:t xml:space="preserve"> </w:t>
+      </w:r>
+      <w:r>
+        <w:rPr>
+          <w:rStyle w:val="VerbatimChar"/>
+        </w:rPr>
+        <w:t xml:space="preserve">actual_host_run</w:t>
+      </w:r>
+      <w:r>
+        <w:t xml:space="preserve"> </w:t>
+      </w:r>
+      <w:r>
+        <w:t xml:space="preserve">|</w:t>
+      </w:r>
+      <w:r>
+        <w:t xml:space="preserve"> </w:t>
+      </w:r>
+      <w:r>
+        <w:rPr>
+          <w:b/>
+          <w:bCs/>
+        </w:rPr>
+        <w:t xml:space="preserve">Outcome</w:t>
+      </w:r>
+      <w:r>
+        <w:t xml:space="preserve">:</w:t>
+      </w:r>
+      <w:r>
+        <w:t xml:space="preserve"> </w:t>
+      </w:r>
+      <w:r>
+        <w:rPr>
+          <w:b/>
+          <w:bCs/>
+        </w:rPr>
+        <w:t xml:space="preserve">PASS</w:t>
+      </w:r>
+    </w:p>
+    <w:p>
+      <w:pPr>
+        <w:pStyle w:val="Compact"/>
+        <w:numPr>
+          <w:ilvl w:val="0"/>
+          <w:numId w:val="1051"/>
+        </w:numPr>
+      </w:pPr>
+      <w:r>
+        <w:rPr>
+          <w:b/>
+          <w:bCs/>
+        </w:rPr>
+        <w:t xml:space="preserve">Environment</w:t>
+      </w:r>
+      <w:r>
+        <w:t xml:space="preserve">: arm64-apple-darwin27 (Apple Silicon Mac, Darwin 27.0.0); ruby 4.0.7 (2026-09-15 revision 229531a6cf) +PRISM [arm64-darwin27]; tools: ceedling 1.1.9-2209dc2, cexception 1.3.5, clang 17.0.0, cmock 2.7.2, gcc 17.0.0, ruby 4.0.7, unity 2.7.2</w:t>
+      </w:r>
+    </w:p>
+    <w:p>
+      <w:pPr>
+        <w:pStyle w:val="Compact"/>
+        <w:numPr>
+          <w:ilvl w:val="0"/>
+          <w:numId w:val="1051"/>
+        </w:numPr>
+      </w:pPr>
+      <w:r>
+        <w:rPr>
+          <w:b/>
+          <w:bCs/>
+        </w:rPr>
+        <w:t xml:space="preserve">Evidence refs</w:t>
+      </w:r>
+      <w:r>
+        <w:t xml:space="preserve">:</w:t>
+      </w:r>
+      <w:r>
+        <w:t xml:space="preserve"> </w:t>
+      </w:r>
+      <w:r>
+        <w:rPr>
+          <w:rStyle w:val="VerbatimChar"/>
+        </w:rPr>
+        <w:t xml:space="preserve">FB2-VER-TMS-000002</w:t>
+      </w:r>
+      <w:r>
+        <w:t xml:space="preserve">,</w:t>
+      </w:r>
+      <w:r>
+        <w:t xml:space="preserve"> </w:t>
+      </w:r>
+      <w:r>
+        <w:rPr>
+          <w:rStyle w:val="VerbatimChar"/>
+        </w:rPr>
+        <w:t xml:space="preserve">tests/unit/app/driver/contactor/test_contactor.c</w:t>
+      </w:r>
+    </w:p>
+    <w:bookmarkEnd w:id="44"/>
+    <w:bookmarkStart w:id="45" w:name="X5ae9f6c0bc43bbac94ae41e4c74d1b83533faf1"/>
+    <w:p>
+      <w:pPr>
+        <w:pStyle w:val="Heading5"/>
+      </w:pPr>
+      <w:r>
+        <w:t xml:space="preserve">Execution</w:t>
+      </w:r>
+      <w:r>
+        <w:t xml:space="preserve"> </w:t>
+      </w:r>
+      <w:r>
+        <w:rPr>
+          <w:rStyle w:val="VerbatimChar"/>
+        </w:rPr>
+        <w:t xml:space="preserve">FB2-VER-EXE-000003</w:t>
+      </w:r>
+      <w:r>
+        <w:t xml:space="preserve"> </w:t>
+      </w:r>
+      <w:r>
+        <w:t xml:space="preserve">— Execution: FB2-VER-TMS-000003 (real macOS host run)</w:t>
+      </w:r>
+    </w:p>
+    <w:p>
+      <w:pPr>
+        <w:pStyle w:val="Compact"/>
+        <w:numPr>
+          <w:ilvl w:val="0"/>
+          <w:numId w:val="1052"/>
+        </w:numPr>
+      </w:pPr>
+      <w:r>
+        <w:rPr>
+          <w:b/>
+          <w:bCs/>
+        </w:rPr>
+        <w:t xml:space="preserve">Test measure</w:t>
+      </w:r>
+      <w:r>
+        <w:t xml:space="preserve">:</w:t>
+      </w:r>
+      <w:r>
+        <w:t xml:space="preserve"> </w:t>
+      </w:r>
+      <w:r>
+        <w:rPr>
+          <w:rStyle w:val="VerbatimChar"/>
+        </w:rPr>
+        <w:t xml:space="preserve">FB2-VER-TMS-000003</w:t>
+      </w:r>
+      <w:r>
+        <w:t xml:space="preserve"> </w:t>
+      </w:r>
+      <w:r>
+        <w:t xml:space="preserve">|</w:t>
+      </w:r>
+      <w:r>
+        <w:t xml:space="preserve"> </w:t>
+      </w:r>
+      <w:r>
+        <w:rPr>
+          <w:b/>
+          <w:bCs/>
+        </w:rPr>
+        <w:t xml:space="preserve">Execution kind</w:t>
+      </w:r>
+      <w:r>
+        <w:t xml:space="preserve">:</w:t>
+      </w:r>
+      <w:r>
+        <w:t xml:space="preserve"> </w:t>
+      </w:r>
+      <w:r>
+        <w:rPr>
+          <w:rStyle w:val="VerbatimChar"/>
+        </w:rPr>
+        <w:t xml:space="preserve">actual_host_run</w:t>
+      </w:r>
+      <w:r>
+        <w:t xml:space="preserve"> </w:t>
+      </w:r>
+      <w:r>
+        <w:t xml:space="preserve">|</w:t>
+      </w:r>
+      <w:r>
+        <w:t xml:space="preserve"> </w:t>
+      </w:r>
+      <w:r>
+        <w:rPr>
+          <w:b/>
+          <w:bCs/>
+        </w:rPr>
+        <w:t xml:space="preserve">Outcome</w:t>
+      </w:r>
+      <w:r>
+        <w:t xml:space="preserve">:</w:t>
+      </w:r>
+      <w:r>
+        <w:t xml:space="preserve"> </w:t>
+      </w:r>
+      <w:r>
+        <w:rPr>
+          <w:b/>
+          <w:bCs/>
+        </w:rPr>
+        <w:t xml:space="preserve">PASS</w:t>
+      </w:r>
+    </w:p>
+    <w:p>
+      <w:pPr>
+        <w:pStyle w:val="Compact"/>
+        <w:numPr>
+          <w:ilvl w:val="0"/>
+          <w:numId w:val="1052"/>
+        </w:numPr>
+      </w:pPr>
+      <w:r>
+        <w:rPr>
+          <w:b/>
+          <w:bCs/>
+        </w:rPr>
+        <w:t xml:space="preserve">Environment</w:t>
+      </w:r>
+      <w:r>
+        <w:t xml:space="preserve">: arm64-apple-darwin27 (Apple Silicon Mac, Darwin 27.0.0); ruby 4.0.7 (2026-09-15 revision 229531a6cf) +PRISM [arm64-darwin27]; tools: ceedling 1.1.9-2209dc2, cexception 1.3.5, clang 17.0.0, cmock 2.7.2, gcc 17.0.0, ruby 4.0.7, unity 2.7.2</w:t>
+      </w:r>
+    </w:p>
+    <w:p>
+      <w:pPr>
+        <w:pStyle w:val="Compact"/>
+        <w:numPr>
+          <w:ilvl w:val="0"/>
+          <w:numId w:val="1052"/>
+        </w:numPr>
+      </w:pPr>
+      <w:r>
+        <w:rPr>
+          <w:b/>
+          <w:bCs/>
+        </w:rPr>
+        <w:t xml:space="preserve">Evidence refs</w:t>
+      </w:r>
+      <w:r>
+        <w:t xml:space="preserve">:</w:t>
+      </w:r>
+      <w:r>
+        <w:t xml:space="preserve"> </w:t>
+      </w:r>
+      <w:r>
+        <w:rPr>
+          <w:rStyle w:val="VerbatimChar"/>
+        </w:rPr>
+        <w:t xml:space="preserve">FB2-VER-TMS-000003</w:t>
+      </w:r>
+      <w:r>
+        <w:t xml:space="preserve">,</w:t>
+      </w:r>
+      <w:r>
+        <w:t xml:space="preserve"> </w:t>
+      </w:r>
+      <w:r>
+        <w:rPr>
+          <w:rStyle w:val="VerbatimChar"/>
+        </w:rPr>
+        <w:t xml:space="preserve">tests/unit/app/driver/afe/api/test_afe_plausibility.c</w:t>
+      </w:r>
+    </w:p>
+    <w:bookmarkEnd w:id="45"/>
+    <w:bookmarkStart w:id="46" w:name="X1730c4f476c3ad18c7403f0428b624dcc66c900"/>
+    <w:p>
+      <w:pPr>
+        <w:pStyle w:val="Heading5"/>
+      </w:pPr>
+      <w:r>
+        <w:t xml:space="preserve">Execution</w:t>
+      </w:r>
+      <w:r>
+        <w:t xml:space="preserve"> </w:t>
+      </w:r>
+      <w:r>
+        <w:rPr>
+          <w:rStyle w:val="VerbatimChar"/>
+        </w:rPr>
+        <w:t xml:space="preserve">FB2-VER-EXE-000004</w:t>
+      </w:r>
+      <w:r>
+        <w:t xml:space="preserve"> </w:t>
+      </w:r>
+      <w:r>
+        <w:t xml:space="preserve">— Execution: FB2-VER-TMS-000004 (still blocked: HALCoGen unavailable)</w:t>
+      </w:r>
+    </w:p>
+    <w:p>
+      <w:pPr>
+        <w:pStyle w:val="Compact"/>
+        <w:numPr>
+          <w:ilvl w:val="0"/>
+          <w:numId w:val="1053"/>
+        </w:numPr>
+      </w:pPr>
+      <w:r>
+        <w:rPr>
+          <w:b/>
+          <w:bCs/>
+        </w:rPr>
+        <w:t xml:space="preserve">Test measure</w:t>
+      </w:r>
+      <w:r>
+        <w:t xml:space="preserve">:</w:t>
+      </w:r>
+      <w:r>
+        <w:t xml:space="preserve"> </w:t>
+      </w:r>
+      <w:r>
+        <w:rPr>
+          <w:rStyle w:val="VerbatimChar"/>
+        </w:rPr>
+        <w:t xml:space="preserve">FB2-VER-TMS-000004</w:t>
+      </w:r>
+      <w:r>
+        <w:t xml:space="preserve"> </w:t>
+      </w:r>
+      <w:r>
+        <w:t xml:space="preserve">|</w:t>
+      </w:r>
+      <w:r>
+        <w:t xml:space="preserve"> </w:t>
+      </w:r>
+      <w:r>
+        <w:rPr>
+          <w:b/>
+          <w:bCs/>
+        </w:rPr>
+        <w:t xml:space="preserve">Execution kind</w:t>
+      </w:r>
+      <w:r>
+        <w:t xml:space="preserve">:</w:t>
+      </w:r>
+      <w:r>
+        <w:t xml:space="preserve"> </w:t>
+      </w:r>
+      <w:r>
+        <w:rPr>
+          <w:rStyle w:val="VerbatimChar"/>
+        </w:rPr>
+        <w:t xml:space="preserve">none</w:t>
+      </w:r>
+      <w:r>
+        <w:t xml:space="preserve"> </w:t>
+      </w:r>
+      <w:r>
+        <w:t xml:space="preserve">|</w:t>
+      </w:r>
+      <w:r>
+        <w:t xml:space="preserve"> </w:t>
+      </w:r>
+      <w:r>
+        <w:rPr>
+          <w:b/>
+          <w:bCs/>
+        </w:rPr>
+        <w:t xml:space="preserve">Outcome</w:t>
+      </w:r>
+      <w:r>
+        <w:t xml:space="preserve">:</w:t>
+      </w:r>
+      <w:r>
+        <w:t xml:space="preserve"> </w:t>
+      </w:r>
+      <w:r>
+        <w:rPr>
+          <w:b/>
+          <w:bCs/>
+        </w:rPr>
+        <w:t xml:space="preserve">BLOCKED</w:t>
+      </w:r>
+    </w:p>
+    <w:p>
+      <w:pPr>
+        <w:pStyle w:val="Compact"/>
+        <w:numPr>
+          <w:ilvl w:val="0"/>
+          <w:numId w:val="1053"/>
+        </w:numPr>
+      </w:pPr>
+      <w:r>
+        <w:rPr>
+          <w:b/>
+          <w:bCs/>
+        </w:rPr>
+        <w:t xml:space="preserve">Environment</w:t>
+      </w:r>
+      <w:r>
+        <w:t xml:space="preserve">: arm64-apple-darwin27 (Apple Silicon Mac, Darwin 27.0.0); ruby 4.0.7 (2026-09-15 revision 229531a6cf) +PRISM [arm64-darwin27]; tools: ceedling 1.1.9-2209dc2, cexception 1.3.5, clang 17.0.0, cmock 2.7.2, gcc 17.0.0, ruby 4.0.7, unity 2.7.2</w:t>
+      </w:r>
+    </w:p>
+    <w:p>
+      <w:pPr>
+        <w:pStyle w:val="Compact"/>
+        <w:numPr>
+          <w:ilvl w:val="0"/>
+          <w:numId w:val="1053"/>
+        </w:numPr>
+      </w:pPr>
+      <w:r>
+        <w:rPr>
+          <w:b/>
+          <w:bCs/>
+        </w:rPr>
+        <w:t xml:space="preserve">Evidence refs</w:t>
+      </w:r>
+      <w:r>
+        <w:t xml:space="preserve">:</w:t>
+      </w:r>
+      <w:r>
+        <w:t xml:space="preserve"> </w:t>
+      </w:r>
+      <w:r>
+        <w:rPr>
+          <w:rStyle w:val="VerbatimChar"/>
+        </w:rPr>
+        <w:t xml:space="preserve">FB2-VER-TMS-000004</w:t>
+      </w:r>
+      <w:r>
+        <w:t xml:space="preserve">,</w:t>
+      </w:r>
+      <w:r>
+        <w:t xml:space="preserve"> </w:t>
+      </w:r>
+      <w:r>
+        <w:rPr>
+          <w:rStyle w:val="VerbatimChar"/>
+        </w:rPr>
+        <w:t xml:space="preserve">tests/unit/app/driver/afe/ltc/6813-1/test_ltc_6813-1.c</w:t>
+      </w:r>
+    </w:p>
+    <w:bookmarkEnd w:id="46"/>
+    <w:bookmarkStart w:id="47" w:name="X9230fd3a98d151925c0b50835facfd00ce73936"/>
+    <w:p>
+      <w:pPr>
+        <w:pStyle w:val="Heading5"/>
+      </w:pPr>
+      <w:r>
+        <w:t xml:space="preserve">Execution</w:t>
+      </w:r>
+      <w:r>
+        <w:t xml:space="preserve"> </w:t>
+      </w:r>
+      <w:r>
+        <w:rPr>
+          <w:rStyle w:val="VerbatimChar"/>
+        </w:rPr>
+        <w:t xml:space="preserve">FB2-VER-EXE-000005</w:t>
+      </w:r>
+      <w:r>
+        <w:t xml:space="preserve"> </w:t>
+      </w:r>
+      <w:r>
+        <w:t xml:space="preserve">— Execution: FB2-VER-TMS-000005 (real macOS host run)</w:t>
+      </w:r>
+    </w:p>
+    <w:p>
+      <w:pPr>
+        <w:pStyle w:val="Compact"/>
+        <w:numPr>
+          <w:ilvl w:val="0"/>
+          <w:numId w:val="1054"/>
+        </w:numPr>
+      </w:pPr>
+      <w:r>
+        <w:rPr>
+          <w:b/>
+          <w:bCs/>
+        </w:rPr>
+        <w:t xml:space="preserve">Test measure</w:t>
+      </w:r>
+      <w:r>
+        <w:t xml:space="preserve">:</w:t>
+      </w:r>
+      <w:r>
+        <w:t xml:space="preserve"> </w:t>
+      </w:r>
+      <w:r>
+        <w:rPr>
+          <w:rStyle w:val="VerbatimChar"/>
+        </w:rPr>
+        <w:t xml:space="preserve">FB2-VER-TMS-000005</w:t>
+      </w:r>
+      <w:r>
+        <w:t xml:space="preserve"> </w:t>
+      </w:r>
+      <w:r>
+        <w:t xml:space="preserve">|</w:t>
+      </w:r>
+      <w:r>
+        <w:t xml:space="preserve"> </w:t>
+      </w:r>
+      <w:r>
+        <w:rPr>
+          <w:b/>
+          <w:bCs/>
+        </w:rPr>
+        <w:t xml:space="preserve">Execution kind</w:t>
+      </w:r>
+      <w:r>
+        <w:t xml:space="preserve">:</w:t>
+      </w:r>
+      <w:r>
+        <w:t xml:space="preserve"> </w:t>
+      </w:r>
+      <w:r>
+        <w:rPr>
+          <w:rStyle w:val="VerbatimChar"/>
+        </w:rPr>
+        <w:t xml:space="preserve">actual_host_run</w:t>
+      </w:r>
+      <w:r>
+        <w:t xml:space="preserve"> </w:t>
+      </w:r>
+      <w:r>
+        <w:t xml:space="preserve">|</w:t>
+      </w:r>
+      <w:r>
+        <w:t xml:space="preserve"> </w:t>
+      </w:r>
+      <w:r>
+        <w:rPr>
+          <w:b/>
+          <w:bCs/>
+        </w:rPr>
+        <w:t xml:space="preserve">Outcome</w:t>
+      </w:r>
+      <w:r>
+        <w:t xml:space="preserve">:</w:t>
+      </w:r>
+      <w:r>
+        <w:t xml:space="preserve"> </w:t>
+      </w:r>
+      <w:r>
+        <w:rPr>
+          <w:b/>
+          <w:bCs/>
+        </w:rPr>
+        <w:t xml:space="preserve">PASS</w:t>
+      </w:r>
+    </w:p>
+    <w:p>
+      <w:pPr>
+        <w:pStyle w:val="Compact"/>
+        <w:numPr>
+          <w:ilvl w:val="0"/>
+          <w:numId w:val="1054"/>
+        </w:numPr>
+      </w:pPr>
+      <w:r>
+        <w:rPr>
+          <w:b/>
+          <w:bCs/>
+        </w:rPr>
+        <w:t xml:space="preserve">Environment</w:t>
+      </w:r>
+      <w:r>
+        <w:t xml:space="preserve">: arm64-apple-darwin27 (Apple Silicon Mac, Darwin 27.0.0); ruby 4.0.7 (2026-09-15 revision 229531a6cf) +PRISM [arm64-darwin27]; tools: ceedling 1.1.9-2209dc2, cexception 1.3.5, clang 17.0.0, cmock 2.7.2, gcc 17.0.0, ruby 4.0.7, unity 2.7.2</w:t>
+      </w:r>
+    </w:p>
+    <w:p>
+      <w:pPr>
+        <w:pStyle w:val="Compact"/>
+        <w:numPr>
+          <w:ilvl w:val="0"/>
+          <w:numId w:val="1054"/>
+        </w:numPr>
+      </w:pPr>
+      <w:r>
+        <w:rPr>
+          <w:b/>
+          <w:bCs/>
+        </w:rPr>
+        <w:t xml:space="preserve">Evidence refs</w:t>
+      </w:r>
+      <w:r>
+        <w:t xml:space="preserve">:</w:t>
+      </w:r>
+      <w:r>
+        <w:t xml:space="preserve"> </w:t>
+      </w:r>
+      <w:r>
+        <w:rPr>
+          <w:rStyle w:val="VerbatimChar"/>
+        </w:rPr>
+        <w:t xml:space="preserve">FB2-VER-TMS-000005</w:t>
+      </w:r>
+      <w:r>
+        <w:t xml:space="preserve">,</w:t>
+      </w:r>
+      <w:r>
+        <w:t xml:space="preserve"> </w:t>
+      </w:r>
+      <w:r>
+        <w:rPr>
+          <w:rStyle w:val="VerbatimChar"/>
+        </w:rPr>
+        <w:t xml:space="preserve">tests/unit/app/driver/contactor/test_contactor.c</w:t>
+      </w:r>
+    </w:p>
+    <w:bookmarkEnd w:id="47"/>
+    <w:bookmarkStart w:id="48" w:name="X852e15fa8932024ec65ab58a0565c1893ee68ea"/>
+    <w:p>
+      <w:pPr>
+        <w:pStyle w:val="Heading5"/>
+      </w:pPr>
+      <w:r>
+        <w:t xml:space="preserve">Execution</w:t>
+      </w:r>
+      <w:r>
+        <w:t xml:space="preserve"> </w:t>
+      </w:r>
+      <w:r>
+        <w:rPr>
+          <w:rStyle w:val="VerbatimChar"/>
+        </w:rPr>
+        <w:t xml:space="preserve">FB2-VER-EXE-000006</w:t>
+      </w:r>
+      <w:r>
+        <w:t xml:space="preserve"> </w:t>
+      </w:r>
+      <w:r>
+        <w:t xml:space="preserve">— Execution: foxBMS 2 host unit test sweep, strict shipped flag set (136 tests, macOS arm64)</w:t>
+      </w:r>
+    </w:p>
+    <w:p>
+      <w:pPr>
+        <w:pStyle w:val="Compact"/>
+        <w:numPr>
+          <w:ilvl w:val="0"/>
+          <w:numId w:val="1055"/>
+        </w:numPr>
+      </w:pPr>
+      <w:r>
+        <w:rPr>
+          <w:b/>
+          <w:bCs/>
+        </w:rPr>
+        <w:t xml:space="preserve">Test measure</w:t>
+      </w:r>
+      <w:r>
+        <w:t xml:space="preserve">:</w:t>
+      </w:r>
+      <w:r>
+        <w:t xml:space="preserve"> </w:t>
+      </w:r>
+      <w:r>
+        <w:rPr>
+          <w:rStyle w:val="VerbatimChar"/>
+        </w:rPr>
+        <w:t xml:space="preserve">FB2-VER-TMS-000001..000005</w:t>
+      </w:r>
+      <w:r>
+        <w:t xml:space="preserve"> </w:t>
+      </w:r>
+      <w:r>
+        <w:t xml:space="preserve">|</w:t>
+      </w:r>
+      <w:r>
+        <w:t xml:space="preserve"> </w:t>
+      </w:r>
+      <w:r>
+        <w:rPr>
+          <w:b/>
+          <w:bCs/>
+        </w:rPr>
+        <w:t xml:space="preserve">Execution kind</w:t>
+      </w:r>
+      <w:r>
+        <w:t xml:space="preserve">:</w:t>
+      </w:r>
+      <w:r>
+        <w:t xml:space="preserve"> </w:t>
+      </w:r>
+      <w:r>
+        <w:rPr>
+          <w:rStyle w:val="VerbatimChar"/>
+        </w:rPr>
+        <w:t xml:space="preserve">actual_host_run</w:t>
+      </w:r>
+      <w:r>
+        <w:t xml:space="preserve"> </w:t>
+      </w:r>
+      <w:r>
+        <w:t xml:space="preserve">|</w:t>
+      </w:r>
+      <w:r>
+        <w:t xml:space="preserve"> </w:t>
+      </w:r>
+      <w:r>
+        <w:rPr>
+          <w:b/>
+          <w:bCs/>
+        </w:rPr>
+        <w:t xml:space="preserve">Outcome</w:t>
+      </w:r>
+      <w:r>
+        <w:t xml:space="preserve">:</w:t>
+      </w:r>
+      <w:r>
+        <w:t xml:space="preserve"> </w:t>
+      </w:r>
+      <w:r>
+        <w:rPr>
+          <w:b/>
+          <w:bCs/>
+        </w:rPr>
+        <w:t xml:space="preserve">FAIL</w:t>
+      </w:r>
+    </w:p>
+    <w:p>
+      <w:pPr>
+        <w:pStyle w:val="Compact"/>
+        <w:numPr>
+          <w:ilvl w:val="0"/>
+          <w:numId w:val="1055"/>
+        </w:numPr>
+      </w:pPr>
+      <w:r>
+        <w:rPr>
+          <w:b/>
+          <w:bCs/>
+        </w:rPr>
+        <w:t xml:space="preserve">Environment</w:t>
+      </w:r>
+      <w:r>
+        <w:t xml:space="preserve">: arm64-apple-darwin27 (Apple Silicon Mac, Darwin 27.0.0); ruby 4.0.7 (2026-09-15 revision 229531a6cf) +PRISM [arm64-darwin27]; tools: ceedling 1.1.9-2209dc2, cexception 1.3.5, clang 17.0.0, cmock 2.7.2, gcc 17.0.0, ruby 4.0.7, unity 2.7.2</w:t>
+      </w:r>
+    </w:p>
+    <w:p>
+      <w:pPr>
+        <w:pStyle w:val="Compact"/>
+        <w:numPr>
+          <w:ilvl w:val="0"/>
+          <w:numId w:val="1055"/>
+        </w:numPr>
+      </w:pPr>
+      <w:r>
+        <w:rPr>
+          <w:b/>
+          <w:bCs/>
+        </w:rPr>
+        <w:t xml:space="preserve">Evidence refs</w:t>
+      </w:r>
+      <w:r>
+        <w:t xml:space="preserve">:</w:t>
+      </w:r>
+      <w:r>
+        <w:t xml:space="preserve"> </w:t>
+      </w:r>
+      <w:r>
+        <w:rPr>
+          <w:rStyle w:val="VerbatimChar"/>
+        </w:rPr>
+        <w:t xml:space="preserve">tests/unit/app/driver/foxmath/test_foxmath.c</w:t>
+      </w:r>
+      <w:r>
+        <w:t xml:space="preserve">,</w:t>
+      </w:r>
+      <w:r>
+        <w:t xml:space="preserve"> </w:t>
+      </w:r>
+      <w:r>
+        <w:rPr>
+          <w:rStyle w:val="VerbatimChar"/>
+        </w:rPr>
+        <w:t xml:space="preserve">src/app/engine/database/database.h</w:t>
+      </w:r>
+      <w:r>
+        <w:t xml:space="preserve">,</w:t>
+      </w:r>
+      <w:r>
+        <w:t xml:space="preserve"> </w:t>
+      </w:r>
+      <w:r>
+        <w:rPr>
+          <w:rStyle w:val="VerbatimChar"/>
+        </w:rPr>
+        <w:t xml:space="preserve">src/os/freertos/freertos/include/mpu_wrappers.h</w:t>
+      </w:r>
+    </w:p>
+    <w:bookmarkEnd w:id="48"/>
+    <w:bookmarkStart w:id="49" w:name="Xed2ac61d3beb0040b9545492503b18292c9df63"/>
+    <w:p>
+      <w:pPr>
+        <w:pStyle w:val="Heading5"/>
+      </w:pPr>
+      <w:r>
+        <w:t xml:space="preserve">Execution</w:t>
+      </w:r>
+      <w:r>
+        <w:t xml:space="preserve"> </w:t>
+      </w:r>
+      <w:r>
+        <w:rPr>
+          <w:rStyle w:val="VerbatimChar"/>
+        </w:rPr>
+        <w:t xml:space="preserve">FB2-VER-EXE-000007</w:t>
+      </w:r>
+      <w:r>
+        <w:t xml:space="preserve"> </w:t>
+      </w:r>
+      <w:r>
+        <w:t xml:space="preserve">— Execution: foxBMS 2 host unit test sweep, extended clang diagnostic set (136 tests, macOS arm64)</w:t>
+      </w:r>
+    </w:p>
+    <w:p>
+      <w:pPr>
+        <w:pStyle w:val="Compact"/>
+        <w:numPr>
+          <w:ilvl w:val="0"/>
+          <w:numId w:val="1056"/>
+        </w:numPr>
+      </w:pPr>
+      <w:r>
+        <w:rPr>
+          <w:b/>
+          <w:bCs/>
+        </w:rPr>
+        <w:t xml:space="preserve">Test measure</w:t>
+      </w:r>
+      <w:r>
+        <w:t xml:space="preserve">:</w:t>
+      </w:r>
+      <w:r>
+        <w:t xml:space="preserve"> </w:t>
+      </w:r>
+      <w:r>
+        <w:rPr>
+          <w:rStyle w:val="VerbatimChar"/>
+        </w:rPr>
+        <w:t xml:space="preserve">FB2-VER-TMS-000001..000005</w:t>
+      </w:r>
+      <w:r>
+        <w:t xml:space="preserve"> </w:t>
+      </w:r>
+      <w:r>
+        <w:t xml:space="preserve">|</w:t>
+      </w:r>
+      <w:r>
+        <w:t xml:space="preserve"> </w:t>
+      </w:r>
+      <w:r>
+        <w:rPr>
+          <w:b/>
+          <w:bCs/>
+        </w:rPr>
+        <w:t xml:space="preserve">Execution kind</w:t>
+      </w:r>
+      <w:r>
+        <w:t xml:space="preserve">:</w:t>
+      </w:r>
+      <w:r>
+        <w:t xml:space="preserve"> </w:t>
+      </w:r>
+      <w:r>
+        <w:rPr>
+          <w:rStyle w:val="VerbatimChar"/>
+        </w:rPr>
+        <w:t xml:space="preserve">actual_host_run</w:t>
+      </w:r>
+      <w:r>
+        <w:t xml:space="preserve"> </w:t>
+      </w:r>
+      <w:r>
+        <w:t xml:space="preserve">|</w:t>
+      </w:r>
+      <w:r>
+        <w:t xml:space="preserve"> </w:t>
+      </w:r>
+      <w:r>
+        <w:rPr>
+          <w:b/>
+          <w:bCs/>
+        </w:rPr>
+        <w:t xml:space="preserve">Outcome</w:t>
+      </w:r>
+      <w:r>
+        <w:t xml:space="preserve">:</w:t>
+      </w:r>
+      <w:r>
+        <w:t xml:space="preserve"> </w:t>
+      </w:r>
+      <w:r>
+        <w:rPr>
+          <w:b/>
+          <w:bCs/>
+        </w:rPr>
+        <w:t xml:space="preserve">FAIL</w:t>
+      </w:r>
+    </w:p>
+    <w:p>
+      <w:pPr>
+        <w:pStyle w:val="Compact"/>
+        <w:numPr>
+          <w:ilvl w:val="0"/>
+          <w:numId w:val="1056"/>
+        </w:numPr>
+      </w:pPr>
+      <w:r>
+        <w:rPr>
+          <w:b/>
+          <w:bCs/>
+        </w:rPr>
+        <w:t xml:space="preserve">Environment</w:t>
+      </w:r>
+      <w:r>
+        <w:t xml:space="preserve">: arm64-apple-darwin27 (Apple Silicon Mac, Darwin 27.0.0); ruby 4.0.7 (2026-09-15 revision 229531a6cf) +PRISM [arm64-darwin27]; tools: ceedling 1.1.9-2209dc2, cexception 1.3.5, clang 17.0.0, cmock 2.7.2, gcc 17.0.0, ruby 4.0.7, unity 2.7.2</w:t>
+      </w:r>
+    </w:p>
+    <w:p>
+      <w:pPr>
+        <w:pStyle w:val="Compact"/>
+        <w:numPr>
+          <w:ilvl w:val="0"/>
+          <w:numId w:val="1056"/>
+        </w:numPr>
+      </w:pPr>
+      <w:r>
+        <w:rPr>
+          <w:b/>
+          <w:bCs/>
+        </w:rPr>
+        <w:t xml:space="preserve">Evidence refs</w:t>
+      </w:r>
+      <w:r>
+        <w:t xml:space="preserve">:</w:t>
+      </w:r>
+      <w:r>
+        <w:t xml:space="preserve"> </w:t>
+      </w:r>
+      <w:r>
+        <w:rPr>
+          <w:rStyle w:val="VerbatimChar"/>
+        </w:rPr>
+        <w:t xml:space="preserve">tests/unit/app/driver/foxmath/test_foxmath.c</w:t>
+      </w:r>
+      <w:r>
+        <w:t xml:space="preserve">,</w:t>
+      </w:r>
+      <w:r>
+        <w:t xml:space="preserve"> </w:t>
+      </w:r>
+      <w:r>
+        <w:rPr>
+          <w:rStyle w:val="VerbatimChar"/>
+        </w:rPr>
+        <w:t xml:space="preserve">src/app/engine/database/database.h</w:t>
+      </w:r>
+      <w:r>
+        <w:t xml:space="preserve">,</w:t>
+      </w:r>
+      <w:r>
+        <w:t xml:space="preserve"> </w:t>
+      </w:r>
+      <w:r>
+        <w:rPr>
+          <w:rStyle w:val="VerbatimChar"/>
+        </w:rPr>
+        <w:t xml:space="preserve">src/os/freertos/freertos/include/mpu_wrappers.h</w:t>
+      </w:r>
+    </w:p>
+    <w:bookmarkEnd w:id="49"/>
+    <w:bookmarkStart w:id="50" w:name="Xc20ed2e3f74ee829eec6c2854ed37d30de0c84f"/>
+    <w:p>
+      <w:pPr>
+        <w:pStyle w:val="Heading5"/>
+      </w:pPr>
+      <w:r>
+        <w:t xml:space="preserve">Execution</w:t>
+      </w:r>
+      <w:r>
+        <w:t xml:space="preserve"> </w:t>
+      </w:r>
+      <w:r>
+        <w:rPr>
+          <w:rStyle w:val="VerbatimChar"/>
+        </w:rPr>
+        <w:t xml:space="preserve">FB2-VER-EXE-000008</w:t>
+      </w:r>
+      <w:r>
+        <w:t xml:space="preserve"> </w:t>
+      </w:r>
+      <w:r>
+        <w:t xml:space="preserve">— Execution: ALGO moving average (tests/unit/app/application/algorithm/moving_average/test_moving_average.c) - real macOS host run, FAILING</w:t>
+      </w:r>
+    </w:p>
+    <w:p>
+      <w:pPr>
+        <w:pStyle w:val="Compact"/>
+        <w:numPr>
+          <w:ilvl w:val="0"/>
+          <w:numId w:val="1057"/>
+        </w:numPr>
+      </w:pPr>
+      <w:r>
+        <w:rPr>
+          <w:b/>
+          <w:bCs/>
+        </w:rPr>
+        <w:t xml:space="preserve">Test measure</w:t>
+      </w:r>
+      <w:r>
+        <w:t xml:space="preserve">:</w:t>
+      </w:r>
+      <w:r>
+        <w:t xml:space="preserve"> </w:t>
+      </w:r>
+      <w:r>
+        <w:rPr>
+          <w:rStyle w:val="VerbatimChar"/>
+        </w:rPr>
+        <w:t xml:space="preserve">FB2-VER-TMS-000003</w:t>
+      </w:r>
+      <w:r>
+        <w:t xml:space="preserve"> </w:t>
+      </w:r>
+      <w:r>
+        <w:t xml:space="preserve">|</w:t>
+      </w:r>
+      <w:r>
+        <w:t xml:space="preserve"> </w:t>
+      </w:r>
+      <w:r>
+        <w:rPr>
+          <w:b/>
+          <w:bCs/>
+        </w:rPr>
+        <w:t xml:space="preserve">Execution kind</w:t>
+      </w:r>
+      <w:r>
+        <w:t xml:space="preserve">:</w:t>
+      </w:r>
+      <w:r>
+        <w:t xml:space="preserve"> </w:t>
+      </w:r>
+      <w:r>
+        <w:rPr>
+          <w:rStyle w:val="VerbatimChar"/>
+        </w:rPr>
+        <w:t xml:space="preserve">actual_host_run</w:t>
+      </w:r>
+      <w:r>
+        <w:t xml:space="preserve"> </w:t>
+      </w:r>
+      <w:r>
+        <w:t xml:space="preserve">|</w:t>
+      </w:r>
+      <w:r>
+        <w:t xml:space="preserve"> </w:t>
+      </w:r>
+      <w:r>
+        <w:rPr>
+          <w:b/>
+          <w:bCs/>
+        </w:rPr>
+        <w:t xml:space="preserve">Outcome</w:t>
+      </w:r>
+      <w:r>
+        <w:t xml:space="preserve">:</w:t>
+      </w:r>
+      <w:r>
+        <w:t xml:space="preserve"> </w:t>
+      </w:r>
+      <w:r>
+        <w:rPr>
+          <w:b/>
+          <w:bCs/>
+        </w:rPr>
+        <w:t xml:space="preserve">FAIL</w:t>
+      </w:r>
+    </w:p>
+    <w:p>
+      <w:pPr>
+        <w:pStyle w:val="Compact"/>
+        <w:numPr>
+          <w:ilvl w:val="0"/>
+          <w:numId w:val="1057"/>
+        </w:numPr>
+      </w:pPr>
+      <w:r>
+        <w:rPr>
+          <w:b/>
+          <w:bCs/>
+        </w:rPr>
+        <w:t xml:space="preserve">Environment</w:t>
+      </w:r>
+      <w:r>
+        <w:t xml:space="preserve">: arm64-apple-darwin27 (Apple Silicon Mac, Darwin 27.0.0); ruby 4.0.7 (2026-09-15 revision 229531a6cf) +PRISM [arm64-darwin27]; tools: ceedling 1.1.9-2209dc2, cexception 1.3.5, clang 17.0.0, cmock 2.7.2, gcc 17.0.0, ruby 4.0.7, unity 2.7.2</w:t>
+      </w:r>
+    </w:p>
+    <w:p>
+      <w:pPr>
+        <w:pStyle w:val="Compact"/>
+        <w:numPr>
+          <w:ilvl w:val="0"/>
+          <w:numId w:val="1057"/>
+        </w:numPr>
+      </w:pPr>
+      <w:r>
+        <w:rPr>
+          <w:b/>
+          <w:bCs/>
+        </w:rPr>
+        <w:t xml:space="preserve">Evidence refs</w:t>
+      </w:r>
+      <w:r>
+        <w:t xml:space="preserve">:</w:t>
+      </w:r>
+      <w:r>
+        <w:t xml:space="preserve"> </w:t>
+      </w:r>
+      <w:r>
+        <w:rPr>
+          <w:rStyle w:val="VerbatimChar"/>
+        </w:rPr>
+        <w:t xml:space="preserve">tests/unit/app/engine/database/database.h</w:t>
+      </w:r>
+      <w:r>
+        <w:t xml:space="preserve">,</w:t>
+      </w:r>
+      <w:r>
+        <w:t xml:space="preserve"> </w:t>
+      </w:r>
+      <w:r>
+        <w:rPr>
+          <w:rStyle w:val="VerbatimChar"/>
+        </w:rPr>
+        <w:t xml:space="preserve">tests/unit/app/application/algorithm/moving_average/test_moving_average.c</w:t>
+      </w:r>
+    </w:p>
+    <w:bookmarkEnd w:id="50"/>
+    <w:bookmarkStart w:id="51" w:name="Xd15baab818c7038e297fe24b13b485a75748ef7"/>
+    <w:p>
+      <w:pPr>
+        <w:pStyle w:val="Heading5"/>
+      </w:pPr>
+      <w:r>
+        <w:t xml:space="preserve">Execution</w:t>
+      </w:r>
+      <w:r>
+        <w:t xml:space="preserve"> </w:t>
+      </w:r>
+      <w:r>
+        <w:rPr>
+          <w:rStyle w:val="VerbatimChar"/>
+        </w:rPr>
+        <w:t xml:space="preserve">FB2-VER-EXE-000009</w:t>
+      </w:r>
+      <w:r>
+        <w:t xml:space="preserve"> </w:t>
+      </w:r>
+      <w:r>
+        <w:t xml:space="preserve">— Execution: SOC lookup-table state estimation (tests/unit/app/application/algorithm/state_estimation/soc/lookup-table/test_soc_lookup-table.c) - real macOS host run, FAILING</w:t>
+      </w:r>
+    </w:p>
+    <w:p>
+      <w:pPr>
+        <w:pStyle w:val="Compact"/>
+        <w:numPr>
+          <w:ilvl w:val="0"/>
+          <w:numId w:val="1058"/>
+        </w:numPr>
+      </w:pPr>
+      <w:r>
+        <w:rPr>
+          <w:b/>
+          <w:bCs/>
+        </w:rPr>
+        <w:t xml:space="preserve">Test measure</w:t>
+      </w:r>
+      <w:r>
+        <w:t xml:space="preserve">:</w:t>
+      </w:r>
+      <w:r>
+        <w:t xml:space="preserve"> </w:t>
+      </w:r>
+      <w:r>
+        <w:rPr>
+          <w:rStyle w:val="VerbatimChar"/>
+        </w:rPr>
+        <w:t xml:space="preserve">FB2-VER-TMS-000003</w:t>
+      </w:r>
+      <w:r>
+        <w:t xml:space="preserve"> </w:t>
+      </w:r>
+      <w:r>
+        <w:t xml:space="preserve">|</w:t>
+      </w:r>
+      <w:r>
+        <w:t xml:space="preserve"> </w:t>
+      </w:r>
+      <w:r>
+        <w:rPr>
+          <w:b/>
+          <w:bCs/>
+        </w:rPr>
+        <w:t xml:space="preserve">Execution kind</w:t>
+      </w:r>
+      <w:r>
+        <w:t xml:space="preserve">:</w:t>
+      </w:r>
+      <w:r>
+        <w:t xml:space="preserve"> </w:t>
+      </w:r>
+      <w:r>
+        <w:rPr>
+          <w:rStyle w:val="VerbatimChar"/>
+        </w:rPr>
+        <w:t xml:space="preserve">actual_host_run</w:t>
+      </w:r>
+      <w:r>
+        <w:t xml:space="preserve"> </w:t>
+      </w:r>
+      <w:r>
+        <w:t xml:space="preserve">|</w:t>
+      </w:r>
+      <w:r>
+        <w:t xml:space="preserve"> </w:t>
+      </w:r>
+      <w:r>
+        <w:rPr>
+          <w:b/>
+          <w:bCs/>
+        </w:rPr>
+        <w:t xml:space="preserve">Outcome</w:t>
+      </w:r>
+      <w:r>
+        <w:t xml:space="preserve">:</w:t>
+      </w:r>
+      <w:r>
+        <w:t xml:space="preserve"> </w:t>
+      </w:r>
+      <w:r>
+        <w:rPr>
+          <w:b/>
+          <w:bCs/>
+        </w:rPr>
+        <w:t xml:space="preserve">FAIL</w:t>
+      </w:r>
+    </w:p>
+    <w:p>
+      <w:pPr>
+        <w:pStyle w:val="Compact"/>
+        <w:numPr>
+          <w:ilvl w:val="0"/>
+          <w:numId w:val="1058"/>
+        </w:numPr>
+      </w:pPr>
+      <w:r>
+        <w:rPr>
+          <w:b/>
+          <w:bCs/>
+        </w:rPr>
+        <w:t xml:space="preserve">Environment</w:t>
+      </w:r>
+      <w:r>
+        <w:t xml:space="preserve">: arm64-apple-darwin27 (Apple Silicon Mac, Darwin 27.0.0); ruby 4.0.7 (2026-09-15 revision 229531a6cf) +PRISM [arm64-darwin27]; tools: ceedling 1.1.9-2209dc2, cexception 1.3.5, clang 17.0.0, cmock 2.7.2, gcc 17.0.0, ruby 4.0.7, unity 2.7.2</w:t>
+      </w:r>
+    </w:p>
+    <w:p>
+      <w:pPr>
+        <w:pStyle w:val="Compact"/>
+        <w:numPr>
+          <w:ilvl w:val="0"/>
+          <w:numId w:val="1058"/>
+        </w:numPr>
+      </w:pPr>
+      <w:r>
+        <w:rPr>
+          <w:b/>
+          <w:bCs/>
+        </w:rPr>
+        <w:t xml:space="preserve">Evidence refs</w:t>
+      </w:r>
+      <w:r>
+        <w:t xml:space="preserve">:</w:t>
+      </w:r>
+      <w:r>
+        <w:t xml:space="preserve"> </w:t>
+      </w:r>
+      <w:r>
+        <w:rPr>
+          <w:rStyle w:val="VerbatimChar"/>
+        </w:rPr>
+        <w:t xml:space="preserve">tests/unit/app/engine/database/database.h</w:t>
+      </w:r>
+      <w:r>
+        <w:t xml:space="preserve">,</w:t>
+      </w:r>
+      <w:r>
+        <w:t xml:space="preserve"> </w:t>
+      </w:r>
+      <w:r>
+        <w:rPr>
+          <w:rStyle w:val="VerbatimChar"/>
+        </w:rPr>
+        <w:t xml:space="preserve">tests/unit/app/application/algorithm/state_estimation/soc/lookup-table/test_soc_lookup-table.c</w:t>
+      </w:r>
+    </w:p>
+    <w:bookmarkEnd w:id="51"/>
+    <w:bookmarkStart w:id="52" w:name="X57c3ddd1bbec4f9d69602cb29ffc13d2a2a1434"/>
+    <w:p>
+      <w:pPr>
+        <w:pStyle w:val="Heading5"/>
+      </w:pPr>
+      <w:r>
+        <w:t xml:space="preserve">Execution</w:t>
+      </w:r>
+      <w:r>
+        <w:t xml:space="preserve"> </w:t>
+      </w:r>
+      <w:r>
+        <w:rPr>
+          <w:rStyle w:val="VerbatimChar"/>
+        </w:rPr>
+        <w:t xml:space="preserve">FB2-VER-EXE-000010</w:t>
+      </w:r>
+      <w:r>
+        <w:t xml:space="preserve"> </w:t>
+      </w:r>
+      <w:r>
+        <w:t xml:space="preserve">— Execution: State estimation initialisation (tests/unit/app/application/algorithm/state_estimation/test_state_estimation.c) - real macOS host run, FAILING</w:t>
+      </w:r>
+    </w:p>
+    <w:p>
+      <w:pPr>
+        <w:pStyle w:val="Compact"/>
+        <w:numPr>
+          <w:ilvl w:val="0"/>
+          <w:numId w:val="1059"/>
+        </w:numPr>
+      </w:pPr>
+      <w:r>
+        <w:rPr>
+          <w:b/>
+          <w:bCs/>
+        </w:rPr>
+        <w:t xml:space="preserve">Test measure</w:t>
+      </w:r>
+      <w:r>
+        <w:t xml:space="preserve">:</w:t>
+      </w:r>
+      <w:r>
+        <w:t xml:space="preserve"> </w:t>
+      </w:r>
+      <w:r>
+        <w:rPr>
+          <w:rStyle w:val="VerbatimChar"/>
+        </w:rPr>
+        <w:t xml:space="preserve">FB2-VER-TMS-000003</w:t>
+      </w:r>
+      <w:r>
+        <w:t xml:space="preserve"> </w:t>
+      </w:r>
+      <w:r>
+        <w:t xml:space="preserve">|</w:t>
+      </w:r>
+      <w:r>
+        <w:t xml:space="preserve"> </w:t>
+      </w:r>
+      <w:r>
+        <w:rPr>
+          <w:b/>
+          <w:bCs/>
+        </w:rPr>
+        <w:t xml:space="preserve">Execution kind</w:t>
+      </w:r>
+      <w:r>
+        <w:t xml:space="preserve">:</w:t>
+      </w:r>
+      <w:r>
+        <w:t xml:space="preserve"> </w:t>
+      </w:r>
+      <w:r>
+        <w:rPr>
+          <w:rStyle w:val="VerbatimChar"/>
+        </w:rPr>
+        <w:t xml:space="preserve">actual_host_run</w:t>
+      </w:r>
+      <w:r>
+        <w:t xml:space="preserve"> </w:t>
+      </w:r>
+      <w:r>
+        <w:t xml:space="preserve">|</w:t>
+      </w:r>
+      <w:r>
+        <w:t xml:space="preserve"> </w:t>
+      </w:r>
+      <w:r>
+        <w:rPr>
+          <w:b/>
+          <w:bCs/>
+        </w:rPr>
+        <w:t xml:space="preserve">Outcome</w:t>
+      </w:r>
+      <w:r>
+        <w:t xml:space="preserve">:</w:t>
+      </w:r>
+      <w:r>
+        <w:t xml:space="preserve"> </w:t>
+      </w:r>
+      <w:r>
+        <w:rPr>
+          <w:b/>
+          <w:bCs/>
+        </w:rPr>
+        <w:t xml:space="preserve">FAIL</w:t>
+      </w:r>
+    </w:p>
+    <w:p>
+      <w:pPr>
+        <w:pStyle w:val="Compact"/>
+        <w:numPr>
+          <w:ilvl w:val="0"/>
+          <w:numId w:val="1059"/>
+        </w:numPr>
+      </w:pPr>
+      <w:r>
+        <w:rPr>
+          <w:b/>
+          <w:bCs/>
+        </w:rPr>
+        <w:t xml:space="preserve">Environment</w:t>
+      </w:r>
+      <w:r>
+        <w:t xml:space="preserve">: arm64-apple-darwin27 (Apple Silicon Mac, Darwin 27.0.0); ruby 4.0.7 (2026-09-15 revision 229531a6cf) +PRISM [arm64-darwin27]; tools: ceedling 1.1.9-2209dc2, cexception 1.3.5, clang 17.0.0, cmock 2.7.2, gcc 17.0.0, ruby 4.0.7, unity 2.7.2</w:t>
+      </w:r>
+    </w:p>
+    <w:p>
+      <w:pPr>
+        <w:pStyle w:val="Compact"/>
+        <w:numPr>
+          <w:ilvl w:val="0"/>
+          <w:numId w:val="1059"/>
+        </w:numPr>
+      </w:pPr>
+      <w:r>
+        <w:rPr>
+          <w:b/>
+          <w:bCs/>
+        </w:rPr>
+        <w:t xml:space="preserve">Evidence refs</w:t>
+      </w:r>
+      <w:r>
+        <w:t xml:space="preserve">:</w:t>
+      </w:r>
+      <w:r>
+        <w:t xml:space="preserve"> </w:t>
+      </w:r>
+      <w:r>
+        <w:rPr>
+          <w:rStyle w:val="VerbatimChar"/>
+        </w:rPr>
+        <w:t xml:space="preserve">tests/unit/app/engine/database/database.h</w:t>
+      </w:r>
+      <w:r>
+        <w:t xml:space="preserve">,</w:t>
+      </w:r>
+      <w:r>
+        <w:t xml:space="preserve"> </w:t>
+      </w:r>
+      <w:r>
+        <w:rPr>
+          <w:rStyle w:val="VerbatimChar"/>
+        </w:rPr>
+        <w:t xml:space="preserve">tests/unit/app/application/algorithm/state_estimation/test_state_estimation.c</w:t>
+      </w:r>
+    </w:p>
+    <w:bookmarkEnd w:id="52"/>
+    <w:bookmarkStart w:id="53" w:name="X1e2854cc0240bb293c48ef4370a139dfec5f1ac"/>
+    <w:p>
+      <w:pPr>
+        <w:pStyle w:val="Heading5"/>
+      </w:pPr>
+      <w:r>
+        <w:t xml:space="preserve">Execution</w:t>
+      </w:r>
+      <w:r>
+        <w:t xml:space="preserve"> </w:t>
+      </w:r>
+      <w:r>
+        <w:rPr>
+          <w:rStyle w:val="VerbatimChar"/>
+        </w:rPr>
+        <w:t xml:space="preserve">FB2-VER-EXE-000011</w:t>
+      </w:r>
+      <w:r>
+        <w:t xml:space="preserve"> </w:t>
+      </w:r>
+      <w:r>
+        <w:t xml:space="preserve">— Execution: Debug AFE default driver (tests/unit/app/driver/afe/debug/default/test_debug_default.c) - real macOS host run, FAILING</w:t>
+      </w:r>
+    </w:p>
+    <w:p>
+      <w:pPr>
+        <w:pStyle w:val="Compact"/>
+        <w:numPr>
+          <w:ilvl w:val="0"/>
+          <w:numId w:val="1060"/>
+        </w:numPr>
+      </w:pPr>
+      <w:r>
+        <w:rPr>
+          <w:b/>
+          <w:bCs/>
+        </w:rPr>
+        <w:t xml:space="preserve">Test measure</w:t>
+      </w:r>
+      <w:r>
+        <w:t xml:space="preserve">:</w:t>
+      </w:r>
+      <w:r>
+        <w:t xml:space="preserve"> </w:t>
+      </w:r>
+      <w:r>
+        <w:rPr>
+          <w:rStyle w:val="VerbatimChar"/>
+        </w:rPr>
+        <w:t xml:space="preserve">FB2-VER-TMS-000003</w:t>
+      </w:r>
+      <w:r>
+        <w:t xml:space="preserve"> </w:t>
+      </w:r>
+      <w:r>
+        <w:t xml:space="preserve">|</w:t>
+      </w:r>
+      <w:r>
+        <w:t xml:space="preserve"> </w:t>
+      </w:r>
+      <w:r>
+        <w:rPr>
+          <w:b/>
+          <w:bCs/>
+        </w:rPr>
+        <w:t xml:space="preserve">Execution kind</w:t>
+      </w:r>
+      <w:r>
+        <w:t xml:space="preserve">:</w:t>
+      </w:r>
+      <w:r>
+        <w:t xml:space="preserve"> </w:t>
+      </w:r>
+      <w:r>
+        <w:rPr>
+          <w:rStyle w:val="VerbatimChar"/>
+        </w:rPr>
+        <w:t xml:space="preserve">actual_host_run</w:t>
+      </w:r>
+      <w:r>
+        <w:t xml:space="preserve"> </w:t>
+      </w:r>
+      <w:r>
+        <w:t xml:space="preserve">|</w:t>
+      </w:r>
+      <w:r>
+        <w:t xml:space="preserve"> </w:t>
+      </w:r>
+      <w:r>
+        <w:rPr>
+          <w:b/>
+          <w:bCs/>
+        </w:rPr>
+        <w:t xml:space="preserve">Outcome</w:t>
+      </w:r>
+      <w:r>
+        <w:t xml:space="preserve">:</w:t>
+      </w:r>
+      <w:r>
+        <w:t xml:space="preserve"> </w:t>
+      </w:r>
+      <w:r>
+        <w:rPr>
+          <w:b/>
+          <w:bCs/>
+        </w:rPr>
+        <w:t xml:space="preserve">FAIL</w:t>
+      </w:r>
+    </w:p>
+    <w:p>
+      <w:pPr>
+        <w:pStyle w:val="Compact"/>
+        <w:numPr>
+          <w:ilvl w:val="0"/>
+          <w:numId w:val="1060"/>
+        </w:numPr>
+      </w:pPr>
+      <w:r>
+        <w:rPr>
+          <w:b/>
+          <w:bCs/>
+        </w:rPr>
+        <w:t xml:space="preserve">Environment</w:t>
+      </w:r>
+      <w:r>
+        <w:t xml:space="preserve">: arm64-apple-darwin27 (Apple Silicon Mac, Darwin 27.0.0); ruby 4.0.7 (2026-09-15 revision 229531a6cf) +PRISM [arm64-darwin27]; tools: ceedling 1.1.9-2209dc2, cexception 1.3.5, clang 17.0.0, cmock 2.7.2, gcc 17.0.0, ruby 4.0.7, unity 2.7.2</w:t>
+      </w:r>
+    </w:p>
+    <w:p>
+      <w:pPr>
+        <w:pStyle w:val="Compact"/>
+        <w:numPr>
+          <w:ilvl w:val="0"/>
+          <w:numId w:val="1060"/>
+        </w:numPr>
+      </w:pPr>
+      <w:r>
+        <w:rPr>
+          <w:b/>
+          <w:bCs/>
+        </w:rPr>
+        <w:t xml:space="preserve">Evidence refs</w:t>
+      </w:r>
+      <w:r>
+        <w:t xml:space="preserve">:</w:t>
+      </w:r>
+      <w:r>
+        <w:t xml:space="preserve"> </w:t>
+      </w:r>
+      <w:r>
+        <w:rPr>
+          <w:rStyle w:val="VerbatimChar"/>
+        </w:rPr>
+        <w:t xml:space="preserve">tests/unit/app/engine/database/database.h</w:t>
+      </w:r>
+      <w:r>
+        <w:t xml:space="preserve">,</w:t>
+      </w:r>
+      <w:r>
+        <w:t xml:space="preserve"> </w:t>
+      </w:r>
+      <w:r>
+        <w:rPr>
+          <w:rStyle w:val="VerbatimChar"/>
+        </w:rPr>
+        <w:t xml:space="preserve">tests/unit/app/driver/afe/debug/default/test_debug_default.c</w:t>
+      </w:r>
+    </w:p>
+    <w:bookmarkEnd w:id="53"/>
+    <w:bookmarkStart w:id="54" w:name="X65fbcea3c1c6fcfd46418ba6688697853952320"/>
+    <w:p>
+      <w:pPr>
+        <w:pStyle w:val="Heading5"/>
+      </w:pPr>
+      <w:r>
+        <w:t xml:space="preserve">Execution</w:t>
+      </w:r>
+      <w:r>
+        <w:t xml:space="preserve"> </w:t>
+      </w:r>
+      <w:r>
+        <w:rPr>
+          <w:rStyle w:val="VerbatimChar"/>
+        </w:rPr>
+        <w:t xml:space="preserve">FB2-VER-EXE-000012</w:t>
+      </w:r>
+      <w:r>
+        <w:t xml:space="preserve"> </w:t>
+      </w:r>
+      <w:r>
+        <w:t xml:space="preserve">— Execution: DIAG flag table update (tests/unit/app/engine/config/test_diag_cfg.c) - real macOS host run, FAILING</w:t>
+      </w:r>
+    </w:p>
+    <w:p>
+      <w:pPr>
+        <w:pStyle w:val="Compact"/>
+        <w:numPr>
+          <w:ilvl w:val="0"/>
+          <w:numId w:val="1061"/>
+        </w:numPr>
+      </w:pPr>
+      <w:r>
+        <w:rPr>
+          <w:b/>
+          <w:bCs/>
+        </w:rPr>
+        <w:t xml:space="preserve">Test measure</w:t>
+      </w:r>
+      <w:r>
+        <w:t xml:space="preserve">:</w:t>
+      </w:r>
+      <w:r>
+        <w:t xml:space="preserve"> </w:t>
+      </w:r>
+      <w:r>
+        <w:rPr>
+          <w:rStyle w:val="VerbatimChar"/>
+        </w:rPr>
+        <w:t xml:space="preserve">FB2-VER-TMS-000003</w:t>
+      </w:r>
+      <w:r>
+        <w:t xml:space="preserve"> </w:t>
+      </w:r>
+      <w:r>
+        <w:t xml:space="preserve">|</w:t>
+      </w:r>
+      <w:r>
+        <w:t xml:space="preserve"> </w:t>
+      </w:r>
+      <w:r>
+        <w:rPr>
+          <w:b/>
+          <w:bCs/>
+        </w:rPr>
+        <w:t xml:space="preserve">Execution kind</w:t>
+      </w:r>
+      <w:r>
+        <w:t xml:space="preserve">:</w:t>
+      </w:r>
+      <w:r>
+        <w:t xml:space="preserve"> </w:t>
+      </w:r>
+      <w:r>
+        <w:rPr>
+          <w:rStyle w:val="VerbatimChar"/>
+        </w:rPr>
+        <w:t xml:space="preserve">actual_host_run</w:t>
+      </w:r>
+      <w:r>
+        <w:t xml:space="preserve"> </w:t>
+      </w:r>
+      <w:r>
+        <w:t xml:space="preserve">|</w:t>
+      </w:r>
+      <w:r>
+        <w:t xml:space="preserve"> </w:t>
+      </w:r>
+      <w:r>
+        <w:rPr>
+          <w:b/>
+          <w:bCs/>
+        </w:rPr>
+        <w:t xml:space="preserve">Outcome</w:t>
+      </w:r>
+      <w:r>
+        <w:t xml:space="preserve">:</w:t>
+      </w:r>
+      <w:r>
+        <w:t xml:space="preserve"> </w:t>
+      </w:r>
+      <w:r>
+        <w:rPr>
+          <w:b/>
+          <w:bCs/>
+        </w:rPr>
+        <w:t xml:space="preserve">FAIL</w:t>
+      </w:r>
+    </w:p>
+    <w:p>
+      <w:pPr>
+        <w:pStyle w:val="Compact"/>
+        <w:numPr>
+          <w:ilvl w:val="0"/>
+          <w:numId w:val="1061"/>
+        </w:numPr>
+      </w:pPr>
+      <w:r>
+        <w:rPr>
+          <w:b/>
+          <w:bCs/>
+        </w:rPr>
+        <w:t xml:space="preserve">Environment</w:t>
+      </w:r>
+      <w:r>
+        <w:t xml:space="preserve">: arm64-apple-darwin27 (Apple Silicon Mac, Darwin 27.0.0); ruby 4.0.7 (2026-09-15 revision 229531a6cf) +PRISM [arm64-darwin27]; tools: ceedling 1.1.9-2209dc2, cexception 1.3.5, clang 17.0.0, cmock 2.7.2, gcc 17.0.0, ruby 4.0.7, unity 2.7.2</w:t>
+      </w:r>
+    </w:p>
+    <w:p>
+      <w:pPr>
+        <w:pStyle w:val="Compact"/>
+        <w:numPr>
+          <w:ilvl w:val="0"/>
+          <w:numId w:val="1061"/>
+        </w:numPr>
+      </w:pPr>
+      <w:r>
+        <w:rPr>
+          <w:b/>
+          <w:bCs/>
+        </w:rPr>
+        <w:t xml:space="preserve">Evidence refs</w:t>
+      </w:r>
+      <w:r>
+        <w:t xml:space="preserve">:</w:t>
+      </w:r>
+      <w:r>
+        <w:t xml:space="preserve"> </w:t>
+      </w:r>
+      <w:r>
+        <w:rPr>
+          <w:rStyle w:val="VerbatimChar"/>
+        </w:rPr>
+        <w:t xml:space="preserve">tests/unit/app/engine/database/database.h</w:t>
+      </w:r>
+      <w:r>
+        <w:t xml:space="preserve">,</w:t>
+      </w:r>
+      <w:r>
+        <w:t xml:space="preserve"> </w:t>
+      </w:r>
+      <w:r>
+        <w:rPr>
+          <w:rStyle w:val="VerbatimChar"/>
+        </w:rPr>
+        <w:t xml:space="preserve">tests/unit/app/engine/config/test_diag_cfg.c</w:t>
+      </w:r>
+    </w:p>
+    <w:bookmarkEnd w:id="54"/>
+    <w:bookmarkStart w:id="55" w:name="X6a691bf1e0c6ef2f820a8d9a5dd0182ab749d55"/>
+    <w:p>
+      <w:pPr>
+        <w:pStyle w:val="Heading5"/>
+      </w:pPr>
+      <w:r>
+        <w:t xml:space="preserve">Execution</w:t>
+      </w:r>
+      <w:r>
+        <w:t xml:space="preserve"> </w:t>
+      </w:r>
+      <w:r>
+        <w:rPr>
+          <w:rStyle w:val="VerbatimChar"/>
+        </w:rPr>
+        <w:t xml:space="preserve">FB2-VER-EXE-000013</w:t>
+      </w:r>
+      <w:r>
+        <w:t xml:space="preserve"> </w:t>
+      </w:r>
+      <w:r>
+        <w:t xml:space="preserve">— Execution: Redundancy layer (tests/unit/app/application/redundancy/test_redundancy.c) - real macOS host run, FAILING</w:t>
+      </w:r>
+    </w:p>
+    <w:p>
+      <w:pPr>
+        <w:pStyle w:val="Compact"/>
+        <w:numPr>
+          <w:ilvl w:val="0"/>
+          <w:numId w:val="1062"/>
+        </w:numPr>
+      </w:pPr>
+      <w:r>
+        <w:rPr>
+          <w:b/>
+          <w:bCs/>
+        </w:rPr>
+        <w:t xml:space="preserve">Test measure</w:t>
+      </w:r>
+      <w:r>
+        <w:t xml:space="preserve">:</w:t>
+      </w:r>
+      <w:r>
+        <w:t xml:space="preserve"> </w:t>
+      </w:r>
+      <w:r>
+        <w:rPr>
+          <w:rStyle w:val="VerbatimChar"/>
+        </w:rPr>
+        <w:t xml:space="preserve">FB2-VER-TMS-000003</w:t>
+      </w:r>
+      <w:r>
+        <w:t xml:space="preserve"> </w:t>
+      </w:r>
+      <w:r>
+        <w:t xml:space="preserve">|</w:t>
+      </w:r>
+      <w:r>
+        <w:t xml:space="preserve"> </w:t>
+      </w:r>
+      <w:r>
+        <w:rPr>
+          <w:b/>
+          <w:bCs/>
+        </w:rPr>
+        <w:t xml:space="preserve">Execution kind</w:t>
+      </w:r>
+      <w:r>
+        <w:t xml:space="preserve">:</w:t>
+      </w:r>
+      <w:r>
+        <w:t xml:space="preserve"> </w:t>
+      </w:r>
+      <w:r>
+        <w:rPr>
+          <w:rStyle w:val="VerbatimChar"/>
+        </w:rPr>
+        <w:t xml:space="preserve">actual_host_run</w:t>
+      </w:r>
+      <w:r>
+        <w:t xml:space="preserve"> </w:t>
+      </w:r>
+      <w:r>
+        <w:t xml:space="preserve">|</w:t>
+      </w:r>
+      <w:r>
+        <w:t xml:space="preserve"> </w:t>
+      </w:r>
+      <w:r>
+        <w:rPr>
+          <w:b/>
+          <w:bCs/>
+        </w:rPr>
+        <w:t xml:space="preserve">Outcome</w:t>
+      </w:r>
+      <w:r>
+        <w:t xml:space="preserve">:</w:t>
+      </w:r>
+      <w:r>
+        <w:t xml:space="preserve"> </w:t>
+      </w:r>
+      <w:r>
+        <w:rPr>
+          <w:b/>
+          <w:bCs/>
+        </w:rPr>
+        <w:t xml:space="preserve">FAIL</w:t>
+      </w:r>
+    </w:p>
+    <w:p>
+      <w:pPr>
+        <w:pStyle w:val="Compact"/>
+        <w:numPr>
+          <w:ilvl w:val="0"/>
+          <w:numId w:val="1062"/>
+        </w:numPr>
+      </w:pPr>
+      <w:r>
+        <w:rPr>
+          <w:b/>
+          <w:bCs/>
+        </w:rPr>
+        <w:t xml:space="preserve">Environment</w:t>
+      </w:r>
+      <w:r>
+        <w:t xml:space="preserve">: arm64-apple-darwin27 (Apple Silicon Mac, Darwin 27.0.0); ruby 4.0.7 (2026-09-15 revision 229531a6cf) +PRISM [arm64-darwin27]; tools: ceedling 1.1.9-2209dc2, cexception 1.3.5, clang 17.0.0, cmock 2.7.2, gcc 17.0.0, ruby 4.0.7, unity 2.7.2</w:t>
+      </w:r>
+    </w:p>
+    <w:p>
+      <w:pPr>
+        <w:pStyle w:val="Compact"/>
+        <w:numPr>
+          <w:ilvl w:val="0"/>
+          <w:numId w:val="1062"/>
+        </w:numPr>
+      </w:pPr>
+      <w:r>
+        <w:rPr>
+          <w:b/>
+          <w:bCs/>
+        </w:rPr>
+        <w:t xml:space="preserve">Evidence refs</w:t>
+      </w:r>
+      <w:r>
+        <w:t xml:space="preserve">:</w:t>
+      </w:r>
+      <w:r>
+        <w:t xml:space="preserve"> </w:t>
+      </w:r>
+      <w:r>
+        <w:rPr>
+          <w:rStyle w:val="VerbatimChar"/>
+        </w:rPr>
+        <w:t xml:space="preserve">tests/unit/app/engine/database/database.h</w:t>
+      </w:r>
+      <w:r>
+        <w:t xml:space="preserve">,</w:t>
+      </w:r>
+      <w:r>
+        <w:t xml:space="preserve"> </w:t>
+      </w:r>
+      <w:r>
+        <w:rPr>
+          <w:rStyle w:val="VerbatimChar"/>
+        </w:rPr>
+        <w:t xml:space="preserve">tests/unit/app/application/redundancy/test_redundancy.c</w:t>
+      </w:r>
+    </w:p>
+    <w:bookmarkEnd w:id="55"/>
+    <w:bookmarkStart w:id="56" w:name="Xbd3ce133c53230afb016ff0f79186fc43ed1a1d"/>
+    <w:p>
+      <w:pPr>
+        <w:pStyle w:val="Heading5"/>
+      </w:pPr>
+      <w:r>
+        <w:t xml:space="preserve">Execution</w:t>
+      </w:r>
+      <w:r>
+        <w:t xml:space="preserve"> </w:t>
+      </w:r>
+      <w:r>
+        <w:rPr>
+          <w:rStyle w:val="VerbatimChar"/>
+        </w:rPr>
+        <w:t xml:space="preserve">FB2-VER-EXE-000014</w:t>
+      </w:r>
+      <w:r>
+        <w:t xml:space="preserve"> </w:t>
+      </w:r>
+      <w:r>
+        <w:t xml:space="preserve">— Execution: DIAG engine (tests/unit/app/engine/diag/test_diag.c) - real macOS host run, FAILING</w:t>
+      </w:r>
+    </w:p>
+    <w:p>
+      <w:pPr>
+        <w:pStyle w:val="Compact"/>
+        <w:numPr>
+          <w:ilvl w:val="0"/>
+          <w:numId w:val="1063"/>
+        </w:numPr>
+      </w:pPr>
+      <w:r>
+        <w:rPr>
+          <w:b/>
+          <w:bCs/>
+        </w:rPr>
+        <w:t xml:space="preserve">Test measure</w:t>
+      </w:r>
+      <w:r>
+        <w:t xml:space="preserve">:</w:t>
+      </w:r>
+      <w:r>
+        <w:t xml:space="preserve"> </w:t>
+      </w:r>
+      <w:r>
+        <w:rPr>
+          <w:rStyle w:val="VerbatimChar"/>
+        </w:rPr>
+        <w:t xml:space="preserve">FB2-VER-TMS-000003</w:t>
+      </w:r>
+      <w:r>
+        <w:t xml:space="preserve"> </w:t>
+      </w:r>
+      <w:r>
+        <w:t xml:space="preserve">|</w:t>
+      </w:r>
+      <w:r>
+        <w:t xml:space="preserve"> </w:t>
+      </w:r>
+      <w:r>
+        <w:rPr>
+          <w:b/>
+          <w:bCs/>
+        </w:rPr>
+        <w:t xml:space="preserve">Execution kind</w:t>
+      </w:r>
+      <w:r>
+        <w:t xml:space="preserve">:</w:t>
+      </w:r>
+      <w:r>
+        <w:t xml:space="preserve"> </w:t>
+      </w:r>
+      <w:r>
+        <w:rPr>
+          <w:rStyle w:val="VerbatimChar"/>
+        </w:rPr>
+        <w:t xml:space="preserve">actual_host_run</w:t>
+      </w:r>
+      <w:r>
+        <w:t xml:space="preserve"> </w:t>
+      </w:r>
+      <w:r>
+        <w:t xml:space="preserve">|</w:t>
+      </w:r>
+      <w:r>
+        <w:t xml:space="preserve"> </w:t>
+      </w:r>
+      <w:r>
+        <w:rPr>
+          <w:b/>
+          <w:bCs/>
+        </w:rPr>
+        <w:t xml:space="preserve">Outcome</w:t>
+      </w:r>
+      <w:r>
+        <w:t xml:space="preserve">:</w:t>
+      </w:r>
+      <w:r>
+        <w:t xml:space="preserve"> </w:t>
+      </w:r>
+      <w:r>
+        <w:rPr>
+          <w:b/>
+          <w:bCs/>
+        </w:rPr>
+        <w:t xml:space="preserve">FAIL</w:t>
+      </w:r>
+    </w:p>
+    <w:p>
+      <w:pPr>
+        <w:pStyle w:val="Compact"/>
+        <w:numPr>
+          <w:ilvl w:val="0"/>
+          <w:numId w:val="1063"/>
+        </w:numPr>
+      </w:pPr>
+      <w:r>
+        <w:rPr>
+          <w:b/>
+          <w:bCs/>
+        </w:rPr>
+        <w:t xml:space="preserve">Environment</w:t>
+      </w:r>
+      <w:r>
+        <w:t xml:space="preserve">: arm64-apple-darwin27 (Apple Silicon Mac, Darwin 27.0.0); ruby 4.0.7 (2026-09-15 revision 229531a6cf) +PRISM [arm64-darwin27]; tools: ceedling 1.1.9-2209dc2, cexception 1.3.5, clang 17.0.0, cmock 2.7.2, gcc 17.0.0, ruby 4.0.7, unity 2.7.2</w:t>
+      </w:r>
+    </w:p>
+    <w:p>
+      <w:pPr>
+        <w:pStyle w:val="Compact"/>
+        <w:numPr>
+          <w:ilvl w:val="0"/>
+          <w:numId w:val="1063"/>
+        </w:numPr>
+      </w:pPr>
+      <w:r>
+        <w:rPr>
+          <w:b/>
+          <w:bCs/>
+        </w:rPr>
+        <w:t xml:space="preserve">Evidence refs</w:t>
+      </w:r>
+      <w:r>
+        <w:t xml:space="preserve">:</w:t>
+      </w:r>
+      <w:r>
+        <w:t xml:space="preserve"> </w:t>
+      </w:r>
+      <w:r>
+        <w:rPr>
+          <w:rStyle w:val="VerbatimChar"/>
+        </w:rPr>
+        <w:t xml:space="preserve">tests/unit/app/engine/database/database.h</w:t>
+      </w:r>
+      <w:r>
+        <w:t xml:space="preserve">,</w:t>
+      </w:r>
+      <w:r>
+        <w:t xml:space="preserve"> </w:t>
+      </w:r>
+      <w:r>
+        <w:rPr>
+          <w:rStyle w:val="VerbatimChar"/>
+        </w:rPr>
+        <w:t xml:space="preserve">tests/unit/app/engine/diag/test_diag.c</w:t>
+      </w:r>
+    </w:p>
+    <w:bookmarkEnd w:id="56"/>
+    <w:bookmarkStart w:id="57" w:name="X58e6a13ebb75e7eab5587c0d2e0108f87454767"/>
+    <w:p>
+      <w:pPr>
+        <w:pStyle w:val="Heading5"/>
+      </w:pPr>
+      <w:r>
+        <w:t xml:space="preserve">Execution</w:t>
+      </w:r>
+      <w:r>
+        <w:t xml:space="preserve"> </w:t>
+      </w:r>
+      <w:r>
+        <w:rPr>
+          <w:rStyle w:val="VerbatimChar"/>
+        </w:rPr>
         <w:t xml:space="preserve">FB2-VER-EXE-000001</w:t>
       </w:r>
       <w:r>
@@ -7085,7 +8123,7 @@
         <w:pStyle w:val="Compact"/>
         <w:numPr>
           <w:ilvl w:val="0"/>
-          <w:numId w:val="1051"/>
+          <w:numId w:val="1064"/>
         </w:numPr>
       </w:pPr>
       <w:r>
@@ -7170,7 +8208,7 @@
         <w:pStyle w:val="Compact"/>
         <w:numPr>
           <w:ilvl w:val="0"/>
-          <w:numId w:val="1051"/>
+          <w:numId w:val="1064"/>
         </w:numPr>
       </w:pPr>
       <w:r>
@@ -7189,7 +8227,7 @@
         <w:pStyle w:val="Compact"/>
         <w:numPr>
           <w:ilvl w:val="0"/>
-          <w:numId w:val="1051"/>
+          <w:numId w:val="1064"/>
         </w:numPr>
       </w:pPr>
       <w:r>
@@ -7224,8 +8262,8 @@
         <w:t xml:space="preserve">tests/unit/app/application/soa/test_soa.c</w:t>
       </w:r>
     </w:p>
-    <w:bookmarkEnd w:id="44"/>
-    <w:bookmarkStart w:id="45" w:name="X608be2e9cbe6354c29f7899d1cb7bbc09e56f6a"/>
+    <w:bookmarkEnd w:id="57"/>
+    <w:bookmarkStart w:id="58" w:name="X608be2e9cbe6354c29f7899d1cb7bbc09e56f6a"/>
     <w:p>
       <w:pPr>
         <w:pStyle w:val="Heading5"/>
@@ -7254,7 +8292,7 @@
         <w:pStyle w:val="Compact"/>
         <w:numPr>
           <w:ilvl w:val="0"/>
-          <w:numId w:val="1052"/>
+          <w:numId w:val="1065"/>
         </w:numPr>
       </w:pPr>
       <w:r>
@@ -7339,7 +8377,7 @@
         <w:pStyle w:val="Compact"/>
         <w:numPr>
           <w:ilvl w:val="0"/>
-          <w:numId w:val="1052"/>
+          <w:numId w:val="1065"/>
         </w:numPr>
       </w:pPr>
       <w:r>
@@ -7358,7 +8396,7 @@
         <w:pStyle w:val="Compact"/>
         <w:numPr>
           <w:ilvl w:val="0"/>
-          <w:numId w:val="1052"/>
+          <w:numId w:val="1065"/>
         </w:numPr>
       </w:pPr>
       <w:r>
@@ -7393,8 +8431,8 @@
         <w:t xml:space="preserve">tests/unit/app/driver/contactor/test_contactor.c</w:t>
       </w:r>
     </w:p>
-    <w:bookmarkEnd w:id="45"/>
-    <w:bookmarkStart w:id="46" w:name="X8ea60dc6d7d50b612cb83d14c059f66e1accfc1"/>
+    <w:bookmarkEnd w:id="58"/>
+    <w:bookmarkStart w:id="59" w:name="X8ea60dc6d7d50b612cb83d14c059f66e1accfc1"/>
     <w:p>
       <w:pPr>
         <w:pStyle w:val="Heading5"/>
@@ -7423,7 +8461,7 @@
         <w:pStyle w:val="Compact"/>
         <w:numPr>
           <w:ilvl w:val="0"/>
-          <w:numId w:val="1053"/>
+          <w:numId w:val="1066"/>
         </w:numPr>
       </w:pPr>
       <w:r>
@@ -7508,7 +8546,7 @@
         <w:pStyle w:val="Compact"/>
         <w:numPr>
           <w:ilvl w:val="0"/>
-          <w:numId w:val="1053"/>
+          <w:numId w:val="1066"/>
         </w:numPr>
       </w:pPr>
       <w:r>
@@ -7527,7 +8565,7 @@
         <w:pStyle w:val="Compact"/>
         <w:numPr>
           <w:ilvl w:val="0"/>
-          <w:numId w:val="1053"/>
+          <w:numId w:val="1066"/>
         </w:numPr>
       </w:pPr>
       <w:r>
@@ -7562,8 +8600,8 @@
         <w:t xml:space="preserve">tests/unit/app/driver/afe/api/test_afe_plausibility.c</w:t>
       </w:r>
     </w:p>
-    <w:bookmarkEnd w:id="46"/>
-    <w:bookmarkStart w:id="47" w:name="X7820b97e901ffe40dd2fece6bbf18bfcaa11e2f"/>
+    <w:bookmarkEnd w:id="59"/>
+    <w:bookmarkStart w:id="60" w:name="X7820b97e901ffe40dd2fece6bbf18bfcaa11e2f"/>
     <w:p>
       <w:pPr>
         <w:pStyle w:val="Heading5"/>
@@ -7592,7 +8630,7 @@
         <w:pStyle w:val="Compact"/>
         <w:numPr>
           <w:ilvl w:val="0"/>
-          <w:numId w:val="1054"/>
+          <w:numId w:val="1067"/>
         </w:numPr>
       </w:pPr>
       <w:r>
@@ -7677,7 +8715,7 @@
         <w:pStyle w:val="Compact"/>
         <w:numPr>
           <w:ilvl w:val="0"/>
-          <w:numId w:val="1054"/>
+          <w:numId w:val="1067"/>
         </w:numPr>
       </w:pPr>
       <w:r>
@@ -7696,7 +8734,7 @@
         <w:pStyle w:val="Compact"/>
         <w:numPr>
           <w:ilvl w:val="0"/>
-          <w:numId w:val="1054"/>
+          <w:numId w:val="1067"/>
         </w:numPr>
       </w:pPr>
       <w:r>
@@ -7719,8 +8757,8 @@
         <w:t xml:space="preserve">FB2-VER-TMS-000004</w:t>
       </w:r>
     </w:p>
-    <w:bookmarkEnd w:id="47"/>
-    <w:bookmarkStart w:id="48" w:name="Xd5df19ad137a8dcd6d20b1cd54d559410ef780a"/>
+    <w:bookmarkEnd w:id="60"/>
+    <w:bookmarkStart w:id="61" w:name="Xd5df19ad137a8dcd6d20b1cd54d559410ef780a"/>
     <w:p>
       <w:pPr>
         <w:pStyle w:val="Heading5"/>
@@ -7749,7 +8787,7 @@
         <w:pStyle w:val="Compact"/>
         <w:numPr>
           <w:ilvl w:val="0"/>
-          <w:numId w:val="1055"/>
+          <w:numId w:val="1068"/>
         </w:numPr>
       </w:pPr>
       <w:r>
@@ -7834,7 +8872,7 @@
         <w:pStyle w:val="Compact"/>
         <w:numPr>
           <w:ilvl w:val="0"/>
-          <w:numId w:val="1055"/>
+          <w:numId w:val="1068"/>
         </w:numPr>
       </w:pPr>
       <w:r>
@@ -7853,7 +8891,7 @@
         <w:pStyle w:val="Compact"/>
         <w:numPr>
           <w:ilvl w:val="0"/>
-          <w:numId w:val="1055"/>
+          <w:numId w:val="1068"/>
         </w:numPr>
       </w:pPr>
       <w:r>
@@ -7888,8 +8926,8 @@
         <w:t xml:space="preserve">tests/unit/app/driver/afe/ltc/6813-1/test_ltc_6813-1.c</w:t>
       </w:r>
     </w:p>
-    <w:bookmarkEnd w:id="48"/>
-    <w:bookmarkStart w:id="49" w:name="X926876aa927ca90459db89eebf58172efb20f9d"/>
+    <w:bookmarkEnd w:id="61"/>
+    <w:bookmarkStart w:id="62" w:name="X926876aa927ca90459db89eebf58172efb20f9d"/>
     <w:p>
       <w:pPr>
         <w:pStyle w:val="Heading5"/>
@@ -7918,7 +8956,7 @@
         <w:pStyle w:val="Compact"/>
         <w:numPr>
           <w:ilvl w:val="0"/>
-          <w:numId w:val="1056"/>
+          <w:numId w:val="1069"/>
         </w:numPr>
       </w:pPr>
       <w:r>
@@ -8003,7 +9041,7 @@
         <w:pStyle w:val="Compact"/>
         <w:numPr>
           <w:ilvl w:val="0"/>
-          <w:numId w:val="1056"/>
+          <w:numId w:val="1069"/>
         </w:numPr>
       </w:pPr>
       <w:r>
@@ -8022,7 +9060,7 @@
         <w:pStyle w:val="Compact"/>
         <w:numPr>
           <w:ilvl w:val="0"/>
-          <w:numId w:val="1056"/>
+          <w:numId w:val="1069"/>
         </w:numPr>
       </w:pPr>
       <w:r>
@@ -8045,263 +9083,48 @@
         <w:t xml:space="preserve">FB2-VER-TMS-000006</w:t>
       </w:r>
     </w:p>
-    <w:bookmarkEnd w:id="49"/>
-    <w:bookmarkEnd w:id="50"/>
-    <w:bookmarkStart w:id="51" w:name="X04de6ab7742e7bc5b9343654685b7e074622cb8"/>
-    <w:p>
-      <w:pPr>
-        <w:pStyle w:val="Heading2"/>
-      </w:pPr>
-      <w:r>
-        <w:t xml:space="preserve">Execution Traceability and Evidence Limits</w:t>
-      </w:r>
-    </w:p>
-    <w:p>
-      <w:pPr>
-        <w:pStyle w:val="FirstParagraph"/>
-      </w:pPr>
-      <w:r>
-        <w:rPr>
-          <w:rStyle w:val="VerbatimChar"/>
-        </w:rPr>
-        <w:t xml:space="preserve">result_of</w:t>
-      </w:r>
-      <w:r>
-        <w:t xml:space="preserve"> </w:t>
-      </w:r>
-      <w:r>
-        <w:t xml:space="preserve">links (execution → test measure): as_is</w:t>
-      </w:r>
-      <w:r>
-        <w:t xml:space="preserve"> </w:t>
-      </w:r>
-      <w:r>
-        <w:rPr>
-          <w:rStyle w:val="VerbatimChar"/>
-        </w:rPr>
-        <w:t xml:space="preserve">FB2-VER-EXE-000001</w:t>
-      </w:r>
-      <w:r>
-        <w:t xml:space="preserve"> </w:t>
-      </w:r>
-      <w:r>
-        <w:t xml:space="preserve">→</w:t>
-      </w:r>
-      <w:r>
-        <w:t xml:space="preserve"> </w:t>
-      </w:r>
-      <w:r>
-        <w:rPr>
-          <w:rStyle w:val="VerbatimChar"/>
-        </w:rPr>
-        <w:t xml:space="preserve">FB2-VER-TMS-000001</w:t>
-      </w:r>
-      <w:r>
-        <w:t xml:space="preserve"> </w:t>
-      </w:r>
-      <w:r>
-        <w:t xml:space="preserve">(</w:t>
-      </w:r>
-      <w:r>
-        <w:rPr>
-          <w:rStyle w:val="VerbatimChar"/>
-        </w:rPr>
-        <w:t xml:space="preserve">FB2-LNK-SAF-000018</w:t>
-      </w:r>
-      <w:r>
-        <w:t xml:space="preserve">); synthetic</w:t>
-      </w:r>
-      <w:r>
-        <w:t xml:space="preserve"> </w:t>
-      </w:r>
-      <w:r>
-        <w:rPr>
-          <w:rStyle w:val="VerbatimChar"/>
-        </w:rPr>
-        <w:t xml:space="preserve">FB2-VER-EXE-000001..000006</w:t>
-      </w:r>
-      <w:r>
-        <w:t xml:space="preserve"> </w:t>
-      </w:r>
-      <w:r>
-        <w:t xml:space="preserve">→</w:t>
-      </w:r>
-      <w:r>
-        <w:t xml:space="preserve"> </w:t>
-      </w:r>
-      <w:r>
-        <w:rPr>
-          <w:rStyle w:val="VerbatimChar"/>
-        </w:rPr>
-        <w:t xml:space="preserve">FB2-VER-TMS-000001..000006</w:t>
-      </w:r>
-      <w:r>
-        <w:t xml:space="preserve"> </w:t>
-      </w:r>
-      <w:r>
-        <w:t xml:space="preserve">(</w:t>
-      </w:r>
-      <w:r>
-        <w:rPr>
-          <w:rStyle w:val="VerbatimChar"/>
-        </w:rPr>
-        <w:t xml:space="preserve">FB2-LNK-SAF-000033..038</w:t>
-      </w:r>
-      <w:r>
-        <w:t xml:space="preserve">).</w:t>
-      </w:r>
-    </w:p>
-    <w:p>
-      <w:pPr>
-        <w:pStyle w:val="Compact"/>
-        <w:numPr>
-          <w:ilvl w:val="0"/>
-          <w:numId w:val="1057"/>
-        </w:numPr>
-      </w:pPr>
-      <w:r>
-        <w:t xml:space="preserve">as_is</w:t>
-      </w:r>
-      <w:r>
-        <w:t xml:space="preserve"> </w:t>
-      </w:r>
-      <w:r>
-        <w:rPr>
-          <w:rStyle w:val="VerbatimChar"/>
-        </w:rPr>
-        <w:t xml:space="preserve">actual_host_run</w:t>
-      </w:r>
-      <w:r>
-        <w:t xml:space="preserve"> </w:t>
-      </w:r>
-      <w:r>
-        <w:t xml:space="preserve">PASS (</w:t>
-      </w:r>
-      <w:r>
-        <w:rPr>
-          <w:rStyle w:val="VerbatimChar"/>
-        </w:rPr>
-        <w:t xml:space="preserve">FB2-VER-EXE-000001</w:t>
-      </w:r>
-      <w:r>
-        <w:t xml:space="preserve">) is not independently substantiated: log/coverage hashes are</w:t>
-      </w:r>
-      <w:r>
-        <w:t xml:space="preserve"> </w:t>
-      </w:r>
-      <w:r>
-        <w:rPr>
-          <w:rStyle w:val="VerbatimChar"/>
-        </w:rPr>
-        <w:t xml:space="preserve">sha256:placeholder</w:t>
-      </w:r>
-      <w:r>
-        <w:t xml:space="preserve">,</w:t>
-      </w:r>
-      <w:r>
-        <w:t xml:space="preserve"> </w:t>
-      </w:r>
-      <w:r>
-        <w:rPr>
-          <w:rStyle w:val="VerbatimChar"/>
-        </w:rPr>
-        <w:t xml:space="preserve">output_hashes</w:t>
-      </w:r>
-      <w:r>
-        <w:t xml:space="preserve"> </w:t>
-      </w:r>
-      <w:r>
-        <w:t xml:space="preserve">empty, per-run logs not retained.</w:t>
-      </w:r>
-      <w:r>
-        <w:t xml:space="preserve"> </w:t>
-      </w:r>
-      <w:r>
-        <w:rPr>
-          <w:rStyle w:val="VerbatimChar"/>
-        </w:rPr>
-        <w:t xml:space="preserve">FB2-VER-TMS-000002</w:t>
-      </w:r>
-      <w:r>
-        <w:t xml:space="preserve"> </w:t>
-      </w:r>
-      <w:r>
-        <w:t xml:space="preserve">through</w:t>
-      </w:r>
-      <w:r>
-        <w:t xml:space="preserve"> </w:t>
-      </w:r>
-      <w:r>
-        <w:rPr>
-          <w:rStyle w:val="VerbatimChar"/>
-        </w:rPr>
-        <w:t xml:space="preserve">FB2-VER-TMS-000005</w:t>
-      </w:r>
-      <w:r>
-        <w:t xml:space="preserve"> </w:t>
-      </w:r>
-      <w:r>
-        <w:t xml:space="preserve">have no execution records.</w:t>
-      </w:r>
-    </w:p>
-    <w:p>
-      <w:pPr>
-        <w:pStyle w:val="Compact"/>
-        <w:numPr>
-          <w:ilvl w:val="0"/>
-          <w:numId w:val="1057"/>
-        </w:numPr>
-      </w:pPr>
-      <w:r>
-        <w:t xml:space="preserve">All synthetic executions are</w:t>
-      </w:r>
-      <w:r>
-        <w:t xml:space="preserve"> </w:t>
-      </w:r>
-      <w:r>
-        <w:rPr>
-          <w:rStyle w:val="VerbatimChar"/>
-        </w:rPr>
-        <w:t xml:space="preserve">synthetic_fixture</w:t>
-      </w:r>
-      <w:r>
-        <w:t xml:space="preserve"> </w:t>
-      </w:r>
-      <w:r>
-        <w:t xml:space="preserve">PASS results demonstrating corpus structure only (</w:t>
-      </w:r>
-      <w:r>
-        <w:rPr>
-          <w:rStyle w:val="VerbatimChar"/>
-        </w:rPr>
-        <w:t xml:space="preserve">product_verification_credit: false</w:t>
-      </w:r>
-      <w:r>
-        <w:t xml:space="preserve">,</w:t>
-      </w:r>
-      <w:r>
-        <w:t xml:space="preserve"> </w:t>
-      </w:r>
-      <w:r>
-        <w:rPr>
-          <w:rStyle w:val="VerbatimChar"/>
-        </w:rPr>
-        <w:t xml:space="preserve">human_approval_status: pending</w:t>
-      </w:r>
-      <w:r>
-        <w:t xml:space="preserve">).</w:t>
-      </w:r>
-    </w:p>
-    <w:p>
-      <w:pPr>
-        <w:pStyle w:val="Compact"/>
-        <w:numPr>
-          <w:ilvl w:val="0"/>
-          <w:numId w:val="1057"/>
-        </w:numPr>
-      </w:pPr>
-      <w:r>
-        <w:t xml:space="preserve">Planning stubs</w:t>
+    <w:bookmarkEnd w:id="62"/>
+    <w:bookmarkStart w:id="63" w:name="X80a7d444bc11145b87afcddbcca430e5d63535e"/>
+    <w:p>
+      <w:pPr>
+        <w:pStyle w:val="Heading5"/>
+      </w:pPr>
+      <w:r>
+        <w:t xml:space="preserve">Execution</w:t>
+      </w:r>
+      <w:r>
+        <w:t xml:space="preserve"> </w:t>
+      </w:r>
+      <w:r>
+        <w:rPr>
+          <w:rStyle w:val="VerbatimChar"/>
+        </w:rPr>
+        <w:t xml:space="preserve">FB2-VER-EXE-000007</w:t>
+      </w:r>
+      <w:r>
+        <w:t xml:space="preserve"> </w:t>
+      </w:r>
+      <w:r>
+        <w:t xml:space="preserve">— Execution: FB2-VER-TMS-000007 (blocked)</w:t>
+      </w:r>
+    </w:p>
+    <w:p>
+      <w:pPr>
+        <w:pStyle w:val="Compact"/>
+        <w:numPr>
+          <w:ilvl w:val="0"/>
+          <w:numId w:val="1070"/>
+        </w:numPr>
+      </w:pPr>
+      <w:r>
+        <w:rPr>
+          <w:b/>
+          <w:bCs/>
+        </w:rPr>
+        <w:t xml:space="preserve">Test measure</w:t>
+      </w:r>
+      <w:r>
+        <w:t xml:space="preserve">:</w:t>
       </w:r>
       <w:r>
         <w:t xml:space="preserve"> </w:t>
@@ -8316,7 +9139,149 @@
         <w:t xml:space="preserve"> </w:t>
       </w:r>
       <w:r>
-        <w:t xml:space="preserve">(integration),</w:t>
+        <w:t xml:space="preserve">|</w:t>
+      </w:r>
+      <w:r>
+        <w:t xml:space="preserve"> </w:t>
+      </w:r>
+      <w:r>
+        <w:rPr>
+          <w:b/>
+          <w:bCs/>
+        </w:rPr>
+        <w:t xml:space="preserve">Execution kind</w:t>
+      </w:r>
+      <w:r>
+        <w:t xml:space="preserve">:</w:t>
+      </w:r>
+      <w:r>
+        <w:t xml:space="preserve"> </w:t>
+      </w:r>
+      <w:r>
+        <w:rPr>
+          <w:rStyle w:val="VerbatimChar"/>
+        </w:rPr>
+        <w:t xml:space="preserve">none</w:t>
+      </w:r>
+      <w:r>
+        <w:t xml:space="preserve"> </w:t>
+      </w:r>
+      <w:r>
+        <w:t xml:space="preserve">|</w:t>
+      </w:r>
+      <w:r>
+        <w:t xml:space="preserve"> </w:t>
+      </w:r>
+      <w:r>
+        <w:rPr>
+          <w:b/>
+          <w:bCs/>
+        </w:rPr>
+        <w:t xml:space="preserve">Outcome</w:t>
+      </w:r>
+      <w:r>
+        <w:t xml:space="preserve">:</w:t>
+      </w:r>
+      <w:r>
+        <w:t xml:space="preserve"> </w:t>
+      </w:r>
+      <w:r>
+        <w:rPr>
+          <w:b/>
+          <w:bCs/>
+        </w:rPr>
+        <w:t xml:space="preserve">BLOCKED</w:t>
+      </w:r>
+    </w:p>
+    <w:p>
+      <w:pPr>
+        <w:pStyle w:val="Compact"/>
+        <w:numPr>
+          <w:ilvl w:val="0"/>
+          <w:numId w:val="1070"/>
+        </w:numPr>
+      </w:pPr>
+      <w:r>
+        <w:rPr>
+          <w:b/>
+          <w:bCs/>
+        </w:rPr>
+        <w:t xml:space="preserve">Environment</w:t>
+      </w:r>
+      <w:r>
+        <w:t xml:space="preserve">: POSIX host (Linux) — harness blocked; Unity/CMock; tools: GCC</w:t>
+      </w:r>
+    </w:p>
+    <w:p>
+      <w:pPr>
+        <w:pStyle w:val="Compact"/>
+        <w:numPr>
+          <w:ilvl w:val="0"/>
+          <w:numId w:val="1070"/>
+        </w:numPr>
+      </w:pPr>
+      <w:r>
+        <w:rPr>
+          <w:b/>
+          <w:bCs/>
+        </w:rPr>
+        <w:t xml:space="preserve">Evidence refs</w:t>
+      </w:r>
+      <w:r>
+        <w:t xml:space="preserve">:</w:t>
+      </w:r>
+      <w:r>
+        <w:t xml:space="preserve"> </w:t>
+      </w:r>
+      <w:r>
+        <w:rPr>
+          <w:rStyle w:val="VerbatimChar"/>
+        </w:rPr>
+        <w:t xml:space="preserve">FB2-VER-TMS-000007</w:t>
+      </w:r>
+    </w:p>
+    <w:bookmarkEnd w:id="63"/>
+    <w:bookmarkStart w:id="64" w:name="X686618b7fec111e9c0ede5ebd839f74070728fe"/>
+    <w:p>
+      <w:pPr>
+        <w:pStyle w:val="Heading5"/>
+      </w:pPr>
+      <w:r>
+        <w:t xml:space="preserve">Execution</w:t>
+      </w:r>
+      <w:r>
+        <w:t xml:space="preserve"> </w:t>
+      </w:r>
+      <w:r>
+        <w:rPr>
+          <w:rStyle w:val="VerbatimChar"/>
+        </w:rPr>
+        <w:t xml:space="preserve">FB2-VER-EXE-000008</w:t>
+      </w:r>
+      <w:r>
+        <w:t xml:space="preserve"> </w:t>
+      </w:r>
+      <w:r>
+        <w:t xml:space="preserve">— Execution: FB2-VER-TMS-000008 (blocked)</w:t>
+      </w:r>
+    </w:p>
+    <w:p>
+      <w:pPr>
+        <w:pStyle w:val="Compact"/>
+        <w:numPr>
+          <w:ilvl w:val="0"/>
+          <w:numId w:val="1071"/>
+        </w:numPr>
+      </w:pPr>
+      <w:r>
+        <w:rPr>
+          <w:b/>
+          <w:bCs/>
+        </w:rPr>
+        <w:t xml:space="preserve">Test measure</w:t>
+      </w:r>
+      <w:r>
+        <w:t xml:space="preserve">:</w:t>
       </w:r>
       <w:r>
         <w:t xml:space="preserve"> </w:t>
@@ -8331,7 +9296,149 @@
         <w:t xml:space="preserve"> </w:t>
       </w:r>
       <w:r>
-        <w:t xml:space="preserve">(qualification),</w:t>
+        <w:t xml:space="preserve">|</w:t>
+      </w:r>
+      <w:r>
+        <w:t xml:space="preserve"> </w:t>
+      </w:r>
+      <w:r>
+        <w:rPr>
+          <w:b/>
+          <w:bCs/>
+        </w:rPr>
+        <w:t xml:space="preserve">Execution kind</w:t>
+      </w:r>
+      <w:r>
+        <w:t xml:space="preserve">:</w:t>
+      </w:r>
+      <w:r>
+        <w:t xml:space="preserve"> </w:t>
+      </w:r>
+      <w:r>
+        <w:rPr>
+          <w:rStyle w:val="VerbatimChar"/>
+        </w:rPr>
+        <w:t xml:space="preserve">none</w:t>
+      </w:r>
+      <w:r>
+        <w:t xml:space="preserve"> </w:t>
+      </w:r>
+      <w:r>
+        <w:t xml:space="preserve">|</w:t>
+      </w:r>
+      <w:r>
+        <w:t xml:space="preserve"> </w:t>
+      </w:r>
+      <w:r>
+        <w:rPr>
+          <w:b/>
+          <w:bCs/>
+        </w:rPr>
+        <w:t xml:space="preserve">Outcome</w:t>
+      </w:r>
+      <w:r>
+        <w:t xml:space="preserve">:</w:t>
+      </w:r>
+      <w:r>
+        <w:t xml:space="preserve"> </w:t>
+      </w:r>
+      <w:r>
+        <w:rPr>
+          <w:b/>
+          <w:bCs/>
+        </w:rPr>
+        <w:t xml:space="preserve">BLOCKED</w:t>
+      </w:r>
+    </w:p>
+    <w:p>
+      <w:pPr>
+        <w:pStyle w:val="Compact"/>
+        <w:numPr>
+          <w:ilvl w:val="0"/>
+          <w:numId w:val="1071"/>
+        </w:numPr>
+      </w:pPr>
+      <w:r>
+        <w:rPr>
+          <w:b/>
+          <w:bCs/>
+        </w:rPr>
+        <w:t xml:space="preserve">Environment</w:t>
+      </w:r>
+      <w:r>
+        <w:t xml:space="preserve">: Target + HIL bench (blocked); Unity/CMock; tools: GCC</w:t>
+      </w:r>
+    </w:p>
+    <w:p>
+      <w:pPr>
+        <w:pStyle w:val="Compact"/>
+        <w:numPr>
+          <w:ilvl w:val="0"/>
+          <w:numId w:val="1071"/>
+        </w:numPr>
+      </w:pPr>
+      <w:r>
+        <w:rPr>
+          <w:b/>
+          <w:bCs/>
+        </w:rPr>
+        <w:t xml:space="preserve">Evidence refs</w:t>
+      </w:r>
+      <w:r>
+        <w:t xml:space="preserve">:</w:t>
+      </w:r>
+      <w:r>
+        <w:t xml:space="preserve"> </w:t>
+      </w:r>
+      <w:r>
+        <w:rPr>
+          <w:rStyle w:val="VerbatimChar"/>
+        </w:rPr>
+        <w:t xml:space="preserve">FB2-VER-TMS-000008</w:t>
+      </w:r>
+    </w:p>
+    <w:bookmarkEnd w:id="64"/>
+    <w:bookmarkStart w:id="65" w:name="Xa09704fce82546545deaabb33931db91b839fbf"/>
+    <w:p>
+      <w:pPr>
+        <w:pStyle w:val="Heading5"/>
+      </w:pPr>
+      <w:r>
+        <w:t xml:space="preserve">Execution</w:t>
+      </w:r>
+      <w:r>
+        <w:t xml:space="preserve"> </w:t>
+      </w:r>
+      <w:r>
+        <w:rPr>
+          <w:rStyle w:val="VerbatimChar"/>
+        </w:rPr>
+        <w:t xml:space="preserve">FB2-VER-EXE-000009</w:t>
+      </w:r>
+      <w:r>
+        <w:t xml:space="preserve"> </w:t>
+      </w:r>
+      <w:r>
+        <w:t xml:space="preserve">— Execution: FB2-VER-TMS-000009 (blocked)</w:t>
+      </w:r>
+    </w:p>
+    <w:p>
+      <w:pPr>
+        <w:pStyle w:val="Compact"/>
+        <w:numPr>
+          <w:ilvl w:val="0"/>
+          <w:numId w:val="1072"/>
+        </w:numPr>
+      </w:pPr>
+      <w:r>
+        <w:rPr>
+          <w:b/>
+          <w:bCs/>
+        </w:rPr>
+        <w:t xml:space="preserve">Test measure</w:t>
+      </w:r>
+      <w:r>
+        <w:t xml:space="preserve">:</w:t>
       </w:r>
       <w:r>
         <w:t xml:space="preserve"> </w:t>
@@ -8346,7 +9453,149 @@
         <w:t xml:space="preserve"> </w:t>
       </w:r>
       <w:r>
-        <w:t xml:space="preserve">(validation),</w:t>
+        <w:t xml:space="preserve">|</w:t>
+      </w:r>
+      <w:r>
+        <w:t xml:space="preserve"> </w:t>
+      </w:r>
+      <w:r>
+        <w:rPr>
+          <w:b/>
+          <w:bCs/>
+        </w:rPr>
+        <w:t xml:space="preserve">Execution kind</w:t>
+      </w:r>
+      <w:r>
+        <w:t xml:space="preserve">:</w:t>
+      </w:r>
+      <w:r>
+        <w:t xml:space="preserve"> </w:t>
+      </w:r>
+      <w:r>
+        <w:rPr>
+          <w:rStyle w:val="VerbatimChar"/>
+        </w:rPr>
+        <w:t xml:space="preserve">none</w:t>
+      </w:r>
+      <w:r>
+        <w:t xml:space="preserve"> </w:t>
+      </w:r>
+      <w:r>
+        <w:t xml:space="preserve">|</w:t>
+      </w:r>
+      <w:r>
+        <w:t xml:space="preserve"> </w:t>
+      </w:r>
+      <w:r>
+        <w:rPr>
+          <w:b/>
+          <w:bCs/>
+        </w:rPr>
+        <w:t xml:space="preserve">Outcome</w:t>
+      </w:r>
+      <w:r>
+        <w:t xml:space="preserve">:</w:t>
+      </w:r>
+      <w:r>
+        <w:t xml:space="preserve"> </w:t>
+      </w:r>
+      <w:r>
+        <w:rPr>
+          <w:b/>
+          <w:bCs/>
+        </w:rPr>
+        <w:t xml:space="preserve">BLOCKED</w:t>
+      </w:r>
+    </w:p>
+    <w:p>
+      <w:pPr>
+        <w:pStyle w:val="Compact"/>
+        <w:numPr>
+          <w:ilvl w:val="0"/>
+          <w:numId w:val="1072"/>
+        </w:numPr>
+      </w:pPr>
+      <w:r>
+        <w:rPr>
+          <w:b/>
+          <w:bCs/>
+        </w:rPr>
+        <w:t xml:space="preserve">Environment</w:t>
+      </w:r>
+      <w:r>
+        <w:t xml:space="preserve">: Operational target vehicle/bench (blocked); N/A — operational use; tools:</w:t>
+      </w:r>
+    </w:p>
+    <w:p>
+      <w:pPr>
+        <w:pStyle w:val="Compact"/>
+        <w:numPr>
+          <w:ilvl w:val="0"/>
+          <w:numId w:val="1072"/>
+        </w:numPr>
+      </w:pPr>
+      <w:r>
+        <w:rPr>
+          <w:b/>
+          <w:bCs/>
+        </w:rPr>
+        <w:t xml:space="preserve">Evidence refs</w:t>
+      </w:r>
+      <w:r>
+        <w:t xml:space="preserve">:</w:t>
+      </w:r>
+      <w:r>
+        <w:t xml:space="preserve"> </w:t>
+      </w:r>
+      <w:r>
+        <w:rPr>
+          <w:rStyle w:val="VerbatimChar"/>
+        </w:rPr>
+        <w:t xml:space="preserve">FB2-VER-TMS-000009</w:t>
+      </w:r>
+    </w:p>
+    <w:bookmarkEnd w:id="65"/>
+    <w:bookmarkStart w:id="66" w:name="Xf9931b43279964df3ace4badfa7bdd9c2a8327f"/>
+    <w:p>
+      <w:pPr>
+        <w:pStyle w:val="Heading5"/>
+      </w:pPr>
+      <w:r>
+        <w:t xml:space="preserve">Execution</w:t>
+      </w:r>
+      <w:r>
+        <w:t xml:space="preserve"> </w:t>
+      </w:r>
+      <w:r>
+        <w:rPr>
+          <w:rStyle w:val="VerbatimChar"/>
+        </w:rPr>
+        <w:t xml:space="preserve">FB2-VER-EXE-000010</w:t>
+      </w:r>
+      <w:r>
+        <w:t xml:space="preserve"> </w:t>
+      </w:r>
+      <w:r>
+        <w:t xml:space="preserve">— Execution: FB2-VER-TMS-000010 (blocked)</w:t>
+      </w:r>
+    </w:p>
+    <w:p>
+      <w:pPr>
+        <w:pStyle w:val="Compact"/>
+        <w:numPr>
+          <w:ilvl w:val="0"/>
+          <w:numId w:val="1073"/>
+        </w:numPr>
+      </w:pPr>
+      <w:r>
+        <w:rPr>
+          <w:b/>
+          <w:bCs/>
+        </w:rPr>
+        <w:t xml:space="preserve">Test measure</w:t>
+      </w:r>
+      <w:r>
+        <w:t xml:space="preserve">:</w:t>
       </w:r>
       <w:r>
         <w:t xml:space="preserve"> </w:t>
@@ -8361,7 +9610,149 @@
         <w:t xml:space="preserve"> </w:t>
       </w:r>
       <w:r>
-        <w:t xml:space="preserve">(component),</w:t>
+        <w:t xml:space="preserve">|</w:t>
+      </w:r>
+      <w:r>
+        <w:t xml:space="preserve"> </w:t>
+      </w:r>
+      <w:r>
+        <w:rPr>
+          <w:b/>
+          <w:bCs/>
+        </w:rPr>
+        <w:t xml:space="preserve">Execution kind</w:t>
+      </w:r>
+      <w:r>
+        <w:t xml:space="preserve">:</w:t>
+      </w:r>
+      <w:r>
+        <w:t xml:space="preserve"> </w:t>
+      </w:r>
+      <w:r>
+        <w:rPr>
+          <w:rStyle w:val="VerbatimChar"/>
+        </w:rPr>
+        <w:t xml:space="preserve">none</w:t>
+      </w:r>
+      <w:r>
+        <w:t xml:space="preserve"> </w:t>
+      </w:r>
+      <w:r>
+        <w:t xml:space="preserve">|</w:t>
+      </w:r>
+      <w:r>
+        <w:t xml:space="preserve"> </w:t>
+      </w:r>
+      <w:r>
+        <w:rPr>
+          <w:b/>
+          <w:bCs/>
+        </w:rPr>
+        <w:t xml:space="preserve">Outcome</w:t>
+      </w:r>
+      <w:r>
+        <w:t xml:space="preserve">:</w:t>
+      </w:r>
+      <w:r>
+        <w:t xml:space="preserve"> </w:t>
+      </w:r>
+      <w:r>
+        <w:rPr>
+          <w:b/>
+          <w:bCs/>
+        </w:rPr>
+        <w:t xml:space="preserve">BLOCKED</w:t>
+      </w:r>
+    </w:p>
+    <w:p>
+      <w:pPr>
+        <w:pStyle w:val="Compact"/>
+        <w:numPr>
+          <w:ilvl w:val="0"/>
+          <w:numId w:val="1073"/>
+        </w:numPr>
+      </w:pPr>
+      <w:r>
+        <w:rPr>
+          <w:b/>
+          <w:bCs/>
+        </w:rPr>
+        <w:t xml:space="preserve">Environment</w:t>
+      </w:r>
+      <w:r>
+        <w:t xml:space="preserve">: POSIX host (Linux) — component harness blocked; Unity/CMock; tools: GCC</w:t>
+      </w:r>
+    </w:p>
+    <w:p>
+      <w:pPr>
+        <w:pStyle w:val="Compact"/>
+        <w:numPr>
+          <w:ilvl w:val="0"/>
+          <w:numId w:val="1073"/>
+        </w:numPr>
+      </w:pPr>
+      <w:r>
+        <w:rPr>
+          <w:b/>
+          <w:bCs/>
+        </w:rPr>
+        <w:t xml:space="preserve">Evidence refs</w:t>
+      </w:r>
+      <w:r>
+        <w:t xml:space="preserve">:</w:t>
+      </w:r>
+      <w:r>
+        <w:t xml:space="preserve"> </w:t>
+      </w:r>
+      <w:r>
+        <w:rPr>
+          <w:rStyle w:val="VerbatimChar"/>
+        </w:rPr>
+        <w:t xml:space="preserve">FB2-VER-TMS-000010</w:t>
+      </w:r>
+    </w:p>
+    <w:bookmarkEnd w:id="66"/>
+    <w:bookmarkStart w:id="67" w:name="X4bae0341bfcf123b4ed550c318f8858f46097eb"/>
+    <w:p>
+      <w:pPr>
+        <w:pStyle w:val="Heading5"/>
+      </w:pPr>
+      <w:r>
+        <w:t xml:space="preserve">Execution</w:t>
+      </w:r>
+      <w:r>
+        <w:t xml:space="preserve"> </w:t>
+      </w:r>
+      <w:r>
+        <w:rPr>
+          <w:rStyle w:val="VerbatimChar"/>
+        </w:rPr>
+        <w:t xml:space="preserve">FB2-VER-EXE-000011</w:t>
+      </w:r>
+      <w:r>
+        <w:t xml:space="preserve"> </w:t>
+      </w:r>
+      <w:r>
+        <w:t xml:space="preserve">— Execution: FB2-VER-TMS-000011 (blocked)</w:t>
+      </w:r>
+    </w:p>
+    <w:p>
+      <w:pPr>
+        <w:pStyle w:val="Compact"/>
+        <w:numPr>
+          <w:ilvl w:val="0"/>
+          <w:numId w:val="1074"/>
+        </w:numPr>
+      </w:pPr>
+      <w:r>
+        <w:rPr>
+          <w:b/>
+          <w:bCs/>
+        </w:rPr>
+        <w:t xml:space="preserve">Test measure</w:t>
+      </w:r>
+      <w:r>
+        <w:t xml:space="preserve">:</w:t>
       </w:r>
       <w:r>
         <w:t xml:space="preserve"> </w:t>
@@ -8376,43 +9767,105 @@
         <w:t xml:space="preserve"> </w:t>
       </w:r>
       <w:r>
-        <w:t xml:space="preserve">(HIL) have</w:t>
-      </w:r>
-      <w:r>
-        <w:t xml:space="preserve"> </w:t>
-      </w:r>
-      <w:r>
-        <w:rPr>
-          <w:rStyle w:val="VerbatimChar"/>
-        </w:rPr>
-        <w:t xml:space="preserve">verifies</w:t>
-      </w:r>
-      <w:r>
-        <w:t xml:space="preserve">/</w:t>
-      </w:r>
-      <w:r>
-        <w:rPr>
-          <w:rStyle w:val="VerbatimChar"/>
-        </w:rPr>
-        <w:t xml:space="preserve">validates</w:t>
-      </w:r>
-      <w:r>
-        <w:t xml:space="preserve"> </w:t>
-      </w:r>
-      <w:r>
-        <w:t xml:space="preserve">links but no execution records.</w:t>
-      </w:r>
-    </w:p>
-    <w:p>
-      <w:pPr>
-        <w:pStyle w:val="Compact"/>
-        <w:numPr>
-          <w:ilvl w:val="0"/>
-          <w:numId w:val="1057"/>
-        </w:numPr>
-      </w:pPr>
-      <w:r>
-        <w:t xml:space="preserve">No system-qualification, integration, component, or HIL executions exist in either profile — system verification rests on unit-level measures plus reverse-engineered repository evidence above.</w:t>
+        <w:t xml:space="preserve">|</w:t>
+      </w:r>
+      <w:r>
+        <w:t xml:space="preserve"> </w:t>
+      </w:r>
+      <w:r>
+        <w:rPr>
+          <w:b/>
+          <w:bCs/>
+        </w:rPr>
+        <w:t xml:space="preserve">Execution kind</w:t>
+      </w:r>
+      <w:r>
+        <w:t xml:space="preserve">:</w:t>
+      </w:r>
+      <w:r>
+        <w:t xml:space="preserve"> </w:t>
+      </w:r>
+      <w:r>
+        <w:rPr>
+          <w:rStyle w:val="VerbatimChar"/>
+        </w:rPr>
+        <w:t xml:space="preserve">none</w:t>
+      </w:r>
+      <w:r>
+        <w:t xml:space="preserve"> </w:t>
+      </w:r>
+      <w:r>
+        <w:t xml:space="preserve">|</w:t>
+      </w:r>
+      <w:r>
+        <w:t xml:space="preserve"> </w:t>
+      </w:r>
+      <w:r>
+        <w:rPr>
+          <w:b/>
+          <w:bCs/>
+        </w:rPr>
+        <w:t xml:space="preserve">Outcome</w:t>
+      </w:r>
+      <w:r>
+        <w:t xml:space="preserve">:</w:t>
+      </w:r>
+      <w:r>
+        <w:t xml:space="preserve"> </w:t>
+      </w:r>
+      <w:r>
+        <w:rPr>
+          <w:b/>
+          <w:bCs/>
+        </w:rPr>
+        <w:t xml:space="preserve">BLOCKED</w:t>
+      </w:r>
+    </w:p>
+    <w:p>
+      <w:pPr>
+        <w:pStyle w:val="Compact"/>
+        <w:numPr>
+          <w:ilvl w:val="0"/>
+          <w:numId w:val="1074"/>
+        </w:numPr>
+      </w:pPr>
+      <w:r>
+        <w:rPr>
+          <w:b/>
+          <w:bCs/>
+        </w:rPr>
+        <w:t xml:space="preserve">Environment</w:t>
+      </w:r>
+      <w:r>
+        <w:t xml:space="preserve">: Target TMS570LC4357 + HIL bench (blocked — unpublished upstream); Linked target program; tools: GCC</w:t>
+      </w:r>
+    </w:p>
+    <w:p>
+      <w:pPr>
+        <w:pStyle w:val="Compact"/>
+        <w:numPr>
+          <w:ilvl w:val="0"/>
+          <w:numId w:val="1074"/>
+        </w:numPr>
+      </w:pPr>
+      <w:r>
+        <w:rPr>
+          <w:b/>
+          <w:bCs/>
+        </w:rPr>
+        <w:t xml:space="preserve">Evidence refs</w:t>
+      </w:r>
+      <w:r>
+        <w:t xml:space="preserve">:</w:t>
+      </w:r>
+      <w:r>
+        <w:t xml:space="preserve"> </w:t>
+      </w:r>
+      <w:r>
+        <w:rPr>
+          <w:rStyle w:val="VerbatimChar"/>
+        </w:rPr>
+        <w:t xml:space="preserve">FB2-VER-TMS-000011</w:t>
       </w:r>
     </w:p>
     <w:p>
@@ -8431,7 +9884,7 @@
           <w:i/>
           <w:iCs/>
         </w:rPr>
-        <w:t xml:space="preserve">Generated: 2026-09-13T15:17:46Z — auto-generated from the machine-verifiable corpus. Regenerate with</w:t>
+        <w:t xml:space="preserve">Generated: 2026-09-29T10:08:35Z — auto-generated from the machine-verifiable corpus. Regenerate with</w:t>
       </w:r>
       <w:r>
         <w:rPr>
@@ -8456,8 +9909,9 @@
         <w:t xml:space="preserve">.</w:t>
       </w:r>
     </w:p>
-    <w:bookmarkEnd w:id="51"/>
-    <w:bookmarkEnd w:id="52"/>
+    <w:bookmarkEnd w:id="67"/>
+    <w:bookmarkEnd w:id="68"/>
+    <w:bookmarkEnd w:id="69"/>
     <w:sectPr/>
   </w:body>
 </w:document>
@@ -9329,6 +10783,57 @@
     <w:abstractNumId w:val="991"/>
   </w:num>
   <w:num w:numId="1057">
+    <w:abstractNumId w:val="991"/>
+  </w:num>
+  <w:num w:numId="1058">
+    <w:abstractNumId w:val="991"/>
+  </w:num>
+  <w:num w:numId="1059">
+    <w:abstractNumId w:val="991"/>
+  </w:num>
+  <w:num w:numId="1060">
+    <w:abstractNumId w:val="991"/>
+  </w:num>
+  <w:num w:numId="1061">
+    <w:abstractNumId w:val="991"/>
+  </w:num>
+  <w:num w:numId="1062">
+    <w:abstractNumId w:val="991"/>
+  </w:num>
+  <w:num w:numId="1063">
+    <w:abstractNumId w:val="991"/>
+  </w:num>
+  <w:num w:numId="1064">
+    <w:abstractNumId w:val="991"/>
+  </w:num>
+  <w:num w:numId="1065">
+    <w:abstractNumId w:val="991"/>
+  </w:num>
+  <w:num w:numId="1066">
+    <w:abstractNumId w:val="991"/>
+  </w:num>
+  <w:num w:numId="1067">
+    <w:abstractNumId w:val="991"/>
+  </w:num>
+  <w:num w:numId="1068">
+    <w:abstractNumId w:val="991"/>
+  </w:num>
+  <w:num w:numId="1069">
+    <w:abstractNumId w:val="991"/>
+  </w:num>
+  <w:num w:numId="1070">
+    <w:abstractNumId w:val="991"/>
+  </w:num>
+  <w:num w:numId="1071">
+    <w:abstractNumId w:val="991"/>
+  </w:num>
+  <w:num w:numId="1072">
+    <w:abstractNumId w:val="991"/>
+  </w:num>
+  <w:num w:numId="1073">
+    <w:abstractNumId w:val="991"/>
+  </w:num>
+  <w:num w:numId="1074">
     <w:abstractNumId w:val="991"/>
   </w:num>
 </w:numbering>

--- a/docs/artifacts/spec-documents/08-system-verification-report.docx
+++ b/docs/artifacts/spec-documents/08-system-verification-report.docx
@@ -52,7 +52,7 @@
         </w:p>
       </w:sdtContent>
     </w:sdt>
-    <w:bookmarkStart w:id="69" w:name="foxbms-2-system-verification-report"/>
+    <w:bookmarkStart w:id="87" w:name="foxbms-2-system-verification-report"/>
     <w:p>
       <w:pPr>
         <w:pStyle w:val="Heading1"/>
@@ -316,7 +316,7 @@
               <w:jc w:val="left"/>
             </w:pPr>
             <w:r>
-              <w:t xml:space="preserve">2026-09-29T10:08:35Z</w:t>
+              <w:t xml:space="preserve">2026-09-29T12:17:43Z</w:t>
             </w:r>
           </w:p>
         </w:tc>
@@ -794,7 +794,7 @@
     </w:p>
     <w:bookmarkEnd w:id="23"/>
     <w:bookmarkEnd w:id="24"/>
-    <w:bookmarkStart w:id="41" w:name="test-specification"/>
+    <w:bookmarkStart w:id="50" w:name="test-specification"/>
     <w:p>
       <w:pPr>
         <w:pStyle w:val="Heading2"/>
@@ -5333,8 +5333,3449 @@
       </w:r>
     </w:p>
     <w:bookmarkEnd w:id="40"/>
+    <w:bookmarkStart w:id="41" w:name="X6f45a4c2b2f64e24dbabd17cd95f8ab4202b6e6"/>
+    <w:p>
+      <w:pPr>
+        <w:pStyle w:val="Heading4"/>
+      </w:pPr>
+      <w:r>
+        <w:rPr>
+          <w:rStyle w:val="VerbatimChar"/>
+        </w:rPr>
+        <w:t xml:space="preserve">FB2-VER-TMS-000012</w:t>
+      </w:r>
+      <w:r>
+        <w:t xml:space="preserve"> </w:t>
+      </w:r>
+      <w:r>
+        <w:t xml:space="preserve">— Validation: charging a healthy pack at the limit does not cause a spurious safety reaction (stakeholder intent: pack manufacturer) (synthetic_reference)</w:t>
+      </w:r>
+    </w:p>
+    <w:p>
+      <w:pPr>
+        <w:pStyle w:val="Compact"/>
+        <w:numPr>
+          <w:ilvl w:val="0"/>
+          <w:numId w:val="1049"/>
+        </w:numPr>
+      </w:pPr>
+      <w:r>
+        <w:rPr>
+          <w:b/>
+          <w:bCs/>
+        </w:rPr>
+        <w:t xml:space="preserve">Test type</w:t>
+      </w:r>
+      <w:r>
+        <w:t xml:space="preserve">:</w:t>
+      </w:r>
+      <w:r>
+        <w:t xml:space="preserve"> </w:t>
+      </w:r>
+      <w:r>
+        <w:rPr>
+          <w:rStyle w:val="VerbatimChar"/>
+        </w:rPr>
+        <w:t xml:space="preserve">validation</w:t>
+      </w:r>
+      <w:r>
+        <w:t xml:space="preserve"> </w:t>
+      </w:r>
+      <w:r>
+        <w:t xml:space="preserve">|</w:t>
+      </w:r>
+      <w:r>
+        <w:t xml:space="preserve"> </w:t>
+      </w:r>
+      <w:r>
+        <w:rPr>
+          <w:b/>
+          <w:bCs/>
+        </w:rPr>
+        <w:t xml:space="preserve">Oracle basis</w:t>
+      </w:r>
+      <w:r>
+        <w:t xml:space="preserve">:</w:t>
+      </w:r>
+      <w:r>
+        <w:t xml:space="preserve"> </w:t>
+      </w:r>
+      <w:r>
+        <w:rPr>
+          <w:rStyle w:val="VerbatimChar"/>
+        </w:rPr>
+        <w:t xml:space="preserve">synthetic_assumption</w:t>
+      </w:r>
+    </w:p>
+    <w:p>
+      <w:pPr>
+        <w:pStyle w:val="Compact"/>
+        <w:numPr>
+          <w:ilvl w:val="0"/>
+          <w:numId w:val="1049"/>
+        </w:numPr>
+      </w:pPr>
+      <w:r>
+        <w:rPr>
+          <w:b/>
+          <w:bCs/>
+        </w:rPr>
+        <w:t xml:space="preserve">Objective</w:t>
+      </w:r>
+      <w:r>
+        <w:t xml:space="preserve">: Confirm that a pack operated correctly at its published charge limit produces no spurious safe-state reaction over a full charge, because the pack manufacturer’s stated need is that the item does not reduce usable capacity through false reactions. This is a false-reaction validation: it does not tes…</w:t>
+      </w:r>
+    </w:p>
+    <w:p>
+      <w:pPr>
+        <w:pStyle w:val="Compact"/>
+        <w:numPr>
+          <w:ilvl w:val="0"/>
+          <w:numId w:val="1049"/>
+        </w:numPr>
+      </w:pPr>
+      <w:r>
+        <w:rPr>
+          <w:b/>
+          <w:bCs/>
+        </w:rPr>
+        <w:t xml:space="preserve">Preconditions</w:t>
+      </w:r>
+      <w:r>
+        <w:t xml:space="preserve">: The item is fitted to the declared pack configuration and its configuration data matches the pack’s …, The cell voltages, temperatures and the pack current are logged at a rate that resolves 100 ms., The charger respects the charge limits the item publishes (FB2-ASM-003).</w:t>
+      </w:r>
+    </w:p>
+    <w:p>
+      <w:pPr>
+        <w:pStyle w:val="Compact"/>
+        <w:numPr>
+          <w:ilvl w:val="0"/>
+          <w:numId w:val="1049"/>
+        </w:numPr>
+      </w:pPr>
+      <w:r>
+        <w:rPr>
+          <w:b/>
+          <w:bCs/>
+        </w:rPr>
+        <w:t xml:space="preserve">Environment</w:t>
+      </w:r>
+      <w:r>
+        <w:t xml:space="preserve">: Fictional 400 V pack on a lab charging rig with a synchronised logger; Item firmware and the vehicle control unit build under test; config</w:t>
+      </w:r>
+      <w:r>
+        <w:t xml:space="preserve"> </w:t>
+      </w:r>
+      <w:r>
+        <w:rPr>
+          <w:rStyle w:val="VerbatimChar"/>
+        </w:rPr>
+        <w:t xml:space="preserve">VAR-REF-001 reference configuration, nominal cells</w:t>
+      </w:r>
+    </w:p>
+    <w:p>
+      <w:pPr>
+        <w:pStyle w:val="Compact"/>
+        <w:numPr>
+          <w:ilvl w:val="0"/>
+          <w:numId w:val="1049"/>
+        </w:numPr>
+      </w:pPr>
+      <w:r>
+        <w:rPr>
+          <w:b/>
+          <w:bCs/>
+        </w:rPr>
+        <w:t xml:space="preserve">Test cases (steps)</w:t>
+      </w:r>
+      <w:r>
+        <w:t xml:space="preserve">:</w:t>
+      </w:r>
+    </w:p>
+    <w:p>
+      <w:pPr>
+        <w:pStyle w:val="Compact"/>
+        <w:numPr>
+          <w:ilvl w:val="1"/>
+          <w:numId w:val="1050"/>
+        </w:numPr>
+      </w:pPr>
+      <w:r>
+        <w:rPr>
+          <w:b/>
+          <w:bCs/>
+        </w:rPr>
+        <w:t xml:space="preserve">Run a full charge cycle from the declared minimum state to full</w:t>
+      </w:r>
+      <w:r>
+        <w:t xml:space="preserve"> </w:t>
+      </w:r>
+      <w:r>
+        <w:t xml:space="preserve">→ expected: No FAULT mode entry and no contactor opening attributable to a false reaction</w:t>
+      </w:r>
+    </w:p>
+    <w:p>
+      <w:pPr>
+        <w:pStyle w:val="Compact"/>
+        <w:numPr>
+          <w:ilvl w:val="1"/>
+          <w:numId w:val="1050"/>
+        </w:numPr>
+      </w:pPr>
+      <w:r>
+        <w:rPr>
+          <w:b/>
+          <w:bCs/>
+        </w:rPr>
+        <w:t xml:space="preserve">Record every diagnosis entry raised during the cycle</w:t>
+      </w:r>
+      <w:r>
+        <w:t xml:space="preserve"> </w:t>
+      </w:r>
+      <w:r>
+        <w:t xml:space="preserve">→ expected: Zero entries whose severity would have forced the safe state</w:t>
+      </w:r>
+    </w:p>
+    <w:p>
+      <w:pPr>
+        <w:pStyle w:val="Compact"/>
+        <w:numPr>
+          <w:ilvl w:val="1"/>
+          <w:numId w:val="1050"/>
+        </w:numPr>
+      </w:pPr>
+      <w:r>
+        <w:rPr>
+          <w:b/>
+          <w:bCs/>
+        </w:rPr>
+        <w:t xml:space="preserve">Compare the delivered capacity against the pack’s declared capacity</w:t>
+      </w:r>
+      <w:r>
+        <w:t xml:space="preserve"> </w:t>
+      </w:r>
+      <w:r>
+        <w:t xml:space="preserve">→ expected: At least 98% of declared usable capacity</w:t>
+      </w:r>
+    </w:p>
+    <w:p>
+      <w:pPr>
+        <w:pStyle w:val="Compact"/>
+        <w:numPr>
+          <w:ilvl w:val="1"/>
+          <w:numId w:val="1050"/>
+        </w:numPr>
+      </w:pPr>
+      <w:r>
+        <w:rPr>
+          <w:b/>
+          <w:bCs/>
+        </w:rPr>
+        <w:t xml:space="preserve">Repeat at the two ambient temperature extremes</w:t>
+      </w:r>
+      <w:r>
+        <w:t xml:space="preserve"> </w:t>
+      </w:r>
+      <w:r>
+        <w:t xml:space="preserve">→ expected: Same outcome; no reaction count that rises with temperature</w:t>
+      </w:r>
+    </w:p>
+    <w:p>
+      <w:pPr>
+        <w:pStyle w:val="Compact"/>
+        <w:numPr>
+          <w:ilvl w:val="0"/>
+          <w:numId w:val="1049"/>
+        </w:numPr>
+      </w:pPr>
+      <w:r>
+        <w:rPr>
+          <w:b/>
+          <w:bCs/>
+        </w:rPr>
+        <w:t xml:space="preserve">Expected outcomes</w:t>
+      </w:r>
+      <w:r>
+        <w:t xml:space="preserve">:</w:t>
+      </w:r>
+    </w:p>
+    <w:p>
+      <w:pPr>
+        <w:pStyle w:val="Compact"/>
+        <w:numPr>
+          <w:ilvl w:val="1"/>
+          <w:numId w:val="1051"/>
+        </w:numPr>
+      </w:pPr>
+      <w:r>
+        <w:rPr>
+          <w:rStyle w:val="VerbatimChar"/>
+        </w:rPr>
+        <w:t xml:space="preserve">fault_reaction_count</w:t>
+      </w:r>
+      <w:r>
+        <w:t xml:space="preserve"> </w:t>
+      </w:r>
+      <w:r>
+        <w:t xml:space="preserve">= 0 (tolerance exact)</w:t>
+      </w:r>
+    </w:p>
+    <w:p>
+      <w:pPr>
+        <w:pStyle w:val="Compact"/>
+        <w:numPr>
+          <w:ilvl w:val="1"/>
+          <w:numId w:val="1051"/>
+        </w:numPr>
+      </w:pPr>
+      <w:r>
+        <w:rPr>
+          <w:rStyle w:val="VerbatimChar"/>
+        </w:rPr>
+        <w:t xml:space="preserve">delivered_capacity_fraction</w:t>
+      </w:r>
+      <w:r>
+        <w:t xml:space="preserve"> </w:t>
+      </w:r>
+      <w:r>
+        <w:t xml:space="preserve">= 98 (tolerance at least)</w:t>
+      </w:r>
+    </w:p>
+    <w:p>
+      <w:pPr>
+        <w:pStyle w:val="Compact"/>
+        <w:numPr>
+          <w:ilvl w:val="1"/>
+          <w:numId w:val="1051"/>
+        </w:numPr>
+      </w:pPr>
+      <w:r>
+        <w:rPr>
+          <w:rStyle w:val="VerbatimChar"/>
+        </w:rPr>
+        <w:t xml:space="preserve">diagnosis_entries_forcing_safe_state</w:t>
+      </w:r>
+      <w:r>
+        <w:t xml:space="preserve"> </w:t>
+      </w:r>
+      <w:r>
+        <w:t xml:space="preserve">= 0 (tolerance exact)</w:t>
+      </w:r>
+    </w:p>
     <w:bookmarkEnd w:id="41"/>
-    <w:bookmarkStart w:id="42" w:name="test-cases"/>
+    <w:bookmarkStart w:id="42" w:name="Xe3a12eb61cb835b208675b08021f4c4b9671a9c"/>
+    <w:p>
+      <w:pPr>
+        <w:pStyle w:val="Heading4"/>
+      </w:pPr>
+      <w:r>
+        <w:rPr>
+          <w:rStyle w:val="VerbatimChar"/>
+        </w:rPr>
+        <w:t xml:space="preserve">FB2-VER-TMS-000013</w:t>
+      </w:r>
+      <w:r>
+        <w:t xml:space="preserve"> </w:t>
+      </w:r>
+      <w:r>
+        <w:t xml:space="preserve">— Validation: the driver’s usable experience after a genuine overvoltage reaction (operational scenario OS-002, traction discharge) (synthetic_reference)</w:t>
+      </w:r>
+    </w:p>
+    <w:p>
+      <w:pPr>
+        <w:pStyle w:val="Compact"/>
+        <w:numPr>
+          <w:ilvl w:val="0"/>
+          <w:numId w:val="1052"/>
+        </w:numPr>
+      </w:pPr>
+      <w:r>
+        <w:rPr>
+          <w:b/>
+          <w:bCs/>
+        </w:rPr>
+        <w:t xml:space="preserve">Test type</w:t>
+      </w:r>
+      <w:r>
+        <w:t xml:space="preserve">:</w:t>
+      </w:r>
+      <w:r>
+        <w:t xml:space="preserve"> </w:t>
+      </w:r>
+      <w:r>
+        <w:rPr>
+          <w:rStyle w:val="VerbatimChar"/>
+        </w:rPr>
+        <w:t xml:space="preserve">validation</w:t>
+      </w:r>
+      <w:r>
+        <w:t xml:space="preserve"> </w:t>
+      </w:r>
+      <w:r>
+        <w:t xml:space="preserve">|</w:t>
+      </w:r>
+      <w:r>
+        <w:t xml:space="preserve"> </w:t>
+      </w:r>
+      <w:r>
+        <w:rPr>
+          <w:b/>
+          <w:bCs/>
+        </w:rPr>
+        <w:t xml:space="preserve">Oracle basis</w:t>
+      </w:r>
+      <w:r>
+        <w:t xml:space="preserve">:</w:t>
+      </w:r>
+      <w:r>
+        <w:t xml:space="preserve"> </w:t>
+      </w:r>
+      <w:r>
+        <w:rPr>
+          <w:rStyle w:val="VerbatimChar"/>
+        </w:rPr>
+        <w:t xml:space="preserve">synthetic_assumption</w:t>
+      </w:r>
+    </w:p>
+    <w:p>
+      <w:pPr>
+        <w:pStyle w:val="Compact"/>
+        <w:numPr>
+          <w:ilvl w:val="0"/>
+          <w:numId w:val="1052"/>
+        </w:numPr>
+      </w:pPr>
+      <w:r>
+        <w:rPr>
+          <w:b/>
+          <w:bCs/>
+        </w:rPr>
+        <w:t xml:space="preserve">Objective</w:t>
+      </w:r>
+      <w:r>
+        <w:t xml:space="preserve">: Confirm that when a genuine overvoltage reaction occurs while the vehicle is being driven, the outcome is the one the end-user driver stakeholder needs: the pack is isolated, the vehicle coasts to a stop under its own control, and the driver is told what happened in terms that do not require a diagn…</w:t>
+      </w:r>
+    </w:p>
+    <w:p>
+      <w:pPr>
+        <w:pStyle w:val="Compact"/>
+        <w:numPr>
+          <w:ilvl w:val="0"/>
+          <w:numId w:val="1052"/>
+        </w:numPr>
+      </w:pPr>
+      <w:r>
+        <w:rPr>
+          <w:b/>
+          <w:bCs/>
+        </w:rPr>
+        <w:t xml:space="preserve">Preconditions</w:t>
+      </w:r>
+      <w:r>
+        <w:t xml:space="preserve">: The pack, vehicle and charger are real (hypothetical) installations, not a bench., A driver representative from the declared end-user class is available and has not been briefed on wh…, A logging setup captures the driver-facing indication, not only the internal state.</w:t>
+      </w:r>
+    </w:p>
+    <w:p>
+      <w:pPr>
+        <w:pStyle w:val="Compact"/>
+        <w:numPr>
+          <w:ilvl w:val="0"/>
+          <w:numId w:val="1052"/>
+        </w:numPr>
+      </w:pPr>
+      <w:r>
+        <w:rPr>
+          <w:b/>
+          <w:bCs/>
+        </w:rPr>
+        <w:t xml:space="preserve">Environment</w:t>
+      </w:r>
+      <w:r>
+        <w:t xml:space="preserve">: Fictional 400 V pack in a fictional vehicle on a closed test route; Item firmware and the vehicle control unit build under test; config</w:t>
+      </w:r>
+      <w:r>
+        <w:t xml:space="preserve"> </w:t>
+      </w:r>
+      <w:r>
+        <w:rPr>
+          <w:rStyle w:val="VerbatimChar"/>
+        </w:rPr>
+        <w:t xml:space="preserve">VAR-REF-001 reference configuration, nominal cells</w:t>
+      </w:r>
+    </w:p>
+    <w:p>
+      <w:pPr>
+        <w:pStyle w:val="Compact"/>
+        <w:numPr>
+          <w:ilvl w:val="0"/>
+          <w:numId w:val="1052"/>
+        </w:numPr>
+      </w:pPr>
+      <w:r>
+        <w:rPr>
+          <w:b/>
+          <w:bCs/>
+        </w:rPr>
+        <w:t xml:space="preserve">Test cases (steps)</w:t>
+      </w:r>
+      <w:r>
+        <w:t xml:space="preserve">:</w:t>
+      </w:r>
+    </w:p>
+    <w:p>
+      <w:pPr>
+        <w:pStyle w:val="Compact"/>
+        <w:numPr>
+          <w:ilvl w:val="1"/>
+          <w:numId w:val="1053"/>
+        </w:numPr>
+      </w:pPr>
+      <w:r>
+        <w:rPr>
+          <w:b/>
+          <w:bCs/>
+        </w:rPr>
+        <w:t xml:space="preserve">Drive the vehicle at speed until the cell overvoltage occurs</w:t>
+      </w:r>
+      <w:r>
+        <w:t xml:space="preserve"> </w:t>
+      </w:r>
+      <w:r>
+        <w:t xml:space="preserve">→ expected: The item reaches the safe state within the fault-tolerant time interval</w:t>
+      </w:r>
+    </w:p>
+    <w:p>
+      <w:pPr>
+        <w:pStyle w:val="Compact"/>
+        <w:numPr>
+          <w:ilvl w:val="1"/>
+          <w:numId w:val="1053"/>
+        </w:numPr>
+      </w:pPr>
+      <w:r>
+        <w:rPr>
+          <w:b/>
+          <w:bCs/>
+        </w:rPr>
+        <w:t xml:space="preserve">Observe the vehicle’s behaviour after the contactors open</w:t>
+      </w:r>
+      <w:r>
+        <w:t xml:space="preserve"> </w:t>
+      </w:r>
+      <w:r>
+        <w:t xml:space="preserve">→ expected: The vehicle coasts and stops without loss of steering or of brake assist</w:t>
+      </w:r>
+    </w:p>
+    <w:p>
+      <w:pPr>
+        <w:pStyle w:val="Compact"/>
+        <w:numPr>
+          <w:ilvl w:val="1"/>
+          <w:numId w:val="1053"/>
+        </w:numPr>
+      </w:pPr>
+      <w:r>
+        <w:rPr>
+          <w:b/>
+          <w:bCs/>
+        </w:rPr>
+        <w:t xml:space="preserve">Capture what the driver is shown</w:t>
+      </w:r>
+      <w:r>
+        <w:t xml:space="preserve"> </w:t>
+      </w:r>
+      <w:r>
+        <w:t xml:space="preserve">→ expected: An unambiguous statement that the battery has been isolated for a battery fault, not a generic warning light</w:t>
+      </w:r>
+    </w:p>
+    <w:p>
+      <w:pPr>
+        <w:pStyle w:val="Compact"/>
+        <w:numPr>
+          <w:ilvl w:val="1"/>
+          <w:numId w:val="1053"/>
+        </w:numPr>
+      </w:pPr>
+      <w:r>
+        <w:rPr>
+          <w:b/>
+          <w:bCs/>
+        </w:rPr>
+        <w:t xml:space="preserve">Confirm with the driver stakeholder class whether the indication is actionable</w:t>
+      </w:r>
+      <w:r>
+        <w:t xml:space="preserve"> </w:t>
+      </w:r>
+      <w:r>
+        <w:t xml:space="preserve">→ expected: The driver states what happened and what to do without reference to a service manual</w:t>
+      </w:r>
+    </w:p>
+    <w:p>
+      <w:pPr>
+        <w:pStyle w:val="Compact"/>
+        <w:numPr>
+          <w:ilvl w:val="0"/>
+          <w:numId w:val="1052"/>
+        </w:numPr>
+      </w:pPr>
+      <w:r>
+        <w:rPr>
+          <w:b/>
+          <w:bCs/>
+        </w:rPr>
+        <w:t xml:space="preserve">Expected outcomes</w:t>
+      </w:r>
+      <w:r>
+        <w:t xml:space="preserve">:</w:t>
+      </w:r>
+    </w:p>
+    <w:p>
+      <w:pPr>
+        <w:pStyle w:val="Compact"/>
+        <w:numPr>
+          <w:ilvl w:val="1"/>
+          <w:numId w:val="1054"/>
+        </w:numPr>
+      </w:pPr>
+      <w:r>
+        <w:rPr>
+          <w:rStyle w:val="VerbatimChar"/>
+        </w:rPr>
+        <w:t xml:space="preserve">contactor_open_time</w:t>
+      </w:r>
+      <w:r>
+        <w:t xml:space="preserve"> </w:t>
+      </w:r>
+      <w:r>
+        <w:t xml:space="preserve">= 100 (tolerance at most)</w:t>
+      </w:r>
+    </w:p>
+    <w:p>
+      <w:pPr>
+        <w:pStyle w:val="Compact"/>
+        <w:numPr>
+          <w:ilvl w:val="1"/>
+          <w:numId w:val="1054"/>
+        </w:numPr>
+      </w:pPr>
+      <w:r>
+        <w:rPr>
+          <w:rStyle w:val="VerbatimChar"/>
+        </w:rPr>
+        <w:t xml:space="preserve">steering_and_brake_assist_retained</w:t>
+      </w:r>
+      <w:r>
+        <w:t xml:space="preserve"> </w:t>
+      </w:r>
+      <w:r>
+        <w:t xml:space="preserve">= true (tolerance exact)</w:t>
+      </w:r>
+    </w:p>
+    <w:p>
+      <w:pPr>
+        <w:pStyle w:val="Compact"/>
+        <w:numPr>
+          <w:ilvl w:val="1"/>
+          <w:numId w:val="1054"/>
+        </w:numPr>
+      </w:pPr>
+      <w:r>
+        <w:rPr>
+          <w:rStyle w:val="VerbatimChar"/>
+        </w:rPr>
+        <w:t xml:space="preserve">driver_indication_states_the_cause</w:t>
+      </w:r>
+      <w:r>
+        <w:t xml:space="preserve"> </w:t>
+      </w:r>
+      <w:r>
+        <w:t xml:space="preserve">= true (tolerance exact)</w:t>
+      </w:r>
+    </w:p>
+    <w:bookmarkEnd w:id="42"/>
+    <w:bookmarkStart w:id="43" w:name="X65f84702b08759f6df406abb9899663f0b4e8f5"/>
+    <w:p>
+      <w:pPr>
+        <w:pStyle w:val="Heading4"/>
+      </w:pPr>
+      <w:r>
+        <w:rPr>
+          <w:rStyle w:val="VerbatimChar"/>
+        </w:rPr>
+        <w:t xml:space="preserve">FB2-VER-TMS-000014</w:t>
+      </w:r>
+      <w:r>
+        <w:t xml:space="preserve"> </w:t>
+      </w:r>
+      <w:r>
+        <w:t xml:space="preserve">— Validation: degraded operation remains usable and is announced before it becomes a hard stop (operational scenario: single-channel measurement degradation) (synthetic_reference)</w:t>
+      </w:r>
+    </w:p>
+    <w:p>
+      <w:pPr>
+        <w:pStyle w:val="Compact"/>
+        <w:numPr>
+          <w:ilvl w:val="0"/>
+          <w:numId w:val="1055"/>
+        </w:numPr>
+      </w:pPr>
+      <w:r>
+        <w:rPr>
+          <w:b/>
+          <w:bCs/>
+        </w:rPr>
+        <w:t xml:space="preserve">Test type</w:t>
+      </w:r>
+      <w:r>
+        <w:t xml:space="preserve">:</w:t>
+      </w:r>
+      <w:r>
+        <w:t xml:space="preserve"> </w:t>
+      </w:r>
+      <w:r>
+        <w:rPr>
+          <w:rStyle w:val="VerbatimChar"/>
+        </w:rPr>
+        <w:t xml:space="preserve">validation</w:t>
+      </w:r>
+      <w:r>
+        <w:t xml:space="preserve"> </w:t>
+      </w:r>
+      <w:r>
+        <w:t xml:space="preserve">|</w:t>
+      </w:r>
+      <w:r>
+        <w:t xml:space="preserve"> </w:t>
+      </w:r>
+      <w:r>
+        <w:rPr>
+          <w:b/>
+          <w:bCs/>
+        </w:rPr>
+        <w:t xml:space="preserve">Oracle basis</w:t>
+      </w:r>
+      <w:r>
+        <w:t xml:space="preserve">:</w:t>
+      </w:r>
+      <w:r>
+        <w:t xml:space="preserve"> </w:t>
+      </w:r>
+      <w:r>
+        <w:rPr>
+          <w:rStyle w:val="VerbatimChar"/>
+        </w:rPr>
+        <w:t xml:space="preserve">analytical_model</w:t>
+      </w:r>
+    </w:p>
+    <w:p>
+      <w:pPr>
+        <w:pStyle w:val="Compact"/>
+        <w:numPr>
+          <w:ilvl w:val="0"/>
+          <w:numId w:val="1055"/>
+        </w:numPr>
+      </w:pPr>
+      <w:r>
+        <w:rPr>
+          <w:b/>
+          <w:bCs/>
+        </w:rPr>
+        <w:t xml:space="preserve">Objective</w:t>
+      </w:r>
+      <w:r>
+        <w:t xml:space="preserve">: Confirm that a measurement-path degradation moves the item into its degraded mode with a capability the pack manufacturer can still use, and that the reduction is announced before the condition becomes a hard stop. The failure this guards against is specific: a degraded mode that silently removes ca…</w:t>
+      </w:r>
+    </w:p>
+    <w:p>
+      <w:pPr>
+        <w:pStyle w:val="Compact"/>
+        <w:numPr>
+          <w:ilvl w:val="0"/>
+          <w:numId w:val="1055"/>
+        </w:numPr>
+      </w:pPr>
+      <w:r>
+        <w:rPr>
+          <w:b/>
+          <w:bCs/>
+        </w:rPr>
+        <w:t xml:space="preserve">Preconditions</w:t>
+      </w:r>
+      <w:r>
+        <w:t xml:space="preserve">: The pack is at a nominal mid-discharge state with the vehicle stationary., A channel degradation can be injected without disturbing the cells themselves., The vehicle control unit is logging the item’s published state.</w:t>
+      </w:r>
+    </w:p>
+    <w:p>
+      <w:pPr>
+        <w:pStyle w:val="Compact"/>
+        <w:numPr>
+          <w:ilvl w:val="0"/>
+          <w:numId w:val="1055"/>
+        </w:numPr>
+      </w:pPr>
+      <w:r>
+        <w:rPr>
+          <w:b/>
+          <w:bCs/>
+        </w:rPr>
+        <w:t xml:space="preserve">Environment</w:t>
+      </w:r>
+      <w:r>
+        <w:t xml:space="preserve">: Fictional pack on a bench with an injectable measurement-channel fault injector; Item firmware and the vehicle control unit build under test; config</w:t>
+      </w:r>
+      <w:r>
+        <w:t xml:space="preserve"> </w:t>
+      </w:r>
+      <w:r>
+        <w:rPr>
+          <w:rStyle w:val="VerbatimChar"/>
+        </w:rPr>
+        <w:t xml:space="preserve">VAR-REF-001 reference configuration, nominal cells</w:t>
+      </w:r>
+    </w:p>
+    <w:p>
+      <w:pPr>
+        <w:pStyle w:val="Compact"/>
+        <w:numPr>
+          <w:ilvl w:val="0"/>
+          <w:numId w:val="1055"/>
+        </w:numPr>
+      </w:pPr>
+      <w:r>
+        <w:rPr>
+          <w:b/>
+          <w:bCs/>
+        </w:rPr>
+        <w:t xml:space="preserve">Test cases (steps)</w:t>
+      </w:r>
+      <w:r>
+        <w:t xml:space="preserve">:</w:t>
+      </w:r>
+    </w:p>
+    <w:p>
+      <w:pPr>
+        <w:pStyle w:val="Compact"/>
+        <w:numPr>
+          <w:ilvl w:val="1"/>
+          <w:numId w:val="1056"/>
+        </w:numPr>
+      </w:pPr>
+      <w:r>
+        <w:rPr>
+          <w:b/>
+          <w:bCs/>
+        </w:rPr>
+        <w:t xml:space="preserve">Degrade one channel and observe the item</w:t>
+      </w:r>
+      <w:r>
+        <w:t xml:space="preserve"> </w:t>
+      </w:r>
+      <w:r>
+        <w:t xml:space="preserve">→ expected: The item enters degraded mode rather than FAULT</w:t>
+      </w:r>
+    </w:p>
+    <w:p>
+      <w:pPr>
+        <w:pStyle w:val="Compact"/>
+        <w:numPr>
+          <w:ilvl w:val="1"/>
+          <w:numId w:val="1056"/>
+        </w:numPr>
+      </w:pPr>
+      <w:r>
+        <w:rPr>
+          <w:b/>
+          <w:bCs/>
+        </w:rPr>
+        <w:t xml:space="preserve">Record what capability is retained and what is removed</w:t>
+      </w:r>
+      <w:r>
+        <w:t xml:space="preserve"> </w:t>
+      </w:r>
+      <w:r>
+        <w:t xml:space="preserve">→ expected: Contactor control retained, charge and discharge limited, monitoring rate increased</w:t>
+      </w:r>
+    </w:p>
+    <w:p>
+      <w:pPr>
+        <w:pStyle w:val="Compact"/>
+        <w:numPr>
+          <w:ilvl w:val="1"/>
+          <w:numId w:val="1056"/>
+        </w:numPr>
+      </w:pPr>
+      <w:r>
+        <w:rPr>
+          <w:b/>
+          <w:bCs/>
+        </w:rPr>
+        <w:t xml:space="preserve">Confirm the reduction is published to the vehicle control unit</w:t>
+      </w:r>
+      <w:r>
+        <w:t xml:space="preserve"> </w:t>
+      </w:r>
+      <w:r>
+        <w:t xml:space="preserve">→ expected: A degraded-state indication is present within one publication period</w:t>
+      </w:r>
+    </w:p>
+    <w:p>
+      <w:pPr>
+        <w:pStyle w:val="Compact"/>
+        <w:numPr>
+          <w:ilvl w:val="1"/>
+          <w:numId w:val="1056"/>
+        </w:numPr>
+      </w:pPr>
+      <w:r>
+        <w:rPr>
+          <w:b/>
+          <w:bCs/>
+        </w:rPr>
+        <w:t xml:space="preserve">Increase the degradation to the point of no usable reference</w:t>
+      </w:r>
+      <w:r>
+        <w:t xml:space="preserve"> </w:t>
+      </w:r>
+      <w:r>
+        <w:t xml:space="preserve">→ expected: The item escalates to the safe state rather than continuing on an unusable channel</w:t>
+      </w:r>
+    </w:p>
+    <w:p>
+      <w:pPr>
+        <w:pStyle w:val="Compact"/>
+        <w:numPr>
+          <w:ilvl w:val="1"/>
+          <w:numId w:val="1056"/>
+        </w:numPr>
+      </w:pPr>
+      <w:r>
+        <w:rPr>
+          <w:b/>
+          <w:bCs/>
+        </w:rPr>
+        <w:t xml:space="preserve">Confirm with the service stakeholder class that the degradation is diagnosable</w:t>
+      </w:r>
+      <w:r>
+        <w:t xml:space="preserve"> </w:t>
+      </w:r>
+      <w:r>
+        <w:t xml:space="preserve">→ expected: The service class can identify which channel degraded from the item’s own output</w:t>
+      </w:r>
+    </w:p>
+    <w:p>
+      <w:pPr>
+        <w:pStyle w:val="Compact"/>
+        <w:numPr>
+          <w:ilvl w:val="0"/>
+          <w:numId w:val="1055"/>
+        </w:numPr>
+      </w:pPr>
+      <w:r>
+        <w:rPr>
+          <w:b/>
+          <w:bCs/>
+        </w:rPr>
+        <w:t xml:space="preserve">Expected outcomes</w:t>
+      </w:r>
+      <w:r>
+        <w:t xml:space="preserve">:</w:t>
+      </w:r>
+    </w:p>
+    <w:p>
+      <w:pPr>
+        <w:pStyle w:val="Compact"/>
+        <w:numPr>
+          <w:ilvl w:val="1"/>
+          <w:numId w:val="1057"/>
+        </w:numPr>
+      </w:pPr>
+      <w:r>
+        <w:rPr>
+          <w:rStyle w:val="VerbatimChar"/>
+        </w:rPr>
+        <w:t xml:space="preserve">mode_on_first_degradation</w:t>
+      </w:r>
+      <w:r>
+        <w:t xml:space="preserve"> </w:t>
+      </w:r>
+      <w:r>
+        <w:t xml:space="preserve">= DEGRADED (tolerance exact)</w:t>
+      </w:r>
+    </w:p>
+    <w:p>
+      <w:pPr>
+        <w:pStyle w:val="Compact"/>
+        <w:numPr>
+          <w:ilvl w:val="1"/>
+          <w:numId w:val="1057"/>
+        </w:numPr>
+      </w:pPr>
+      <w:r>
+        <w:rPr>
+          <w:rStyle w:val="VerbatimChar"/>
+        </w:rPr>
+        <w:t xml:space="preserve">contactor_control_retained</w:t>
+      </w:r>
+      <w:r>
+        <w:t xml:space="preserve"> </w:t>
+      </w:r>
+      <w:r>
+        <w:t xml:space="preserve">= true (tolerance exact)</w:t>
+      </w:r>
+    </w:p>
+    <w:p>
+      <w:pPr>
+        <w:pStyle w:val="Compact"/>
+        <w:numPr>
+          <w:ilvl w:val="1"/>
+          <w:numId w:val="1057"/>
+        </w:numPr>
+      </w:pPr>
+      <w:r>
+        <w:rPr>
+          <w:rStyle w:val="VerbatimChar"/>
+        </w:rPr>
+        <w:t xml:space="preserve">degraded_indication_latency</w:t>
+      </w:r>
+      <w:r>
+        <w:t xml:space="preserve"> </w:t>
+      </w:r>
+      <w:r>
+        <w:t xml:space="preserve">= 100 (tolerance at most)</w:t>
+      </w:r>
+    </w:p>
+    <w:bookmarkEnd w:id="43"/>
+    <w:bookmarkStart w:id="44" w:name="X585a773ee4e560cc09fcc6878a736229d76f87b"/>
+    <w:p>
+      <w:pPr>
+        <w:pStyle w:val="Heading4"/>
+      </w:pPr>
+      <w:r>
+        <w:rPr>
+          <w:rStyle w:val="VerbatimChar"/>
+        </w:rPr>
+        <w:t xml:space="preserve">FB2-VER-TMS-000015</w:t>
+      </w:r>
+      <w:r>
+        <w:t xml:space="preserve"> </w:t>
+      </w:r>
+      <w:r>
+        <w:t xml:space="preserve">— Validation: the service technician can commission and service the item without being able to energise it incorrectly (operational scenario OS-006, workshop service) (synthetic_reference)</w:t>
+      </w:r>
+    </w:p>
+    <w:p>
+      <w:pPr>
+        <w:pStyle w:val="Compact"/>
+        <w:numPr>
+          <w:ilvl w:val="0"/>
+          <w:numId w:val="1058"/>
+        </w:numPr>
+      </w:pPr>
+      <w:r>
+        <w:rPr>
+          <w:b/>
+          <w:bCs/>
+        </w:rPr>
+        <w:t xml:space="preserve">Test type</w:t>
+      </w:r>
+      <w:r>
+        <w:t xml:space="preserve">:</w:t>
+      </w:r>
+      <w:r>
+        <w:t xml:space="preserve"> </w:t>
+      </w:r>
+      <w:r>
+        <w:rPr>
+          <w:rStyle w:val="VerbatimChar"/>
+        </w:rPr>
+        <w:t xml:space="preserve">validation</w:t>
+      </w:r>
+      <w:r>
+        <w:t xml:space="preserve"> </w:t>
+      </w:r>
+      <w:r>
+        <w:t xml:space="preserve">|</w:t>
+      </w:r>
+      <w:r>
+        <w:t xml:space="preserve"> </w:t>
+      </w:r>
+      <w:r>
+        <w:rPr>
+          <w:b/>
+          <w:bCs/>
+        </w:rPr>
+        <w:t xml:space="preserve">Oracle basis</w:t>
+      </w:r>
+      <w:r>
+        <w:t xml:space="preserve">:</w:t>
+      </w:r>
+      <w:r>
+        <w:t xml:space="preserve"> </w:t>
+      </w:r>
+      <w:r>
+        <w:rPr>
+          <w:rStyle w:val="VerbatimChar"/>
+        </w:rPr>
+        <w:t xml:space="preserve">synthetic_assumption</w:t>
+      </w:r>
+    </w:p>
+    <w:p>
+      <w:pPr>
+        <w:pStyle w:val="Compact"/>
+        <w:numPr>
+          <w:ilvl w:val="0"/>
+          <w:numId w:val="1058"/>
+        </w:numPr>
+      </w:pPr>
+      <w:r>
+        <w:rPr>
+          <w:b/>
+          <w:bCs/>
+        </w:rPr>
+        <w:t xml:space="preserve">Objective</w:t>
+      </w:r>
+      <w:r>
+        <w:t xml:space="preserve">: Confirm that a service technician following the documented commissioning and service procedure cannot bring the item into a state in which the contactors are commanded closed with open-circuit sensor inputs, and that the procedure’s steps are executable in the order given. The stakeholder need is th…</w:t>
+      </w:r>
+    </w:p>
+    <w:p>
+      <w:pPr>
+        <w:pStyle w:val="Compact"/>
+        <w:numPr>
+          <w:ilvl w:val="0"/>
+          <w:numId w:val="1058"/>
+        </w:numPr>
+      </w:pPr>
+      <w:r>
+        <w:rPr>
+          <w:b/>
+          <w:bCs/>
+        </w:rPr>
+        <w:t xml:space="preserve">Preconditions</w:t>
+      </w:r>
+      <w:r>
+        <w:t xml:space="preserve">: The item is unpowered or on a low-voltage service supply with the contactor drivers inhibited., The service procedure under test exists as an approved document; in this corpus it does not, and thi…, Sense leads may be connected or left open without damaging anything, which is an assumption this cor…</w:t>
+      </w:r>
+    </w:p>
+    <w:p>
+      <w:pPr>
+        <w:pStyle w:val="Compact"/>
+        <w:numPr>
+          <w:ilvl w:val="0"/>
+          <w:numId w:val="1058"/>
+        </w:numPr>
+      </w:pPr>
+      <w:r>
+        <w:rPr>
+          <w:b/>
+          <w:bCs/>
+        </w:rPr>
+        <w:t xml:space="preserve">Environment</w:t>
+      </w:r>
+      <w:r>
+        <w:t xml:space="preserve">: Fictional item on a service bench with a service diagnostic tool; Item firmware and the vehicle control unit build under test; config</w:t>
+      </w:r>
+      <w:r>
+        <w:t xml:space="preserve"> </w:t>
+      </w:r>
+      <w:r>
+        <w:rPr>
+          <w:rStyle w:val="VerbatimChar"/>
+        </w:rPr>
+        <w:t xml:space="preserve">VAR-REF-001 reference configuration, nominal cells</w:t>
+      </w:r>
+    </w:p>
+    <w:p>
+      <w:pPr>
+        <w:pStyle w:val="Compact"/>
+        <w:numPr>
+          <w:ilvl w:val="0"/>
+          <w:numId w:val="1058"/>
+        </w:numPr>
+      </w:pPr>
+      <w:r>
+        <w:rPr>
+          <w:b/>
+          <w:bCs/>
+        </w:rPr>
+        <w:t xml:space="preserve">Test cases (steps)</w:t>
+      </w:r>
+      <w:r>
+        <w:t xml:space="preserve">:</w:t>
+      </w:r>
+    </w:p>
+    <w:p>
+      <w:pPr>
+        <w:pStyle w:val="Compact"/>
+        <w:numPr>
+          <w:ilvl w:val="1"/>
+          <w:numId w:val="1059"/>
+        </w:numPr>
+      </w:pPr>
+      <w:r>
+        <w:rPr>
+          <w:b/>
+          <w:bCs/>
+        </w:rPr>
+        <w:t xml:space="preserve">Execute the commissioning procedure exactly as written</w:t>
+      </w:r>
+      <w:r>
+        <w:t xml:space="preserve"> </w:t>
+      </w:r>
+      <w:r>
+        <w:t xml:space="preserve">→ expected: Every step is executable in the order given without an undocumented intermediate state</w:t>
+      </w:r>
+    </w:p>
+    <w:p>
+      <w:pPr>
+        <w:pStyle w:val="Compact"/>
+        <w:numPr>
+          <w:ilvl w:val="1"/>
+          <w:numId w:val="1059"/>
+        </w:numPr>
+      </w:pPr>
+      <w:r>
+        <w:rPr>
+          <w:b/>
+          <w:bCs/>
+        </w:rPr>
+        <w:t xml:space="preserve">With sense leads unconnected, assert commissioning and attempt to command the contactors closed</w:t>
+      </w:r>
+      <w:r>
+        <w:t xml:space="preserve"> </w:t>
+      </w:r>
+      <w:r>
+        <w:t xml:space="preserve">→ expected: The command is refused and the refusal is diagnosed</w:t>
+      </w:r>
+    </w:p>
+    <w:p>
+      <w:pPr>
+        <w:pStyle w:val="Compact"/>
+        <w:numPr>
+          <w:ilvl w:val="1"/>
+          <w:numId w:val="1059"/>
+        </w:numPr>
+      </w:pPr>
+      <w:r>
+        <w:rPr>
+          <w:b/>
+          <w:bCs/>
+        </w:rPr>
+        <w:t xml:space="preserve">Connect only a subset of the sense leads and repeat</w:t>
+      </w:r>
+      <w:r>
+        <w:t xml:space="preserve"> </w:t>
+      </w:r>
+      <w:r>
+        <w:t xml:space="preserve">→ expected: The open-circuit condition is diagnosed rather than interpreted as cells at zero volts</w:t>
+      </w:r>
+    </w:p>
+    <w:p>
+      <w:pPr>
+        <w:pStyle w:val="Compact"/>
+        <w:numPr>
+          <w:ilvl w:val="1"/>
+          <w:numId w:val="1059"/>
+        </w:numPr>
+      </w:pPr>
+      <w:r>
+        <w:rPr>
+          <w:b/>
+          <w:bCs/>
+        </w:rPr>
+        <w:t xml:space="preserve">Release commissioning and remove the tool</w:t>
+      </w:r>
+      <w:r>
+        <w:t xml:space="preserve"> </w:t>
+      </w:r>
+      <w:r>
+        <w:t xml:space="preserve">→ expected: The item returns to a state in which no contactor actuation is possible without a current-flow request</w:t>
+      </w:r>
+    </w:p>
+    <w:p>
+      <w:pPr>
+        <w:pStyle w:val="Compact"/>
+        <w:numPr>
+          <w:ilvl w:val="1"/>
+          <w:numId w:val="1059"/>
+        </w:numPr>
+      </w:pPr>
+      <w:r>
+        <w:rPr>
+          <w:b/>
+          <w:bCs/>
+        </w:rPr>
+        <w:t xml:space="preserve">Have a technician from the declared class perform the procedure unassisted</w:t>
+      </w:r>
+      <w:r>
+        <w:t xml:space="preserve"> </w:t>
+      </w:r>
+      <w:r>
+        <w:t xml:space="preserve">→ expected: The technician completes it without improvising a step</w:t>
+      </w:r>
+    </w:p>
+    <w:p>
+      <w:pPr>
+        <w:pStyle w:val="Compact"/>
+        <w:numPr>
+          <w:ilvl w:val="0"/>
+          <w:numId w:val="1058"/>
+        </w:numPr>
+      </w:pPr>
+      <w:r>
+        <w:rPr>
+          <w:b/>
+          <w:bCs/>
+        </w:rPr>
+        <w:t xml:space="preserve">Expected outcomes</w:t>
+      </w:r>
+      <w:r>
+        <w:t xml:space="preserve">:</w:t>
+      </w:r>
+    </w:p>
+    <w:p>
+      <w:pPr>
+        <w:pStyle w:val="Compact"/>
+        <w:numPr>
+          <w:ilvl w:val="1"/>
+          <w:numId w:val="1060"/>
+        </w:numPr>
+      </w:pPr>
+      <w:r>
+        <w:rPr>
+          <w:rStyle w:val="VerbatimChar"/>
+        </w:rPr>
+        <w:t xml:space="preserve">contactor_close_command_without_sense_leads</w:t>
+      </w:r>
+      <w:r>
+        <w:t xml:space="preserve"> </w:t>
+      </w:r>
+      <w:r>
+        <w:t xml:space="preserve">= 0 (tolerance exact)</w:t>
+      </w:r>
+    </w:p>
+    <w:p>
+      <w:pPr>
+        <w:pStyle w:val="Compact"/>
+        <w:numPr>
+          <w:ilvl w:val="1"/>
+          <w:numId w:val="1060"/>
+        </w:numPr>
+      </w:pPr>
+      <w:r>
+        <w:rPr>
+          <w:rStyle w:val="VerbatimChar"/>
+        </w:rPr>
+        <w:t xml:space="preserve">open_circuit_diagnosed</w:t>
+      </w:r>
+      <w:r>
+        <w:t xml:space="preserve"> </w:t>
+      </w:r>
+      <w:r>
+        <w:t xml:space="preserve">= true (tolerance exact)</w:t>
+      </w:r>
+    </w:p>
+    <w:p>
+      <w:pPr>
+        <w:pStyle w:val="Compact"/>
+        <w:numPr>
+          <w:ilvl w:val="1"/>
+          <w:numId w:val="1060"/>
+        </w:numPr>
+      </w:pPr>
+      <w:r>
+        <w:rPr>
+          <w:rStyle w:val="VerbatimChar"/>
+        </w:rPr>
+        <w:t xml:space="preserve">technician_improvised_steps</w:t>
+      </w:r>
+      <w:r>
+        <w:t xml:space="preserve"> </w:t>
+      </w:r>
+      <w:r>
+        <w:t xml:space="preserve">= 0 (tolerance exact)</w:t>
+      </w:r>
+    </w:p>
+    <w:bookmarkEnd w:id="44"/>
+    <w:bookmarkStart w:id="45" w:name="Xa03b5e4469926d7537c8d8f03218b85dbe4e280"/>
+    <w:p>
+      <w:pPr>
+        <w:pStyle w:val="Heading4"/>
+      </w:pPr>
+      <w:r>
+        <w:rPr>
+          <w:rStyle w:val="VerbatimChar"/>
+        </w:rPr>
+        <w:t xml:space="preserve">FB2-VER-TMS-000016</w:t>
+      </w:r>
+      <w:r>
+        <w:t xml:space="preserve"> </w:t>
+      </w:r>
+      <w:r>
+        <w:t xml:space="preserve">— Verification: an unauthenticated peer is refused service, and an authenticated session’s payload is neither readable nor alterable by a passive or active segment observer (synthetic_reference)</w:t>
+      </w:r>
+    </w:p>
+    <w:p>
+      <w:pPr>
+        <w:pStyle w:val="Compact"/>
+        <w:numPr>
+          <w:ilvl w:val="0"/>
+          <w:numId w:val="1061"/>
+        </w:numPr>
+      </w:pPr>
+      <w:r>
+        <w:rPr>
+          <w:b/>
+          <w:bCs/>
+        </w:rPr>
+        <w:t xml:space="preserve">Test type</w:t>
+      </w:r>
+      <w:r>
+        <w:t xml:space="preserve">:</w:t>
+      </w:r>
+      <w:r>
+        <w:t xml:space="preserve"> </w:t>
+      </w:r>
+      <w:r>
+        <w:rPr>
+          <w:rStyle w:val="VerbatimChar"/>
+        </w:rPr>
+        <w:t xml:space="preserve">robustness</w:t>
+      </w:r>
+      <w:r>
+        <w:t xml:space="preserve"> </w:t>
+      </w:r>
+      <w:r>
+        <w:t xml:space="preserve">|</w:t>
+      </w:r>
+      <w:r>
+        <w:t xml:space="preserve"> </w:t>
+      </w:r>
+      <w:r>
+        <w:rPr>
+          <w:b/>
+          <w:bCs/>
+        </w:rPr>
+        <w:t xml:space="preserve">Oracle basis</w:t>
+      </w:r>
+      <w:r>
+        <w:t xml:space="preserve">:</w:t>
+      </w:r>
+      <w:r>
+        <w:t xml:space="preserve"> </w:t>
+      </w:r>
+      <w:r>
+        <w:rPr>
+          <w:rStyle w:val="VerbatimChar"/>
+        </w:rPr>
+        <w:t xml:space="preserve">source_grounded</w:t>
+      </w:r>
+    </w:p>
+    <w:p>
+      <w:pPr>
+        <w:pStyle w:val="Compact"/>
+        <w:numPr>
+          <w:ilvl w:val="0"/>
+          <w:numId w:val="1061"/>
+        </w:numPr>
+      </w:pPr>
+      <w:r>
+        <w:rPr>
+          <w:b/>
+          <w:bCs/>
+        </w:rPr>
+        <w:t xml:space="preserve">Objective</w:t>
+      </w:r>
+      <w:r>
+        <w:t xml:space="preserve">: Confirm that the master software completes no externally reachable network session with a peer that has not authenticated, and that after authentication the session’s application payload is neither recoverable in plaintext by an observer on the segment nor modifiable by one. Also confirm that each r…</w:t>
+      </w:r>
+    </w:p>
+    <w:p>
+      <w:pPr>
+        <w:pStyle w:val="Compact"/>
+        <w:numPr>
+          <w:ilvl w:val="0"/>
+          <w:numId w:val="1061"/>
+        </w:numPr>
+      </w:pPr>
+      <w:r>
+        <w:rPr>
+          <w:b/>
+          <w:bCs/>
+        </w:rPr>
+        <w:t xml:space="preserve">Preconditions</w:t>
+      </w:r>
+      <w:r>
+        <w:t xml:space="preserve">: The service is externally reachable in the configuration under test, which is the hypothetical proje…, The item is otherwise in a nominal mode with no active fault., A capture point exists on the segment.</w:t>
+      </w:r>
+    </w:p>
+    <w:p>
+      <w:pPr>
+        <w:pStyle w:val="Compact"/>
+        <w:numPr>
+          <w:ilvl w:val="0"/>
+          <w:numId w:val="1061"/>
+        </w:numPr>
+      </w:pPr>
+      <w:r>
+        <w:rPr>
+          <w:b/>
+          <w:bCs/>
+        </w:rPr>
+        <w:t xml:space="preserve">Environment</w:t>
+      </w:r>
+      <w:r>
+        <w:t xml:space="preserve">: Hypothetical 400 V pack on a bench with an instrumented network segment; BMS master firmware under test; config</w:t>
+      </w:r>
+      <w:r>
+        <w:t xml:space="preserve"> </w:t>
+      </w:r>
+      <w:r>
+        <w:rPr>
+          <w:rStyle w:val="VerbatimChar"/>
+        </w:rPr>
+        <w:t xml:space="preserve">VAR-REF-001 with the commissioning service enabled and all debug endpoints closed</w:t>
+      </w:r>
+    </w:p>
+    <w:p>
+      <w:pPr>
+        <w:pStyle w:val="Compact"/>
+        <w:numPr>
+          <w:ilvl w:val="0"/>
+          <w:numId w:val="1061"/>
+        </w:numPr>
+      </w:pPr>
+      <w:r>
+        <w:rPr>
+          <w:b/>
+          <w:bCs/>
+        </w:rPr>
+        <w:t xml:space="preserve">Test cases (steps)</w:t>
+      </w:r>
+      <w:r>
+        <w:t xml:space="preserve">:</w:t>
+      </w:r>
+    </w:p>
+    <w:p>
+      <w:pPr>
+        <w:pStyle w:val="Compact"/>
+        <w:numPr>
+          <w:ilvl w:val="1"/>
+          <w:numId w:val="1062"/>
+        </w:numPr>
+      </w:pPr>
+      <w:r>
+        <w:rPr>
+          <w:b/>
+          <w:bCs/>
+        </w:rPr>
+        <w:t xml:space="preserve">Offer 1000 connections from peers that fail authentication</w:t>
+      </w:r>
+      <w:r>
+        <w:t xml:space="preserve"> </w:t>
+      </w:r>
+      <w:r>
+        <w:t xml:space="preserve">→ expected: Zero sessions reach the application data state</w:t>
+      </w:r>
+    </w:p>
+    <w:p>
+      <w:pPr>
+        <w:pStyle w:val="Compact"/>
+        <w:numPr>
+          <w:ilvl w:val="1"/>
+          <w:numId w:val="1062"/>
+        </w:numPr>
+      </w:pPr>
+      <w:r>
+        <w:rPr>
+          <w:b/>
+          <w:bCs/>
+        </w:rPr>
+        <w:t xml:space="preserve">Authenticate successfully and capture the segment for 24 h</w:t>
+      </w:r>
+      <w:r>
+        <w:t xml:space="preserve"> </w:t>
+      </w:r>
+      <w:r>
+        <w:t xml:space="preserve">→ expected: No application payload byte is recoverable in plaintext</w:t>
+      </w:r>
+    </w:p>
+    <w:p>
+      <w:pPr>
+        <w:pStyle w:val="Compact"/>
+        <w:numPr>
+          <w:ilvl w:val="1"/>
+          <w:numId w:val="1062"/>
+        </w:numPr>
+      </w:pPr>
+      <w:r>
+        <w:rPr>
+          <w:b/>
+          <w:bCs/>
+        </w:rPr>
+        <w:t xml:space="preserve">Alter bytes of an authenticated session’s payload</w:t>
+      </w:r>
+      <w:r>
+        <w:t xml:space="preserve"> </w:t>
+      </w:r>
+      <w:r>
+        <w:t xml:space="preserve">→ expected: The receiver rejects every altered frame and raises a diagnosis entry</w:t>
+      </w:r>
+    </w:p>
+    <w:p>
+      <w:pPr>
+        <w:pStyle w:val="Compact"/>
+        <w:numPr>
+          <w:ilvl w:val="1"/>
+          <w:numId w:val="1062"/>
+        </w:numPr>
+      </w:pPr>
+      <w:r>
+        <w:rPr>
+          <w:b/>
+          <w:bCs/>
+        </w:rPr>
+        <w:t xml:space="preserve">Replay a previously valid credential</w:t>
+      </w:r>
+      <w:r>
+        <w:t xml:space="preserve"> </w:t>
+      </w:r>
+      <w:r>
+        <w:t xml:space="preserve">→ expected: The replay is refused and diagnosed</w:t>
+      </w:r>
+    </w:p>
+    <w:p>
+      <w:pPr>
+        <w:pStyle w:val="Compact"/>
+        <w:numPr>
+          <w:ilvl w:val="1"/>
+          <w:numId w:val="1062"/>
+        </w:numPr>
+      </w:pPr>
+      <w:r>
+        <w:rPr>
+          <w:b/>
+          <w:bCs/>
+        </w:rPr>
+        <w:t xml:space="preserve">Review the diagnosis log against the injection schedule</w:t>
+      </w:r>
+      <w:r>
+        <w:t xml:space="preserve"> </w:t>
+      </w:r>
+      <w:r>
+        <w:t xml:space="preserve">→ expected: One diagnosis entry per refused attempt, no missing and no extra</w:t>
+      </w:r>
+    </w:p>
+    <w:p>
+      <w:pPr>
+        <w:pStyle w:val="Compact"/>
+        <w:numPr>
+          <w:ilvl w:val="0"/>
+          <w:numId w:val="1061"/>
+        </w:numPr>
+      </w:pPr>
+      <w:r>
+        <w:rPr>
+          <w:b/>
+          <w:bCs/>
+        </w:rPr>
+        <w:t xml:space="preserve">Expected outcomes</w:t>
+      </w:r>
+      <w:r>
+        <w:t xml:space="preserve">:</w:t>
+      </w:r>
+    </w:p>
+    <w:p>
+      <w:pPr>
+        <w:pStyle w:val="Compact"/>
+        <w:numPr>
+          <w:ilvl w:val="1"/>
+          <w:numId w:val="1063"/>
+        </w:numPr>
+      </w:pPr>
+      <w:r>
+        <w:rPr>
+          <w:rStyle w:val="VerbatimChar"/>
+        </w:rPr>
+        <w:t xml:space="preserve">unauthenticated_sessions</w:t>
+      </w:r>
+      <w:r>
+        <w:t xml:space="preserve"> </w:t>
+      </w:r>
+      <w:r>
+        <w:t xml:space="preserve">= 0 (tolerance exact)</w:t>
+      </w:r>
+    </w:p>
+    <w:p>
+      <w:pPr>
+        <w:pStyle w:val="Compact"/>
+        <w:numPr>
+          <w:ilvl w:val="1"/>
+          <w:numId w:val="1063"/>
+        </w:numPr>
+      </w:pPr>
+      <w:r>
+        <w:rPr>
+          <w:rStyle w:val="VerbatimChar"/>
+        </w:rPr>
+        <w:t xml:space="preserve">plaintext_payload_bytes_recovered</w:t>
+      </w:r>
+      <w:r>
+        <w:t xml:space="preserve"> </w:t>
+      </w:r>
+      <w:r>
+        <w:t xml:space="preserve">= 0 (tolerance exact)</w:t>
+      </w:r>
+    </w:p>
+    <w:p>
+      <w:pPr>
+        <w:pStyle w:val="Compact"/>
+        <w:numPr>
+          <w:ilvl w:val="1"/>
+          <w:numId w:val="1063"/>
+        </w:numPr>
+      </w:pPr>
+      <w:r>
+        <w:rPr>
+          <w:rStyle w:val="VerbatimChar"/>
+        </w:rPr>
+        <w:t xml:space="preserve">altered_frames_accepted</w:t>
+      </w:r>
+      <w:r>
+        <w:t xml:space="preserve"> </w:t>
+      </w:r>
+      <w:r>
+        <w:t xml:space="preserve">= 0 (tolerance exact)</w:t>
+      </w:r>
+    </w:p>
+    <w:p>
+      <w:pPr>
+        <w:pStyle w:val="Compact"/>
+        <w:numPr>
+          <w:ilvl w:val="1"/>
+          <w:numId w:val="1063"/>
+        </w:numPr>
+      </w:pPr>
+      <w:r>
+        <w:rPr>
+          <w:rStyle w:val="VerbatimChar"/>
+        </w:rPr>
+        <w:t xml:space="preserve">authentication_latency</w:t>
+      </w:r>
+      <w:r>
+        <w:t xml:space="preserve"> </w:t>
+      </w:r>
+      <w:r>
+        <w:t xml:space="preserve">= 100 (tolerance at most)</w:t>
+      </w:r>
+    </w:p>
+    <w:p>
+      <w:pPr>
+        <w:pStyle w:val="Compact"/>
+        <w:numPr>
+          <w:ilvl w:val="1"/>
+          <w:numId w:val="1063"/>
+        </w:numPr>
+      </w:pPr>
+      <w:r>
+        <w:rPr>
+          <w:rStyle w:val="VerbatimChar"/>
+        </w:rPr>
+        <w:t xml:space="preserve">diagnosis_entries_per_refusal</w:t>
+      </w:r>
+      <w:r>
+        <w:t xml:space="preserve"> </w:t>
+      </w:r>
+      <w:r>
+        <w:t xml:space="preserve">= 1 (tolerance exact)</w:t>
+      </w:r>
+    </w:p>
+    <w:bookmarkEnd w:id="45"/>
+    <w:bookmarkStart w:id="46" w:name="Xd5eacdf427bce03d06402352c0a38c5b77a003d"/>
+    <w:p>
+      <w:pPr>
+        <w:pStyle w:val="Heading4"/>
+      </w:pPr>
+      <w:r>
+        <w:rPr>
+          <w:rStyle w:val="VerbatimChar"/>
+        </w:rPr>
+        <w:t xml:space="preserve">FB2-VER-TMS-000017</w:t>
+      </w:r>
+      <w:r>
+        <w:t xml:space="preserve"> </w:t>
+      </w:r>
+      <w:r>
+        <w:t xml:space="preserve">— Verification: a peer holding the maximum permitted connections open and silent does not deny service to legitimate peers (synthetic_reference)</w:t>
+      </w:r>
+    </w:p>
+    <w:p>
+      <w:pPr>
+        <w:pStyle w:val="Compact"/>
+        <w:numPr>
+          <w:ilvl w:val="0"/>
+          <w:numId w:val="1064"/>
+        </w:numPr>
+      </w:pPr>
+      <w:r>
+        <w:rPr>
+          <w:b/>
+          <w:bCs/>
+        </w:rPr>
+        <w:t xml:space="preserve">Test type</w:t>
+      </w:r>
+      <w:r>
+        <w:t xml:space="preserve">:</w:t>
+      </w:r>
+      <w:r>
+        <w:t xml:space="preserve"> </w:t>
+      </w:r>
+      <w:r>
+        <w:rPr>
+          <w:rStyle w:val="VerbatimChar"/>
+        </w:rPr>
+        <w:t xml:space="preserve">robustness</w:t>
+      </w:r>
+      <w:r>
+        <w:t xml:space="preserve"> </w:t>
+      </w:r>
+      <w:r>
+        <w:t xml:space="preserve">|</w:t>
+      </w:r>
+      <w:r>
+        <w:t xml:space="preserve"> </w:t>
+      </w:r>
+      <w:r>
+        <w:rPr>
+          <w:b/>
+          <w:bCs/>
+        </w:rPr>
+        <w:t xml:space="preserve">Oracle basis</w:t>
+      </w:r>
+      <w:r>
+        <w:t xml:space="preserve">:</w:t>
+      </w:r>
+      <w:r>
+        <w:t xml:space="preserve"> </w:t>
+      </w:r>
+      <w:r>
+        <w:rPr>
+          <w:rStyle w:val="VerbatimChar"/>
+        </w:rPr>
+        <w:t xml:space="preserve">analytical_model</w:t>
+      </w:r>
+    </w:p>
+    <w:p>
+      <w:pPr>
+        <w:pStyle w:val="Compact"/>
+        <w:numPr>
+          <w:ilvl w:val="0"/>
+          <w:numId w:val="1064"/>
+        </w:numPr>
+      </w:pPr>
+      <w:r>
+        <w:rPr>
+          <w:b/>
+          <w:bCs/>
+        </w:rPr>
+        <w:t xml:space="preserve">Objective</w:t>
+      </w:r>
+      <w:r>
+        <w:t xml:space="preserve">: Confirm that a hostile peer cannot make the service unavailable to a legitimate peer by opening the maximum number of permitted connections and sending nothing on them, and that every refusal and every budget breach is diagnosable. This is the measure for the requirement’s availability clause; the r…</w:t>
+      </w:r>
+    </w:p>
+    <w:p>
+      <w:pPr>
+        <w:pStyle w:val="Compact"/>
+        <w:numPr>
+          <w:ilvl w:val="0"/>
+          <w:numId w:val="1064"/>
+        </w:numPr>
+      </w:pPr>
+      <w:r>
+        <w:rPr>
+          <w:b/>
+          <w:bCs/>
+        </w:rPr>
+        <w:t xml:space="preserve">Preconditions</w:t>
+      </w:r>
+      <w:r>
+        <w:t xml:space="preserve">: The service under test implements the caps the requirement states., The hostile peer can hold sockets open without sending data., The legitimate peer behaves as a legitimate peer.</w:t>
+      </w:r>
+    </w:p>
+    <w:p>
+      <w:pPr>
+        <w:pStyle w:val="Compact"/>
+        <w:numPr>
+          <w:ilvl w:val="0"/>
+          <w:numId w:val="1064"/>
+        </w:numPr>
+      </w:pPr>
+      <w:r>
+        <w:rPr>
+          <w:b/>
+          <w:bCs/>
+        </w:rPr>
+        <w:t xml:space="preserve">Environment</w:t>
+      </w:r>
+      <w:r>
+        <w:t xml:space="preserve">: Hypothetical 400 V pack on a bench with a routable network segment; BMS master firmware under test; config</w:t>
+      </w:r>
+      <w:r>
+        <w:t xml:space="preserve"> </w:t>
+      </w:r>
+      <w:r>
+        <w:rPr>
+          <w:rStyle w:val="VerbatimChar"/>
+        </w:rPr>
+        <w:t xml:space="preserve">VAR-REF-001 with the commissioning service enabled</w:t>
+      </w:r>
+    </w:p>
+    <w:p>
+      <w:pPr>
+        <w:pStyle w:val="Compact"/>
+        <w:numPr>
+          <w:ilvl w:val="0"/>
+          <w:numId w:val="1064"/>
+        </w:numPr>
+      </w:pPr>
+      <w:r>
+        <w:rPr>
+          <w:b/>
+          <w:bCs/>
+        </w:rPr>
+        <w:t xml:space="preserve">Test cases (steps)</w:t>
+      </w:r>
+      <w:r>
+        <w:t xml:space="preserve">:</w:t>
+      </w:r>
+    </w:p>
+    <w:p>
+      <w:pPr>
+        <w:pStyle w:val="Compact"/>
+        <w:numPr>
+          <w:ilvl w:val="1"/>
+          <w:numId w:val="1065"/>
+        </w:numPr>
+      </w:pPr>
+      <w:r>
+        <w:rPr>
+          <w:b/>
+          <w:bCs/>
+        </w:rPr>
+        <w:t xml:space="preserve">Open the permitted maximum of silent connections and hold them</w:t>
+      </w:r>
+      <w:r>
+        <w:t xml:space="preserve"> </w:t>
+      </w:r>
+      <w:r>
+        <w:t xml:space="preserve">→ expected: The service accepts exactly the cap and refuses the next attempt</w:t>
+      </w:r>
+    </w:p>
+    <w:p>
+      <w:pPr>
+        <w:pStyle w:val="Compact"/>
+        <w:numPr>
+          <w:ilvl w:val="1"/>
+          <w:numId w:val="1065"/>
+        </w:numPr>
+      </w:pPr>
+      <w:r>
+        <w:rPr>
+          <w:b/>
+          <w:bCs/>
+        </w:rPr>
+        <w:t xml:space="preserve">Attempt a legitimate connection while the cap is held</w:t>
+      </w:r>
+      <w:r>
+        <w:t xml:space="preserve"> </w:t>
+      </w:r>
+      <w:r>
+        <w:t xml:space="preserve">→ expected: The legitimate peer is served, or refused within a bounded time and diagnosed</w:t>
+      </w:r>
+    </w:p>
+    <w:p>
+      <w:pPr>
+        <w:pStyle w:val="Compact"/>
+        <w:numPr>
+          <w:ilvl w:val="1"/>
+          <w:numId w:val="1065"/>
+        </w:numPr>
+      </w:pPr>
+      <w:r>
+        <w:rPr>
+          <w:b/>
+          <w:bCs/>
+        </w:rPr>
+        <w:t xml:space="preserve">Burst 128 KiB on one held connection</w:t>
+      </w:r>
+      <w:r>
+        <w:t xml:space="preserve"> </w:t>
+      </w:r>
+      <w:r>
+        <w:t xml:space="preserve">→ expected: The connection is closed within 100 ms of the breach and its resources are released</w:t>
+      </w:r>
+    </w:p>
+    <w:p>
+      <w:pPr>
+        <w:pStyle w:val="Compact"/>
+        <w:numPr>
+          <w:ilvl w:val="1"/>
+          <w:numId w:val="1065"/>
+        </w:numPr>
+      </w:pPr>
+      <w:r>
+        <w:rPr>
+          <w:b/>
+          <w:bCs/>
+        </w:rPr>
+        <w:t xml:space="preserve">Hold the cap open for 30 minutes</w:t>
+      </w:r>
+      <w:r>
+        <w:t xml:space="preserve"> </w:t>
+      </w:r>
+      <w:r>
+        <w:t xml:space="preserve">→ expected: No service task is blocked indefinitely; the receive timeout fires within 2000 ms</w:t>
+      </w:r>
+    </w:p>
+    <w:p>
+      <w:pPr>
+        <w:pStyle w:val="Compact"/>
+        <w:numPr>
+          <w:ilvl w:val="1"/>
+          <w:numId w:val="1065"/>
+        </w:numPr>
+      </w:pPr>
+      <w:r>
+        <w:rPr>
+          <w:b/>
+          <w:bCs/>
+        </w:rPr>
+        <w:t xml:space="preserve">Run for 1 hour with the hostile peer active</w:t>
+      </w:r>
+      <w:r>
+        <w:t xml:space="preserve"> </w:t>
+      </w:r>
+      <w:r>
+        <w:t xml:space="preserve">→ expected: At least 1 legitimate connection served per hour</w:t>
+      </w:r>
+    </w:p>
+    <w:p>
+      <w:pPr>
+        <w:pStyle w:val="Compact"/>
+        <w:numPr>
+          <w:ilvl w:val="1"/>
+          <w:numId w:val="1065"/>
+        </w:numPr>
+      </w:pPr>
+      <w:r>
+        <w:rPr>
+          <w:b/>
+          <w:bCs/>
+        </w:rPr>
+        <w:t xml:space="preserve">Review the diagnosis log</w:t>
+      </w:r>
+      <w:r>
+        <w:t xml:space="preserve"> </w:t>
+      </w:r>
+      <w:r>
+        <w:t xml:space="preserve">→ expected: One entry per refusal and per detected breach</w:t>
+      </w:r>
+    </w:p>
+    <w:p>
+      <w:pPr>
+        <w:pStyle w:val="Compact"/>
+        <w:numPr>
+          <w:ilvl w:val="0"/>
+          <w:numId w:val="1064"/>
+        </w:numPr>
+      </w:pPr>
+      <w:r>
+        <w:rPr>
+          <w:b/>
+          <w:bCs/>
+        </w:rPr>
+        <w:t xml:space="preserve">Expected outcomes</w:t>
+      </w:r>
+      <w:r>
+        <w:t xml:space="preserve">:</w:t>
+      </w:r>
+    </w:p>
+    <w:p>
+      <w:pPr>
+        <w:pStyle w:val="Compact"/>
+        <w:numPr>
+          <w:ilvl w:val="1"/>
+          <w:numId w:val="1066"/>
+        </w:numPr>
+      </w:pPr>
+      <w:r>
+        <w:rPr>
+          <w:rStyle w:val="VerbatimChar"/>
+        </w:rPr>
+        <w:t xml:space="preserve">concurrent_connections_serviced</w:t>
+      </w:r>
+      <w:r>
+        <w:t xml:space="preserve"> </w:t>
+      </w:r>
+      <w:r>
+        <w:t xml:space="preserve">= 4 (tolerance at most)</w:t>
+      </w:r>
+    </w:p>
+    <w:p>
+      <w:pPr>
+        <w:pStyle w:val="Compact"/>
+        <w:numPr>
+          <w:ilvl w:val="1"/>
+          <w:numId w:val="1066"/>
+        </w:numPr>
+      </w:pPr>
+      <w:r>
+        <w:rPr>
+          <w:rStyle w:val="VerbatimChar"/>
+        </w:rPr>
+        <w:t xml:space="preserve">receive_timeout</w:t>
+      </w:r>
+      <w:r>
+        <w:t xml:space="preserve"> </w:t>
+      </w:r>
+      <w:r>
+        <w:t xml:space="preserve">= 2000 (tolerance at most)</w:t>
+      </w:r>
+    </w:p>
+    <w:p>
+      <w:pPr>
+        <w:pStyle w:val="Compact"/>
+        <w:numPr>
+          <w:ilvl w:val="1"/>
+          <w:numId w:val="1066"/>
+        </w:numPr>
+      </w:pPr>
+      <w:r>
+        <w:rPr>
+          <w:rStyle w:val="VerbatimChar"/>
+        </w:rPr>
+        <w:t xml:space="preserve">per_connection_byte_budget</w:t>
+      </w:r>
+      <w:r>
+        <w:t xml:space="preserve"> </w:t>
+      </w:r>
+      <w:r>
+        <w:t xml:space="preserve">= 65536 (tolerance at most)</w:t>
+      </w:r>
+    </w:p>
+    <w:p>
+      <w:pPr>
+        <w:pStyle w:val="Compact"/>
+        <w:numPr>
+          <w:ilvl w:val="1"/>
+          <w:numId w:val="1066"/>
+        </w:numPr>
+      </w:pPr>
+      <w:r>
+        <w:rPr>
+          <w:rStyle w:val="VerbatimChar"/>
+        </w:rPr>
+        <w:t xml:space="preserve">breach_to_close_time</w:t>
+      </w:r>
+      <w:r>
+        <w:t xml:space="preserve"> </w:t>
+      </w:r>
+      <w:r>
+        <w:t xml:space="preserve">= 100 (tolerance at most)</w:t>
+      </w:r>
+    </w:p>
+    <w:p>
+      <w:pPr>
+        <w:pStyle w:val="Compact"/>
+        <w:numPr>
+          <w:ilvl w:val="1"/>
+          <w:numId w:val="1066"/>
+        </w:numPr>
+      </w:pPr>
+      <w:r>
+        <w:rPr>
+          <w:rStyle w:val="VerbatimChar"/>
+        </w:rPr>
+        <w:t xml:space="preserve">legitimate_connections_per_hour_under_exhaustion</w:t>
+      </w:r>
+      <w:r>
+        <w:t xml:space="preserve"> </w:t>
+      </w:r>
+      <w:r>
+        <w:t xml:space="preserve">= 1 (tolerance at least)</w:t>
+      </w:r>
+    </w:p>
+    <w:bookmarkEnd w:id="46"/>
+    <w:bookmarkStart w:id="47" w:name="X3fbd1aa3ea8daad07e3462324f6cb0452fde05f"/>
+    <w:p>
+      <w:pPr>
+        <w:pStyle w:val="Heading4"/>
+      </w:pPr>
+      <w:r>
+        <w:rPr>
+          <w:rStyle w:val="VerbatimChar"/>
+        </w:rPr>
+        <w:t xml:space="preserve">FB2-VER-TMS-000018</w:t>
+      </w:r>
+      <w:r>
+        <w:t xml:space="preserve"> </w:t>
+      </w:r>
+      <w:r>
+        <w:t xml:space="preserve">— Verification: a bus peer without the shared secret cannot present a frame the dispatch layer accepts (synthetic_reference)</w:t>
+      </w:r>
+    </w:p>
+    <w:p>
+      <w:pPr>
+        <w:pStyle w:val="Compact"/>
+        <w:numPr>
+          <w:ilvl w:val="0"/>
+          <w:numId w:val="1067"/>
+        </w:numPr>
+      </w:pPr>
+      <w:r>
+        <w:rPr>
+          <w:b/>
+          <w:bCs/>
+        </w:rPr>
+        <w:t xml:space="preserve">Test type</w:t>
+      </w:r>
+      <w:r>
+        <w:t xml:space="preserve">:</w:t>
+      </w:r>
+      <w:r>
+        <w:t xml:space="preserve"> </w:t>
+      </w:r>
+      <w:r>
+        <w:rPr>
+          <w:rStyle w:val="VerbatimChar"/>
+        </w:rPr>
+        <w:t xml:space="preserve">robustness</w:t>
+      </w:r>
+      <w:r>
+        <w:t xml:space="preserve"> </w:t>
+      </w:r>
+      <w:r>
+        <w:t xml:space="preserve">|</w:t>
+      </w:r>
+      <w:r>
+        <w:t xml:space="preserve"> </w:t>
+      </w:r>
+      <w:r>
+        <w:rPr>
+          <w:b/>
+          <w:bCs/>
+        </w:rPr>
+        <w:t xml:space="preserve">Oracle basis</w:t>
+      </w:r>
+      <w:r>
+        <w:t xml:space="preserve">:</w:t>
+      </w:r>
+      <w:r>
+        <w:t xml:space="preserve"> </w:t>
+      </w:r>
+      <w:r>
+        <w:rPr>
+          <w:rStyle w:val="VerbatimChar"/>
+        </w:rPr>
+        <w:t xml:space="preserve">source_grounded</w:t>
+      </w:r>
+    </w:p>
+    <w:p>
+      <w:pPr>
+        <w:pStyle w:val="Compact"/>
+        <w:numPr>
+          <w:ilvl w:val="0"/>
+          <w:numId w:val="1067"/>
+        </w:numPr>
+      </w:pPr>
+      <w:r>
+        <w:rPr>
+          <w:b/>
+          <w:bCs/>
+        </w:rPr>
+        <w:t xml:space="preserve">Objective</w:t>
+      </w:r>
+      <w:r>
+        <w:t xml:space="preserve">: Confirm that for every CAN identifier whose payload influences a safety function, a frame carrying a valid identifier but no valid counter, no valid integrity value or the wrong data-length code is rejected before the receive callback is invoked, and that a genuine frame with a sequence error is rej…</w:t>
+      </w:r>
+    </w:p>
+    <w:p>
+      <w:pPr>
+        <w:pStyle w:val="Compact"/>
+        <w:numPr>
+          <w:ilvl w:val="0"/>
+          <w:numId w:val="1067"/>
+        </w:numPr>
+      </w:pPr>
+      <w:r>
+        <w:rPr>
+          <w:b/>
+          <w:bCs/>
+        </w:rPr>
+        <w:t xml:space="preserve">Preconditions</w:t>
+      </w:r>
+      <w:r>
+        <w:t xml:space="preserve">: The bus under test carries the item’s normal traffic., The shared secret is held only by the genuine peer and by the item., The identifiers whose payloads influence a safety function are enumerated.</w:t>
+      </w:r>
+    </w:p>
+    <w:p>
+      <w:pPr>
+        <w:pStyle w:val="Compact"/>
+        <w:numPr>
+          <w:ilvl w:val="0"/>
+          <w:numId w:val="1067"/>
+        </w:numPr>
+      </w:pPr>
+      <w:r>
+        <w:rPr>
+          <w:b/>
+          <w:bCs/>
+        </w:rPr>
+        <w:t xml:space="preserve">Environment</w:t>
+      </w:r>
+      <w:r>
+        <w:t xml:space="preserve">: Hypothetical 400 V pack on a bus bench with a second node able to transmit arbitrary frames; BMS master firmware under test; config</w:t>
+      </w:r>
+      <w:r>
+        <w:t xml:space="preserve"> </w:t>
+      </w:r>
+      <w:r>
+        <w:rPr>
+          <w:rStyle w:val="VerbatimChar"/>
+        </w:rPr>
+        <w:t xml:space="preserve">VAR-REF-001 with the safety-relevant identifiers configured and the integrity check enabled</w:t>
+      </w:r>
+    </w:p>
+    <w:p>
+      <w:pPr>
+        <w:pStyle w:val="Compact"/>
+        <w:numPr>
+          <w:ilvl w:val="0"/>
+          <w:numId w:val="1067"/>
+        </w:numPr>
+      </w:pPr>
+      <w:r>
+        <w:rPr>
+          <w:b/>
+          <w:bCs/>
+        </w:rPr>
+        <w:t xml:space="preserve">Test cases (steps)</w:t>
+      </w:r>
+      <w:r>
+        <w:t xml:space="preserve">:</w:t>
+      </w:r>
+    </w:p>
+    <w:p>
+      <w:pPr>
+        <w:pStyle w:val="Compact"/>
+        <w:numPr>
+          <w:ilvl w:val="1"/>
+          <w:numId w:val="1068"/>
+        </w:numPr>
+      </w:pPr>
+      <w:r>
+        <w:rPr>
+          <w:b/>
+          <w:bCs/>
+        </w:rPr>
+        <w:t xml:space="preserve">Inject 5000 frames with a valid identifier and no valid integrity value</w:t>
+      </w:r>
+      <w:r>
+        <w:t xml:space="preserve"> </w:t>
+      </w:r>
+      <w:r>
+        <w:t xml:space="preserve">→ expected: Zero reach the receive callback; each is diagnosed as an integrity failure</w:t>
+      </w:r>
+    </w:p>
+    <w:p>
+      <w:pPr>
+        <w:pStyle w:val="Compact"/>
+        <w:numPr>
+          <w:ilvl w:val="1"/>
+          <w:numId w:val="1068"/>
+        </w:numPr>
+      </w:pPr>
+      <w:r>
+        <w:rPr>
+          <w:b/>
+          <w:bCs/>
+        </w:rPr>
+        <w:t xml:space="preserve">Replay 500 recorded valid frames out of sequence</w:t>
+      </w:r>
+      <w:r>
+        <w:t xml:space="preserve"> </w:t>
+      </w:r>
+      <w:r>
+        <w:t xml:space="preserve">→ expected: Zero reach the receive callback; each is diagnosed as a counter failure</w:t>
+      </w:r>
+    </w:p>
+    <w:p>
+      <w:pPr>
+        <w:pStyle w:val="Compact"/>
+        <w:numPr>
+          <w:ilvl w:val="1"/>
+          <w:numId w:val="1068"/>
+        </w:numPr>
+      </w:pPr>
+      <w:r>
+        <w:rPr>
+          <w:b/>
+          <w:bCs/>
+        </w:rPr>
+        <w:t xml:space="preserve">Inject 1440 short frames</w:t>
+      </w:r>
+      <w:r>
+        <w:t xml:space="preserve"> </w:t>
+      </w:r>
+      <w:r>
+        <w:t xml:space="preserve">→ expected: Zero reach the receive callback; each is diagnosed as a length failure</w:t>
+      </w:r>
+    </w:p>
+    <w:p>
+      <w:pPr>
+        <w:pStyle w:val="Compact"/>
+        <w:numPr>
+          <w:ilvl w:val="1"/>
+          <w:numId w:val="1068"/>
+        </w:numPr>
+      </w:pPr>
+      <w:r>
+        <w:rPr>
+          <w:b/>
+          <w:bCs/>
+        </w:rPr>
+        <w:t xml:space="preserve">Run genuine traffic for 24 h alongside the injections</w:t>
+      </w:r>
+      <w:r>
+        <w:t xml:space="preserve"> </w:t>
+      </w:r>
+      <w:r>
+        <w:t xml:space="preserve">→ expected: Zero genuine frames rejected</w:t>
+      </w:r>
+    </w:p>
+    <w:p>
+      <w:pPr>
+        <w:pStyle w:val="Compact"/>
+        <w:numPr>
+          <w:ilvl w:val="1"/>
+          <w:numId w:val="1068"/>
+        </w:numPr>
+      </w:pPr>
+      <w:r>
+        <w:rPr>
+          <w:b/>
+          <w:bCs/>
+        </w:rPr>
+        <w:t xml:space="preserve">Review the diagnosis log</w:t>
+      </w:r>
+      <w:r>
+        <w:t xml:space="preserve"> </w:t>
+      </w:r>
+      <w:r>
+        <w:t xml:space="preserve">→ expected: One entry per rejected frame, and the three failure kinds are distinguishable</w:t>
+      </w:r>
+    </w:p>
+    <w:p>
+      <w:pPr>
+        <w:pStyle w:val="Compact"/>
+        <w:numPr>
+          <w:ilvl w:val="0"/>
+          <w:numId w:val="1067"/>
+        </w:numPr>
+      </w:pPr>
+      <w:r>
+        <w:rPr>
+          <w:b/>
+          <w:bCs/>
+        </w:rPr>
+        <w:t xml:space="preserve">Expected outcomes</w:t>
+      </w:r>
+      <w:r>
+        <w:t xml:space="preserve">:</w:t>
+      </w:r>
+    </w:p>
+    <w:p>
+      <w:pPr>
+        <w:pStyle w:val="Compact"/>
+        <w:numPr>
+          <w:ilvl w:val="1"/>
+          <w:numId w:val="1069"/>
+        </w:numPr>
+      </w:pPr>
+      <w:r>
+        <w:rPr>
+          <w:rStyle w:val="VerbatimChar"/>
+        </w:rPr>
+        <w:t xml:space="preserve">injected_frames_accepted</w:t>
+      </w:r>
+      <w:r>
+        <w:t xml:space="preserve"> </w:t>
+      </w:r>
+      <w:r>
+        <w:t xml:space="preserve">= 0 (tolerance exact)</w:t>
+      </w:r>
+    </w:p>
+    <w:p>
+      <w:pPr>
+        <w:pStyle w:val="Compact"/>
+        <w:numPr>
+          <w:ilvl w:val="1"/>
+          <w:numId w:val="1069"/>
+        </w:numPr>
+      </w:pPr>
+      <w:r>
+        <w:rPr>
+          <w:rStyle w:val="VerbatimChar"/>
+        </w:rPr>
+        <w:t xml:space="preserve">replayed_frames_accepted</w:t>
+      </w:r>
+      <w:r>
+        <w:t xml:space="preserve"> </w:t>
+      </w:r>
+      <w:r>
+        <w:t xml:space="preserve">= 0 (tolerance exact)</w:t>
+      </w:r>
+    </w:p>
+    <w:p>
+      <w:pPr>
+        <w:pStyle w:val="Compact"/>
+        <w:numPr>
+          <w:ilvl w:val="1"/>
+          <w:numId w:val="1069"/>
+        </w:numPr>
+      </w:pPr>
+      <w:r>
+        <w:rPr>
+          <w:rStyle w:val="VerbatimChar"/>
+        </w:rPr>
+        <w:t xml:space="preserve">short_frames_accepted</w:t>
+      </w:r>
+      <w:r>
+        <w:t xml:space="preserve"> </w:t>
+      </w:r>
+      <w:r>
+        <w:t xml:space="preserve">= 0 (tolerance exact)</w:t>
+      </w:r>
+    </w:p>
+    <w:p>
+      <w:pPr>
+        <w:pStyle w:val="Compact"/>
+        <w:numPr>
+          <w:ilvl w:val="1"/>
+          <w:numId w:val="1069"/>
+        </w:numPr>
+      </w:pPr>
+      <w:r>
+        <w:rPr>
+          <w:rStyle w:val="VerbatimChar"/>
+        </w:rPr>
+        <w:t xml:space="preserve">genuine_frames_rejected</w:t>
+      </w:r>
+      <w:r>
+        <w:t xml:space="preserve"> </w:t>
+      </w:r>
+      <w:r>
+        <w:t xml:space="preserve">= 0 (tolerance exact)</w:t>
+      </w:r>
+    </w:p>
+    <w:p>
+      <w:pPr>
+        <w:pStyle w:val="Compact"/>
+        <w:numPr>
+          <w:ilvl w:val="1"/>
+          <w:numId w:val="1069"/>
+        </w:numPr>
+      </w:pPr>
+      <w:r>
+        <w:rPr>
+          <w:rStyle w:val="VerbatimChar"/>
+        </w:rPr>
+        <w:t xml:space="preserve">verification_latency</w:t>
+      </w:r>
+      <w:r>
+        <w:t xml:space="preserve"> </w:t>
+      </w:r>
+      <w:r>
+        <w:t xml:space="preserve">= 2 (tolerance at most)</w:t>
+      </w:r>
+    </w:p>
+    <w:bookmarkEnd w:id="47"/>
+    <w:bookmarkStart w:id="48" w:name="X82454e6fd7a82079e3c1808db062bf121b375bd"/>
+    <w:p>
+      <w:pPr>
+        <w:pStyle w:val="Heading4"/>
+      </w:pPr>
+      <w:r>
+        <w:rPr>
+          <w:rStyle w:val="VerbatimChar"/>
+        </w:rPr>
+        <w:t xml:space="preserve">FB2-VER-TMS-000019</w:t>
+      </w:r>
+      <w:r>
+        <w:t xml:space="preserve"> </w:t>
+      </w:r>
+      <w:r>
+        <w:t xml:space="preserve">— Verification: the serial link acts only on authenticated frames, and the XOFF/XON byte values are demoted to ordinary payload (synthetic_reference)</w:t>
+      </w:r>
+    </w:p>
+    <w:p>
+      <w:pPr>
+        <w:pStyle w:val="Compact"/>
+        <w:numPr>
+          <w:ilvl w:val="0"/>
+          <w:numId w:val="1070"/>
+        </w:numPr>
+      </w:pPr>
+      <w:r>
+        <w:rPr>
+          <w:b/>
+          <w:bCs/>
+        </w:rPr>
+        <w:t xml:space="preserve">Test type</w:t>
+      </w:r>
+      <w:r>
+        <w:t xml:space="preserve">:</w:t>
+      </w:r>
+      <w:r>
+        <w:t xml:space="preserve"> </w:t>
+      </w:r>
+      <w:r>
+        <w:rPr>
+          <w:rStyle w:val="VerbatimChar"/>
+        </w:rPr>
+        <w:t xml:space="preserve">robustness</w:t>
+      </w:r>
+      <w:r>
+        <w:t xml:space="preserve"> </w:t>
+      </w:r>
+      <w:r>
+        <w:t xml:space="preserve">|</w:t>
+      </w:r>
+      <w:r>
+        <w:t xml:space="preserve"> </w:t>
+      </w:r>
+      <w:r>
+        <w:rPr>
+          <w:b/>
+          <w:bCs/>
+        </w:rPr>
+        <w:t xml:space="preserve">Oracle basis</w:t>
+      </w:r>
+      <w:r>
+        <w:t xml:space="preserve">:</w:t>
+      </w:r>
+      <w:r>
+        <w:t xml:space="preserve"> </w:t>
+      </w:r>
+      <w:r>
+        <w:rPr>
+          <w:rStyle w:val="VerbatimChar"/>
+        </w:rPr>
+        <w:t xml:space="preserve">source_grounded</w:t>
+      </w:r>
+    </w:p>
+    <w:p>
+      <w:pPr>
+        <w:pStyle w:val="Compact"/>
+        <w:numPr>
+          <w:ilvl w:val="0"/>
+          <w:numId w:val="1070"/>
+        </w:numPr>
+      </w:pPr>
+      <w:r>
+        <w:rPr>
+          <w:b/>
+          <w:bCs/>
+        </w:rPr>
+        <w:t xml:space="preserve">Objective</w:t>
+      </w:r>
+      <w:r>
+        <w:t xml:space="preserve">: Confirm that no byte on the serial receive line reaches the application layer without passing a length check and an integrity check, that a structurally valid frame with a modified payload is rejected, that neither 0x13 nor 0x11 can change the transmit-enabled state outside an authenticated frame, a…</w:t>
+      </w:r>
+    </w:p>
+    <w:p>
+      <w:pPr>
+        <w:pStyle w:val="Compact"/>
+        <w:numPr>
+          <w:ilvl w:val="0"/>
+          <w:numId w:val="1070"/>
+        </w:numPr>
+      </w:pPr>
+      <w:r>
+        <w:rPr>
+          <w:b/>
+          <w:bCs/>
+        </w:rPr>
+        <w:t xml:space="preserve">Preconditions</w:t>
+      </w:r>
+      <w:r>
+        <w:t xml:space="preserve">: The serial link under test is the link the item uses for its external service interface., The item is otherwise nominal and no genuine peer is mid-transfer., The receive queue depth is configured and known.</w:t>
+      </w:r>
+    </w:p>
+    <w:p>
+      <w:pPr>
+        <w:pStyle w:val="Compact"/>
+        <w:numPr>
+          <w:ilvl w:val="0"/>
+          <w:numId w:val="1070"/>
+        </w:numPr>
+      </w:pPr>
+      <w:r>
+        <w:rPr>
+          <w:b/>
+          <w:bCs/>
+        </w:rPr>
+        <w:t xml:space="preserve">Environment</w:t>
+      </w:r>
+      <w:r>
+        <w:t xml:space="preserve">: Hypothetical 400 V pack on a bench with an instrumented serial port; BMS master firmware under test; config</w:t>
+      </w:r>
+      <w:r>
+        <w:t xml:space="preserve"> </w:t>
+      </w:r>
+      <w:r>
+        <w:rPr>
+          <w:rStyle w:val="VerbatimChar"/>
+        </w:rPr>
+        <w:t xml:space="preserve">VAR-REF-001 with the service interface enabled and no genuine peer connected</w:t>
+      </w:r>
+    </w:p>
+    <w:p>
+      <w:pPr>
+        <w:pStyle w:val="Compact"/>
+        <w:numPr>
+          <w:ilvl w:val="0"/>
+          <w:numId w:val="1070"/>
+        </w:numPr>
+      </w:pPr>
+      <w:r>
+        <w:rPr>
+          <w:b/>
+          <w:bCs/>
+        </w:rPr>
+        <w:t xml:space="preserve">Test cases (steps)</w:t>
+      </w:r>
+      <w:r>
+        <w:t xml:space="preserve">:</w:t>
+      </w:r>
+    </w:p>
+    <w:p>
+      <w:pPr>
+        <w:pStyle w:val="Compact"/>
+        <w:numPr>
+          <w:ilvl w:val="1"/>
+          <w:numId w:val="1071"/>
+        </w:numPr>
+      </w:pPr>
+      <w:r>
+        <w:rPr>
+          <w:b/>
+          <w:bCs/>
+        </w:rPr>
+        <w:t xml:space="preserve">Send 100000 unframed bytes including both control-byte values</w:t>
+      </w:r>
+      <w:r>
+        <w:t xml:space="preserve"> </w:t>
+      </w:r>
+      <w:r>
+        <w:t xml:space="preserve">→ expected: Zero bytes reach the application layer; zero transmit-enabled transitions occur</w:t>
+      </w:r>
+    </w:p>
+    <w:p>
+      <w:pPr>
+        <w:pStyle w:val="Compact"/>
+        <w:numPr>
+          <w:ilvl w:val="1"/>
+          <w:numId w:val="1071"/>
+        </w:numPr>
+      </w:pPr>
+      <w:r>
+        <w:rPr>
+          <w:b/>
+          <w:bCs/>
+        </w:rPr>
+        <w:t xml:space="preserve">Send 86400 valid-structure frames with a modified payload</w:t>
+      </w:r>
+      <w:r>
+        <w:t xml:space="preserve"> </w:t>
+      </w:r>
+      <w:r>
+        <w:t xml:space="preserve">→ expected: Zero are accepted; each raises a diagnosis entry</w:t>
+      </w:r>
+    </w:p>
+    <w:p>
+      <w:pPr>
+        <w:pStyle w:val="Compact"/>
+        <w:numPr>
+          <w:ilvl w:val="1"/>
+          <w:numId w:val="1071"/>
+        </w:numPr>
+      </w:pPr>
+      <w:r>
+        <w:rPr>
+          <w:b/>
+          <w:bCs/>
+        </w:rPr>
+        <w:t xml:space="preserve">Send 1440 frames with a declared length that does not match the byte count</w:t>
+      </w:r>
+      <w:r>
+        <w:t xml:space="preserve"> </w:t>
+      </w:r>
+      <w:r>
+        <w:t xml:space="preserve">→ expected: Zero are passed onward; each is diagnosed</w:t>
+      </w:r>
+    </w:p>
+    <w:p>
+      <w:pPr>
+        <w:pStyle w:val="Compact"/>
+        <w:numPr>
+          <w:ilvl w:val="1"/>
+          <w:numId w:val="1071"/>
+        </w:numPr>
+      </w:pPr>
+      <w:r>
+        <w:rPr>
+          <w:b/>
+          <w:bCs/>
+        </w:rPr>
+        <w:t xml:space="preserve">Overflow the receive queue deliberately</w:t>
+      </w:r>
+      <w:r>
+        <w:t xml:space="preserve"> </w:t>
+      </w:r>
+      <w:r>
+        <w:t xml:space="preserve">→ expected: The overflow is detected and one diagnosis entry is raised per event</w:t>
+      </w:r>
+    </w:p>
+    <w:p>
+      <w:pPr>
+        <w:pStyle w:val="Compact"/>
+        <w:numPr>
+          <w:ilvl w:val="1"/>
+          <w:numId w:val="1071"/>
+        </w:numPr>
+      </w:pPr>
+      <w:r>
+        <w:rPr>
+          <w:b/>
+          <w:bCs/>
+        </w:rPr>
+        <w:t xml:space="preserve">Run genuine traffic for 24 h alongside the injections</w:t>
+      </w:r>
+      <w:r>
+        <w:t xml:space="preserve"> </w:t>
+      </w:r>
+      <w:r>
+        <w:t xml:space="preserve">→ expected: Zero genuine frames rejected</w:t>
+      </w:r>
+    </w:p>
+    <w:p>
+      <w:pPr>
+        <w:pStyle w:val="Compact"/>
+        <w:numPr>
+          <w:ilvl w:val="0"/>
+          <w:numId w:val="1070"/>
+        </w:numPr>
+      </w:pPr>
+      <w:r>
+        <w:rPr>
+          <w:b/>
+          <w:bCs/>
+        </w:rPr>
+        <w:t xml:space="preserve">Expected outcomes</w:t>
+      </w:r>
+      <w:r>
+        <w:t xml:space="preserve">:</w:t>
+      </w:r>
+    </w:p>
+    <w:p>
+      <w:pPr>
+        <w:pStyle w:val="Compact"/>
+        <w:numPr>
+          <w:ilvl w:val="1"/>
+          <w:numId w:val="1072"/>
+        </w:numPr>
+      </w:pPr>
+      <w:r>
+        <w:rPr>
+          <w:rStyle w:val="VerbatimChar"/>
+        </w:rPr>
+        <w:t xml:space="preserve">unframed_bytes_passing</w:t>
+      </w:r>
+      <w:r>
+        <w:t xml:space="preserve"> </w:t>
+      </w:r>
+      <w:r>
+        <w:t xml:space="preserve">= 0 (tolerance exact)</w:t>
+      </w:r>
+    </w:p>
+    <w:p>
+      <w:pPr>
+        <w:pStyle w:val="Compact"/>
+        <w:numPr>
+          <w:ilvl w:val="1"/>
+          <w:numId w:val="1072"/>
+        </w:numPr>
+      </w:pPr>
+      <w:r>
+        <w:rPr>
+          <w:rStyle w:val="VerbatimChar"/>
+        </w:rPr>
+        <w:t xml:space="preserve">transmit_state_transitions_from_control_bytes</w:t>
+      </w:r>
+      <w:r>
+        <w:t xml:space="preserve"> </w:t>
+      </w:r>
+      <w:r>
+        <w:t xml:space="preserve">= 0 (tolerance exact)</w:t>
+      </w:r>
+    </w:p>
+    <w:p>
+      <w:pPr>
+        <w:pStyle w:val="Compact"/>
+        <w:numPr>
+          <w:ilvl w:val="1"/>
+          <w:numId w:val="1072"/>
+        </w:numPr>
+      </w:pPr>
+      <w:r>
+        <w:rPr>
+          <w:rStyle w:val="VerbatimChar"/>
+        </w:rPr>
+        <w:t xml:space="preserve">modified_payload_frames_accepted</w:t>
+      </w:r>
+      <w:r>
+        <w:t xml:space="preserve"> </w:t>
+      </w:r>
+      <w:r>
+        <w:t xml:space="preserve">= 0 (tolerance exact)</w:t>
+      </w:r>
+    </w:p>
+    <w:p>
+      <w:pPr>
+        <w:pStyle w:val="Compact"/>
+        <w:numPr>
+          <w:ilvl w:val="1"/>
+          <w:numId w:val="1072"/>
+        </w:numPr>
+      </w:pPr>
+      <w:r>
+        <w:rPr>
+          <w:rStyle w:val="VerbatimChar"/>
+        </w:rPr>
+        <w:t xml:space="preserve">length_mismatch_frames_passed</w:t>
+      </w:r>
+      <w:r>
+        <w:t xml:space="preserve"> </w:t>
+      </w:r>
+      <w:r>
+        <w:t xml:space="preserve">= 0 (tolerance exact)</w:t>
+      </w:r>
+    </w:p>
+    <w:p>
+      <w:pPr>
+        <w:pStyle w:val="Compact"/>
+        <w:numPr>
+          <w:ilvl w:val="1"/>
+          <w:numId w:val="1072"/>
+        </w:numPr>
+      </w:pPr>
+      <w:r>
+        <w:rPr>
+          <w:rStyle w:val="VerbatimChar"/>
+        </w:rPr>
+        <w:t xml:space="preserve">diagnosis_entries_per_overflow</w:t>
+      </w:r>
+      <w:r>
+        <w:t xml:space="preserve"> </w:t>
+      </w:r>
+      <w:r>
+        <w:t xml:space="preserve">= 1 (tolerance exact)</w:t>
+      </w:r>
+    </w:p>
+    <w:p>
+      <w:pPr>
+        <w:pStyle w:val="Compact"/>
+        <w:numPr>
+          <w:ilvl w:val="1"/>
+          <w:numId w:val="1072"/>
+        </w:numPr>
+      </w:pPr>
+      <w:r>
+        <w:rPr>
+          <w:rStyle w:val="VerbatimChar"/>
+        </w:rPr>
+        <w:t xml:space="preserve">genuine_frames_rejected</w:t>
+      </w:r>
+      <w:r>
+        <w:t xml:space="preserve"> </w:t>
+      </w:r>
+      <w:r>
+        <w:t xml:space="preserve">= 0 (tolerance exact)</w:t>
+      </w:r>
+    </w:p>
+    <w:bookmarkEnd w:id="48"/>
+    <w:bookmarkStart w:id="49" w:name="Xb6b12c41e67586aa861390f1896d98fc31d2ba0"/>
+    <w:p>
+      <w:pPr>
+        <w:pStyle w:val="Heading4"/>
+      </w:pPr>
+      <w:r>
+        <w:rPr>
+          <w:rStyle w:val="VerbatimChar"/>
+        </w:rPr>
+        <w:t xml:space="preserve">FB2-VER-TMS-000020</w:t>
+      </w:r>
+      <w:r>
+        <w:t xml:space="preserve"> </w:t>
+      </w:r>
+      <w:r>
+        <w:t xml:space="preserve">— Verification: the initial sequence number is unpredictable across connections and power cycles, and the third-party component inventory is evidenced and checked against an advisory source on a stated … (synthetic_reference)</w:t>
+      </w:r>
+    </w:p>
+    <w:p>
+      <w:pPr>
+        <w:pStyle w:val="Compact"/>
+        <w:numPr>
+          <w:ilvl w:val="0"/>
+          <w:numId w:val="1073"/>
+        </w:numPr>
+      </w:pPr>
+      <w:r>
+        <w:rPr>
+          <w:b/>
+          <w:bCs/>
+        </w:rPr>
+        <w:t xml:space="preserve">Test type</w:t>
+      </w:r>
+      <w:r>
+        <w:t xml:space="preserve">:</w:t>
+      </w:r>
+      <w:r>
+        <w:t xml:space="preserve"> </w:t>
+      </w:r>
+      <w:r>
+        <w:rPr>
+          <w:rStyle w:val="VerbatimChar"/>
+        </w:rPr>
+        <w:t xml:space="preserve">robustness</w:t>
+      </w:r>
+      <w:r>
+        <w:t xml:space="preserve"> </w:t>
+      </w:r>
+      <w:r>
+        <w:t xml:space="preserve">|</w:t>
+      </w:r>
+      <w:r>
+        <w:t xml:space="preserve"> </w:t>
+      </w:r>
+      <w:r>
+        <w:rPr>
+          <w:b/>
+          <w:bCs/>
+        </w:rPr>
+        <w:t xml:space="preserve">Oracle basis</w:t>
+      </w:r>
+      <w:r>
+        <w:t xml:space="preserve">:</w:t>
+      </w:r>
+      <w:r>
+        <w:t xml:space="preserve"> </w:t>
+      </w:r>
+      <w:r>
+        <w:rPr>
+          <w:rStyle w:val="VerbatimChar"/>
+        </w:rPr>
+        <w:t xml:space="preserve">synthetic_assumption</w:t>
+      </w:r>
+    </w:p>
+    <w:p>
+      <w:pPr>
+        <w:pStyle w:val="Compact"/>
+        <w:numPr>
+          <w:ilvl w:val="0"/>
+          <w:numId w:val="1073"/>
+        </w:numPr>
+      </w:pPr>
+      <w:r>
+        <w:rPr>
+          <w:b/>
+          <w:bCs/>
+        </w:rPr>
+        <w:t xml:space="preserve">Objective</w:t>
+      </w:r>
+      <w:r>
+        <w:t xml:space="preserve">: Two clauses with two different oracles, stated separately rather than blended. First: confirm that the initial TCP sequence number takes a distinct value on every one of 1000 connection establishments and that the entropy seed is distinct across 1000 power cycles. Second: confirm that every entry in…</w:t>
+      </w:r>
+    </w:p>
+    <w:p>
+      <w:pPr>
+        <w:pStyle w:val="Compact"/>
+        <w:numPr>
+          <w:ilvl w:val="0"/>
+          <w:numId w:val="1073"/>
+        </w:numPr>
+      </w:pPr>
+      <w:r>
+        <w:rPr>
+          <w:b/>
+          <w:bCs/>
+        </w:rPr>
+        <w:t xml:space="preserve">Preconditions</w:t>
+      </w:r>
+      <w:r>
+        <w:t xml:space="preserve">: The item’s network stack is reachable and the source can be inspected for the seed’s origin., A power-cycle fixture exists that records the seed at each boot., The component inventory exists as a maintained document with an owner., An authoritative advisory source exists and the project is permitted to consult it. This last precon…</w:t>
+      </w:r>
+    </w:p>
+    <w:p>
+      <w:pPr>
+        <w:pStyle w:val="Compact"/>
+        <w:numPr>
+          <w:ilvl w:val="0"/>
+          <w:numId w:val="1073"/>
+        </w:numPr>
+      </w:pPr>
+      <w:r>
+        <w:rPr>
+          <w:b/>
+          <w:bCs/>
+        </w:rPr>
+        <w:t xml:space="preserve">Environment</w:t>
+      </w:r>
+      <w:r>
+        <w:t xml:space="preserve">: Hypothetical 400 V pack on a bench, plus a workstation for the inventory review; BMS master firmware under test; config</w:t>
+      </w:r>
+      <w:r>
+        <w:t xml:space="preserve"> </w:t>
+      </w:r>
+      <w:r>
+        <w:rPr>
+          <w:rStyle w:val="VerbatimChar"/>
+        </w:rPr>
+        <w:t xml:space="preserve">VAR-REF-001</w:t>
+      </w:r>
+    </w:p>
+    <w:p>
+      <w:pPr>
+        <w:pStyle w:val="Compact"/>
+        <w:numPr>
+          <w:ilvl w:val="0"/>
+          <w:numId w:val="1073"/>
+        </w:numPr>
+      </w:pPr>
+      <w:r>
+        <w:rPr>
+          <w:b/>
+          <w:bCs/>
+        </w:rPr>
+        <w:t xml:space="preserve">Test cases (steps)</w:t>
+      </w:r>
+      <w:r>
+        <w:t xml:space="preserve">:</w:t>
+      </w:r>
+    </w:p>
+    <w:p>
+      <w:pPr>
+        <w:pStyle w:val="Compact"/>
+        <w:numPr>
+          <w:ilvl w:val="1"/>
+          <w:numId w:val="1074"/>
+        </w:numPr>
+      </w:pPr>
+      <w:r>
+        <w:rPr>
+          <w:b/>
+          <w:bCs/>
+        </w:rPr>
+        <w:t xml:space="preserve">Establish 1000 connections and record each initial sequence number</w:t>
+      </w:r>
+      <w:r>
+        <w:t xml:space="preserve"> </w:t>
+      </w:r>
+      <w:r>
+        <w:t xml:space="preserve">→ expected: 1000 distinct values, no repetition within the set</w:t>
+      </w:r>
+    </w:p>
+    <w:p>
+      <w:pPr>
+        <w:pStyle w:val="Compact"/>
+        <w:numPr>
+          <w:ilvl w:val="1"/>
+          <w:numId w:val="1074"/>
+        </w:numPr>
+      </w:pPr>
+      <w:r>
+        <w:rPr>
+          <w:b/>
+          <w:bCs/>
+        </w:rPr>
+        <w:t xml:space="preserve">Power cycle 1000 times and record each entropy seed</w:t>
+      </w:r>
+      <w:r>
+        <w:t xml:space="preserve"> </w:t>
+      </w:r>
+      <w:r>
+        <w:t xml:space="preserve">→ expected: 1000 distinct seeds</w:t>
+      </w:r>
+    </w:p>
+    <w:p>
+      <w:pPr>
+        <w:pStyle w:val="Compact"/>
+        <w:numPr>
+          <w:ilvl w:val="1"/>
+          <w:numId w:val="1074"/>
+        </w:numPr>
+      </w:pPr>
+      <w:r>
+        <w:rPr>
+          <w:b/>
+          <w:bCs/>
+        </w:rPr>
+        <w:t xml:space="preserve">Compare the source of each seed against the pinned build</w:t>
+      </w:r>
+      <w:r>
+        <w:t xml:space="preserve"> </w:t>
+      </w:r>
+      <w:r>
+        <w:t xml:space="preserve">→ expected: No seed is fixed at build time and every seed derives from a running source</w:t>
+      </w:r>
+    </w:p>
+    <w:p>
+      <w:pPr>
+        <w:pStyle w:val="Compact"/>
+        <w:numPr>
+          <w:ilvl w:val="1"/>
+          <w:numId w:val="1074"/>
+        </w:numPr>
+      </w:pPr>
+      <w:r>
+        <w:rPr>
+          <w:b/>
+          <w:bCs/>
+        </w:rPr>
+        <w:t xml:space="preserve">Review every inventory entry’s version evidence</w:t>
+      </w:r>
+      <w:r>
+        <w:t xml:space="preserve"> </w:t>
+      </w:r>
+      <w:r>
+        <w:t xml:space="preserve">→ expected: Every entry is evidenced by a named source or explicitly null with a stated reason</w:t>
+      </w:r>
+    </w:p>
+    <w:p>
+      <w:pPr>
+        <w:pStyle w:val="Compact"/>
+        <w:numPr>
+          <w:ilvl w:val="1"/>
+          <w:numId w:val="1074"/>
+        </w:numPr>
+      </w:pPr>
+      <w:r>
+        <w:rPr>
+          <w:b/>
+          <w:bCs/>
+        </w:rPr>
+        <w:t xml:space="preserve">Review the advisory check records</w:t>
+      </w:r>
+      <w:r>
+        <w:t xml:space="preserve"> </w:t>
+      </w:r>
+      <w:r>
+        <w:t xml:space="preserve">→ expected: The most recent check is within 30 days and every match has an adjudication</w:t>
+      </w:r>
+    </w:p>
+    <w:p>
+      <w:pPr>
+        <w:pStyle w:val="Compact"/>
+        <w:numPr>
+          <w:ilvl w:val="1"/>
+          <w:numId w:val="1074"/>
+        </w:numPr>
+      </w:pPr>
+      <w:r>
+        <w:rPr>
+          <w:b/>
+          <w:bCs/>
+        </w:rPr>
+        <w:t xml:space="preserve">Search the inventory for inferred or guessed versions</w:t>
+      </w:r>
+      <w:r>
+        <w:t xml:space="preserve"> </w:t>
+      </w:r>
+      <w:r>
+        <w:t xml:space="preserve">→ expected: Zero entries</w:t>
+      </w:r>
+    </w:p>
+    <w:p>
+      <w:pPr>
+        <w:pStyle w:val="Compact"/>
+        <w:numPr>
+          <w:ilvl w:val="0"/>
+          <w:numId w:val="1073"/>
+        </w:numPr>
+      </w:pPr>
+      <w:r>
+        <w:rPr>
+          <w:b/>
+          <w:bCs/>
+        </w:rPr>
+        <w:t xml:space="preserve">Expected outcomes</w:t>
+      </w:r>
+      <w:r>
+        <w:t xml:space="preserve">:</w:t>
+      </w:r>
+    </w:p>
+    <w:p>
+      <w:pPr>
+        <w:pStyle w:val="Compact"/>
+        <w:numPr>
+          <w:ilvl w:val="1"/>
+          <w:numId w:val="1075"/>
+        </w:numPr>
+      </w:pPr>
+      <w:r>
+        <w:rPr>
+          <w:rStyle w:val="VerbatimChar"/>
+        </w:rPr>
+        <w:t xml:space="preserve">distinct_initial_sequence_numbers</w:t>
+      </w:r>
+      <w:r>
+        <w:t xml:space="preserve"> </w:t>
+      </w:r>
+      <w:r>
+        <w:t xml:space="preserve">= 1000 (tolerance exact)</w:t>
+      </w:r>
+    </w:p>
+    <w:p>
+      <w:pPr>
+        <w:pStyle w:val="Compact"/>
+        <w:numPr>
+          <w:ilvl w:val="1"/>
+          <w:numId w:val="1075"/>
+        </w:numPr>
+      </w:pPr>
+      <w:r>
+        <w:rPr>
+          <w:rStyle w:val="VerbatimChar"/>
+        </w:rPr>
+        <w:t xml:space="preserve">distinct_seeds_across_power_cycles</w:t>
+      </w:r>
+      <w:r>
+        <w:t xml:space="preserve"> </w:t>
+      </w:r>
+      <w:r>
+        <w:t xml:space="preserve">= 1000 (tolerance exact)</w:t>
+      </w:r>
+    </w:p>
+    <w:p>
+      <w:pPr>
+        <w:pStyle w:val="Compact"/>
+        <w:numPr>
+          <w:ilvl w:val="1"/>
+          <w:numId w:val="1075"/>
+        </w:numPr>
+      </w:pPr>
+      <w:r>
+        <w:rPr>
+          <w:rStyle w:val="VerbatimChar"/>
+        </w:rPr>
+        <w:t xml:space="preserve">build_time_fixed_seeds</w:t>
+      </w:r>
+      <w:r>
+        <w:t xml:space="preserve"> </w:t>
+      </w:r>
+      <w:r>
+        <w:t xml:space="preserve">= 0 (tolerance exact)</w:t>
+      </w:r>
+    </w:p>
+    <w:p>
+      <w:pPr>
+        <w:pStyle w:val="Compact"/>
+        <w:numPr>
+          <w:ilvl w:val="1"/>
+          <w:numId w:val="1075"/>
+        </w:numPr>
+      </w:pPr>
+      <w:r>
+        <w:rPr>
+          <w:rStyle w:val="VerbatimChar"/>
+        </w:rPr>
+        <w:t xml:space="preserve">inventory_entries_with_version_evidence_or_explicit_null</w:t>
+      </w:r>
+      <w:r>
+        <w:t xml:space="preserve"> </w:t>
+      </w:r>
+      <w:r>
+        <w:t xml:space="preserve">= 100 (tolerance at least)</w:t>
+      </w:r>
+    </w:p>
+    <w:p>
+      <w:pPr>
+        <w:pStyle w:val="Compact"/>
+        <w:numPr>
+          <w:ilvl w:val="1"/>
+          <w:numId w:val="1075"/>
+        </w:numPr>
+      </w:pPr>
+      <w:r>
+        <w:rPr>
+          <w:rStyle w:val="VerbatimChar"/>
+        </w:rPr>
+        <w:t xml:space="preserve">days_since_last_advisory_check</w:t>
+      </w:r>
+      <w:r>
+        <w:t xml:space="preserve"> </w:t>
+      </w:r>
+      <w:r>
+        <w:t xml:space="preserve">= 30 (tolerance at most)</w:t>
+      </w:r>
+    </w:p>
+    <w:p>
+      <w:pPr>
+        <w:pStyle w:val="Compact"/>
+        <w:numPr>
+          <w:ilvl w:val="1"/>
+          <w:numId w:val="1075"/>
+        </w:numPr>
+      </w:pPr>
+      <w:r>
+        <w:rPr>
+          <w:rStyle w:val="VerbatimChar"/>
+        </w:rPr>
+        <w:t xml:space="preserve">matches_without_adjudication</w:t>
+      </w:r>
+      <w:r>
+        <w:t xml:space="preserve"> </w:t>
+      </w:r>
+      <w:r>
+        <w:t xml:space="preserve">= 0 (tolerance exact)</w:t>
+      </w:r>
+    </w:p>
+    <w:p>
+      <w:pPr>
+        <w:pStyle w:val="Compact"/>
+        <w:numPr>
+          <w:ilvl w:val="1"/>
+          <w:numId w:val="1075"/>
+        </w:numPr>
+      </w:pPr>
+      <w:r>
+        <w:rPr>
+          <w:rStyle w:val="VerbatimChar"/>
+        </w:rPr>
+        <w:t xml:space="preserve">entries_with_guessed_version</w:t>
+      </w:r>
+      <w:r>
+        <w:t xml:space="preserve"> </w:t>
+      </w:r>
+      <w:r>
+        <w:t xml:space="preserve">= 0 (tolerance exact)</w:t>
+      </w:r>
+    </w:p>
+    <w:bookmarkEnd w:id="49"/>
+    <w:bookmarkEnd w:id="50"/>
+    <w:bookmarkStart w:id="51" w:name="test-cases"/>
     <w:p>
       <w:pPr>
         <w:pStyle w:val="Heading2"/>
@@ -5348,7 +8789,7 @@
         <w:pStyle w:val="Compact"/>
         <w:numPr>
           <w:ilvl w:val="0"/>
-          <w:numId w:val="1049"/>
+          <w:numId w:val="1076"/>
         </w:numPr>
       </w:pPr>
       <w:r>
@@ -5369,7 +8810,7 @@
         <w:pStyle w:val="Compact"/>
         <w:numPr>
           <w:ilvl w:val="0"/>
-          <w:numId w:val="1049"/>
+          <w:numId w:val="1076"/>
         </w:numPr>
       </w:pPr>
       <w:r>
@@ -5390,7 +8831,7 @@
         <w:pStyle w:val="Compact"/>
         <w:numPr>
           <w:ilvl w:val="0"/>
-          <w:numId w:val="1049"/>
+          <w:numId w:val="1076"/>
         </w:numPr>
       </w:pPr>
       <w:r>
@@ -5411,7 +8852,7 @@
         <w:pStyle w:val="Compact"/>
         <w:numPr>
           <w:ilvl w:val="0"/>
-          <w:numId w:val="1049"/>
+          <w:numId w:val="1076"/>
         </w:numPr>
       </w:pPr>
       <w:r>
@@ -5432,7 +8873,7 @@
         <w:pStyle w:val="Compact"/>
         <w:numPr>
           <w:ilvl w:val="0"/>
-          <w:numId w:val="1049"/>
+          <w:numId w:val="1076"/>
         </w:numPr>
       </w:pPr>
       <w:r>
@@ -5453,7 +8894,7 @@
         <w:pStyle w:val="Compact"/>
         <w:numPr>
           <w:ilvl w:val="0"/>
-          <w:numId w:val="1049"/>
+          <w:numId w:val="1076"/>
         </w:numPr>
       </w:pPr>
       <w:r>
@@ -5474,7 +8915,7 @@
         <w:pStyle w:val="Compact"/>
         <w:numPr>
           <w:ilvl w:val="0"/>
-          <w:numId w:val="1049"/>
+          <w:numId w:val="1076"/>
         </w:numPr>
       </w:pPr>
       <w:r>
@@ -5495,7 +8936,7 @@
         <w:pStyle w:val="Compact"/>
         <w:numPr>
           <w:ilvl w:val="0"/>
-          <w:numId w:val="1049"/>
+          <w:numId w:val="1076"/>
         </w:numPr>
       </w:pPr>
       <w:r>
@@ -5516,7 +8957,7 @@
         <w:pStyle w:val="Compact"/>
         <w:numPr>
           <w:ilvl w:val="0"/>
-          <w:numId w:val="1049"/>
+          <w:numId w:val="1076"/>
         </w:numPr>
       </w:pPr>
       <w:r>
@@ -5537,7 +8978,7 @@
         <w:pStyle w:val="Compact"/>
         <w:numPr>
           <w:ilvl w:val="0"/>
-          <w:numId w:val="1049"/>
+          <w:numId w:val="1076"/>
         </w:numPr>
       </w:pPr>
       <w:r>
@@ -5558,7 +8999,7 @@
         <w:pStyle w:val="Compact"/>
         <w:numPr>
           <w:ilvl w:val="0"/>
-          <w:numId w:val="1049"/>
+          <w:numId w:val="1076"/>
         </w:numPr>
       </w:pPr>
       <w:r>
@@ -5579,7 +9020,7 @@
         <w:pStyle w:val="Compact"/>
         <w:numPr>
           <w:ilvl w:val="0"/>
-          <w:numId w:val="1049"/>
+          <w:numId w:val="1076"/>
         </w:numPr>
       </w:pPr>
       <w:r>
@@ -5600,7 +9041,7 @@
         <w:pStyle w:val="Compact"/>
         <w:numPr>
           <w:ilvl w:val="0"/>
-          <w:numId w:val="1049"/>
+          <w:numId w:val="1076"/>
         </w:numPr>
       </w:pPr>
       <w:r>
@@ -5621,7 +9062,7 @@
         <w:pStyle w:val="Compact"/>
         <w:numPr>
           <w:ilvl w:val="0"/>
-          <w:numId w:val="1049"/>
+          <w:numId w:val="1076"/>
         </w:numPr>
       </w:pPr>
       <w:r>
@@ -5642,7 +9083,7 @@
         <w:pStyle w:val="Compact"/>
         <w:numPr>
           <w:ilvl w:val="0"/>
-          <w:numId w:val="1049"/>
+          <w:numId w:val="1076"/>
         </w:numPr>
       </w:pPr>
       <w:r>
@@ -5663,7 +9104,7 @@
         <w:pStyle w:val="Compact"/>
         <w:numPr>
           <w:ilvl w:val="0"/>
-          <w:numId w:val="1049"/>
+          <w:numId w:val="1076"/>
         </w:numPr>
       </w:pPr>
       <w:r>
@@ -5681,6 +9122,195 @@
     </w:p>
     <w:p>
       <w:pPr>
+        <w:pStyle w:val="Compact"/>
+        <w:numPr>
+          <w:ilvl w:val="0"/>
+          <w:numId w:val="1076"/>
+        </w:numPr>
+      </w:pPr>
+      <w:r>
+        <w:rPr>
+          <w:rStyle w:val="VerbatimChar"/>
+        </w:rPr>
+        <w:t xml:space="preserve">FB2-VER-TMS-000012</w:t>
+      </w:r>
+      <w:r>
+        <w:t xml:space="preserve"> </w:t>
+      </w:r>
+      <w:r>
+        <w:t xml:space="preserve">(synthetic_reference): 4 test case(s)</w:t>
+      </w:r>
+    </w:p>
+    <w:p>
+      <w:pPr>
+        <w:pStyle w:val="Compact"/>
+        <w:numPr>
+          <w:ilvl w:val="0"/>
+          <w:numId w:val="1076"/>
+        </w:numPr>
+      </w:pPr>
+      <w:r>
+        <w:rPr>
+          <w:rStyle w:val="VerbatimChar"/>
+        </w:rPr>
+        <w:t xml:space="preserve">FB2-VER-TMS-000013</w:t>
+      </w:r>
+      <w:r>
+        <w:t xml:space="preserve"> </w:t>
+      </w:r>
+      <w:r>
+        <w:t xml:space="preserve">(synthetic_reference): 4 test case(s)</w:t>
+      </w:r>
+    </w:p>
+    <w:p>
+      <w:pPr>
+        <w:pStyle w:val="Compact"/>
+        <w:numPr>
+          <w:ilvl w:val="0"/>
+          <w:numId w:val="1076"/>
+        </w:numPr>
+      </w:pPr>
+      <w:r>
+        <w:rPr>
+          <w:rStyle w:val="VerbatimChar"/>
+        </w:rPr>
+        <w:t xml:space="preserve">FB2-VER-TMS-000014</w:t>
+      </w:r>
+      <w:r>
+        <w:t xml:space="preserve"> </w:t>
+      </w:r>
+      <w:r>
+        <w:t xml:space="preserve">(synthetic_reference): 5 test case(s)</w:t>
+      </w:r>
+    </w:p>
+    <w:p>
+      <w:pPr>
+        <w:pStyle w:val="Compact"/>
+        <w:numPr>
+          <w:ilvl w:val="0"/>
+          <w:numId w:val="1076"/>
+        </w:numPr>
+      </w:pPr>
+      <w:r>
+        <w:rPr>
+          <w:rStyle w:val="VerbatimChar"/>
+        </w:rPr>
+        <w:t xml:space="preserve">FB2-VER-TMS-000015</w:t>
+      </w:r>
+      <w:r>
+        <w:t xml:space="preserve"> </w:t>
+      </w:r>
+      <w:r>
+        <w:t xml:space="preserve">(synthetic_reference): 5 test case(s)</w:t>
+      </w:r>
+    </w:p>
+    <w:p>
+      <w:pPr>
+        <w:pStyle w:val="Compact"/>
+        <w:numPr>
+          <w:ilvl w:val="0"/>
+          <w:numId w:val="1076"/>
+        </w:numPr>
+      </w:pPr>
+      <w:r>
+        <w:rPr>
+          <w:rStyle w:val="VerbatimChar"/>
+        </w:rPr>
+        <w:t xml:space="preserve">FB2-VER-TMS-000016</w:t>
+      </w:r>
+      <w:r>
+        <w:t xml:space="preserve"> </w:t>
+      </w:r>
+      <w:r>
+        <w:t xml:space="preserve">(synthetic_reference): 5 test case(s)</w:t>
+      </w:r>
+    </w:p>
+    <w:p>
+      <w:pPr>
+        <w:pStyle w:val="Compact"/>
+        <w:numPr>
+          <w:ilvl w:val="0"/>
+          <w:numId w:val="1076"/>
+        </w:numPr>
+      </w:pPr>
+      <w:r>
+        <w:rPr>
+          <w:rStyle w:val="VerbatimChar"/>
+        </w:rPr>
+        <w:t xml:space="preserve">FB2-VER-TMS-000017</w:t>
+      </w:r>
+      <w:r>
+        <w:t xml:space="preserve"> </w:t>
+      </w:r>
+      <w:r>
+        <w:t xml:space="preserve">(synthetic_reference): 6 test case(s)</w:t>
+      </w:r>
+    </w:p>
+    <w:p>
+      <w:pPr>
+        <w:pStyle w:val="Compact"/>
+        <w:numPr>
+          <w:ilvl w:val="0"/>
+          <w:numId w:val="1076"/>
+        </w:numPr>
+      </w:pPr>
+      <w:r>
+        <w:rPr>
+          <w:rStyle w:val="VerbatimChar"/>
+        </w:rPr>
+        <w:t xml:space="preserve">FB2-VER-TMS-000018</w:t>
+      </w:r>
+      <w:r>
+        <w:t xml:space="preserve"> </w:t>
+      </w:r>
+      <w:r>
+        <w:t xml:space="preserve">(synthetic_reference): 5 test case(s)</w:t>
+      </w:r>
+    </w:p>
+    <w:p>
+      <w:pPr>
+        <w:pStyle w:val="Compact"/>
+        <w:numPr>
+          <w:ilvl w:val="0"/>
+          <w:numId w:val="1076"/>
+        </w:numPr>
+      </w:pPr>
+      <w:r>
+        <w:rPr>
+          <w:rStyle w:val="VerbatimChar"/>
+        </w:rPr>
+        <w:t xml:space="preserve">FB2-VER-TMS-000019</w:t>
+      </w:r>
+      <w:r>
+        <w:t xml:space="preserve"> </w:t>
+      </w:r>
+      <w:r>
+        <w:t xml:space="preserve">(synthetic_reference): 5 test case(s)</w:t>
+      </w:r>
+    </w:p>
+    <w:p>
+      <w:pPr>
+        <w:pStyle w:val="Compact"/>
+        <w:numPr>
+          <w:ilvl w:val="0"/>
+          <w:numId w:val="1076"/>
+        </w:numPr>
+      </w:pPr>
+      <w:r>
+        <w:rPr>
+          <w:rStyle w:val="VerbatimChar"/>
+        </w:rPr>
+        <w:t xml:space="preserve">FB2-VER-TMS-000020</w:t>
+      </w:r>
+      <w:r>
+        <w:t xml:space="preserve"> </w:t>
+      </w:r>
+      <w:r>
+        <w:t xml:space="preserve">(synthetic_reference): 6 test case(s)</w:t>
+      </w:r>
+    </w:p>
+    <w:p>
+      <w:pPr>
         <w:pStyle w:val="FirstParagraph"/>
       </w:pPr>
       <w:r>
@@ -5691,11 +9321,11 @@
         <w:t xml:space="preserve">Total system-level test cases</w:t>
       </w:r>
       <w:r>
-        <w:t xml:space="preserve">: 49</w:t>
-      </w:r>
-    </w:p>
-    <w:bookmarkEnd w:id="42"/>
-    <w:bookmarkStart w:id="68" w:name="execution-report"/>
+        <w:t xml:space="preserve">: 94</w:t>
+      </w:r>
+    </w:p>
+    <w:bookmarkEnd w:id="51"/>
+    <w:bookmarkStart w:id="86" w:name="execution-report"/>
     <w:p>
       <w:pPr>
         <w:pStyle w:val="Heading2"/>
@@ -5704,7 +9334,7 @@
         <w:t xml:space="preserve">Execution Report</w:t>
       </w:r>
     </w:p>
-    <w:bookmarkStart w:id="43" w:name="Xdfcbb195b635ebd9d7aa13bf1003943c818c8e0"/>
+    <w:bookmarkStart w:id="52" w:name="Xdfcbb195b635ebd9d7aa13bf1003943c818c8e0"/>
     <w:p>
       <w:pPr>
         <w:pStyle w:val="Heading5"/>
@@ -5733,7 +9363,7 @@
         <w:pStyle w:val="Compact"/>
         <w:numPr>
           <w:ilvl w:val="0"/>
-          <w:numId w:val="1050"/>
+          <w:numId w:val="1077"/>
         </w:numPr>
       </w:pPr>
       <w:r>
@@ -5818,7 +9448,7 @@
         <w:pStyle w:val="Compact"/>
         <w:numPr>
           <w:ilvl w:val="0"/>
-          <w:numId w:val="1050"/>
+          <w:numId w:val="1077"/>
         </w:numPr>
       </w:pPr>
       <w:r>
@@ -5837,7 +9467,7 @@
         <w:pStyle w:val="Compact"/>
         <w:numPr>
           <w:ilvl w:val="0"/>
-          <w:numId w:val="1050"/>
+          <w:numId w:val="1077"/>
         </w:numPr>
       </w:pPr>
       <w:r>
@@ -5872,8 +9502,8 @@
         <w:t xml:space="preserve">tests/unit/app/application/soa/test_soa.c</w:t>
       </w:r>
     </w:p>
-    <w:bookmarkEnd w:id="43"/>
-    <w:bookmarkStart w:id="44" w:name="Xbdebd7c22a456d9a1b22517a9fa3efa8d0e830b"/>
+    <w:bookmarkEnd w:id="52"/>
+    <w:bookmarkStart w:id="53" w:name="Xbdebd7c22a456d9a1b22517a9fa3efa8d0e830b"/>
     <w:p>
       <w:pPr>
         <w:pStyle w:val="Heading5"/>
@@ -5902,7 +9532,7 @@
         <w:pStyle w:val="Compact"/>
         <w:numPr>
           <w:ilvl w:val="0"/>
-          <w:numId w:val="1051"/>
+          <w:numId w:val="1078"/>
         </w:numPr>
       </w:pPr>
       <w:r>
@@ -5987,7 +9617,7 @@
         <w:pStyle w:val="Compact"/>
         <w:numPr>
           <w:ilvl w:val="0"/>
-          <w:numId w:val="1051"/>
+          <w:numId w:val="1078"/>
         </w:numPr>
       </w:pPr>
       <w:r>
@@ -6006,7 +9636,7 @@
         <w:pStyle w:val="Compact"/>
         <w:numPr>
           <w:ilvl w:val="0"/>
-          <w:numId w:val="1051"/>
+          <w:numId w:val="1078"/>
         </w:numPr>
       </w:pPr>
       <w:r>
@@ -6041,8 +9671,8 @@
         <w:t xml:space="preserve">tests/unit/app/driver/contactor/test_contactor.c</w:t>
       </w:r>
     </w:p>
-    <w:bookmarkEnd w:id="44"/>
-    <w:bookmarkStart w:id="45" w:name="X5ae9f6c0bc43bbac94ae41e4c74d1b83533faf1"/>
+    <w:bookmarkEnd w:id="53"/>
+    <w:bookmarkStart w:id="54" w:name="X5ae9f6c0bc43bbac94ae41e4c74d1b83533faf1"/>
     <w:p>
       <w:pPr>
         <w:pStyle w:val="Heading5"/>
@@ -6071,7 +9701,7 @@
         <w:pStyle w:val="Compact"/>
         <w:numPr>
           <w:ilvl w:val="0"/>
-          <w:numId w:val="1052"/>
+          <w:numId w:val="1079"/>
         </w:numPr>
       </w:pPr>
       <w:r>
@@ -6156,7 +9786,7 @@
         <w:pStyle w:val="Compact"/>
         <w:numPr>
           <w:ilvl w:val="0"/>
-          <w:numId w:val="1052"/>
+          <w:numId w:val="1079"/>
         </w:numPr>
       </w:pPr>
       <w:r>
@@ -6175,7 +9805,7 @@
         <w:pStyle w:val="Compact"/>
         <w:numPr>
           <w:ilvl w:val="0"/>
-          <w:numId w:val="1052"/>
+          <w:numId w:val="1079"/>
         </w:numPr>
       </w:pPr>
       <w:r>
@@ -6210,8 +9840,8 @@
         <w:t xml:space="preserve">tests/unit/app/driver/afe/api/test_afe_plausibility.c</w:t>
       </w:r>
     </w:p>
-    <w:bookmarkEnd w:id="45"/>
-    <w:bookmarkStart w:id="46" w:name="X1730c4f476c3ad18c7403f0428b624dcc66c900"/>
+    <w:bookmarkEnd w:id="54"/>
+    <w:bookmarkStart w:id="55" w:name="X1730c4f476c3ad18c7403f0428b624dcc66c900"/>
     <w:p>
       <w:pPr>
         <w:pStyle w:val="Heading5"/>
@@ -6240,7 +9870,7 @@
         <w:pStyle w:val="Compact"/>
         <w:numPr>
           <w:ilvl w:val="0"/>
-          <w:numId w:val="1053"/>
+          <w:numId w:val="1080"/>
         </w:numPr>
       </w:pPr>
       <w:r>
@@ -6325,7 +9955,7 @@
         <w:pStyle w:val="Compact"/>
         <w:numPr>
           <w:ilvl w:val="0"/>
-          <w:numId w:val="1053"/>
+          <w:numId w:val="1080"/>
         </w:numPr>
       </w:pPr>
       <w:r>
@@ -6344,7 +9974,7 @@
         <w:pStyle w:val="Compact"/>
         <w:numPr>
           <w:ilvl w:val="0"/>
-          <w:numId w:val="1053"/>
+          <w:numId w:val="1080"/>
         </w:numPr>
       </w:pPr>
       <w:r>
@@ -6379,8 +10009,8 @@
         <w:t xml:space="preserve">tests/unit/app/driver/afe/ltc/6813-1/test_ltc_6813-1.c</w:t>
       </w:r>
     </w:p>
-    <w:bookmarkEnd w:id="46"/>
-    <w:bookmarkStart w:id="47" w:name="X9230fd3a98d151925c0b50835facfd00ce73936"/>
+    <w:bookmarkEnd w:id="55"/>
+    <w:bookmarkStart w:id="56" w:name="X9230fd3a98d151925c0b50835facfd00ce73936"/>
     <w:p>
       <w:pPr>
         <w:pStyle w:val="Heading5"/>
@@ -6409,7 +10039,7 @@
         <w:pStyle w:val="Compact"/>
         <w:numPr>
           <w:ilvl w:val="0"/>
-          <w:numId w:val="1054"/>
+          <w:numId w:val="1081"/>
         </w:numPr>
       </w:pPr>
       <w:r>
@@ -6494,7 +10124,7 @@
         <w:pStyle w:val="Compact"/>
         <w:numPr>
           <w:ilvl w:val="0"/>
-          <w:numId w:val="1054"/>
+          <w:numId w:val="1081"/>
         </w:numPr>
       </w:pPr>
       <w:r>
@@ -6513,7 +10143,7 @@
         <w:pStyle w:val="Compact"/>
         <w:numPr>
           <w:ilvl w:val="0"/>
-          <w:numId w:val="1054"/>
+          <w:numId w:val="1081"/>
         </w:numPr>
       </w:pPr>
       <w:r>
@@ -6548,8 +10178,8 @@
         <w:t xml:space="preserve">tests/unit/app/driver/contactor/test_contactor.c</w:t>
       </w:r>
     </w:p>
-    <w:bookmarkEnd w:id="47"/>
-    <w:bookmarkStart w:id="48" w:name="X852e15fa8932024ec65ab58a0565c1893ee68ea"/>
+    <w:bookmarkEnd w:id="56"/>
+    <w:bookmarkStart w:id="57" w:name="X852e15fa8932024ec65ab58a0565c1893ee68ea"/>
     <w:p>
       <w:pPr>
         <w:pStyle w:val="Heading5"/>
@@ -6578,7 +10208,7 @@
         <w:pStyle w:val="Compact"/>
         <w:numPr>
           <w:ilvl w:val="0"/>
-          <w:numId w:val="1055"/>
+          <w:numId w:val="1082"/>
         </w:numPr>
       </w:pPr>
       <w:r>
@@ -6663,7 +10293,7 @@
         <w:pStyle w:val="Compact"/>
         <w:numPr>
           <w:ilvl w:val="0"/>
-          <w:numId w:val="1055"/>
+          <w:numId w:val="1082"/>
         </w:numPr>
       </w:pPr>
       <w:r>
@@ -6682,7 +10312,7 @@
         <w:pStyle w:val="Compact"/>
         <w:numPr>
           <w:ilvl w:val="0"/>
-          <w:numId w:val="1055"/>
+          <w:numId w:val="1082"/>
         </w:numPr>
       </w:pPr>
       <w:r>
@@ -6729,8 +10359,8 @@
         <w:t xml:space="preserve">src/os/freertos/freertos/include/mpu_wrappers.h</w:t>
       </w:r>
     </w:p>
-    <w:bookmarkEnd w:id="48"/>
-    <w:bookmarkStart w:id="49" w:name="Xed2ac61d3beb0040b9545492503b18292c9df63"/>
+    <w:bookmarkEnd w:id="57"/>
+    <w:bookmarkStart w:id="58" w:name="Xed2ac61d3beb0040b9545492503b18292c9df63"/>
     <w:p>
       <w:pPr>
         <w:pStyle w:val="Heading5"/>
@@ -6759,7 +10389,7 @@
         <w:pStyle w:val="Compact"/>
         <w:numPr>
           <w:ilvl w:val="0"/>
-          <w:numId w:val="1056"/>
+          <w:numId w:val="1083"/>
         </w:numPr>
       </w:pPr>
       <w:r>
@@ -6844,7 +10474,7 @@
         <w:pStyle w:val="Compact"/>
         <w:numPr>
           <w:ilvl w:val="0"/>
-          <w:numId w:val="1056"/>
+          <w:numId w:val="1083"/>
         </w:numPr>
       </w:pPr>
       <w:r>
@@ -6863,7 +10493,7 @@
         <w:pStyle w:val="Compact"/>
         <w:numPr>
           <w:ilvl w:val="0"/>
-          <w:numId w:val="1056"/>
+          <w:numId w:val="1083"/>
         </w:numPr>
       </w:pPr>
       <w:r>
@@ -6910,8 +10540,8 @@
         <w:t xml:space="preserve">src/os/freertos/freertos/include/mpu_wrappers.h</w:t>
       </w:r>
     </w:p>
-    <w:bookmarkEnd w:id="49"/>
-    <w:bookmarkStart w:id="50" w:name="Xc20ed2e3f74ee829eec6c2854ed37d30de0c84f"/>
+    <w:bookmarkEnd w:id="58"/>
+    <w:bookmarkStart w:id="59" w:name="Xc20ed2e3f74ee829eec6c2854ed37d30de0c84f"/>
     <w:p>
       <w:pPr>
         <w:pStyle w:val="Heading5"/>
@@ -6940,7 +10570,7 @@
         <w:pStyle w:val="Compact"/>
         <w:numPr>
           <w:ilvl w:val="0"/>
-          <w:numId w:val="1057"/>
+          <w:numId w:val="1084"/>
         </w:numPr>
       </w:pPr>
       <w:r>
@@ -7025,7 +10655,7 @@
         <w:pStyle w:val="Compact"/>
         <w:numPr>
           <w:ilvl w:val="0"/>
-          <w:numId w:val="1057"/>
+          <w:numId w:val="1084"/>
         </w:numPr>
       </w:pPr>
       <w:r>
@@ -7044,7 +10674,7 @@
         <w:pStyle w:val="Compact"/>
         <w:numPr>
           <w:ilvl w:val="0"/>
-          <w:numId w:val="1057"/>
+          <w:numId w:val="1084"/>
         </w:numPr>
       </w:pPr>
       <w:r>
@@ -7079,8 +10709,8 @@
         <w:t xml:space="preserve">tests/unit/app/application/algorithm/moving_average/test_moving_average.c</w:t>
       </w:r>
     </w:p>
-    <w:bookmarkEnd w:id="50"/>
-    <w:bookmarkStart w:id="51" w:name="Xd15baab818c7038e297fe24b13b485a75748ef7"/>
+    <w:bookmarkEnd w:id="59"/>
+    <w:bookmarkStart w:id="60" w:name="Xd15baab818c7038e297fe24b13b485a75748ef7"/>
     <w:p>
       <w:pPr>
         <w:pStyle w:val="Heading5"/>
@@ -7109,7 +10739,7 @@
         <w:pStyle w:val="Compact"/>
         <w:numPr>
           <w:ilvl w:val="0"/>
-          <w:numId w:val="1058"/>
+          <w:numId w:val="1085"/>
         </w:numPr>
       </w:pPr>
       <w:r>
@@ -7194,7 +10824,7 @@
         <w:pStyle w:val="Compact"/>
         <w:numPr>
           <w:ilvl w:val="0"/>
-          <w:numId w:val="1058"/>
+          <w:numId w:val="1085"/>
         </w:numPr>
       </w:pPr>
       <w:r>
@@ -7213,7 +10843,7 @@
         <w:pStyle w:val="Compact"/>
         <w:numPr>
           <w:ilvl w:val="0"/>
-          <w:numId w:val="1058"/>
+          <w:numId w:val="1085"/>
         </w:numPr>
       </w:pPr>
       <w:r>
@@ -7248,8 +10878,8 @@
         <w:t xml:space="preserve">tests/unit/app/application/algorithm/state_estimation/soc/lookup-table/test_soc_lookup-table.c</w:t>
       </w:r>
     </w:p>
-    <w:bookmarkEnd w:id="51"/>
-    <w:bookmarkStart w:id="52" w:name="X57c3ddd1bbec4f9d69602cb29ffc13d2a2a1434"/>
+    <w:bookmarkEnd w:id="60"/>
+    <w:bookmarkStart w:id="61" w:name="X57c3ddd1bbec4f9d69602cb29ffc13d2a2a1434"/>
     <w:p>
       <w:pPr>
         <w:pStyle w:val="Heading5"/>
@@ -7278,7 +10908,7 @@
         <w:pStyle w:val="Compact"/>
         <w:numPr>
           <w:ilvl w:val="0"/>
-          <w:numId w:val="1059"/>
+          <w:numId w:val="1086"/>
         </w:numPr>
       </w:pPr>
       <w:r>
@@ -7363,7 +10993,7 @@
         <w:pStyle w:val="Compact"/>
         <w:numPr>
           <w:ilvl w:val="0"/>
-          <w:numId w:val="1059"/>
+          <w:numId w:val="1086"/>
         </w:numPr>
       </w:pPr>
       <w:r>
@@ -7382,7 +11012,7 @@
         <w:pStyle w:val="Compact"/>
         <w:numPr>
           <w:ilvl w:val="0"/>
-          <w:numId w:val="1059"/>
+          <w:numId w:val="1086"/>
         </w:numPr>
       </w:pPr>
       <w:r>
@@ -7417,8 +11047,8 @@
         <w:t xml:space="preserve">tests/unit/app/application/algorithm/state_estimation/test_state_estimation.c</w:t>
       </w:r>
     </w:p>
-    <w:bookmarkEnd w:id="52"/>
-    <w:bookmarkStart w:id="53" w:name="X1e2854cc0240bb293c48ef4370a139dfec5f1ac"/>
+    <w:bookmarkEnd w:id="61"/>
+    <w:bookmarkStart w:id="62" w:name="X1e2854cc0240bb293c48ef4370a139dfec5f1ac"/>
     <w:p>
       <w:pPr>
         <w:pStyle w:val="Heading5"/>
@@ -7447,7 +11077,7 @@
         <w:pStyle w:val="Compact"/>
         <w:numPr>
           <w:ilvl w:val="0"/>
-          <w:numId w:val="1060"/>
+          <w:numId w:val="1087"/>
         </w:numPr>
       </w:pPr>
       <w:r>
@@ -7532,7 +11162,7 @@
         <w:pStyle w:val="Compact"/>
         <w:numPr>
           <w:ilvl w:val="0"/>
-          <w:numId w:val="1060"/>
+          <w:numId w:val="1087"/>
         </w:numPr>
       </w:pPr>
       <w:r>
@@ -7551,7 +11181,7 @@
         <w:pStyle w:val="Compact"/>
         <w:numPr>
           <w:ilvl w:val="0"/>
-          <w:numId w:val="1060"/>
+          <w:numId w:val="1087"/>
         </w:numPr>
       </w:pPr>
       <w:r>
@@ -7586,8 +11216,8 @@
         <w:t xml:space="preserve">tests/unit/app/driver/afe/debug/default/test_debug_default.c</w:t>
       </w:r>
     </w:p>
-    <w:bookmarkEnd w:id="53"/>
-    <w:bookmarkStart w:id="54" w:name="X65fbcea3c1c6fcfd46418ba6688697853952320"/>
+    <w:bookmarkEnd w:id="62"/>
+    <w:bookmarkStart w:id="63" w:name="X65fbcea3c1c6fcfd46418ba6688697853952320"/>
     <w:p>
       <w:pPr>
         <w:pStyle w:val="Heading5"/>
@@ -7616,7 +11246,7 @@
         <w:pStyle w:val="Compact"/>
         <w:numPr>
           <w:ilvl w:val="0"/>
-          <w:numId w:val="1061"/>
+          <w:numId w:val="1088"/>
         </w:numPr>
       </w:pPr>
       <w:r>
@@ -7701,7 +11331,7 @@
         <w:pStyle w:val="Compact"/>
         <w:numPr>
           <w:ilvl w:val="0"/>
-          <w:numId w:val="1061"/>
+          <w:numId w:val="1088"/>
         </w:numPr>
       </w:pPr>
       <w:r>
@@ -7720,7 +11350,7 @@
         <w:pStyle w:val="Compact"/>
         <w:numPr>
           <w:ilvl w:val="0"/>
-          <w:numId w:val="1061"/>
+          <w:numId w:val="1088"/>
         </w:numPr>
       </w:pPr>
       <w:r>
@@ -7755,8 +11385,8 @@
         <w:t xml:space="preserve">tests/unit/app/engine/config/test_diag_cfg.c</w:t>
       </w:r>
     </w:p>
-    <w:bookmarkEnd w:id="54"/>
-    <w:bookmarkStart w:id="55" w:name="X6a691bf1e0c6ef2f820a8d9a5dd0182ab749d55"/>
+    <w:bookmarkEnd w:id="63"/>
+    <w:bookmarkStart w:id="64" w:name="X6a691bf1e0c6ef2f820a8d9a5dd0182ab749d55"/>
     <w:p>
       <w:pPr>
         <w:pStyle w:val="Heading5"/>
@@ -7785,7 +11415,7 @@
         <w:pStyle w:val="Compact"/>
         <w:numPr>
           <w:ilvl w:val="0"/>
-          <w:numId w:val="1062"/>
+          <w:numId w:val="1089"/>
         </w:numPr>
       </w:pPr>
       <w:r>
@@ -7870,7 +11500,7 @@
         <w:pStyle w:val="Compact"/>
         <w:numPr>
           <w:ilvl w:val="0"/>
-          <w:numId w:val="1062"/>
+          <w:numId w:val="1089"/>
         </w:numPr>
       </w:pPr>
       <w:r>
@@ -7889,7 +11519,7 @@
         <w:pStyle w:val="Compact"/>
         <w:numPr>
           <w:ilvl w:val="0"/>
-          <w:numId w:val="1062"/>
+          <w:numId w:val="1089"/>
         </w:numPr>
       </w:pPr>
       <w:r>
@@ -7924,8 +11554,8 @@
         <w:t xml:space="preserve">tests/unit/app/application/redundancy/test_redundancy.c</w:t>
       </w:r>
     </w:p>
-    <w:bookmarkEnd w:id="55"/>
-    <w:bookmarkStart w:id="56" w:name="Xbd3ce133c53230afb016ff0f79186fc43ed1a1d"/>
+    <w:bookmarkEnd w:id="64"/>
+    <w:bookmarkStart w:id="65" w:name="Xbd3ce133c53230afb016ff0f79186fc43ed1a1d"/>
     <w:p>
       <w:pPr>
         <w:pStyle w:val="Heading5"/>
@@ -7954,7 +11584,7 @@
         <w:pStyle w:val="Compact"/>
         <w:numPr>
           <w:ilvl w:val="0"/>
-          <w:numId w:val="1063"/>
+          <w:numId w:val="1090"/>
         </w:numPr>
       </w:pPr>
       <w:r>
@@ -8039,7 +11669,7 @@
         <w:pStyle w:val="Compact"/>
         <w:numPr>
           <w:ilvl w:val="0"/>
-          <w:numId w:val="1063"/>
+          <w:numId w:val="1090"/>
         </w:numPr>
       </w:pPr>
       <w:r>
@@ -8058,7 +11688,7 @@
         <w:pStyle w:val="Compact"/>
         <w:numPr>
           <w:ilvl w:val="0"/>
-          <w:numId w:val="1063"/>
+          <w:numId w:val="1090"/>
         </w:numPr>
       </w:pPr>
       <w:r>
@@ -8093,8 +11723,8 @@
         <w:t xml:space="preserve">tests/unit/app/engine/diag/test_diag.c</w:t>
       </w:r>
     </w:p>
-    <w:bookmarkEnd w:id="56"/>
-    <w:bookmarkStart w:id="57" w:name="X58e6a13ebb75e7eab5587c0d2e0108f87454767"/>
+    <w:bookmarkEnd w:id="65"/>
+    <w:bookmarkStart w:id="66" w:name="X58e6a13ebb75e7eab5587c0d2e0108f87454767"/>
     <w:p>
       <w:pPr>
         <w:pStyle w:val="Heading5"/>
@@ -8123,7 +11753,7 @@
         <w:pStyle w:val="Compact"/>
         <w:numPr>
           <w:ilvl w:val="0"/>
-          <w:numId w:val="1064"/>
+          <w:numId w:val="1091"/>
         </w:numPr>
       </w:pPr>
       <w:r>
@@ -8208,7 +11838,7 @@
         <w:pStyle w:val="Compact"/>
         <w:numPr>
           <w:ilvl w:val="0"/>
-          <w:numId w:val="1064"/>
+          <w:numId w:val="1091"/>
         </w:numPr>
       </w:pPr>
       <w:r>
@@ -8227,7 +11857,7 @@
         <w:pStyle w:val="Compact"/>
         <w:numPr>
           <w:ilvl w:val="0"/>
-          <w:numId w:val="1064"/>
+          <w:numId w:val="1091"/>
         </w:numPr>
       </w:pPr>
       <w:r>
@@ -8262,8 +11892,8 @@
         <w:t xml:space="preserve">tests/unit/app/application/soa/test_soa.c</w:t>
       </w:r>
     </w:p>
-    <w:bookmarkEnd w:id="57"/>
-    <w:bookmarkStart w:id="58" w:name="X608be2e9cbe6354c29f7899d1cb7bbc09e56f6a"/>
+    <w:bookmarkEnd w:id="66"/>
+    <w:bookmarkStart w:id="67" w:name="X608be2e9cbe6354c29f7899d1cb7bbc09e56f6a"/>
     <w:p>
       <w:pPr>
         <w:pStyle w:val="Heading5"/>
@@ -8292,7 +11922,7 @@
         <w:pStyle w:val="Compact"/>
         <w:numPr>
           <w:ilvl w:val="0"/>
-          <w:numId w:val="1065"/>
+          <w:numId w:val="1092"/>
         </w:numPr>
       </w:pPr>
       <w:r>
@@ -8377,7 +12007,7 @@
         <w:pStyle w:val="Compact"/>
         <w:numPr>
           <w:ilvl w:val="0"/>
-          <w:numId w:val="1065"/>
+          <w:numId w:val="1092"/>
         </w:numPr>
       </w:pPr>
       <w:r>
@@ -8396,7 +12026,7 @@
         <w:pStyle w:val="Compact"/>
         <w:numPr>
           <w:ilvl w:val="0"/>
-          <w:numId w:val="1065"/>
+          <w:numId w:val="1092"/>
         </w:numPr>
       </w:pPr>
       <w:r>
@@ -8431,8 +12061,8 @@
         <w:t xml:space="preserve">tests/unit/app/driver/contactor/test_contactor.c</w:t>
       </w:r>
     </w:p>
-    <w:bookmarkEnd w:id="58"/>
-    <w:bookmarkStart w:id="59" w:name="X8ea60dc6d7d50b612cb83d14c059f66e1accfc1"/>
+    <w:bookmarkEnd w:id="67"/>
+    <w:bookmarkStart w:id="68" w:name="X8ea60dc6d7d50b612cb83d14c059f66e1accfc1"/>
     <w:p>
       <w:pPr>
         <w:pStyle w:val="Heading5"/>
@@ -8461,7 +12091,7 @@
         <w:pStyle w:val="Compact"/>
         <w:numPr>
           <w:ilvl w:val="0"/>
-          <w:numId w:val="1066"/>
+          <w:numId w:val="1093"/>
         </w:numPr>
       </w:pPr>
       <w:r>
@@ -8546,7 +12176,7 @@
         <w:pStyle w:val="Compact"/>
         <w:numPr>
           <w:ilvl w:val="0"/>
-          <w:numId w:val="1066"/>
+          <w:numId w:val="1093"/>
         </w:numPr>
       </w:pPr>
       <w:r>
@@ -8565,7 +12195,7 @@
         <w:pStyle w:val="Compact"/>
         <w:numPr>
           <w:ilvl w:val="0"/>
-          <w:numId w:val="1066"/>
+          <w:numId w:val="1093"/>
         </w:numPr>
       </w:pPr>
       <w:r>
@@ -8600,8 +12230,8 @@
         <w:t xml:space="preserve">tests/unit/app/driver/afe/api/test_afe_plausibility.c</w:t>
       </w:r>
     </w:p>
-    <w:bookmarkEnd w:id="59"/>
-    <w:bookmarkStart w:id="60" w:name="X7820b97e901ffe40dd2fece6bbf18bfcaa11e2f"/>
+    <w:bookmarkEnd w:id="68"/>
+    <w:bookmarkStart w:id="69" w:name="X7820b97e901ffe40dd2fece6bbf18bfcaa11e2f"/>
     <w:p>
       <w:pPr>
         <w:pStyle w:val="Heading5"/>
@@ -8630,7 +12260,7 @@
         <w:pStyle w:val="Compact"/>
         <w:numPr>
           <w:ilvl w:val="0"/>
-          <w:numId w:val="1067"/>
+          <w:numId w:val="1094"/>
         </w:numPr>
       </w:pPr>
       <w:r>
@@ -8715,7 +12345,7 @@
         <w:pStyle w:val="Compact"/>
         <w:numPr>
           <w:ilvl w:val="0"/>
-          <w:numId w:val="1067"/>
+          <w:numId w:val="1094"/>
         </w:numPr>
       </w:pPr>
       <w:r>
@@ -8734,7 +12364,7 @@
         <w:pStyle w:val="Compact"/>
         <w:numPr>
           <w:ilvl w:val="0"/>
-          <w:numId w:val="1067"/>
+          <w:numId w:val="1094"/>
         </w:numPr>
       </w:pPr>
       <w:r>
@@ -8757,8 +12387,8 @@
         <w:t xml:space="preserve">FB2-VER-TMS-000004</w:t>
       </w:r>
     </w:p>
-    <w:bookmarkEnd w:id="60"/>
-    <w:bookmarkStart w:id="61" w:name="Xd5df19ad137a8dcd6d20b1cd54d559410ef780a"/>
+    <w:bookmarkEnd w:id="69"/>
+    <w:bookmarkStart w:id="70" w:name="Xd5df19ad137a8dcd6d20b1cd54d559410ef780a"/>
     <w:p>
       <w:pPr>
         <w:pStyle w:val="Heading5"/>
@@ -8787,7 +12417,7 @@
         <w:pStyle w:val="Compact"/>
         <w:numPr>
           <w:ilvl w:val="0"/>
-          <w:numId w:val="1068"/>
+          <w:numId w:val="1095"/>
         </w:numPr>
       </w:pPr>
       <w:r>
@@ -8872,7 +12502,7 @@
         <w:pStyle w:val="Compact"/>
         <w:numPr>
           <w:ilvl w:val="0"/>
-          <w:numId w:val="1068"/>
+          <w:numId w:val="1095"/>
         </w:numPr>
       </w:pPr>
       <w:r>
@@ -8891,7 +12521,7 @@
         <w:pStyle w:val="Compact"/>
         <w:numPr>
           <w:ilvl w:val="0"/>
-          <w:numId w:val="1068"/>
+          <w:numId w:val="1095"/>
         </w:numPr>
       </w:pPr>
       <w:r>
@@ -8926,8 +12556,8 @@
         <w:t xml:space="preserve">tests/unit/app/driver/afe/ltc/6813-1/test_ltc_6813-1.c</w:t>
       </w:r>
     </w:p>
-    <w:bookmarkEnd w:id="61"/>
-    <w:bookmarkStart w:id="62" w:name="X926876aa927ca90459db89eebf58172efb20f9d"/>
+    <w:bookmarkEnd w:id="70"/>
+    <w:bookmarkStart w:id="71" w:name="X926876aa927ca90459db89eebf58172efb20f9d"/>
     <w:p>
       <w:pPr>
         <w:pStyle w:val="Heading5"/>
@@ -8956,7 +12586,7 @@
         <w:pStyle w:val="Compact"/>
         <w:numPr>
           <w:ilvl w:val="0"/>
-          <w:numId w:val="1069"/>
+          <w:numId w:val="1096"/>
         </w:numPr>
       </w:pPr>
       <w:r>
@@ -9041,7 +12671,7 @@
         <w:pStyle w:val="Compact"/>
         <w:numPr>
           <w:ilvl w:val="0"/>
-          <w:numId w:val="1069"/>
+          <w:numId w:val="1096"/>
         </w:numPr>
       </w:pPr>
       <w:r>
@@ -9060,7 +12690,7 @@
         <w:pStyle w:val="Compact"/>
         <w:numPr>
           <w:ilvl w:val="0"/>
-          <w:numId w:val="1069"/>
+          <w:numId w:val="1096"/>
         </w:numPr>
       </w:pPr>
       <w:r>
@@ -9083,8 +12713,8 @@
         <w:t xml:space="preserve">FB2-VER-TMS-000006</w:t>
       </w:r>
     </w:p>
-    <w:bookmarkEnd w:id="62"/>
-    <w:bookmarkStart w:id="63" w:name="X80a7d444bc11145b87afcddbcca430e5d63535e"/>
+    <w:bookmarkEnd w:id="71"/>
+    <w:bookmarkStart w:id="72" w:name="X80a7d444bc11145b87afcddbcca430e5d63535e"/>
     <w:p>
       <w:pPr>
         <w:pStyle w:val="Heading5"/>
@@ -9113,7 +12743,7 @@
         <w:pStyle w:val="Compact"/>
         <w:numPr>
           <w:ilvl w:val="0"/>
-          <w:numId w:val="1070"/>
+          <w:numId w:val="1097"/>
         </w:numPr>
       </w:pPr>
       <w:r>
@@ -9198,7 +12828,7 @@
         <w:pStyle w:val="Compact"/>
         <w:numPr>
           <w:ilvl w:val="0"/>
-          <w:numId w:val="1070"/>
+          <w:numId w:val="1097"/>
         </w:numPr>
       </w:pPr>
       <w:r>
@@ -9217,7 +12847,7 @@
         <w:pStyle w:val="Compact"/>
         <w:numPr>
           <w:ilvl w:val="0"/>
-          <w:numId w:val="1070"/>
+          <w:numId w:val="1097"/>
         </w:numPr>
       </w:pPr>
       <w:r>
@@ -9240,8 +12870,8 @@
         <w:t xml:space="preserve">FB2-VER-TMS-000007</w:t>
       </w:r>
     </w:p>
-    <w:bookmarkEnd w:id="63"/>
-    <w:bookmarkStart w:id="64" w:name="X686618b7fec111e9c0ede5ebd839f74070728fe"/>
+    <w:bookmarkEnd w:id="72"/>
+    <w:bookmarkStart w:id="73" w:name="X686618b7fec111e9c0ede5ebd839f74070728fe"/>
     <w:p>
       <w:pPr>
         <w:pStyle w:val="Heading5"/>
@@ -9270,7 +12900,7 @@
         <w:pStyle w:val="Compact"/>
         <w:numPr>
           <w:ilvl w:val="0"/>
-          <w:numId w:val="1071"/>
+          <w:numId w:val="1098"/>
         </w:numPr>
       </w:pPr>
       <w:r>
@@ -9355,7 +12985,7 @@
         <w:pStyle w:val="Compact"/>
         <w:numPr>
           <w:ilvl w:val="0"/>
-          <w:numId w:val="1071"/>
+          <w:numId w:val="1098"/>
         </w:numPr>
       </w:pPr>
       <w:r>
@@ -9374,7 +13004,7 @@
         <w:pStyle w:val="Compact"/>
         <w:numPr>
           <w:ilvl w:val="0"/>
-          <w:numId w:val="1071"/>
+          <w:numId w:val="1098"/>
         </w:numPr>
       </w:pPr>
       <w:r>
@@ -9397,8 +13027,8 @@
         <w:t xml:space="preserve">FB2-VER-TMS-000008</w:t>
       </w:r>
     </w:p>
-    <w:bookmarkEnd w:id="64"/>
-    <w:bookmarkStart w:id="65" w:name="Xa09704fce82546545deaabb33931db91b839fbf"/>
+    <w:bookmarkEnd w:id="73"/>
+    <w:bookmarkStart w:id="74" w:name="Xa09704fce82546545deaabb33931db91b839fbf"/>
     <w:p>
       <w:pPr>
         <w:pStyle w:val="Heading5"/>
@@ -9427,7 +13057,7 @@
         <w:pStyle w:val="Compact"/>
         <w:numPr>
           <w:ilvl w:val="0"/>
-          <w:numId w:val="1072"/>
+          <w:numId w:val="1099"/>
         </w:numPr>
       </w:pPr>
       <w:r>
@@ -9512,7 +13142,7 @@
         <w:pStyle w:val="Compact"/>
         <w:numPr>
           <w:ilvl w:val="0"/>
-          <w:numId w:val="1072"/>
+          <w:numId w:val="1099"/>
         </w:numPr>
       </w:pPr>
       <w:r>
@@ -9531,7 +13161,7 @@
         <w:pStyle w:val="Compact"/>
         <w:numPr>
           <w:ilvl w:val="0"/>
-          <w:numId w:val="1072"/>
+          <w:numId w:val="1099"/>
         </w:numPr>
       </w:pPr>
       <w:r>
@@ -9554,8 +13184,8 @@
         <w:t xml:space="preserve">FB2-VER-TMS-000009</w:t>
       </w:r>
     </w:p>
-    <w:bookmarkEnd w:id="65"/>
-    <w:bookmarkStart w:id="66" w:name="Xf9931b43279964df3ace4badfa7bdd9c2a8327f"/>
+    <w:bookmarkEnd w:id="74"/>
+    <w:bookmarkStart w:id="75" w:name="Xf9931b43279964df3ace4badfa7bdd9c2a8327f"/>
     <w:p>
       <w:pPr>
         <w:pStyle w:val="Heading5"/>
@@ -9584,7 +13214,7 @@
         <w:pStyle w:val="Compact"/>
         <w:numPr>
           <w:ilvl w:val="0"/>
-          <w:numId w:val="1073"/>
+          <w:numId w:val="1100"/>
         </w:numPr>
       </w:pPr>
       <w:r>
@@ -9669,7 +13299,7 @@
         <w:pStyle w:val="Compact"/>
         <w:numPr>
           <w:ilvl w:val="0"/>
-          <w:numId w:val="1073"/>
+          <w:numId w:val="1100"/>
         </w:numPr>
       </w:pPr>
       <w:r>
@@ -9688,7 +13318,7 @@
         <w:pStyle w:val="Compact"/>
         <w:numPr>
           <w:ilvl w:val="0"/>
-          <w:numId w:val="1073"/>
+          <w:numId w:val="1100"/>
         </w:numPr>
       </w:pPr>
       <w:r>
@@ -9711,8 +13341,8 @@
         <w:t xml:space="preserve">FB2-VER-TMS-000010</w:t>
       </w:r>
     </w:p>
-    <w:bookmarkEnd w:id="66"/>
-    <w:bookmarkStart w:id="67" w:name="X4bae0341bfcf123b4ed550c318f8858f46097eb"/>
+    <w:bookmarkEnd w:id="75"/>
+    <w:bookmarkStart w:id="76" w:name="X4bae0341bfcf123b4ed550c318f8858f46097eb"/>
     <w:p>
       <w:pPr>
         <w:pStyle w:val="Heading5"/>
@@ -9741,7 +13371,7 @@
         <w:pStyle w:val="Compact"/>
         <w:numPr>
           <w:ilvl w:val="0"/>
-          <w:numId w:val="1074"/>
+          <w:numId w:val="1101"/>
         </w:numPr>
       </w:pPr>
       <w:r>
@@ -9826,7 +13456,7 @@
         <w:pStyle w:val="Compact"/>
         <w:numPr>
           <w:ilvl w:val="0"/>
-          <w:numId w:val="1074"/>
+          <w:numId w:val="1101"/>
         </w:numPr>
       </w:pPr>
       <w:r>
@@ -9845,7 +13475,7 @@
         <w:pStyle w:val="Compact"/>
         <w:numPr>
           <w:ilvl w:val="0"/>
-          <w:numId w:val="1074"/>
+          <w:numId w:val="1101"/>
         </w:numPr>
       </w:pPr>
       <w:r>
@@ -9866,6 +13496,1479 @@
           <w:rStyle w:val="VerbatimChar"/>
         </w:rPr>
         <w:t xml:space="preserve">FB2-VER-TMS-000011</w:t>
+      </w:r>
+    </w:p>
+    <w:bookmarkEnd w:id="76"/>
+    <w:bookmarkStart w:id="77" w:name="Xb6535c95b7a7b08bf0fada3272fc270ae209711"/>
+    <w:p>
+      <w:pPr>
+        <w:pStyle w:val="Heading5"/>
+      </w:pPr>
+      <w:r>
+        <w:t xml:space="preserve">Execution</w:t>
+      </w:r>
+      <w:r>
+        <w:t xml:space="preserve"> </w:t>
+      </w:r>
+      <w:r>
+        <w:rPr>
+          <w:rStyle w:val="VerbatimChar"/>
+        </w:rPr>
+        <w:t xml:space="preserve">FB2-VER-EXE-000012</w:t>
+      </w:r>
+      <w:r>
+        <w:t xml:space="preserve"> </w:t>
+      </w:r>
+      <w:r>
+        <w:t xml:space="preserve">— Execution: FB2-VER-TMS-000012 (blocked - no validation environment)</w:t>
+      </w:r>
+    </w:p>
+    <w:p>
+      <w:pPr>
+        <w:pStyle w:val="Compact"/>
+        <w:numPr>
+          <w:ilvl w:val="0"/>
+          <w:numId w:val="1102"/>
+        </w:numPr>
+      </w:pPr>
+      <w:r>
+        <w:rPr>
+          <w:b/>
+          <w:bCs/>
+        </w:rPr>
+        <w:t xml:space="preserve">Test measure</w:t>
+      </w:r>
+      <w:r>
+        <w:t xml:space="preserve">:</w:t>
+      </w:r>
+      <w:r>
+        <w:t xml:space="preserve"> </w:t>
+      </w:r>
+      <w:r>
+        <w:rPr>
+          <w:rStyle w:val="VerbatimChar"/>
+        </w:rPr>
+        <w:t xml:space="preserve">FB2-VER-TMS-000012</w:t>
+      </w:r>
+      <w:r>
+        <w:t xml:space="preserve"> </w:t>
+      </w:r>
+      <w:r>
+        <w:t xml:space="preserve">|</w:t>
+      </w:r>
+      <w:r>
+        <w:t xml:space="preserve"> </w:t>
+      </w:r>
+      <w:r>
+        <w:rPr>
+          <w:b/>
+          <w:bCs/>
+        </w:rPr>
+        <w:t xml:space="preserve">Execution kind</w:t>
+      </w:r>
+      <w:r>
+        <w:t xml:space="preserve">:</w:t>
+      </w:r>
+      <w:r>
+        <w:t xml:space="preserve"> </w:t>
+      </w:r>
+      <w:r>
+        <w:rPr>
+          <w:rStyle w:val="VerbatimChar"/>
+        </w:rPr>
+        <w:t xml:space="preserve">none</w:t>
+      </w:r>
+      <w:r>
+        <w:t xml:space="preserve"> </w:t>
+      </w:r>
+      <w:r>
+        <w:t xml:space="preserve">|</w:t>
+      </w:r>
+      <w:r>
+        <w:t xml:space="preserve"> </w:t>
+      </w:r>
+      <w:r>
+        <w:rPr>
+          <w:b/>
+          <w:bCs/>
+        </w:rPr>
+        <w:t xml:space="preserve">Outcome</w:t>
+      </w:r>
+      <w:r>
+        <w:t xml:space="preserve">:</w:t>
+      </w:r>
+      <w:r>
+        <w:t xml:space="preserve"> </w:t>
+      </w:r>
+      <w:r>
+        <w:rPr>
+          <w:b/>
+          <w:bCs/>
+        </w:rPr>
+        <w:t xml:space="preserve">BLOCKED</w:t>
+      </w:r>
+    </w:p>
+    <w:p>
+      <w:pPr>
+        <w:pStyle w:val="Compact"/>
+        <w:numPr>
+          <w:ilvl w:val="0"/>
+          <w:numId w:val="1102"/>
+        </w:numPr>
+      </w:pPr>
+      <w:r>
+        <w:rPr>
+          <w:b/>
+          <w:bCs/>
+        </w:rPr>
+        <w:t xml:space="preserve">Environment</w:t>
+      </w:r>
+      <w:r>
+        <w:t xml:space="preserve">: none - no vehicle, pack, charger or bench harness exists in this corpus; not applicable; tools: none 0.0.0</w:t>
+      </w:r>
+    </w:p>
+    <w:p>
+      <w:pPr>
+        <w:pStyle w:val="Compact"/>
+        <w:numPr>
+          <w:ilvl w:val="0"/>
+          <w:numId w:val="1102"/>
+        </w:numPr>
+      </w:pPr>
+      <w:r>
+        <w:rPr>
+          <w:b/>
+          <w:bCs/>
+        </w:rPr>
+        <w:t xml:space="preserve">Evidence refs</w:t>
+      </w:r>
+      <w:r>
+        <w:t xml:space="preserve">:</w:t>
+      </w:r>
+      <w:r>
+        <w:t xml:space="preserve"> </w:t>
+      </w:r>
+      <w:r>
+        <w:rPr>
+          <w:rStyle w:val="VerbatimChar"/>
+        </w:rPr>
+        <w:t xml:space="preserve">FB2-VER-TMS-000012</w:t>
+      </w:r>
+    </w:p>
+    <w:bookmarkEnd w:id="77"/>
+    <w:bookmarkStart w:id="78" w:name="Xb5160012e51de7cb97d9392f342dfcd0fc3a6e4"/>
+    <w:p>
+      <w:pPr>
+        <w:pStyle w:val="Heading5"/>
+      </w:pPr>
+      <w:r>
+        <w:t xml:space="preserve">Execution</w:t>
+      </w:r>
+      <w:r>
+        <w:t xml:space="preserve"> </w:t>
+      </w:r>
+      <w:r>
+        <w:rPr>
+          <w:rStyle w:val="VerbatimChar"/>
+        </w:rPr>
+        <w:t xml:space="preserve">FB2-VER-EXE-000013</w:t>
+      </w:r>
+      <w:r>
+        <w:t xml:space="preserve"> </w:t>
+      </w:r>
+      <w:r>
+        <w:t xml:space="preserve">— Execution: FB2-VER-TMS-000013 (blocked - no validation environment)</w:t>
+      </w:r>
+    </w:p>
+    <w:p>
+      <w:pPr>
+        <w:pStyle w:val="Compact"/>
+        <w:numPr>
+          <w:ilvl w:val="0"/>
+          <w:numId w:val="1103"/>
+        </w:numPr>
+      </w:pPr>
+      <w:r>
+        <w:rPr>
+          <w:b/>
+          <w:bCs/>
+        </w:rPr>
+        <w:t xml:space="preserve">Test measure</w:t>
+      </w:r>
+      <w:r>
+        <w:t xml:space="preserve">:</w:t>
+      </w:r>
+      <w:r>
+        <w:t xml:space="preserve"> </w:t>
+      </w:r>
+      <w:r>
+        <w:rPr>
+          <w:rStyle w:val="VerbatimChar"/>
+        </w:rPr>
+        <w:t xml:space="preserve">FB2-VER-TMS-000013</w:t>
+      </w:r>
+      <w:r>
+        <w:t xml:space="preserve"> </w:t>
+      </w:r>
+      <w:r>
+        <w:t xml:space="preserve">|</w:t>
+      </w:r>
+      <w:r>
+        <w:t xml:space="preserve"> </w:t>
+      </w:r>
+      <w:r>
+        <w:rPr>
+          <w:b/>
+          <w:bCs/>
+        </w:rPr>
+        <w:t xml:space="preserve">Execution kind</w:t>
+      </w:r>
+      <w:r>
+        <w:t xml:space="preserve">:</w:t>
+      </w:r>
+      <w:r>
+        <w:t xml:space="preserve"> </w:t>
+      </w:r>
+      <w:r>
+        <w:rPr>
+          <w:rStyle w:val="VerbatimChar"/>
+        </w:rPr>
+        <w:t xml:space="preserve">none</w:t>
+      </w:r>
+      <w:r>
+        <w:t xml:space="preserve"> </w:t>
+      </w:r>
+      <w:r>
+        <w:t xml:space="preserve">|</w:t>
+      </w:r>
+      <w:r>
+        <w:t xml:space="preserve"> </w:t>
+      </w:r>
+      <w:r>
+        <w:rPr>
+          <w:b/>
+          <w:bCs/>
+        </w:rPr>
+        <w:t xml:space="preserve">Outcome</w:t>
+      </w:r>
+      <w:r>
+        <w:t xml:space="preserve">:</w:t>
+      </w:r>
+      <w:r>
+        <w:t xml:space="preserve"> </w:t>
+      </w:r>
+      <w:r>
+        <w:rPr>
+          <w:b/>
+          <w:bCs/>
+        </w:rPr>
+        <w:t xml:space="preserve">BLOCKED</w:t>
+      </w:r>
+    </w:p>
+    <w:p>
+      <w:pPr>
+        <w:pStyle w:val="Compact"/>
+        <w:numPr>
+          <w:ilvl w:val="0"/>
+          <w:numId w:val="1103"/>
+        </w:numPr>
+      </w:pPr>
+      <w:r>
+        <w:rPr>
+          <w:b/>
+          <w:bCs/>
+        </w:rPr>
+        <w:t xml:space="preserve">Environment</w:t>
+      </w:r>
+      <w:r>
+        <w:t xml:space="preserve">: none - no vehicle, pack, charger or bench harness exists in this corpus; not applicable; tools: none 0.0.0</w:t>
+      </w:r>
+    </w:p>
+    <w:p>
+      <w:pPr>
+        <w:pStyle w:val="Compact"/>
+        <w:numPr>
+          <w:ilvl w:val="0"/>
+          <w:numId w:val="1103"/>
+        </w:numPr>
+      </w:pPr>
+      <w:r>
+        <w:rPr>
+          <w:b/>
+          <w:bCs/>
+        </w:rPr>
+        <w:t xml:space="preserve">Evidence refs</w:t>
+      </w:r>
+      <w:r>
+        <w:t xml:space="preserve">:</w:t>
+      </w:r>
+      <w:r>
+        <w:t xml:space="preserve"> </w:t>
+      </w:r>
+      <w:r>
+        <w:rPr>
+          <w:rStyle w:val="VerbatimChar"/>
+        </w:rPr>
+        <w:t xml:space="preserve">FB2-VER-TMS-000013</w:t>
+      </w:r>
+    </w:p>
+    <w:bookmarkEnd w:id="78"/>
+    <w:bookmarkStart w:id="79" w:name="X46b633164fb106a0ba224f76a5abe014d2c4764"/>
+    <w:p>
+      <w:pPr>
+        <w:pStyle w:val="Heading5"/>
+      </w:pPr>
+      <w:r>
+        <w:t xml:space="preserve">Execution</w:t>
+      </w:r>
+      <w:r>
+        <w:t xml:space="preserve"> </w:t>
+      </w:r>
+      <w:r>
+        <w:rPr>
+          <w:rStyle w:val="VerbatimChar"/>
+        </w:rPr>
+        <w:t xml:space="preserve">FB2-VER-EXE-000014</w:t>
+      </w:r>
+      <w:r>
+        <w:t xml:space="preserve"> </w:t>
+      </w:r>
+      <w:r>
+        <w:t xml:space="preserve">— Execution: FB2-VER-TMS-000014 (blocked - no validation environment)</w:t>
+      </w:r>
+    </w:p>
+    <w:p>
+      <w:pPr>
+        <w:pStyle w:val="Compact"/>
+        <w:numPr>
+          <w:ilvl w:val="0"/>
+          <w:numId w:val="1104"/>
+        </w:numPr>
+      </w:pPr>
+      <w:r>
+        <w:rPr>
+          <w:b/>
+          <w:bCs/>
+        </w:rPr>
+        <w:t xml:space="preserve">Test measure</w:t>
+      </w:r>
+      <w:r>
+        <w:t xml:space="preserve">:</w:t>
+      </w:r>
+      <w:r>
+        <w:t xml:space="preserve"> </w:t>
+      </w:r>
+      <w:r>
+        <w:rPr>
+          <w:rStyle w:val="VerbatimChar"/>
+        </w:rPr>
+        <w:t xml:space="preserve">FB2-VER-TMS-000014</w:t>
+      </w:r>
+      <w:r>
+        <w:t xml:space="preserve"> </w:t>
+      </w:r>
+      <w:r>
+        <w:t xml:space="preserve">|</w:t>
+      </w:r>
+      <w:r>
+        <w:t xml:space="preserve"> </w:t>
+      </w:r>
+      <w:r>
+        <w:rPr>
+          <w:b/>
+          <w:bCs/>
+        </w:rPr>
+        <w:t xml:space="preserve">Execution kind</w:t>
+      </w:r>
+      <w:r>
+        <w:t xml:space="preserve">:</w:t>
+      </w:r>
+      <w:r>
+        <w:t xml:space="preserve"> </w:t>
+      </w:r>
+      <w:r>
+        <w:rPr>
+          <w:rStyle w:val="VerbatimChar"/>
+        </w:rPr>
+        <w:t xml:space="preserve">none</w:t>
+      </w:r>
+      <w:r>
+        <w:t xml:space="preserve"> </w:t>
+      </w:r>
+      <w:r>
+        <w:t xml:space="preserve">|</w:t>
+      </w:r>
+      <w:r>
+        <w:t xml:space="preserve"> </w:t>
+      </w:r>
+      <w:r>
+        <w:rPr>
+          <w:b/>
+          <w:bCs/>
+        </w:rPr>
+        <w:t xml:space="preserve">Outcome</w:t>
+      </w:r>
+      <w:r>
+        <w:t xml:space="preserve">:</w:t>
+      </w:r>
+      <w:r>
+        <w:t xml:space="preserve"> </w:t>
+      </w:r>
+      <w:r>
+        <w:rPr>
+          <w:b/>
+          <w:bCs/>
+        </w:rPr>
+        <w:t xml:space="preserve">BLOCKED</w:t>
+      </w:r>
+    </w:p>
+    <w:p>
+      <w:pPr>
+        <w:pStyle w:val="Compact"/>
+        <w:numPr>
+          <w:ilvl w:val="0"/>
+          <w:numId w:val="1104"/>
+        </w:numPr>
+      </w:pPr>
+      <w:r>
+        <w:rPr>
+          <w:b/>
+          <w:bCs/>
+        </w:rPr>
+        <w:t xml:space="preserve">Environment</w:t>
+      </w:r>
+      <w:r>
+        <w:t xml:space="preserve">: none - no vehicle, pack, charger or bench harness exists in this corpus; not applicable; tools: none 0.0.0</w:t>
+      </w:r>
+    </w:p>
+    <w:p>
+      <w:pPr>
+        <w:pStyle w:val="Compact"/>
+        <w:numPr>
+          <w:ilvl w:val="0"/>
+          <w:numId w:val="1104"/>
+        </w:numPr>
+      </w:pPr>
+      <w:r>
+        <w:rPr>
+          <w:b/>
+          <w:bCs/>
+        </w:rPr>
+        <w:t xml:space="preserve">Evidence refs</w:t>
+      </w:r>
+      <w:r>
+        <w:t xml:space="preserve">:</w:t>
+      </w:r>
+      <w:r>
+        <w:t xml:space="preserve"> </w:t>
+      </w:r>
+      <w:r>
+        <w:rPr>
+          <w:rStyle w:val="VerbatimChar"/>
+        </w:rPr>
+        <w:t xml:space="preserve">FB2-VER-TMS-000014</w:t>
+      </w:r>
+    </w:p>
+    <w:bookmarkEnd w:id="79"/>
+    <w:bookmarkStart w:id="80" w:name="Xe294ea168664f5fe4287a34ec5ae6295bb3d918"/>
+    <w:p>
+      <w:pPr>
+        <w:pStyle w:val="Heading5"/>
+      </w:pPr>
+      <w:r>
+        <w:t xml:space="preserve">Execution</w:t>
+      </w:r>
+      <w:r>
+        <w:t xml:space="preserve"> </w:t>
+      </w:r>
+      <w:r>
+        <w:rPr>
+          <w:rStyle w:val="VerbatimChar"/>
+        </w:rPr>
+        <w:t xml:space="preserve">FB2-VER-EXE-000015</w:t>
+      </w:r>
+      <w:r>
+        <w:t xml:space="preserve"> </w:t>
+      </w:r>
+      <w:r>
+        <w:t xml:space="preserve">— Execution: FB2-VER-TMS-000015 (blocked - no validation environment)</w:t>
+      </w:r>
+    </w:p>
+    <w:p>
+      <w:pPr>
+        <w:pStyle w:val="Compact"/>
+        <w:numPr>
+          <w:ilvl w:val="0"/>
+          <w:numId w:val="1105"/>
+        </w:numPr>
+      </w:pPr>
+      <w:r>
+        <w:rPr>
+          <w:b/>
+          <w:bCs/>
+        </w:rPr>
+        <w:t xml:space="preserve">Test measure</w:t>
+      </w:r>
+      <w:r>
+        <w:t xml:space="preserve">:</w:t>
+      </w:r>
+      <w:r>
+        <w:t xml:space="preserve"> </w:t>
+      </w:r>
+      <w:r>
+        <w:rPr>
+          <w:rStyle w:val="VerbatimChar"/>
+        </w:rPr>
+        <w:t xml:space="preserve">FB2-VER-TMS-000015</w:t>
+      </w:r>
+      <w:r>
+        <w:t xml:space="preserve"> </w:t>
+      </w:r>
+      <w:r>
+        <w:t xml:space="preserve">|</w:t>
+      </w:r>
+      <w:r>
+        <w:t xml:space="preserve"> </w:t>
+      </w:r>
+      <w:r>
+        <w:rPr>
+          <w:b/>
+          <w:bCs/>
+        </w:rPr>
+        <w:t xml:space="preserve">Execution kind</w:t>
+      </w:r>
+      <w:r>
+        <w:t xml:space="preserve">:</w:t>
+      </w:r>
+      <w:r>
+        <w:t xml:space="preserve"> </w:t>
+      </w:r>
+      <w:r>
+        <w:rPr>
+          <w:rStyle w:val="VerbatimChar"/>
+        </w:rPr>
+        <w:t xml:space="preserve">none</w:t>
+      </w:r>
+      <w:r>
+        <w:t xml:space="preserve"> </w:t>
+      </w:r>
+      <w:r>
+        <w:t xml:space="preserve">|</w:t>
+      </w:r>
+      <w:r>
+        <w:t xml:space="preserve"> </w:t>
+      </w:r>
+      <w:r>
+        <w:rPr>
+          <w:b/>
+          <w:bCs/>
+        </w:rPr>
+        <w:t xml:space="preserve">Outcome</w:t>
+      </w:r>
+      <w:r>
+        <w:t xml:space="preserve">:</w:t>
+      </w:r>
+      <w:r>
+        <w:t xml:space="preserve"> </w:t>
+      </w:r>
+      <w:r>
+        <w:rPr>
+          <w:b/>
+          <w:bCs/>
+        </w:rPr>
+        <w:t xml:space="preserve">BLOCKED</w:t>
+      </w:r>
+    </w:p>
+    <w:p>
+      <w:pPr>
+        <w:pStyle w:val="Compact"/>
+        <w:numPr>
+          <w:ilvl w:val="0"/>
+          <w:numId w:val="1105"/>
+        </w:numPr>
+      </w:pPr>
+      <w:r>
+        <w:rPr>
+          <w:b/>
+          <w:bCs/>
+        </w:rPr>
+        <w:t xml:space="preserve">Environment</w:t>
+      </w:r>
+      <w:r>
+        <w:t xml:space="preserve">: none - no vehicle, pack, charger or bench harness exists in this corpus; not applicable; tools: none 0.0.0</w:t>
+      </w:r>
+    </w:p>
+    <w:p>
+      <w:pPr>
+        <w:pStyle w:val="Compact"/>
+        <w:numPr>
+          <w:ilvl w:val="0"/>
+          <w:numId w:val="1105"/>
+        </w:numPr>
+      </w:pPr>
+      <w:r>
+        <w:rPr>
+          <w:b/>
+          <w:bCs/>
+        </w:rPr>
+        <w:t xml:space="preserve">Evidence refs</w:t>
+      </w:r>
+      <w:r>
+        <w:t xml:space="preserve">:</w:t>
+      </w:r>
+      <w:r>
+        <w:t xml:space="preserve"> </w:t>
+      </w:r>
+      <w:r>
+        <w:rPr>
+          <w:rStyle w:val="VerbatimChar"/>
+        </w:rPr>
+        <w:t xml:space="preserve">FB2-VER-TMS-000015</w:t>
+      </w:r>
+    </w:p>
+    <w:bookmarkEnd w:id="80"/>
+    <w:bookmarkStart w:id="81" w:name="Xec3059f7acf0a2529105e2992125cd8c92735d9"/>
+    <w:p>
+      <w:pPr>
+        <w:pStyle w:val="Heading5"/>
+      </w:pPr>
+      <w:r>
+        <w:t xml:space="preserve">Execution</w:t>
+      </w:r>
+      <w:r>
+        <w:t xml:space="preserve"> </w:t>
+      </w:r>
+      <w:r>
+        <w:rPr>
+          <w:rStyle w:val="VerbatimChar"/>
+        </w:rPr>
+        <w:t xml:space="preserve">FB2-VER-EXE-000016</w:t>
+      </w:r>
+      <w:r>
+        <w:t xml:space="preserve"> </w:t>
+      </w:r>
+      <w:r>
+        <w:t xml:space="preserve">— Execution: FB2-VER-TMS-000016 (blocked - FB2-SAF-SEC-000001 has no executable security harness in this corpus)</w:t>
+      </w:r>
+    </w:p>
+    <w:p>
+      <w:pPr>
+        <w:pStyle w:val="Compact"/>
+        <w:numPr>
+          <w:ilvl w:val="0"/>
+          <w:numId w:val="1106"/>
+        </w:numPr>
+      </w:pPr>
+      <w:r>
+        <w:rPr>
+          <w:b/>
+          <w:bCs/>
+        </w:rPr>
+        <w:t xml:space="preserve">Test measure</w:t>
+      </w:r>
+      <w:r>
+        <w:t xml:space="preserve">:</w:t>
+      </w:r>
+      <w:r>
+        <w:t xml:space="preserve"> </w:t>
+      </w:r>
+      <w:r>
+        <w:rPr>
+          <w:rStyle w:val="VerbatimChar"/>
+        </w:rPr>
+        <w:t xml:space="preserve">FB2-VER-TMS-000016</w:t>
+      </w:r>
+      <w:r>
+        <w:t xml:space="preserve"> </w:t>
+      </w:r>
+      <w:r>
+        <w:t xml:space="preserve">|</w:t>
+      </w:r>
+      <w:r>
+        <w:t xml:space="preserve"> </w:t>
+      </w:r>
+      <w:r>
+        <w:rPr>
+          <w:b/>
+          <w:bCs/>
+        </w:rPr>
+        <w:t xml:space="preserve">Execution kind</w:t>
+      </w:r>
+      <w:r>
+        <w:t xml:space="preserve">:</w:t>
+      </w:r>
+      <w:r>
+        <w:t xml:space="preserve"> </w:t>
+      </w:r>
+      <w:r>
+        <w:rPr>
+          <w:rStyle w:val="VerbatimChar"/>
+        </w:rPr>
+        <w:t xml:space="preserve">none</w:t>
+      </w:r>
+      <w:r>
+        <w:t xml:space="preserve"> </w:t>
+      </w:r>
+      <w:r>
+        <w:t xml:space="preserve">|</w:t>
+      </w:r>
+      <w:r>
+        <w:t xml:space="preserve"> </w:t>
+      </w:r>
+      <w:r>
+        <w:rPr>
+          <w:b/>
+          <w:bCs/>
+        </w:rPr>
+        <w:t xml:space="preserve">Outcome</w:t>
+      </w:r>
+      <w:r>
+        <w:t xml:space="preserve">:</w:t>
+      </w:r>
+      <w:r>
+        <w:t xml:space="preserve"> </w:t>
+      </w:r>
+      <w:r>
+        <w:rPr>
+          <w:b/>
+          <w:bCs/>
+        </w:rPr>
+        <w:t xml:space="preserve">BLOCKED</w:t>
+      </w:r>
+    </w:p>
+    <w:p>
+      <w:pPr>
+        <w:pStyle w:val="Compact"/>
+        <w:numPr>
+          <w:ilvl w:val="0"/>
+          <w:numId w:val="1106"/>
+        </w:numPr>
+      </w:pPr>
+      <w:r>
+        <w:rPr>
+          <w:b/>
+          <w:bCs/>
+        </w:rPr>
+        <w:t xml:space="preserve">Environment</w:t>
+      </w:r>
+      <w:r>
+        <w:t xml:space="preserve">: none - no target hardware and no instrumented bus in this corpus; not applicable; tools: none 0.0.0</w:t>
+      </w:r>
+    </w:p>
+    <w:p>
+      <w:pPr>
+        <w:pStyle w:val="Compact"/>
+        <w:numPr>
+          <w:ilvl w:val="0"/>
+          <w:numId w:val="1106"/>
+        </w:numPr>
+      </w:pPr>
+      <w:r>
+        <w:rPr>
+          <w:b/>
+          <w:bCs/>
+        </w:rPr>
+        <w:t xml:space="preserve">Evidence refs</w:t>
+      </w:r>
+      <w:r>
+        <w:t xml:space="preserve">:</w:t>
+      </w:r>
+      <w:r>
+        <w:t xml:space="preserve"> </w:t>
+      </w:r>
+      <w:r>
+        <w:rPr>
+          <w:rStyle w:val="VerbatimChar"/>
+        </w:rPr>
+        <w:t xml:space="preserve">FB2-VER-TMS-000016</w:t>
+      </w:r>
+      <w:r>
+        <w:t xml:space="preserve">,</w:t>
+      </w:r>
+      <w:r>
+        <w:t xml:space="preserve"> </w:t>
+      </w:r>
+      <w:r>
+        <w:rPr>
+          <w:rStyle w:val="VerbatimChar"/>
+        </w:rPr>
+        <w:t xml:space="preserve">FB2-SAF-SEC-000001</w:t>
+      </w:r>
+    </w:p>
+    <w:bookmarkEnd w:id="81"/>
+    <w:bookmarkStart w:id="82" w:name="X7876516b368781ee378c67d461fa8a89e9cdc18"/>
+    <w:p>
+      <w:pPr>
+        <w:pStyle w:val="Heading5"/>
+      </w:pPr>
+      <w:r>
+        <w:t xml:space="preserve">Execution</w:t>
+      </w:r>
+      <w:r>
+        <w:t xml:space="preserve"> </w:t>
+      </w:r>
+      <w:r>
+        <w:rPr>
+          <w:rStyle w:val="VerbatimChar"/>
+        </w:rPr>
+        <w:t xml:space="preserve">FB2-VER-EXE-000017</w:t>
+      </w:r>
+      <w:r>
+        <w:t xml:space="preserve"> </w:t>
+      </w:r>
+      <w:r>
+        <w:t xml:space="preserve">— Execution: FB2-VER-TMS-000017 (blocked - FB2-SAF-SEC-000002 has no executable security harness in this corpus)</w:t>
+      </w:r>
+    </w:p>
+    <w:p>
+      <w:pPr>
+        <w:pStyle w:val="Compact"/>
+        <w:numPr>
+          <w:ilvl w:val="0"/>
+          <w:numId w:val="1107"/>
+        </w:numPr>
+      </w:pPr>
+      <w:r>
+        <w:rPr>
+          <w:b/>
+          <w:bCs/>
+        </w:rPr>
+        <w:t xml:space="preserve">Test measure</w:t>
+      </w:r>
+      <w:r>
+        <w:t xml:space="preserve">:</w:t>
+      </w:r>
+      <w:r>
+        <w:t xml:space="preserve"> </w:t>
+      </w:r>
+      <w:r>
+        <w:rPr>
+          <w:rStyle w:val="VerbatimChar"/>
+        </w:rPr>
+        <w:t xml:space="preserve">FB2-VER-TMS-000017</w:t>
+      </w:r>
+      <w:r>
+        <w:t xml:space="preserve"> </w:t>
+      </w:r>
+      <w:r>
+        <w:t xml:space="preserve">|</w:t>
+      </w:r>
+      <w:r>
+        <w:t xml:space="preserve"> </w:t>
+      </w:r>
+      <w:r>
+        <w:rPr>
+          <w:b/>
+          <w:bCs/>
+        </w:rPr>
+        <w:t xml:space="preserve">Execution kind</w:t>
+      </w:r>
+      <w:r>
+        <w:t xml:space="preserve">:</w:t>
+      </w:r>
+      <w:r>
+        <w:t xml:space="preserve"> </w:t>
+      </w:r>
+      <w:r>
+        <w:rPr>
+          <w:rStyle w:val="VerbatimChar"/>
+        </w:rPr>
+        <w:t xml:space="preserve">none</w:t>
+      </w:r>
+      <w:r>
+        <w:t xml:space="preserve"> </w:t>
+      </w:r>
+      <w:r>
+        <w:t xml:space="preserve">|</w:t>
+      </w:r>
+      <w:r>
+        <w:t xml:space="preserve"> </w:t>
+      </w:r>
+      <w:r>
+        <w:rPr>
+          <w:b/>
+          <w:bCs/>
+        </w:rPr>
+        <w:t xml:space="preserve">Outcome</w:t>
+      </w:r>
+      <w:r>
+        <w:t xml:space="preserve">:</w:t>
+      </w:r>
+      <w:r>
+        <w:t xml:space="preserve"> </w:t>
+      </w:r>
+      <w:r>
+        <w:rPr>
+          <w:b/>
+          <w:bCs/>
+        </w:rPr>
+        <w:t xml:space="preserve">BLOCKED</w:t>
+      </w:r>
+    </w:p>
+    <w:p>
+      <w:pPr>
+        <w:pStyle w:val="Compact"/>
+        <w:numPr>
+          <w:ilvl w:val="0"/>
+          <w:numId w:val="1107"/>
+        </w:numPr>
+      </w:pPr>
+      <w:r>
+        <w:rPr>
+          <w:b/>
+          <w:bCs/>
+        </w:rPr>
+        <w:t xml:space="preserve">Environment</w:t>
+      </w:r>
+      <w:r>
+        <w:t xml:space="preserve">: none - no target hardware and no instrumented bus in this corpus; not applicable; tools: none 0.0.0</w:t>
+      </w:r>
+    </w:p>
+    <w:p>
+      <w:pPr>
+        <w:pStyle w:val="Compact"/>
+        <w:numPr>
+          <w:ilvl w:val="0"/>
+          <w:numId w:val="1107"/>
+        </w:numPr>
+      </w:pPr>
+      <w:r>
+        <w:rPr>
+          <w:b/>
+          <w:bCs/>
+        </w:rPr>
+        <w:t xml:space="preserve">Evidence refs</w:t>
+      </w:r>
+      <w:r>
+        <w:t xml:space="preserve">:</w:t>
+      </w:r>
+      <w:r>
+        <w:t xml:space="preserve"> </w:t>
+      </w:r>
+      <w:r>
+        <w:rPr>
+          <w:rStyle w:val="VerbatimChar"/>
+        </w:rPr>
+        <w:t xml:space="preserve">FB2-VER-TMS-000017</w:t>
+      </w:r>
+      <w:r>
+        <w:t xml:space="preserve">,</w:t>
+      </w:r>
+      <w:r>
+        <w:t xml:space="preserve"> </w:t>
+      </w:r>
+      <w:r>
+        <w:rPr>
+          <w:rStyle w:val="VerbatimChar"/>
+        </w:rPr>
+        <w:t xml:space="preserve">FB2-SAF-SEC-000002</w:t>
+      </w:r>
+    </w:p>
+    <w:bookmarkEnd w:id="82"/>
+    <w:bookmarkStart w:id="83" w:name="X07d278d6f36b1f3fcd01aac8ae9668ede75f4e9"/>
+    <w:p>
+      <w:pPr>
+        <w:pStyle w:val="Heading5"/>
+      </w:pPr>
+      <w:r>
+        <w:t xml:space="preserve">Execution</w:t>
+      </w:r>
+      <w:r>
+        <w:t xml:space="preserve"> </w:t>
+      </w:r>
+      <w:r>
+        <w:rPr>
+          <w:rStyle w:val="VerbatimChar"/>
+        </w:rPr>
+        <w:t xml:space="preserve">FB2-VER-EXE-000018</w:t>
+      </w:r>
+      <w:r>
+        <w:t xml:space="preserve"> </w:t>
+      </w:r>
+      <w:r>
+        <w:t xml:space="preserve">— Execution: FB2-VER-TMS-000018 (blocked - FB2-SAF-SEC-000003 has no executable security harness in this corpus)</w:t>
+      </w:r>
+    </w:p>
+    <w:p>
+      <w:pPr>
+        <w:pStyle w:val="Compact"/>
+        <w:numPr>
+          <w:ilvl w:val="0"/>
+          <w:numId w:val="1108"/>
+        </w:numPr>
+      </w:pPr>
+      <w:r>
+        <w:rPr>
+          <w:b/>
+          <w:bCs/>
+        </w:rPr>
+        <w:t xml:space="preserve">Test measure</w:t>
+      </w:r>
+      <w:r>
+        <w:t xml:space="preserve">:</w:t>
+      </w:r>
+      <w:r>
+        <w:t xml:space="preserve"> </w:t>
+      </w:r>
+      <w:r>
+        <w:rPr>
+          <w:rStyle w:val="VerbatimChar"/>
+        </w:rPr>
+        <w:t xml:space="preserve">FB2-VER-TMS-000018</w:t>
+      </w:r>
+      <w:r>
+        <w:t xml:space="preserve"> </w:t>
+      </w:r>
+      <w:r>
+        <w:t xml:space="preserve">|</w:t>
+      </w:r>
+      <w:r>
+        <w:t xml:space="preserve"> </w:t>
+      </w:r>
+      <w:r>
+        <w:rPr>
+          <w:b/>
+          <w:bCs/>
+        </w:rPr>
+        <w:t xml:space="preserve">Execution kind</w:t>
+      </w:r>
+      <w:r>
+        <w:t xml:space="preserve">:</w:t>
+      </w:r>
+      <w:r>
+        <w:t xml:space="preserve"> </w:t>
+      </w:r>
+      <w:r>
+        <w:rPr>
+          <w:rStyle w:val="VerbatimChar"/>
+        </w:rPr>
+        <w:t xml:space="preserve">none</w:t>
+      </w:r>
+      <w:r>
+        <w:t xml:space="preserve"> </w:t>
+      </w:r>
+      <w:r>
+        <w:t xml:space="preserve">|</w:t>
+      </w:r>
+      <w:r>
+        <w:t xml:space="preserve"> </w:t>
+      </w:r>
+      <w:r>
+        <w:rPr>
+          <w:b/>
+          <w:bCs/>
+        </w:rPr>
+        <w:t xml:space="preserve">Outcome</w:t>
+      </w:r>
+      <w:r>
+        <w:t xml:space="preserve">:</w:t>
+      </w:r>
+      <w:r>
+        <w:t xml:space="preserve"> </w:t>
+      </w:r>
+      <w:r>
+        <w:rPr>
+          <w:b/>
+          <w:bCs/>
+        </w:rPr>
+        <w:t xml:space="preserve">BLOCKED</w:t>
+      </w:r>
+    </w:p>
+    <w:p>
+      <w:pPr>
+        <w:pStyle w:val="Compact"/>
+        <w:numPr>
+          <w:ilvl w:val="0"/>
+          <w:numId w:val="1108"/>
+        </w:numPr>
+      </w:pPr>
+      <w:r>
+        <w:rPr>
+          <w:b/>
+          <w:bCs/>
+        </w:rPr>
+        <w:t xml:space="preserve">Environment</w:t>
+      </w:r>
+      <w:r>
+        <w:t xml:space="preserve">: none - no target hardware and no instrumented bus in this corpus; not applicable; tools: none 0.0.0</w:t>
+      </w:r>
+    </w:p>
+    <w:p>
+      <w:pPr>
+        <w:pStyle w:val="Compact"/>
+        <w:numPr>
+          <w:ilvl w:val="0"/>
+          <w:numId w:val="1108"/>
+        </w:numPr>
+      </w:pPr>
+      <w:r>
+        <w:rPr>
+          <w:b/>
+          <w:bCs/>
+        </w:rPr>
+        <w:t xml:space="preserve">Evidence refs</w:t>
+      </w:r>
+      <w:r>
+        <w:t xml:space="preserve">:</w:t>
+      </w:r>
+      <w:r>
+        <w:t xml:space="preserve"> </w:t>
+      </w:r>
+      <w:r>
+        <w:rPr>
+          <w:rStyle w:val="VerbatimChar"/>
+        </w:rPr>
+        <w:t xml:space="preserve">FB2-VER-TMS-000018</w:t>
+      </w:r>
+      <w:r>
+        <w:t xml:space="preserve">,</w:t>
+      </w:r>
+      <w:r>
+        <w:t xml:space="preserve"> </w:t>
+      </w:r>
+      <w:r>
+        <w:rPr>
+          <w:rStyle w:val="VerbatimChar"/>
+        </w:rPr>
+        <w:t xml:space="preserve">FB2-SAF-SEC-000003</w:t>
+      </w:r>
+    </w:p>
+    <w:bookmarkEnd w:id="83"/>
+    <w:bookmarkStart w:id="84" w:name="X1cc7a7617e81a5c9283a12ce8ef05f1f59e2099"/>
+    <w:p>
+      <w:pPr>
+        <w:pStyle w:val="Heading5"/>
+      </w:pPr>
+      <w:r>
+        <w:t xml:space="preserve">Execution</w:t>
+      </w:r>
+      <w:r>
+        <w:t xml:space="preserve"> </w:t>
+      </w:r>
+      <w:r>
+        <w:rPr>
+          <w:rStyle w:val="VerbatimChar"/>
+        </w:rPr>
+        <w:t xml:space="preserve">FB2-VER-EXE-000019</w:t>
+      </w:r>
+      <w:r>
+        <w:t xml:space="preserve"> </w:t>
+      </w:r>
+      <w:r>
+        <w:t xml:space="preserve">— Execution: FB2-VER-TMS-000019 (blocked - FB2-SAF-SEC-000004 has no executable security harness in this corpus)</w:t>
+      </w:r>
+    </w:p>
+    <w:p>
+      <w:pPr>
+        <w:pStyle w:val="Compact"/>
+        <w:numPr>
+          <w:ilvl w:val="0"/>
+          <w:numId w:val="1109"/>
+        </w:numPr>
+      </w:pPr>
+      <w:r>
+        <w:rPr>
+          <w:b/>
+          <w:bCs/>
+        </w:rPr>
+        <w:t xml:space="preserve">Test measure</w:t>
+      </w:r>
+      <w:r>
+        <w:t xml:space="preserve">:</w:t>
+      </w:r>
+      <w:r>
+        <w:t xml:space="preserve"> </w:t>
+      </w:r>
+      <w:r>
+        <w:rPr>
+          <w:rStyle w:val="VerbatimChar"/>
+        </w:rPr>
+        <w:t xml:space="preserve">FB2-VER-TMS-000019</w:t>
+      </w:r>
+      <w:r>
+        <w:t xml:space="preserve"> </w:t>
+      </w:r>
+      <w:r>
+        <w:t xml:space="preserve">|</w:t>
+      </w:r>
+      <w:r>
+        <w:t xml:space="preserve"> </w:t>
+      </w:r>
+      <w:r>
+        <w:rPr>
+          <w:b/>
+          <w:bCs/>
+        </w:rPr>
+        <w:t xml:space="preserve">Execution kind</w:t>
+      </w:r>
+      <w:r>
+        <w:t xml:space="preserve">:</w:t>
+      </w:r>
+      <w:r>
+        <w:t xml:space="preserve"> </w:t>
+      </w:r>
+      <w:r>
+        <w:rPr>
+          <w:rStyle w:val="VerbatimChar"/>
+        </w:rPr>
+        <w:t xml:space="preserve">none</w:t>
+      </w:r>
+      <w:r>
+        <w:t xml:space="preserve"> </w:t>
+      </w:r>
+      <w:r>
+        <w:t xml:space="preserve">|</w:t>
+      </w:r>
+      <w:r>
+        <w:t xml:space="preserve"> </w:t>
+      </w:r>
+      <w:r>
+        <w:rPr>
+          <w:b/>
+          <w:bCs/>
+        </w:rPr>
+        <w:t xml:space="preserve">Outcome</w:t>
+      </w:r>
+      <w:r>
+        <w:t xml:space="preserve">:</w:t>
+      </w:r>
+      <w:r>
+        <w:t xml:space="preserve"> </w:t>
+      </w:r>
+      <w:r>
+        <w:rPr>
+          <w:b/>
+          <w:bCs/>
+        </w:rPr>
+        <w:t xml:space="preserve">BLOCKED</w:t>
+      </w:r>
+    </w:p>
+    <w:p>
+      <w:pPr>
+        <w:pStyle w:val="Compact"/>
+        <w:numPr>
+          <w:ilvl w:val="0"/>
+          <w:numId w:val="1109"/>
+        </w:numPr>
+      </w:pPr>
+      <w:r>
+        <w:rPr>
+          <w:b/>
+          <w:bCs/>
+        </w:rPr>
+        <w:t xml:space="preserve">Environment</w:t>
+      </w:r>
+      <w:r>
+        <w:t xml:space="preserve">: none - no target hardware and no instrumented bus in this corpus; not applicable; tools: none 0.0.0</w:t>
+      </w:r>
+    </w:p>
+    <w:p>
+      <w:pPr>
+        <w:pStyle w:val="Compact"/>
+        <w:numPr>
+          <w:ilvl w:val="0"/>
+          <w:numId w:val="1109"/>
+        </w:numPr>
+      </w:pPr>
+      <w:r>
+        <w:rPr>
+          <w:b/>
+          <w:bCs/>
+        </w:rPr>
+        <w:t xml:space="preserve">Evidence refs</w:t>
+      </w:r>
+      <w:r>
+        <w:t xml:space="preserve">:</w:t>
+      </w:r>
+      <w:r>
+        <w:t xml:space="preserve"> </w:t>
+      </w:r>
+      <w:r>
+        <w:rPr>
+          <w:rStyle w:val="VerbatimChar"/>
+        </w:rPr>
+        <w:t xml:space="preserve">FB2-VER-TMS-000019</w:t>
+      </w:r>
+      <w:r>
+        <w:t xml:space="preserve">,</w:t>
+      </w:r>
+      <w:r>
+        <w:t xml:space="preserve"> </w:t>
+      </w:r>
+      <w:r>
+        <w:rPr>
+          <w:rStyle w:val="VerbatimChar"/>
+        </w:rPr>
+        <w:t xml:space="preserve">FB2-SAF-SEC-000004</w:t>
+      </w:r>
+    </w:p>
+    <w:bookmarkEnd w:id="84"/>
+    <w:bookmarkStart w:id="85" w:name="X76a5a79e6f8c308558b4ab752af425157957eee"/>
+    <w:p>
+      <w:pPr>
+        <w:pStyle w:val="Heading5"/>
+      </w:pPr>
+      <w:r>
+        <w:t xml:space="preserve">Execution</w:t>
+      </w:r>
+      <w:r>
+        <w:t xml:space="preserve"> </w:t>
+      </w:r>
+      <w:r>
+        <w:rPr>
+          <w:rStyle w:val="VerbatimChar"/>
+        </w:rPr>
+        <w:t xml:space="preserve">FB2-VER-EXE-000020</w:t>
+      </w:r>
+      <w:r>
+        <w:t xml:space="preserve"> </w:t>
+      </w:r>
+      <w:r>
+        <w:t xml:space="preserve">— Execution: FB2-VER-TMS-000020 (blocked - FB2-SAF-SEC-000005 has no executable security harness in this corpus)</w:t>
+      </w:r>
+    </w:p>
+    <w:p>
+      <w:pPr>
+        <w:pStyle w:val="Compact"/>
+        <w:numPr>
+          <w:ilvl w:val="0"/>
+          <w:numId w:val="1110"/>
+        </w:numPr>
+      </w:pPr>
+      <w:r>
+        <w:rPr>
+          <w:b/>
+          <w:bCs/>
+        </w:rPr>
+        <w:t xml:space="preserve">Test measure</w:t>
+      </w:r>
+      <w:r>
+        <w:t xml:space="preserve">:</w:t>
+      </w:r>
+      <w:r>
+        <w:t xml:space="preserve"> </w:t>
+      </w:r>
+      <w:r>
+        <w:rPr>
+          <w:rStyle w:val="VerbatimChar"/>
+        </w:rPr>
+        <w:t xml:space="preserve">FB2-VER-TMS-000020</w:t>
+      </w:r>
+      <w:r>
+        <w:t xml:space="preserve"> </w:t>
+      </w:r>
+      <w:r>
+        <w:t xml:space="preserve">|</w:t>
+      </w:r>
+      <w:r>
+        <w:t xml:space="preserve"> </w:t>
+      </w:r>
+      <w:r>
+        <w:rPr>
+          <w:b/>
+          <w:bCs/>
+        </w:rPr>
+        <w:t xml:space="preserve">Execution kind</w:t>
+      </w:r>
+      <w:r>
+        <w:t xml:space="preserve">:</w:t>
+      </w:r>
+      <w:r>
+        <w:t xml:space="preserve"> </w:t>
+      </w:r>
+      <w:r>
+        <w:rPr>
+          <w:rStyle w:val="VerbatimChar"/>
+        </w:rPr>
+        <w:t xml:space="preserve">none</w:t>
+      </w:r>
+      <w:r>
+        <w:t xml:space="preserve"> </w:t>
+      </w:r>
+      <w:r>
+        <w:t xml:space="preserve">|</w:t>
+      </w:r>
+      <w:r>
+        <w:t xml:space="preserve"> </w:t>
+      </w:r>
+      <w:r>
+        <w:rPr>
+          <w:b/>
+          <w:bCs/>
+        </w:rPr>
+        <w:t xml:space="preserve">Outcome</w:t>
+      </w:r>
+      <w:r>
+        <w:t xml:space="preserve">:</w:t>
+      </w:r>
+      <w:r>
+        <w:t xml:space="preserve"> </w:t>
+      </w:r>
+      <w:r>
+        <w:rPr>
+          <w:b/>
+          <w:bCs/>
+        </w:rPr>
+        <w:t xml:space="preserve">BLOCKED</w:t>
+      </w:r>
+    </w:p>
+    <w:p>
+      <w:pPr>
+        <w:pStyle w:val="Compact"/>
+        <w:numPr>
+          <w:ilvl w:val="0"/>
+          <w:numId w:val="1110"/>
+        </w:numPr>
+      </w:pPr>
+      <w:r>
+        <w:rPr>
+          <w:b/>
+          <w:bCs/>
+        </w:rPr>
+        <w:t xml:space="preserve">Environment</w:t>
+      </w:r>
+      <w:r>
+        <w:t xml:space="preserve">: none - no target hardware and no instrumented bus in this corpus; not applicable; tools: none 0.0.0</w:t>
+      </w:r>
+    </w:p>
+    <w:p>
+      <w:pPr>
+        <w:pStyle w:val="Compact"/>
+        <w:numPr>
+          <w:ilvl w:val="0"/>
+          <w:numId w:val="1110"/>
+        </w:numPr>
+      </w:pPr>
+      <w:r>
+        <w:rPr>
+          <w:b/>
+          <w:bCs/>
+        </w:rPr>
+        <w:t xml:space="preserve">Evidence refs</w:t>
+      </w:r>
+      <w:r>
+        <w:t xml:space="preserve">:</w:t>
+      </w:r>
+      <w:r>
+        <w:t xml:space="preserve"> </w:t>
+      </w:r>
+      <w:r>
+        <w:rPr>
+          <w:rStyle w:val="VerbatimChar"/>
+        </w:rPr>
+        <w:t xml:space="preserve">FB2-VER-TMS-000020</w:t>
+      </w:r>
+      <w:r>
+        <w:t xml:space="preserve">,</w:t>
+      </w:r>
+      <w:r>
+        <w:t xml:space="preserve"> </w:t>
+      </w:r>
+      <w:r>
+        <w:rPr>
+          <w:rStyle w:val="VerbatimChar"/>
+        </w:rPr>
+        <w:t xml:space="preserve">FB2-SAF-SEC-000005</w:t>
       </w:r>
     </w:p>
     <w:p>
@@ -9884,7 +14987,7 @@
           <w:i/>
           <w:iCs/>
         </w:rPr>
-        <w:t xml:space="preserve">Generated: 2026-09-29T10:08:35Z — auto-generated from the machine-verifiable corpus. Regenerate with</w:t>
+        <w:t xml:space="preserve">Generated: 2026-09-29T12:17:43Z — auto-generated from the machine-verifiable corpus. Regenerate with</w:t>
       </w:r>
       <w:r>
         <w:rPr>
@@ -9909,9 +15012,9 @@
         <w:t xml:space="preserve">.</w:t>
       </w:r>
     </w:p>
-    <w:bookmarkEnd w:id="67"/>
-    <w:bookmarkEnd w:id="68"/>
-    <w:bookmarkEnd w:id="69"/>
+    <w:bookmarkEnd w:id="85"/>
+    <w:bookmarkEnd w:id="86"/>
+    <w:bookmarkEnd w:id="87"/>
     <w:sectPr/>
   </w:body>
 </w:document>
@@ -10762,7 +15865,34 @@
     <w:abstractNumId w:val="991"/>
   </w:num>
   <w:num w:numId="1050">
-    <w:abstractNumId w:val="991"/>
+    <w:abstractNumId w:val="99411"/>
+    <w:lvlOverride w:ilvl="0">
+      <w:startOverride w:val="1"/>
+    </w:lvlOverride>
+    <w:lvlOverride w:ilvl="1">
+      <w:startOverride w:val="1"/>
+    </w:lvlOverride>
+    <w:lvlOverride w:ilvl="2">
+      <w:startOverride w:val="1"/>
+    </w:lvlOverride>
+    <w:lvlOverride w:ilvl="3">
+      <w:startOverride w:val="1"/>
+    </w:lvlOverride>
+    <w:lvlOverride w:ilvl="4">
+      <w:startOverride w:val="1"/>
+    </w:lvlOverride>
+    <w:lvlOverride w:ilvl="5">
+      <w:startOverride w:val="1"/>
+    </w:lvlOverride>
+    <w:lvlOverride w:ilvl="6">
+      <w:startOverride w:val="1"/>
+    </w:lvlOverride>
+    <w:lvlOverride w:ilvl="7">
+      <w:startOverride w:val="1"/>
+    </w:lvlOverride>
+    <w:lvlOverride w:ilvl="8">
+      <w:startOverride w:val="1"/>
+    </w:lvlOverride>
   </w:num>
   <w:num w:numId="1051">
     <w:abstractNumId w:val="991"/>
@@ -10771,7 +15901,34 @@
     <w:abstractNumId w:val="991"/>
   </w:num>
   <w:num w:numId="1053">
-    <w:abstractNumId w:val="991"/>
+    <w:abstractNumId w:val="99411"/>
+    <w:lvlOverride w:ilvl="0">
+      <w:startOverride w:val="1"/>
+    </w:lvlOverride>
+    <w:lvlOverride w:ilvl="1">
+      <w:startOverride w:val="1"/>
+    </w:lvlOverride>
+    <w:lvlOverride w:ilvl="2">
+      <w:startOverride w:val="1"/>
+    </w:lvlOverride>
+    <w:lvlOverride w:ilvl="3">
+      <w:startOverride w:val="1"/>
+    </w:lvlOverride>
+    <w:lvlOverride w:ilvl="4">
+      <w:startOverride w:val="1"/>
+    </w:lvlOverride>
+    <w:lvlOverride w:ilvl="5">
+      <w:startOverride w:val="1"/>
+    </w:lvlOverride>
+    <w:lvlOverride w:ilvl="6">
+      <w:startOverride w:val="1"/>
+    </w:lvlOverride>
+    <w:lvlOverride w:ilvl="7">
+      <w:startOverride w:val="1"/>
+    </w:lvlOverride>
+    <w:lvlOverride w:ilvl="8">
+      <w:startOverride w:val="1"/>
+    </w:lvlOverride>
   </w:num>
   <w:num w:numId="1054">
     <w:abstractNumId w:val="991"/>
@@ -10780,7 +15937,34 @@
     <w:abstractNumId w:val="991"/>
   </w:num>
   <w:num w:numId="1056">
-    <w:abstractNumId w:val="991"/>
+    <w:abstractNumId w:val="99411"/>
+    <w:lvlOverride w:ilvl="0">
+      <w:startOverride w:val="1"/>
+    </w:lvlOverride>
+    <w:lvlOverride w:ilvl="1">
+      <w:startOverride w:val="1"/>
+    </w:lvlOverride>
+    <w:lvlOverride w:ilvl="2">
+      <w:startOverride w:val="1"/>
+    </w:lvlOverride>
+    <w:lvlOverride w:ilvl="3">
+      <w:startOverride w:val="1"/>
+    </w:lvlOverride>
+    <w:lvlOverride w:ilvl="4">
+      <w:startOverride w:val="1"/>
+    </w:lvlOverride>
+    <w:lvlOverride w:ilvl="5">
+      <w:startOverride w:val="1"/>
+    </w:lvlOverride>
+    <w:lvlOverride w:ilvl="6">
+      <w:startOverride w:val="1"/>
+    </w:lvlOverride>
+    <w:lvlOverride w:ilvl="7">
+      <w:startOverride w:val="1"/>
+    </w:lvlOverride>
+    <w:lvlOverride w:ilvl="8">
+      <w:startOverride w:val="1"/>
+    </w:lvlOverride>
   </w:num>
   <w:num w:numId="1057">
     <w:abstractNumId w:val="991"/>
@@ -10789,7 +15973,34 @@
     <w:abstractNumId w:val="991"/>
   </w:num>
   <w:num w:numId="1059">
-    <w:abstractNumId w:val="991"/>
+    <w:abstractNumId w:val="99411"/>
+    <w:lvlOverride w:ilvl="0">
+      <w:startOverride w:val="1"/>
+    </w:lvlOverride>
+    <w:lvlOverride w:ilvl="1">
+      <w:startOverride w:val="1"/>
+    </w:lvlOverride>
+    <w:lvlOverride w:ilvl="2">
+      <w:startOverride w:val="1"/>
+    </w:lvlOverride>
+    <w:lvlOverride w:ilvl="3">
+      <w:startOverride w:val="1"/>
+    </w:lvlOverride>
+    <w:lvlOverride w:ilvl="4">
+      <w:startOverride w:val="1"/>
+    </w:lvlOverride>
+    <w:lvlOverride w:ilvl="5">
+      <w:startOverride w:val="1"/>
+    </w:lvlOverride>
+    <w:lvlOverride w:ilvl="6">
+      <w:startOverride w:val="1"/>
+    </w:lvlOverride>
+    <w:lvlOverride w:ilvl="7">
+      <w:startOverride w:val="1"/>
+    </w:lvlOverride>
+    <w:lvlOverride w:ilvl="8">
+      <w:startOverride w:val="1"/>
+    </w:lvlOverride>
   </w:num>
   <w:num w:numId="1060">
     <w:abstractNumId w:val="991"/>
@@ -10798,7 +16009,34 @@
     <w:abstractNumId w:val="991"/>
   </w:num>
   <w:num w:numId="1062">
-    <w:abstractNumId w:val="991"/>
+    <w:abstractNumId w:val="99411"/>
+    <w:lvlOverride w:ilvl="0">
+      <w:startOverride w:val="1"/>
+    </w:lvlOverride>
+    <w:lvlOverride w:ilvl="1">
+      <w:startOverride w:val="1"/>
+    </w:lvlOverride>
+    <w:lvlOverride w:ilvl="2">
+      <w:startOverride w:val="1"/>
+    </w:lvlOverride>
+    <w:lvlOverride w:ilvl="3">
+      <w:startOverride w:val="1"/>
+    </w:lvlOverride>
+    <w:lvlOverride w:ilvl="4">
+      <w:startOverride w:val="1"/>
+    </w:lvlOverride>
+    <w:lvlOverride w:ilvl="5">
+      <w:startOverride w:val="1"/>
+    </w:lvlOverride>
+    <w:lvlOverride w:ilvl="6">
+      <w:startOverride w:val="1"/>
+    </w:lvlOverride>
+    <w:lvlOverride w:ilvl="7">
+      <w:startOverride w:val="1"/>
+    </w:lvlOverride>
+    <w:lvlOverride w:ilvl="8">
+      <w:startOverride w:val="1"/>
+    </w:lvlOverride>
   </w:num>
   <w:num w:numId="1063">
     <w:abstractNumId w:val="991"/>
@@ -10807,7 +16045,34 @@
     <w:abstractNumId w:val="991"/>
   </w:num>
   <w:num w:numId="1065">
-    <w:abstractNumId w:val="991"/>
+    <w:abstractNumId w:val="99411"/>
+    <w:lvlOverride w:ilvl="0">
+      <w:startOverride w:val="1"/>
+    </w:lvlOverride>
+    <w:lvlOverride w:ilvl="1">
+      <w:startOverride w:val="1"/>
+    </w:lvlOverride>
+    <w:lvlOverride w:ilvl="2">
+      <w:startOverride w:val="1"/>
+    </w:lvlOverride>
+    <w:lvlOverride w:ilvl="3">
+      <w:startOverride w:val="1"/>
+    </w:lvlOverride>
+    <w:lvlOverride w:ilvl="4">
+      <w:startOverride w:val="1"/>
+    </w:lvlOverride>
+    <w:lvlOverride w:ilvl="5">
+      <w:startOverride w:val="1"/>
+    </w:lvlOverride>
+    <w:lvlOverride w:ilvl="6">
+      <w:startOverride w:val="1"/>
+    </w:lvlOverride>
+    <w:lvlOverride w:ilvl="7">
+      <w:startOverride w:val="1"/>
+    </w:lvlOverride>
+    <w:lvlOverride w:ilvl="8">
+      <w:startOverride w:val="1"/>
+    </w:lvlOverride>
   </w:num>
   <w:num w:numId="1066">
     <w:abstractNumId w:val="991"/>
@@ -10816,7 +16081,34 @@
     <w:abstractNumId w:val="991"/>
   </w:num>
   <w:num w:numId="1068">
-    <w:abstractNumId w:val="991"/>
+    <w:abstractNumId w:val="99411"/>
+    <w:lvlOverride w:ilvl="0">
+      <w:startOverride w:val="1"/>
+    </w:lvlOverride>
+    <w:lvlOverride w:ilvl="1">
+      <w:startOverride w:val="1"/>
+    </w:lvlOverride>
+    <w:lvlOverride w:ilvl="2">
+      <w:startOverride w:val="1"/>
+    </w:lvlOverride>
+    <w:lvlOverride w:ilvl="3">
+      <w:startOverride w:val="1"/>
+    </w:lvlOverride>
+    <w:lvlOverride w:ilvl="4">
+      <w:startOverride w:val="1"/>
+    </w:lvlOverride>
+    <w:lvlOverride w:ilvl="5">
+      <w:startOverride w:val="1"/>
+    </w:lvlOverride>
+    <w:lvlOverride w:ilvl="6">
+      <w:startOverride w:val="1"/>
+    </w:lvlOverride>
+    <w:lvlOverride w:ilvl="7">
+      <w:startOverride w:val="1"/>
+    </w:lvlOverride>
+    <w:lvlOverride w:ilvl="8">
+      <w:startOverride w:val="1"/>
+    </w:lvlOverride>
   </w:num>
   <w:num w:numId="1069">
     <w:abstractNumId w:val="991"/>
@@ -10825,7 +16117,34 @@
     <w:abstractNumId w:val="991"/>
   </w:num>
   <w:num w:numId="1071">
-    <w:abstractNumId w:val="991"/>
+    <w:abstractNumId w:val="99411"/>
+    <w:lvlOverride w:ilvl="0">
+      <w:startOverride w:val="1"/>
+    </w:lvlOverride>
+    <w:lvlOverride w:ilvl="1">
+      <w:startOverride w:val="1"/>
+    </w:lvlOverride>
+    <w:lvlOverride w:ilvl="2">
+      <w:startOverride w:val="1"/>
+    </w:lvlOverride>
+    <w:lvlOverride w:ilvl="3">
+      <w:startOverride w:val="1"/>
+    </w:lvlOverride>
+    <w:lvlOverride w:ilvl="4">
+      <w:startOverride w:val="1"/>
+    </w:lvlOverride>
+    <w:lvlOverride w:ilvl="5">
+      <w:startOverride w:val="1"/>
+    </w:lvlOverride>
+    <w:lvlOverride w:ilvl="6">
+      <w:startOverride w:val="1"/>
+    </w:lvlOverride>
+    <w:lvlOverride w:ilvl="7">
+      <w:startOverride w:val="1"/>
+    </w:lvlOverride>
+    <w:lvlOverride w:ilvl="8">
+      <w:startOverride w:val="1"/>
+    </w:lvlOverride>
   </w:num>
   <w:num w:numId="1072">
     <w:abstractNumId w:val="991"/>
@@ -10834,6 +16153,141 @@
     <w:abstractNumId w:val="991"/>
   </w:num>
   <w:num w:numId="1074">
+    <w:abstractNumId w:val="99411"/>
+    <w:lvlOverride w:ilvl="0">
+      <w:startOverride w:val="1"/>
+    </w:lvlOverride>
+    <w:lvlOverride w:ilvl="1">
+      <w:startOverride w:val="1"/>
+    </w:lvlOverride>
+    <w:lvlOverride w:ilvl="2">
+      <w:startOverride w:val="1"/>
+    </w:lvlOverride>
+    <w:lvlOverride w:ilvl="3">
+      <w:startOverride w:val="1"/>
+    </w:lvlOverride>
+    <w:lvlOverride w:ilvl="4">
+      <w:startOverride w:val="1"/>
+    </w:lvlOverride>
+    <w:lvlOverride w:ilvl="5">
+      <w:startOverride w:val="1"/>
+    </w:lvlOverride>
+    <w:lvlOverride w:ilvl="6">
+      <w:startOverride w:val="1"/>
+    </w:lvlOverride>
+    <w:lvlOverride w:ilvl="7">
+      <w:startOverride w:val="1"/>
+    </w:lvlOverride>
+    <w:lvlOverride w:ilvl="8">
+      <w:startOverride w:val="1"/>
+    </w:lvlOverride>
+  </w:num>
+  <w:num w:numId="1075">
+    <w:abstractNumId w:val="991"/>
+  </w:num>
+  <w:num w:numId="1076">
+    <w:abstractNumId w:val="991"/>
+  </w:num>
+  <w:num w:numId="1077">
+    <w:abstractNumId w:val="991"/>
+  </w:num>
+  <w:num w:numId="1078">
+    <w:abstractNumId w:val="991"/>
+  </w:num>
+  <w:num w:numId="1079">
+    <w:abstractNumId w:val="991"/>
+  </w:num>
+  <w:num w:numId="1080">
+    <w:abstractNumId w:val="991"/>
+  </w:num>
+  <w:num w:numId="1081">
+    <w:abstractNumId w:val="991"/>
+  </w:num>
+  <w:num w:numId="1082">
+    <w:abstractNumId w:val="991"/>
+  </w:num>
+  <w:num w:numId="1083">
+    <w:abstractNumId w:val="991"/>
+  </w:num>
+  <w:num w:numId="1084">
+    <w:abstractNumId w:val="991"/>
+  </w:num>
+  <w:num w:numId="1085">
+    <w:abstractNumId w:val="991"/>
+  </w:num>
+  <w:num w:numId="1086">
+    <w:abstractNumId w:val="991"/>
+  </w:num>
+  <w:num w:numId="1087">
+    <w:abstractNumId w:val="991"/>
+  </w:num>
+  <w:num w:numId="1088">
+    <w:abstractNumId w:val="991"/>
+  </w:num>
+  <w:num w:numId="1089">
+    <w:abstractNumId w:val="991"/>
+  </w:num>
+  <w:num w:numId="1090">
+    <w:abstractNumId w:val="991"/>
+  </w:num>
+  <w:num w:numId="1091">
+    <w:abstractNumId w:val="991"/>
+  </w:num>
+  <w:num w:numId="1092">
+    <w:abstractNumId w:val="991"/>
+  </w:num>
+  <w:num w:numId="1093">
+    <w:abstractNumId w:val="991"/>
+  </w:num>
+  <w:num w:numId="1094">
+    <w:abstractNumId w:val="991"/>
+  </w:num>
+  <w:num w:numId="1095">
+    <w:abstractNumId w:val="991"/>
+  </w:num>
+  <w:num w:numId="1096">
+    <w:abstractNumId w:val="991"/>
+  </w:num>
+  <w:num w:numId="1097">
+    <w:abstractNumId w:val="991"/>
+  </w:num>
+  <w:num w:numId="1098">
+    <w:abstractNumId w:val="991"/>
+  </w:num>
+  <w:num w:numId="1099">
+    <w:abstractNumId w:val="991"/>
+  </w:num>
+  <w:num w:numId="1100">
+    <w:abstractNumId w:val="991"/>
+  </w:num>
+  <w:num w:numId="1101">
+    <w:abstractNumId w:val="991"/>
+  </w:num>
+  <w:num w:numId="1102">
+    <w:abstractNumId w:val="991"/>
+  </w:num>
+  <w:num w:numId="1103">
+    <w:abstractNumId w:val="991"/>
+  </w:num>
+  <w:num w:numId="1104">
+    <w:abstractNumId w:val="991"/>
+  </w:num>
+  <w:num w:numId="1105">
+    <w:abstractNumId w:val="991"/>
+  </w:num>
+  <w:num w:numId="1106">
+    <w:abstractNumId w:val="991"/>
+  </w:num>
+  <w:num w:numId="1107">
+    <w:abstractNumId w:val="991"/>
+  </w:num>
+  <w:num w:numId="1108">
+    <w:abstractNumId w:val="991"/>
+  </w:num>
+  <w:num w:numId="1109">
+    <w:abstractNumId w:val="991"/>
+  </w:num>
+  <w:num w:numId="1110">
     <w:abstractNumId w:val="991"/>
   </w:num>
 </w:numbering>

--- a/docs/artifacts/spec-documents/08-system-verification-report.docx
+++ b/docs/artifacts/spec-documents/08-system-verification-report.docx
@@ -316,7 +316,7 @@
               <w:jc w:val="left"/>
             </w:pPr>
             <w:r>
-              <w:t xml:space="preserve">2026-09-29T12:17:43Z</w:t>
+              <w:t xml:space="preserve">2026-09-29T14:03:49Z</w:t>
             </w:r>
           </w:p>
         </w:tc>
@@ -7751,7 +7751,7 @@
         <w:t xml:space="preserve"> </w:t>
       </w:r>
       <w:r>
-        <w:t xml:space="preserve">→ expected: Zero genuine frames rejected</w:t>
+        <w:t xml:space="preserve">→ expected: Zero genuine frames rejected over an observed genuine-frame population of at least 3 x 10^6 frames, giving a one-sided 95 percent upper confidence bou…</w:t>
       </w:r>
     </w:p>
     <w:p>
@@ -7870,13 +7870,13 @@
         <w:rPr>
           <w:rStyle w:val="VerbatimChar"/>
         </w:rPr>
-        <w:t xml:space="preserve">genuine_frames_rejected</w:t>
-      </w:r>
-      <w:r>
-        <w:t xml:space="preserve"> </w:t>
-      </w:r>
-      <w:r>
-        <w:t xml:space="preserve">= 0 (tolerance exact)</w:t>
+        <w:t xml:space="preserve">verification_latency</w:t>
+      </w:r>
+      <w:r>
+        <w:t xml:space="preserve"> </w:t>
+      </w:r>
+      <w:r>
+        <w:t xml:space="preserve">= 2 (tolerance at most)</w:t>
       </w:r>
     </w:p>
     <w:p>
@@ -7891,13 +7891,55 @@
         <w:rPr>
           <w:rStyle w:val="VerbatimChar"/>
         </w:rPr>
-        <w:t xml:space="preserve">verification_latency</w:t>
-      </w:r>
-      <w:r>
-        <w:t xml:space="preserve"> </w:t>
-      </w:r>
-      <w:r>
-        <w:t xml:space="preserve">= 2 (tolerance at most)</w:t>
+        <w:t xml:space="preserve">genuine_frames_observed</w:t>
+      </w:r>
+      <w:r>
+        <w:t xml:space="preserve"> </w:t>
+      </w:r>
+      <w:r>
+        <w:t xml:space="preserve">= 3e6 (tolerance at least)</w:t>
+      </w:r>
+    </w:p>
+    <w:p>
+      <w:pPr>
+        <w:pStyle w:val="Compact"/>
+        <w:numPr>
+          <w:ilvl w:val="1"/>
+          <w:numId w:val="1069"/>
+        </w:numPr>
+      </w:pPr>
+      <w:r>
+        <w:rPr>
+          <w:rStyle w:val="VerbatimChar"/>
+        </w:rPr>
+        <w:t xml:space="preserve">genuine_frames_rejected</w:t>
+      </w:r>
+      <w:r>
+        <w:t xml:space="preserve"> </w:t>
+      </w:r>
+      <w:r>
+        <w:t xml:space="preserve">= 0 (tolerance exact, over a genuine-frame population of at least 3e6, i.e. a one-sided 95 percent upper bound of 1 per 10^6 genuine frames)</w:t>
+      </w:r>
+    </w:p>
+    <w:p>
+      <w:pPr>
+        <w:pStyle w:val="Compact"/>
+        <w:numPr>
+          <w:ilvl w:val="1"/>
+          <w:numId w:val="1069"/>
+        </w:numPr>
+      </w:pPr>
+      <w:r>
+        <w:rPr>
+          <w:rStyle w:val="VerbatimChar"/>
+        </w:rPr>
+        <w:t xml:space="preserve">integrity_value_width</w:t>
+      </w:r>
+      <w:r>
+        <w:t xml:space="preserve"> </w:t>
+      </w:r>
+      <w:r>
+        <w:t xml:space="preserve">= 22 (tolerance at least)</w:t>
       </w:r>
     </w:p>
     <w:bookmarkEnd w:id="47"/>
@@ -8167,7 +8209,7 @@
         <w:t xml:space="preserve"> </w:t>
       </w:r>
       <w:r>
-        <w:t xml:space="preserve">→ expected: Zero genuine frames rejected</w:t>
+        <w:t xml:space="preserve">→ expected: Zero genuine frames rejected over an observed genuine-frame population of at least 3 x 10^6 frames, giving a one-sided 95 percent upper confidence bou…</w:t>
       </w:r>
     </w:p>
     <w:p>
@@ -8306,13 +8348,55 @@
         <w:rPr>
           <w:rStyle w:val="VerbatimChar"/>
         </w:rPr>
+        <w:t xml:space="preserve">genuine_frames_observed</w:t>
+      </w:r>
+      <w:r>
+        <w:t xml:space="preserve"> </w:t>
+      </w:r>
+      <w:r>
+        <w:t xml:space="preserve">= 3e6 (tolerance at least)</w:t>
+      </w:r>
+    </w:p>
+    <w:p>
+      <w:pPr>
+        <w:pStyle w:val="Compact"/>
+        <w:numPr>
+          <w:ilvl w:val="1"/>
+          <w:numId w:val="1072"/>
+        </w:numPr>
+      </w:pPr>
+      <w:r>
+        <w:rPr>
+          <w:rStyle w:val="VerbatimChar"/>
+        </w:rPr>
         <w:t xml:space="preserve">genuine_frames_rejected</w:t>
       </w:r>
       <w:r>
         <w:t xml:space="preserve"> </w:t>
       </w:r>
       <w:r>
-        <w:t xml:space="preserve">= 0 (tolerance exact)</w:t>
+        <w:t xml:space="preserve">= 0 (tolerance exact, over a genuine-frame population of at least 3e6, i.e. a one-sided 95 percent upper bound of 1 per 10^6 genuine frames)</w:t>
+      </w:r>
+    </w:p>
+    <w:p>
+      <w:pPr>
+        <w:pStyle w:val="Compact"/>
+        <w:numPr>
+          <w:ilvl w:val="1"/>
+          <w:numId w:val="1072"/>
+        </w:numPr>
+      </w:pPr>
+      <w:r>
+        <w:rPr>
+          <w:rStyle w:val="VerbatimChar"/>
+        </w:rPr>
+        <w:t xml:space="preserve">integrity_value_width</w:t>
+      </w:r>
+      <w:r>
+        <w:t xml:space="preserve"> </w:t>
+      </w:r>
+      <w:r>
+        <w:t xml:space="preserve">= 22 (tolerance at least)</w:t>
       </w:r>
     </w:p>
     <w:bookmarkEnd w:id="48"/>
@@ -14987,7 +15071,7 @@
           <w:i/>
           <w:iCs/>
         </w:rPr>
-        <w:t xml:space="preserve">Generated: 2026-09-29T12:17:43Z — auto-generated from the machine-verifiable corpus. Regenerate with</w:t>
+        <w:t xml:space="preserve">Generated: 2026-09-29T14:03:49Z — auto-generated from the machine-verifiable corpus. Regenerate with</w:t>
       </w:r>
       <w:r>
         <w:rPr>

--- a/docs/artifacts/spec-documents/08-system-verification-report.docx
+++ b/docs/artifacts/spec-documents/08-system-verification-report.docx
@@ -52,7 +52,7 @@
         </w:p>
       </w:sdtContent>
     </w:sdt>
-    <w:bookmarkStart w:id="87" w:name="foxbms-2-system-verification-report"/>
+    <w:bookmarkStart w:id="89" w:name="foxbms-2-system-verification-report"/>
     <w:p>
       <w:pPr>
         <w:pStyle w:val="Heading1"/>
@@ -316,7 +316,7 @@
               <w:jc w:val="left"/>
             </w:pPr>
             <w:r>
-              <w:t xml:space="preserve">2026-09-29T14:03:49Z</w:t>
+              <w:t xml:space="preserve">2026-09-29T17:10:59Z</w:t>
             </w:r>
           </w:p>
         </w:tc>
@@ -9409,7 +9409,7 @@
       </w:r>
     </w:p>
     <w:bookmarkEnd w:id="51"/>
-    <w:bookmarkStart w:id="86" w:name="execution-report"/>
+    <w:bookmarkStart w:id="88" w:name="execution-report"/>
     <w:p>
       <w:pPr>
         <w:pStyle w:val="Heading2"/>
@@ -11407,7 +11407,7 @@
           <w:b/>
           <w:bCs/>
         </w:rPr>
-        <w:t xml:space="preserve">FAIL</w:t>
+        <w:t xml:space="preserve">PASS</w:t>
       </w:r>
     </w:p>
     <w:p>
@@ -11808,7 +11808,7 @@
       </w:r>
     </w:p>
     <w:bookmarkEnd w:id="65"/>
-    <w:bookmarkStart w:id="66" w:name="X58e6a13ebb75e7eab5587c0d2e0108f87454767"/>
+    <w:bookmarkStart w:id="66" w:name="X117e4757074840e9753ddc39ca05d02f2b0bb60"/>
     <w:p>
       <w:pPr>
         <w:pStyle w:val="Heading5"/>
@@ -11823,6 +11823,368 @@
         <w:rPr>
           <w:rStyle w:val="VerbatimChar"/>
         </w:rPr>
+        <w:t xml:space="preserve">FB2-VER-EXE-000015</w:t>
+      </w:r>
+      <w:r>
+        <w:t xml:space="preserve"> </w:t>
+      </w:r>
+      <w:r>
+        <w:t xml:space="preserve">— Execution: foxBMS 2 SIL host unit-test sweep, all 313 tests (macOS arm64)</w:t>
+      </w:r>
+    </w:p>
+    <w:p>
+      <w:pPr>
+        <w:pStyle w:val="Compact"/>
+        <w:numPr>
+          <w:ilvl w:val="0"/>
+          <w:numId w:val="1091"/>
+        </w:numPr>
+      </w:pPr>
+      <w:r>
+        <w:rPr>
+          <w:b/>
+          <w:bCs/>
+        </w:rPr>
+        <w:t xml:space="preserve">Test measure</w:t>
+      </w:r>
+      <w:r>
+        <w:t xml:space="preserve">:</w:t>
+      </w:r>
+      <w:r>
+        <w:t xml:space="preserve"> </w:t>
+      </w:r>
+      <w:r>
+        <w:rPr>
+          <w:rStyle w:val="VerbatimChar"/>
+        </w:rPr>
+        <w:t xml:space="preserve">FB2-VER-TMS-000001..000005</w:t>
+      </w:r>
+      <w:r>
+        <w:t xml:space="preserve"> </w:t>
+      </w:r>
+      <w:r>
+        <w:t xml:space="preserve">|</w:t>
+      </w:r>
+      <w:r>
+        <w:t xml:space="preserve"> </w:t>
+      </w:r>
+      <w:r>
+        <w:rPr>
+          <w:b/>
+          <w:bCs/>
+        </w:rPr>
+        <w:t xml:space="preserve">Execution kind</w:t>
+      </w:r>
+      <w:r>
+        <w:t xml:space="preserve">:</w:t>
+      </w:r>
+      <w:r>
+        <w:t xml:space="preserve"> </w:t>
+      </w:r>
+      <w:r>
+        <w:rPr>
+          <w:rStyle w:val="VerbatimChar"/>
+        </w:rPr>
+        <w:t xml:space="preserve">actual_host_run</w:t>
+      </w:r>
+      <w:r>
+        <w:t xml:space="preserve"> </w:t>
+      </w:r>
+      <w:r>
+        <w:t xml:space="preserve">|</w:t>
+      </w:r>
+      <w:r>
+        <w:t xml:space="preserve"> </w:t>
+      </w:r>
+      <w:r>
+        <w:rPr>
+          <w:b/>
+          <w:bCs/>
+        </w:rPr>
+        <w:t xml:space="preserve">Outcome</w:t>
+      </w:r>
+      <w:r>
+        <w:t xml:space="preserve">:</w:t>
+      </w:r>
+      <w:r>
+        <w:t xml:space="preserve"> </w:t>
+      </w:r>
+      <w:r>
+        <w:rPr>
+          <w:b/>
+          <w:bCs/>
+        </w:rPr>
+        <w:t xml:space="preserve">FAIL</w:t>
+      </w:r>
+    </w:p>
+    <w:p>
+      <w:pPr>
+        <w:pStyle w:val="Compact"/>
+        <w:numPr>
+          <w:ilvl w:val="0"/>
+          <w:numId w:val="1091"/>
+        </w:numPr>
+      </w:pPr>
+      <w:r>
+        <w:rPr>
+          <w:b/>
+          <w:bCs/>
+        </w:rPr>
+        <w:t xml:space="preserve">Environment</w:t>
+      </w:r>
+      <w:r>
+        <w:t xml:space="preserve">: arm64-apple-darwin27 (Apple Silicon Mac, Darwin 27.0.0); ruby 4.0.7 (2026-09-15 revision 229531a6cf) +PRISM [arm64-darwin27]; tools: ceedling 1.1.9-2209dc2, cexception 1.3.5, clang 17.0.0, cmock 2.7.2, gcc 17.0.0, ruby 4.0.7, unity 2.7.2</w:t>
+      </w:r>
+    </w:p>
+    <w:p>
+      <w:pPr>
+        <w:pStyle w:val="Compact"/>
+        <w:numPr>
+          <w:ilvl w:val="0"/>
+          <w:numId w:val="1091"/>
+        </w:numPr>
+      </w:pPr>
+      <w:r>
+        <w:rPr>
+          <w:b/>
+          <w:bCs/>
+        </w:rPr>
+        <w:t xml:space="preserve">Evidence refs</w:t>
+      </w:r>
+      <w:r>
+        <w:t xml:space="preserve">:</w:t>
+      </w:r>
+      <w:r>
+        <w:t xml:space="preserve"> </w:t>
+      </w:r>
+      <w:r>
+        <w:rPr>
+          <w:rStyle w:val="VerbatimChar"/>
+        </w:rPr>
+        <w:t xml:space="preserve">tests/unit/app/driver/spi/test_spi.c</w:t>
+      </w:r>
+      <w:r>
+        <w:t xml:space="preserve">,</w:t>
+      </w:r>
+      <w:r>
+        <w:t xml:space="preserve"> </w:t>
+      </w:r>
+      <w:r>
+        <w:rPr>
+          <w:rStyle w:val="VerbatimChar"/>
+        </w:rPr>
+        <w:t xml:space="preserve">tests/unit/app/driver/mcu/test_mcu.c</w:t>
+      </w:r>
+      <w:r>
+        <w:t xml:space="preserve">,</w:t>
+      </w:r>
+      <w:r>
+        <w:t xml:space="preserve"> </w:t>
+      </w:r>
+      <w:r>
+        <w:rPr>
+          <w:rStyle w:val="VerbatimChar"/>
+        </w:rPr>
+        <w:t xml:space="preserve">src/app/driver/spi/spi.c</w:t>
+      </w:r>
+      <w:r>
+        <w:t xml:space="preserve">,</w:t>
+      </w:r>
+      <w:r>
+        <w:t xml:space="preserve"> </w:t>
+      </w:r>
+      <w:r>
+        <w:rPr>
+          <w:rStyle w:val="VerbatimChar"/>
+        </w:rPr>
+        <w:t xml:space="preserve">src/app/driver/mcu/mcu.c</w:t>
+      </w:r>
+    </w:p>
+    <w:bookmarkEnd w:id="66"/>
+    <w:bookmarkStart w:id="67" w:name="X5d38a87ca796d8b99b7855473c4e6ad2d4ee13b"/>
+    <w:p>
+      <w:pPr>
+        <w:pStyle w:val="Heading5"/>
+      </w:pPr>
+      <w:r>
+        <w:t xml:space="preserve">Execution</w:t>
+      </w:r>
+      <w:r>
+        <w:t xml:space="preserve"> </w:t>
+      </w:r>
+      <w:r>
+        <w:rPr>
+          <w:rStyle w:val="VerbatimChar"/>
+        </w:rPr>
+        <w:t xml:space="preserve">FB2-VER-EXE-000016</w:t>
+      </w:r>
+      <w:r>
+        <w:t xml:space="preserve"> </w:t>
+      </w:r>
+      <w:r>
+        <w:t xml:space="preserve">— Execution: 200 HALCoGen-blocked tests under the SIL harness (macOS arm64)</w:t>
+      </w:r>
+    </w:p>
+    <w:p>
+      <w:pPr>
+        <w:pStyle w:val="Compact"/>
+        <w:numPr>
+          <w:ilvl w:val="0"/>
+          <w:numId w:val="1092"/>
+        </w:numPr>
+      </w:pPr>
+      <w:r>
+        <w:rPr>
+          <w:b/>
+          <w:bCs/>
+        </w:rPr>
+        <w:t xml:space="preserve">Test measure</w:t>
+      </w:r>
+      <w:r>
+        <w:t xml:space="preserve">:</w:t>
+      </w:r>
+      <w:r>
+        <w:t xml:space="preserve"> </w:t>
+      </w:r>
+      <w:r>
+        <w:rPr>
+          <w:rStyle w:val="VerbatimChar"/>
+        </w:rPr>
+        <w:t xml:space="preserve">FB2-VER-TMS-000004</w:t>
+      </w:r>
+      <w:r>
+        <w:t xml:space="preserve"> </w:t>
+      </w:r>
+      <w:r>
+        <w:t xml:space="preserve">|</w:t>
+      </w:r>
+      <w:r>
+        <w:t xml:space="preserve"> </w:t>
+      </w:r>
+      <w:r>
+        <w:rPr>
+          <w:b/>
+          <w:bCs/>
+        </w:rPr>
+        <w:t xml:space="preserve">Execution kind</w:t>
+      </w:r>
+      <w:r>
+        <w:t xml:space="preserve">:</w:t>
+      </w:r>
+      <w:r>
+        <w:t xml:space="preserve"> </w:t>
+      </w:r>
+      <w:r>
+        <w:rPr>
+          <w:rStyle w:val="VerbatimChar"/>
+        </w:rPr>
+        <w:t xml:space="preserve">actual_host_run</w:t>
+      </w:r>
+      <w:r>
+        <w:t xml:space="preserve"> </w:t>
+      </w:r>
+      <w:r>
+        <w:t xml:space="preserve">|</w:t>
+      </w:r>
+      <w:r>
+        <w:t xml:space="preserve"> </w:t>
+      </w:r>
+      <w:r>
+        <w:rPr>
+          <w:b/>
+          <w:bCs/>
+        </w:rPr>
+        <w:t xml:space="preserve">Outcome</w:t>
+      </w:r>
+      <w:r>
+        <w:t xml:space="preserve">:</w:t>
+      </w:r>
+      <w:r>
+        <w:t xml:space="preserve"> </w:t>
+      </w:r>
+      <w:r>
+        <w:rPr>
+          <w:b/>
+          <w:bCs/>
+        </w:rPr>
+        <w:t xml:space="preserve">FAIL</w:t>
+      </w:r>
+    </w:p>
+    <w:p>
+      <w:pPr>
+        <w:pStyle w:val="Compact"/>
+        <w:numPr>
+          <w:ilvl w:val="0"/>
+          <w:numId w:val="1092"/>
+        </w:numPr>
+      </w:pPr>
+      <w:r>
+        <w:rPr>
+          <w:b/>
+          <w:bCs/>
+        </w:rPr>
+        <w:t xml:space="preserve">Environment</w:t>
+      </w:r>
+      <w:r>
+        <w:t xml:space="preserve">: arm64-apple-darwin27 (Apple Silicon Mac, Darwin 27.0.0); ruby 4.0.7 (2026-09-15 revision 229531a6cf) +PRISM [arm64-darwin27]; tools: ceedling 1.1.9-2209dc2, cexception 1.3.5, clang 17.0.0, cmock 2.7.2, gcc 17.0.0, ruby 4.0.7, unity 2.7.2</w:t>
+      </w:r>
+    </w:p>
+    <w:p>
+      <w:pPr>
+        <w:pStyle w:val="Compact"/>
+        <w:numPr>
+          <w:ilvl w:val="0"/>
+          <w:numId w:val="1092"/>
+        </w:numPr>
+      </w:pPr>
+      <w:r>
+        <w:rPr>
+          <w:b/>
+          <w:bCs/>
+        </w:rPr>
+        <w:t xml:space="preserve">Evidence refs</w:t>
+      </w:r>
+      <w:r>
+        <w:t xml:space="preserve">:</w:t>
+      </w:r>
+      <w:r>
+        <w:t xml:space="preserve"> </w:t>
+      </w:r>
+      <w:r>
+        <w:rPr>
+          <w:rStyle w:val="VerbatimChar"/>
+        </w:rPr>
+        <w:t xml:space="preserve">FB2-VER-EXE-000015</w:t>
+      </w:r>
+      <w:r>
+        <w:t xml:space="preserve">,</w:t>
+      </w:r>
+      <w:r>
+        <w:t xml:space="preserve"> </w:t>
+      </w:r>
+      <w:r>
+        <w:rPr>
+          <w:rStyle w:val="VerbatimChar"/>
+        </w:rPr>
+        <w:t xml:space="preserve">tests/unit/app/driver/afe/ltc/6813-1/test_ltc_6813-1.c</w:t>
+      </w:r>
+    </w:p>
+    <w:bookmarkEnd w:id="67"/>
+    <w:bookmarkStart w:id="68" w:name="X58e6a13ebb75e7eab5587c0d2e0108f87454767"/>
+    <w:p>
+      <w:pPr>
+        <w:pStyle w:val="Heading5"/>
+      </w:pPr>
+      <w:r>
+        <w:t xml:space="preserve">Execution</w:t>
+      </w:r>
+      <w:r>
+        <w:t xml:space="preserve"> </w:t>
+      </w:r>
+      <w:r>
+        <w:rPr>
+          <w:rStyle w:val="VerbatimChar"/>
+        </w:rPr>
         <w:t xml:space="preserve">FB2-VER-EXE-000001</w:t>
       </w:r>
       <w:r>
@@ -11837,7 +12199,7 @@
         <w:pStyle w:val="Compact"/>
         <w:numPr>
           <w:ilvl w:val="0"/>
-          <w:numId w:val="1091"/>
+          <w:numId w:val="1093"/>
         </w:numPr>
       </w:pPr>
       <w:r>
@@ -11922,7 +12284,7 @@
         <w:pStyle w:val="Compact"/>
         <w:numPr>
           <w:ilvl w:val="0"/>
-          <w:numId w:val="1091"/>
+          <w:numId w:val="1093"/>
         </w:numPr>
       </w:pPr>
       <w:r>
@@ -11941,7 +12303,7 @@
         <w:pStyle w:val="Compact"/>
         <w:numPr>
           <w:ilvl w:val="0"/>
-          <w:numId w:val="1091"/>
+          <w:numId w:val="1093"/>
         </w:numPr>
       </w:pPr>
       <w:r>
@@ -11976,8 +12338,8 @@
         <w:t xml:space="preserve">tests/unit/app/application/soa/test_soa.c</w:t>
       </w:r>
     </w:p>
-    <w:bookmarkEnd w:id="66"/>
-    <w:bookmarkStart w:id="67" w:name="X608be2e9cbe6354c29f7899d1cb7bbc09e56f6a"/>
+    <w:bookmarkEnd w:id="68"/>
+    <w:bookmarkStart w:id="69" w:name="X608be2e9cbe6354c29f7899d1cb7bbc09e56f6a"/>
     <w:p>
       <w:pPr>
         <w:pStyle w:val="Heading5"/>
@@ -12006,7 +12368,7 @@
         <w:pStyle w:val="Compact"/>
         <w:numPr>
           <w:ilvl w:val="0"/>
-          <w:numId w:val="1092"/>
+          <w:numId w:val="1094"/>
         </w:numPr>
       </w:pPr>
       <w:r>
@@ -12091,7 +12453,7 @@
         <w:pStyle w:val="Compact"/>
         <w:numPr>
           <w:ilvl w:val="0"/>
-          <w:numId w:val="1092"/>
+          <w:numId w:val="1094"/>
         </w:numPr>
       </w:pPr>
       <w:r>
@@ -12110,7 +12472,7 @@
         <w:pStyle w:val="Compact"/>
         <w:numPr>
           <w:ilvl w:val="0"/>
-          <w:numId w:val="1092"/>
+          <w:numId w:val="1094"/>
         </w:numPr>
       </w:pPr>
       <w:r>
@@ -12145,8 +12507,8 @@
         <w:t xml:space="preserve">tests/unit/app/driver/contactor/test_contactor.c</w:t>
       </w:r>
     </w:p>
-    <w:bookmarkEnd w:id="67"/>
-    <w:bookmarkStart w:id="68" w:name="X8ea60dc6d7d50b612cb83d14c059f66e1accfc1"/>
+    <w:bookmarkEnd w:id="69"/>
+    <w:bookmarkStart w:id="70" w:name="X8ea60dc6d7d50b612cb83d14c059f66e1accfc1"/>
     <w:p>
       <w:pPr>
         <w:pStyle w:val="Heading5"/>
@@ -12175,7 +12537,7 @@
         <w:pStyle w:val="Compact"/>
         <w:numPr>
           <w:ilvl w:val="0"/>
-          <w:numId w:val="1093"/>
+          <w:numId w:val="1095"/>
         </w:numPr>
       </w:pPr>
       <w:r>
@@ -12260,7 +12622,7 @@
         <w:pStyle w:val="Compact"/>
         <w:numPr>
           <w:ilvl w:val="0"/>
-          <w:numId w:val="1093"/>
+          <w:numId w:val="1095"/>
         </w:numPr>
       </w:pPr>
       <w:r>
@@ -12279,7 +12641,7 @@
         <w:pStyle w:val="Compact"/>
         <w:numPr>
           <w:ilvl w:val="0"/>
-          <w:numId w:val="1093"/>
+          <w:numId w:val="1095"/>
         </w:numPr>
       </w:pPr>
       <w:r>
@@ -12314,8 +12676,8 @@
         <w:t xml:space="preserve">tests/unit/app/driver/afe/api/test_afe_plausibility.c</w:t>
       </w:r>
     </w:p>
-    <w:bookmarkEnd w:id="68"/>
-    <w:bookmarkStart w:id="69" w:name="X7820b97e901ffe40dd2fece6bbf18bfcaa11e2f"/>
+    <w:bookmarkEnd w:id="70"/>
+    <w:bookmarkStart w:id="71" w:name="X7820b97e901ffe40dd2fece6bbf18bfcaa11e2f"/>
     <w:p>
       <w:pPr>
         <w:pStyle w:val="Heading5"/>
@@ -12344,7 +12706,7 @@
         <w:pStyle w:val="Compact"/>
         <w:numPr>
           <w:ilvl w:val="0"/>
-          <w:numId w:val="1094"/>
+          <w:numId w:val="1096"/>
         </w:numPr>
       </w:pPr>
       <w:r>
@@ -12429,7 +12791,7 @@
         <w:pStyle w:val="Compact"/>
         <w:numPr>
           <w:ilvl w:val="0"/>
-          <w:numId w:val="1094"/>
+          <w:numId w:val="1096"/>
         </w:numPr>
       </w:pPr>
       <w:r>
@@ -12448,7 +12810,7 @@
         <w:pStyle w:val="Compact"/>
         <w:numPr>
           <w:ilvl w:val="0"/>
-          <w:numId w:val="1094"/>
+          <w:numId w:val="1096"/>
         </w:numPr>
       </w:pPr>
       <w:r>
@@ -12471,8 +12833,8 @@
         <w:t xml:space="preserve">FB2-VER-TMS-000004</w:t>
       </w:r>
     </w:p>
-    <w:bookmarkEnd w:id="69"/>
-    <w:bookmarkStart w:id="70" w:name="Xd5df19ad137a8dcd6d20b1cd54d559410ef780a"/>
+    <w:bookmarkEnd w:id="71"/>
+    <w:bookmarkStart w:id="72" w:name="Xd5df19ad137a8dcd6d20b1cd54d559410ef780a"/>
     <w:p>
       <w:pPr>
         <w:pStyle w:val="Heading5"/>
@@ -12501,7 +12863,7 @@
         <w:pStyle w:val="Compact"/>
         <w:numPr>
           <w:ilvl w:val="0"/>
-          <w:numId w:val="1095"/>
+          <w:numId w:val="1097"/>
         </w:numPr>
       </w:pPr>
       <w:r>
@@ -12586,7 +12948,7 @@
         <w:pStyle w:val="Compact"/>
         <w:numPr>
           <w:ilvl w:val="0"/>
-          <w:numId w:val="1095"/>
+          <w:numId w:val="1097"/>
         </w:numPr>
       </w:pPr>
       <w:r>
@@ -12605,7 +12967,7 @@
         <w:pStyle w:val="Compact"/>
         <w:numPr>
           <w:ilvl w:val="0"/>
-          <w:numId w:val="1095"/>
+          <w:numId w:val="1097"/>
         </w:numPr>
       </w:pPr>
       <w:r>
@@ -12640,8 +13002,8 @@
         <w:t xml:space="preserve">tests/unit/app/driver/afe/ltc/6813-1/test_ltc_6813-1.c</w:t>
       </w:r>
     </w:p>
-    <w:bookmarkEnd w:id="70"/>
-    <w:bookmarkStart w:id="71" w:name="X926876aa927ca90459db89eebf58172efb20f9d"/>
+    <w:bookmarkEnd w:id="72"/>
+    <w:bookmarkStart w:id="73" w:name="X926876aa927ca90459db89eebf58172efb20f9d"/>
     <w:p>
       <w:pPr>
         <w:pStyle w:val="Heading5"/>
@@ -12670,7 +13032,7 @@
         <w:pStyle w:val="Compact"/>
         <w:numPr>
           <w:ilvl w:val="0"/>
-          <w:numId w:val="1096"/>
+          <w:numId w:val="1098"/>
         </w:numPr>
       </w:pPr>
       <w:r>
@@ -12755,7 +13117,7 @@
         <w:pStyle w:val="Compact"/>
         <w:numPr>
           <w:ilvl w:val="0"/>
-          <w:numId w:val="1096"/>
+          <w:numId w:val="1098"/>
         </w:numPr>
       </w:pPr>
       <w:r>
@@ -12774,7 +13136,7 @@
         <w:pStyle w:val="Compact"/>
         <w:numPr>
           <w:ilvl w:val="0"/>
-          <w:numId w:val="1096"/>
+          <w:numId w:val="1098"/>
         </w:numPr>
       </w:pPr>
       <w:r>
@@ -12797,8 +13159,8 @@
         <w:t xml:space="preserve">FB2-VER-TMS-000006</w:t>
       </w:r>
     </w:p>
-    <w:bookmarkEnd w:id="71"/>
-    <w:bookmarkStart w:id="72" w:name="X80a7d444bc11145b87afcddbcca430e5d63535e"/>
+    <w:bookmarkEnd w:id="73"/>
+    <w:bookmarkStart w:id="74" w:name="X80a7d444bc11145b87afcddbcca430e5d63535e"/>
     <w:p>
       <w:pPr>
         <w:pStyle w:val="Heading5"/>
@@ -12827,7 +13189,7 @@
         <w:pStyle w:val="Compact"/>
         <w:numPr>
           <w:ilvl w:val="0"/>
-          <w:numId w:val="1097"/>
+          <w:numId w:val="1099"/>
         </w:numPr>
       </w:pPr>
       <w:r>
@@ -12912,7 +13274,7 @@
         <w:pStyle w:val="Compact"/>
         <w:numPr>
           <w:ilvl w:val="0"/>
-          <w:numId w:val="1097"/>
+          <w:numId w:val="1099"/>
         </w:numPr>
       </w:pPr>
       <w:r>
@@ -12931,7 +13293,7 @@
         <w:pStyle w:val="Compact"/>
         <w:numPr>
           <w:ilvl w:val="0"/>
-          <w:numId w:val="1097"/>
+          <w:numId w:val="1099"/>
         </w:numPr>
       </w:pPr>
       <w:r>
@@ -12954,8 +13316,8 @@
         <w:t xml:space="preserve">FB2-VER-TMS-000007</w:t>
       </w:r>
     </w:p>
-    <w:bookmarkEnd w:id="72"/>
-    <w:bookmarkStart w:id="73" w:name="X686618b7fec111e9c0ede5ebd839f74070728fe"/>
+    <w:bookmarkEnd w:id="74"/>
+    <w:bookmarkStart w:id="75" w:name="X686618b7fec111e9c0ede5ebd839f74070728fe"/>
     <w:p>
       <w:pPr>
         <w:pStyle w:val="Heading5"/>
@@ -12984,7 +13346,7 @@
         <w:pStyle w:val="Compact"/>
         <w:numPr>
           <w:ilvl w:val="0"/>
-          <w:numId w:val="1098"/>
+          <w:numId w:val="1100"/>
         </w:numPr>
       </w:pPr>
       <w:r>
@@ -13069,7 +13431,7 @@
         <w:pStyle w:val="Compact"/>
         <w:numPr>
           <w:ilvl w:val="0"/>
-          <w:numId w:val="1098"/>
+          <w:numId w:val="1100"/>
         </w:numPr>
       </w:pPr>
       <w:r>
@@ -13088,7 +13450,7 @@
         <w:pStyle w:val="Compact"/>
         <w:numPr>
           <w:ilvl w:val="0"/>
-          <w:numId w:val="1098"/>
+          <w:numId w:val="1100"/>
         </w:numPr>
       </w:pPr>
       <w:r>
@@ -13111,8 +13473,8 @@
         <w:t xml:space="preserve">FB2-VER-TMS-000008</w:t>
       </w:r>
     </w:p>
-    <w:bookmarkEnd w:id="73"/>
-    <w:bookmarkStart w:id="74" w:name="Xa09704fce82546545deaabb33931db91b839fbf"/>
+    <w:bookmarkEnd w:id="75"/>
+    <w:bookmarkStart w:id="76" w:name="Xa09704fce82546545deaabb33931db91b839fbf"/>
     <w:p>
       <w:pPr>
         <w:pStyle w:val="Heading5"/>
@@ -13141,7 +13503,7 @@
         <w:pStyle w:val="Compact"/>
         <w:numPr>
           <w:ilvl w:val="0"/>
-          <w:numId w:val="1099"/>
+          <w:numId w:val="1101"/>
         </w:numPr>
       </w:pPr>
       <w:r>
@@ -13226,7 +13588,7 @@
         <w:pStyle w:val="Compact"/>
         <w:numPr>
           <w:ilvl w:val="0"/>
-          <w:numId w:val="1099"/>
+          <w:numId w:val="1101"/>
         </w:numPr>
       </w:pPr>
       <w:r>
@@ -13245,7 +13607,7 @@
         <w:pStyle w:val="Compact"/>
         <w:numPr>
           <w:ilvl w:val="0"/>
-          <w:numId w:val="1099"/>
+          <w:numId w:val="1101"/>
         </w:numPr>
       </w:pPr>
       <w:r>
@@ -13268,8 +13630,8 @@
         <w:t xml:space="preserve">FB2-VER-TMS-000009</w:t>
       </w:r>
     </w:p>
-    <w:bookmarkEnd w:id="74"/>
-    <w:bookmarkStart w:id="75" w:name="Xf9931b43279964df3ace4badfa7bdd9c2a8327f"/>
+    <w:bookmarkEnd w:id="76"/>
+    <w:bookmarkStart w:id="77" w:name="Xf9931b43279964df3ace4badfa7bdd9c2a8327f"/>
     <w:p>
       <w:pPr>
         <w:pStyle w:val="Heading5"/>
@@ -13298,7 +13660,7 @@
         <w:pStyle w:val="Compact"/>
         <w:numPr>
           <w:ilvl w:val="0"/>
-          <w:numId w:val="1100"/>
+          <w:numId w:val="1102"/>
         </w:numPr>
       </w:pPr>
       <w:r>
@@ -13383,7 +13745,7 @@
         <w:pStyle w:val="Compact"/>
         <w:numPr>
           <w:ilvl w:val="0"/>
-          <w:numId w:val="1100"/>
+          <w:numId w:val="1102"/>
         </w:numPr>
       </w:pPr>
       <w:r>
@@ -13402,7 +13764,7 @@
         <w:pStyle w:val="Compact"/>
         <w:numPr>
           <w:ilvl w:val="0"/>
-          <w:numId w:val="1100"/>
+          <w:numId w:val="1102"/>
         </w:numPr>
       </w:pPr>
       <w:r>
@@ -13425,8 +13787,8 @@
         <w:t xml:space="preserve">FB2-VER-TMS-000010</w:t>
       </w:r>
     </w:p>
-    <w:bookmarkEnd w:id="75"/>
-    <w:bookmarkStart w:id="76" w:name="X4bae0341bfcf123b4ed550c318f8858f46097eb"/>
+    <w:bookmarkEnd w:id="77"/>
+    <w:bookmarkStart w:id="78" w:name="X4bae0341bfcf123b4ed550c318f8858f46097eb"/>
     <w:p>
       <w:pPr>
         <w:pStyle w:val="Heading5"/>
@@ -13455,7 +13817,7 @@
         <w:pStyle w:val="Compact"/>
         <w:numPr>
           <w:ilvl w:val="0"/>
-          <w:numId w:val="1101"/>
+          <w:numId w:val="1103"/>
         </w:numPr>
       </w:pPr>
       <w:r>
@@ -13540,7 +13902,7 @@
         <w:pStyle w:val="Compact"/>
         <w:numPr>
           <w:ilvl w:val="0"/>
-          <w:numId w:val="1101"/>
+          <w:numId w:val="1103"/>
         </w:numPr>
       </w:pPr>
       <w:r>
@@ -13559,7 +13921,7 @@
         <w:pStyle w:val="Compact"/>
         <w:numPr>
           <w:ilvl w:val="0"/>
-          <w:numId w:val="1101"/>
+          <w:numId w:val="1103"/>
         </w:numPr>
       </w:pPr>
       <w:r>
@@ -13582,8 +13944,8 @@
         <w:t xml:space="preserve">FB2-VER-TMS-000011</w:t>
       </w:r>
     </w:p>
-    <w:bookmarkEnd w:id="76"/>
-    <w:bookmarkStart w:id="77" w:name="Xb6535c95b7a7b08bf0fada3272fc270ae209711"/>
+    <w:bookmarkEnd w:id="78"/>
+    <w:bookmarkStart w:id="79" w:name="Xb6535c95b7a7b08bf0fada3272fc270ae209711"/>
     <w:p>
       <w:pPr>
         <w:pStyle w:val="Heading5"/>
@@ -13612,7 +13974,7 @@
         <w:pStyle w:val="Compact"/>
         <w:numPr>
           <w:ilvl w:val="0"/>
-          <w:numId w:val="1102"/>
+          <w:numId w:val="1104"/>
         </w:numPr>
       </w:pPr>
       <w:r>
@@ -13697,7 +14059,7 @@
         <w:pStyle w:val="Compact"/>
         <w:numPr>
           <w:ilvl w:val="0"/>
-          <w:numId w:val="1102"/>
+          <w:numId w:val="1104"/>
         </w:numPr>
       </w:pPr>
       <w:r>
@@ -13716,7 +14078,7 @@
         <w:pStyle w:val="Compact"/>
         <w:numPr>
           <w:ilvl w:val="0"/>
-          <w:numId w:val="1102"/>
+          <w:numId w:val="1104"/>
         </w:numPr>
       </w:pPr>
       <w:r>
@@ -13739,8 +14101,8 @@
         <w:t xml:space="preserve">FB2-VER-TMS-000012</w:t>
       </w:r>
     </w:p>
-    <w:bookmarkEnd w:id="77"/>
-    <w:bookmarkStart w:id="78" w:name="Xb5160012e51de7cb97d9392f342dfcd0fc3a6e4"/>
+    <w:bookmarkEnd w:id="79"/>
+    <w:bookmarkStart w:id="80" w:name="Xb5160012e51de7cb97d9392f342dfcd0fc3a6e4"/>
     <w:p>
       <w:pPr>
         <w:pStyle w:val="Heading5"/>
@@ -13769,7 +14131,7 @@
         <w:pStyle w:val="Compact"/>
         <w:numPr>
           <w:ilvl w:val="0"/>
-          <w:numId w:val="1103"/>
+          <w:numId w:val="1105"/>
         </w:numPr>
       </w:pPr>
       <w:r>
@@ -13854,7 +14216,7 @@
         <w:pStyle w:val="Compact"/>
         <w:numPr>
           <w:ilvl w:val="0"/>
-          <w:numId w:val="1103"/>
+          <w:numId w:val="1105"/>
         </w:numPr>
       </w:pPr>
       <w:r>
@@ -13873,7 +14235,7 @@
         <w:pStyle w:val="Compact"/>
         <w:numPr>
           <w:ilvl w:val="0"/>
-          <w:numId w:val="1103"/>
+          <w:numId w:val="1105"/>
         </w:numPr>
       </w:pPr>
       <w:r>
@@ -13896,8 +14258,8 @@
         <w:t xml:space="preserve">FB2-VER-TMS-000013</w:t>
       </w:r>
     </w:p>
-    <w:bookmarkEnd w:id="78"/>
-    <w:bookmarkStart w:id="79" w:name="X46b633164fb106a0ba224f76a5abe014d2c4764"/>
+    <w:bookmarkEnd w:id="80"/>
+    <w:bookmarkStart w:id="81" w:name="X46b633164fb106a0ba224f76a5abe014d2c4764"/>
     <w:p>
       <w:pPr>
         <w:pStyle w:val="Heading5"/>
@@ -13926,7 +14288,7 @@
         <w:pStyle w:val="Compact"/>
         <w:numPr>
           <w:ilvl w:val="0"/>
-          <w:numId w:val="1104"/>
+          <w:numId w:val="1106"/>
         </w:numPr>
       </w:pPr>
       <w:r>
@@ -14011,7 +14373,7 @@
         <w:pStyle w:val="Compact"/>
         <w:numPr>
           <w:ilvl w:val="0"/>
-          <w:numId w:val="1104"/>
+          <w:numId w:val="1106"/>
         </w:numPr>
       </w:pPr>
       <w:r>
@@ -14030,7 +14392,7 @@
         <w:pStyle w:val="Compact"/>
         <w:numPr>
           <w:ilvl w:val="0"/>
-          <w:numId w:val="1104"/>
+          <w:numId w:val="1106"/>
         </w:numPr>
       </w:pPr>
       <w:r>
@@ -14053,8 +14415,8 @@
         <w:t xml:space="preserve">FB2-VER-TMS-000014</w:t>
       </w:r>
     </w:p>
-    <w:bookmarkEnd w:id="79"/>
-    <w:bookmarkStart w:id="80" w:name="Xe294ea168664f5fe4287a34ec5ae6295bb3d918"/>
+    <w:bookmarkEnd w:id="81"/>
+    <w:bookmarkStart w:id="82" w:name="Xe294ea168664f5fe4287a34ec5ae6295bb3d918"/>
     <w:p>
       <w:pPr>
         <w:pStyle w:val="Heading5"/>
@@ -14083,7 +14445,7 @@
         <w:pStyle w:val="Compact"/>
         <w:numPr>
           <w:ilvl w:val="0"/>
-          <w:numId w:val="1105"/>
+          <w:numId w:val="1107"/>
         </w:numPr>
       </w:pPr>
       <w:r>
@@ -14168,7 +14530,7 @@
         <w:pStyle w:val="Compact"/>
         <w:numPr>
           <w:ilvl w:val="0"/>
-          <w:numId w:val="1105"/>
+          <w:numId w:val="1107"/>
         </w:numPr>
       </w:pPr>
       <w:r>
@@ -14187,7 +14549,7 @@
         <w:pStyle w:val="Compact"/>
         <w:numPr>
           <w:ilvl w:val="0"/>
-          <w:numId w:val="1105"/>
+          <w:numId w:val="1107"/>
         </w:numPr>
       </w:pPr>
       <w:r>
@@ -14210,8 +14572,8 @@
         <w:t xml:space="preserve">FB2-VER-TMS-000015</w:t>
       </w:r>
     </w:p>
-    <w:bookmarkEnd w:id="80"/>
-    <w:bookmarkStart w:id="81" w:name="Xec3059f7acf0a2529105e2992125cd8c92735d9"/>
+    <w:bookmarkEnd w:id="82"/>
+    <w:bookmarkStart w:id="83" w:name="Xec3059f7acf0a2529105e2992125cd8c92735d9"/>
     <w:p>
       <w:pPr>
         <w:pStyle w:val="Heading5"/>
@@ -14240,7 +14602,7 @@
         <w:pStyle w:val="Compact"/>
         <w:numPr>
           <w:ilvl w:val="0"/>
-          <w:numId w:val="1106"/>
+          <w:numId w:val="1108"/>
         </w:numPr>
       </w:pPr>
       <w:r>
@@ -14325,7 +14687,7 @@
         <w:pStyle w:val="Compact"/>
         <w:numPr>
           <w:ilvl w:val="0"/>
-          <w:numId w:val="1106"/>
+          <w:numId w:val="1108"/>
         </w:numPr>
       </w:pPr>
       <w:r>
@@ -14344,7 +14706,7 @@
         <w:pStyle w:val="Compact"/>
         <w:numPr>
           <w:ilvl w:val="0"/>
-          <w:numId w:val="1106"/>
+          <w:numId w:val="1108"/>
         </w:numPr>
       </w:pPr>
       <w:r>
@@ -14379,8 +14741,8 @@
         <w:t xml:space="preserve">FB2-SAF-SEC-000001</w:t>
       </w:r>
     </w:p>
-    <w:bookmarkEnd w:id="81"/>
-    <w:bookmarkStart w:id="82" w:name="X7876516b368781ee378c67d461fa8a89e9cdc18"/>
+    <w:bookmarkEnd w:id="83"/>
+    <w:bookmarkStart w:id="84" w:name="X7876516b368781ee378c67d461fa8a89e9cdc18"/>
     <w:p>
       <w:pPr>
         <w:pStyle w:val="Heading5"/>
@@ -14409,7 +14771,7 @@
         <w:pStyle w:val="Compact"/>
         <w:numPr>
           <w:ilvl w:val="0"/>
-          <w:numId w:val="1107"/>
+          <w:numId w:val="1109"/>
         </w:numPr>
       </w:pPr>
       <w:r>
@@ -14494,7 +14856,7 @@
         <w:pStyle w:val="Compact"/>
         <w:numPr>
           <w:ilvl w:val="0"/>
-          <w:numId w:val="1107"/>
+          <w:numId w:val="1109"/>
         </w:numPr>
       </w:pPr>
       <w:r>
@@ -14513,7 +14875,7 @@
         <w:pStyle w:val="Compact"/>
         <w:numPr>
           <w:ilvl w:val="0"/>
-          <w:numId w:val="1107"/>
+          <w:numId w:val="1109"/>
         </w:numPr>
       </w:pPr>
       <w:r>
@@ -14548,8 +14910,8 @@
         <w:t xml:space="preserve">FB2-SAF-SEC-000002</w:t>
       </w:r>
     </w:p>
-    <w:bookmarkEnd w:id="82"/>
-    <w:bookmarkStart w:id="83" w:name="X07d278d6f36b1f3fcd01aac8ae9668ede75f4e9"/>
+    <w:bookmarkEnd w:id="84"/>
+    <w:bookmarkStart w:id="85" w:name="X07d278d6f36b1f3fcd01aac8ae9668ede75f4e9"/>
     <w:p>
       <w:pPr>
         <w:pStyle w:val="Heading5"/>
@@ -14578,7 +14940,7 @@
         <w:pStyle w:val="Compact"/>
         <w:numPr>
           <w:ilvl w:val="0"/>
-          <w:numId w:val="1108"/>
+          <w:numId w:val="1110"/>
         </w:numPr>
       </w:pPr>
       <w:r>
@@ -14663,7 +15025,7 @@
         <w:pStyle w:val="Compact"/>
         <w:numPr>
           <w:ilvl w:val="0"/>
-          <w:numId w:val="1108"/>
+          <w:numId w:val="1110"/>
         </w:numPr>
       </w:pPr>
       <w:r>
@@ -14682,7 +15044,7 @@
         <w:pStyle w:val="Compact"/>
         <w:numPr>
           <w:ilvl w:val="0"/>
-          <w:numId w:val="1108"/>
+          <w:numId w:val="1110"/>
         </w:numPr>
       </w:pPr>
       <w:r>
@@ -14717,8 +15079,8 @@
         <w:t xml:space="preserve">FB2-SAF-SEC-000003</w:t>
       </w:r>
     </w:p>
-    <w:bookmarkEnd w:id="83"/>
-    <w:bookmarkStart w:id="84" w:name="X1cc7a7617e81a5c9283a12ce8ef05f1f59e2099"/>
+    <w:bookmarkEnd w:id="85"/>
+    <w:bookmarkStart w:id="86" w:name="X1cc7a7617e81a5c9283a12ce8ef05f1f59e2099"/>
     <w:p>
       <w:pPr>
         <w:pStyle w:val="Heading5"/>
@@ -14747,7 +15109,7 @@
         <w:pStyle w:val="Compact"/>
         <w:numPr>
           <w:ilvl w:val="0"/>
-          <w:numId w:val="1109"/>
+          <w:numId w:val="1111"/>
         </w:numPr>
       </w:pPr>
       <w:r>
@@ -14832,7 +15194,7 @@
         <w:pStyle w:val="Compact"/>
         <w:numPr>
           <w:ilvl w:val="0"/>
-          <w:numId w:val="1109"/>
+          <w:numId w:val="1111"/>
         </w:numPr>
       </w:pPr>
       <w:r>
@@ -14851,7 +15213,7 @@
         <w:pStyle w:val="Compact"/>
         <w:numPr>
           <w:ilvl w:val="0"/>
-          <w:numId w:val="1109"/>
+          <w:numId w:val="1111"/>
         </w:numPr>
       </w:pPr>
       <w:r>
@@ -14886,8 +15248,8 @@
         <w:t xml:space="preserve">FB2-SAF-SEC-000004</w:t>
       </w:r>
     </w:p>
-    <w:bookmarkEnd w:id="84"/>
-    <w:bookmarkStart w:id="85" w:name="X76a5a79e6f8c308558b4ab752af425157957eee"/>
+    <w:bookmarkEnd w:id="86"/>
+    <w:bookmarkStart w:id="87" w:name="X76a5a79e6f8c308558b4ab752af425157957eee"/>
     <w:p>
       <w:pPr>
         <w:pStyle w:val="Heading5"/>
@@ -14916,7 +15278,7 @@
         <w:pStyle w:val="Compact"/>
         <w:numPr>
           <w:ilvl w:val="0"/>
-          <w:numId w:val="1110"/>
+          <w:numId w:val="1112"/>
         </w:numPr>
       </w:pPr>
       <w:r>
@@ -15001,7 +15363,7 @@
         <w:pStyle w:val="Compact"/>
         <w:numPr>
           <w:ilvl w:val="0"/>
-          <w:numId w:val="1110"/>
+          <w:numId w:val="1112"/>
         </w:numPr>
       </w:pPr>
       <w:r>
@@ -15020,7 +15382,7 @@
         <w:pStyle w:val="Compact"/>
         <w:numPr>
           <w:ilvl w:val="0"/>
-          <w:numId w:val="1110"/>
+          <w:numId w:val="1112"/>
         </w:numPr>
       </w:pPr>
       <w:r>
@@ -15071,7 +15433,7 @@
           <w:i/>
           <w:iCs/>
         </w:rPr>
-        <w:t xml:space="preserve">Generated: 2026-09-29T14:03:49Z — auto-generated from the machine-verifiable corpus. Regenerate with</w:t>
+        <w:t xml:space="preserve">Generated: 2026-09-29T17:10:59Z — auto-generated from the machine-verifiable corpus. Regenerate with</w:t>
       </w:r>
       <w:r>
         <w:rPr>
@@ -15096,9 +15458,9 @@
         <w:t xml:space="preserve">.</w:t>
       </w:r>
     </w:p>
-    <w:bookmarkEnd w:id="85"/>
-    <w:bookmarkEnd w:id="86"/>
     <w:bookmarkEnd w:id="87"/>
+    <w:bookmarkEnd w:id="88"/>
+    <w:bookmarkEnd w:id="89"/>
     <w:sectPr/>
   </w:body>
 </w:document>
@@ -16372,6 +16734,12 @@
     <w:abstractNumId w:val="991"/>
   </w:num>
   <w:num w:numId="1110">
+    <w:abstractNumId w:val="991"/>
+  </w:num>
+  <w:num w:numId="1111">
+    <w:abstractNumId w:val="991"/>
+  </w:num>
+  <w:num w:numId="1112">
     <w:abstractNumId w:val="991"/>
   </w:num>
 </w:numbering>

--- a/docs/artifacts/spec-documents/08-system-verification-report.docx
+++ b/docs/artifacts/spec-documents/08-system-verification-report.docx
@@ -23,7 +23,7 @@
         <w:pStyle w:val="Date"/>
       </w:pPr>
       <w:r>
-        <w:t xml:space="preserve">2026-09-29</w:t>
+        <w:t xml:space="preserve">2026-09-30</w:t>
       </w:r>
     </w:p>
     <w:sdt>
@@ -316,7 +316,7 @@
               <w:jc w:val="left"/>
             </w:pPr>
             <w:r>
-              <w:t xml:space="preserve">2026-09-29T17:10:59Z</w:t>
+              <w:t xml:space="preserve">2026-09-30T01:21:29Z</w:t>
             </w:r>
           </w:p>
         </w:tc>
@@ -10778,7 +10778,7 @@
         <w:rPr>
           <w:rStyle w:val="VerbatimChar"/>
         </w:rPr>
-        <w:t xml:space="preserve">tests/unit/app/engine/database/database.h</w:t>
+        <w:t xml:space="preserve">src/app/engine/database/database.h</w:t>
       </w:r>
       <w:r>
         <w:t xml:space="preserve">,</w:t>
@@ -10947,7 +10947,7 @@
         <w:rPr>
           <w:rStyle w:val="VerbatimChar"/>
         </w:rPr>
-        <w:t xml:space="preserve">tests/unit/app/engine/database/database.h</w:t>
+        <w:t xml:space="preserve">src/app/engine/database/database.h</w:t>
       </w:r>
       <w:r>
         <w:t xml:space="preserve">,</w:t>
@@ -11116,7 +11116,7 @@
         <w:rPr>
           <w:rStyle w:val="VerbatimChar"/>
         </w:rPr>
-        <w:t xml:space="preserve">tests/unit/app/engine/database/database.h</w:t>
+        <w:t xml:space="preserve">src/app/engine/database/database.h</w:t>
       </w:r>
       <w:r>
         <w:t xml:space="preserve">,</w:t>
@@ -11285,7 +11285,7 @@
         <w:rPr>
           <w:rStyle w:val="VerbatimChar"/>
         </w:rPr>
-        <w:t xml:space="preserve">tests/unit/app/engine/database/database.h</w:t>
+        <w:t xml:space="preserve">src/app/engine/database/database.h</w:t>
       </w:r>
       <w:r>
         <w:t xml:space="preserve">,</w:t>
@@ -11454,7 +11454,7 @@
         <w:rPr>
           <w:rStyle w:val="VerbatimChar"/>
         </w:rPr>
-        <w:t xml:space="preserve">tests/unit/app/engine/database/database.h</w:t>
+        <w:t xml:space="preserve">src/app/engine/database/database.h</w:t>
       </w:r>
       <w:r>
         <w:t xml:space="preserve">,</w:t>
@@ -11623,7 +11623,7 @@
         <w:rPr>
           <w:rStyle w:val="VerbatimChar"/>
         </w:rPr>
-        <w:t xml:space="preserve">tests/unit/app/engine/database/database.h</w:t>
+        <w:t xml:space="preserve">src/app/engine/database/database.h</w:t>
       </w:r>
       <w:r>
         <w:t xml:space="preserve">,</w:t>
@@ -11792,7 +11792,7 @@
         <w:rPr>
           <w:rStyle w:val="VerbatimChar"/>
         </w:rPr>
-        <w:t xml:space="preserve">tests/unit/app/engine/database/database.h</w:t>
+        <w:t xml:space="preserve">src/app/engine/database/database.h</w:t>
       </w:r>
       <w:r>
         <w:t xml:space="preserve">,</w:t>
@@ -11998,6 +11998,78 @@
           <w:rStyle w:val="VerbatimChar"/>
         </w:rPr>
         <w:t xml:space="preserve">src/app/driver/mcu/mcu.c</w:t>
+      </w:r>
+      <w:r>
+        <w:t xml:space="preserve">,</w:t>
+      </w:r>
+      <w:r>
+        <w:t xml:space="preserve"> </w:t>
+      </w:r>
+      <w:r>
+        <w:rPr>
+          <w:rStyle w:val="VerbatimChar"/>
+        </w:rPr>
+        <w:t xml:space="preserve">docs/artifacts/evidence/actual-runs/foxbms2-sil-host-unit-test-macos-2026-09-29/REATTRIBUTION.md</w:t>
+      </w:r>
+      <w:r>
+        <w:t xml:space="preserve">,</w:t>
+      </w:r>
+      <w:r>
+        <w:t xml:space="preserve"> </w:t>
+      </w:r>
+      <w:r>
+        <w:rPr>
+          <w:rStyle w:val="VerbatimChar"/>
+        </w:rPr>
+        <w:t xml:space="preserve">docs/artifacts/evidence/actual-runs/foxbms2-sil-host-unit-test-macos-2026-09-29/VACUOUS-TESTS.md</w:t>
+      </w:r>
+      <w:r>
+        <w:t xml:space="preserve">,</w:t>
+      </w:r>
+      <w:r>
+        <w:t xml:space="preserve"> </w:t>
+      </w:r>
+      <w:r>
+        <w:rPr>
+          <w:rStyle w:val="VerbatimChar"/>
+        </w:rPr>
+        <w:t xml:space="preserve">docs/artifacts/evidence/actual-runs/foxbms2-sil-host-unit-test-macos-2026-09-29/RELAXED-DIAGNOSTICS.md</w:t>
+      </w:r>
+      <w:r>
+        <w:t xml:space="preserve">,</w:t>
+      </w:r>
+      <w:r>
+        <w:t xml:space="preserve"> </w:t>
+      </w:r>
+      <w:r>
+        <w:rPr>
+          <w:rStyle w:val="VerbatimChar"/>
+        </w:rPr>
+        <w:t xml:space="preserve">docs/artifacts/evidence/actual-runs/foxbms2-sil-host-unit-test-macos-2026-09-29/REPORT-BUILD-FAILURES-AND-CLASSIFIER.md</w:t>
+      </w:r>
+      <w:r>
+        <w:t xml:space="preserve">,</w:t>
+      </w:r>
+      <w:r>
+        <w:t xml:space="preserve"> </w:t>
+      </w:r>
+      <w:r>
+        <w:rPr>
+          <w:rStyle w:val="VerbatimChar"/>
+        </w:rPr>
+        <w:t xml:space="preserve">docs/artifacts/evidence/actual-runs/foxbms2-sil-host-unit-test-macos-2026-09-29/TASK1-CLASSIFICATION.md</w:t>
+      </w:r>
+      <w:r>
+        <w:t xml:space="preserve">,</w:t>
+      </w:r>
+      <w:r>
+        <w:t xml:space="preserve"> </w:t>
+      </w:r>
+      <w:r>
+        <w:rPr>
+          <w:rStyle w:val="VerbatimChar"/>
+        </w:rPr>
+        <w:t xml:space="preserve">docs/artifacts/evidence/actual-runs/foxbms2-sil-host-unit-test-macos-2026-09-29/TASK2-SEGFAULT.md</w:t>
       </w:r>
     </w:p>
     <w:bookmarkEnd w:id="66"/>
@@ -15433,7 +15505,7 @@
           <w:i/>
           <w:iCs/>
         </w:rPr>
-        <w:t xml:space="preserve">Generated: 2026-09-29T17:10:59Z — auto-generated from the machine-verifiable corpus. Regenerate with</w:t>
+        <w:t xml:space="preserve">Generated: 2026-09-30T01:21:29Z — auto-generated from the machine-verifiable corpus. Regenerate with</w:t>
       </w:r>
       <w:r>
         <w:rPr>

--- a/docs/artifacts/spec-documents/08-system-verification-report.docx
+++ b/docs/artifacts/spec-documents/08-system-verification-report.docx
@@ -23,7 +23,7 @@
         <w:pStyle w:val="Date"/>
       </w:pPr>
       <w:r>
-        <w:t xml:space="preserve">2026-09-30</w:t>
+        <w:t xml:space="preserve">2026-10-01</w:t>
       </w:r>
     </w:p>
     <w:sdt>
@@ -52,7 +52,7 @@
         </w:p>
       </w:sdtContent>
     </w:sdt>
-    <w:bookmarkStart w:id="89" w:name="foxbms-2-system-verification-report"/>
+    <w:bookmarkStart w:id="105" w:name="foxbms-2-system-verification-report"/>
     <w:p>
       <w:pPr>
         <w:pStyle w:val="Heading1"/>
@@ -316,7 +316,7 @@
               <w:jc w:val="left"/>
             </w:pPr>
             <w:r>
-              <w:t xml:space="preserve">2026-09-30T01:21:29Z</w:t>
+              <w:t xml:space="preserve">2026-10-01T05:09:49Z</w:t>
             </w:r>
           </w:p>
         </w:tc>
@@ -794,7 +794,7 @@
     </w:p>
     <w:bookmarkEnd w:id="23"/>
     <w:bookmarkEnd w:id="24"/>
-    <w:bookmarkStart w:id="50" w:name="test-specification"/>
+    <w:bookmarkStart w:id="58" w:name="test-specification"/>
     <w:p>
       <w:pPr>
         <w:pStyle w:val="Heading2"/>
@@ -8858,8 +8858,2863 @@
       </w:r>
     </w:p>
     <w:bookmarkEnd w:id="49"/>
+    <w:bookmarkStart w:id="50" w:name="X3808482186bc9e3102cd40428c8dadf952ed574"/>
+    <w:p>
+      <w:pPr>
+        <w:pStyle w:val="Heading4"/>
+      </w:pPr>
+      <w:r>
+        <w:rPr>
+          <w:rStyle w:val="VerbatimChar"/>
+        </w:rPr>
+        <w:t xml:space="preserve">FB2-VER-TMS-000021</w:t>
+      </w:r>
+      <w:r>
+        <w:t xml:space="preserve"> </w:t>
+      </w:r>
+      <w:r>
+        <w:t xml:space="preserve">— Test: every transferred cell-voltage value is integrity-checked before any decision consumes it, and every published value carries a usable age (synthetic_reference)</w:t>
+      </w:r>
+    </w:p>
+    <w:p>
+      <w:pPr>
+        <w:pStyle w:val="Compact"/>
+        <w:numPr>
+          <w:ilvl w:val="0"/>
+          <w:numId w:val="1076"/>
+        </w:numPr>
+      </w:pPr>
+      <w:r>
+        <w:rPr>
+          <w:b/>
+          <w:bCs/>
+        </w:rPr>
+        <w:t xml:space="preserve">Test type</w:t>
+      </w:r>
+      <w:r>
+        <w:t xml:space="preserve">:</w:t>
+      </w:r>
+      <w:r>
+        <w:t xml:space="preserve"> </w:t>
+      </w:r>
+      <w:r>
+        <w:rPr>
+          <w:rStyle w:val="VerbatimChar"/>
+        </w:rPr>
+        <w:t xml:space="preserve">integration</w:t>
+      </w:r>
+      <w:r>
+        <w:t xml:space="preserve"> </w:t>
+      </w:r>
+      <w:r>
+        <w:t xml:space="preserve">|</w:t>
+      </w:r>
+      <w:r>
+        <w:t xml:space="preserve"> </w:t>
+      </w:r>
+      <w:r>
+        <w:rPr>
+          <w:b/>
+          <w:bCs/>
+        </w:rPr>
+        <w:t xml:space="preserve">Oracle basis</w:t>
+      </w:r>
+      <w:r>
+        <w:t xml:space="preserve">:</w:t>
+      </w:r>
+      <w:r>
+        <w:t xml:space="preserve"> </w:t>
+      </w:r>
+      <w:r>
+        <w:rPr>
+          <w:rStyle w:val="VerbatimChar"/>
+        </w:rPr>
+        <w:t xml:space="preserve">source_grounded</w:t>
+      </w:r>
+    </w:p>
+    <w:p>
+      <w:pPr>
+        <w:pStyle w:val="Compact"/>
+        <w:numPr>
+          <w:ilvl w:val="0"/>
+          <w:numId w:val="1076"/>
+        </w:numPr>
+      </w:pPr>
+      <w:r>
+        <w:rPr>
+          <w:b/>
+          <w:bCs/>
+        </w:rPr>
+        <w:t xml:space="preserve">Objective</w:t>
+      </w:r>
+      <w:r>
+        <w:t xml:space="preserve">: Confirm two of FB2-SYS-SYR-000001’s four acceptance criteria against the pinned source’s own mechanism: that the integrity of every transferred value is decided before any decision uses it, and that each published value carries an age that can be read. The integrity criterion is judged against LTC_C…</w:t>
+      </w:r>
+    </w:p>
+    <w:p>
+      <w:pPr>
+        <w:pStyle w:val="Compact"/>
+        <w:numPr>
+          <w:ilvl w:val="0"/>
+          <w:numId w:val="1076"/>
+        </w:numPr>
+      </w:pPr>
+      <w:r>
+        <w:rPr>
+          <w:b/>
+          <w:bCs/>
+        </w:rPr>
+        <w:t xml:space="preserve">Preconditions</w:t>
+      </w:r>
+      <w:r>
+        <w:t xml:space="preserve">: The reference project’s AFE driver is initialised and a measurement cycle has completed at least onc…, The database is initialised so that a write stamps the block header., The AFE plausibility entry is available for the range check.</w:t>
+      </w:r>
+    </w:p>
+    <w:p>
+      <w:pPr>
+        <w:pStyle w:val="Compact"/>
+        <w:numPr>
+          <w:ilvl w:val="0"/>
+          <w:numId w:val="1076"/>
+        </w:numPr>
+      </w:pPr>
+      <w:r>
+        <w:rPr>
+          <w:b/>
+          <w:bCs/>
+        </w:rPr>
+        <w:t xml:space="preserve">Environment</w:t>
+      </w:r>
+      <w:r>
+        <w:t xml:space="preserve">: POSIX host (Linux) running the unit-test build, with the AFE driver and the database linked and the SPI interface stubbed; foxBMS 2 application firmware built with the unit-test configuration; config</w:t>
+      </w:r>
+      <w:r>
+        <w:t xml:space="preserve"> </w:t>
+      </w:r>
+      <w:r>
+        <w:rPr>
+          <w:rStyle w:val="VerbatimChar"/>
+        </w:rPr>
+        <w:t xml:space="preserve">conf/unit/app_project_posix.yml with FOXBMS_AFE_DRIVER_LTC=1u, which is the configuration the repository's own unit-test build selects</w:t>
+      </w:r>
+    </w:p>
+    <w:p>
+      <w:pPr>
+        <w:pStyle w:val="Compact"/>
+        <w:numPr>
+          <w:ilvl w:val="0"/>
+          <w:numId w:val="1076"/>
+        </w:numPr>
+      </w:pPr>
+      <w:r>
+        <w:rPr>
+          <w:b/>
+          <w:bCs/>
+        </w:rPr>
+        <w:t xml:space="preserve">Test cases (steps)</w:t>
+      </w:r>
+      <w:r>
+        <w:t xml:space="preserve">:</w:t>
+      </w:r>
+    </w:p>
+    <w:p>
+      <w:pPr>
+        <w:pStyle w:val="Compact"/>
+        <w:numPr>
+          <w:ilvl w:val="1"/>
+          <w:numId w:val="1077"/>
+        </w:numPr>
+      </w:pPr>
+      <w:r>
+        <w:rPr>
+          <w:b/>
+          <w:bCs/>
+        </w:rPr>
+        <w:t xml:space="preserve">Run 100 measurement cycles with uncorrupted frames and record the PEC validity flag and the header timestamp for each published block.</w:t>
+      </w:r>
+      <w:r>
+        <w:t xml:space="preserve"> </w:t>
+      </w:r>
+      <w:r>
+        <w:t xml:space="preserve">→ expected: Every cycle reports PEC valid and every published block carries a non-zero header timestamp.</w:t>
+      </w:r>
+    </w:p>
+    <w:p>
+      <w:pPr>
+        <w:pStyle w:val="Compact"/>
+        <w:numPr>
+          <w:ilvl w:val="1"/>
+          <w:numId w:val="1077"/>
+        </w:numPr>
+      </w:pPr>
+      <w:r>
+        <w:rPr>
+          <w:b/>
+          <w:bCs/>
+        </w:rPr>
+        <w:t xml:space="preserve">Run 100 measurement cycles in which exactly one LTC’s PEC is corrupted, and record the PEC validity flag, the per-cell invalid flag and the value a su…</w:t>
+      </w:r>
+      <w:r>
+        <w:t xml:space="preserve"> </w:t>
+      </w:r>
+      <w:r>
+        <w:t xml:space="preserve">→ expected: The corrupted LTC’s PEC validity flag is false, its per-cell invalid flag is true, and no decision reads a value for that cell that is not marked inva…</w:t>
+      </w:r>
+    </w:p>
+    <w:p>
+      <w:pPr>
+        <w:pStyle w:val="Compact"/>
+        <w:numPr>
+          <w:ilvl w:val="1"/>
+          <w:numId w:val="1077"/>
+        </w:numPr>
+      </w:pPr>
+      <w:r>
+        <w:rPr>
+          <w:b/>
+          <w:bCs/>
+        </w:rPr>
+        <w:t xml:space="preserve">Suppress the database write for one cycle and read the header timestamp again.</w:t>
+      </w:r>
+      <w:r>
+        <w:t xml:space="preserve"> </w:t>
+      </w:r>
+      <w:r>
+        <w:t xml:space="preserve">→ expected: The header timestamp does not advance for the suppressed cycle, so the age of the last published value is observable rather than inferred.</w:t>
+      </w:r>
+    </w:p>
+    <w:p>
+      <w:pPr>
+        <w:pStyle w:val="Compact"/>
+        <w:numPr>
+          <w:ilvl w:val="1"/>
+          <w:numId w:val="1077"/>
+        </w:numPr>
+      </w:pPr>
+      <w:r>
+        <w:rPr>
+          <w:b/>
+          <w:bCs/>
+        </w:rPr>
+        <w:t xml:space="preserve">Compare the age implied by the header timestamp against the number of measurement cycles elapsed.</w:t>
+      </w:r>
+      <w:r>
+        <w:t xml:space="preserve"> </w:t>
+      </w:r>
+      <w:r>
+        <w:t xml:space="preserve">→ expected: The age increases monotonically and by one acquisition period per elapsed cycle.</w:t>
+      </w:r>
+    </w:p>
+    <w:p>
+      <w:pPr>
+        <w:pStyle w:val="Compact"/>
+        <w:numPr>
+          <w:ilvl w:val="0"/>
+          <w:numId w:val="1076"/>
+        </w:numPr>
+      </w:pPr>
+      <w:r>
+        <w:rPr>
+          <w:b/>
+          <w:bCs/>
+        </w:rPr>
+        <w:t xml:space="preserve">Expected outcomes</w:t>
+      </w:r>
+      <w:r>
+        <w:t xml:space="preserve">:</w:t>
+      </w:r>
+    </w:p>
+    <w:p>
+      <w:pPr>
+        <w:pStyle w:val="Compact"/>
+        <w:numPr>
+          <w:ilvl w:val="1"/>
+          <w:numId w:val="1078"/>
+        </w:numPr>
+      </w:pPr>
+      <w:r>
+        <w:rPr>
+          <w:rStyle w:val="VerbatimChar"/>
+        </w:rPr>
+        <w:t xml:space="preserve">cycles_with_integrity_decided_before_use</w:t>
+      </w:r>
+      <w:r>
+        <w:t xml:space="preserve"> </w:t>
+      </w:r>
+      <w:r>
+        <w:t xml:space="preserve">= 100 (tolerance exact)</w:t>
+      </w:r>
+    </w:p>
+    <w:p>
+      <w:pPr>
+        <w:pStyle w:val="Compact"/>
+        <w:numPr>
+          <w:ilvl w:val="1"/>
+          <w:numId w:val="1078"/>
+        </w:numPr>
+      </w:pPr>
+      <w:r>
+        <w:rPr>
+          <w:rStyle w:val="VerbatimChar"/>
+        </w:rPr>
+        <w:t xml:space="preserve">corrupted_frames_consumed_unchallenged</w:t>
+      </w:r>
+      <w:r>
+        <w:t xml:space="preserve"> </w:t>
+      </w:r>
+      <w:r>
+        <w:t xml:space="preserve">= 0 (tolerance exact)</w:t>
+      </w:r>
+    </w:p>
+    <w:p>
+      <w:pPr>
+        <w:pStyle w:val="Compact"/>
+        <w:numPr>
+          <w:ilvl w:val="1"/>
+          <w:numId w:val="1078"/>
+        </w:numPr>
+      </w:pPr>
+      <w:r>
+        <w:rPr>
+          <w:rStyle w:val="VerbatimChar"/>
+        </w:rPr>
+        <w:t xml:space="preserve">published_blocks_with_readable_age</w:t>
+      </w:r>
+      <w:r>
+        <w:t xml:space="preserve"> </w:t>
+      </w:r>
+      <w:r>
+        <w:t xml:space="preserve">= 100 (tolerance exact)</w:t>
+      </w:r>
+    </w:p>
+    <w:p>
+      <w:pPr>
+        <w:pStyle w:val="Compact"/>
+        <w:numPr>
+          <w:ilvl w:val="1"/>
+          <w:numId w:val="1078"/>
+        </w:numPr>
+      </w:pPr>
+      <w:r>
+        <w:rPr>
+          <w:rStyle w:val="VerbatimChar"/>
+        </w:rPr>
+        <w:t xml:space="preserve">age_monotonic_across_cycles</w:t>
+      </w:r>
+      <w:r>
+        <w:t xml:space="preserve"> </w:t>
+      </w:r>
+      <w:r>
+        <w:t xml:space="preserve">= true (tolerance exact)</w:t>
+      </w:r>
+    </w:p>
     <w:bookmarkEnd w:id="50"/>
-    <w:bookmarkStart w:id="51" w:name="test-cases"/>
+    <w:bookmarkStart w:id="51" w:name="X9ae3054d088b1058a0b866836dcd92589518292"/>
+    <w:p>
+      <w:pPr>
+        <w:pStyle w:val="Heading4"/>
+      </w:pPr>
+      <w:r>
+        <w:rPr>
+          <w:rStyle w:val="VerbatimChar"/>
+        </w:rPr>
+        <w:t xml:space="preserve">FB2-VER-TMS-000022</w:t>
+      </w:r>
+      <w:r>
+        <w:t xml:space="preserve"> </w:t>
+      </w:r>
+      <w:r>
+        <w:t xml:space="preserve">— Test: the configured measurement period yields at least the acquisition rate FB2-SYS-SYR-000001 requires, computed rather than measured (synthetic_reference)</w:t>
+      </w:r>
+    </w:p>
+    <w:p>
+      <w:pPr>
+        <w:pStyle w:val="Compact"/>
+        <w:numPr>
+          <w:ilvl w:val="0"/>
+          <w:numId w:val="1079"/>
+        </w:numPr>
+      </w:pPr>
+      <w:r>
+        <w:rPr>
+          <w:b/>
+          <w:bCs/>
+        </w:rPr>
+        <w:t xml:space="preserve">Test type</w:t>
+      </w:r>
+      <w:r>
+        <w:t xml:space="preserve">:</w:t>
+      </w:r>
+      <w:r>
+        <w:t xml:space="preserve"> </w:t>
+      </w:r>
+      <w:r>
+        <w:rPr>
+          <w:rStyle w:val="VerbatimChar"/>
+        </w:rPr>
+        <w:t xml:space="preserve">qualification</w:t>
+      </w:r>
+      <w:r>
+        <w:t xml:space="preserve"> </w:t>
+      </w:r>
+      <w:r>
+        <w:t xml:space="preserve">|</w:t>
+      </w:r>
+      <w:r>
+        <w:t xml:space="preserve"> </w:t>
+      </w:r>
+      <w:r>
+        <w:rPr>
+          <w:b/>
+          <w:bCs/>
+        </w:rPr>
+        <w:t xml:space="preserve">Oracle basis</w:t>
+      </w:r>
+      <w:r>
+        <w:t xml:space="preserve">:</w:t>
+      </w:r>
+      <w:r>
+        <w:t xml:space="preserve"> </w:t>
+      </w:r>
+      <w:r>
+        <w:rPr>
+          <w:rStyle w:val="VerbatimChar"/>
+        </w:rPr>
+        <w:t xml:space="preserve">analytical_model</w:t>
+      </w:r>
+    </w:p>
+    <w:p>
+      <w:pPr>
+        <w:pStyle w:val="Compact"/>
+        <w:numPr>
+          <w:ilvl w:val="0"/>
+          <w:numId w:val="1079"/>
+        </w:numPr>
+      </w:pPr>
+      <w:r>
+        <w:rPr>
+          <w:b/>
+          <w:bCs/>
+        </w:rPr>
+        <w:t xml:space="preserve">Objective</w:t>
+      </w:r>
+      <w:r>
+        <w:t xml:space="preserve">: Compute whether the reference project’s configured measurement period meets the acquisition-rate criterion of FB2-SYS-SYR-000001, and record the arithmetic rather than an observation. The criterion is at least 20 acquisitions per second in every monitoring mode; the parameter registry records the ac…</w:t>
+      </w:r>
+    </w:p>
+    <w:p>
+      <w:pPr>
+        <w:pStyle w:val="Compact"/>
+        <w:numPr>
+          <w:ilvl w:val="0"/>
+          <w:numId w:val="1079"/>
+        </w:numPr>
+      </w:pPr>
+      <w:r>
+        <w:rPr>
+          <w:b/>
+          <w:bCs/>
+        </w:rPr>
+        <w:t xml:space="preserve">Preconditions</w:t>
+      </w:r>
+      <w:r>
+        <w:t xml:space="preserve">: The parameter registry entry for the acquisition period is the authoritative configured value for th…, The measurement is a computation over that value, not a run.</w:t>
+      </w:r>
+    </w:p>
+    <w:p>
+      <w:pPr>
+        <w:pStyle w:val="Compact"/>
+        <w:numPr>
+          <w:ilvl w:val="0"/>
+          <w:numId w:val="1079"/>
+        </w:numPr>
+      </w:pPr>
+      <w:r>
+        <w:rPr>
+          <w:b/>
+          <w:bCs/>
+        </w:rPr>
+        <w:t xml:space="preserve">Environment</w:t>
+      </w:r>
+      <w:r>
+        <w:t xml:space="preserve">: no hardware; the measure is a computation over the parameter registry and the source’s task configuration; not applicable - no software is executed; config</w:t>
+      </w:r>
+      <w:r>
+        <w:t xml:space="preserve"> </w:t>
+      </w:r>
+      <w:r>
+        <w:rPr>
+          <w:rStyle w:val="VerbatimChar"/>
+        </w:rPr>
+        <w:t xml:space="preserve">BAS-REF-001 parameter registry plus the application task configuration in the pinned source</w:t>
+      </w:r>
+    </w:p>
+    <w:p>
+      <w:pPr>
+        <w:pStyle w:val="Compact"/>
+        <w:numPr>
+          <w:ilvl w:val="0"/>
+          <w:numId w:val="1079"/>
+        </w:numPr>
+      </w:pPr>
+      <w:r>
+        <w:rPr>
+          <w:b/>
+          <w:bCs/>
+        </w:rPr>
+        <w:t xml:space="preserve">Test cases (steps)</w:t>
+      </w:r>
+      <w:r>
+        <w:t xml:space="preserve">:</w:t>
+      </w:r>
+    </w:p>
+    <w:p>
+      <w:pPr>
+        <w:pStyle w:val="Compact"/>
+        <w:numPr>
+          <w:ilvl w:val="1"/>
+          <w:numId w:val="1080"/>
+        </w:numPr>
+      </w:pPr>
+      <w:r>
+        <w:rPr>
+          <w:b/>
+          <w:bCs/>
+        </w:rPr>
+        <w:t xml:space="preserve">Read the configured acquisition period from the parameter registry.</w:t>
+      </w:r>
+      <w:r>
+        <w:t xml:space="preserve"> </w:t>
+      </w:r>
+      <w:r>
+        <w:t xml:space="preserve">→ expected: A single period value is obtained, in milliseconds.</w:t>
+      </w:r>
+    </w:p>
+    <w:p>
+      <w:pPr>
+        <w:pStyle w:val="Compact"/>
+        <w:numPr>
+          <w:ilvl w:val="1"/>
+          <w:numId w:val="1080"/>
+        </w:numPr>
+      </w:pPr>
+      <w:r>
+        <w:rPr>
+          <w:b/>
+          <w:bCs/>
+        </w:rPr>
+        <w:t xml:space="preserve">Read the configured task cycle time for the task that triggers the measurement from the pinned source.</w:t>
+      </w:r>
+      <w:r>
+        <w:t xml:space="preserve"> </w:t>
+      </w:r>
+      <w:r>
+        <w:t xml:space="preserve">→ expected: A single task cycle value is obtained, in milliseconds.</w:t>
+      </w:r>
+    </w:p>
+    <w:p>
+      <w:pPr>
+        <w:pStyle w:val="Compact"/>
+        <w:numPr>
+          <w:ilvl w:val="1"/>
+          <w:numId w:val="1080"/>
+        </w:numPr>
+      </w:pPr>
+      <w:r>
+        <w:rPr>
+          <w:b/>
+          <w:bCs/>
+        </w:rPr>
+        <w:t xml:space="preserve">Compute the acquisitions per second implied by each value as 1000 divided by the period.</w:t>
+      </w:r>
+      <w:r>
+        <w:t xml:space="preserve"> </w:t>
+      </w:r>
+      <w:r>
+        <w:t xml:space="preserve">→ expected: Two rates are produced and compared with each other.</w:t>
+      </w:r>
+    </w:p>
+    <w:p>
+      <w:pPr>
+        <w:pStyle w:val="Compact"/>
+        <w:numPr>
+          <w:ilvl w:val="1"/>
+          <w:numId w:val="1080"/>
+        </w:numPr>
+      </w:pPr>
+      <w:r>
+        <w:rPr>
+          <w:b/>
+          <w:bCs/>
+        </w:rPr>
+        <w:t xml:space="preserve">Compare the smaller rate against the requirement’s threshold and record the margin.</w:t>
+      </w:r>
+      <w:r>
+        <w:t xml:space="preserve"> </w:t>
+      </w:r>
+      <w:r>
+        <w:t xml:space="preserve">→ expected: The comparison and the margin are recorded, including that the margin is zero at the registry value.</w:t>
+      </w:r>
+    </w:p>
+    <w:p>
+      <w:pPr>
+        <w:pStyle w:val="Compact"/>
+        <w:numPr>
+          <w:ilvl w:val="1"/>
+          <w:numId w:val="1080"/>
+        </w:numPr>
+      </w:pPr>
+      <w:r>
+        <w:rPr>
+          <w:b/>
+          <w:bCs/>
+        </w:rPr>
+        <w:t xml:space="preserve">Compute the longest period that would still satisfy the criterion.</w:t>
+      </w:r>
+      <w:r>
+        <w:t xml:space="preserve"> </w:t>
+      </w:r>
+      <w:r>
+        <w:t xml:space="preserve">→ expected: A single boundary period is recorded, being the period at which the rate equals exactly the threshold.</w:t>
+      </w:r>
+    </w:p>
+    <w:p>
+      <w:pPr>
+        <w:pStyle w:val="Compact"/>
+        <w:numPr>
+          <w:ilvl w:val="0"/>
+          <w:numId w:val="1079"/>
+        </w:numPr>
+      </w:pPr>
+      <w:r>
+        <w:rPr>
+          <w:b/>
+          <w:bCs/>
+        </w:rPr>
+        <w:t xml:space="preserve">Expected outcomes</w:t>
+      </w:r>
+      <w:r>
+        <w:t xml:space="preserve">:</w:t>
+      </w:r>
+    </w:p>
+    <w:p>
+      <w:pPr>
+        <w:pStyle w:val="Compact"/>
+        <w:numPr>
+          <w:ilvl w:val="1"/>
+          <w:numId w:val="1081"/>
+        </w:numPr>
+      </w:pPr>
+      <w:r>
+        <w:rPr>
+          <w:rStyle w:val="VerbatimChar"/>
+        </w:rPr>
+        <w:t xml:space="preserve">acquisitions_per_second_at_registry_period</w:t>
+      </w:r>
+      <w:r>
+        <w:t xml:space="preserve"> </w:t>
+      </w:r>
+      <w:r>
+        <w:t xml:space="preserve">= 20 (tolerance at least)</w:t>
+      </w:r>
+    </w:p>
+    <w:p>
+      <w:pPr>
+        <w:pStyle w:val="Compact"/>
+        <w:numPr>
+          <w:ilvl w:val="1"/>
+          <w:numId w:val="1081"/>
+        </w:numPr>
+      </w:pPr>
+      <w:r>
+        <w:rPr>
+          <w:rStyle w:val="VerbatimChar"/>
+        </w:rPr>
+        <w:t xml:space="preserve">margin_above_requirement</w:t>
+      </w:r>
+      <w:r>
+        <w:t xml:space="preserve"> </w:t>
+      </w:r>
+      <w:r>
+        <w:t xml:space="preserve">= 0 (tolerance at least)</w:t>
+      </w:r>
+    </w:p>
+    <w:p>
+      <w:pPr>
+        <w:pStyle w:val="Compact"/>
+        <w:numPr>
+          <w:ilvl w:val="1"/>
+          <w:numId w:val="1081"/>
+        </w:numPr>
+      </w:pPr>
+      <w:r>
+        <w:rPr>
+          <w:rStyle w:val="VerbatimChar"/>
+        </w:rPr>
+        <w:t xml:space="preserve">longest_period_still_meeting_criterion</w:t>
+      </w:r>
+      <w:r>
+        <w:t xml:space="preserve"> </w:t>
+      </w:r>
+      <w:r>
+        <w:t xml:space="preserve">= 50 (tolerance at most)</w:t>
+      </w:r>
+    </w:p>
+    <w:bookmarkEnd w:id="51"/>
+    <w:bookmarkStart w:id="52" w:name="X8676e9aa9a28084477b952c830836bbdbdeeddb"/>
+    <w:p>
+      <w:pPr>
+        <w:pStyle w:val="Heading4"/>
+      </w:pPr>
+      <w:r>
+        <w:rPr>
+          <w:rStyle w:val="VerbatimChar"/>
+        </w:rPr>
+        <w:t xml:space="preserve">FB2-VER-TMS-000023</w:t>
+      </w:r>
+      <w:r>
+        <w:t xml:space="preserve"> </w:t>
+      </w:r>
+      <w:r>
+        <w:t xml:space="preserve">— Test: an excursion into each safe-operating-area tier produces the graded reaction the pinned source actually configures, and only the safety-limit tier reaches the fault reaction (synthetic_reference)</w:t>
+      </w:r>
+    </w:p>
+    <w:p>
+      <w:pPr>
+        <w:pStyle w:val="Compact"/>
+        <w:numPr>
+          <w:ilvl w:val="0"/>
+          <w:numId w:val="1082"/>
+        </w:numPr>
+      </w:pPr>
+      <w:r>
+        <w:rPr>
+          <w:b/>
+          <w:bCs/>
+        </w:rPr>
+        <w:t xml:space="preserve">Test type</w:t>
+      </w:r>
+      <w:r>
+        <w:t xml:space="preserve">:</w:t>
+      </w:r>
+      <w:r>
+        <w:t xml:space="preserve"> </w:t>
+      </w:r>
+      <w:r>
+        <w:rPr>
+          <w:rStyle w:val="VerbatimChar"/>
+        </w:rPr>
+        <w:t xml:space="preserve">integration</w:t>
+      </w:r>
+      <w:r>
+        <w:t xml:space="preserve"> </w:t>
+      </w:r>
+      <w:r>
+        <w:t xml:space="preserve">|</w:t>
+      </w:r>
+      <w:r>
+        <w:t xml:space="preserve"> </w:t>
+      </w:r>
+      <w:r>
+        <w:rPr>
+          <w:b/>
+          <w:bCs/>
+        </w:rPr>
+        <w:t xml:space="preserve">Oracle basis</w:t>
+      </w:r>
+      <w:r>
+        <w:t xml:space="preserve">:</w:t>
+      </w:r>
+      <w:r>
+        <w:t xml:space="preserve"> </w:t>
+      </w:r>
+      <w:r>
+        <w:rPr>
+          <w:rStyle w:val="VerbatimChar"/>
+        </w:rPr>
+        <w:t xml:space="preserve">source_grounded</w:t>
+      </w:r>
+    </w:p>
+    <w:p>
+      <w:pPr>
+        <w:pStyle w:val="Compact"/>
+        <w:numPr>
+          <w:ilvl w:val="0"/>
+          <w:numId w:val="1082"/>
+        </w:numPr>
+      </w:pPr>
+      <w:r>
+        <w:rPr>
+          <w:b/>
+          <w:bCs/>
+        </w:rPr>
+        <w:t xml:space="preserve">Objective</w:t>
+      </w:r>
+      <w:r>
+        <w:t xml:space="preserve">: Establish, against the pinned source rather than against the item’s output, which of FB2-SYS-SYR-000002’s reactions the code can produce. SOA_CheckVoltages compares each string’s extremes against three nested tiers per direction - operating, recommended safety and maximum safety - and raises a diagn…</w:t>
+      </w:r>
+    </w:p>
+    <w:p>
+      <w:pPr>
+        <w:pStyle w:val="Compact"/>
+        <w:numPr>
+          <w:ilvl w:val="0"/>
+          <w:numId w:val="1082"/>
+        </w:numPr>
+      </w:pPr>
+      <w:r>
+        <w:rPr>
+          <w:b/>
+          <w:bCs/>
+        </w:rPr>
+        <w:t xml:space="preserve">Preconditions</w:t>
+      </w:r>
+      <w:r>
+        <w:t xml:space="preserve">: The reference project’s limit configuration is loaded from the parameter registry., The diagnosis configuration table is the one in the pinned source, which is what determines the grad…</w:t>
+      </w:r>
+    </w:p>
+    <w:p>
+      <w:pPr>
+        <w:pStyle w:val="Compact"/>
+        <w:numPr>
+          <w:ilvl w:val="0"/>
+          <w:numId w:val="1082"/>
+        </w:numPr>
+      </w:pPr>
+      <w:r>
+        <w:rPr>
+          <w:b/>
+          <w:bCs/>
+        </w:rPr>
+        <w:t xml:space="preserve">Environment</w:t>
+      </w:r>
+      <w:r>
+        <w:t xml:space="preserve">: POSIX host (Linux) running the unit-test build, with the SOA module linked and the diagnosis handler stubbed to record every entry raised; foxBMS 2 application firmware built with the unit-test configuration; config</w:t>
+      </w:r>
+      <w:r>
+        <w:t xml:space="preserve"> </w:t>
+      </w:r>
+      <w:r>
+        <w:rPr>
+          <w:rStyle w:val="VerbatimChar"/>
+        </w:rPr>
+        <w:t xml:space="preserve">conf/unit/app_project_posix.yml</w:t>
+      </w:r>
+    </w:p>
+    <w:p>
+      <w:pPr>
+        <w:pStyle w:val="Compact"/>
+        <w:numPr>
+          <w:ilvl w:val="0"/>
+          <w:numId w:val="1082"/>
+        </w:numPr>
+      </w:pPr>
+      <w:r>
+        <w:rPr>
+          <w:b/>
+          <w:bCs/>
+        </w:rPr>
+        <w:t xml:space="preserve">Test cases (steps)</w:t>
+      </w:r>
+      <w:r>
+        <w:t xml:space="preserve">:</w:t>
+      </w:r>
+    </w:p>
+    <w:p>
+      <w:pPr>
+        <w:pStyle w:val="Compact"/>
+        <w:numPr>
+          <w:ilvl w:val="1"/>
+          <w:numId w:val="1083"/>
+        </w:numPr>
+      </w:pPr>
+      <w:r>
+        <w:rPr>
+          <w:b/>
+          <w:bCs/>
+        </w:rPr>
+        <w:t xml:space="preserve">Read the configuration table and record the severity and delay configured for each of the three over-voltage diagnosis entries.</w:t>
+      </w:r>
+      <w:r>
+        <w:t xml:space="preserve"> </w:t>
+      </w:r>
+      <w:r>
+        <w:t xml:space="preserve">→ expected: Three entries are recorded with distinct severities and distinct delay settings.</w:t>
+      </w:r>
+    </w:p>
+    <w:p>
+      <w:pPr>
+        <w:pStyle w:val="Compact"/>
+        <w:numPr>
+          <w:ilvl w:val="1"/>
+          <w:numId w:val="1083"/>
+        </w:numPr>
+      </w:pPr>
+      <w:r>
+        <w:rPr>
+          <w:b/>
+          <w:bCs/>
+        </w:rPr>
+        <w:t xml:space="preserve">Inject a maximum cell voltage just above the operating-limit threshold and record every diagnosis entry raised.</w:t>
+      </w:r>
+      <w:r>
+        <w:t xml:space="preserve"> </w:t>
+      </w:r>
+      <w:r>
+        <w:t xml:space="preserve">→ expected: Exactly one entry is raised, and it is the operating-limit one.</w:t>
+      </w:r>
+    </w:p>
+    <w:p>
+      <w:pPr>
+        <w:pStyle w:val="Compact"/>
+        <w:numPr>
+          <w:ilvl w:val="1"/>
+          <w:numId w:val="1083"/>
+        </w:numPr>
+      </w:pPr>
+      <w:r>
+        <w:rPr>
+          <w:b/>
+          <w:bCs/>
+        </w:rPr>
+        <w:t xml:space="preserve">Inject a maximum cell voltage between the recommended-safety and maximum-safety thresholds.</w:t>
+      </w:r>
+      <w:r>
+        <w:t xml:space="preserve"> </w:t>
+      </w:r>
+      <w:r>
+        <w:t xml:space="preserve">→ expected: Two entries are raised, and the maximum-safety entry is not among them.</w:t>
+      </w:r>
+    </w:p>
+    <w:p>
+      <w:pPr>
+        <w:pStyle w:val="Compact"/>
+        <w:numPr>
+          <w:ilvl w:val="1"/>
+          <w:numId w:val="1083"/>
+        </w:numPr>
+      </w:pPr>
+      <w:r>
+        <w:rPr>
+          <w:b/>
+          <w:bCs/>
+        </w:rPr>
+        <w:t xml:space="preserve">Inject a maximum cell voltage above the maximum-safety threshold.</w:t>
+      </w:r>
+      <w:r>
+        <w:t xml:space="preserve"> </w:t>
+      </w:r>
+      <w:r>
+        <w:t xml:space="preserve">→ expected: Three entries are raised, including the maximum-safety one, which is the entry configured as a fatal error.</w:t>
+      </w:r>
+    </w:p>
+    <w:p>
+      <w:pPr>
+        <w:pStyle w:val="Compact"/>
+        <w:numPr>
+          <w:ilvl w:val="1"/>
+          <w:numId w:val="1083"/>
+        </w:numPr>
+      </w:pPr>
+      <w:r>
+        <w:rPr>
+          <w:b/>
+          <w:bCs/>
+        </w:rPr>
+        <w:t xml:space="preserve">Return the voltage below the operating-limit threshold and record the entries again.</w:t>
+      </w:r>
+      <w:r>
+        <w:t xml:space="preserve"> </w:t>
+      </w:r>
+      <w:r>
+        <w:t xml:space="preserve">→ expected: The entries are cleared with the clear event rather than left latched.</w:t>
+      </w:r>
+    </w:p>
+    <w:p>
+      <w:pPr>
+        <w:pStyle w:val="Compact"/>
+        <w:numPr>
+          <w:ilvl w:val="0"/>
+          <w:numId w:val="1082"/>
+        </w:numPr>
+      </w:pPr>
+      <w:r>
+        <w:rPr>
+          <w:b/>
+          <w:bCs/>
+        </w:rPr>
+        <w:t xml:space="preserve">Expected outcomes</w:t>
+      </w:r>
+      <w:r>
+        <w:t xml:space="preserve">:</w:t>
+      </w:r>
+    </w:p>
+    <w:p>
+      <w:pPr>
+        <w:pStyle w:val="Compact"/>
+        <w:numPr>
+          <w:ilvl w:val="1"/>
+          <w:numId w:val="1084"/>
+        </w:numPr>
+      </w:pPr>
+      <w:r>
+        <w:rPr>
+          <w:rStyle w:val="VerbatimChar"/>
+        </w:rPr>
+        <w:t xml:space="preserve">entries_raised_at_operating_limit</w:t>
+      </w:r>
+      <w:r>
+        <w:t xml:space="preserve"> </w:t>
+      </w:r>
+      <w:r>
+        <w:t xml:space="preserve">= 1 (tolerance exact)</w:t>
+      </w:r>
+    </w:p>
+    <w:p>
+      <w:pPr>
+        <w:pStyle w:val="Compact"/>
+        <w:numPr>
+          <w:ilvl w:val="1"/>
+          <w:numId w:val="1084"/>
+        </w:numPr>
+      </w:pPr>
+      <w:r>
+        <w:rPr>
+          <w:rStyle w:val="VerbatimChar"/>
+        </w:rPr>
+        <w:t xml:space="preserve">entries_raised_below_maximum_safety</w:t>
+      </w:r>
+      <w:r>
+        <w:t xml:space="preserve"> </w:t>
+      </w:r>
+      <w:r>
+        <w:t xml:space="preserve">= 2 (tolerance exact)</w:t>
+      </w:r>
+    </w:p>
+    <w:p>
+      <w:pPr>
+        <w:pStyle w:val="Compact"/>
+        <w:numPr>
+          <w:ilvl w:val="1"/>
+          <w:numId w:val="1084"/>
+        </w:numPr>
+      </w:pPr>
+      <w:r>
+        <w:rPr>
+          <w:rStyle w:val="VerbatimChar"/>
+        </w:rPr>
+        <w:t xml:space="preserve">entries_raised_at_maximum_safety</w:t>
+      </w:r>
+      <w:r>
+        <w:t xml:space="preserve"> </w:t>
+      </w:r>
+      <w:r>
+        <w:t xml:space="preserve">= 3 (tolerance exact)</w:t>
+      </w:r>
+    </w:p>
+    <w:p>
+      <w:pPr>
+        <w:pStyle w:val="Compact"/>
+        <w:numPr>
+          <w:ilvl w:val="1"/>
+          <w:numId w:val="1084"/>
+        </w:numPr>
+      </w:pPr>
+      <w:r>
+        <w:rPr>
+          <w:rStyle w:val="VerbatimChar"/>
+        </w:rPr>
+        <w:t xml:space="preserve">tiers_configured_as_fatal_error</w:t>
+      </w:r>
+      <w:r>
+        <w:t xml:space="preserve"> </w:t>
+      </w:r>
+      <w:r>
+        <w:t xml:space="preserve">= 1 (tolerance exact)</w:t>
+      </w:r>
+    </w:p>
+    <w:bookmarkEnd w:id="52"/>
+    <w:bookmarkStart w:id="53" w:name="X0684e1309136a04a9bf28e7c7471dbe3c604559"/>
+    <w:p>
+      <w:pPr>
+        <w:pStyle w:val="Heading4"/>
+      </w:pPr>
+      <w:r>
+        <w:rPr>
+          <w:rStyle w:val="VerbatimChar"/>
+        </w:rPr>
+        <w:t xml:space="preserve">FB2-VER-TMS-000024</w:t>
+      </w:r>
+      <w:r>
+        <w:t xml:space="preserve"> </w:t>
+      </w:r>
+      <w:r>
+        <w:t xml:space="preserve">— Test: the debounce and the degraded-to-fault boundary FB2-SYS-SYR-000002 demands, against an explicitly labelled synthetic assumption (synthetic_reference)</w:t>
+      </w:r>
+    </w:p>
+    <w:p>
+      <w:pPr>
+        <w:pStyle w:val="Compact"/>
+        <w:numPr>
+          <w:ilvl w:val="0"/>
+          <w:numId w:val="1085"/>
+        </w:numPr>
+      </w:pPr>
+      <w:r>
+        <w:rPr>
+          <w:b/>
+          <w:bCs/>
+        </w:rPr>
+        <w:t xml:space="preserve">Test type</w:t>
+      </w:r>
+      <w:r>
+        <w:t xml:space="preserve">:</w:t>
+      </w:r>
+      <w:r>
+        <w:t xml:space="preserve"> </w:t>
+      </w:r>
+      <w:r>
+        <w:rPr>
+          <w:rStyle w:val="VerbatimChar"/>
+        </w:rPr>
+        <w:t xml:space="preserve">unit</w:t>
+      </w:r>
+      <w:r>
+        <w:t xml:space="preserve"> </w:t>
+      </w:r>
+      <w:r>
+        <w:t xml:space="preserve">|</w:t>
+      </w:r>
+      <w:r>
+        <w:t xml:space="preserve"> </w:t>
+      </w:r>
+      <w:r>
+        <w:rPr>
+          <w:b/>
+          <w:bCs/>
+        </w:rPr>
+        <w:t xml:space="preserve">Oracle basis</w:t>
+      </w:r>
+      <w:r>
+        <w:t xml:space="preserve">:</w:t>
+      </w:r>
+      <w:r>
+        <w:t xml:space="preserve"> </w:t>
+      </w:r>
+      <w:r>
+        <w:rPr>
+          <w:rStyle w:val="VerbatimChar"/>
+        </w:rPr>
+        <w:t xml:space="preserve">synthetic_assumption</w:t>
+      </w:r>
+    </w:p>
+    <w:p>
+      <w:pPr>
+        <w:pStyle w:val="Compact"/>
+        <w:numPr>
+          <w:ilvl w:val="0"/>
+          <w:numId w:val="1085"/>
+        </w:numPr>
+      </w:pPr>
+      <w:r>
+        <w:rPr>
+          <w:b/>
+          <w:bCs/>
+        </w:rPr>
+        <w:t xml:space="preserve">Objective</w:t>
+      </w:r>
+      <w:r>
+        <w:t xml:space="preserve">: Verify the two parts of FB2-SYS-SYR-000002 that have no counterpart in the pinned source and can therefore only be judged against a stated assumption: that a classification requires two consecutive violations within 100 ms, and that a numerical or named rule separates the degraded reaction from the …</w:t>
+      </w:r>
+    </w:p>
+    <w:p>
+      <w:pPr>
+        <w:pStyle w:val="Compact"/>
+        <w:numPr>
+          <w:ilvl w:val="0"/>
+          <w:numId w:val="1085"/>
+        </w:numPr>
+      </w:pPr>
+      <w:r>
+        <w:rPr>
+          <w:b/>
+          <w:bCs/>
+        </w:rPr>
+        <w:t xml:space="preserve">Preconditions</w:t>
+      </w:r>
+      <w:r>
+        <w:t xml:space="preserve">: The assumption about the reference project’s debounce behaviour is stated in this record and is not …, The degraded-to-fault boundary is stated as a value to be declared, not as a value that exists.</w:t>
+      </w:r>
+    </w:p>
+    <w:p>
+      <w:pPr>
+        <w:pStyle w:val="Compact"/>
+        <w:numPr>
+          <w:ilvl w:val="0"/>
+          <w:numId w:val="1085"/>
+        </w:numPr>
+      </w:pPr>
+      <w:r>
+        <w:rPr>
+          <w:b/>
+          <w:bCs/>
+        </w:rPr>
+        <w:t xml:space="preserve">Environment</w:t>
+      </w:r>
+      <w:r>
+        <w:t xml:space="preserve">: no hardware and no software execution; the measure is a specification review of a requirement against an absence in the source; not applicable - nothing is executed; config</w:t>
+      </w:r>
+      <w:r>
+        <w:t xml:space="preserve"> </w:t>
+      </w:r>
+      <w:r>
+        <w:rPr>
+          <w:rStyle w:val="VerbatimChar"/>
+        </w:rPr>
+        <w:t xml:space="preserve">BAS-REF-001 parameter registry and the pinned source's SOA module and diagnosis configuration</w:t>
+      </w:r>
+    </w:p>
+    <w:p>
+      <w:pPr>
+        <w:pStyle w:val="Compact"/>
+        <w:numPr>
+          <w:ilvl w:val="0"/>
+          <w:numId w:val="1085"/>
+        </w:numPr>
+      </w:pPr>
+      <w:r>
+        <w:rPr>
+          <w:b/>
+          <w:bCs/>
+        </w:rPr>
+        <w:t xml:space="preserve">Test cases (steps)</w:t>
+      </w:r>
+      <w:r>
+        <w:t xml:space="preserve">:</w:t>
+      </w:r>
+    </w:p>
+    <w:p>
+      <w:pPr>
+        <w:pStyle w:val="Compact"/>
+        <w:numPr>
+          <w:ilvl w:val="1"/>
+          <w:numId w:val="1086"/>
+        </w:numPr>
+      </w:pPr>
+      <w:r>
+        <w:rPr>
+          <w:b/>
+          <w:bCs/>
+        </w:rPr>
+        <w:t xml:space="preserve">Search the pinned SOA module for any counter, debounce or consecutive-violation state.</w:t>
+      </w:r>
+      <w:r>
+        <w:t xml:space="preserve"> </w:t>
+      </w:r>
+      <w:r>
+        <w:t xml:space="preserve">→ expected: No such state is found, which is recorded as the condition the measure exists to make visible.</w:t>
+      </w:r>
+    </w:p>
+    <w:p>
+      <w:pPr>
+        <w:pStyle w:val="Compact"/>
+        <w:numPr>
+          <w:ilvl w:val="1"/>
+          <w:numId w:val="1086"/>
+        </w:numPr>
+      </w:pPr>
+      <w:r>
+        <w:rPr>
+          <w:b/>
+          <w:bCs/>
+        </w:rPr>
+        <w:t xml:space="preserve">Read the diagnosis configuration’s occurrence threshold and delay for the maximum-safety over-voltage entry and compare them with the requirement’s tw…</w:t>
+      </w:r>
+      <w:r>
+        <w:t xml:space="preserve"> </w:t>
+      </w:r>
+      <w:r>
+        <w:t xml:space="preserve">→ expected: The two mechanisms are recorded side by side and shown not to be the same: different layer, different granularity, different parameters.</w:t>
+      </w:r>
+    </w:p>
+    <w:p>
+      <w:pPr>
+        <w:pStyle w:val="Compact"/>
+        <w:numPr>
+          <w:ilvl w:val="1"/>
+          <w:numId w:val="1086"/>
+        </w:numPr>
+      </w:pPr>
+      <w:r>
+        <w:rPr>
+          <w:b/>
+          <w:bCs/>
+        </w:rPr>
+        <w:t xml:space="preserve">State, against the assumption this record declares, the classification outcome for a sequence of one violation, of two violations inside the window, a…</w:t>
+      </w:r>
+      <w:r>
+        <w:t xml:space="preserve"> </w:t>
+      </w:r>
+      <w:r>
+        <w:t xml:space="preserve">→ expected: Three outcomes are stated, and the second one depends entirely on the assumption rather than on the source.</w:t>
+      </w:r>
+    </w:p>
+    <w:p>
+      <w:pPr>
+        <w:pStyle w:val="Compact"/>
+        <w:numPr>
+          <w:ilvl w:val="1"/>
+          <w:numId w:val="1086"/>
+        </w:numPr>
+      </w:pPr>
+      <w:r>
+        <w:rPr>
+          <w:b/>
+          <w:bCs/>
+        </w:rPr>
+        <w:t xml:space="preserve">State what the degraded-to-fault boundary must be before this criterion can be verified at all.</w:t>
+      </w:r>
+      <w:r>
+        <w:t xml:space="preserve"> </w:t>
+      </w:r>
+      <w:r>
+        <w:t xml:space="preserve">→ expected: A single declared value or named rule is required, and its absence is recorded as the reason the criterion is unverifiable rather than as a pass.</w:t>
+      </w:r>
+    </w:p>
+    <w:p>
+      <w:pPr>
+        <w:pStyle w:val="Compact"/>
+        <w:numPr>
+          <w:ilvl w:val="0"/>
+          <w:numId w:val="1085"/>
+        </w:numPr>
+      </w:pPr>
+      <w:r>
+        <w:rPr>
+          <w:b/>
+          <w:bCs/>
+        </w:rPr>
+        <w:t xml:space="preserve">Expected outcomes</w:t>
+      </w:r>
+      <w:r>
+        <w:t xml:space="preserve">:</w:t>
+      </w:r>
+    </w:p>
+    <w:p>
+      <w:pPr>
+        <w:pStyle w:val="Compact"/>
+        <w:numPr>
+          <w:ilvl w:val="1"/>
+          <w:numId w:val="1087"/>
+        </w:numPr>
+      </w:pPr>
+      <w:r>
+        <w:rPr>
+          <w:rStyle w:val="VerbatimChar"/>
+        </w:rPr>
+        <w:t xml:space="preserve">soa_debounce_state_found_in_source</w:t>
+      </w:r>
+      <w:r>
+        <w:t xml:space="preserve"> </w:t>
+      </w:r>
+      <w:r>
+        <w:t xml:space="preserve">= 0 (tolerance exact)</w:t>
+      </w:r>
+    </w:p>
+    <w:p>
+      <w:pPr>
+        <w:pStyle w:val="Compact"/>
+        <w:numPr>
+          <w:ilvl w:val="1"/>
+          <w:numId w:val="1087"/>
+        </w:numPr>
+      </w:pPr>
+      <w:r>
+        <w:rPr>
+          <w:rStyle w:val="VerbatimChar"/>
+        </w:rPr>
+        <w:t xml:space="preserve">consecutive_violations_required_by_requirement</w:t>
+      </w:r>
+      <w:r>
+        <w:t xml:space="preserve"> </w:t>
+      </w:r>
+      <w:r>
+        <w:t xml:space="preserve">= 2 (tolerance exact)</w:t>
+      </w:r>
+    </w:p>
+    <w:p>
+      <w:pPr>
+        <w:pStyle w:val="Compact"/>
+        <w:numPr>
+          <w:ilvl w:val="1"/>
+          <w:numId w:val="1087"/>
+        </w:numPr>
+      </w:pPr>
+      <w:r>
+        <w:rPr>
+          <w:rStyle w:val="VerbatimChar"/>
+        </w:rPr>
+        <w:t xml:space="preserve">verdict_depends_on_declared_assumption_classification_outcome_is_assumption_dependent</w:t>
+      </w:r>
+      <w:r>
+        <w:t xml:space="preserve"> </w:t>
+      </w:r>
+      <w:r>
+        <w:t xml:space="preserve">= true (tolerance exact)</w:t>
+      </w:r>
+    </w:p>
+    <w:p>
+      <w:pPr>
+        <w:pStyle w:val="Compact"/>
+        <w:numPr>
+          <w:ilvl w:val="1"/>
+          <w:numId w:val="1087"/>
+        </w:numPr>
+      </w:pPr>
+      <w:r>
+        <w:rPr>
+          <w:rStyle w:val="VerbatimChar"/>
+        </w:rPr>
+        <w:t xml:space="preserve">degraded_to_fault_boundary_declared_declared_boundary_value</w:t>
+      </w:r>
+      <w:r>
+        <w:t xml:space="preserve"> </w:t>
+      </w:r>
+      <w:r>
+        <w:t xml:space="preserve">= not_declared (tolerance exact)</w:t>
+      </w:r>
+    </w:p>
+    <w:bookmarkEnd w:id="53"/>
+    <w:bookmarkStart w:id="54" w:name="X3f3d62ae84366fc2efac7a91d9ebdd59a4d7e31"/>
+    <w:p>
+      <w:pPr>
+        <w:pStyle w:val="Heading4"/>
+      </w:pPr>
+      <w:r>
+        <w:rPr>
+          <w:rStyle w:val="VerbatimChar"/>
+        </w:rPr>
+        <w:t xml:space="preserve">FB2-VER-TMS-000025</w:t>
+      </w:r>
+      <w:r>
+        <w:t xml:space="preserve"> </w:t>
+      </w:r>
+      <w:r>
+        <w:t xml:space="preserve">— Test: the end-to-end fault-reaction budget FB2-SYS-SYR-000003 allocates, computed from the waits the pinned source actually configures (synthetic_reference)</w:t>
+      </w:r>
+    </w:p>
+    <w:p>
+      <w:pPr>
+        <w:pStyle w:val="Compact"/>
+        <w:numPr>
+          <w:ilvl w:val="0"/>
+          <w:numId w:val="1088"/>
+        </w:numPr>
+      </w:pPr>
+      <w:r>
+        <w:rPr>
+          <w:b/>
+          <w:bCs/>
+        </w:rPr>
+        <w:t xml:space="preserve">Test type</w:t>
+      </w:r>
+      <w:r>
+        <w:t xml:space="preserve">:</w:t>
+      </w:r>
+      <w:r>
+        <w:t xml:space="preserve"> </w:t>
+      </w:r>
+      <w:r>
+        <w:rPr>
+          <w:rStyle w:val="VerbatimChar"/>
+        </w:rPr>
+        <w:t xml:space="preserve">qualification</w:t>
+      </w:r>
+      <w:r>
+        <w:t xml:space="preserve"> </w:t>
+      </w:r>
+      <w:r>
+        <w:t xml:space="preserve">|</w:t>
+      </w:r>
+      <w:r>
+        <w:t xml:space="preserve"> </w:t>
+      </w:r>
+      <w:r>
+        <w:rPr>
+          <w:b/>
+          <w:bCs/>
+        </w:rPr>
+        <w:t xml:space="preserve">Oracle basis</w:t>
+      </w:r>
+      <w:r>
+        <w:t xml:space="preserve">:</w:t>
+      </w:r>
+      <w:r>
+        <w:t xml:space="preserve"> </w:t>
+      </w:r>
+      <w:r>
+        <w:rPr>
+          <w:rStyle w:val="VerbatimChar"/>
+        </w:rPr>
+        <w:t xml:space="preserve">analytical_model</w:t>
+      </w:r>
+    </w:p>
+    <w:p>
+      <w:pPr>
+        <w:pStyle w:val="Compact"/>
+        <w:numPr>
+          <w:ilvl w:val="0"/>
+          <w:numId w:val="1088"/>
+        </w:numPr>
+      </w:pPr>
+      <w:r>
+        <w:rPr>
+          <w:b/>
+          <w:bCs/>
+        </w:rPr>
+        <w:t xml:space="preserve">Objective</w:t>
+      </w:r>
+      <w:r>
+        <w:t xml:space="preserve">: Compute whether the reaction chain the pinned source implements can close inside the interval FB2-SYS-SYR-000003 allocates, and record the arithmetic. The oracle is the sum of the configured waits the source actually applies between the stages of opening, taken from the application configuration at …</w:t>
+      </w:r>
+    </w:p>
+    <w:p>
+      <w:pPr>
+        <w:pStyle w:val="Compact"/>
+        <w:numPr>
+          <w:ilvl w:val="0"/>
+          <w:numId w:val="1088"/>
+        </w:numPr>
+      </w:pPr>
+      <w:r>
+        <w:rPr>
+          <w:b/>
+          <w:bCs/>
+        </w:rPr>
+        <w:t xml:space="preserve">Preconditions</w:t>
+      </w:r>
+      <w:r>
+        <w:t xml:space="preserve">: The application configuration’s waits are the ones the pinned source applies., The parameter registry’s contactor-mechanical figure is the reference project’s declared figure for …</w:t>
+      </w:r>
+    </w:p>
+    <w:p>
+      <w:pPr>
+        <w:pStyle w:val="Compact"/>
+        <w:numPr>
+          <w:ilvl w:val="0"/>
+          <w:numId w:val="1088"/>
+        </w:numPr>
+      </w:pPr>
+      <w:r>
+        <w:rPr>
+          <w:b/>
+          <w:bCs/>
+        </w:rPr>
+        <w:t xml:space="preserve">Environment</w:t>
+      </w:r>
+      <w:r>
+        <w:t xml:space="preserve">: no hardware; the measure is a computation over the pinned source’s configuration and the parameter registry; not applicable - nothing is executed; config</w:t>
+      </w:r>
+      <w:r>
+        <w:t xml:space="preserve"> </w:t>
+      </w:r>
+      <w:r>
+        <w:rPr>
+          <w:rStyle w:val="VerbatimChar"/>
+        </w:rPr>
+        <w:t xml:space="preserve">BAS-REF-001 parameter registry plus src/app/application/config/bms_cfg.h at the pinned commit</w:t>
+      </w:r>
+    </w:p>
+    <w:p>
+      <w:pPr>
+        <w:pStyle w:val="Compact"/>
+        <w:numPr>
+          <w:ilvl w:val="0"/>
+          <w:numId w:val="1088"/>
+        </w:numPr>
+      </w:pPr>
+      <w:r>
+        <w:rPr>
+          <w:b/>
+          <w:bCs/>
+        </w:rPr>
+        <w:t xml:space="preserve">Test cases (steps)</w:t>
+      </w:r>
+      <w:r>
+        <w:t xml:space="preserve">:</w:t>
+      </w:r>
+    </w:p>
+    <w:p>
+      <w:pPr>
+        <w:pStyle w:val="Compact"/>
+        <w:numPr>
+          <w:ilvl w:val="1"/>
+          <w:numId w:val="1089"/>
+        </w:numPr>
+      </w:pPr>
+      <w:r>
+        <w:rPr>
+          <w:b/>
+          <w:bCs/>
+        </w:rPr>
+        <w:t xml:space="preserve">Read the configured waits and the task cycle time from the application configuration at the pinned commit.</w:t>
+      </w:r>
+      <w:r>
+        <w:t xml:space="preserve"> </w:t>
+      </w:r>
+      <w:r>
+        <w:t xml:space="preserve">→ expected: Five values are obtained.</w:t>
+      </w:r>
+    </w:p>
+    <w:p>
+      <w:pPr>
+        <w:pStyle w:val="Compact"/>
+        <w:numPr>
+          <w:ilvl w:val="1"/>
+          <w:numId w:val="1089"/>
+        </w:numPr>
+      </w:pPr>
+      <w:r>
+        <w:rPr>
+          <w:b/>
+          <w:bCs/>
+        </w:rPr>
+        <w:t xml:space="preserve">Compute the earliest time at which a contactor can be confirmed open, given that the waits are counted in whole task cycles.</w:t>
+      </w:r>
+      <w:r>
+        <w:t xml:space="preserve"> </w:t>
+      </w:r>
+      <w:r>
+        <w:t xml:space="preserve">→ expected: A lower bound is obtained and it is greater than the allocated interval.</w:t>
+      </w:r>
+    </w:p>
+    <w:p>
+      <w:pPr>
+        <w:pStyle w:val="Compact"/>
+        <w:numPr>
+          <w:ilvl w:val="1"/>
+          <w:numId w:val="1089"/>
+        </w:numPr>
+      </w:pPr>
+      <w:r>
+        <w:rPr>
+          <w:b/>
+          <w:bCs/>
+        </w:rPr>
+        <w:t xml:space="preserve">Add the reference project’s declared contactor-mechanical figure to that lower bound.</w:t>
+      </w:r>
+      <w:r>
+        <w:t xml:space="preserve"> </w:t>
+      </w:r>
+      <w:r>
+        <w:t xml:space="preserve">→ expected: A total reaction time is obtained.</w:t>
+      </w:r>
+    </w:p>
+    <w:p>
+      <w:pPr>
+        <w:pStyle w:val="Compact"/>
+        <w:numPr>
+          <w:ilvl w:val="1"/>
+          <w:numId w:val="1089"/>
+        </w:numPr>
+      </w:pPr>
+      <w:r>
+        <w:rPr>
+          <w:b/>
+          <w:bCs/>
+        </w:rPr>
+        <w:t xml:space="preserve">Compare the total against the interval the requirement allocates and against the fault-tolerant time interval in the parameter registry.</w:t>
+      </w:r>
+      <w:r>
+        <w:t xml:space="preserve"> </w:t>
+      </w:r>
+      <w:r>
+        <w:t xml:space="preserve">→ expected: The comparison is recorded, and the over-run is recorded as a number rather than as a verdict.</w:t>
+      </w:r>
+    </w:p>
+    <w:p>
+      <w:pPr>
+        <w:pStyle w:val="Compact"/>
+        <w:numPr>
+          <w:ilvl w:val="1"/>
+          <w:numId w:val="1089"/>
+        </w:numPr>
+      </w:pPr>
+      <w:r>
+        <w:rPr>
+          <w:b/>
+          <w:bCs/>
+        </w:rPr>
+        <w:t xml:space="preserve">Compute the largest mechanical opening time that would still fit inside the allocated interval.</w:t>
+      </w:r>
+      <w:r>
+        <w:t xml:space="preserve"> </w:t>
+      </w:r>
+      <w:r>
+        <w:t xml:space="preserve">→ expected: A single boundary figure is recorded.</w:t>
+      </w:r>
+    </w:p>
+    <w:p>
+      <w:pPr>
+        <w:pStyle w:val="Compact"/>
+        <w:numPr>
+          <w:ilvl w:val="0"/>
+          <w:numId w:val="1088"/>
+        </w:numPr>
+      </w:pPr>
+      <w:r>
+        <w:rPr>
+          <w:b/>
+          <w:bCs/>
+        </w:rPr>
+        <w:t xml:space="preserve">Expected outcomes</w:t>
+      </w:r>
+      <w:r>
+        <w:t xml:space="preserve">:</w:t>
+      </w:r>
+    </w:p>
+    <w:p>
+      <w:pPr>
+        <w:pStyle w:val="Compact"/>
+        <w:numPr>
+          <w:ilvl w:val="1"/>
+          <w:numId w:val="1090"/>
+        </w:numPr>
+      </w:pPr>
+      <w:r>
+        <w:rPr>
+          <w:rStyle w:val="VerbatimChar"/>
+        </w:rPr>
+        <w:t xml:space="preserve">earliest_confirmed_open_lower_bound_ms</w:t>
+      </w:r>
+      <w:r>
+        <w:t xml:space="preserve"> </w:t>
+      </w:r>
+      <w:r>
+        <w:t xml:space="preserve">= at least the wait after opening a precharge contactor (tolerance at least)</w:t>
+      </w:r>
+    </w:p>
+    <w:p>
+      <w:pPr>
+        <w:pStyle w:val="Compact"/>
+        <w:numPr>
+          <w:ilvl w:val="1"/>
+          <w:numId w:val="1090"/>
+        </w:numPr>
+      </w:pPr>
+      <w:r>
+        <w:rPr>
+          <w:rStyle w:val="VerbatimChar"/>
+        </w:rPr>
+        <w:t xml:space="preserve">reaction_time_exceeds_allocated_interval_end_to_end_reaction_ms</w:t>
+      </w:r>
+      <w:r>
+        <w:t xml:space="preserve"> </w:t>
+      </w:r>
+      <w:r>
+        <w:t xml:space="preserve">= greater than the allocated interval (tolerance outside)</w:t>
+      </w:r>
+    </w:p>
+    <w:p>
+      <w:pPr>
+        <w:pStyle w:val="Compact"/>
+        <w:numPr>
+          <w:ilvl w:val="1"/>
+          <w:numId w:val="1090"/>
+        </w:numPr>
+      </w:pPr>
+      <w:r>
+        <w:rPr>
+          <w:rStyle w:val="VerbatimChar"/>
+        </w:rPr>
+        <w:t xml:space="preserve">largest_mechanical_time_still_fitting_max_mechanical_time_ms</w:t>
+      </w:r>
+      <w:r>
+        <w:t xml:space="preserve"> </w:t>
+      </w:r>
+      <w:r>
+        <w:t xml:space="preserve">= recorded (tolerance exact)</w:t>
+      </w:r>
+    </w:p>
+    <w:bookmarkEnd w:id="54"/>
+    <w:bookmarkStart w:id="55" w:name="X6674c379f48e5c3788b2dd9770c43366102fc9b"/>
+    <w:p>
+      <w:pPr>
+        <w:pStyle w:val="Heading4"/>
+      </w:pPr>
+      <w:r>
+        <w:rPr>
+          <w:rStyle w:val="VerbatimChar"/>
+        </w:rPr>
+        <w:t xml:space="preserve">FB2-VER-TMS-000026</w:t>
+      </w:r>
+      <w:r>
+        <w:t xml:space="preserve"> </w:t>
+      </w:r>
+      <w:r>
+        <w:t xml:space="preserve">— Test: the limit applied, and the reaction reached, depend on the mode or direction in which the condition occurs (synthetic_reference)</w:t>
+      </w:r>
+    </w:p>
+    <w:p>
+      <w:pPr>
+        <w:pStyle w:val="Compact"/>
+        <w:numPr>
+          <w:ilvl w:val="0"/>
+          <w:numId w:val="1091"/>
+        </w:numPr>
+      </w:pPr>
+      <w:r>
+        <w:rPr>
+          <w:b/>
+          <w:bCs/>
+        </w:rPr>
+        <w:t xml:space="preserve">Test type</w:t>
+      </w:r>
+      <w:r>
+        <w:t xml:space="preserve">:</w:t>
+      </w:r>
+      <w:r>
+        <w:t xml:space="preserve"> </w:t>
+      </w:r>
+      <w:r>
+        <w:rPr>
+          <w:rStyle w:val="VerbatimChar"/>
+        </w:rPr>
+        <w:t xml:space="preserve">integration</w:t>
+      </w:r>
+      <w:r>
+        <w:t xml:space="preserve"> </w:t>
+      </w:r>
+      <w:r>
+        <w:t xml:space="preserve">|</w:t>
+      </w:r>
+      <w:r>
+        <w:t xml:space="preserve"> </w:t>
+      </w:r>
+      <w:r>
+        <w:rPr>
+          <w:b/>
+          <w:bCs/>
+        </w:rPr>
+        <w:t xml:space="preserve">Oracle basis</w:t>
+      </w:r>
+      <w:r>
+        <w:t xml:space="preserve">:</w:t>
+      </w:r>
+      <w:r>
+        <w:t xml:space="preserve"> </w:t>
+      </w:r>
+      <w:r>
+        <w:rPr>
+          <w:rStyle w:val="VerbatimChar"/>
+        </w:rPr>
+        <w:t xml:space="preserve">source_grounded</w:t>
+      </w:r>
+    </w:p>
+    <w:p>
+      <w:pPr>
+        <w:pStyle w:val="Compact"/>
+        <w:numPr>
+          <w:ilvl w:val="0"/>
+          <w:numId w:val="1091"/>
+        </w:numPr>
+      </w:pPr>
+      <w:r>
+        <w:rPr>
+          <w:b/>
+          <w:bCs/>
+        </w:rPr>
+        <w:t xml:space="preserve">Objective</w:t>
+      </w:r>
+      <w:r>
+        <w:t xml:space="preserve">: Confirm that FB2-SYS-SYR-000004’s core claim is falsifiable against the pinned source: that the limit applied and the reaction reached are selected by the mode or direction rather than fixed. Two independent mechanisms in the source select on mode or direction. SOA_CheckTemperatures chooses between …</w:t>
+      </w:r>
+    </w:p>
+    <w:p>
+      <w:pPr>
+        <w:pStyle w:val="Compact"/>
+        <w:numPr>
+          <w:ilvl w:val="0"/>
+          <w:numId w:val="1091"/>
+        </w:numPr>
+      </w:pPr>
+      <w:r>
+        <w:rPr>
+          <w:b/>
+          <w:bCs/>
+        </w:rPr>
+        <w:t xml:space="preserve">Preconditions</w:t>
+      </w:r>
+      <w:r>
+        <w:t xml:space="preserve">: The reference project’s limit configuration is loaded., The application’s state machine is initialised in the uninitialised state.</w:t>
+      </w:r>
+    </w:p>
+    <w:p>
+      <w:pPr>
+        <w:pStyle w:val="Compact"/>
+        <w:numPr>
+          <w:ilvl w:val="0"/>
+          <w:numId w:val="1091"/>
+        </w:numPr>
+      </w:pPr>
+      <w:r>
+        <w:rPr>
+          <w:b/>
+          <w:bCs/>
+        </w:rPr>
+        <w:t xml:space="preserve">Environment</w:t>
+      </w:r>
+      <w:r>
+        <w:t xml:space="preserve">: POSIX host (Linux) running the unit-test build, with the SOA module and the application’s state machine linked and the diagnosis handler stubbed to record entries; foxBMS 2 application firmware built with the unit-test configuration; config</w:t>
+      </w:r>
+      <w:r>
+        <w:t xml:space="preserve"> </w:t>
+      </w:r>
+      <w:r>
+        <w:rPr>
+          <w:rStyle w:val="VerbatimChar"/>
+        </w:rPr>
+        <w:t xml:space="preserve">conf/unit/app_project_posix.yml</w:t>
+      </w:r>
+    </w:p>
+    <w:p>
+      <w:pPr>
+        <w:pStyle w:val="Compact"/>
+        <w:numPr>
+          <w:ilvl w:val="0"/>
+          <w:numId w:val="1091"/>
+        </w:numPr>
+      </w:pPr>
+      <w:r>
+        <w:rPr>
+          <w:b/>
+          <w:bCs/>
+        </w:rPr>
+        <w:t xml:space="preserve">Test cases (steps)</w:t>
+      </w:r>
+      <w:r>
+        <w:t xml:space="preserve">:</w:t>
+      </w:r>
+    </w:p>
+    <w:p>
+      <w:pPr>
+        <w:pStyle w:val="Compact"/>
+        <w:numPr>
+          <w:ilvl w:val="1"/>
+          <w:numId w:val="1092"/>
+        </w:numPr>
+      </w:pPr>
+      <w:r>
+        <w:rPr>
+          <w:b/>
+          <w:bCs/>
+        </w:rPr>
+        <w:t xml:space="preserve">Inject the chosen cell temperature with a positive string current and record the entries raised.</w:t>
+      </w:r>
+      <w:r>
+        <w:t xml:space="preserve"> </w:t>
+      </w:r>
+      <w:r>
+        <w:t xml:space="preserve">→ expected: The entries raised are the charge-direction temperature entries.</w:t>
+      </w:r>
+    </w:p>
+    <w:p>
+      <w:pPr>
+        <w:pStyle w:val="Compact"/>
+        <w:numPr>
+          <w:ilvl w:val="1"/>
+          <w:numId w:val="1092"/>
+        </w:numPr>
+      </w:pPr>
+      <w:r>
+        <w:rPr>
+          <w:b/>
+          <w:bCs/>
+        </w:rPr>
+        <w:t xml:space="preserve">Inject the identical temperature with a negative string current.</w:t>
+      </w:r>
+      <w:r>
+        <w:t xml:space="preserve"> </w:t>
+      </w:r>
+      <w:r>
+        <w:t xml:space="preserve">→ expected: The entries raised are the discharge-direction temperature entries, which differ from step 1 for at least one tier.</w:t>
+      </w:r>
+    </w:p>
+    <w:p>
+      <w:pPr>
+        <w:pStyle w:val="Compact"/>
+        <w:numPr>
+          <w:ilvl w:val="1"/>
+          <w:numId w:val="1092"/>
+        </w:numPr>
+      </w:pPr>
+      <w:r>
+        <w:rPr>
+          <w:b/>
+          <w:bCs/>
+        </w:rPr>
+        <w:t xml:space="preserve">Issue an initialisation request in the uninitialised state and record the returned result.</w:t>
+      </w:r>
+      <w:r>
+        <w:t xml:space="preserve"> </w:t>
+      </w:r>
+      <w:r>
+        <w:t xml:space="preserve">→ expected: The request is accepted.</w:t>
+      </w:r>
+    </w:p>
+    <w:p>
+      <w:pPr>
+        <w:pStyle w:val="Compact"/>
+        <w:numPr>
+          <w:ilvl w:val="1"/>
+          <w:numId w:val="1092"/>
+        </w:numPr>
+      </w:pPr>
+      <w:r>
+        <w:rPr>
+          <w:b/>
+          <w:bCs/>
+        </w:rPr>
+        <w:t xml:space="preserve">Issue the identical request after initialisation and record the returned result.</w:t>
+      </w:r>
+      <w:r>
+        <w:t xml:space="preserve"> </w:t>
+      </w:r>
+      <w:r>
+        <w:t xml:space="preserve">→ expected: The request is refused with a reason specific to the state it was issued in.</w:t>
+      </w:r>
+    </w:p>
+    <w:p>
+      <w:pPr>
+        <w:pStyle w:val="Compact"/>
+        <w:numPr>
+          <w:ilvl w:val="1"/>
+          <w:numId w:val="1092"/>
+        </w:numPr>
+      </w:pPr>
+      <w:r>
+        <w:rPr>
+          <w:b/>
+          <w:bCs/>
+        </w:rPr>
+        <w:t xml:space="preserve">Record which state the refusal reason came from.</w:t>
+      </w:r>
+      <w:r>
+        <w:t xml:space="preserve"> </w:t>
+      </w:r>
+      <w:r>
+        <w:t xml:space="preserve">→ expected: The refusal is attributable to the state rather than to a fixed policy.</w:t>
+      </w:r>
+    </w:p>
+    <w:p>
+      <w:pPr>
+        <w:pStyle w:val="Compact"/>
+        <w:numPr>
+          <w:ilvl w:val="0"/>
+          <w:numId w:val="1091"/>
+        </w:numPr>
+      </w:pPr>
+      <w:r>
+        <w:rPr>
+          <w:b/>
+          <w:bCs/>
+        </w:rPr>
+        <w:t xml:space="preserve">Expected outcomes</w:t>
+      </w:r>
+      <w:r>
+        <w:t xml:space="preserve">:</w:t>
+      </w:r>
+    </w:p>
+    <w:p>
+      <w:pPr>
+        <w:pStyle w:val="Compact"/>
+        <w:numPr>
+          <w:ilvl w:val="1"/>
+          <w:numId w:val="1093"/>
+        </w:numPr>
+      </w:pPr>
+      <w:r>
+        <w:rPr>
+          <w:rStyle w:val="VerbatimChar"/>
+        </w:rPr>
+        <w:t xml:space="preserve">distinct_reaction_sets_by_direction</w:t>
+      </w:r>
+      <w:r>
+        <w:t xml:space="preserve"> </w:t>
+      </w:r>
+      <w:r>
+        <w:t xml:space="preserve">= true (tolerance exact)</w:t>
+      </w:r>
+    </w:p>
+    <w:p>
+      <w:pPr>
+        <w:pStyle w:val="Compact"/>
+        <w:numPr>
+          <w:ilvl w:val="1"/>
+          <w:numId w:val="1093"/>
+        </w:numPr>
+      </w:pPr>
+      <w:r>
+        <w:rPr>
+          <w:rStyle w:val="VerbatimChar"/>
+        </w:rPr>
+        <w:t xml:space="preserve">initialisation_accepted_in_uninitialised_state</w:t>
+      </w:r>
+      <w:r>
+        <w:t xml:space="preserve"> </w:t>
+      </w:r>
+      <w:r>
+        <w:t xml:space="preserve">= true (tolerance exact)</w:t>
+      </w:r>
+    </w:p>
+    <w:p>
+      <w:pPr>
+        <w:pStyle w:val="Compact"/>
+        <w:numPr>
+          <w:ilvl w:val="1"/>
+          <w:numId w:val="1093"/>
+        </w:numPr>
+      </w:pPr>
+      <w:r>
+        <w:rPr>
+          <w:rStyle w:val="VerbatimChar"/>
+        </w:rPr>
+        <w:t xml:space="preserve">initialisation_refused_after_initialisation</w:t>
+      </w:r>
+      <w:r>
+        <w:t xml:space="preserve"> </w:t>
+      </w:r>
+      <w:r>
+        <w:t xml:space="preserve">= true (tolerance exact)</w:t>
+      </w:r>
+    </w:p>
+    <w:p>
+      <w:pPr>
+        <w:pStyle w:val="Compact"/>
+        <w:numPr>
+          <w:ilvl w:val="1"/>
+          <w:numId w:val="1093"/>
+        </w:numPr>
+      </w:pPr>
+      <w:r>
+        <w:rPr>
+          <w:rStyle w:val="VerbatimChar"/>
+        </w:rPr>
+        <w:t xml:space="preserve">refusal_reason_attributable_to_state</w:t>
+      </w:r>
+      <w:r>
+        <w:t xml:space="preserve"> </w:t>
+      </w:r>
+      <w:r>
+        <w:t xml:space="preserve">= true (tolerance exact)</w:t>
+      </w:r>
+    </w:p>
+    <w:bookmarkEnd w:id="55"/>
+    <w:bookmarkStart w:id="56" w:name="X43d1f7e9e0e54b3c6a006af02614a7641a02a3d"/>
+    <w:p>
+      <w:pPr>
+        <w:pStyle w:val="Heading4"/>
+      </w:pPr>
+      <w:r>
+        <w:rPr>
+          <w:rStyle w:val="VerbatimChar"/>
+        </w:rPr>
+        <w:t xml:space="preserve">FB2-VER-TMS-000027</w:t>
+      </w:r>
+      <w:r>
+        <w:t xml:space="preserve"> </w:t>
+      </w:r>
+      <w:r>
+        <w:t xml:space="preserve">— Test: the second-barrier voltage monitor FB2-SYS-SYR-000005 requires is separable from the main chain in every one of the four declared ways (synthetic_reference)</w:t>
+      </w:r>
+    </w:p>
+    <w:p>
+      <w:pPr>
+        <w:pStyle w:val="Compact"/>
+        <w:numPr>
+          <w:ilvl w:val="0"/>
+          <w:numId w:val="1094"/>
+        </w:numPr>
+      </w:pPr>
+      <w:r>
+        <w:rPr>
+          <w:b/>
+          <w:bCs/>
+        </w:rPr>
+        <w:t xml:space="preserve">Test type</w:t>
+      </w:r>
+      <w:r>
+        <w:t xml:space="preserve">:</w:t>
+      </w:r>
+      <w:r>
+        <w:t xml:space="preserve"> </w:t>
+      </w:r>
+      <w:r>
+        <w:rPr>
+          <w:rStyle w:val="VerbatimChar"/>
+        </w:rPr>
+        <w:t xml:space="preserve">qualification</w:t>
+      </w:r>
+      <w:r>
+        <w:t xml:space="preserve"> </w:t>
+      </w:r>
+      <w:r>
+        <w:t xml:space="preserve">|</w:t>
+      </w:r>
+      <w:r>
+        <w:t xml:space="preserve"> </w:t>
+      </w:r>
+      <w:r>
+        <w:rPr>
+          <w:b/>
+          <w:bCs/>
+        </w:rPr>
+        <w:t xml:space="preserve">Oracle basis</w:t>
+      </w:r>
+      <w:r>
+        <w:t xml:space="preserve">:</w:t>
+      </w:r>
+      <w:r>
+        <w:t xml:space="preserve"> </w:t>
+      </w:r>
+      <w:r>
+        <w:rPr>
+          <w:rStyle w:val="VerbatimChar"/>
+        </w:rPr>
+        <w:t xml:space="preserve">synthetic_assumption</w:t>
+      </w:r>
+    </w:p>
+    <w:p>
+      <w:pPr>
+        <w:pStyle w:val="Compact"/>
+        <w:numPr>
+          <w:ilvl w:val="0"/>
+          <w:numId w:val="1094"/>
+        </w:numPr>
+      </w:pPr>
+      <w:r>
+        <w:rPr>
+          <w:b/>
+          <w:bCs/>
+        </w:rPr>
+        <w:t xml:space="preserve">Objective</w:t>
+      </w:r>
+      <w:r>
+        <w:t xml:space="preserve">: Verify FB2-SYS-SYR-000005’s four independence criteria - zero processing resources, zero shared supply rails, zero shared communication paths and a stated threshold accuracy - against an explicitly labelled synthetic assumption, because the element the requirement describes does not exist in either …</w:t>
+      </w:r>
+    </w:p>
+    <w:p>
+      <w:pPr>
+        <w:pStyle w:val="Compact"/>
+        <w:numPr>
+          <w:ilvl w:val="0"/>
+          <w:numId w:val="1094"/>
+        </w:numPr>
+      </w:pPr>
+      <w:r>
+        <w:rPr>
+          <w:b/>
+          <w:bCs/>
+        </w:rPr>
+        <w:t xml:space="preserve">Preconditions</w:t>
+      </w:r>
+      <w:r>
+        <w:t xml:space="preserve">: The assumption that the second barrier is implementable with a separate divider, comparator and refe…, No hardware design package for the barrier exists in this corpus.</w:t>
+      </w:r>
+    </w:p>
+    <w:p>
+      <w:pPr>
+        <w:pStyle w:val="Compact"/>
+        <w:numPr>
+          <w:ilvl w:val="0"/>
+          <w:numId w:val="1094"/>
+        </w:numPr>
+      </w:pPr>
+      <w:r>
+        <w:rPr>
+          <w:b/>
+          <w:bCs/>
+        </w:rPr>
+        <w:t xml:space="preserve">Environment</w:t>
+      </w:r>
+      <w:r>
+        <w:t xml:space="preserve">: no hardware: the element does not exist in either profile, so there is nothing to inspect and nothing to run; not applicable - nothing is executed; config</w:t>
+      </w:r>
+      <w:r>
+        <w:t xml:space="preserve"> </w:t>
+      </w:r>
+      <w:r>
+        <w:rPr>
+          <w:rStyle w:val="VerbatimChar"/>
+        </w:rPr>
+        <w:t xml:space="preserve">the declared assumption only; there is no configuration to apply</w:t>
+      </w:r>
+    </w:p>
+    <w:p>
+      <w:pPr>
+        <w:pStyle w:val="Compact"/>
+        <w:numPr>
+          <w:ilvl w:val="0"/>
+          <w:numId w:val="1094"/>
+        </w:numPr>
+      </w:pPr>
+      <w:r>
+        <w:rPr>
+          <w:b/>
+          <w:bCs/>
+        </w:rPr>
+        <w:t xml:space="preserve">Test cases (steps)</w:t>
+      </w:r>
+      <w:r>
+        <w:t xml:space="preserve">:</w:t>
+      </w:r>
+    </w:p>
+    <w:p>
+      <w:pPr>
+        <w:pStyle w:val="Compact"/>
+        <w:numPr>
+          <w:ilvl w:val="1"/>
+          <w:numId w:val="1095"/>
+        </w:numPr>
+      </w:pPr>
+      <w:r>
+        <w:rPr>
+          <w:b/>
+          <w:bCs/>
+        </w:rPr>
+        <w:t xml:space="preserve">Enumerate what FB2-SYS-SYR-000005 requires the barrier to be independent of, quoting its own acceptance criteria.</w:t>
+      </w:r>
+      <w:r>
+        <w:t xml:space="preserve"> </w:t>
+      </w:r>
+      <w:r>
+        <w:t xml:space="preserve">→ expected: Four independence requirements are enumerated: processing, supply, communication and threshold accuracy.</w:t>
+      </w:r>
+    </w:p>
+    <w:p>
+      <w:pPr>
+        <w:pStyle w:val="Compact"/>
+        <w:numPr>
+          <w:ilvl w:val="1"/>
+          <w:numId w:val="1095"/>
+        </w:numPr>
+      </w:pPr>
+      <w:r>
+        <w:rPr>
+          <w:b/>
+          <w:bCs/>
+        </w:rPr>
+        <w:t xml:space="preserve">For each, state the evidence a verification would need and whether this corpus holds any.</w:t>
+      </w:r>
+      <w:r>
+        <w:t xml:space="preserve"> </w:t>
+      </w:r>
+      <w:r>
+        <w:t xml:space="preserve">→ expected: Four evidence statements are produced, and each records that the corpus holds none.</w:t>
+      </w:r>
+    </w:p>
+    <w:p>
+      <w:pPr>
+        <w:pStyle w:val="Compact"/>
+        <w:numPr>
+          <w:ilvl w:val="1"/>
+          <w:numId w:val="1095"/>
+        </w:numPr>
+      </w:pPr>
+      <w:r>
+        <w:rPr>
+          <w:b/>
+          <w:bCs/>
+        </w:rPr>
+        <w:t xml:space="preserve">Record the accuracy figure the requirement allocates and state that no measurement of any divider or comparator exists in this corpus.</w:t>
+      </w:r>
+      <w:r>
+        <w:t xml:space="preserve"> </w:t>
+      </w:r>
+      <w:r>
+        <w:t xml:space="preserve">→ expected: A single figure is recorded as a declared allocation with no supporting measurement.</w:t>
+      </w:r>
+    </w:p>
+    <w:p>
+      <w:pPr>
+        <w:pStyle w:val="Compact"/>
+        <w:numPr>
+          <w:ilvl w:val="1"/>
+          <w:numId w:val="1095"/>
+        </w:numPr>
+      </w:pPr>
+      <w:r>
+        <w:rPr>
+          <w:b/>
+          <w:bCs/>
+        </w:rPr>
+        <w:t xml:space="preserve">Record what would have to exist before this requirement could be verified rather than merely stated.</w:t>
+      </w:r>
+      <w:r>
+        <w:t xml:space="preserve"> </w:t>
+      </w:r>
+      <w:r>
+        <w:t xml:space="preserve">→ expected: A list of concrete missing artefacts is produced.</w:t>
+      </w:r>
+    </w:p>
+    <w:p>
+      <w:pPr>
+        <w:pStyle w:val="Compact"/>
+        <w:numPr>
+          <w:ilvl w:val="0"/>
+          <w:numId w:val="1094"/>
+        </w:numPr>
+      </w:pPr>
+      <w:r>
+        <w:rPr>
+          <w:b/>
+          <w:bCs/>
+        </w:rPr>
+        <w:t xml:space="preserve">Expected outcomes</w:t>
+      </w:r>
+      <w:r>
+        <w:t xml:space="preserve">:</w:t>
+      </w:r>
+    </w:p>
+    <w:p>
+      <w:pPr>
+        <w:pStyle w:val="Compact"/>
+        <w:numPr>
+          <w:ilvl w:val="1"/>
+          <w:numId w:val="1096"/>
+        </w:numPr>
+      </w:pPr>
+      <w:r>
+        <w:rPr>
+          <w:rStyle w:val="VerbatimChar"/>
+        </w:rPr>
+        <w:t xml:space="preserve">independence_requirements_enumerated</w:t>
+      </w:r>
+      <w:r>
+        <w:t xml:space="preserve"> </w:t>
+      </w:r>
+      <w:r>
+        <w:t xml:space="preserve">= 4 (tolerance exact)</w:t>
+      </w:r>
+    </w:p>
+    <w:p>
+      <w:pPr>
+        <w:pStyle w:val="Compact"/>
+        <w:numPr>
+          <w:ilvl w:val="1"/>
+          <w:numId w:val="1096"/>
+        </w:numPr>
+      </w:pPr>
+      <w:r>
+        <w:rPr>
+          <w:rStyle w:val="VerbatimChar"/>
+        </w:rPr>
+        <w:t xml:space="preserve">independence_requirements_with_evidence_in_corpus</w:t>
+      </w:r>
+      <w:r>
+        <w:t xml:space="preserve"> </w:t>
+      </w:r>
+      <w:r>
+        <w:t xml:space="preserve">= 0 (tolerance exact)</w:t>
+      </w:r>
+    </w:p>
+    <w:p>
+      <w:pPr>
+        <w:pStyle w:val="Compact"/>
+        <w:numPr>
+          <w:ilvl w:val="1"/>
+          <w:numId w:val="1096"/>
+        </w:numPr>
+      </w:pPr>
+      <w:r>
+        <w:rPr>
+          <w:rStyle w:val="VerbatimChar"/>
+        </w:rPr>
+        <w:t xml:space="preserve">accuracy_allocation_measured_threshold_accuracy_mV_measured</w:t>
+      </w:r>
+      <w:r>
+        <w:t xml:space="preserve"> </w:t>
+      </w:r>
+      <w:r>
+        <w:t xml:space="preserve">= not_measured (tolerance exact)</w:t>
+      </w:r>
+    </w:p>
+    <w:bookmarkEnd w:id="56"/>
+    <w:bookmarkStart w:id="57" w:name="X870e3da747ebf6404d383ce254df50a4ae99cfb"/>
+    <w:p>
+      <w:pPr>
+        <w:pStyle w:val="Heading4"/>
+      </w:pPr>
+      <w:r>
+        <w:rPr>
+          <w:rStyle w:val="VerbatimChar"/>
+        </w:rPr>
+        <w:t xml:space="preserve">FB2-VER-TMS-000028</w:t>
+      </w:r>
+      <w:r>
+        <w:t xml:space="preserve"> </w:t>
+      </w:r>
+      <w:r>
+        <w:t xml:space="preserve">— Test: a current or temperature measurement whose trust cannot be established is marked invalid before any supervisory comparison consumes it (synthetic_reference)</w:t>
+      </w:r>
+    </w:p>
+    <w:p>
+      <w:pPr>
+        <w:pStyle w:val="Compact"/>
+        <w:numPr>
+          <w:ilvl w:val="0"/>
+          <w:numId w:val="1097"/>
+        </w:numPr>
+      </w:pPr>
+      <w:r>
+        <w:rPr>
+          <w:b/>
+          <w:bCs/>
+        </w:rPr>
+        <w:t xml:space="preserve">Test type</w:t>
+      </w:r>
+      <w:r>
+        <w:t xml:space="preserve">:</w:t>
+      </w:r>
+      <w:r>
+        <w:t xml:space="preserve"> </w:t>
+      </w:r>
+      <w:r>
+        <w:rPr>
+          <w:rStyle w:val="VerbatimChar"/>
+        </w:rPr>
+        <w:t xml:space="preserve">integration</w:t>
+      </w:r>
+      <w:r>
+        <w:t xml:space="preserve"> </w:t>
+      </w:r>
+      <w:r>
+        <w:t xml:space="preserve">|</w:t>
+      </w:r>
+      <w:r>
+        <w:t xml:space="preserve"> </w:t>
+      </w:r>
+      <w:r>
+        <w:rPr>
+          <w:b/>
+          <w:bCs/>
+        </w:rPr>
+        <w:t xml:space="preserve">Oracle basis</w:t>
+      </w:r>
+      <w:r>
+        <w:t xml:space="preserve">:</w:t>
+      </w:r>
+      <w:r>
+        <w:t xml:space="preserve"> </w:t>
+      </w:r>
+      <w:r>
+        <w:rPr>
+          <w:rStyle w:val="VerbatimChar"/>
+        </w:rPr>
+        <w:t xml:space="preserve">source_grounded</w:t>
+      </w:r>
+    </w:p>
+    <w:p>
+      <w:pPr>
+        <w:pStyle w:val="Compact"/>
+        <w:numPr>
+          <w:ilvl w:val="0"/>
+          <w:numId w:val="1097"/>
+        </w:numPr>
+      </w:pPr>
+      <w:r>
+        <w:rPr>
+          <w:b/>
+          <w:bCs/>
+        </w:rPr>
+        <w:t xml:space="preserve">Objective</w:t>
+      </w:r>
+      <w:r>
+        <w:t xml:space="preserve">: Confirm FB2-SYS-SYR-000006’s validity-marking and envelope-check criteria against the pinned source. Two independent gates are available. On the acquisition side, the current-sensor receive callback sets the per-string invalidMeasurement flag on every channel error it handles and clears it on reset,…</w:t>
+      </w:r>
+    </w:p>
+    <w:p>
+      <w:pPr>
+        <w:pStyle w:val="Compact"/>
+        <w:numPr>
+          <w:ilvl w:val="0"/>
+          <w:numId w:val="1097"/>
+        </w:numPr>
+      </w:pPr>
+      <w:r>
+        <w:rPr>
+          <w:b/>
+          <w:bCs/>
+        </w:rPr>
+        <w:t xml:space="preserve">Preconditions</w:t>
+      </w:r>
+      <w:r>
+        <w:t xml:space="preserve">: The current-sensor receive callback is linked so that channel-error handling can be driven., The SOA module is linked with the database write path so that the invalid flags it reads are the one…</w:t>
+      </w:r>
+    </w:p>
+    <w:p>
+      <w:pPr>
+        <w:pStyle w:val="Compact"/>
+        <w:numPr>
+          <w:ilvl w:val="0"/>
+          <w:numId w:val="1097"/>
+        </w:numPr>
+      </w:pPr>
+      <w:r>
+        <w:rPr>
+          <w:b/>
+          <w:bCs/>
+        </w:rPr>
+        <w:t xml:space="preserve">Environment</w:t>
+      </w:r>
+      <w:r>
+        <w:t xml:space="preserve">: POSIX host (Linux) running the unit-test build, with the current-sensor receive callback and the SOA module linked; foxBMS 2 application firmware built with the unit-test configuration; config</w:t>
+      </w:r>
+      <w:r>
+        <w:t xml:space="preserve"> </w:t>
+      </w:r>
+      <w:r>
+        <w:rPr>
+          <w:rStyle w:val="VerbatimChar"/>
+        </w:rPr>
+        <w:t xml:space="preserve">conf/unit/app_project_posix.yml</w:t>
+      </w:r>
+    </w:p>
+    <w:p>
+      <w:pPr>
+        <w:pStyle w:val="Compact"/>
+        <w:numPr>
+          <w:ilvl w:val="0"/>
+          <w:numId w:val="1097"/>
+        </w:numPr>
+      </w:pPr>
+      <w:r>
+        <w:rPr>
+          <w:b/>
+          <w:bCs/>
+        </w:rPr>
+        <w:t xml:space="preserve">Test cases (steps)</w:t>
+      </w:r>
+      <w:r>
+        <w:t xml:space="preserve">:</w:t>
+      </w:r>
+    </w:p>
+    <w:p>
+      <w:pPr>
+        <w:pStyle w:val="Compact"/>
+        <w:numPr>
+          <w:ilvl w:val="1"/>
+          <w:numId w:val="1098"/>
+        </w:numPr>
+      </w:pPr>
+      <w:r>
+        <w:rPr>
+          <w:b/>
+          <w:bCs/>
+        </w:rPr>
+        <w:t xml:space="preserve">Drive a channel-error indication for a monitored current channel and read that string’s invalidMeasurement flag.</w:t>
+      </w:r>
+      <w:r>
+        <w:t xml:space="preserve"> </w:t>
+      </w:r>
+      <w:r>
+        <w:t xml:space="preserve">→ expected: The flag is set, and it is set by the receive callback rather than by the consumer.</w:t>
+      </w:r>
+    </w:p>
+    <w:p>
+      <w:pPr>
+        <w:pStyle w:val="Compact"/>
+        <w:numPr>
+          <w:ilvl w:val="1"/>
+          <w:numId w:val="1098"/>
+        </w:numPr>
+      </w:pPr>
+      <w:r>
+        <w:rPr>
+          <w:b/>
+          <w:bCs/>
+        </w:rPr>
+        <w:t xml:space="preserve">Drive the reset of that channel error and read the flag again.</w:t>
+      </w:r>
+      <w:r>
+        <w:t xml:space="preserve"> </w:t>
+      </w:r>
+      <w:r>
+        <w:t xml:space="preserve">→ expected: The flag is cleared.</w:t>
+      </w:r>
+    </w:p>
+    <w:p>
+      <w:pPr>
+        <w:pStyle w:val="Compact"/>
+        <w:numPr>
+          <w:ilvl w:val="1"/>
+          <w:numId w:val="1098"/>
+        </w:numPr>
+      </w:pPr>
+      <w:r>
+        <w:rPr>
+          <w:b/>
+          <w:bCs/>
+        </w:rPr>
+        <w:t xml:space="preserve">With the flag set, present a string current above the applicable charge-direction limit and record the entries raised.</w:t>
+      </w:r>
+      <w:r>
+        <w:t xml:space="preserve"> </w:t>
+      </w:r>
+      <w:r>
+        <w:t xml:space="preserve">→ expected: No current-limit entry is raised for that string, and no entry at all is raised from the skipped branch.</w:t>
+      </w:r>
+    </w:p>
+    <w:p>
+      <w:pPr>
+        <w:pStyle w:val="Compact"/>
+        <w:numPr>
+          <w:ilvl w:val="1"/>
+          <w:numId w:val="1098"/>
+        </w:numPr>
+      </w:pPr>
+      <w:r>
+        <w:rPr>
+          <w:b/>
+          <w:bCs/>
+        </w:rPr>
+        <w:t xml:space="preserve">Clear the flag, present the identical current again and record the entries.</w:t>
+      </w:r>
+      <w:r>
+        <w:t xml:space="preserve"> </w:t>
+      </w:r>
+      <w:r>
+        <w:t xml:space="preserve">→ expected: The charge-direction current-limit entry is raised, which shows the skip in step 3 was caused by the flag and not by the value.</w:t>
+      </w:r>
+    </w:p>
+    <w:p>
+      <w:pPr>
+        <w:pStyle w:val="Compact"/>
+        <w:numPr>
+          <w:ilvl w:val="1"/>
+          <w:numId w:val="1098"/>
+        </w:numPr>
+      </w:pPr>
+      <w:r>
+        <w:rPr>
+          <w:b/>
+          <w:bCs/>
+        </w:rPr>
+        <w:t xml:space="preserve">Present a temperature above the applicable tier in each current direction and record the entries.</w:t>
+      </w:r>
+      <w:r>
+        <w:t xml:space="preserve"> </w:t>
+      </w:r>
+      <w:r>
+        <w:t xml:space="preserve">→ expected: The entries raised are the tier entries for the direction in force, not for both directions.</w:t>
+      </w:r>
+    </w:p>
+    <w:p>
+      <w:pPr>
+        <w:pStyle w:val="Compact"/>
+        <w:numPr>
+          <w:ilvl w:val="0"/>
+          <w:numId w:val="1097"/>
+        </w:numPr>
+      </w:pPr>
+      <w:r>
+        <w:rPr>
+          <w:b/>
+          <w:bCs/>
+        </w:rPr>
+        <w:t xml:space="preserve">Expected outcomes</w:t>
+      </w:r>
+      <w:r>
+        <w:t xml:space="preserve">:</w:t>
+      </w:r>
+    </w:p>
+    <w:p>
+      <w:pPr>
+        <w:pStyle w:val="Compact"/>
+        <w:numPr>
+          <w:ilvl w:val="1"/>
+          <w:numId w:val="1099"/>
+        </w:numPr>
+      </w:pPr>
+      <w:r>
+        <w:rPr>
+          <w:rStyle w:val="VerbatimChar"/>
+        </w:rPr>
+        <w:t xml:space="preserve">invalid_flag_set_at_acquisition_boundary</w:t>
+      </w:r>
+      <w:r>
+        <w:t xml:space="preserve"> </w:t>
+      </w:r>
+      <w:r>
+        <w:t xml:space="preserve">= true (tolerance exact)</w:t>
+      </w:r>
+    </w:p>
+    <w:p>
+      <w:pPr>
+        <w:pStyle w:val="Compact"/>
+        <w:numPr>
+          <w:ilvl w:val="1"/>
+          <w:numId w:val="1099"/>
+        </w:numPr>
+      </w:pPr>
+      <w:r>
+        <w:rPr>
+          <w:rStyle w:val="VerbatimChar"/>
+        </w:rPr>
+        <w:t xml:space="preserve">limit_entries_raised_while_invalid</w:t>
+      </w:r>
+      <w:r>
+        <w:t xml:space="preserve"> </w:t>
+      </w:r>
+      <w:r>
+        <w:t xml:space="preserve">= 0 (tolerance exact)</w:t>
+      </w:r>
+    </w:p>
+    <w:p>
+      <w:pPr>
+        <w:pStyle w:val="Compact"/>
+        <w:numPr>
+          <w:ilvl w:val="1"/>
+          <w:numId w:val="1099"/>
+        </w:numPr>
+      </w:pPr>
+      <w:r>
+        <w:rPr>
+          <w:rStyle w:val="VerbatimChar"/>
+        </w:rPr>
+        <w:t xml:space="preserve">limit_entries_raised_after_validity_restored</w:t>
+      </w:r>
+      <w:r>
+        <w:t xml:space="preserve"> </w:t>
+      </w:r>
+      <w:r>
+        <w:t xml:space="preserve">= at least 1 (tolerance at least)</w:t>
+      </w:r>
+    </w:p>
+    <w:p>
+      <w:pPr>
+        <w:pStyle w:val="Compact"/>
+        <w:numPr>
+          <w:ilvl w:val="1"/>
+          <w:numId w:val="1099"/>
+        </w:numPr>
+      </w:pPr>
+      <w:r>
+        <w:rPr>
+          <w:rStyle w:val="VerbatimChar"/>
+        </w:rPr>
+        <w:t xml:space="preserve">temperature_tiers_selected_by_direction</w:t>
+      </w:r>
+      <w:r>
+        <w:t xml:space="preserve"> </w:t>
+      </w:r>
+      <w:r>
+        <w:t xml:space="preserve">= true (tolerance exact)</w:t>
+      </w:r>
+    </w:p>
+    <w:bookmarkEnd w:id="57"/>
+    <w:bookmarkEnd w:id="58"/>
+    <w:bookmarkStart w:id="59" w:name="test-cases"/>
     <w:p>
       <w:pPr>
         <w:pStyle w:val="Heading2"/>
@@ -8873,7 +11728,7 @@
         <w:pStyle w:val="Compact"/>
         <w:numPr>
           <w:ilvl w:val="0"/>
-          <w:numId w:val="1076"/>
+          <w:numId w:val="1100"/>
         </w:numPr>
       </w:pPr>
       <w:r>
@@ -8894,7 +11749,7 @@
         <w:pStyle w:val="Compact"/>
         <w:numPr>
           <w:ilvl w:val="0"/>
-          <w:numId w:val="1076"/>
+          <w:numId w:val="1100"/>
         </w:numPr>
       </w:pPr>
       <w:r>
@@ -8915,7 +11770,7 @@
         <w:pStyle w:val="Compact"/>
         <w:numPr>
           <w:ilvl w:val="0"/>
-          <w:numId w:val="1076"/>
+          <w:numId w:val="1100"/>
         </w:numPr>
       </w:pPr>
       <w:r>
@@ -8936,7 +11791,7 @@
         <w:pStyle w:val="Compact"/>
         <w:numPr>
           <w:ilvl w:val="0"/>
-          <w:numId w:val="1076"/>
+          <w:numId w:val="1100"/>
         </w:numPr>
       </w:pPr>
       <w:r>
@@ -8957,7 +11812,7 @@
         <w:pStyle w:val="Compact"/>
         <w:numPr>
           <w:ilvl w:val="0"/>
-          <w:numId w:val="1076"/>
+          <w:numId w:val="1100"/>
         </w:numPr>
       </w:pPr>
       <w:r>
@@ -8978,7 +11833,7 @@
         <w:pStyle w:val="Compact"/>
         <w:numPr>
           <w:ilvl w:val="0"/>
-          <w:numId w:val="1076"/>
+          <w:numId w:val="1100"/>
         </w:numPr>
       </w:pPr>
       <w:r>
@@ -8999,7 +11854,7 @@
         <w:pStyle w:val="Compact"/>
         <w:numPr>
           <w:ilvl w:val="0"/>
-          <w:numId w:val="1076"/>
+          <w:numId w:val="1100"/>
         </w:numPr>
       </w:pPr>
       <w:r>
@@ -9020,7 +11875,7 @@
         <w:pStyle w:val="Compact"/>
         <w:numPr>
           <w:ilvl w:val="0"/>
-          <w:numId w:val="1076"/>
+          <w:numId w:val="1100"/>
         </w:numPr>
       </w:pPr>
       <w:r>
@@ -9041,7 +11896,7 @@
         <w:pStyle w:val="Compact"/>
         <w:numPr>
           <w:ilvl w:val="0"/>
-          <w:numId w:val="1076"/>
+          <w:numId w:val="1100"/>
         </w:numPr>
       </w:pPr>
       <w:r>
@@ -9062,7 +11917,7 @@
         <w:pStyle w:val="Compact"/>
         <w:numPr>
           <w:ilvl w:val="0"/>
-          <w:numId w:val="1076"/>
+          <w:numId w:val="1100"/>
         </w:numPr>
       </w:pPr>
       <w:r>
@@ -9083,7 +11938,7 @@
         <w:pStyle w:val="Compact"/>
         <w:numPr>
           <w:ilvl w:val="0"/>
-          <w:numId w:val="1076"/>
+          <w:numId w:val="1100"/>
         </w:numPr>
       </w:pPr>
       <w:r>
@@ -9104,7 +11959,7 @@
         <w:pStyle w:val="Compact"/>
         <w:numPr>
           <w:ilvl w:val="0"/>
-          <w:numId w:val="1076"/>
+          <w:numId w:val="1100"/>
         </w:numPr>
       </w:pPr>
       <w:r>
@@ -9125,7 +11980,7 @@
         <w:pStyle w:val="Compact"/>
         <w:numPr>
           <w:ilvl w:val="0"/>
-          <w:numId w:val="1076"/>
+          <w:numId w:val="1100"/>
         </w:numPr>
       </w:pPr>
       <w:r>
@@ -9146,7 +12001,7 @@
         <w:pStyle w:val="Compact"/>
         <w:numPr>
           <w:ilvl w:val="0"/>
-          <w:numId w:val="1076"/>
+          <w:numId w:val="1100"/>
         </w:numPr>
       </w:pPr>
       <w:r>
@@ -9167,7 +12022,7 @@
         <w:pStyle w:val="Compact"/>
         <w:numPr>
           <w:ilvl w:val="0"/>
-          <w:numId w:val="1076"/>
+          <w:numId w:val="1100"/>
         </w:numPr>
       </w:pPr>
       <w:r>
@@ -9188,7 +12043,7 @@
         <w:pStyle w:val="Compact"/>
         <w:numPr>
           <w:ilvl w:val="0"/>
-          <w:numId w:val="1076"/>
+          <w:numId w:val="1100"/>
         </w:numPr>
       </w:pPr>
       <w:r>
@@ -9209,7 +12064,7 @@
         <w:pStyle w:val="Compact"/>
         <w:numPr>
           <w:ilvl w:val="0"/>
-          <w:numId w:val="1076"/>
+          <w:numId w:val="1100"/>
         </w:numPr>
       </w:pPr>
       <w:r>
@@ -9230,7 +12085,7 @@
         <w:pStyle w:val="Compact"/>
         <w:numPr>
           <w:ilvl w:val="0"/>
-          <w:numId w:val="1076"/>
+          <w:numId w:val="1100"/>
         </w:numPr>
       </w:pPr>
       <w:r>
@@ -9251,7 +12106,7 @@
         <w:pStyle w:val="Compact"/>
         <w:numPr>
           <w:ilvl w:val="0"/>
-          <w:numId w:val="1076"/>
+          <w:numId w:val="1100"/>
         </w:numPr>
       </w:pPr>
       <w:r>
@@ -9272,7 +12127,7 @@
         <w:pStyle w:val="Compact"/>
         <w:numPr>
           <w:ilvl w:val="0"/>
-          <w:numId w:val="1076"/>
+          <w:numId w:val="1100"/>
         </w:numPr>
       </w:pPr>
       <w:r>
@@ -9293,7 +12148,7 @@
         <w:pStyle w:val="Compact"/>
         <w:numPr>
           <w:ilvl w:val="0"/>
-          <w:numId w:val="1076"/>
+          <w:numId w:val="1100"/>
         </w:numPr>
       </w:pPr>
       <w:r>
@@ -9314,7 +12169,7 @@
         <w:pStyle w:val="Compact"/>
         <w:numPr>
           <w:ilvl w:val="0"/>
-          <w:numId w:val="1076"/>
+          <w:numId w:val="1100"/>
         </w:numPr>
       </w:pPr>
       <w:r>
@@ -9335,7 +12190,7 @@
         <w:pStyle w:val="Compact"/>
         <w:numPr>
           <w:ilvl w:val="0"/>
-          <w:numId w:val="1076"/>
+          <w:numId w:val="1100"/>
         </w:numPr>
       </w:pPr>
       <w:r>
@@ -9356,7 +12211,7 @@
         <w:pStyle w:val="Compact"/>
         <w:numPr>
           <w:ilvl w:val="0"/>
-          <w:numId w:val="1076"/>
+          <w:numId w:val="1100"/>
         </w:numPr>
       </w:pPr>
       <w:r>
@@ -9377,7 +12232,7 @@
         <w:pStyle w:val="Compact"/>
         <w:numPr>
           <w:ilvl w:val="0"/>
-          <w:numId w:val="1076"/>
+          <w:numId w:val="1100"/>
         </w:numPr>
       </w:pPr>
       <w:r>
@@ -9395,6 +12250,174 @@
     </w:p>
     <w:p>
       <w:pPr>
+        <w:pStyle w:val="Compact"/>
+        <w:numPr>
+          <w:ilvl w:val="0"/>
+          <w:numId w:val="1100"/>
+        </w:numPr>
+      </w:pPr>
+      <w:r>
+        <w:rPr>
+          <w:rStyle w:val="VerbatimChar"/>
+        </w:rPr>
+        <w:t xml:space="preserve">FB2-VER-TMS-000021</w:t>
+      </w:r>
+      <w:r>
+        <w:t xml:space="preserve"> </w:t>
+      </w:r>
+      <w:r>
+        <w:t xml:space="preserve">(synthetic_reference): 4 test case(s)</w:t>
+      </w:r>
+    </w:p>
+    <w:p>
+      <w:pPr>
+        <w:pStyle w:val="Compact"/>
+        <w:numPr>
+          <w:ilvl w:val="0"/>
+          <w:numId w:val="1100"/>
+        </w:numPr>
+      </w:pPr>
+      <w:r>
+        <w:rPr>
+          <w:rStyle w:val="VerbatimChar"/>
+        </w:rPr>
+        <w:t xml:space="preserve">FB2-VER-TMS-000022</w:t>
+      </w:r>
+      <w:r>
+        <w:t xml:space="preserve"> </w:t>
+      </w:r>
+      <w:r>
+        <w:t xml:space="preserve">(synthetic_reference): 5 test case(s)</w:t>
+      </w:r>
+    </w:p>
+    <w:p>
+      <w:pPr>
+        <w:pStyle w:val="Compact"/>
+        <w:numPr>
+          <w:ilvl w:val="0"/>
+          <w:numId w:val="1100"/>
+        </w:numPr>
+      </w:pPr>
+      <w:r>
+        <w:rPr>
+          <w:rStyle w:val="VerbatimChar"/>
+        </w:rPr>
+        <w:t xml:space="preserve">FB2-VER-TMS-000023</w:t>
+      </w:r>
+      <w:r>
+        <w:t xml:space="preserve"> </w:t>
+      </w:r>
+      <w:r>
+        <w:t xml:space="preserve">(synthetic_reference): 5 test case(s)</w:t>
+      </w:r>
+    </w:p>
+    <w:p>
+      <w:pPr>
+        <w:pStyle w:val="Compact"/>
+        <w:numPr>
+          <w:ilvl w:val="0"/>
+          <w:numId w:val="1100"/>
+        </w:numPr>
+      </w:pPr>
+      <w:r>
+        <w:rPr>
+          <w:rStyle w:val="VerbatimChar"/>
+        </w:rPr>
+        <w:t xml:space="preserve">FB2-VER-TMS-000024</w:t>
+      </w:r>
+      <w:r>
+        <w:t xml:space="preserve"> </w:t>
+      </w:r>
+      <w:r>
+        <w:t xml:space="preserve">(synthetic_reference): 4 test case(s)</w:t>
+      </w:r>
+    </w:p>
+    <w:p>
+      <w:pPr>
+        <w:pStyle w:val="Compact"/>
+        <w:numPr>
+          <w:ilvl w:val="0"/>
+          <w:numId w:val="1100"/>
+        </w:numPr>
+      </w:pPr>
+      <w:r>
+        <w:rPr>
+          <w:rStyle w:val="VerbatimChar"/>
+        </w:rPr>
+        <w:t xml:space="preserve">FB2-VER-TMS-000025</w:t>
+      </w:r>
+      <w:r>
+        <w:t xml:space="preserve"> </w:t>
+      </w:r>
+      <w:r>
+        <w:t xml:space="preserve">(synthetic_reference): 5 test case(s)</w:t>
+      </w:r>
+    </w:p>
+    <w:p>
+      <w:pPr>
+        <w:pStyle w:val="Compact"/>
+        <w:numPr>
+          <w:ilvl w:val="0"/>
+          <w:numId w:val="1100"/>
+        </w:numPr>
+      </w:pPr>
+      <w:r>
+        <w:rPr>
+          <w:rStyle w:val="VerbatimChar"/>
+        </w:rPr>
+        <w:t xml:space="preserve">FB2-VER-TMS-000026</w:t>
+      </w:r>
+      <w:r>
+        <w:t xml:space="preserve"> </w:t>
+      </w:r>
+      <w:r>
+        <w:t xml:space="preserve">(synthetic_reference): 5 test case(s)</w:t>
+      </w:r>
+    </w:p>
+    <w:p>
+      <w:pPr>
+        <w:pStyle w:val="Compact"/>
+        <w:numPr>
+          <w:ilvl w:val="0"/>
+          <w:numId w:val="1100"/>
+        </w:numPr>
+      </w:pPr>
+      <w:r>
+        <w:rPr>
+          <w:rStyle w:val="VerbatimChar"/>
+        </w:rPr>
+        <w:t xml:space="preserve">FB2-VER-TMS-000027</w:t>
+      </w:r>
+      <w:r>
+        <w:t xml:space="preserve"> </w:t>
+      </w:r>
+      <w:r>
+        <w:t xml:space="preserve">(synthetic_reference): 4 test case(s)</w:t>
+      </w:r>
+    </w:p>
+    <w:p>
+      <w:pPr>
+        <w:pStyle w:val="Compact"/>
+        <w:numPr>
+          <w:ilvl w:val="0"/>
+          <w:numId w:val="1100"/>
+        </w:numPr>
+      </w:pPr>
+      <w:r>
+        <w:rPr>
+          <w:rStyle w:val="VerbatimChar"/>
+        </w:rPr>
+        <w:t xml:space="preserve">FB2-VER-TMS-000028</w:t>
+      </w:r>
+      <w:r>
+        <w:t xml:space="preserve"> </w:t>
+      </w:r>
+      <w:r>
+        <w:t xml:space="preserve">(synthetic_reference): 5 test case(s)</w:t>
+      </w:r>
+    </w:p>
+    <w:p>
+      <w:pPr>
         <w:pStyle w:val="FirstParagraph"/>
       </w:pPr>
       <w:r>
@@ -9405,11 +12428,11 @@
         <w:t xml:space="preserve">Total system-level test cases</w:t>
       </w:r>
       <w:r>
-        <w:t xml:space="preserve">: 94</w:t>
-      </w:r>
-    </w:p>
-    <w:bookmarkEnd w:id="51"/>
-    <w:bookmarkStart w:id="88" w:name="execution-report"/>
+        <w:t xml:space="preserve">: 131</w:t>
+      </w:r>
+    </w:p>
+    <w:bookmarkEnd w:id="59"/>
+    <w:bookmarkStart w:id="104" w:name="execution-report"/>
     <w:p>
       <w:pPr>
         <w:pStyle w:val="Heading2"/>
@@ -9418,7 +12441,7 @@
         <w:t xml:space="preserve">Execution Report</w:t>
       </w:r>
     </w:p>
-    <w:bookmarkStart w:id="52" w:name="Xdfcbb195b635ebd9d7aa13bf1003943c818c8e0"/>
+    <w:bookmarkStart w:id="60" w:name="Xdfcbb195b635ebd9d7aa13bf1003943c818c8e0"/>
     <w:p>
       <w:pPr>
         <w:pStyle w:val="Heading5"/>
@@ -9447,7 +12470,7 @@
         <w:pStyle w:val="Compact"/>
         <w:numPr>
           <w:ilvl w:val="0"/>
-          <w:numId w:val="1077"/>
+          <w:numId w:val="1101"/>
         </w:numPr>
       </w:pPr>
       <w:r>
@@ -9532,7 +12555,7 @@
         <w:pStyle w:val="Compact"/>
         <w:numPr>
           <w:ilvl w:val="0"/>
-          <w:numId w:val="1077"/>
+          <w:numId w:val="1101"/>
         </w:numPr>
       </w:pPr>
       <w:r>
@@ -9551,7 +12574,7 @@
         <w:pStyle w:val="Compact"/>
         <w:numPr>
           <w:ilvl w:val="0"/>
-          <w:numId w:val="1077"/>
+          <w:numId w:val="1101"/>
         </w:numPr>
       </w:pPr>
       <w:r>
@@ -9586,8 +12609,8 @@
         <w:t xml:space="preserve">tests/unit/app/application/soa/test_soa.c</w:t>
       </w:r>
     </w:p>
-    <w:bookmarkEnd w:id="52"/>
-    <w:bookmarkStart w:id="53" w:name="Xbdebd7c22a456d9a1b22517a9fa3efa8d0e830b"/>
+    <w:bookmarkEnd w:id="60"/>
+    <w:bookmarkStart w:id="61" w:name="Xbdebd7c22a456d9a1b22517a9fa3efa8d0e830b"/>
     <w:p>
       <w:pPr>
         <w:pStyle w:val="Heading5"/>
@@ -9616,7 +12639,7 @@
         <w:pStyle w:val="Compact"/>
         <w:numPr>
           <w:ilvl w:val="0"/>
-          <w:numId w:val="1078"/>
+          <w:numId w:val="1102"/>
         </w:numPr>
       </w:pPr>
       <w:r>
@@ -9701,7 +12724,7 @@
         <w:pStyle w:val="Compact"/>
         <w:numPr>
           <w:ilvl w:val="0"/>
-          <w:numId w:val="1078"/>
+          <w:numId w:val="1102"/>
         </w:numPr>
       </w:pPr>
       <w:r>
@@ -9720,7 +12743,7 @@
         <w:pStyle w:val="Compact"/>
         <w:numPr>
           <w:ilvl w:val="0"/>
-          <w:numId w:val="1078"/>
+          <w:numId w:val="1102"/>
         </w:numPr>
       </w:pPr>
       <w:r>
@@ -9755,8 +12778,8 @@
         <w:t xml:space="preserve">tests/unit/app/driver/contactor/test_contactor.c</w:t>
       </w:r>
     </w:p>
-    <w:bookmarkEnd w:id="53"/>
-    <w:bookmarkStart w:id="54" w:name="X5ae9f6c0bc43bbac94ae41e4c74d1b83533faf1"/>
+    <w:bookmarkEnd w:id="61"/>
+    <w:bookmarkStart w:id="62" w:name="X5ae9f6c0bc43bbac94ae41e4c74d1b83533faf1"/>
     <w:p>
       <w:pPr>
         <w:pStyle w:val="Heading5"/>
@@ -9785,7 +12808,7 @@
         <w:pStyle w:val="Compact"/>
         <w:numPr>
           <w:ilvl w:val="0"/>
-          <w:numId w:val="1079"/>
+          <w:numId w:val="1103"/>
         </w:numPr>
       </w:pPr>
       <w:r>
@@ -9870,7 +12893,7 @@
         <w:pStyle w:val="Compact"/>
         <w:numPr>
           <w:ilvl w:val="0"/>
-          <w:numId w:val="1079"/>
+          <w:numId w:val="1103"/>
         </w:numPr>
       </w:pPr>
       <w:r>
@@ -9889,7 +12912,7 @@
         <w:pStyle w:val="Compact"/>
         <w:numPr>
           <w:ilvl w:val="0"/>
-          <w:numId w:val="1079"/>
+          <w:numId w:val="1103"/>
         </w:numPr>
       </w:pPr>
       <w:r>
@@ -9924,8 +12947,8 @@
         <w:t xml:space="preserve">tests/unit/app/driver/afe/api/test_afe_plausibility.c</w:t>
       </w:r>
     </w:p>
-    <w:bookmarkEnd w:id="54"/>
-    <w:bookmarkStart w:id="55" w:name="X1730c4f476c3ad18c7403f0428b624dcc66c900"/>
+    <w:bookmarkEnd w:id="62"/>
+    <w:bookmarkStart w:id="63" w:name="X1730c4f476c3ad18c7403f0428b624dcc66c900"/>
     <w:p>
       <w:pPr>
         <w:pStyle w:val="Heading5"/>
@@ -9954,7 +12977,7 @@
         <w:pStyle w:val="Compact"/>
         <w:numPr>
           <w:ilvl w:val="0"/>
-          <w:numId w:val="1080"/>
+          <w:numId w:val="1104"/>
         </w:numPr>
       </w:pPr>
       <w:r>
@@ -10039,7 +13062,7 @@
         <w:pStyle w:val="Compact"/>
         <w:numPr>
           <w:ilvl w:val="0"/>
-          <w:numId w:val="1080"/>
+          <w:numId w:val="1104"/>
         </w:numPr>
       </w:pPr>
       <w:r>
@@ -10058,7 +13081,7 @@
         <w:pStyle w:val="Compact"/>
         <w:numPr>
           <w:ilvl w:val="0"/>
-          <w:numId w:val="1080"/>
+          <w:numId w:val="1104"/>
         </w:numPr>
       </w:pPr>
       <w:r>
@@ -10093,8 +13116,8 @@
         <w:t xml:space="preserve">tests/unit/app/driver/afe/ltc/6813-1/test_ltc_6813-1.c</w:t>
       </w:r>
     </w:p>
-    <w:bookmarkEnd w:id="55"/>
-    <w:bookmarkStart w:id="56" w:name="X9230fd3a98d151925c0b50835facfd00ce73936"/>
+    <w:bookmarkEnd w:id="63"/>
+    <w:bookmarkStart w:id="64" w:name="X9230fd3a98d151925c0b50835facfd00ce73936"/>
     <w:p>
       <w:pPr>
         <w:pStyle w:val="Heading5"/>
@@ -10123,7 +13146,7 @@
         <w:pStyle w:val="Compact"/>
         <w:numPr>
           <w:ilvl w:val="0"/>
-          <w:numId w:val="1081"/>
+          <w:numId w:val="1105"/>
         </w:numPr>
       </w:pPr>
       <w:r>
@@ -10208,7 +13231,7 @@
         <w:pStyle w:val="Compact"/>
         <w:numPr>
           <w:ilvl w:val="0"/>
-          <w:numId w:val="1081"/>
+          <w:numId w:val="1105"/>
         </w:numPr>
       </w:pPr>
       <w:r>
@@ -10227,7 +13250,7 @@
         <w:pStyle w:val="Compact"/>
         <w:numPr>
           <w:ilvl w:val="0"/>
-          <w:numId w:val="1081"/>
+          <w:numId w:val="1105"/>
         </w:numPr>
       </w:pPr>
       <w:r>
@@ -10262,8 +13285,8 @@
         <w:t xml:space="preserve">tests/unit/app/driver/contactor/test_contactor.c</w:t>
       </w:r>
     </w:p>
-    <w:bookmarkEnd w:id="56"/>
-    <w:bookmarkStart w:id="57" w:name="X852e15fa8932024ec65ab58a0565c1893ee68ea"/>
+    <w:bookmarkEnd w:id="64"/>
+    <w:bookmarkStart w:id="65" w:name="X852e15fa8932024ec65ab58a0565c1893ee68ea"/>
     <w:p>
       <w:pPr>
         <w:pStyle w:val="Heading5"/>
@@ -10292,7 +13315,7 @@
         <w:pStyle w:val="Compact"/>
         <w:numPr>
           <w:ilvl w:val="0"/>
-          <w:numId w:val="1082"/>
+          <w:numId w:val="1106"/>
         </w:numPr>
       </w:pPr>
       <w:r>
@@ -10377,7 +13400,7 @@
         <w:pStyle w:val="Compact"/>
         <w:numPr>
           <w:ilvl w:val="0"/>
-          <w:numId w:val="1082"/>
+          <w:numId w:val="1106"/>
         </w:numPr>
       </w:pPr>
       <w:r>
@@ -10396,7 +13419,7 @@
         <w:pStyle w:val="Compact"/>
         <w:numPr>
           <w:ilvl w:val="0"/>
-          <w:numId w:val="1082"/>
+          <w:numId w:val="1106"/>
         </w:numPr>
       </w:pPr>
       <w:r>
@@ -10443,8 +13466,8 @@
         <w:t xml:space="preserve">src/os/freertos/freertos/include/mpu_wrappers.h</w:t>
       </w:r>
     </w:p>
-    <w:bookmarkEnd w:id="57"/>
-    <w:bookmarkStart w:id="58" w:name="Xed2ac61d3beb0040b9545492503b18292c9df63"/>
+    <w:bookmarkEnd w:id="65"/>
+    <w:bookmarkStart w:id="66" w:name="Xed2ac61d3beb0040b9545492503b18292c9df63"/>
     <w:p>
       <w:pPr>
         <w:pStyle w:val="Heading5"/>
@@ -10473,7 +13496,7 @@
         <w:pStyle w:val="Compact"/>
         <w:numPr>
           <w:ilvl w:val="0"/>
-          <w:numId w:val="1083"/>
+          <w:numId w:val="1107"/>
         </w:numPr>
       </w:pPr>
       <w:r>
@@ -10558,7 +13581,7 @@
         <w:pStyle w:val="Compact"/>
         <w:numPr>
           <w:ilvl w:val="0"/>
-          <w:numId w:val="1083"/>
+          <w:numId w:val="1107"/>
         </w:numPr>
       </w:pPr>
       <w:r>
@@ -10577,7 +13600,7 @@
         <w:pStyle w:val="Compact"/>
         <w:numPr>
           <w:ilvl w:val="0"/>
-          <w:numId w:val="1083"/>
+          <w:numId w:val="1107"/>
         </w:numPr>
       </w:pPr>
       <w:r>
@@ -10624,8 +13647,8 @@
         <w:t xml:space="preserve">src/os/freertos/freertos/include/mpu_wrappers.h</w:t>
       </w:r>
     </w:p>
-    <w:bookmarkEnd w:id="58"/>
-    <w:bookmarkStart w:id="59" w:name="Xc20ed2e3f74ee829eec6c2854ed37d30de0c84f"/>
+    <w:bookmarkEnd w:id="66"/>
+    <w:bookmarkStart w:id="67" w:name="Xc20ed2e3f74ee829eec6c2854ed37d30de0c84f"/>
     <w:p>
       <w:pPr>
         <w:pStyle w:val="Heading5"/>
@@ -10654,7 +13677,7 @@
         <w:pStyle w:val="Compact"/>
         <w:numPr>
           <w:ilvl w:val="0"/>
-          <w:numId w:val="1084"/>
+          <w:numId w:val="1108"/>
         </w:numPr>
       </w:pPr>
       <w:r>
@@ -10739,7 +13762,7 @@
         <w:pStyle w:val="Compact"/>
         <w:numPr>
           <w:ilvl w:val="0"/>
-          <w:numId w:val="1084"/>
+          <w:numId w:val="1108"/>
         </w:numPr>
       </w:pPr>
       <w:r>
@@ -10758,7 +13781,7 @@
         <w:pStyle w:val="Compact"/>
         <w:numPr>
           <w:ilvl w:val="0"/>
-          <w:numId w:val="1084"/>
+          <w:numId w:val="1108"/>
         </w:numPr>
       </w:pPr>
       <w:r>
@@ -10793,8 +13816,8 @@
         <w:t xml:space="preserve">tests/unit/app/application/algorithm/moving_average/test_moving_average.c</w:t>
       </w:r>
     </w:p>
-    <w:bookmarkEnd w:id="59"/>
-    <w:bookmarkStart w:id="60" w:name="Xd15baab818c7038e297fe24b13b485a75748ef7"/>
+    <w:bookmarkEnd w:id="67"/>
+    <w:bookmarkStart w:id="68" w:name="Xd15baab818c7038e297fe24b13b485a75748ef7"/>
     <w:p>
       <w:pPr>
         <w:pStyle w:val="Heading5"/>
@@ -10823,7 +13846,7 @@
         <w:pStyle w:val="Compact"/>
         <w:numPr>
           <w:ilvl w:val="0"/>
-          <w:numId w:val="1085"/>
+          <w:numId w:val="1109"/>
         </w:numPr>
       </w:pPr>
       <w:r>
@@ -10908,7 +13931,7 @@
         <w:pStyle w:val="Compact"/>
         <w:numPr>
           <w:ilvl w:val="0"/>
-          <w:numId w:val="1085"/>
+          <w:numId w:val="1109"/>
         </w:numPr>
       </w:pPr>
       <w:r>
@@ -10927,7 +13950,7 @@
         <w:pStyle w:val="Compact"/>
         <w:numPr>
           <w:ilvl w:val="0"/>
-          <w:numId w:val="1085"/>
+          <w:numId w:val="1109"/>
         </w:numPr>
       </w:pPr>
       <w:r>
@@ -10962,8 +13985,8 @@
         <w:t xml:space="preserve">tests/unit/app/application/algorithm/state_estimation/soc/lookup-table/test_soc_lookup-table.c</w:t>
       </w:r>
     </w:p>
-    <w:bookmarkEnd w:id="60"/>
-    <w:bookmarkStart w:id="61" w:name="X57c3ddd1bbec4f9d69602cb29ffc13d2a2a1434"/>
+    <w:bookmarkEnd w:id="68"/>
+    <w:bookmarkStart w:id="69" w:name="X57c3ddd1bbec4f9d69602cb29ffc13d2a2a1434"/>
     <w:p>
       <w:pPr>
         <w:pStyle w:val="Heading5"/>
@@ -10992,7 +14015,7 @@
         <w:pStyle w:val="Compact"/>
         <w:numPr>
           <w:ilvl w:val="0"/>
-          <w:numId w:val="1086"/>
+          <w:numId w:val="1110"/>
         </w:numPr>
       </w:pPr>
       <w:r>
@@ -11077,7 +14100,7 @@
         <w:pStyle w:val="Compact"/>
         <w:numPr>
           <w:ilvl w:val="0"/>
-          <w:numId w:val="1086"/>
+          <w:numId w:val="1110"/>
         </w:numPr>
       </w:pPr>
       <w:r>
@@ -11096,7 +14119,7 @@
         <w:pStyle w:val="Compact"/>
         <w:numPr>
           <w:ilvl w:val="0"/>
-          <w:numId w:val="1086"/>
+          <w:numId w:val="1110"/>
         </w:numPr>
       </w:pPr>
       <w:r>
@@ -11131,8 +14154,8 @@
         <w:t xml:space="preserve">tests/unit/app/application/algorithm/state_estimation/test_state_estimation.c</w:t>
       </w:r>
     </w:p>
-    <w:bookmarkEnd w:id="61"/>
-    <w:bookmarkStart w:id="62" w:name="X1e2854cc0240bb293c48ef4370a139dfec5f1ac"/>
+    <w:bookmarkEnd w:id="69"/>
+    <w:bookmarkStart w:id="70" w:name="X1e2854cc0240bb293c48ef4370a139dfec5f1ac"/>
     <w:p>
       <w:pPr>
         <w:pStyle w:val="Heading5"/>
@@ -11161,7 +14184,7 @@
         <w:pStyle w:val="Compact"/>
         <w:numPr>
           <w:ilvl w:val="0"/>
-          <w:numId w:val="1087"/>
+          <w:numId w:val="1111"/>
         </w:numPr>
       </w:pPr>
       <w:r>
@@ -11246,7 +14269,7 @@
         <w:pStyle w:val="Compact"/>
         <w:numPr>
           <w:ilvl w:val="0"/>
-          <w:numId w:val="1087"/>
+          <w:numId w:val="1111"/>
         </w:numPr>
       </w:pPr>
       <w:r>
@@ -11265,7 +14288,7 @@
         <w:pStyle w:val="Compact"/>
         <w:numPr>
           <w:ilvl w:val="0"/>
-          <w:numId w:val="1087"/>
+          <w:numId w:val="1111"/>
         </w:numPr>
       </w:pPr>
       <w:r>
@@ -11300,8 +14323,8 @@
         <w:t xml:space="preserve">tests/unit/app/driver/afe/debug/default/test_debug_default.c</w:t>
       </w:r>
     </w:p>
-    <w:bookmarkEnd w:id="62"/>
-    <w:bookmarkStart w:id="63" w:name="X65fbcea3c1c6fcfd46418ba6688697853952320"/>
+    <w:bookmarkEnd w:id="70"/>
+    <w:bookmarkStart w:id="71" w:name="X65fbcea3c1c6fcfd46418ba6688697853952320"/>
     <w:p>
       <w:pPr>
         <w:pStyle w:val="Heading5"/>
@@ -11330,7 +14353,7 @@
         <w:pStyle w:val="Compact"/>
         <w:numPr>
           <w:ilvl w:val="0"/>
-          <w:numId w:val="1088"/>
+          <w:numId w:val="1112"/>
         </w:numPr>
       </w:pPr>
       <w:r>
@@ -11415,7 +14438,7 @@
         <w:pStyle w:val="Compact"/>
         <w:numPr>
           <w:ilvl w:val="0"/>
-          <w:numId w:val="1088"/>
+          <w:numId w:val="1112"/>
         </w:numPr>
       </w:pPr>
       <w:r>
@@ -11434,7 +14457,7 @@
         <w:pStyle w:val="Compact"/>
         <w:numPr>
           <w:ilvl w:val="0"/>
-          <w:numId w:val="1088"/>
+          <w:numId w:val="1112"/>
         </w:numPr>
       </w:pPr>
       <w:r>
@@ -11469,8 +14492,8 @@
         <w:t xml:space="preserve">tests/unit/app/engine/config/test_diag_cfg.c</w:t>
       </w:r>
     </w:p>
-    <w:bookmarkEnd w:id="63"/>
-    <w:bookmarkStart w:id="64" w:name="X6a691bf1e0c6ef2f820a8d9a5dd0182ab749d55"/>
+    <w:bookmarkEnd w:id="71"/>
+    <w:bookmarkStart w:id="72" w:name="X6a691bf1e0c6ef2f820a8d9a5dd0182ab749d55"/>
     <w:p>
       <w:pPr>
         <w:pStyle w:val="Heading5"/>
@@ -11499,7 +14522,7 @@
         <w:pStyle w:val="Compact"/>
         <w:numPr>
           <w:ilvl w:val="0"/>
-          <w:numId w:val="1089"/>
+          <w:numId w:val="1113"/>
         </w:numPr>
       </w:pPr>
       <w:r>
@@ -11584,7 +14607,7 @@
         <w:pStyle w:val="Compact"/>
         <w:numPr>
           <w:ilvl w:val="0"/>
-          <w:numId w:val="1089"/>
+          <w:numId w:val="1113"/>
         </w:numPr>
       </w:pPr>
       <w:r>
@@ -11603,7 +14626,7 @@
         <w:pStyle w:val="Compact"/>
         <w:numPr>
           <w:ilvl w:val="0"/>
-          <w:numId w:val="1089"/>
+          <w:numId w:val="1113"/>
         </w:numPr>
       </w:pPr>
       <w:r>
@@ -11638,8 +14661,8 @@
         <w:t xml:space="preserve">tests/unit/app/application/redundancy/test_redundancy.c</w:t>
       </w:r>
     </w:p>
-    <w:bookmarkEnd w:id="64"/>
-    <w:bookmarkStart w:id="65" w:name="Xbd3ce133c53230afb016ff0f79186fc43ed1a1d"/>
+    <w:bookmarkEnd w:id="72"/>
+    <w:bookmarkStart w:id="73" w:name="Xbd3ce133c53230afb016ff0f79186fc43ed1a1d"/>
     <w:p>
       <w:pPr>
         <w:pStyle w:val="Heading5"/>
@@ -11668,7 +14691,7 @@
         <w:pStyle w:val="Compact"/>
         <w:numPr>
           <w:ilvl w:val="0"/>
-          <w:numId w:val="1090"/>
+          <w:numId w:val="1114"/>
         </w:numPr>
       </w:pPr>
       <w:r>
@@ -11753,7 +14776,7 @@
         <w:pStyle w:val="Compact"/>
         <w:numPr>
           <w:ilvl w:val="0"/>
-          <w:numId w:val="1090"/>
+          <w:numId w:val="1114"/>
         </w:numPr>
       </w:pPr>
       <w:r>
@@ -11772,7 +14795,7 @@
         <w:pStyle w:val="Compact"/>
         <w:numPr>
           <w:ilvl w:val="0"/>
-          <w:numId w:val="1090"/>
+          <w:numId w:val="1114"/>
         </w:numPr>
       </w:pPr>
       <w:r>
@@ -11807,8 +14830,8 @@
         <w:t xml:space="preserve">tests/unit/app/engine/diag/test_diag.c</w:t>
       </w:r>
     </w:p>
-    <w:bookmarkEnd w:id="65"/>
-    <w:bookmarkStart w:id="66" w:name="X117e4757074840e9753ddc39ca05d02f2b0bb60"/>
+    <w:bookmarkEnd w:id="73"/>
+    <w:bookmarkStart w:id="74" w:name="X117e4757074840e9753ddc39ca05d02f2b0bb60"/>
     <w:p>
       <w:pPr>
         <w:pStyle w:val="Heading5"/>
@@ -11837,7 +14860,7 @@
         <w:pStyle w:val="Compact"/>
         <w:numPr>
           <w:ilvl w:val="0"/>
-          <w:numId w:val="1091"/>
+          <w:numId w:val="1115"/>
         </w:numPr>
       </w:pPr>
       <w:r>
@@ -11922,7 +14945,7 @@
         <w:pStyle w:val="Compact"/>
         <w:numPr>
           <w:ilvl w:val="0"/>
-          <w:numId w:val="1091"/>
+          <w:numId w:val="1115"/>
         </w:numPr>
       </w:pPr>
       <w:r>
@@ -11941,7 +14964,7 @@
         <w:pStyle w:val="Compact"/>
         <w:numPr>
           <w:ilvl w:val="0"/>
-          <w:numId w:val="1091"/>
+          <w:numId w:val="1115"/>
         </w:numPr>
       </w:pPr>
       <w:r>
@@ -12072,8 +15095,8 @@
         <w:t xml:space="preserve">docs/artifacts/evidence/actual-runs/foxbms2-sil-host-unit-test-macos-2026-09-29/TASK2-SEGFAULT.md</w:t>
       </w:r>
     </w:p>
-    <w:bookmarkEnd w:id="66"/>
-    <w:bookmarkStart w:id="67" w:name="X5d38a87ca796d8b99b7855473c4e6ad2d4ee13b"/>
+    <w:bookmarkEnd w:id="74"/>
+    <w:bookmarkStart w:id="75" w:name="X5d38a87ca796d8b99b7855473c4e6ad2d4ee13b"/>
     <w:p>
       <w:pPr>
         <w:pStyle w:val="Heading5"/>
@@ -12102,7 +15125,7 @@
         <w:pStyle w:val="Compact"/>
         <w:numPr>
           <w:ilvl w:val="0"/>
-          <w:numId w:val="1092"/>
+          <w:numId w:val="1116"/>
         </w:numPr>
       </w:pPr>
       <w:r>
@@ -12187,7 +15210,7 @@
         <w:pStyle w:val="Compact"/>
         <w:numPr>
           <w:ilvl w:val="0"/>
-          <w:numId w:val="1092"/>
+          <w:numId w:val="1116"/>
         </w:numPr>
       </w:pPr>
       <w:r>
@@ -12206,7 +15229,7 @@
         <w:pStyle w:val="Compact"/>
         <w:numPr>
           <w:ilvl w:val="0"/>
-          <w:numId w:val="1092"/>
+          <w:numId w:val="1116"/>
         </w:numPr>
       </w:pPr>
       <w:r>
@@ -12241,8 +15264,8 @@
         <w:t xml:space="preserve">tests/unit/app/driver/afe/ltc/6813-1/test_ltc_6813-1.c</w:t>
       </w:r>
     </w:p>
-    <w:bookmarkEnd w:id="67"/>
-    <w:bookmarkStart w:id="68" w:name="X58e6a13ebb75e7eab5587c0d2e0108f87454767"/>
+    <w:bookmarkEnd w:id="75"/>
+    <w:bookmarkStart w:id="76" w:name="X58e6a13ebb75e7eab5587c0d2e0108f87454767"/>
     <w:p>
       <w:pPr>
         <w:pStyle w:val="Heading5"/>
@@ -12271,7 +15294,7 @@
         <w:pStyle w:val="Compact"/>
         <w:numPr>
           <w:ilvl w:val="0"/>
-          <w:numId w:val="1093"/>
+          <w:numId w:val="1117"/>
         </w:numPr>
       </w:pPr>
       <w:r>
@@ -12356,7 +15379,7 @@
         <w:pStyle w:val="Compact"/>
         <w:numPr>
           <w:ilvl w:val="0"/>
-          <w:numId w:val="1093"/>
+          <w:numId w:val="1117"/>
         </w:numPr>
       </w:pPr>
       <w:r>
@@ -12375,7 +15398,7 @@
         <w:pStyle w:val="Compact"/>
         <w:numPr>
           <w:ilvl w:val="0"/>
-          <w:numId w:val="1093"/>
+          <w:numId w:val="1117"/>
         </w:numPr>
       </w:pPr>
       <w:r>
@@ -12410,8 +15433,8 @@
         <w:t xml:space="preserve">tests/unit/app/application/soa/test_soa.c</w:t>
       </w:r>
     </w:p>
-    <w:bookmarkEnd w:id="68"/>
-    <w:bookmarkStart w:id="69" w:name="X608be2e9cbe6354c29f7899d1cb7bbc09e56f6a"/>
+    <w:bookmarkEnd w:id="76"/>
+    <w:bookmarkStart w:id="77" w:name="X608be2e9cbe6354c29f7899d1cb7bbc09e56f6a"/>
     <w:p>
       <w:pPr>
         <w:pStyle w:val="Heading5"/>
@@ -12440,7 +15463,7 @@
         <w:pStyle w:val="Compact"/>
         <w:numPr>
           <w:ilvl w:val="0"/>
-          <w:numId w:val="1094"/>
+          <w:numId w:val="1118"/>
         </w:numPr>
       </w:pPr>
       <w:r>
@@ -12525,7 +15548,7 @@
         <w:pStyle w:val="Compact"/>
         <w:numPr>
           <w:ilvl w:val="0"/>
-          <w:numId w:val="1094"/>
+          <w:numId w:val="1118"/>
         </w:numPr>
       </w:pPr>
       <w:r>
@@ -12544,7 +15567,7 @@
         <w:pStyle w:val="Compact"/>
         <w:numPr>
           <w:ilvl w:val="0"/>
-          <w:numId w:val="1094"/>
+          <w:numId w:val="1118"/>
         </w:numPr>
       </w:pPr>
       <w:r>
@@ -12579,8 +15602,8 @@
         <w:t xml:space="preserve">tests/unit/app/driver/contactor/test_contactor.c</w:t>
       </w:r>
     </w:p>
-    <w:bookmarkEnd w:id="69"/>
-    <w:bookmarkStart w:id="70" w:name="X8ea60dc6d7d50b612cb83d14c059f66e1accfc1"/>
+    <w:bookmarkEnd w:id="77"/>
+    <w:bookmarkStart w:id="78" w:name="X8ea60dc6d7d50b612cb83d14c059f66e1accfc1"/>
     <w:p>
       <w:pPr>
         <w:pStyle w:val="Heading5"/>
@@ -12609,7 +15632,7 @@
         <w:pStyle w:val="Compact"/>
         <w:numPr>
           <w:ilvl w:val="0"/>
-          <w:numId w:val="1095"/>
+          <w:numId w:val="1119"/>
         </w:numPr>
       </w:pPr>
       <w:r>
@@ -12694,7 +15717,7 @@
         <w:pStyle w:val="Compact"/>
         <w:numPr>
           <w:ilvl w:val="0"/>
-          <w:numId w:val="1095"/>
+          <w:numId w:val="1119"/>
         </w:numPr>
       </w:pPr>
       <w:r>
@@ -12713,7 +15736,7 @@
         <w:pStyle w:val="Compact"/>
         <w:numPr>
           <w:ilvl w:val="0"/>
-          <w:numId w:val="1095"/>
+          <w:numId w:val="1119"/>
         </w:numPr>
       </w:pPr>
       <w:r>
@@ -12748,8 +15771,8 @@
         <w:t xml:space="preserve">tests/unit/app/driver/afe/api/test_afe_plausibility.c</w:t>
       </w:r>
     </w:p>
-    <w:bookmarkEnd w:id="70"/>
-    <w:bookmarkStart w:id="71" w:name="X7820b97e901ffe40dd2fece6bbf18bfcaa11e2f"/>
+    <w:bookmarkEnd w:id="78"/>
+    <w:bookmarkStart w:id="79" w:name="X7820b97e901ffe40dd2fece6bbf18bfcaa11e2f"/>
     <w:p>
       <w:pPr>
         <w:pStyle w:val="Heading5"/>
@@ -12778,7 +15801,7 @@
         <w:pStyle w:val="Compact"/>
         <w:numPr>
           <w:ilvl w:val="0"/>
-          <w:numId w:val="1096"/>
+          <w:numId w:val="1120"/>
         </w:numPr>
       </w:pPr>
       <w:r>
@@ -12863,7 +15886,7 @@
         <w:pStyle w:val="Compact"/>
         <w:numPr>
           <w:ilvl w:val="0"/>
-          <w:numId w:val="1096"/>
+          <w:numId w:val="1120"/>
         </w:numPr>
       </w:pPr>
       <w:r>
@@ -12882,7 +15905,7 @@
         <w:pStyle w:val="Compact"/>
         <w:numPr>
           <w:ilvl w:val="0"/>
-          <w:numId w:val="1096"/>
+          <w:numId w:val="1120"/>
         </w:numPr>
       </w:pPr>
       <w:r>
@@ -12905,8 +15928,8 @@
         <w:t xml:space="preserve">FB2-VER-TMS-000004</w:t>
       </w:r>
     </w:p>
-    <w:bookmarkEnd w:id="71"/>
-    <w:bookmarkStart w:id="72" w:name="Xd5df19ad137a8dcd6d20b1cd54d559410ef780a"/>
+    <w:bookmarkEnd w:id="79"/>
+    <w:bookmarkStart w:id="80" w:name="Xd5df19ad137a8dcd6d20b1cd54d559410ef780a"/>
     <w:p>
       <w:pPr>
         <w:pStyle w:val="Heading5"/>
@@ -12935,7 +15958,7 @@
         <w:pStyle w:val="Compact"/>
         <w:numPr>
           <w:ilvl w:val="0"/>
-          <w:numId w:val="1097"/>
+          <w:numId w:val="1121"/>
         </w:numPr>
       </w:pPr>
       <w:r>
@@ -13020,7 +16043,7 @@
         <w:pStyle w:val="Compact"/>
         <w:numPr>
           <w:ilvl w:val="0"/>
-          <w:numId w:val="1097"/>
+          <w:numId w:val="1121"/>
         </w:numPr>
       </w:pPr>
       <w:r>
@@ -13039,7 +16062,7 @@
         <w:pStyle w:val="Compact"/>
         <w:numPr>
           <w:ilvl w:val="0"/>
-          <w:numId w:val="1097"/>
+          <w:numId w:val="1121"/>
         </w:numPr>
       </w:pPr>
       <w:r>
@@ -13074,8 +16097,8 @@
         <w:t xml:space="preserve">tests/unit/app/driver/afe/ltc/6813-1/test_ltc_6813-1.c</w:t>
       </w:r>
     </w:p>
-    <w:bookmarkEnd w:id="72"/>
-    <w:bookmarkStart w:id="73" w:name="X926876aa927ca90459db89eebf58172efb20f9d"/>
+    <w:bookmarkEnd w:id="80"/>
+    <w:bookmarkStart w:id="81" w:name="X926876aa927ca90459db89eebf58172efb20f9d"/>
     <w:p>
       <w:pPr>
         <w:pStyle w:val="Heading5"/>
@@ -13104,7 +16127,7 @@
         <w:pStyle w:val="Compact"/>
         <w:numPr>
           <w:ilvl w:val="0"/>
-          <w:numId w:val="1098"/>
+          <w:numId w:val="1122"/>
         </w:numPr>
       </w:pPr>
       <w:r>
@@ -13189,7 +16212,7 @@
         <w:pStyle w:val="Compact"/>
         <w:numPr>
           <w:ilvl w:val="0"/>
-          <w:numId w:val="1098"/>
+          <w:numId w:val="1122"/>
         </w:numPr>
       </w:pPr>
       <w:r>
@@ -13208,7 +16231,7 @@
         <w:pStyle w:val="Compact"/>
         <w:numPr>
           <w:ilvl w:val="0"/>
-          <w:numId w:val="1098"/>
+          <w:numId w:val="1122"/>
         </w:numPr>
       </w:pPr>
       <w:r>
@@ -13231,8 +16254,8 @@
         <w:t xml:space="preserve">FB2-VER-TMS-000006</w:t>
       </w:r>
     </w:p>
-    <w:bookmarkEnd w:id="73"/>
-    <w:bookmarkStart w:id="74" w:name="X80a7d444bc11145b87afcddbcca430e5d63535e"/>
+    <w:bookmarkEnd w:id="81"/>
+    <w:bookmarkStart w:id="82" w:name="X80a7d444bc11145b87afcddbcca430e5d63535e"/>
     <w:p>
       <w:pPr>
         <w:pStyle w:val="Heading5"/>
@@ -13261,7 +16284,7 @@
         <w:pStyle w:val="Compact"/>
         <w:numPr>
           <w:ilvl w:val="0"/>
-          <w:numId w:val="1099"/>
+          <w:numId w:val="1123"/>
         </w:numPr>
       </w:pPr>
       <w:r>
@@ -13346,7 +16369,7 @@
         <w:pStyle w:val="Compact"/>
         <w:numPr>
           <w:ilvl w:val="0"/>
-          <w:numId w:val="1099"/>
+          <w:numId w:val="1123"/>
         </w:numPr>
       </w:pPr>
       <w:r>
@@ -13365,7 +16388,7 @@
         <w:pStyle w:val="Compact"/>
         <w:numPr>
           <w:ilvl w:val="0"/>
-          <w:numId w:val="1099"/>
+          <w:numId w:val="1123"/>
         </w:numPr>
       </w:pPr>
       <w:r>
@@ -13388,8 +16411,8 @@
         <w:t xml:space="preserve">FB2-VER-TMS-000007</w:t>
       </w:r>
     </w:p>
-    <w:bookmarkEnd w:id="74"/>
-    <w:bookmarkStart w:id="75" w:name="X686618b7fec111e9c0ede5ebd839f74070728fe"/>
+    <w:bookmarkEnd w:id="82"/>
+    <w:bookmarkStart w:id="83" w:name="X686618b7fec111e9c0ede5ebd839f74070728fe"/>
     <w:p>
       <w:pPr>
         <w:pStyle w:val="Heading5"/>
@@ -13418,7 +16441,7 @@
         <w:pStyle w:val="Compact"/>
         <w:numPr>
           <w:ilvl w:val="0"/>
-          <w:numId w:val="1100"/>
+          <w:numId w:val="1124"/>
         </w:numPr>
       </w:pPr>
       <w:r>
@@ -13503,7 +16526,7 @@
         <w:pStyle w:val="Compact"/>
         <w:numPr>
           <w:ilvl w:val="0"/>
-          <w:numId w:val="1100"/>
+          <w:numId w:val="1124"/>
         </w:numPr>
       </w:pPr>
       <w:r>
@@ -13522,7 +16545,7 @@
         <w:pStyle w:val="Compact"/>
         <w:numPr>
           <w:ilvl w:val="0"/>
-          <w:numId w:val="1100"/>
+          <w:numId w:val="1124"/>
         </w:numPr>
       </w:pPr>
       <w:r>
@@ -13545,8 +16568,8 @@
         <w:t xml:space="preserve">FB2-VER-TMS-000008</w:t>
       </w:r>
     </w:p>
-    <w:bookmarkEnd w:id="75"/>
-    <w:bookmarkStart w:id="76" w:name="Xa09704fce82546545deaabb33931db91b839fbf"/>
+    <w:bookmarkEnd w:id="83"/>
+    <w:bookmarkStart w:id="84" w:name="Xa09704fce82546545deaabb33931db91b839fbf"/>
     <w:p>
       <w:pPr>
         <w:pStyle w:val="Heading5"/>
@@ -13575,7 +16598,7 @@
         <w:pStyle w:val="Compact"/>
         <w:numPr>
           <w:ilvl w:val="0"/>
-          <w:numId w:val="1101"/>
+          <w:numId w:val="1125"/>
         </w:numPr>
       </w:pPr>
       <w:r>
@@ -13660,7 +16683,7 @@
         <w:pStyle w:val="Compact"/>
         <w:numPr>
           <w:ilvl w:val="0"/>
-          <w:numId w:val="1101"/>
+          <w:numId w:val="1125"/>
         </w:numPr>
       </w:pPr>
       <w:r>
@@ -13679,7 +16702,7 @@
         <w:pStyle w:val="Compact"/>
         <w:numPr>
           <w:ilvl w:val="0"/>
-          <w:numId w:val="1101"/>
+          <w:numId w:val="1125"/>
         </w:numPr>
       </w:pPr>
       <w:r>
@@ -13702,8 +16725,8 @@
         <w:t xml:space="preserve">FB2-VER-TMS-000009</w:t>
       </w:r>
     </w:p>
-    <w:bookmarkEnd w:id="76"/>
-    <w:bookmarkStart w:id="77" w:name="Xf9931b43279964df3ace4badfa7bdd9c2a8327f"/>
+    <w:bookmarkEnd w:id="84"/>
+    <w:bookmarkStart w:id="85" w:name="Xf9931b43279964df3ace4badfa7bdd9c2a8327f"/>
     <w:p>
       <w:pPr>
         <w:pStyle w:val="Heading5"/>
@@ -13732,7 +16755,7 @@
         <w:pStyle w:val="Compact"/>
         <w:numPr>
           <w:ilvl w:val="0"/>
-          <w:numId w:val="1102"/>
+          <w:numId w:val="1126"/>
         </w:numPr>
       </w:pPr>
       <w:r>
@@ -13817,7 +16840,7 @@
         <w:pStyle w:val="Compact"/>
         <w:numPr>
           <w:ilvl w:val="0"/>
-          <w:numId w:val="1102"/>
+          <w:numId w:val="1126"/>
         </w:numPr>
       </w:pPr>
       <w:r>
@@ -13836,7 +16859,7 @@
         <w:pStyle w:val="Compact"/>
         <w:numPr>
           <w:ilvl w:val="0"/>
-          <w:numId w:val="1102"/>
+          <w:numId w:val="1126"/>
         </w:numPr>
       </w:pPr>
       <w:r>
@@ -13859,8 +16882,8 @@
         <w:t xml:space="preserve">FB2-VER-TMS-000010</w:t>
       </w:r>
     </w:p>
-    <w:bookmarkEnd w:id="77"/>
-    <w:bookmarkStart w:id="78" w:name="X4bae0341bfcf123b4ed550c318f8858f46097eb"/>
+    <w:bookmarkEnd w:id="85"/>
+    <w:bookmarkStart w:id="86" w:name="X4bae0341bfcf123b4ed550c318f8858f46097eb"/>
     <w:p>
       <w:pPr>
         <w:pStyle w:val="Heading5"/>
@@ -13889,7 +16912,7 @@
         <w:pStyle w:val="Compact"/>
         <w:numPr>
           <w:ilvl w:val="0"/>
-          <w:numId w:val="1103"/>
+          <w:numId w:val="1127"/>
         </w:numPr>
       </w:pPr>
       <w:r>
@@ -13974,7 +16997,7 @@
         <w:pStyle w:val="Compact"/>
         <w:numPr>
           <w:ilvl w:val="0"/>
-          <w:numId w:val="1103"/>
+          <w:numId w:val="1127"/>
         </w:numPr>
       </w:pPr>
       <w:r>
@@ -13993,7 +17016,7 @@
         <w:pStyle w:val="Compact"/>
         <w:numPr>
           <w:ilvl w:val="0"/>
-          <w:numId w:val="1103"/>
+          <w:numId w:val="1127"/>
         </w:numPr>
       </w:pPr>
       <w:r>
@@ -14016,8 +17039,8 @@
         <w:t xml:space="preserve">FB2-VER-TMS-000011</w:t>
       </w:r>
     </w:p>
-    <w:bookmarkEnd w:id="78"/>
-    <w:bookmarkStart w:id="79" w:name="Xb6535c95b7a7b08bf0fada3272fc270ae209711"/>
+    <w:bookmarkEnd w:id="86"/>
+    <w:bookmarkStart w:id="87" w:name="Xb6535c95b7a7b08bf0fada3272fc270ae209711"/>
     <w:p>
       <w:pPr>
         <w:pStyle w:val="Heading5"/>
@@ -14046,7 +17069,7 @@
         <w:pStyle w:val="Compact"/>
         <w:numPr>
           <w:ilvl w:val="0"/>
-          <w:numId w:val="1104"/>
+          <w:numId w:val="1128"/>
         </w:numPr>
       </w:pPr>
       <w:r>
@@ -14131,7 +17154,7 @@
         <w:pStyle w:val="Compact"/>
         <w:numPr>
           <w:ilvl w:val="0"/>
-          <w:numId w:val="1104"/>
+          <w:numId w:val="1128"/>
         </w:numPr>
       </w:pPr>
       <w:r>
@@ -14150,7 +17173,7 @@
         <w:pStyle w:val="Compact"/>
         <w:numPr>
           <w:ilvl w:val="0"/>
-          <w:numId w:val="1104"/>
+          <w:numId w:val="1128"/>
         </w:numPr>
       </w:pPr>
       <w:r>
@@ -14173,8 +17196,8 @@
         <w:t xml:space="preserve">FB2-VER-TMS-000012</w:t>
       </w:r>
     </w:p>
-    <w:bookmarkEnd w:id="79"/>
-    <w:bookmarkStart w:id="80" w:name="Xb5160012e51de7cb97d9392f342dfcd0fc3a6e4"/>
+    <w:bookmarkEnd w:id="87"/>
+    <w:bookmarkStart w:id="88" w:name="Xb5160012e51de7cb97d9392f342dfcd0fc3a6e4"/>
     <w:p>
       <w:pPr>
         <w:pStyle w:val="Heading5"/>
@@ -14203,7 +17226,7 @@
         <w:pStyle w:val="Compact"/>
         <w:numPr>
           <w:ilvl w:val="0"/>
-          <w:numId w:val="1105"/>
+          <w:numId w:val="1129"/>
         </w:numPr>
       </w:pPr>
       <w:r>
@@ -14288,7 +17311,7 @@
         <w:pStyle w:val="Compact"/>
         <w:numPr>
           <w:ilvl w:val="0"/>
-          <w:numId w:val="1105"/>
+          <w:numId w:val="1129"/>
         </w:numPr>
       </w:pPr>
       <w:r>
@@ -14307,7 +17330,7 @@
         <w:pStyle w:val="Compact"/>
         <w:numPr>
           <w:ilvl w:val="0"/>
-          <w:numId w:val="1105"/>
+          <w:numId w:val="1129"/>
         </w:numPr>
       </w:pPr>
       <w:r>
@@ -14330,8 +17353,8 @@
         <w:t xml:space="preserve">FB2-VER-TMS-000013</w:t>
       </w:r>
     </w:p>
-    <w:bookmarkEnd w:id="80"/>
-    <w:bookmarkStart w:id="81" w:name="X46b633164fb106a0ba224f76a5abe014d2c4764"/>
+    <w:bookmarkEnd w:id="88"/>
+    <w:bookmarkStart w:id="89" w:name="X46b633164fb106a0ba224f76a5abe014d2c4764"/>
     <w:p>
       <w:pPr>
         <w:pStyle w:val="Heading5"/>
@@ -14360,7 +17383,7 @@
         <w:pStyle w:val="Compact"/>
         <w:numPr>
           <w:ilvl w:val="0"/>
-          <w:numId w:val="1106"/>
+          <w:numId w:val="1130"/>
         </w:numPr>
       </w:pPr>
       <w:r>
@@ -14445,7 +17468,7 @@
         <w:pStyle w:val="Compact"/>
         <w:numPr>
           <w:ilvl w:val="0"/>
-          <w:numId w:val="1106"/>
+          <w:numId w:val="1130"/>
         </w:numPr>
       </w:pPr>
       <w:r>
@@ -14464,7 +17487,7 @@
         <w:pStyle w:val="Compact"/>
         <w:numPr>
           <w:ilvl w:val="0"/>
-          <w:numId w:val="1106"/>
+          <w:numId w:val="1130"/>
         </w:numPr>
       </w:pPr>
       <w:r>
@@ -14487,8 +17510,8 @@
         <w:t xml:space="preserve">FB2-VER-TMS-000014</w:t>
       </w:r>
     </w:p>
-    <w:bookmarkEnd w:id="81"/>
-    <w:bookmarkStart w:id="82" w:name="Xe294ea168664f5fe4287a34ec5ae6295bb3d918"/>
+    <w:bookmarkEnd w:id="89"/>
+    <w:bookmarkStart w:id="90" w:name="Xe294ea168664f5fe4287a34ec5ae6295bb3d918"/>
     <w:p>
       <w:pPr>
         <w:pStyle w:val="Heading5"/>
@@ -14517,7 +17540,7 @@
         <w:pStyle w:val="Compact"/>
         <w:numPr>
           <w:ilvl w:val="0"/>
-          <w:numId w:val="1107"/>
+          <w:numId w:val="1131"/>
         </w:numPr>
       </w:pPr>
       <w:r>
@@ -14602,7 +17625,7 @@
         <w:pStyle w:val="Compact"/>
         <w:numPr>
           <w:ilvl w:val="0"/>
-          <w:numId w:val="1107"/>
+          <w:numId w:val="1131"/>
         </w:numPr>
       </w:pPr>
       <w:r>
@@ -14621,7 +17644,7 @@
         <w:pStyle w:val="Compact"/>
         <w:numPr>
           <w:ilvl w:val="0"/>
-          <w:numId w:val="1107"/>
+          <w:numId w:val="1131"/>
         </w:numPr>
       </w:pPr>
       <w:r>
@@ -14644,8 +17667,8 @@
         <w:t xml:space="preserve">FB2-VER-TMS-000015</w:t>
       </w:r>
     </w:p>
-    <w:bookmarkEnd w:id="82"/>
-    <w:bookmarkStart w:id="83" w:name="Xec3059f7acf0a2529105e2992125cd8c92735d9"/>
+    <w:bookmarkEnd w:id="90"/>
+    <w:bookmarkStart w:id="91" w:name="Xec3059f7acf0a2529105e2992125cd8c92735d9"/>
     <w:p>
       <w:pPr>
         <w:pStyle w:val="Heading5"/>
@@ -14674,7 +17697,7 @@
         <w:pStyle w:val="Compact"/>
         <w:numPr>
           <w:ilvl w:val="0"/>
-          <w:numId w:val="1108"/>
+          <w:numId w:val="1132"/>
         </w:numPr>
       </w:pPr>
       <w:r>
@@ -14759,7 +17782,7 @@
         <w:pStyle w:val="Compact"/>
         <w:numPr>
           <w:ilvl w:val="0"/>
-          <w:numId w:val="1108"/>
+          <w:numId w:val="1132"/>
         </w:numPr>
       </w:pPr>
       <w:r>
@@ -14778,7 +17801,7 @@
         <w:pStyle w:val="Compact"/>
         <w:numPr>
           <w:ilvl w:val="0"/>
-          <w:numId w:val="1108"/>
+          <w:numId w:val="1132"/>
         </w:numPr>
       </w:pPr>
       <w:r>
@@ -14813,8 +17836,8 @@
         <w:t xml:space="preserve">FB2-SAF-SEC-000001</w:t>
       </w:r>
     </w:p>
-    <w:bookmarkEnd w:id="83"/>
-    <w:bookmarkStart w:id="84" w:name="X7876516b368781ee378c67d461fa8a89e9cdc18"/>
+    <w:bookmarkEnd w:id="91"/>
+    <w:bookmarkStart w:id="92" w:name="X7876516b368781ee378c67d461fa8a89e9cdc18"/>
     <w:p>
       <w:pPr>
         <w:pStyle w:val="Heading5"/>
@@ -14843,7 +17866,7 @@
         <w:pStyle w:val="Compact"/>
         <w:numPr>
           <w:ilvl w:val="0"/>
-          <w:numId w:val="1109"/>
+          <w:numId w:val="1133"/>
         </w:numPr>
       </w:pPr>
       <w:r>
@@ -14928,7 +17951,7 @@
         <w:pStyle w:val="Compact"/>
         <w:numPr>
           <w:ilvl w:val="0"/>
-          <w:numId w:val="1109"/>
+          <w:numId w:val="1133"/>
         </w:numPr>
       </w:pPr>
       <w:r>
@@ -14947,7 +17970,7 @@
         <w:pStyle w:val="Compact"/>
         <w:numPr>
           <w:ilvl w:val="0"/>
-          <w:numId w:val="1109"/>
+          <w:numId w:val="1133"/>
         </w:numPr>
       </w:pPr>
       <w:r>
@@ -14982,8 +18005,8 @@
         <w:t xml:space="preserve">FB2-SAF-SEC-000002</w:t>
       </w:r>
     </w:p>
-    <w:bookmarkEnd w:id="84"/>
-    <w:bookmarkStart w:id="85" w:name="X07d278d6f36b1f3fcd01aac8ae9668ede75f4e9"/>
+    <w:bookmarkEnd w:id="92"/>
+    <w:bookmarkStart w:id="93" w:name="X07d278d6f36b1f3fcd01aac8ae9668ede75f4e9"/>
     <w:p>
       <w:pPr>
         <w:pStyle w:val="Heading5"/>
@@ -15012,7 +18035,7 @@
         <w:pStyle w:val="Compact"/>
         <w:numPr>
           <w:ilvl w:val="0"/>
-          <w:numId w:val="1110"/>
+          <w:numId w:val="1134"/>
         </w:numPr>
       </w:pPr>
       <w:r>
@@ -15097,7 +18120,7 @@
         <w:pStyle w:val="Compact"/>
         <w:numPr>
           <w:ilvl w:val="0"/>
-          <w:numId w:val="1110"/>
+          <w:numId w:val="1134"/>
         </w:numPr>
       </w:pPr>
       <w:r>
@@ -15116,7 +18139,7 @@
         <w:pStyle w:val="Compact"/>
         <w:numPr>
           <w:ilvl w:val="0"/>
-          <w:numId w:val="1110"/>
+          <w:numId w:val="1134"/>
         </w:numPr>
       </w:pPr>
       <w:r>
@@ -15151,8 +18174,8 @@
         <w:t xml:space="preserve">FB2-SAF-SEC-000003</w:t>
       </w:r>
     </w:p>
-    <w:bookmarkEnd w:id="85"/>
-    <w:bookmarkStart w:id="86" w:name="X1cc7a7617e81a5c9283a12ce8ef05f1f59e2099"/>
+    <w:bookmarkEnd w:id="93"/>
+    <w:bookmarkStart w:id="94" w:name="X1cc7a7617e81a5c9283a12ce8ef05f1f59e2099"/>
     <w:p>
       <w:pPr>
         <w:pStyle w:val="Heading5"/>
@@ -15181,7 +18204,7 @@
         <w:pStyle w:val="Compact"/>
         <w:numPr>
           <w:ilvl w:val="0"/>
-          <w:numId w:val="1111"/>
+          <w:numId w:val="1135"/>
         </w:numPr>
       </w:pPr>
       <w:r>
@@ -15266,7 +18289,7 @@
         <w:pStyle w:val="Compact"/>
         <w:numPr>
           <w:ilvl w:val="0"/>
-          <w:numId w:val="1111"/>
+          <w:numId w:val="1135"/>
         </w:numPr>
       </w:pPr>
       <w:r>
@@ -15285,7 +18308,7 @@
         <w:pStyle w:val="Compact"/>
         <w:numPr>
           <w:ilvl w:val="0"/>
-          <w:numId w:val="1111"/>
+          <w:numId w:val="1135"/>
         </w:numPr>
       </w:pPr>
       <w:r>
@@ -15320,8 +18343,8 @@
         <w:t xml:space="preserve">FB2-SAF-SEC-000004</w:t>
       </w:r>
     </w:p>
-    <w:bookmarkEnd w:id="86"/>
-    <w:bookmarkStart w:id="87" w:name="X76a5a79e6f8c308558b4ab752af425157957eee"/>
+    <w:bookmarkEnd w:id="94"/>
+    <w:bookmarkStart w:id="95" w:name="X76a5a79e6f8c308558b4ab752af425157957eee"/>
     <w:p>
       <w:pPr>
         <w:pStyle w:val="Heading5"/>
@@ -15350,7 +18373,7 @@
         <w:pStyle w:val="Compact"/>
         <w:numPr>
           <w:ilvl w:val="0"/>
-          <w:numId w:val="1112"/>
+          <w:numId w:val="1136"/>
         </w:numPr>
       </w:pPr>
       <w:r>
@@ -15435,7 +18458,7 @@
         <w:pStyle w:val="Compact"/>
         <w:numPr>
           <w:ilvl w:val="0"/>
-          <w:numId w:val="1112"/>
+          <w:numId w:val="1136"/>
         </w:numPr>
       </w:pPr>
       <w:r>
@@ -15454,7 +18477,7 @@
         <w:pStyle w:val="Compact"/>
         <w:numPr>
           <w:ilvl w:val="0"/>
-          <w:numId w:val="1112"/>
+          <w:numId w:val="1136"/>
         </w:numPr>
       </w:pPr>
       <w:r>
@@ -15487,6 +18510,1262 @@
           <w:rStyle w:val="VerbatimChar"/>
         </w:rPr>
         <w:t xml:space="preserve">FB2-SAF-SEC-000005</w:t>
+      </w:r>
+    </w:p>
+    <w:bookmarkEnd w:id="95"/>
+    <w:bookmarkStart w:id="96" w:name="X3dc7be6874aa69f1fa80c79639046873c9b22f8"/>
+    <w:p>
+      <w:pPr>
+        <w:pStyle w:val="Heading5"/>
+      </w:pPr>
+      <w:r>
+        <w:t xml:space="preserve">Execution</w:t>
+      </w:r>
+      <w:r>
+        <w:t xml:space="preserve"> </w:t>
+      </w:r>
+      <w:r>
+        <w:rPr>
+          <w:rStyle w:val="VerbatimChar"/>
+        </w:rPr>
+        <w:t xml:space="preserve">FB2-VER-EXE-000021</w:t>
+      </w:r>
+      <w:r>
+        <w:t xml:space="preserve"> </w:t>
+      </w:r>
+      <w:r>
+        <w:t xml:space="preserve">— Execution: FB2-VER-TMS-000021 (blocked - the unit-test harness that would drive the AFE driver with an injectable SPI stub is not built in this corpus, and building it would write outside the corpus b…</w:t>
+      </w:r>
+    </w:p>
+    <w:p>
+      <w:pPr>
+        <w:pStyle w:val="Compact"/>
+        <w:numPr>
+          <w:ilvl w:val="0"/>
+          <w:numId w:val="1137"/>
+        </w:numPr>
+      </w:pPr>
+      <w:r>
+        <w:rPr>
+          <w:b/>
+          <w:bCs/>
+        </w:rPr>
+        <w:t xml:space="preserve">Test measure</w:t>
+      </w:r>
+      <w:r>
+        <w:t xml:space="preserve">:</w:t>
+      </w:r>
+      <w:r>
+        <w:t xml:space="preserve"> </w:t>
+      </w:r>
+      <w:r>
+        <w:rPr>
+          <w:rStyle w:val="VerbatimChar"/>
+        </w:rPr>
+        <w:t xml:space="preserve">FB2-VER-TMS-000021</w:t>
+      </w:r>
+      <w:r>
+        <w:t xml:space="preserve"> </w:t>
+      </w:r>
+      <w:r>
+        <w:t xml:space="preserve">|</w:t>
+      </w:r>
+      <w:r>
+        <w:t xml:space="preserve"> </w:t>
+      </w:r>
+      <w:r>
+        <w:rPr>
+          <w:b/>
+          <w:bCs/>
+        </w:rPr>
+        <w:t xml:space="preserve">Execution kind</w:t>
+      </w:r>
+      <w:r>
+        <w:t xml:space="preserve">:</w:t>
+      </w:r>
+      <w:r>
+        <w:t xml:space="preserve"> </w:t>
+      </w:r>
+      <w:r>
+        <w:rPr>
+          <w:rStyle w:val="VerbatimChar"/>
+        </w:rPr>
+        <w:t xml:space="preserve">none</w:t>
+      </w:r>
+      <w:r>
+        <w:t xml:space="preserve"> </w:t>
+      </w:r>
+      <w:r>
+        <w:t xml:space="preserve">|</w:t>
+      </w:r>
+      <w:r>
+        <w:t xml:space="preserve"> </w:t>
+      </w:r>
+      <w:r>
+        <w:rPr>
+          <w:b/>
+          <w:bCs/>
+        </w:rPr>
+        <w:t xml:space="preserve">Outcome</w:t>
+      </w:r>
+      <w:r>
+        <w:t xml:space="preserve">:</w:t>
+      </w:r>
+      <w:r>
+        <w:t xml:space="preserve"> </w:t>
+      </w:r>
+      <w:r>
+        <w:rPr>
+          <w:b/>
+          <w:bCs/>
+        </w:rPr>
+        <w:t xml:space="preserve">BLOCKED</w:t>
+      </w:r>
+    </w:p>
+    <w:p>
+      <w:pPr>
+        <w:pStyle w:val="Compact"/>
+        <w:numPr>
+          <w:ilvl w:val="0"/>
+          <w:numId w:val="1137"/>
+        </w:numPr>
+      </w:pPr>
+      <w:r>
+        <w:rPr>
+          <w:b/>
+          <w:bCs/>
+        </w:rPr>
+        <w:t xml:space="preserve">Environment</w:t>
+      </w:r>
+      <w:r>
+        <w:t xml:space="preserve">: none - no target hardware in this corpus; not applicable - no software was executed; tools: none 0.0.0</w:t>
+      </w:r>
+    </w:p>
+    <w:p>
+      <w:pPr>
+        <w:pStyle w:val="Compact"/>
+        <w:numPr>
+          <w:ilvl w:val="0"/>
+          <w:numId w:val="1137"/>
+        </w:numPr>
+      </w:pPr>
+      <w:r>
+        <w:rPr>
+          <w:b/>
+          <w:bCs/>
+        </w:rPr>
+        <w:t xml:space="preserve">Evidence refs</w:t>
+      </w:r>
+      <w:r>
+        <w:t xml:space="preserve">:</w:t>
+      </w:r>
+      <w:r>
+        <w:t xml:space="preserve"> </w:t>
+      </w:r>
+      <w:r>
+        <w:rPr>
+          <w:rStyle w:val="VerbatimChar"/>
+        </w:rPr>
+        <w:t xml:space="preserve">FB2-VER-TMS-000021</w:t>
+      </w:r>
+    </w:p>
+    <w:bookmarkEnd w:id="96"/>
+    <w:bookmarkStart w:id="97" w:name="X2a35f8a50acfc2fc18d91b0057658262ee72b9b"/>
+    <w:p>
+      <w:pPr>
+        <w:pStyle w:val="Heading5"/>
+      </w:pPr>
+      <w:r>
+        <w:t xml:space="preserve">Execution</w:t>
+      </w:r>
+      <w:r>
+        <w:t xml:space="preserve"> </w:t>
+      </w:r>
+      <w:r>
+        <w:rPr>
+          <w:rStyle w:val="VerbatimChar"/>
+        </w:rPr>
+        <w:t xml:space="preserve">FB2-VER-EXE-000022</w:t>
+      </w:r>
+      <w:r>
+        <w:t xml:space="preserve"> </w:t>
+      </w:r>
+      <w:r>
+        <w:t xml:space="preserve">— Execution: FB2-VER-TMS-000022 (blocked - the arithmetic is reproducible but this corpus does not run measures, and no second reader has independently reproduced the figures)</w:t>
+      </w:r>
+    </w:p>
+    <w:p>
+      <w:pPr>
+        <w:pStyle w:val="Compact"/>
+        <w:numPr>
+          <w:ilvl w:val="0"/>
+          <w:numId w:val="1138"/>
+        </w:numPr>
+      </w:pPr>
+      <w:r>
+        <w:rPr>
+          <w:b/>
+          <w:bCs/>
+        </w:rPr>
+        <w:t xml:space="preserve">Test measure</w:t>
+      </w:r>
+      <w:r>
+        <w:t xml:space="preserve">:</w:t>
+      </w:r>
+      <w:r>
+        <w:t xml:space="preserve"> </w:t>
+      </w:r>
+      <w:r>
+        <w:rPr>
+          <w:rStyle w:val="VerbatimChar"/>
+        </w:rPr>
+        <w:t xml:space="preserve">FB2-VER-TMS-000022</w:t>
+      </w:r>
+      <w:r>
+        <w:t xml:space="preserve"> </w:t>
+      </w:r>
+      <w:r>
+        <w:t xml:space="preserve">|</w:t>
+      </w:r>
+      <w:r>
+        <w:t xml:space="preserve"> </w:t>
+      </w:r>
+      <w:r>
+        <w:rPr>
+          <w:b/>
+          <w:bCs/>
+        </w:rPr>
+        <w:t xml:space="preserve">Execution kind</w:t>
+      </w:r>
+      <w:r>
+        <w:t xml:space="preserve">:</w:t>
+      </w:r>
+      <w:r>
+        <w:t xml:space="preserve"> </w:t>
+      </w:r>
+      <w:r>
+        <w:rPr>
+          <w:rStyle w:val="VerbatimChar"/>
+        </w:rPr>
+        <w:t xml:space="preserve">none</w:t>
+      </w:r>
+      <w:r>
+        <w:t xml:space="preserve"> </w:t>
+      </w:r>
+      <w:r>
+        <w:t xml:space="preserve">|</w:t>
+      </w:r>
+      <w:r>
+        <w:t xml:space="preserve"> </w:t>
+      </w:r>
+      <w:r>
+        <w:rPr>
+          <w:b/>
+          <w:bCs/>
+        </w:rPr>
+        <w:t xml:space="preserve">Outcome</w:t>
+      </w:r>
+      <w:r>
+        <w:t xml:space="preserve">:</w:t>
+      </w:r>
+      <w:r>
+        <w:t xml:space="preserve"> </w:t>
+      </w:r>
+      <w:r>
+        <w:rPr>
+          <w:b/>
+          <w:bCs/>
+        </w:rPr>
+        <w:t xml:space="preserve">BLOCKED</w:t>
+      </w:r>
+    </w:p>
+    <w:p>
+      <w:pPr>
+        <w:pStyle w:val="Compact"/>
+        <w:numPr>
+          <w:ilvl w:val="0"/>
+          <w:numId w:val="1138"/>
+        </w:numPr>
+      </w:pPr>
+      <w:r>
+        <w:rPr>
+          <w:b/>
+          <w:bCs/>
+        </w:rPr>
+        <w:t xml:space="preserve">Environment</w:t>
+      </w:r>
+      <w:r>
+        <w:t xml:space="preserve">: none - no target hardware in this corpus; not applicable - no software was executed; tools: none 0.0.0</w:t>
+      </w:r>
+    </w:p>
+    <w:p>
+      <w:pPr>
+        <w:pStyle w:val="Compact"/>
+        <w:numPr>
+          <w:ilvl w:val="0"/>
+          <w:numId w:val="1138"/>
+        </w:numPr>
+      </w:pPr>
+      <w:r>
+        <w:rPr>
+          <w:b/>
+          <w:bCs/>
+        </w:rPr>
+        <w:t xml:space="preserve">Evidence refs</w:t>
+      </w:r>
+      <w:r>
+        <w:t xml:space="preserve">:</w:t>
+      </w:r>
+      <w:r>
+        <w:t xml:space="preserve"> </w:t>
+      </w:r>
+      <w:r>
+        <w:rPr>
+          <w:rStyle w:val="VerbatimChar"/>
+        </w:rPr>
+        <w:t xml:space="preserve">FB2-VER-TMS-000022</w:t>
+      </w:r>
+    </w:p>
+    <w:bookmarkEnd w:id="97"/>
+    <w:bookmarkStart w:id="98" w:name="Xca8c24d02ebc35a601dd8d0b9b90799cdca7374"/>
+    <w:p>
+      <w:pPr>
+        <w:pStyle w:val="Heading5"/>
+      </w:pPr>
+      <w:r>
+        <w:t xml:space="preserve">Execution</w:t>
+      </w:r>
+      <w:r>
+        <w:t xml:space="preserve"> </w:t>
+      </w:r>
+      <w:r>
+        <w:rPr>
+          <w:rStyle w:val="VerbatimChar"/>
+        </w:rPr>
+        <w:t xml:space="preserve">FB2-VER-EXE-000023</w:t>
+      </w:r>
+      <w:r>
+        <w:t xml:space="preserve"> </w:t>
+      </w:r>
+      <w:r>
+        <w:t xml:space="preserve">— Execution: FB2-VER-TMS-000023 (blocked - the diagnosis configuration table is generated from configuration headers, and reading the generated table is not the same as reading the values the reference …</w:t>
+      </w:r>
+    </w:p>
+    <w:p>
+      <w:pPr>
+        <w:pStyle w:val="Compact"/>
+        <w:numPr>
+          <w:ilvl w:val="0"/>
+          <w:numId w:val="1139"/>
+        </w:numPr>
+      </w:pPr>
+      <w:r>
+        <w:rPr>
+          <w:b/>
+          <w:bCs/>
+        </w:rPr>
+        <w:t xml:space="preserve">Test measure</w:t>
+      </w:r>
+      <w:r>
+        <w:t xml:space="preserve">:</w:t>
+      </w:r>
+      <w:r>
+        <w:t xml:space="preserve"> </w:t>
+      </w:r>
+      <w:r>
+        <w:rPr>
+          <w:rStyle w:val="VerbatimChar"/>
+        </w:rPr>
+        <w:t xml:space="preserve">FB2-VER-TMS-000023</w:t>
+      </w:r>
+      <w:r>
+        <w:t xml:space="preserve"> </w:t>
+      </w:r>
+      <w:r>
+        <w:t xml:space="preserve">|</w:t>
+      </w:r>
+      <w:r>
+        <w:t xml:space="preserve"> </w:t>
+      </w:r>
+      <w:r>
+        <w:rPr>
+          <w:b/>
+          <w:bCs/>
+        </w:rPr>
+        <w:t xml:space="preserve">Execution kind</w:t>
+      </w:r>
+      <w:r>
+        <w:t xml:space="preserve">:</w:t>
+      </w:r>
+      <w:r>
+        <w:t xml:space="preserve"> </w:t>
+      </w:r>
+      <w:r>
+        <w:rPr>
+          <w:rStyle w:val="VerbatimChar"/>
+        </w:rPr>
+        <w:t xml:space="preserve">none</w:t>
+      </w:r>
+      <w:r>
+        <w:t xml:space="preserve"> </w:t>
+      </w:r>
+      <w:r>
+        <w:t xml:space="preserve">|</w:t>
+      </w:r>
+      <w:r>
+        <w:t xml:space="preserve"> </w:t>
+      </w:r>
+      <w:r>
+        <w:rPr>
+          <w:b/>
+          <w:bCs/>
+        </w:rPr>
+        <w:t xml:space="preserve">Outcome</w:t>
+      </w:r>
+      <w:r>
+        <w:t xml:space="preserve">:</w:t>
+      </w:r>
+      <w:r>
+        <w:t xml:space="preserve"> </w:t>
+      </w:r>
+      <w:r>
+        <w:rPr>
+          <w:b/>
+          <w:bCs/>
+        </w:rPr>
+        <w:t xml:space="preserve">BLOCKED</w:t>
+      </w:r>
+    </w:p>
+    <w:p>
+      <w:pPr>
+        <w:pStyle w:val="Compact"/>
+        <w:numPr>
+          <w:ilvl w:val="0"/>
+          <w:numId w:val="1139"/>
+        </w:numPr>
+      </w:pPr>
+      <w:r>
+        <w:rPr>
+          <w:b/>
+          <w:bCs/>
+        </w:rPr>
+        <w:t xml:space="preserve">Environment</w:t>
+      </w:r>
+      <w:r>
+        <w:t xml:space="preserve">: none - no target hardware in this corpus; not applicable - no software was executed; tools: none 0.0.0</w:t>
+      </w:r>
+    </w:p>
+    <w:p>
+      <w:pPr>
+        <w:pStyle w:val="Compact"/>
+        <w:numPr>
+          <w:ilvl w:val="0"/>
+          <w:numId w:val="1139"/>
+        </w:numPr>
+      </w:pPr>
+      <w:r>
+        <w:rPr>
+          <w:b/>
+          <w:bCs/>
+        </w:rPr>
+        <w:t xml:space="preserve">Evidence refs</w:t>
+      </w:r>
+      <w:r>
+        <w:t xml:space="preserve">:</w:t>
+      </w:r>
+      <w:r>
+        <w:t xml:space="preserve"> </w:t>
+      </w:r>
+      <w:r>
+        <w:rPr>
+          <w:rStyle w:val="VerbatimChar"/>
+        </w:rPr>
+        <w:t xml:space="preserve">FB2-VER-TMS-000023</w:t>
+      </w:r>
+    </w:p>
+    <w:bookmarkEnd w:id="98"/>
+    <w:bookmarkStart w:id="99" w:name="X13e7ee2f327291756f8dcf78b8636bbc3ac9963"/>
+    <w:p>
+      <w:pPr>
+        <w:pStyle w:val="Heading5"/>
+      </w:pPr>
+      <w:r>
+        <w:t xml:space="preserve">Execution</w:t>
+      </w:r>
+      <w:r>
+        <w:t xml:space="preserve"> </w:t>
+      </w:r>
+      <w:r>
+        <w:rPr>
+          <w:rStyle w:val="VerbatimChar"/>
+        </w:rPr>
+        <w:t xml:space="preserve">FB2-VER-EXE-000024</w:t>
+      </w:r>
+      <w:r>
+        <w:t xml:space="preserve"> </w:t>
+      </w:r>
+      <w:r>
+        <w:t xml:space="preserve">— Execution: FB2-VER-TMS-000024 (blocked - the oracle is a declared assumption, and confirming a requirement against its own assumption is not an execution this corpus can or should perform)</w:t>
+      </w:r>
+    </w:p>
+    <w:p>
+      <w:pPr>
+        <w:pStyle w:val="Compact"/>
+        <w:numPr>
+          <w:ilvl w:val="0"/>
+          <w:numId w:val="1140"/>
+        </w:numPr>
+      </w:pPr>
+      <w:r>
+        <w:rPr>
+          <w:b/>
+          <w:bCs/>
+        </w:rPr>
+        <w:t xml:space="preserve">Test measure</w:t>
+      </w:r>
+      <w:r>
+        <w:t xml:space="preserve">:</w:t>
+      </w:r>
+      <w:r>
+        <w:t xml:space="preserve"> </w:t>
+      </w:r>
+      <w:r>
+        <w:rPr>
+          <w:rStyle w:val="VerbatimChar"/>
+        </w:rPr>
+        <w:t xml:space="preserve">FB2-VER-TMS-000024</w:t>
+      </w:r>
+      <w:r>
+        <w:t xml:space="preserve"> </w:t>
+      </w:r>
+      <w:r>
+        <w:t xml:space="preserve">|</w:t>
+      </w:r>
+      <w:r>
+        <w:t xml:space="preserve"> </w:t>
+      </w:r>
+      <w:r>
+        <w:rPr>
+          <w:b/>
+          <w:bCs/>
+        </w:rPr>
+        <w:t xml:space="preserve">Execution kind</w:t>
+      </w:r>
+      <w:r>
+        <w:t xml:space="preserve">:</w:t>
+      </w:r>
+      <w:r>
+        <w:t xml:space="preserve"> </w:t>
+      </w:r>
+      <w:r>
+        <w:rPr>
+          <w:rStyle w:val="VerbatimChar"/>
+        </w:rPr>
+        <w:t xml:space="preserve">none</w:t>
+      </w:r>
+      <w:r>
+        <w:t xml:space="preserve"> </w:t>
+      </w:r>
+      <w:r>
+        <w:t xml:space="preserve">|</w:t>
+      </w:r>
+      <w:r>
+        <w:t xml:space="preserve"> </w:t>
+      </w:r>
+      <w:r>
+        <w:rPr>
+          <w:b/>
+          <w:bCs/>
+        </w:rPr>
+        <w:t xml:space="preserve">Outcome</w:t>
+      </w:r>
+      <w:r>
+        <w:t xml:space="preserve">:</w:t>
+      </w:r>
+      <w:r>
+        <w:t xml:space="preserve"> </w:t>
+      </w:r>
+      <w:r>
+        <w:rPr>
+          <w:b/>
+          <w:bCs/>
+        </w:rPr>
+        <w:t xml:space="preserve">BLOCKED</w:t>
+      </w:r>
+    </w:p>
+    <w:p>
+      <w:pPr>
+        <w:pStyle w:val="Compact"/>
+        <w:numPr>
+          <w:ilvl w:val="0"/>
+          <w:numId w:val="1140"/>
+        </w:numPr>
+      </w:pPr>
+      <w:r>
+        <w:rPr>
+          <w:b/>
+          <w:bCs/>
+        </w:rPr>
+        <w:t xml:space="preserve">Environment</w:t>
+      </w:r>
+      <w:r>
+        <w:t xml:space="preserve">: none - no target hardware in this corpus; not applicable - no software was executed; tools: none 0.0.0</w:t>
+      </w:r>
+    </w:p>
+    <w:p>
+      <w:pPr>
+        <w:pStyle w:val="Compact"/>
+        <w:numPr>
+          <w:ilvl w:val="0"/>
+          <w:numId w:val="1140"/>
+        </w:numPr>
+      </w:pPr>
+      <w:r>
+        <w:rPr>
+          <w:b/>
+          <w:bCs/>
+        </w:rPr>
+        <w:t xml:space="preserve">Evidence refs</w:t>
+      </w:r>
+      <w:r>
+        <w:t xml:space="preserve">:</w:t>
+      </w:r>
+      <w:r>
+        <w:t xml:space="preserve"> </w:t>
+      </w:r>
+      <w:r>
+        <w:rPr>
+          <w:rStyle w:val="VerbatimChar"/>
+        </w:rPr>
+        <w:t xml:space="preserve">FB2-VER-TMS-000024</w:t>
+      </w:r>
+    </w:p>
+    <w:bookmarkEnd w:id="99"/>
+    <w:bookmarkStart w:id="100" w:name="X2b65a7069e177d8848d18aa6c6a00bfa4325c7a"/>
+    <w:p>
+      <w:pPr>
+        <w:pStyle w:val="Heading5"/>
+      </w:pPr>
+      <w:r>
+        <w:t xml:space="preserve">Execution</w:t>
+      </w:r>
+      <w:r>
+        <w:t xml:space="preserve"> </w:t>
+      </w:r>
+      <w:r>
+        <w:rPr>
+          <w:rStyle w:val="VerbatimChar"/>
+        </w:rPr>
+        <w:t xml:space="preserve">FB2-VER-EXE-000025</w:t>
+      </w:r>
+      <w:r>
+        <w:t xml:space="preserve"> </w:t>
+      </w:r>
+      <w:r>
+        <w:t xml:space="preserve">— Execution: FB2-VER-TMS-000025 (blocked - the configuration values the arithmetic needs are read by this authoring pass but no independent recomputation exists, and no timing was measured)</w:t>
+      </w:r>
+    </w:p>
+    <w:p>
+      <w:pPr>
+        <w:pStyle w:val="Compact"/>
+        <w:numPr>
+          <w:ilvl w:val="0"/>
+          <w:numId w:val="1141"/>
+        </w:numPr>
+      </w:pPr>
+      <w:r>
+        <w:rPr>
+          <w:b/>
+          <w:bCs/>
+        </w:rPr>
+        <w:t xml:space="preserve">Test measure</w:t>
+      </w:r>
+      <w:r>
+        <w:t xml:space="preserve">:</w:t>
+      </w:r>
+      <w:r>
+        <w:t xml:space="preserve"> </w:t>
+      </w:r>
+      <w:r>
+        <w:rPr>
+          <w:rStyle w:val="VerbatimChar"/>
+        </w:rPr>
+        <w:t xml:space="preserve">FB2-VER-TMS-000025</w:t>
+      </w:r>
+      <w:r>
+        <w:t xml:space="preserve"> </w:t>
+      </w:r>
+      <w:r>
+        <w:t xml:space="preserve">|</w:t>
+      </w:r>
+      <w:r>
+        <w:t xml:space="preserve"> </w:t>
+      </w:r>
+      <w:r>
+        <w:rPr>
+          <w:b/>
+          <w:bCs/>
+        </w:rPr>
+        <w:t xml:space="preserve">Execution kind</w:t>
+      </w:r>
+      <w:r>
+        <w:t xml:space="preserve">:</w:t>
+      </w:r>
+      <w:r>
+        <w:t xml:space="preserve"> </w:t>
+      </w:r>
+      <w:r>
+        <w:rPr>
+          <w:rStyle w:val="VerbatimChar"/>
+        </w:rPr>
+        <w:t xml:space="preserve">none</w:t>
+      </w:r>
+      <w:r>
+        <w:t xml:space="preserve"> </w:t>
+      </w:r>
+      <w:r>
+        <w:t xml:space="preserve">|</w:t>
+      </w:r>
+      <w:r>
+        <w:t xml:space="preserve"> </w:t>
+      </w:r>
+      <w:r>
+        <w:rPr>
+          <w:b/>
+          <w:bCs/>
+        </w:rPr>
+        <w:t xml:space="preserve">Outcome</w:t>
+      </w:r>
+      <w:r>
+        <w:t xml:space="preserve">:</w:t>
+      </w:r>
+      <w:r>
+        <w:t xml:space="preserve"> </w:t>
+      </w:r>
+      <w:r>
+        <w:rPr>
+          <w:b/>
+          <w:bCs/>
+        </w:rPr>
+        <w:t xml:space="preserve">BLOCKED</w:t>
+      </w:r>
+    </w:p>
+    <w:p>
+      <w:pPr>
+        <w:pStyle w:val="Compact"/>
+        <w:numPr>
+          <w:ilvl w:val="0"/>
+          <w:numId w:val="1141"/>
+        </w:numPr>
+      </w:pPr>
+      <w:r>
+        <w:rPr>
+          <w:b/>
+          <w:bCs/>
+        </w:rPr>
+        <w:t xml:space="preserve">Environment</w:t>
+      </w:r>
+      <w:r>
+        <w:t xml:space="preserve">: none - no target hardware in this corpus; not applicable - no software was executed; tools: none 0.0.0</w:t>
+      </w:r>
+    </w:p>
+    <w:p>
+      <w:pPr>
+        <w:pStyle w:val="Compact"/>
+        <w:numPr>
+          <w:ilvl w:val="0"/>
+          <w:numId w:val="1141"/>
+        </w:numPr>
+      </w:pPr>
+      <w:r>
+        <w:rPr>
+          <w:b/>
+          <w:bCs/>
+        </w:rPr>
+        <w:t xml:space="preserve">Evidence refs</w:t>
+      </w:r>
+      <w:r>
+        <w:t xml:space="preserve">:</w:t>
+      </w:r>
+      <w:r>
+        <w:t xml:space="preserve"> </w:t>
+      </w:r>
+      <w:r>
+        <w:rPr>
+          <w:rStyle w:val="VerbatimChar"/>
+        </w:rPr>
+        <w:t xml:space="preserve">FB2-VER-TMS-000025</w:t>
+      </w:r>
+    </w:p>
+    <w:bookmarkEnd w:id="100"/>
+    <w:bookmarkStart w:id="101" w:name="Xe2d4edc1ccacc13729ea41ae8396fbe810d9be0"/>
+    <w:p>
+      <w:pPr>
+        <w:pStyle w:val="Heading5"/>
+      </w:pPr>
+      <w:r>
+        <w:t xml:space="preserve">Execution</w:t>
+      </w:r>
+      <w:r>
+        <w:t xml:space="preserve"> </w:t>
+      </w:r>
+      <w:r>
+        <w:rPr>
+          <w:rStyle w:val="VerbatimChar"/>
+        </w:rPr>
+        <w:t xml:space="preserve">FB2-VER-EXE-000026</w:t>
+      </w:r>
+      <w:r>
+        <w:t xml:space="preserve"> </w:t>
+      </w:r>
+      <w:r>
+        <w:t xml:space="preserve">— Execution: FB2-VER-TMS-000026 (blocked - no host harness exists here for the application’s state machine, and the requirement’s publication criterion needs a vehicle control unit that this corpus does…</w:t>
+      </w:r>
+    </w:p>
+    <w:p>
+      <w:pPr>
+        <w:pStyle w:val="Compact"/>
+        <w:numPr>
+          <w:ilvl w:val="0"/>
+          <w:numId w:val="1142"/>
+        </w:numPr>
+      </w:pPr>
+      <w:r>
+        <w:rPr>
+          <w:b/>
+          <w:bCs/>
+        </w:rPr>
+        <w:t xml:space="preserve">Test measure</w:t>
+      </w:r>
+      <w:r>
+        <w:t xml:space="preserve">:</w:t>
+      </w:r>
+      <w:r>
+        <w:t xml:space="preserve"> </w:t>
+      </w:r>
+      <w:r>
+        <w:rPr>
+          <w:rStyle w:val="VerbatimChar"/>
+        </w:rPr>
+        <w:t xml:space="preserve">FB2-VER-TMS-000026</w:t>
+      </w:r>
+      <w:r>
+        <w:t xml:space="preserve"> </w:t>
+      </w:r>
+      <w:r>
+        <w:t xml:space="preserve">|</w:t>
+      </w:r>
+      <w:r>
+        <w:t xml:space="preserve"> </w:t>
+      </w:r>
+      <w:r>
+        <w:rPr>
+          <w:b/>
+          <w:bCs/>
+        </w:rPr>
+        <w:t xml:space="preserve">Execution kind</w:t>
+      </w:r>
+      <w:r>
+        <w:t xml:space="preserve">:</w:t>
+      </w:r>
+      <w:r>
+        <w:t xml:space="preserve"> </w:t>
+      </w:r>
+      <w:r>
+        <w:rPr>
+          <w:rStyle w:val="VerbatimChar"/>
+        </w:rPr>
+        <w:t xml:space="preserve">none</w:t>
+      </w:r>
+      <w:r>
+        <w:t xml:space="preserve"> </w:t>
+      </w:r>
+      <w:r>
+        <w:t xml:space="preserve">|</w:t>
+      </w:r>
+      <w:r>
+        <w:t xml:space="preserve"> </w:t>
+      </w:r>
+      <w:r>
+        <w:rPr>
+          <w:b/>
+          <w:bCs/>
+        </w:rPr>
+        <w:t xml:space="preserve">Outcome</w:t>
+      </w:r>
+      <w:r>
+        <w:t xml:space="preserve">:</w:t>
+      </w:r>
+      <w:r>
+        <w:t xml:space="preserve"> </w:t>
+      </w:r>
+      <w:r>
+        <w:rPr>
+          <w:b/>
+          <w:bCs/>
+        </w:rPr>
+        <w:t xml:space="preserve">BLOCKED</w:t>
+      </w:r>
+    </w:p>
+    <w:p>
+      <w:pPr>
+        <w:pStyle w:val="Compact"/>
+        <w:numPr>
+          <w:ilvl w:val="0"/>
+          <w:numId w:val="1142"/>
+        </w:numPr>
+      </w:pPr>
+      <w:r>
+        <w:rPr>
+          <w:b/>
+          <w:bCs/>
+        </w:rPr>
+        <w:t xml:space="preserve">Environment</w:t>
+      </w:r>
+      <w:r>
+        <w:t xml:space="preserve">: none - no target hardware in this corpus; not applicable - no software was executed; tools: none 0.0.0</w:t>
+      </w:r>
+    </w:p>
+    <w:p>
+      <w:pPr>
+        <w:pStyle w:val="Compact"/>
+        <w:numPr>
+          <w:ilvl w:val="0"/>
+          <w:numId w:val="1142"/>
+        </w:numPr>
+      </w:pPr>
+      <w:r>
+        <w:rPr>
+          <w:b/>
+          <w:bCs/>
+        </w:rPr>
+        <w:t xml:space="preserve">Evidence refs</w:t>
+      </w:r>
+      <w:r>
+        <w:t xml:space="preserve">:</w:t>
+      </w:r>
+      <w:r>
+        <w:t xml:space="preserve"> </w:t>
+      </w:r>
+      <w:r>
+        <w:rPr>
+          <w:rStyle w:val="VerbatimChar"/>
+        </w:rPr>
+        <w:t xml:space="preserve">FB2-VER-TMS-000026</w:t>
+      </w:r>
+    </w:p>
+    <w:bookmarkEnd w:id="101"/>
+    <w:bookmarkStart w:id="102" w:name="X6629d2271d3adca3dd8e4f13dd818354096e61e"/>
+    <w:p>
+      <w:pPr>
+        <w:pStyle w:val="Heading5"/>
+      </w:pPr>
+      <w:r>
+        <w:t xml:space="preserve">Execution</w:t>
+      </w:r>
+      <w:r>
+        <w:t xml:space="preserve"> </w:t>
+      </w:r>
+      <w:r>
+        <w:rPr>
+          <w:rStyle w:val="VerbatimChar"/>
+        </w:rPr>
+        <w:t xml:space="preserve">FB2-VER-EXE-000027</w:t>
+      </w:r>
+      <w:r>
+        <w:t xml:space="preserve"> </w:t>
+      </w:r>
+      <w:r>
+        <w:t xml:space="preserve">— Execution: FB2-VER-TMS-000027 (blocked - the element the measure is about does not exist in either profile, so there is nothing to inspect and nothing to run)</w:t>
+      </w:r>
+    </w:p>
+    <w:p>
+      <w:pPr>
+        <w:pStyle w:val="Compact"/>
+        <w:numPr>
+          <w:ilvl w:val="0"/>
+          <w:numId w:val="1143"/>
+        </w:numPr>
+      </w:pPr>
+      <w:r>
+        <w:rPr>
+          <w:b/>
+          <w:bCs/>
+        </w:rPr>
+        <w:t xml:space="preserve">Test measure</w:t>
+      </w:r>
+      <w:r>
+        <w:t xml:space="preserve">:</w:t>
+      </w:r>
+      <w:r>
+        <w:t xml:space="preserve"> </w:t>
+      </w:r>
+      <w:r>
+        <w:rPr>
+          <w:rStyle w:val="VerbatimChar"/>
+        </w:rPr>
+        <w:t xml:space="preserve">FB2-VER-TMS-000027</w:t>
+      </w:r>
+      <w:r>
+        <w:t xml:space="preserve"> </w:t>
+      </w:r>
+      <w:r>
+        <w:t xml:space="preserve">|</w:t>
+      </w:r>
+      <w:r>
+        <w:t xml:space="preserve"> </w:t>
+      </w:r>
+      <w:r>
+        <w:rPr>
+          <w:b/>
+          <w:bCs/>
+        </w:rPr>
+        <w:t xml:space="preserve">Execution kind</w:t>
+      </w:r>
+      <w:r>
+        <w:t xml:space="preserve">:</w:t>
+      </w:r>
+      <w:r>
+        <w:t xml:space="preserve"> </w:t>
+      </w:r>
+      <w:r>
+        <w:rPr>
+          <w:rStyle w:val="VerbatimChar"/>
+        </w:rPr>
+        <w:t xml:space="preserve">none</w:t>
+      </w:r>
+      <w:r>
+        <w:t xml:space="preserve"> </w:t>
+      </w:r>
+      <w:r>
+        <w:t xml:space="preserve">|</w:t>
+      </w:r>
+      <w:r>
+        <w:t xml:space="preserve"> </w:t>
+      </w:r>
+      <w:r>
+        <w:rPr>
+          <w:b/>
+          <w:bCs/>
+        </w:rPr>
+        <w:t xml:space="preserve">Outcome</w:t>
+      </w:r>
+      <w:r>
+        <w:t xml:space="preserve">:</w:t>
+      </w:r>
+      <w:r>
+        <w:t xml:space="preserve"> </w:t>
+      </w:r>
+      <w:r>
+        <w:rPr>
+          <w:b/>
+          <w:bCs/>
+        </w:rPr>
+        <w:t xml:space="preserve">BLOCKED</w:t>
+      </w:r>
+    </w:p>
+    <w:p>
+      <w:pPr>
+        <w:pStyle w:val="Compact"/>
+        <w:numPr>
+          <w:ilvl w:val="0"/>
+          <w:numId w:val="1143"/>
+        </w:numPr>
+      </w:pPr>
+      <w:r>
+        <w:rPr>
+          <w:b/>
+          <w:bCs/>
+        </w:rPr>
+        <w:t xml:space="preserve">Environment</w:t>
+      </w:r>
+      <w:r>
+        <w:t xml:space="preserve">: none - no target hardware in this corpus; not applicable - no software was executed; tools: none 0.0.0</w:t>
+      </w:r>
+    </w:p>
+    <w:p>
+      <w:pPr>
+        <w:pStyle w:val="Compact"/>
+        <w:numPr>
+          <w:ilvl w:val="0"/>
+          <w:numId w:val="1143"/>
+        </w:numPr>
+      </w:pPr>
+      <w:r>
+        <w:rPr>
+          <w:b/>
+          <w:bCs/>
+        </w:rPr>
+        <w:t xml:space="preserve">Evidence refs</w:t>
+      </w:r>
+      <w:r>
+        <w:t xml:space="preserve">:</w:t>
+      </w:r>
+      <w:r>
+        <w:t xml:space="preserve"> </w:t>
+      </w:r>
+      <w:r>
+        <w:rPr>
+          <w:rStyle w:val="VerbatimChar"/>
+        </w:rPr>
+        <w:t xml:space="preserve">FB2-VER-TMS-000027</w:t>
+      </w:r>
+    </w:p>
+    <w:bookmarkEnd w:id="102"/>
+    <w:bookmarkStart w:id="103" w:name="X6a7c6b751b4e0c4371b2f91a2831fd7c478b20f"/>
+    <w:p>
+      <w:pPr>
+        <w:pStyle w:val="Heading5"/>
+      </w:pPr>
+      <w:r>
+        <w:t xml:space="preserve">Execution</w:t>
+      </w:r>
+      <w:r>
+        <w:t xml:space="preserve"> </w:t>
+      </w:r>
+      <w:r>
+        <w:rPr>
+          <w:rStyle w:val="VerbatimChar"/>
+        </w:rPr>
+        <w:t xml:space="preserve">FB2-VER-EXE-000028</w:t>
+      </w:r>
+      <w:r>
+        <w:t xml:space="preserve"> </w:t>
+      </w:r>
+      <w:r>
+        <w:t xml:space="preserve">— Execution: FB2-VER-TMS-000028 (blocked - no host harness exists here, and the measure’s third criterion needs a consumer census this corpus has not performed)</w:t>
+      </w:r>
+    </w:p>
+    <w:p>
+      <w:pPr>
+        <w:pStyle w:val="Compact"/>
+        <w:numPr>
+          <w:ilvl w:val="0"/>
+          <w:numId w:val="1144"/>
+        </w:numPr>
+      </w:pPr>
+      <w:r>
+        <w:rPr>
+          <w:b/>
+          <w:bCs/>
+        </w:rPr>
+        <w:t xml:space="preserve">Test measure</w:t>
+      </w:r>
+      <w:r>
+        <w:t xml:space="preserve">:</w:t>
+      </w:r>
+      <w:r>
+        <w:t xml:space="preserve"> </w:t>
+      </w:r>
+      <w:r>
+        <w:rPr>
+          <w:rStyle w:val="VerbatimChar"/>
+        </w:rPr>
+        <w:t xml:space="preserve">FB2-VER-TMS-000028</w:t>
+      </w:r>
+      <w:r>
+        <w:t xml:space="preserve"> </w:t>
+      </w:r>
+      <w:r>
+        <w:t xml:space="preserve">|</w:t>
+      </w:r>
+      <w:r>
+        <w:t xml:space="preserve"> </w:t>
+      </w:r>
+      <w:r>
+        <w:rPr>
+          <w:b/>
+          <w:bCs/>
+        </w:rPr>
+        <w:t xml:space="preserve">Execution kind</w:t>
+      </w:r>
+      <w:r>
+        <w:t xml:space="preserve">:</w:t>
+      </w:r>
+      <w:r>
+        <w:t xml:space="preserve"> </w:t>
+      </w:r>
+      <w:r>
+        <w:rPr>
+          <w:rStyle w:val="VerbatimChar"/>
+        </w:rPr>
+        <w:t xml:space="preserve">none</w:t>
+      </w:r>
+      <w:r>
+        <w:t xml:space="preserve"> </w:t>
+      </w:r>
+      <w:r>
+        <w:t xml:space="preserve">|</w:t>
+      </w:r>
+      <w:r>
+        <w:t xml:space="preserve"> </w:t>
+      </w:r>
+      <w:r>
+        <w:rPr>
+          <w:b/>
+          <w:bCs/>
+        </w:rPr>
+        <w:t xml:space="preserve">Outcome</w:t>
+      </w:r>
+      <w:r>
+        <w:t xml:space="preserve">:</w:t>
+      </w:r>
+      <w:r>
+        <w:t xml:space="preserve"> </w:t>
+      </w:r>
+      <w:r>
+        <w:rPr>
+          <w:b/>
+          <w:bCs/>
+        </w:rPr>
+        <w:t xml:space="preserve">BLOCKED</w:t>
+      </w:r>
+    </w:p>
+    <w:p>
+      <w:pPr>
+        <w:pStyle w:val="Compact"/>
+        <w:numPr>
+          <w:ilvl w:val="0"/>
+          <w:numId w:val="1144"/>
+        </w:numPr>
+      </w:pPr>
+      <w:r>
+        <w:rPr>
+          <w:b/>
+          <w:bCs/>
+        </w:rPr>
+        <w:t xml:space="preserve">Environment</w:t>
+      </w:r>
+      <w:r>
+        <w:t xml:space="preserve">: none - no target hardware in this corpus; not applicable - no software was executed; tools: none 0.0.0</w:t>
+      </w:r>
+    </w:p>
+    <w:p>
+      <w:pPr>
+        <w:pStyle w:val="Compact"/>
+        <w:numPr>
+          <w:ilvl w:val="0"/>
+          <w:numId w:val="1144"/>
+        </w:numPr>
+      </w:pPr>
+      <w:r>
+        <w:rPr>
+          <w:b/>
+          <w:bCs/>
+        </w:rPr>
+        <w:t xml:space="preserve">Evidence refs</w:t>
+      </w:r>
+      <w:r>
+        <w:t xml:space="preserve">:</w:t>
+      </w:r>
+      <w:r>
+        <w:t xml:space="preserve"> </w:t>
+      </w:r>
+      <w:r>
+        <w:rPr>
+          <w:rStyle w:val="VerbatimChar"/>
+        </w:rPr>
+        <w:t xml:space="preserve">FB2-VER-TMS-000028</w:t>
       </w:r>
     </w:p>
     <w:p>
@@ -15505,7 +19784,7 @@
           <w:i/>
           <w:iCs/>
         </w:rPr>
-        <w:t xml:space="preserve">Generated: 2026-09-30T01:21:29Z — auto-generated from the machine-verifiable corpus. Regenerate with</w:t>
+        <w:t xml:space="preserve">Generated: 2026-10-01T05:09:49Z — auto-generated from the machine-verifiable corpus. Regenerate with</w:t>
       </w:r>
       <w:r>
         <w:rPr>
@@ -15530,9 +19809,9 @@
         <w:t xml:space="preserve">.</w:t>
       </w:r>
     </w:p>
-    <w:bookmarkEnd w:id="87"/>
-    <w:bookmarkEnd w:id="88"/>
-    <w:bookmarkEnd w:id="89"/>
+    <w:bookmarkEnd w:id="103"/>
+    <w:bookmarkEnd w:id="104"/>
+    <w:bookmarkEnd w:id="105"/>
     <w:sectPr/>
   </w:body>
 </w:document>
@@ -16707,7 +20986,34 @@
     <w:abstractNumId w:val="991"/>
   </w:num>
   <w:num w:numId="1077">
-    <w:abstractNumId w:val="991"/>
+    <w:abstractNumId w:val="99411"/>
+    <w:lvlOverride w:ilvl="0">
+      <w:startOverride w:val="1"/>
+    </w:lvlOverride>
+    <w:lvlOverride w:ilvl="1">
+      <w:startOverride w:val="1"/>
+    </w:lvlOverride>
+    <w:lvlOverride w:ilvl="2">
+      <w:startOverride w:val="1"/>
+    </w:lvlOverride>
+    <w:lvlOverride w:ilvl="3">
+      <w:startOverride w:val="1"/>
+    </w:lvlOverride>
+    <w:lvlOverride w:ilvl="4">
+      <w:startOverride w:val="1"/>
+    </w:lvlOverride>
+    <w:lvlOverride w:ilvl="5">
+      <w:startOverride w:val="1"/>
+    </w:lvlOverride>
+    <w:lvlOverride w:ilvl="6">
+      <w:startOverride w:val="1"/>
+    </w:lvlOverride>
+    <w:lvlOverride w:ilvl="7">
+      <w:startOverride w:val="1"/>
+    </w:lvlOverride>
+    <w:lvlOverride w:ilvl="8">
+      <w:startOverride w:val="1"/>
+    </w:lvlOverride>
   </w:num>
   <w:num w:numId="1078">
     <w:abstractNumId w:val="991"/>
@@ -16716,7 +21022,34 @@
     <w:abstractNumId w:val="991"/>
   </w:num>
   <w:num w:numId="1080">
-    <w:abstractNumId w:val="991"/>
+    <w:abstractNumId w:val="99411"/>
+    <w:lvlOverride w:ilvl="0">
+      <w:startOverride w:val="1"/>
+    </w:lvlOverride>
+    <w:lvlOverride w:ilvl="1">
+      <w:startOverride w:val="1"/>
+    </w:lvlOverride>
+    <w:lvlOverride w:ilvl="2">
+      <w:startOverride w:val="1"/>
+    </w:lvlOverride>
+    <w:lvlOverride w:ilvl="3">
+      <w:startOverride w:val="1"/>
+    </w:lvlOverride>
+    <w:lvlOverride w:ilvl="4">
+      <w:startOverride w:val="1"/>
+    </w:lvlOverride>
+    <w:lvlOverride w:ilvl="5">
+      <w:startOverride w:val="1"/>
+    </w:lvlOverride>
+    <w:lvlOverride w:ilvl="6">
+      <w:startOverride w:val="1"/>
+    </w:lvlOverride>
+    <w:lvlOverride w:ilvl="7">
+      <w:startOverride w:val="1"/>
+    </w:lvlOverride>
+    <w:lvlOverride w:ilvl="8">
+      <w:startOverride w:val="1"/>
+    </w:lvlOverride>
   </w:num>
   <w:num w:numId="1081">
     <w:abstractNumId w:val="991"/>
@@ -16725,7 +21058,34 @@
     <w:abstractNumId w:val="991"/>
   </w:num>
   <w:num w:numId="1083">
-    <w:abstractNumId w:val="991"/>
+    <w:abstractNumId w:val="99411"/>
+    <w:lvlOverride w:ilvl="0">
+      <w:startOverride w:val="1"/>
+    </w:lvlOverride>
+    <w:lvlOverride w:ilvl="1">
+      <w:startOverride w:val="1"/>
+    </w:lvlOverride>
+    <w:lvlOverride w:ilvl="2">
+      <w:startOverride w:val="1"/>
+    </w:lvlOverride>
+    <w:lvlOverride w:ilvl="3">
+      <w:startOverride w:val="1"/>
+    </w:lvlOverride>
+    <w:lvlOverride w:ilvl="4">
+      <w:startOverride w:val="1"/>
+    </w:lvlOverride>
+    <w:lvlOverride w:ilvl="5">
+      <w:startOverride w:val="1"/>
+    </w:lvlOverride>
+    <w:lvlOverride w:ilvl="6">
+      <w:startOverride w:val="1"/>
+    </w:lvlOverride>
+    <w:lvlOverride w:ilvl="7">
+      <w:startOverride w:val="1"/>
+    </w:lvlOverride>
+    <w:lvlOverride w:ilvl="8">
+      <w:startOverride w:val="1"/>
+    </w:lvlOverride>
   </w:num>
   <w:num w:numId="1084">
     <w:abstractNumId w:val="991"/>
@@ -16734,7 +21094,34 @@
     <w:abstractNumId w:val="991"/>
   </w:num>
   <w:num w:numId="1086">
-    <w:abstractNumId w:val="991"/>
+    <w:abstractNumId w:val="99411"/>
+    <w:lvlOverride w:ilvl="0">
+      <w:startOverride w:val="1"/>
+    </w:lvlOverride>
+    <w:lvlOverride w:ilvl="1">
+      <w:startOverride w:val="1"/>
+    </w:lvlOverride>
+    <w:lvlOverride w:ilvl="2">
+      <w:startOverride w:val="1"/>
+    </w:lvlOverride>
+    <w:lvlOverride w:ilvl="3">
+      <w:startOverride w:val="1"/>
+    </w:lvlOverride>
+    <w:lvlOverride w:ilvl="4">
+      <w:startOverride w:val="1"/>
+    </w:lvlOverride>
+    <w:lvlOverride w:ilvl="5">
+      <w:startOverride w:val="1"/>
+    </w:lvlOverride>
+    <w:lvlOverride w:ilvl="6">
+      <w:startOverride w:val="1"/>
+    </w:lvlOverride>
+    <w:lvlOverride w:ilvl="7">
+      <w:startOverride w:val="1"/>
+    </w:lvlOverride>
+    <w:lvlOverride w:ilvl="8">
+      <w:startOverride w:val="1"/>
+    </w:lvlOverride>
   </w:num>
   <w:num w:numId="1087">
     <w:abstractNumId w:val="991"/>
@@ -16743,7 +21130,34 @@
     <w:abstractNumId w:val="991"/>
   </w:num>
   <w:num w:numId="1089">
-    <w:abstractNumId w:val="991"/>
+    <w:abstractNumId w:val="99411"/>
+    <w:lvlOverride w:ilvl="0">
+      <w:startOverride w:val="1"/>
+    </w:lvlOverride>
+    <w:lvlOverride w:ilvl="1">
+      <w:startOverride w:val="1"/>
+    </w:lvlOverride>
+    <w:lvlOverride w:ilvl="2">
+      <w:startOverride w:val="1"/>
+    </w:lvlOverride>
+    <w:lvlOverride w:ilvl="3">
+      <w:startOverride w:val="1"/>
+    </w:lvlOverride>
+    <w:lvlOverride w:ilvl="4">
+      <w:startOverride w:val="1"/>
+    </w:lvlOverride>
+    <w:lvlOverride w:ilvl="5">
+      <w:startOverride w:val="1"/>
+    </w:lvlOverride>
+    <w:lvlOverride w:ilvl="6">
+      <w:startOverride w:val="1"/>
+    </w:lvlOverride>
+    <w:lvlOverride w:ilvl="7">
+      <w:startOverride w:val="1"/>
+    </w:lvlOverride>
+    <w:lvlOverride w:ilvl="8">
+      <w:startOverride w:val="1"/>
+    </w:lvlOverride>
   </w:num>
   <w:num w:numId="1090">
     <w:abstractNumId w:val="991"/>
@@ -16752,7 +21166,34 @@
     <w:abstractNumId w:val="991"/>
   </w:num>
   <w:num w:numId="1092">
-    <w:abstractNumId w:val="991"/>
+    <w:abstractNumId w:val="99411"/>
+    <w:lvlOverride w:ilvl="0">
+      <w:startOverride w:val="1"/>
+    </w:lvlOverride>
+    <w:lvlOverride w:ilvl="1">
+      <w:startOverride w:val="1"/>
+    </w:lvlOverride>
+    <w:lvlOverride w:ilvl="2">
+      <w:startOverride w:val="1"/>
+    </w:lvlOverride>
+    <w:lvlOverride w:ilvl="3">
+      <w:startOverride w:val="1"/>
+    </w:lvlOverride>
+    <w:lvlOverride w:ilvl="4">
+      <w:startOverride w:val="1"/>
+    </w:lvlOverride>
+    <w:lvlOverride w:ilvl="5">
+      <w:startOverride w:val="1"/>
+    </w:lvlOverride>
+    <w:lvlOverride w:ilvl="6">
+      <w:startOverride w:val="1"/>
+    </w:lvlOverride>
+    <w:lvlOverride w:ilvl="7">
+      <w:startOverride w:val="1"/>
+    </w:lvlOverride>
+    <w:lvlOverride w:ilvl="8">
+      <w:startOverride w:val="1"/>
+    </w:lvlOverride>
   </w:num>
   <w:num w:numId="1093">
     <w:abstractNumId w:val="991"/>
@@ -16761,7 +21202,34 @@
     <w:abstractNumId w:val="991"/>
   </w:num>
   <w:num w:numId="1095">
-    <w:abstractNumId w:val="991"/>
+    <w:abstractNumId w:val="99411"/>
+    <w:lvlOverride w:ilvl="0">
+      <w:startOverride w:val="1"/>
+    </w:lvlOverride>
+    <w:lvlOverride w:ilvl="1">
+      <w:startOverride w:val="1"/>
+    </w:lvlOverride>
+    <w:lvlOverride w:ilvl="2">
+      <w:startOverride w:val="1"/>
+    </w:lvlOverride>
+    <w:lvlOverride w:ilvl="3">
+      <w:startOverride w:val="1"/>
+    </w:lvlOverride>
+    <w:lvlOverride w:ilvl="4">
+      <w:startOverride w:val="1"/>
+    </w:lvlOverride>
+    <w:lvlOverride w:ilvl="5">
+      <w:startOverride w:val="1"/>
+    </w:lvlOverride>
+    <w:lvlOverride w:ilvl="6">
+      <w:startOverride w:val="1"/>
+    </w:lvlOverride>
+    <w:lvlOverride w:ilvl="7">
+      <w:startOverride w:val="1"/>
+    </w:lvlOverride>
+    <w:lvlOverride w:ilvl="8">
+      <w:startOverride w:val="1"/>
+    </w:lvlOverride>
   </w:num>
   <w:num w:numId="1096">
     <w:abstractNumId w:val="991"/>
@@ -16770,7 +21238,34 @@
     <w:abstractNumId w:val="991"/>
   </w:num>
   <w:num w:numId="1098">
-    <w:abstractNumId w:val="991"/>
+    <w:abstractNumId w:val="99411"/>
+    <w:lvlOverride w:ilvl="0">
+      <w:startOverride w:val="1"/>
+    </w:lvlOverride>
+    <w:lvlOverride w:ilvl="1">
+      <w:startOverride w:val="1"/>
+    </w:lvlOverride>
+    <w:lvlOverride w:ilvl="2">
+      <w:startOverride w:val="1"/>
+    </w:lvlOverride>
+    <w:lvlOverride w:ilvl="3">
+      <w:startOverride w:val="1"/>
+    </w:lvlOverride>
+    <w:lvlOverride w:ilvl="4">
+      <w:startOverride w:val="1"/>
+    </w:lvlOverride>
+    <w:lvlOverride w:ilvl="5">
+      <w:startOverride w:val="1"/>
+    </w:lvlOverride>
+    <w:lvlOverride w:ilvl="6">
+      <w:startOverride w:val="1"/>
+    </w:lvlOverride>
+    <w:lvlOverride w:ilvl="7">
+      <w:startOverride w:val="1"/>
+    </w:lvlOverride>
+    <w:lvlOverride w:ilvl="8">
+      <w:startOverride w:val="1"/>
+    </w:lvlOverride>
   </w:num>
   <w:num w:numId="1099">
     <w:abstractNumId w:val="991"/>
@@ -16812,6 +21307,102 @@
     <w:abstractNumId w:val="991"/>
   </w:num>
   <w:num w:numId="1112">
+    <w:abstractNumId w:val="991"/>
+  </w:num>
+  <w:num w:numId="1113">
+    <w:abstractNumId w:val="991"/>
+  </w:num>
+  <w:num w:numId="1114">
+    <w:abstractNumId w:val="991"/>
+  </w:num>
+  <w:num w:numId="1115">
+    <w:abstractNumId w:val="991"/>
+  </w:num>
+  <w:num w:numId="1116">
+    <w:abstractNumId w:val="991"/>
+  </w:num>
+  <w:num w:numId="1117">
+    <w:abstractNumId w:val="991"/>
+  </w:num>
+  <w:num w:numId="1118">
+    <w:abstractNumId w:val="991"/>
+  </w:num>
+  <w:num w:numId="1119">
+    <w:abstractNumId w:val="991"/>
+  </w:num>
+  <w:num w:numId="1120">
+    <w:abstractNumId w:val="991"/>
+  </w:num>
+  <w:num w:numId="1121">
+    <w:abstractNumId w:val="991"/>
+  </w:num>
+  <w:num w:numId="1122">
+    <w:abstractNumId w:val="991"/>
+  </w:num>
+  <w:num w:numId="1123">
+    <w:abstractNumId w:val="991"/>
+  </w:num>
+  <w:num w:numId="1124">
+    <w:abstractNumId w:val="991"/>
+  </w:num>
+  <w:num w:numId="1125">
+    <w:abstractNumId w:val="991"/>
+  </w:num>
+  <w:num w:numId="1126">
+    <w:abstractNumId w:val="991"/>
+  </w:num>
+  <w:num w:numId="1127">
+    <w:abstractNumId w:val="991"/>
+  </w:num>
+  <w:num w:numId="1128">
+    <w:abstractNumId w:val="991"/>
+  </w:num>
+  <w:num w:numId="1129">
+    <w:abstractNumId w:val="991"/>
+  </w:num>
+  <w:num w:numId="1130">
+    <w:abstractNumId w:val="991"/>
+  </w:num>
+  <w:num w:numId="1131">
+    <w:abstractNumId w:val="991"/>
+  </w:num>
+  <w:num w:numId="1132">
+    <w:abstractNumId w:val="991"/>
+  </w:num>
+  <w:num w:numId="1133">
+    <w:abstractNumId w:val="991"/>
+  </w:num>
+  <w:num w:numId="1134">
+    <w:abstractNumId w:val="991"/>
+  </w:num>
+  <w:num w:numId="1135">
+    <w:abstractNumId w:val="991"/>
+  </w:num>
+  <w:num w:numId="1136">
+    <w:abstractNumId w:val="991"/>
+  </w:num>
+  <w:num w:numId="1137">
+    <w:abstractNumId w:val="991"/>
+  </w:num>
+  <w:num w:numId="1138">
+    <w:abstractNumId w:val="991"/>
+  </w:num>
+  <w:num w:numId="1139">
+    <w:abstractNumId w:val="991"/>
+  </w:num>
+  <w:num w:numId="1140">
+    <w:abstractNumId w:val="991"/>
+  </w:num>
+  <w:num w:numId="1141">
+    <w:abstractNumId w:val="991"/>
+  </w:num>
+  <w:num w:numId="1142">
+    <w:abstractNumId w:val="991"/>
+  </w:num>
+  <w:num w:numId="1143">
+    <w:abstractNumId w:val="991"/>
+  </w:num>
+  <w:num w:numId="1144">
     <w:abstractNumId w:val="991"/>
   </w:num>
 </w:numbering>

--- a/docs/artifacts/spec-documents/08-system-verification-report.docx
+++ b/docs/artifacts/spec-documents/08-system-verification-report.docx
@@ -316,7 +316,7 @@
               <w:jc w:val="left"/>
             </w:pPr>
             <w:r>
-              <w:t xml:space="preserve">2026-10-01T05:09:49Z</w:t>
+              <w:t xml:space="preserve">2026-10-01T13:26:59Z</w:t>
             </w:r>
           </w:p>
         </w:tc>
@@ -19784,7 +19784,7 @@
           <w:i/>
           <w:iCs/>
         </w:rPr>
-        <w:t xml:space="preserve">Generated: 2026-10-01T05:09:49Z — auto-generated from the machine-verifiable corpus. Regenerate with</w:t>
+        <w:t xml:space="preserve">Generated: 2026-10-01T13:26:59Z — auto-generated from the machine-verifiable corpus. Regenerate with</w:t>
       </w:r>
       <w:r>
         <w:rPr>

--- a/docs/artifacts/spec-documents/08-system-verification-report.docx
+++ b/docs/artifacts/spec-documents/08-system-verification-report.docx
@@ -316,7 +316,7 @@
               <w:jc w:val="left"/>
             </w:pPr>
             <w:r>
-              <w:t xml:space="preserve">2026-10-01T13:26:59Z</w:t>
+              <w:t xml:space="preserve">2026-10-01T16:36:58Z</w:t>
             </w:r>
           </w:p>
         </w:tc>
@@ -19784,7 +19784,7 @@
           <w:i/>
           <w:iCs/>
         </w:rPr>
-        <w:t xml:space="preserve">Generated: 2026-10-01T13:26:59Z — auto-generated from the machine-verifiable corpus. Regenerate with</w:t>
+        <w:t xml:space="preserve">Generated: 2026-10-01T16:36:58Z — auto-generated from the machine-verifiable corpus. Regenerate with</w:t>
       </w:r>
       <w:r>
         <w:rPr>

--- a/docs/artifacts/spec-documents/08-system-verification-report.docx
+++ b/docs/artifacts/spec-documents/08-system-verification-report.docx
@@ -316,7 +316,7 @@
               <w:jc w:val="left"/>
             </w:pPr>
             <w:r>
-              <w:t xml:space="preserve">2026-10-01T16:36:58Z</w:t>
+              <w:t xml:space="preserve">2026-10-01T19:25:12Z</w:t>
             </w:r>
           </w:p>
         </w:tc>
@@ -19784,7 +19784,7 @@
           <w:i/>
           <w:iCs/>
         </w:rPr>
-        <w:t xml:space="preserve">Generated: 2026-10-01T16:36:58Z — auto-generated from the machine-verifiable corpus. Regenerate with</w:t>
+        <w:t xml:space="preserve">Generated: 2026-10-01T19:25:12Z — auto-generated from the machine-verifiable corpus. Regenerate with</w:t>
       </w:r>
       <w:r>
         <w:rPr>

--- a/docs/artifacts/spec-documents/08-system-verification-report.docx
+++ b/docs/artifacts/spec-documents/08-system-verification-report.docx
@@ -23,7 +23,7 @@
         <w:pStyle w:val="Date"/>
       </w:pPr>
       <w:r>
-        <w:t xml:space="preserve">2026-10-01</w:t>
+        <w:t xml:space="preserve">2026-10-02</w:t>
       </w:r>
     </w:p>
     <w:sdt>
@@ -316,7 +316,7 @@
               <w:jc w:val="left"/>
             </w:pPr>
             <w:r>
-              <w:t xml:space="preserve">2026-10-01T19:25:12Z</w:t>
+              <w:t xml:space="preserve">2026-10-02T01:21:37Z</w:t>
             </w:r>
           </w:p>
         </w:tc>
@@ -19784,7 +19784,7 @@
           <w:i/>
           <w:iCs/>
         </w:rPr>
-        <w:t xml:space="preserve">Generated: 2026-10-01T19:25:12Z — auto-generated from the machine-verifiable corpus. Regenerate with</w:t>
+        <w:t xml:space="preserve">Generated: 2026-10-02T01:21:37Z — auto-generated from the machine-verifiable corpus. Regenerate with</w:t>
       </w:r>
       <w:r>
         <w:rPr>

--- a/docs/artifacts/spec-documents/08-system-verification-report.docx
+++ b/docs/artifacts/spec-documents/08-system-verification-report.docx
@@ -23,7 +23,7 @@
         <w:pStyle w:val="Date"/>
       </w:pPr>
       <w:r>
-        <w:t xml:space="preserve">2026-10-02</w:t>
+        <w:t xml:space="preserve">2026-10-03</w:t>
       </w:r>
     </w:p>
     <w:sdt>
@@ -316,7 +316,7 @@
               <w:jc w:val="left"/>
             </w:pPr>
             <w:r>
-              <w:t xml:space="preserve">2026-10-02T01:21:37Z</w:t>
+              <w:t xml:space="preserve">2026-10-03T11:20:05Z</w:t>
             </w:r>
           </w:p>
         </w:tc>
@@ -19784,7 +19784,7 @@
           <w:i/>
           <w:iCs/>
         </w:rPr>
-        <w:t xml:space="preserve">Generated: 2026-10-02T01:21:37Z — auto-generated from the machine-verifiable corpus. Regenerate with</w:t>
+        <w:t xml:space="preserve">Generated: 2026-10-03T11:20:05Z — auto-generated from the machine-verifiable corpus. Regenerate with</w:t>
       </w:r>
       <w:r>
         <w:rPr>

--- a/docs/artifacts/spec-documents/08-system-verification-report.docx
+++ b/docs/artifacts/spec-documents/08-system-verification-report.docx
@@ -23,7 +23,7 @@
         <w:pStyle w:val="Date"/>
       </w:pPr>
       <w:r>
-        <w:t xml:space="preserve">2026-10-03</w:t>
+        <w:t xml:space="preserve">2026-10-04</w:t>
       </w:r>
     </w:p>
     <w:sdt>
@@ -316,7 +316,7 @@
               <w:jc w:val="left"/>
             </w:pPr>
             <w:r>
-              <w:t xml:space="preserve">2026-10-03T11:20:05Z</w:t>
+              <w:t xml:space="preserve">2026-10-04T00:17:01Z</w:t>
             </w:r>
           </w:p>
         </w:tc>
@@ -19784,7 +19784,7 @@
           <w:i/>
           <w:iCs/>
         </w:rPr>
-        <w:t xml:space="preserve">Generated: 2026-10-03T11:20:05Z — auto-generated from the machine-verifiable corpus. Regenerate with</w:t>
+        <w:t xml:space="preserve">Generated: 2026-10-04T00:17:01Z — auto-generated from the machine-verifiable corpus. Regenerate with</w:t>
       </w:r>
       <w:r>
         <w:rPr>
